--- a/docs/testing/TA9-STD.docx
+++ b/docs/testing/TA9-STD.docx
@@ -9223,6 +9223,47 @@
         <w:t xml:space="preserve">7. Automated test case catalog</w:t>
       </w:r>
       <w:bookmarkEnd w:id="15"/>
+    </w:p>
+    <w:p>
+      <w:pPr>
+        <w:spacing w:after="120"/>
+      </w:pPr>
+      <w:r>
+        <w:rPr>
+          <w:rFonts w:ascii="Calibri" w:cs="Calibri" w:eastAsia="Calibri" w:hAnsi="Calibri"/>
+        </w:rPr>
+        <w:t xml:space="preserve">Section-specific subsets of this catalog, with the same IDs, appear in the topic documents: </w:t>
+      </w:r>
+      <w:r>
+        <w:rPr>
+          <w:rFonts w:ascii="Consolas" w:cs="Consolas" w:eastAsia="Consolas" w:hAnsi="Consolas"/>
+          <w:color w:val="5B2C6F"/>
+          <w:sz w:val="19"/>
+          <w:szCs w:val="19"/>
+        </w:rPr>
+        <w:t xml:space="preserve">docs/concurrency/TA9-Concurrency-Performance.docx</w:t>
+      </w:r>
+      <w:r>
+        <w:rPr>
+          <w:rFonts w:ascii="Calibri" w:cs="Calibri" w:eastAsia="Calibri" w:hAnsi="Calibri"/>
+        </w:rPr>
+        <w:t xml:space="preserve"> (§4 Concurrency &amp; Performance, chapter 7) and </w:t>
+      </w:r>
+      <w:r>
+        <w:rPr>
+          <w:rFonts w:ascii="Consolas" w:cs="Consolas" w:eastAsia="Consolas" w:hAnsi="Consolas"/>
+          <w:color w:val="5B2C6F"/>
+          <w:sz w:val="19"/>
+          <w:szCs w:val="19"/>
+        </w:rPr>
+        <w:t xml:space="preserve">docs/websocket/TA9-WebSocket-Behavior.docx</w:t>
+      </w:r>
+      <w:r>
+        <w:rPr>
+          <w:rFonts w:ascii="Calibri" w:cs="Calibri" w:eastAsia="Calibri" w:hAnsi="Calibri"/>
+        </w:rPr>
+        <w:t xml:space="preserve"> (WebSocket disconnect/reconnect, chapter 5).</w:t>
+      </w:r>
     </w:p>
     <w:p>
       <w:pPr>

--- a/docs/testing/TA9-STD.docx
+++ b/docs/testing/TA9-STD.docx
@@ -282,7 +282,7 @@
                 <w:sz w:val="18"/>
                 <w:szCs w:val="18"/>
               </w:rPr>
-              <w:t xml:space="preserve">275 test methods → </w:t>
+              <w:t xml:space="preserve">278 test methods → </w:t>
             </w:r>
             <w:r>
               <w:rPr>
@@ -292,7 +292,7 @@
                 <w:sz w:val="18"/>
                 <w:szCs w:val="18"/>
               </w:rPr>
-              <w:t xml:space="preserve">404 executions</w:t>
+              <w:t xml:space="preserve">407 executions</w:t>
             </w:r>
             <w:r>
               <w:rPr>
@@ -1669,36 +1669,36 @@
         </w:p>
         <w:p>
           <w:pPr>
+            <w:pStyle w:val="TOC3"/>
+            <w:tabs>
+              <w:tab w:val="right" w:pos="9638" w:leader="dot"/>
+            </w:tabs>
+          </w:pPr>
+          <w:hyperlink w:history="1" w:anchor="_Toc57">
+            <w:r>
+              <w:t xml:space="preserve">MongoUnavailableTests</w:t>
+            </w:r>
+            <w:r>
+              <w:tab/>
+            </w:r>
+            <w:r>
+              <w:fldChar w:fldCharType="begin" w:dirty="true"/>
+              <w:instrText xml:space="preserve">PAGEREF _Toc57 \h</w:instrText>
+              <w:fldChar w:fldCharType="separate"/>
+              <w:fldChar w:fldCharType="end"/>
+            </w:r>
+          </w:hyperlink>
+        </w:p>
+        <w:p>
+          <w:pPr>
             <w:pStyle w:val="TOC2"/>
             <w:tabs>
               <w:tab w:val="right" w:pos="9638" w:leader="dot"/>
             </w:tabs>
           </w:pPr>
-          <w:hyperlink w:history="1" w:anchor="_Toc57">
+          <w:hyperlink w:history="1" w:anchor="_Toc58">
             <w:r>
               <w:t xml:space="preserve">7.4 Audit Service (Ta9.AuditService.Tests)</w:t>
-            </w:r>
-            <w:r>
-              <w:tab/>
-            </w:r>
-            <w:r>
-              <w:fldChar w:fldCharType="begin" w:dirty="true"/>
-              <w:instrText xml:space="preserve">PAGEREF _Toc57 \h</w:instrText>
-              <w:fldChar w:fldCharType="separate"/>
-              <w:fldChar w:fldCharType="end"/>
-            </w:r>
-          </w:hyperlink>
-        </w:p>
-        <w:p>
-          <w:pPr>
-            <w:pStyle w:val="TOC3"/>
-            <w:tabs>
-              <w:tab w:val="right" w:pos="9638" w:leader="dot"/>
-            </w:tabs>
-          </w:pPr>
-          <w:hyperlink w:history="1" w:anchor="_Toc58">
-            <w:r>
-              <w:t xml:space="preserve">AuditApiTests</w:t>
             </w:r>
             <w:r>
               <w:tab/>
@@ -1720,7 +1720,7 @@
           </w:pPr>
           <w:hyperlink w:history="1" w:anchor="_Toc59">
             <w:r>
-              <w:t xml:space="preserve">JobAuditRequestValidatorTests</w:t>
+              <w:t xml:space="preserve">AuditApiTests</w:t>
             </w:r>
             <w:r>
               <w:tab/>
@@ -1742,7 +1742,7 @@
           </w:pPr>
           <w:hyperlink w:history="1" w:anchor="_Toc60">
             <w:r>
-              <w:t xml:space="preserve">AuditRepositoryContract</w:t>
+              <w:t xml:space="preserve">JobAuditRequestValidatorTests</w:t>
             </w:r>
             <w:r>
               <w:tab/>
@@ -1750,6 +1750,28 @@
             <w:r>
               <w:fldChar w:fldCharType="begin" w:dirty="true"/>
               <w:instrText xml:space="preserve">PAGEREF _Toc60 \h</w:instrText>
+              <w:fldChar w:fldCharType="separate"/>
+              <w:fldChar w:fldCharType="end"/>
+            </w:r>
+          </w:hyperlink>
+        </w:p>
+        <w:p>
+          <w:pPr>
+            <w:pStyle w:val="TOC3"/>
+            <w:tabs>
+              <w:tab w:val="right" w:pos="9638" w:leader="dot"/>
+            </w:tabs>
+          </w:pPr>
+          <w:hyperlink w:history="1" w:anchor="_Toc61">
+            <w:r>
+              <w:t xml:space="preserve">AuditRepositoryContract</w:t>
+            </w:r>
+            <w:r>
+              <w:tab/>
+            </w:r>
+            <w:r>
+              <w:fldChar w:fldCharType="begin" w:dirty="true"/>
+              <w:instrText xml:space="preserve">PAGEREF _Toc61 \h</w:instrText>
               <w:fldChar w:fldCharType="separate"/>
               <w:fldChar w:fldCharType="end"/>
             </w:r>
@@ -1762,7 +1784,7 @@
               <w:tab w:val="right" w:pos="9638" w:leader="dot"/>
             </w:tabs>
           </w:pPr>
-          <w:hyperlink w:history="1" w:anchor="_Toc61">
+          <w:hyperlink w:history="1" w:anchor="_Toc62">
             <w:r>
               <w:t xml:space="preserve">7.5 Cross-service integration (Ta9.IntegrationTests)</w:t>
             </w:r>
@@ -1771,7 +1793,7 @@
             </w:r>
             <w:r>
               <w:fldChar w:fldCharType="begin" w:dirty="true"/>
-              <w:instrText xml:space="preserve">PAGEREF _Toc61 \h</w:instrText>
+              <w:instrText xml:space="preserve">PAGEREF _Toc62 \h</w:instrText>
               <w:fldChar w:fldCharType="separate"/>
               <w:fldChar w:fldCharType="end"/>
             </w:r>
@@ -1784,31 +1806,9 @@
               <w:tab w:val="right" w:pos="9638" w:leader="dot"/>
             </w:tabs>
           </w:pPr>
-          <w:hyperlink w:history="1" w:anchor="_Toc62">
+          <w:hyperlink w:history="1" w:anchor="_Toc63">
             <w:r>
               <w:t xml:space="preserve">EndToEndTests</w:t>
-            </w:r>
-            <w:r>
-              <w:tab/>
-            </w:r>
-            <w:r>
-              <w:fldChar w:fldCharType="begin" w:dirty="true"/>
-              <w:instrText xml:space="preserve">PAGEREF _Toc62 \h</w:instrText>
-              <w:fldChar w:fldCharType="separate"/>
-              <w:fldChar w:fldCharType="end"/>
-            </w:r>
-          </w:hyperlink>
-        </w:p>
-        <w:p>
-          <w:pPr>
-            <w:pStyle w:val="TOC1"/>
-            <w:tabs>
-              <w:tab w:val="right" w:pos="9638" w:leader="dot"/>
-            </w:tabs>
-          </w:pPr>
-          <w:hyperlink w:history="1" w:anchor="_Toc63">
-            <w:r>
-              <w:t xml:space="preserve">8. Manual and system test procedures</w:t>
             </w:r>
             <w:r>
               <w:tab/>
@@ -1830,7 +1830,7 @@
           </w:pPr>
           <w:hyperlink w:history="1" w:anchor="_Toc64">
             <w:r>
-              <w:t xml:space="preserve">9. Defects found by testing</w:t>
+              <w:t xml:space="preserve">8. Manual and system test procedures</w:t>
             </w:r>
             <w:r>
               <w:tab/>
@@ -1852,7 +1852,7 @@
           </w:pPr>
           <w:hyperlink w:history="1" w:anchor="_Toc65">
             <w:r>
-              <w:t xml:space="preserve">10. Risks and limitations of the test approach</w:t>
+              <w:t xml:space="preserve">9. Defects found by testing</w:t>
             </w:r>
             <w:r>
               <w:tab/>
@@ -1860,6 +1860,28 @@
             <w:r>
               <w:fldChar w:fldCharType="begin" w:dirty="true"/>
               <w:instrText xml:space="preserve">PAGEREF _Toc65 \h</w:instrText>
+              <w:fldChar w:fldCharType="separate"/>
+              <w:fldChar w:fldCharType="end"/>
+            </w:r>
+          </w:hyperlink>
+        </w:p>
+        <w:p>
+          <w:pPr>
+            <w:pStyle w:val="TOC1"/>
+            <w:tabs>
+              <w:tab w:val="right" w:pos="9638" w:leader="dot"/>
+            </w:tabs>
+          </w:pPr>
+          <w:hyperlink w:history="1" w:anchor="_Toc66">
+            <w:r>
+              <w:t xml:space="preserve">10. Risks and limitations of the test approach</w:t>
+            </w:r>
+            <w:r>
+              <w:tab/>
+            </w:r>
+            <w:r>
+              <w:fldChar w:fldCharType="begin" w:dirty="true"/>
+              <w:instrText xml:space="preserve">PAGEREF _Toc66 \h</w:instrText>
               <w:fldChar w:fldCharType="separate"/>
               <w:fldChar w:fldCharType="end"/>
             </w:r>
@@ -5222,7 +5244,7 @@
                 <w:sz w:val="18"/>
                 <w:szCs w:val="18"/>
               </w:rPr>
-              <w:t xml:space="preserve">19</w:t>
+              <w:t xml:space="preserve">20</w:t>
             </w:r>
           </w:p>
         </w:tc>
@@ -5249,7 +5271,7 @@
                 <w:sz w:val="18"/>
                 <w:szCs w:val="18"/>
               </w:rPr>
-              <w:t xml:space="preserve">142</w:t>
+              <w:t xml:space="preserve">145</w:t>
             </w:r>
           </w:p>
         </w:tc>
@@ -5276,7 +5298,7 @@
                 <w:sz w:val="18"/>
                 <w:szCs w:val="18"/>
               </w:rPr>
-              <w:t xml:space="preserve">231</w:t>
+              <w:t xml:space="preserve">234</w:t>
             </w:r>
           </w:p>
         </w:tc>
@@ -5556,7 +5578,7 @@
                 <w:sz w:val="18"/>
                 <w:szCs w:val="18"/>
               </w:rPr>
-              <w:t xml:space="preserve">42</w:t>
+              <w:t xml:space="preserve">43</w:t>
             </w:r>
           </w:p>
         </w:tc>
@@ -5585,7 +5607,7 @@
                 <w:sz w:val="18"/>
                 <w:szCs w:val="18"/>
               </w:rPr>
-              <w:t xml:space="preserve">275</w:t>
+              <w:t xml:space="preserve">278</w:t>
             </w:r>
           </w:p>
         </w:tc>
@@ -5614,7 +5636,7 @@
                 <w:sz w:val="18"/>
                 <w:szCs w:val="18"/>
               </w:rPr>
-              <w:t xml:space="preserve">404</w:t>
+              <w:t xml:space="preserve">407</w:t>
             </w:r>
           </w:p>
         </w:tc>
@@ -5797,7 +5819,24 @@
                 <w:sz w:val="18"/>
                 <w:szCs w:val="18"/>
               </w:rPr>
-              <w:t xml:space="preserve"> (≈ 34 s)</w:t>
+              <w:t xml:space="preserve"> (≈ 34 s) — before the 3 </w:t>
+            </w:r>
+            <w:r>
+              <w:rPr>
+                <w:rFonts w:ascii="Consolas" w:cs="Consolas" w:eastAsia="Consolas" w:hAnsi="Consolas"/>
+                <w:color w:val="5B2C6F"/>
+                <w:sz w:val="16"/>
+                <w:szCs w:val="16"/>
+              </w:rPr>
+              <w:t xml:space="preserve">MongoUnavailableTests</w:t>
+            </w:r>
+            <w:r>
+              <w:rPr>
+                <w:rFonts w:ascii="Calibri" w:cs="Calibri" w:eastAsia="Calibri" w:hAnsi="Calibri"/>
+                <w:sz w:val="18"/>
+                <w:szCs w:val="18"/>
+              </w:rPr>
+              <w:t xml:space="preserve"> were added; re-run pending</w:t>
             </w:r>
           </w:p>
         </w:tc>
@@ -36741,7 +36780,22 @@
         <w:rPr>
           <w:rFonts w:ascii="Calibri" w:cs="Calibri" w:eastAsia="Calibri" w:hAnsi="Calibri"/>
         </w:rPr>
-        <w:t xml:space="preserve">Storage timeout surfaces as a retryable 503 ProblemDetails.</w:t>
+        <w:t xml:space="preserve">A storage-neutral </w:t>
+      </w:r>
+      <w:r>
+        <w:rPr>
+          <w:rFonts w:ascii="Consolas" w:cs="Consolas" w:eastAsia="Consolas" w:hAnsi="Consolas"/>
+          <w:color w:val="5B2C6F"/>
+          <w:sz w:val="19"/>
+          <w:szCs w:val="19"/>
+        </w:rPr>
+        <w:t xml:space="preserve">StorageUnavailableException</w:t>
+      </w:r>
+      <w:r>
+        <w:rPr>
+          <w:rFonts w:ascii="Calibri" w:cs="Calibri" w:eastAsia="Calibri" w:hAnsi="Calibri"/>
+        </w:rPr>
+        <w:t xml:space="preserve"> surfaces as a retryable 503 ProblemDetails (the API does not reference MongoDB types).</w:t>
       </w:r>
     </w:p>
     <w:tbl>
@@ -37620,29 +37674,468 @@
     </w:p>
     <w:p>
       <w:pPr>
-        <w:pStyle w:val="Heading2"/>
+        <w:pStyle w:val="Heading3"/>
       </w:pPr>
       <w:bookmarkStart w:name="_Toc57" w:id="57"/>
       <w:r>
         <w:rPr>
           <w:rFonts w:ascii="Calibri" w:cs="Calibri" w:eastAsia="Calibri" w:hAnsi="Calibri"/>
         </w:rPr>
-        <w:t xml:space="preserve">7.4 Audit Service (Ta9.AuditService.Tests)</w:t>
+        <w:t xml:space="preserve">MongoUnavailableTests</w:t>
       </w:r>
       <w:bookmarkEnd w:id="57"/>
     </w:p>
     <w:p>
       <w:pPr>
-        <w:pStyle w:val="Heading3"/>
+        <w:spacing w:after="120"/>
+      </w:pPr>
+      <w:r>
+        <w:rPr>
+          <w:rFonts w:ascii="Calibri" w:cs="Calibri" w:eastAsia="Calibri" w:hAnsi="Calibri"/>
+          <w:b/>
+          <w:bCs/>
+        </w:rPr>
+        <w:t xml:space="preserve">Level:</w:t>
+      </w:r>
+      <w:r>
+        <w:rPr>
+          <w:rFonts w:ascii="Calibri" w:cs="Calibri" w:eastAsia="Calibri" w:hAnsi="Calibri"/>
+        </w:rPr>
+        <w:t xml:space="preserve"> Unit · </w:t>
+      </w:r>
+      <w:r>
+        <w:rPr>
+          <w:rFonts w:ascii="Calibri" w:cs="Calibri" w:eastAsia="Calibri" w:hAnsi="Calibri"/>
+          <w:b/>
+          <w:bCs/>
+        </w:rPr>
+        <w:t xml:space="preserve">Under test:</w:t>
+      </w:r>
+      <w:r>
+        <w:rPr>
+          <w:rFonts w:ascii="Calibri" w:cs="Calibri" w:eastAsia="Calibri" w:hAnsi="Calibri"/>
+        </w:rPr>
+        <w:t xml:space="preserve"> MongoJobRepository, MongoJobDocumentRepository (MongoGuard)</w:t>
+      </w:r>
+    </w:p>
+    <w:p>
+      <w:pPr>
+        <w:spacing w:after="120"/>
+      </w:pPr>
+      <w:r>
+        <w:rPr>
+          <w:rFonts w:ascii="Calibri" w:cs="Calibri" w:eastAsia="Calibri" w:hAnsi="Calibri"/>
+        </w:rPr>
+        <w:t xml:space="preserve">An unreachable MongoDB (closed port, 300 ms server-selection timeout, no Docker) is translated to </w:t>
+      </w:r>
+      <w:r>
+        <w:rPr>
+          <w:rFonts w:ascii="Consolas" w:cs="Consolas" w:eastAsia="Consolas" w:hAnsi="Consolas"/>
+          <w:color w:val="5B2C6F"/>
+          <w:sz w:val="19"/>
+          <w:szCs w:val="19"/>
+        </w:rPr>
+        <w:t xml:space="preserve">StorageUnavailableException</w:t>
+      </w:r>
+      <w:r>
+        <w:rPr>
+          <w:rFonts w:ascii="Calibri" w:cs="Calibri" w:eastAsia="Calibri" w:hAnsi="Calibri"/>
+        </w:rPr>
+        <w:t xml:space="preserve">.</w:t>
+      </w:r>
+    </w:p>
+    <w:tbl>
+      <w:tblPr>
+        <w:tblW w:type="dxa" w:w="9638"/>
+        <w:tblBorders>
+          <w:top w:val="single" w:color="auto" w:sz="4"/>
+          <w:left w:val="single" w:color="auto" w:sz="4"/>
+          <w:bottom w:val="single" w:color="auto" w:sz="4"/>
+          <w:right w:val="single" w:color="auto" w:sz="4"/>
+          <w:insideH w:val="single" w:color="auto" w:sz="4"/>
+          <w:insideV w:val="single" w:color="auto" w:sz="4"/>
+        </w:tblBorders>
+      </w:tblPr>
+      <w:tblGrid>
+        <w:gridCol w:w="1606"/>
+        <w:gridCol w:w="6425"/>
+        <w:gridCol w:w="1607"/>
+      </w:tblGrid>
+      <w:tr>
+        <w:trPr>
+          <w:tblHeader/>
+        </w:trPr>
+        <w:tc>
+          <w:tcPr>
+            <w:tcW w:type="dxa" w:w="1606"/>
+            <w:tcBorders>
+              <w:top w:val="single" w:color="BFBFBF" w:sz="4"/>
+              <w:left w:val="single" w:color="BFBFBF" w:sz="4"/>
+              <w:bottom w:val="single" w:color="BFBFBF" w:sz="4"/>
+              <w:right w:val="single" w:color="BFBFBF" w:sz="4"/>
+            </w:tcBorders>
+            <w:shd w:fill="DCE6F2" w:color="auto" w:val="clear"/>
+            <w:tcMar>
+              <w:top w:type="dxa" w:w="60"/>
+              <w:left w:type="dxa" w:w="100"/>
+              <w:bottom w:type="dxa" w:w="60"/>
+              <w:right w:type="dxa" w:w="100"/>
+            </w:tcMar>
+          </w:tcPr>
+          <w:p>
+            <w:r>
+              <w:rPr>
+                <w:rFonts w:ascii="Calibri" w:cs="Calibri" w:eastAsia="Calibri" w:hAnsi="Calibri"/>
+                <w:b/>
+                <w:bCs/>
+                <w:sz w:val="18"/>
+                <w:szCs w:val="18"/>
+              </w:rPr>
+              <w:t xml:space="preserve">ID</w:t>
+            </w:r>
+          </w:p>
+        </w:tc>
+        <w:tc>
+          <w:tcPr>
+            <w:tcW w:type="dxa" w:w="6425"/>
+            <w:tcBorders>
+              <w:top w:val="single" w:color="BFBFBF" w:sz="4"/>
+              <w:left w:val="single" w:color="BFBFBF" w:sz="4"/>
+              <w:bottom w:val="single" w:color="BFBFBF" w:sz="4"/>
+              <w:right w:val="single" w:color="BFBFBF" w:sz="4"/>
+            </w:tcBorders>
+            <w:shd w:fill="DCE6F2" w:color="auto" w:val="clear"/>
+            <w:tcMar>
+              <w:top w:type="dxa" w:w="60"/>
+              <w:left w:type="dxa" w:w="100"/>
+              <w:bottom w:type="dxa" w:w="60"/>
+              <w:right w:type="dxa" w:w="100"/>
+            </w:tcMar>
+          </w:tcPr>
+          <w:p>
+            <w:r>
+              <w:rPr>
+                <w:rFonts w:ascii="Calibri" w:cs="Calibri" w:eastAsia="Calibri" w:hAnsi="Calibri"/>
+                <w:b/>
+                <w:bCs/>
+                <w:sz w:val="18"/>
+                <w:szCs w:val="18"/>
+              </w:rPr>
+              <w:t xml:space="preserve">Test case</w:t>
+            </w:r>
+          </w:p>
+        </w:tc>
+        <w:tc>
+          <w:tcPr>
+            <w:tcW w:type="dxa" w:w="1607"/>
+            <w:tcBorders>
+              <w:top w:val="single" w:color="BFBFBF" w:sz="4"/>
+              <w:left w:val="single" w:color="BFBFBF" w:sz="4"/>
+              <w:bottom w:val="single" w:color="BFBFBF" w:sz="4"/>
+              <w:right w:val="single" w:color="BFBFBF" w:sz="4"/>
+            </w:tcBorders>
+            <w:shd w:fill="DCE6F2" w:color="auto" w:val="clear"/>
+            <w:tcMar>
+              <w:top w:type="dxa" w:w="60"/>
+              <w:left w:type="dxa" w:w="100"/>
+              <w:bottom w:type="dxa" w:w="60"/>
+              <w:right w:type="dxa" w:w="100"/>
+            </w:tcMar>
+          </w:tcPr>
+          <w:p>
+            <w:r>
+              <w:rPr>
+                <w:rFonts w:ascii="Calibri" w:cs="Calibri" w:eastAsia="Calibri" w:hAnsi="Calibri"/>
+                <w:b/>
+                <w:bCs/>
+                <w:sz w:val="18"/>
+                <w:szCs w:val="18"/>
+              </w:rPr>
+              <w:t xml:space="preserve">Kind</w:t>
+            </w:r>
+          </w:p>
+        </w:tc>
+      </w:tr>
+      <w:tr>
+        <w:tc>
+          <w:tcPr>
+            <w:tcW w:type="dxa" w:w="1606"/>
+            <w:tcBorders>
+              <w:top w:val="single" w:color="BFBFBF" w:sz="4"/>
+              <w:left w:val="single" w:color="BFBFBF" w:sz="4"/>
+              <w:bottom w:val="single" w:color="BFBFBF" w:sz="4"/>
+              <w:right w:val="single" w:color="BFBFBF" w:sz="4"/>
+            </w:tcBorders>
+            <w:tcMar>
+              <w:top w:type="dxa" w:w="60"/>
+              <w:left w:type="dxa" w:w="100"/>
+              <w:bottom w:type="dxa" w:w="60"/>
+              <w:right w:type="dxa" w:w="100"/>
+            </w:tcMar>
+          </w:tcPr>
+          <w:p>
+            <w:r>
+              <w:rPr>
+                <w:rFonts w:ascii="Calibri" w:cs="Calibri" w:eastAsia="Calibri" w:hAnsi="Calibri"/>
+                <w:sz w:val="18"/>
+                <w:szCs w:val="18"/>
+              </w:rPr>
+              <w:t xml:space="preserve">JS-143</w:t>
+            </w:r>
+          </w:p>
+        </w:tc>
+        <w:tc>
+          <w:tcPr>
+            <w:tcW w:type="dxa" w:w="6425"/>
+            <w:tcBorders>
+              <w:top w:val="single" w:color="BFBFBF" w:sz="4"/>
+              <w:left w:val="single" w:color="BFBFBF" w:sz="4"/>
+              <w:bottom w:val="single" w:color="BFBFBF" w:sz="4"/>
+              <w:right w:val="single" w:color="BFBFBF" w:sz="4"/>
+            </w:tcBorders>
+            <w:tcMar>
+              <w:top w:type="dxa" w:w="60"/>
+              <w:left w:type="dxa" w:w="100"/>
+              <w:bottom w:type="dxa" w:w="60"/>
+              <w:right w:type="dxa" w:w="100"/>
+            </w:tcMar>
+          </w:tcPr>
+          <w:p>
+            <w:r>
+              <w:rPr>
+                <w:rFonts w:ascii="Calibri" w:cs="Calibri" w:eastAsia="Calibri" w:hAnsi="Calibri"/>
+                <w:sz w:val="18"/>
+                <w:szCs w:val="18"/>
+              </w:rPr>
+              <w:t xml:space="preserve">Job repository reads and writes report storage unavailable</w:t>
+            </w:r>
+          </w:p>
+        </w:tc>
+        <w:tc>
+          <w:tcPr>
+            <w:tcW w:type="dxa" w:w="1607"/>
+            <w:tcBorders>
+              <w:top w:val="single" w:color="BFBFBF" w:sz="4"/>
+              <w:left w:val="single" w:color="BFBFBF" w:sz="4"/>
+              <w:bottom w:val="single" w:color="BFBFBF" w:sz="4"/>
+              <w:right w:val="single" w:color="BFBFBF" w:sz="4"/>
+            </w:tcBorders>
+            <w:tcMar>
+              <w:top w:type="dxa" w:w="60"/>
+              <w:left w:type="dxa" w:w="100"/>
+              <w:bottom w:type="dxa" w:w="60"/>
+              <w:right w:type="dxa" w:w="100"/>
+            </w:tcMar>
+          </w:tcPr>
+          <w:p>
+            <w:r>
+              <w:rPr>
+                <w:rFonts w:ascii="Calibri" w:cs="Calibri" w:eastAsia="Calibri" w:hAnsi="Calibri"/>
+                <w:sz w:val="18"/>
+                <w:szCs w:val="18"/>
+              </w:rPr>
+              <w:t xml:space="preserve">Fact</w:t>
+            </w:r>
+          </w:p>
+        </w:tc>
+      </w:tr>
+      <w:tr>
+        <w:tc>
+          <w:tcPr>
+            <w:tcW w:type="dxa" w:w="1606"/>
+            <w:tcBorders>
+              <w:top w:val="single" w:color="BFBFBF" w:sz="4"/>
+              <w:left w:val="single" w:color="BFBFBF" w:sz="4"/>
+              <w:bottom w:val="single" w:color="BFBFBF" w:sz="4"/>
+              <w:right w:val="single" w:color="BFBFBF" w:sz="4"/>
+            </w:tcBorders>
+            <w:tcMar>
+              <w:top w:type="dxa" w:w="60"/>
+              <w:left w:type="dxa" w:w="100"/>
+              <w:bottom w:type="dxa" w:w="60"/>
+              <w:right w:type="dxa" w:w="100"/>
+            </w:tcMar>
+          </w:tcPr>
+          <w:p>
+            <w:r>
+              <w:rPr>
+                <w:rFonts w:ascii="Calibri" w:cs="Calibri" w:eastAsia="Calibri" w:hAnsi="Calibri"/>
+                <w:sz w:val="18"/>
+                <w:szCs w:val="18"/>
+              </w:rPr>
+              <w:t xml:space="preserve">JS-144</w:t>
+            </w:r>
+          </w:p>
+        </w:tc>
+        <w:tc>
+          <w:tcPr>
+            <w:tcW w:type="dxa" w:w="6425"/>
+            <w:tcBorders>
+              <w:top w:val="single" w:color="BFBFBF" w:sz="4"/>
+              <w:left w:val="single" w:color="BFBFBF" w:sz="4"/>
+              <w:bottom w:val="single" w:color="BFBFBF" w:sz="4"/>
+              <w:right w:val="single" w:color="BFBFBF" w:sz="4"/>
+            </w:tcBorders>
+            <w:tcMar>
+              <w:top w:type="dxa" w:w="60"/>
+              <w:left w:type="dxa" w:w="100"/>
+              <w:bottom w:type="dxa" w:w="60"/>
+              <w:right w:type="dxa" w:w="100"/>
+            </w:tcMar>
+          </w:tcPr>
+          <w:p>
+            <w:r>
+              <w:rPr>
+                <w:rFonts w:ascii="Calibri" w:cs="Calibri" w:eastAsia="Calibri" w:hAnsi="Calibri"/>
+                <w:sz w:val="18"/>
+                <w:szCs w:val="18"/>
+              </w:rPr>
+              <w:t xml:space="preserve">Failed update keeps the version token unchanged</w:t>
+            </w:r>
+          </w:p>
+        </w:tc>
+        <w:tc>
+          <w:tcPr>
+            <w:tcW w:type="dxa" w:w="1607"/>
+            <w:tcBorders>
+              <w:top w:val="single" w:color="BFBFBF" w:sz="4"/>
+              <w:left w:val="single" w:color="BFBFBF" w:sz="4"/>
+              <w:bottom w:val="single" w:color="BFBFBF" w:sz="4"/>
+              <w:right w:val="single" w:color="BFBFBF" w:sz="4"/>
+            </w:tcBorders>
+            <w:tcMar>
+              <w:top w:type="dxa" w:w="60"/>
+              <w:left w:type="dxa" w:w="100"/>
+              <w:bottom w:type="dxa" w:w="60"/>
+              <w:right w:type="dxa" w:w="100"/>
+            </w:tcMar>
+          </w:tcPr>
+          <w:p>
+            <w:r>
+              <w:rPr>
+                <w:rFonts w:ascii="Calibri" w:cs="Calibri" w:eastAsia="Calibri" w:hAnsi="Calibri"/>
+                <w:sz w:val="18"/>
+                <w:szCs w:val="18"/>
+              </w:rPr>
+              <w:t xml:space="preserve">Fact</w:t>
+            </w:r>
+          </w:p>
+        </w:tc>
+      </w:tr>
+      <w:tr>
+        <w:tc>
+          <w:tcPr>
+            <w:tcW w:type="dxa" w:w="1606"/>
+            <w:tcBorders>
+              <w:top w:val="single" w:color="BFBFBF" w:sz="4"/>
+              <w:left w:val="single" w:color="BFBFBF" w:sz="4"/>
+              <w:bottom w:val="single" w:color="BFBFBF" w:sz="4"/>
+              <w:right w:val="single" w:color="BFBFBF" w:sz="4"/>
+            </w:tcBorders>
+            <w:tcMar>
+              <w:top w:type="dxa" w:w="60"/>
+              <w:left w:type="dxa" w:w="100"/>
+              <w:bottom w:type="dxa" w:w="60"/>
+              <w:right w:type="dxa" w:w="100"/>
+            </w:tcMar>
+          </w:tcPr>
+          <w:p>
+            <w:r>
+              <w:rPr>
+                <w:rFonts w:ascii="Calibri" w:cs="Calibri" w:eastAsia="Calibri" w:hAnsi="Calibri"/>
+                <w:sz w:val="18"/>
+                <w:szCs w:val="18"/>
+              </w:rPr>
+              <w:t xml:space="preserve">JS-145</w:t>
+            </w:r>
+          </w:p>
+        </w:tc>
+        <w:tc>
+          <w:tcPr>
+            <w:tcW w:type="dxa" w:w="6425"/>
+            <w:tcBorders>
+              <w:top w:val="single" w:color="BFBFBF" w:sz="4"/>
+              <w:left w:val="single" w:color="BFBFBF" w:sz="4"/>
+              <w:bottom w:val="single" w:color="BFBFBF" w:sz="4"/>
+              <w:right w:val="single" w:color="BFBFBF" w:sz="4"/>
+            </w:tcBorders>
+            <w:tcMar>
+              <w:top w:type="dxa" w:w="60"/>
+              <w:left w:type="dxa" w:w="100"/>
+              <w:bottom w:type="dxa" w:w="60"/>
+              <w:right w:type="dxa" w:w="100"/>
+            </w:tcMar>
+          </w:tcPr>
+          <w:p>
+            <w:r>
+              <w:rPr>
+                <w:rFonts w:ascii="Calibri" w:cs="Calibri" w:eastAsia="Calibri" w:hAnsi="Calibri"/>
+                <w:sz w:val="18"/>
+                <w:szCs w:val="18"/>
+              </w:rPr>
+              <w:t xml:space="preserve">Document repository reports storage unavailable</w:t>
+            </w:r>
+          </w:p>
+        </w:tc>
+        <w:tc>
+          <w:tcPr>
+            <w:tcW w:type="dxa" w:w="1607"/>
+            <w:tcBorders>
+              <w:top w:val="single" w:color="BFBFBF" w:sz="4"/>
+              <w:left w:val="single" w:color="BFBFBF" w:sz="4"/>
+              <w:bottom w:val="single" w:color="BFBFBF" w:sz="4"/>
+              <w:right w:val="single" w:color="BFBFBF" w:sz="4"/>
+            </w:tcBorders>
+            <w:tcMar>
+              <w:top w:type="dxa" w:w="60"/>
+              <w:left w:type="dxa" w:w="100"/>
+              <w:bottom w:type="dxa" w:w="60"/>
+              <w:right w:type="dxa" w:w="100"/>
+            </w:tcMar>
+          </w:tcPr>
+          <w:p>
+            <w:r>
+              <w:rPr>
+                <w:rFonts w:ascii="Calibri" w:cs="Calibri" w:eastAsia="Calibri" w:hAnsi="Calibri"/>
+                <w:sz w:val="18"/>
+                <w:szCs w:val="18"/>
+              </w:rPr>
+              <w:t xml:space="preserve">Fact</w:t>
+            </w:r>
+          </w:p>
+        </w:tc>
+      </w:tr>
+    </w:tbl>
+    <w:p>
+      <w:pPr>
+        <w:spacing w:after="120"/>
+      </w:pPr>
+    </w:p>
+    <w:p>
+      <w:pPr>
+        <w:pStyle w:val="Heading2"/>
       </w:pPr>
       <w:bookmarkStart w:name="_Toc58" w:id="58"/>
       <w:r>
         <w:rPr>
           <w:rFonts w:ascii="Calibri" w:cs="Calibri" w:eastAsia="Calibri" w:hAnsi="Calibri"/>
         </w:rPr>
+        <w:t xml:space="preserve">7.4 Audit Service (Ta9.AuditService.Tests)</w:t>
+      </w:r>
+      <w:bookmarkEnd w:id="58"/>
+    </w:p>
+    <w:p>
+      <w:pPr>
+        <w:pStyle w:val="Heading3"/>
+      </w:pPr>
+      <w:bookmarkStart w:name="_Toc59" w:id="59"/>
+      <w:r>
+        <w:rPr>
+          <w:rFonts w:ascii="Calibri" w:cs="Calibri" w:eastAsia="Calibri" w:hAnsi="Calibri"/>
+        </w:rPr>
         <w:t xml:space="preserve">AuditApiTests</w:t>
       </w:r>
-      <w:bookmarkEnd w:id="58"/>
+      <w:bookmarkEnd w:id="59"/>
     </w:p>
     <w:p>
       <w:pPr>
@@ -38225,14 +38718,14 @@
       <w:pPr>
         <w:pStyle w:val="Heading3"/>
       </w:pPr>
-      <w:bookmarkStart w:name="_Toc59" w:id="59"/>
+      <w:bookmarkStart w:name="_Toc60" w:id="60"/>
       <w:r>
         <w:rPr>
           <w:rFonts w:ascii="Calibri" w:cs="Calibri" w:eastAsia="Calibri" w:hAnsi="Calibri"/>
         </w:rPr>
         <w:t xml:space="preserve">JobAuditRequestValidatorTests</w:t>
       </w:r>
-      <w:bookmarkEnd w:id="59"/>
+      <w:bookmarkEnd w:id="60"/>
     </w:p>
     <w:p>
       <w:pPr>
@@ -38732,14 +39225,14 @@
       <w:pPr>
         <w:pStyle w:val="Heading3"/>
       </w:pPr>
-      <w:bookmarkStart w:name="_Toc60" w:id="60"/>
+      <w:bookmarkStart w:name="_Toc61" w:id="61"/>
       <w:r>
         <w:rPr>
           <w:rFonts w:ascii="Calibri" w:cs="Calibri" w:eastAsia="Calibri" w:hAnsi="Calibri"/>
         </w:rPr>
         <w:t xml:space="preserve">AuditRepositoryContract</w:t>
       </w:r>
-      <w:bookmarkEnd w:id="60"/>
+      <w:bookmarkEnd w:id="61"/>
     </w:p>
     <w:p>
       <w:pPr>
@@ -39102,27 +39595,27 @@
       <w:pPr>
         <w:pStyle w:val="Heading2"/>
       </w:pPr>
-      <w:bookmarkStart w:name="_Toc61" w:id="61"/>
+      <w:bookmarkStart w:name="_Toc62" w:id="62"/>
       <w:r>
         <w:rPr>
           <w:rFonts w:ascii="Calibri" w:cs="Calibri" w:eastAsia="Calibri" w:hAnsi="Calibri"/>
         </w:rPr>
         <w:t xml:space="preserve">7.5 Cross-service integration (Ta9.IntegrationTests)</w:t>
       </w:r>
-      <w:bookmarkEnd w:id="61"/>
+      <w:bookmarkEnd w:id="62"/>
     </w:p>
     <w:p>
       <w:pPr>
         <w:pStyle w:val="Heading3"/>
       </w:pPr>
-      <w:bookmarkStart w:name="_Toc62" w:id="62"/>
+      <w:bookmarkStart w:name="_Toc63" w:id="63"/>
       <w:r>
         <w:rPr>
           <w:rFonts w:ascii="Calibri" w:cs="Calibri" w:eastAsia="Calibri" w:hAnsi="Calibri"/>
         </w:rPr>
         <w:t xml:space="preserve">EndToEndTests</w:t>
       </w:r>
-      <w:bookmarkEnd w:id="62"/>
+      <w:bookmarkEnd w:id="63"/>
     </w:p>
     <w:p>
       <w:pPr>
@@ -39720,14 +40213,14 @@
       <w:pPr>
         <w:pStyle w:val="Heading1"/>
       </w:pPr>
-      <w:bookmarkStart w:name="_Toc63" w:id="63"/>
+      <w:bookmarkStart w:name="_Toc64" w:id="64"/>
       <w:r>
         <w:rPr>
           <w:rFonts w:ascii="Calibri" w:cs="Calibri" w:eastAsia="Calibri" w:hAnsi="Calibri"/>
         </w:rPr>
         <w:t xml:space="preserve">8. Manual and system test procedures</w:t>
       </w:r>
-      <w:bookmarkEnd w:id="63"/>
+      <w:bookmarkEnd w:id="64"/>
     </w:p>
     <w:p>
       <w:pPr>
@@ -42027,14 +42520,14 @@
       <w:pPr>
         <w:pStyle w:val="Heading1"/>
       </w:pPr>
-      <w:bookmarkStart w:name="_Toc64" w:id="64"/>
+      <w:bookmarkStart w:name="_Toc65" w:id="65"/>
       <w:r>
         <w:rPr>
           <w:rFonts w:ascii="Calibri" w:cs="Calibri" w:eastAsia="Calibri" w:hAnsi="Calibri"/>
         </w:rPr>
         <w:t xml:space="preserve">9. Defects found by testing</w:t>
       </w:r>
-      <w:bookmarkEnd w:id="64"/>
+      <w:bookmarkEnd w:id="65"/>
     </w:p>
     <w:p>
       <w:pPr>
@@ -43156,14 +43649,14 @@
       <w:pPr>
         <w:pStyle w:val="Heading1"/>
       </w:pPr>
-      <w:bookmarkStart w:name="_Toc65" w:id="65"/>
+      <w:bookmarkStart w:name="_Toc66" w:id="66"/>
       <w:r>
         <w:rPr>
           <w:rFonts w:ascii="Calibri" w:cs="Calibri" w:eastAsia="Calibri" w:hAnsi="Calibri"/>
         </w:rPr>
         <w:t xml:space="preserve">10. Risks and limitations of the test approach</w:t>
       </w:r>
-      <w:bookmarkEnd w:id="65"/>
+      <w:bookmarkEnd w:id="66"/>
     </w:p>
     <w:p>
       <w:pPr>

--- a/docs/testing/TA9-STD.docx
+++ b/docs/testing/TA9-STD.docx
@@ -8453,6 +8453,23 @@
                 <w:sz w:val="16"/>
                 <w:szCs w:val="16"/>
               </w:rPr>
+              <w:t xml:space="preserve">MongoUnavailableTests</w:t>
+            </w:r>
+            <w:r>
+              <w:rPr>
+                <w:rFonts w:ascii="Calibri" w:cs="Calibri" w:eastAsia="Calibri" w:hAnsi="Calibri"/>
+                <w:sz w:val="18"/>
+                <w:szCs w:val="18"/>
+              </w:rPr>
+              <w:t xml:space="preserve">, </w:t>
+            </w:r>
+            <w:r>
+              <w:rPr>
+                <w:rFonts w:ascii="Consolas" w:cs="Consolas" w:eastAsia="Consolas" w:hAnsi="Consolas"/>
+                <w:color w:val="5B2C6F"/>
+                <w:sz w:val="16"/>
+                <w:szCs w:val="16"/>
+              </w:rPr>
               <w:t xml:space="preserve">ProcessorEventsEndpointTests</w:t>
             </w:r>
             <w:r>
@@ -9286,7 +9303,7 @@
         <w:rPr>
           <w:rFonts w:ascii="Calibri" w:cs="Calibri" w:eastAsia="Calibri" w:hAnsi="Calibri"/>
         </w:rPr>
-        <w:t xml:space="preserve"> (§4 Concurrency &amp; Performance, chapter 7) and </w:t>
+        <w:t xml:space="preserve"> (§4 Concurrency &amp; Performance, chapter 7) </w:t>
       </w:r>
       <w:r>
         <w:rPr>
@@ -9301,7 +9318,22 @@
         <w:rPr>
           <w:rFonts w:ascii="Calibri" w:cs="Calibri" w:eastAsia="Calibri" w:hAnsi="Calibri"/>
         </w:rPr>
-        <w:t xml:space="preserve"> (WebSocket disconnect/reconnect, chapter 5).</w:t>
+        <w:t xml:space="preserve"> (WebSocket disconnect/reconnect, chapter 5) and </w:t>
+      </w:r>
+      <w:r>
+        <w:rPr>
+          <w:rFonts w:ascii="Consolas" w:cs="Consolas" w:eastAsia="Consolas" w:hAnsi="Consolas"/>
+          <w:color w:val="5B2C6F"/>
+          <w:sz w:val="19"/>
+          <w:szCs w:val="19"/>
+        </w:rPr>
+        <w:t xml:space="preserve">docs/storage/TA9-Storage.docx</w:t>
+      </w:r>
+      <w:r>
+        <w:rPr>
+          <w:rFonts w:ascii="Calibri" w:cs="Calibri" w:eastAsia="Calibri" w:hAnsi="Calibri"/>
+        </w:rPr>
+        <w:t xml:space="preserve"> (§6 Storage, chapter 7).</w:t>
       </w:r>
     </w:p>
     <w:p>

--- a/docs/testing/TA9-STD.docx
+++ b/docs/testing/TA9-STD.docx
@@ -282,7 +282,7 @@
                 <w:sz w:val="18"/>
                 <w:szCs w:val="18"/>
               </w:rPr>
-              <w:t xml:space="preserve">278 test methods → </w:t>
+              <w:t xml:space="preserve">311 test methods → </w:t>
             </w:r>
             <w:r>
               <w:rPr>
@@ -292,7 +292,7 @@
                 <w:sz w:val="18"/>
                 <w:szCs w:val="18"/>
               </w:rPr>
-              <w:t xml:space="preserve">407 executions</w:t>
+              <w:t xml:space="preserve">440 executions</w:t>
             </w:r>
             <w:r>
               <w:rPr>
@@ -877,14 +877,14 @@
         </w:p>
         <w:p>
           <w:pPr>
-            <w:pStyle w:val="TOC2"/>
+            <w:pStyle w:val="TOC3"/>
             <w:tabs>
               <w:tab w:val="right" w:pos="9638" w:leader="dot"/>
             </w:tabs>
           </w:pPr>
           <w:hyperlink w:history="1" w:anchor="_Toc21">
             <w:r>
-              <w:t xml:space="preserve">7.2 Processor Service (Ta9.ProcessorService.Tests)</w:t>
+              <w:t xml:space="preserve">BatchingLogSinkTests</w:t>
             </w:r>
             <w:r>
               <w:tab/>
@@ -906,7 +906,7 @@
           </w:pPr>
           <w:hyperlink w:history="1" w:anchor="_Toc22">
             <w:r>
-              <w:t xml:space="preserve">DocumentAnalyzerTests</w:t>
+              <w:t xml:space="preserve">LogRecordTests</w:t>
             </w:r>
             <w:r>
               <w:tab/>
@@ -928,7 +928,7 @@
           </w:pPr>
           <w:hyperlink w:history="1" w:anchor="_Toc23">
             <w:r>
-              <w:t xml:space="preserve">TokenizerTests</w:t>
+              <w:t xml:space="preserve">ServiceLoggingPipelineTests</w:t>
             </w:r>
             <w:r>
               <w:tab/>
@@ -950,7 +950,7 @@
           </w:pPr>
           <w:hyperlink w:history="1" w:anchor="_Toc24">
             <w:r>
-              <w:t xml:space="preserve">JobRunnerTests</w:t>
+              <w:t xml:space="preserve">MongoLogBatchWriterTests</w:t>
             </w:r>
             <w:r>
               <w:tab/>
@@ -965,14 +965,14 @@
         </w:p>
         <w:p>
           <w:pPr>
-            <w:pStyle w:val="TOC3"/>
+            <w:pStyle w:val="TOC2"/>
             <w:tabs>
               <w:tab w:val="right" w:pos="9638" w:leader="dot"/>
             </w:tabs>
           </w:pPr>
           <w:hyperlink w:history="1" w:anchor="_Toc25">
             <w:r>
-              <w:t xml:space="preserve">JobWorkerServiceTests</w:t>
+              <w:t xml:space="preserve">7.2 Processor Service (Ta9.ProcessorService.Tests)</w:t>
             </w:r>
             <w:r>
               <w:tab/>
@@ -994,7 +994,7 @@
           </w:pPr>
           <w:hyperlink w:history="1" w:anchor="_Toc26">
             <w:r>
-              <w:t xml:space="preserve">ProcessJobRequestValidatorTests</w:t>
+              <w:t xml:space="preserve">DocumentAnalyzerTests</w:t>
             </w:r>
             <w:r>
               <w:tab/>
@@ -1016,7 +1016,7 @@
           </w:pPr>
           <w:hyperlink w:history="1" w:anchor="_Toc27">
             <w:r>
-              <w:t xml:space="preserve">ProcessingJobTests</w:t>
+              <w:t xml:space="preserve">TokenizerTests</w:t>
             </w:r>
             <w:r>
               <w:tab/>
@@ -1038,7 +1038,7 @@
           </w:pPr>
           <w:hyperlink w:history="1" w:anchor="_Toc28">
             <w:r>
-              <w:t xml:space="preserve">ProcessingServiceTests</w:t>
+              <w:t xml:space="preserve">JobRunnerTests</w:t>
             </w:r>
             <w:r>
               <w:tab/>
@@ -1060,7 +1060,7 @@
           </w:pPr>
           <w:hyperlink w:history="1" w:anchor="_Toc29">
             <w:r>
-              <w:t xml:space="preserve">ProgressThrottleTests</w:t>
+              <w:t xml:space="preserve">JobWorkerServiceTests</w:t>
             </w:r>
             <w:r>
               <w:tab/>
@@ -1082,7 +1082,7 @@
           </w:pPr>
           <w:hyperlink w:history="1" w:anchor="_Toc30">
             <w:r>
-              <w:t xml:space="preserve">ChannelJobQueueTests</w:t>
+              <w:t xml:space="preserve">ProcessJobRequestValidatorTests</w:t>
             </w:r>
             <w:r>
               <w:tab/>
@@ -1104,7 +1104,7 @@
           </w:pPr>
           <w:hyperlink w:history="1" w:anchor="_Toc31">
             <w:r>
-              <w:t xml:space="preserve">InMemoryProcessingJobStoreTests</w:t>
+              <w:t xml:space="preserve">ProcessingJobTests</w:t>
             </w:r>
             <w:r>
               <w:tab/>
@@ -1126,7 +1126,7 @@
           </w:pPr>
           <w:hyperlink w:history="1" w:anchor="_Toc32">
             <w:r>
-              <w:t xml:space="preserve">ProcessorEventSerializerTests</w:t>
+              <w:t xml:space="preserve">ProcessingServiceTests</w:t>
             </w:r>
             <w:r>
               <w:tab/>
@@ -1148,7 +1148,7 @@
           </w:pPr>
           <w:hyperlink w:history="1" w:anchor="_Toc33">
             <w:r>
-              <w:t xml:space="preserve">WebSocketJobEventPublisherTests</w:t>
+              <w:t xml:space="preserve">ProgressThrottleTests</w:t>
             </w:r>
             <w:r>
               <w:tab/>
@@ -1170,7 +1170,7 @@
           </w:pPr>
           <w:hyperlink w:history="1" w:anchor="_Toc34">
             <w:r>
-              <w:t xml:space="preserve">EventOutboxTests</w:t>
+              <w:t xml:space="preserve">ChannelJobQueueTests</w:t>
             </w:r>
             <w:r>
               <w:tab/>
@@ -1192,7 +1192,7 @@
           </w:pPr>
           <w:hyperlink w:history="1" w:anchor="_Toc35">
             <w:r>
-              <w:t xml:space="preserve">JobServiceEventsClientTests</w:t>
+              <w:t xml:space="preserve">InMemoryProcessingJobStoreTests</w:t>
             </w:r>
             <w:r>
               <w:tab/>
@@ -1214,7 +1214,7 @@
           </w:pPr>
           <w:hyperlink w:history="1" w:anchor="_Toc36">
             <w:r>
-              <w:t xml:space="preserve">ProcessApiTests</w:t>
+              <w:t xml:space="preserve">ProcessorEventSerializerTests</w:t>
             </w:r>
             <w:r>
               <w:tab/>
@@ -1229,14 +1229,14 @@
         </w:p>
         <w:p>
           <w:pPr>
-            <w:pStyle w:val="TOC2"/>
+            <w:pStyle w:val="TOC3"/>
             <w:tabs>
               <w:tab w:val="right" w:pos="9638" w:leader="dot"/>
             </w:tabs>
           </w:pPr>
           <w:hyperlink w:history="1" w:anchor="_Toc37">
             <w:r>
-              <w:t xml:space="preserve">7.3 Job Service (Ta9.JobService.Tests)</w:t>
+              <w:t xml:space="preserve">WebSocketJobEventPublisherTests</w:t>
             </w:r>
             <w:r>
               <w:tab/>
@@ -1258,7 +1258,7 @@
           </w:pPr>
           <w:hyperlink w:history="1" w:anchor="_Toc38">
             <w:r>
-              <w:t xml:space="preserve">JobStateMachineTests</w:t>
+              <w:t xml:space="preserve">EventOutboxTests</w:t>
             </w:r>
             <w:r>
               <w:tab/>
@@ -1280,7 +1280,7 @@
           </w:pPr>
           <w:hyperlink w:history="1" w:anchor="_Toc39">
             <w:r>
-              <w:t xml:space="preserve">JobTests</w:t>
+              <w:t xml:space="preserve">JobServiceEventsClientTests</w:t>
             </w:r>
             <w:r>
               <w:tab/>
@@ -1302,7 +1302,7 @@
           </w:pPr>
           <w:hyperlink w:history="1" w:anchor="_Toc40">
             <w:r>
-              <w:t xml:space="preserve">HttpProcessorClientTests</w:t>
+              <w:t xml:space="preserve">ProcessApiTests</w:t>
             </w:r>
             <w:r>
               <w:tab/>
@@ -1324,7 +1324,7 @@
           </w:pPr>
           <w:hyperlink w:history="1" w:anchor="_Toc41">
             <w:r>
-              <w:t xml:space="preserve">JobDocumentRepositoryContract</w:t>
+              <w:t xml:space="preserve">JobRunnerLoggingTests</w:t>
             </w:r>
             <w:r>
               <w:tab/>
@@ -1339,14 +1339,14 @@
         </w:p>
         <w:p>
           <w:pPr>
-            <w:pStyle w:val="TOC3"/>
+            <w:pStyle w:val="TOC2"/>
             <w:tabs>
               <w:tab w:val="right" w:pos="9638" w:leader="dot"/>
             </w:tabs>
           </w:pPr>
           <w:hyperlink w:history="1" w:anchor="_Toc42">
             <w:r>
-              <w:t xml:space="preserve">JobRepositoryContract</w:t>
+              <w:t xml:space="preserve">7.3 Job Service (Ta9.JobService.Tests)</w:t>
             </w:r>
             <w:r>
               <w:tab/>
@@ -1368,7 +1368,7 @@
           </w:pPr>
           <w:hyperlink w:history="1" w:anchor="_Toc43">
             <w:r>
-              <w:t xml:space="preserve">AuditPublisherTests</w:t>
+              <w:t xml:space="preserve">JobStateMachineTests</w:t>
             </w:r>
             <w:r>
               <w:tab/>
@@ -1390,7 +1390,7 @@
           </w:pPr>
           <w:hyperlink w:history="1" w:anchor="_Toc44">
             <w:r>
-              <w:t xml:space="preserve">HttpAuditClientTests</w:t>
+              <w:t xml:space="preserve">JobTests</w:t>
             </w:r>
             <w:r>
               <w:tab/>
@@ -1412,7 +1412,7 @@
           </w:pPr>
           <w:hyperlink w:history="1" w:anchor="_Toc45">
             <w:r>
-              <w:t xml:space="preserve">JobDispatcherTests</w:t>
+              <w:t xml:space="preserve">HttpProcessorClientTests</w:t>
             </w:r>
             <w:r>
               <w:tab/>
@@ -1434,7 +1434,7 @@
           </w:pPr>
           <w:hyperlink w:history="1" w:anchor="_Toc46">
             <w:r>
-              <w:t xml:space="preserve">JobManagerTests</w:t>
+              <w:t xml:space="preserve">JobDocumentRepositoryContract</w:t>
             </w:r>
             <w:r>
               <w:tab/>
@@ -1456,7 +1456,7 @@
           </w:pPr>
           <w:hyperlink w:history="1" w:anchor="_Toc47">
             <w:r>
-              <w:t xml:space="preserve">JobReconcilerTests</w:t>
+              <w:t xml:space="preserve">JobRepositoryContract</w:t>
             </w:r>
             <w:r>
               <w:tab/>
@@ -1478,7 +1478,7 @@
           </w:pPr>
           <w:hyperlink w:history="1" w:anchor="_Toc48">
             <w:r>
-              <w:t xml:space="preserve">JobRepositoryExtensionsTests</w:t>
+              <w:t xml:space="preserve">AuditPublisherTests</w:t>
             </w:r>
             <w:r>
               <w:tab/>
@@ -1500,7 +1500,7 @@
           </w:pPr>
           <w:hyperlink w:history="1" w:anchor="_Toc49">
             <w:r>
-              <w:t xml:space="preserve">InMemoryJobUpdateBroadcasterTests</w:t>
+              <w:t xml:space="preserve">HttpAuditClientTests</w:t>
             </w:r>
             <w:r>
               <w:tab/>
@@ -1522,7 +1522,7 @@
           </w:pPr>
           <w:hyperlink w:history="1" w:anchor="_Toc50">
             <w:r>
-              <w:t xml:space="preserve">BroadcastingJobRepositoryTests</w:t>
+              <w:t xml:space="preserve">JobDispatcherTests</w:t>
             </w:r>
             <w:r>
               <w:tab/>
@@ -1544,7 +1544,7 @@
           </w:pPr>
           <w:hyperlink w:history="1" w:anchor="_Toc51">
             <w:r>
-              <w:t xml:space="preserve">ProcessorEventHandlerTests</w:t>
+              <w:t xml:space="preserve">JobManagerTests</w:t>
             </w:r>
             <w:r>
               <w:tab/>
@@ -1566,7 +1566,7 @@
           </w:pPr>
           <w:hyperlink w:history="1" w:anchor="_Toc52">
             <w:r>
-              <w:t xml:space="preserve">CreateJobRequestValidatorTests</w:t>
+              <w:t xml:space="preserve">JobReconcilerTests</w:t>
             </w:r>
             <w:r>
               <w:tab/>
@@ -1588,7 +1588,7 @@
           </w:pPr>
           <w:hyperlink w:history="1" w:anchor="_Toc53">
             <w:r>
-              <w:t xml:space="preserve">JobEventsApiTests</w:t>
+              <w:t xml:space="preserve">JobRepositoryExtensionsTests</w:t>
             </w:r>
             <w:r>
               <w:tab/>
@@ -1610,7 +1610,7 @@
           </w:pPr>
           <w:hyperlink w:history="1" w:anchor="_Toc54">
             <w:r>
-              <w:t xml:space="preserve">JobsApiTests</w:t>
+              <w:t xml:space="preserve">InMemoryJobUpdateBroadcasterTests</w:t>
             </w:r>
             <w:r>
               <w:tab/>
@@ -1632,7 +1632,7 @@
           </w:pPr>
           <w:hyperlink w:history="1" w:anchor="_Toc55">
             <w:r>
-              <w:t xml:space="preserve">JobsApiStorageFailureTests</w:t>
+              <w:t xml:space="preserve">BroadcastingJobRepositoryTests</w:t>
             </w:r>
             <w:r>
               <w:tab/>
@@ -1654,7 +1654,7 @@
           </w:pPr>
           <w:hyperlink w:history="1" w:anchor="_Toc56">
             <w:r>
-              <w:t xml:space="preserve">ProcessorEventsEndpointTests</w:t>
+              <w:t xml:space="preserve">ProcessorEventHandlerTests</w:t>
             </w:r>
             <w:r>
               <w:tab/>
@@ -1676,7 +1676,7 @@
           </w:pPr>
           <w:hyperlink w:history="1" w:anchor="_Toc57">
             <w:r>
-              <w:t xml:space="preserve">MongoUnavailableTests</w:t>
+              <w:t xml:space="preserve">CreateJobRequestValidatorTests</w:t>
             </w:r>
             <w:r>
               <w:tab/>
@@ -1691,14 +1691,14 @@
         </w:p>
         <w:p>
           <w:pPr>
-            <w:pStyle w:val="TOC2"/>
+            <w:pStyle w:val="TOC3"/>
             <w:tabs>
               <w:tab w:val="right" w:pos="9638" w:leader="dot"/>
             </w:tabs>
           </w:pPr>
           <w:hyperlink w:history="1" w:anchor="_Toc58">
             <w:r>
-              <w:t xml:space="preserve">7.4 Audit Service (Ta9.AuditService.Tests)</w:t>
+              <w:t xml:space="preserve">JobEventsApiTests</w:t>
             </w:r>
             <w:r>
               <w:tab/>
@@ -1720,7 +1720,7 @@
           </w:pPr>
           <w:hyperlink w:history="1" w:anchor="_Toc59">
             <w:r>
-              <w:t xml:space="preserve">AuditApiTests</w:t>
+              <w:t xml:space="preserve">JobsApiTests</w:t>
             </w:r>
             <w:r>
               <w:tab/>
@@ -1742,7 +1742,7 @@
           </w:pPr>
           <w:hyperlink w:history="1" w:anchor="_Toc60">
             <w:r>
-              <w:t xml:space="preserve">JobAuditRequestValidatorTests</w:t>
+              <w:t xml:space="preserve">JobsApiStorageFailureTests</w:t>
             </w:r>
             <w:r>
               <w:tab/>
@@ -1764,7 +1764,7 @@
           </w:pPr>
           <w:hyperlink w:history="1" w:anchor="_Toc61">
             <w:r>
-              <w:t xml:space="preserve">AuditRepositoryContract</w:t>
+              <w:t xml:space="preserve">ProcessorEventsEndpointTests</w:t>
             </w:r>
             <w:r>
               <w:tab/>
@@ -1779,14 +1779,14 @@
         </w:p>
         <w:p>
           <w:pPr>
-            <w:pStyle w:val="TOC2"/>
+            <w:pStyle w:val="TOC3"/>
             <w:tabs>
               <w:tab w:val="right" w:pos="9638" w:leader="dot"/>
             </w:tabs>
           </w:pPr>
           <w:hyperlink w:history="1" w:anchor="_Toc62">
             <w:r>
-              <w:t xml:space="preserve">7.5 Cross-service integration (Ta9.IntegrationTests)</w:t>
+              <w:t xml:space="preserve">MongoUnavailableTests</w:t>
             </w:r>
             <w:r>
               <w:tab/>
@@ -1808,7 +1808,7 @@
           </w:pPr>
           <w:hyperlink w:history="1" w:anchor="_Toc63">
             <w:r>
-              <w:t xml:space="preserve">EndToEndTests</w:t>
+              <w:t xml:space="preserve">JobDispatcherLoggingTests</w:t>
             </w:r>
             <w:r>
               <w:tab/>
@@ -1816,6 +1816,182 @@
             <w:r>
               <w:fldChar w:fldCharType="begin" w:dirty="true"/>
               <w:instrText xml:space="preserve">PAGEREF _Toc63 \h</w:instrText>
+              <w:fldChar w:fldCharType="separate"/>
+              <w:fldChar w:fldCharType="end"/>
+            </w:r>
+          </w:hyperlink>
+        </w:p>
+        <w:p>
+          <w:pPr>
+            <w:pStyle w:val="TOC3"/>
+            <w:tabs>
+              <w:tab w:val="right" w:pos="9638" w:leader="dot"/>
+            </w:tabs>
+          </w:pPr>
+          <w:hyperlink w:history="1" w:anchor="_Toc64">
+            <w:r>
+              <w:t xml:space="preserve">JobsApiLoggingTests</w:t>
+            </w:r>
+            <w:r>
+              <w:tab/>
+            </w:r>
+            <w:r>
+              <w:fldChar w:fldCharType="begin" w:dirty="true"/>
+              <w:instrText xml:space="preserve">PAGEREF _Toc64 \h</w:instrText>
+              <w:fldChar w:fldCharType="separate"/>
+              <w:fldChar w:fldCharType="end"/>
+            </w:r>
+          </w:hyperlink>
+        </w:p>
+        <w:p>
+          <w:pPr>
+            <w:pStyle w:val="TOC2"/>
+            <w:tabs>
+              <w:tab w:val="right" w:pos="9638" w:leader="dot"/>
+            </w:tabs>
+          </w:pPr>
+          <w:hyperlink w:history="1" w:anchor="_Toc65">
+            <w:r>
+              <w:t xml:space="preserve">7.4 Audit Service (Ta9.AuditService.Tests)</w:t>
+            </w:r>
+            <w:r>
+              <w:tab/>
+            </w:r>
+            <w:r>
+              <w:fldChar w:fldCharType="begin" w:dirty="true"/>
+              <w:instrText xml:space="preserve">PAGEREF _Toc65 \h</w:instrText>
+              <w:fldChar w:fldCharType="separate"/>
+              <w:fldChar w:fldCharType="end"/>
+            </w:r>
+          </w:hyperlink>
+        </w:p>
+        <w:p>
+          <w:pPr>
+            <w:pStyle w:val="TOC3"/>
+            <w:tabs>
+              <w:tab w:val="right" w:pos="9638" w:leader="dot"/>
+            </w:tabs>
+          </w:pPr>
+          <w:hyperlink w:history="1" w:anchor="_Toc66">
+            <w:r>
+              <w:t xml:space="preserve">AuditApiTests</w:t>
+            </w:r>
+            <w:r>
+              <w:tab/>
+            </w:r>
+            <w:r>
+              <w:fldChar w:fldCharType="begin" w:dirty="true"/>
+              <w:instrText xml:space="preserve">PAGEREF _Toc66 \h</w:instrText>
+              <w:fldChar w:fldCharType="separate"/>
+              <w:fldChar w:fldCharType="end"/>
+            </w:r>
+          </w:hyperlink>
+        </w:p>
+        <w:p>
+          <w:pPr>
+            <w:pStyle w:val="TOC3"/>
+            <w:tabs>
+              <w:tab w:val="right" w:pos="9638" w:leader="dot"/>
+            </w:tabs>
+          </w:pPr>
+          <w:hyperlink w:history="1" w:anchor="_Toc67">
+            <w:r>
+              <w:t xml:space="preserve">JobAuditRequestValidatorTests</w:t>
+            </w:r>
+            <w:r>
+              <w:tab/>
+            </w:r>
+            <w:r>
+              <w:fldChar w:fldCharType="begin" w:dirty="true"/>
+              <w:instrText xml:space="preserve">PAGEREF _Toc67 \h</w:instrText>
+              <w:fldChar w:fldCharType="separate"/>
+              <w:fldChar w:fldCharType="end"/>
+            </w:r>
+          </w:hyperlink>
+        </w:p>
+        <w:p>
+          <w:pPr>
+            <w:pStyle w:val="TOC3"/>
+            <w:tabs>
+              <w:tab w:val="right" w:pos="9638" w:leader="dot"/>
+            </w:tabs>
+          </w:pPr>
+          <w:hyperlink w:history="1" w:anchor="_Toc68">
+            <w:r>
+              <w:t xml:space="preserve">AuditRepositoryContract</w:t>
+            </w:r>
+            <w:r>
+              <w:tab/>
+            </w:r>
+            <w:r>
+              <w:fldChar w:fldCharType="begin" w:dirty="true"/>
+              <w:instrText xml:space="preserve">PAGEREF _Toc68 \h</w:instrText>
+              <w:fldChar w:fldCharType="separate"/>
+              <w:fldChar w:fldCharType="end"/>
+            </w:r>
+          </w:hyperlink>
+        </w:p>
+        <w:p>
+          <w:pPr>
+            <w:pStyle w:val="TOC3"/>
+            <w:tabs>
+              <w:tab w:val="right" w:pos="9638" w:leader="dot"/>
+            </w:tabs>
+          </w:pPr>
+          <w:hyperlink w:history="1" w:anchor="_Toc69">
+            <w:r>
+              <w:t xml:space="preserve">AuditApiLoggingTests</w:t>
+            </w:r>
+            <w:r>
+              <w:tab/>
+            </w:r>
+            <w:r>
+              <w:fldChar w:fldCharType="begin" w:dirty="true"/>
+              <w:instrText xml:space="preserve">PAGEREF _Toc69 \h</w:instrText>
+              <w:fldChar w:fldCharType="separate"/>
+              <w:fldChar w:fldCharType="end"/>
+            </w:r>
+          </w:hyperlink>
+        </w:p>
+        <w:p>
+          <w:pPr>
+            <w:pStyle w:val="TOC2"/>
+            <w:tabs>
+              <w:tab w:val="right" w:pos="9638" w:leader="dot"/>
+            </w:tabs>
+          </w:pPr>
+          <w:hyperlink w:history="1" w:anchor="_Toc70">
+            <w:r>
+              <w:t xml:space="preserve">7.5 Cross-service integration (Ta9.IntegrationTests)</w:t>
+            </w:r>
+            <w:r>
+              <w:tab/>
+            </w:r>
+            <w:r>
+              <w:fldChar w:fldCharType="begin" w:dirty="true"/>
+              <w:instrText xml:space="preserve">PAGEREF _Toc70 \h</w:instrText>
+              <w:fldChar w:fldCharType="separate"/>
+              <w:fldChar w:fldCharType="end"/>
+            </w:r>
+          </w:hyperlink>
+        </w:p>
+        <w:p>
+          <w:pPr>
+            <w:pStyle w:val="TOC3"/>
+            <w:tabs>
+              <w:tab w:val="right" w:pos="9638" w:leader="dot"/>
+            </w:tabs>
+          </w:pPr>
+          <w:hyperlink w:history="1" w:anchor="_Toc71">
+            <w:r>
+              <w:t xml:space="preserve">EndToEndTests</w:t>
+            </w:r>
+            <w:r>
+              <w:tab/>
+            </w:r>
+            <w:r>
+              <w:fldChar w:fldCharType="begin" w:dirty="true"/>
+              <w:instrText xml:space="preserve">PAGEREF _Toc71 \h</w:instrText>
               <w:fldChar w:fldCharType="separate"/>
               <w:fldChar w:fldCharType="end"/>
             </w:r>
@@ -1828,7 +2004,7 @@
               <w:tab w:val="right" w:pos="9638" w:leader="dot"/>
             </w:tabs>
           </w:pPr>
-          <w:hyperlink w:history="1" w:anchor="_Toc64">
+          <w:hyperlink w:history="1" w:anchor="_Toc72">
             <w:r>
               <w:t xml:space="preserve">8. Manual and system test procedures</w:t>
             </w:r>
@@ -1837,7 +2013,7 @@
             </w:r>
             <w:r>
               <w:fldChar w:fldCharType="begin" w:dirty="true"/>
-              <w:instrText xml:space="preserve">PAGEREF _Toc64 \h</w:instrText>
+              <w:instrText xml:space="preserve">PAGEREF _Toc72 \h</w:instrText>
               <w:fldChar w:fldCharType="separate"/>
               <w:fldChar w:fldCharType="end"/>
             </w:r>
@@ -1850,7 +2026,7 @@
               <w:tab w:val="right" w:pos="9638" w:leader="dot"/>
             </w:tabs>
           </w:pPr>
-          <w:hyperlink w:history="1" w:anchor="_Toc65">
+          <w:hyperlink w:history="1" w:anchor="_Toc73">
             <w:r>
               <w:t xml:space="preserve">9. Defects found by testing</w:t>
             </w:r>
@@ -1859,7 +2035,7 @@
             </w:r>
             <w:r>
               <w:fldChar w:fldCharType="begin" w:dirty="true"/>
-              <w:instrText xml:space="preserve">PAGEREF _Toc65 \h</w:instrText>
+              <w:instrText xml:space="preserve">PAGEREF _Toc73 \h</w:instrText>
               <w:fldChar w:fldCharType="separate"/>
               <w:fldChar w:fldCharType="end"/>
             </w:r>
@@ -1872,7 +2048,7 @@
               <w:tab w:val="right" w:pos="9638" w:leader="dot"/>
             </w:tabs>
           </w:pPr>
-          <w:hyperlink w:history="1" w:anchor="_Toc66">
+          <w:hyperlink w:history="1" w:anchor="_Toc74">
             <w:r>
               <w:t xml:space="preserve">10. Risks and limitations of the test approach</w:t>
             </w:r>
@@ -1881,7 +2057,7 @@
             </w:r>
             <w:r>
               <w:fldChar w:fldCharType="begin" w:dirty="true"/>
-              <w:instrText xml:space="preserve">PAGEREF _Toc66 \h</w:instrText>
+              <w:instrText xml:space="preserve">PAGEREF _Toc74 \h</w:instrText>
               <w:fldChar w:fldCharType="separate"/>
               <w:fldChar w:fldCharType="end"/>
             </w:r>
@@ -2651,7 +2827,7 @@
                 <w:sz w:val="18"/>
                 <w:szCs w:val="18"/>
               </w:rPr>
-              <w:t xml:space="preserve">197 / 302</w:t>
+              <w:t xml:space="preserve">218 / 323</w:t>
             </w:r>
           </w:p>
         </w:tc>
@@ -2736,7 +2912,7 @@
                 <w:sz w:val="18"/>
                 <w:szCs w:val="18"/>
               </w:rPr>
-              <w:t xml:space="preserve">WebApplicationFactory / TestServer, real WebSocket clients</w:t>
+              <w:t xml:space="preserve">WebApplicationFactory / TestServer, real WebSocket clients, log capture; the Mongo log writer against a MongoDB container</w:t>
             </w:r>
           </w:p>
         </w:tc>
@@ -2763,7 +2939,7 @@
                 <w:sz w:val="18"/>
                 <w:szCs w:val="18"/>
               </w:rPr>
-              <w:t xml:space="preserve">52 / 55</w:t>
+              <w:t xml:space="preserve">66 / 69</w:t>
             </w:r>
           </w:p>
         </w:tc>
@@ -2987,7 +3163,7 @@
                 <w:sz w:val="18"/>
                 <w:szCs w:val="18"/>
               </w:rPr>
-              <w:t xml:space="preserve">5 / 5</w:t>
+              <w:t xml:space="preserve">6 / 6</w:t>
             </w:r>
           </w:p>
         </w:tc>
@@ -3136,9 +3312,9 @@
         </w:tblBorders>
       </w:tblPr>
       <w:tblGrid>
-        <w:gridCol w:w="2814"/>
-        <w:gridCol w:w="3411"/>
-        <w:gridCol w:w="3413"/>
+        <w:gridCol w:w="3212"/>
+        <w:gridCol w:w="3212"/>
+        <w:gridCol w:w="3214"/>
       </w:tblGrid>
       <w:tr>
         <w:trPr>
@@ -3146,7 +3322,7 @@
         </w:trPr>
         <w:tc>
           <w:tcPr>
-            <w:tcW w:type="dxa" w:w="2814"/>
+            <w:tcW w:type="dxa" w:w="3212"/>
             <w:tcBorders>
               <w:top w:val="single" w:color="BFBFBF" w:sz="4"/>
               <w:left w:val="single" w:color="BFBFBF" w:sz="4"/>
@@ -3176,7 +3352,7 @@
         </w:tc>
         <w:tc>
           <w:tcPr>
-            <w:tcW w:type="dxa" w:w="3411"/>
+            <w:tcW w:type="dxa" w:w="3212"/>
             <w:tcBorders>
               <w:top w:val="single" w:color="BFBFBF" w:sz="4"/>
               <w:left w:val="single" w:color="BFBFBF" w:sz="4"/>
@@ -3206,7 +3382,7 @@
         </w:tc>
         <w:tc>
           <w:tcPr>
-            <w:tcW w:type="dxa" w:w="3413"/>
+            <w:tcW w:type="dxa" w:w="3214"/>
             <w:tcBorders>
               <w:top w:val="single" w:color="BFBFBF" w:sz="4"/>
               <w:left w:val="single" w:color="BFBFBF" w:sz="4"/>
@@ -3238,7 +3414,7 @@
       <w:tr>
         <w:tc>
           <w:tcPr>
-            <w:tcW w:type="dxa" w:w="2814"/>
+            <w:tcW w:type="dxa" w:w="3212"/>
             <w:tcBorders>
               <w:top w:val="single" w:color="BFBFBF" w:sz="4"/>
               <w:left w:val="single" w:color="BFBFBF" w:sz="4"/>
@@ -3292,7 +3468,7 @@
         </w:tc>
         <w:tc>
           <w:tcPr>
-            <w:tcW w:type="dxa" w:w="3411"/>
+            <w:tcW w:type="dxa" w:w="3212"/>
             <w:tcBorders>
               <w:top w:val="single" w:color="BFBFBF" w:sz="4"/>
               <w:left w:val="single" w:color="BFBFBF" w:sz="4"/>
@@ -3319,7 +3495,7 @@
         </w:tc>
         <w:tc>
           <w:tcPr>
-            <w:tcW w:type="dxa" w:w="3413"/>
+            <w:tcW w:type="dxa" w:w="3214"/>
             <w:tcBorders>
               <w:top w:val="single" w:color="BFBFBF" w:sz="4"/>
               <w:left w:val="single" w:color="BFBFBF" w:sz="4"/>
@@ -3383,7 +3559,7 @@
       <w:tr>
         <w:tc>
           <w:tcPr>
-            <w:tcW w:type="dxa" w:w="2814"/>
+            <w:tcW w:type="dxa" w:w="3212"/>
             <w:tcBorders>
               <w:top w:val="single" w:color="BFBFBF" w:sz="4"/>
               <w:left w:val="single" w:color="BFBFBF" w:sz="4"/>
@@ -3412,7 +3588,7 @@
         </w:tc>
         <w:tc>
           <w:tcPr>
-            <w:tcW w:type="dxa" w:w="3411"/>
+            <w:tcW w:type="dxa" w:w="3212"/>
             <w:tcBorders>
               <w:top w:val="single" w:color="BFBFBF" w:sz="4"/>
               <w:left w:val="single" w:color="BFBFBF" w:sz="4"/>
@@ -3439,7 +3615,7 @@
         </w:tc>
         <w:tc>
           <w:tcPr>
-            <w:tcW w:type="dxa" w:w="3413"/>
+            <w:tcW w:type="dxa" w:w="3214"/>
             <w:tcBorders>
               <w:top w:val="single" w:color="BFBFBF" w:sz="4"/>
               <w:left w:val="single" w:color="BFBFBF" w:sz="4"/>
@@ -3477,7 +3653,7 @@
       <w:tr>
         <w:tc>
           <w:tcPr>
-            <w:tcW w:type="dxa" w:w="2814"/>
+            <w:tcW w:type="dxa" w:w="3212"/>
             <w:tcBorders>
               <w:top w:val="single" w:color="BFBFBF" w:sz="4"/>
               <w:left w:val="single" w:color="BFBFBF" w:sz="4"/>
@@ -3506,7 +3682,7 @@
         </w:tc>
         <w:tc>
           <w:tcPr>
-            <w:tcW w:type="dxa" w:w="3411"/>
+            <w:tcW w:type="dxa" w:w="3212"/>
             <w:tcBorders>
               <w:top w:val="single" w:color="BFBFBF" w:sz="4"/>
               <w:left w:val="single" w:color="BFBFBF" w:sz="4"/>
@@ -3533,7 +3709,7 @@
         </w:tc>
         <w:tc>
           <w:tcPr>
-            <w:tcW w:type="dxa" w:w="3413"/>
+            <w:tcW w:type="dxa" w:w="3214"/>
             <w:tcBorders>
               <w:top w:val="single" w:color="BFBFBF" w:sz="4"/>
               <w:left w:val="single" w:color="BFBFBF" w:sz="4"/>
@@ -3588,7 +3764,7 @@
       <w:tr>
         <w:tc>
           <w:tcPr>
-            <w:tcW w:type="dxa" w:w="2814"/>
+            <w:tcW w:type="dxa" w:w="3212"/>
             <w:tcBorders>
               <w:top w:val="single" w:color="BFBFBF" w:sz="4"/>
               <w:left w:val="single" w:color="BFBFBF" w:sz="4"/>
@@ -3617,7 +3793,7 @@
         </w:tc>
         <w:tc>
           <w:tcPr>
-            <w:tcW w:type="dxa" w:w="3411"/>
+            <w:tcW w:type="dxa" w:w="3212"/>
             <w:tcBorders>
               <w:top w:val="single" w:color="BFBFBF" w:sz="4"/>
               <w:left w:val="single" w:color="BFBFBF" w:sz="4"/>
@@ -3662,7 +3838,7 @@
         </w:tc>
         <w:tc>
           <w:tcPr>
-            <w:tcW w:type="dxa" w:w="3413"/>
+            <w:tcW w:type="dxa" w:w="3214"/>
             <w:tcBorders>
               <w:top w:val="single" w:color="BFBFBF" w:sz="4"/>
               <w:left w:val="single" w:color="BFBFBF" w:sz="4"/>
@@ -3700,7 +3876,7 @@
       <w:tr>
         <w:tc>
           <w:tcPr>
-            <w:tcW w:type="dxa" w:w="2814"/>
+            <w:tcW w:type="dxa" w:w="3212"/>
             <w:tcBorders>
               <w:top w:val="single" w:color="BFBFBF" w:sz="4"/>
               <w:left w:val="single" w:color="BFBFBF" w:sz="4"/>
@@ -3729,7 +3905,7 @@
         </w:tc>
         <w:tc>
           <w:tcPr>
-            <w:tcW w:type="dxa" w:w="3411"/>
+            <w:tcW w:type="dxa" w:w="3212"/>
             <w:tcBorders>
               <w:top w:val="single" w:color="BFBFBF" w:sz="4"/>
               <w:left w:val="single" w:color="BFBFBF" w:sz="4"/>
@@ -3756,7 +3932,7 @@
         </w:tc>
         <w:tc>
           <w:tcPr>
-            <w:tcW w:type="dxa" w:w="3413"/>
+            <w:tcW w:type="dxa" w:w="3214"/>
             <w:tcBorders>
               <w:top w:val="single" w:color="BFBFBF" w:sz="4"/>
               <w:left w:val="single" w:color="BFBFBF" w:sz="4"/>
@@ -3786,7 +3962,7 @@
       <w:tr>
         <w:tc>
           <w:tcPr>
-            <w:tcW w:type="dxa" w:w="2814"/>
+            <w:tcW w:type="dxa" w:w="3212"/>
             <w:tcBorders>
               <w:top w:val="single" w:color="BFBFBF" w:sz="4"/>
               <w:left w:val="single" w:color="BFBFBF" w:sz="4"/>
@@ -3815,7 +3991,7 @@
         </w:tc>
         <w:tc>
           <w:tcPr>
-            <w:tcW w:type="dxa" w:w="3411"/>
+            <w:tcW w:type="dxa" w:w="3212"/>
             <w:tcBorders>
               <w:top w:val="single" w:color="BFBFBF" w:sz="4"/>
               <w:left w:val="single" w:color="BFBFBF" w:sz="4"/>
@@ -3842,7 +4018,7 @@
         </w:tc>
         <w:tc>
           <w:tcPr>
-            <w:tcW w:type="dxa" w:w="3413"/>
+            <w:tcW w:type="dxa" w:w="3214"/>
             <w:tcBorders>
               <w:top w:val="single" w:color="BFBFBF" w:sz="4"/>
               <w:left w:val="single" w:color="BFBFBF" w:sz="4"/>
@@ -3889,7 +4065,7 @@
       <w:tr>
         <w:tc>
           <w:tcPr>
-            <w:tcW w:type="dxa" w:w="2814"/>
+            <w:tcW w:type="dxa" w:w="3212"/>
             <w:tcBorders>
               <w:top w:val="single" w:color="BFBFBF" w:sz="4"/>
               <w:left w:val="single" w:color="BFBFBF" w:sz="4"/>
@@ -3918,7 +4094,7 @@
         </w:tc>
         <w:tc>
           <w:tcPr>
-            <w:tcW w:type="dxa" w:w="3411"/>
+            <w:tcW w:type="dxa" w:w="3212"/>
             <w:tcBorders>
               <w:top w:val="single" w:color="BFBFBF" w:sz="4"/>
               <w:left w:val="single" w:color="BFBFBF" w:sz="4"/>
@@ -3945,7 +4121,7 @@
         </w:tc>
         <w:tc>
           <w:tcPr>
-            <w:tcW w:type="dxa" w:w="3413"/>
+            <w:tcW w:type="dxa" w:w="3214"/>
             <w:tcBorders>
               <w:top w:val="single" w:color="BFBFBF" w:sz="4"/>
               <w:left w:val="single" w:color="BFBFBF" w:sz="4"/>
@@ -3992,7 +4168,7 @@
       <w:tr>
         <w:tc>
           <w:tcPr>
-            <w:tcW w:type="dxa" w:w="2814"/>
+            <w:tcW w:type="dxa" w:w="3212"/>
             <w:tcBorders>
               <w:top w:val="single" w:color="BFBFBF" w:sz="4"/>
               <w:left w:val="single" w:color="BFBFBF" w:sz="4"/>
@@ -4021,7 +4197,7 @@
         </w:tc>
         <w:tc>
           <w:tcPr>
-            <w:tcW w:type="dxa" w:w="3411"/>
+            <w:tcW w:type="dxa" w:w="3212"/>
             <w:tcBorders>
               <w:top w:val="single" w:color="BFBFBF" w:sz="4"/>
               <w:left w:val="single" w:color="BFBFBF" w:sz="4"/>
@@ -4048,7 +4224,7 @@
         </w:tc>
         <w:tc>
           <w:tcPr>
-            <w:tcW w:type="dxa" w:w="3413"/>
+            <w:tcW w:type="dxa" w:w="3214"/>
             <w:tcBorders>
               <w:top w:val="single" w:color="BFBFBF" w:sz="4"/>
               <w:left w:val="single" w:color="BFBFBF" w:sz="4"/>
@@ -4086,7 +4262,7 @@
       <w:tr>
         <w:tc>
           <w:tcPr>
-            <w:tcW w:type="dxa" w:w="2814"/>
+            <w:tcW w:type="dxa" w:w="3212"/>
             <w:tcBorders>
               <w:top w:val="single" w:color="BFBFBF" w:sz="4"/>
               <w:left w:val="single" w:color="BFBFBF" w:sz="4"/>
@@ -4109,7 +4285,7 @@
                 <w:sz w:val="18"/>
                 <w:szCs w:val="18"/>
               </w:rPr>
-              <w:t xml:space="preserve">Polling with timeout</w:t>
+              <w:t xml:space="preserve">Log capture</w:t>
             </w:r>
             <w:r>
               <w:rPr>
@@ -4126,6 +4302,185 @@
                 <w:sz w:val="16"/>
                 <w:szCs w:val="16"/>
               </w:rPr>
+              <w:t xml:space="preserve">ListLogger&lt;T&gt;</w:t>
+            </w:r>
+            <w:r>
+              <w:rPr>
+                <w:rFonts w:ascii="Calibri" w:cs="Calibri" w:eastAsia="Calibri" w:hAnsi="Calibri"/>
+                <w:sz w:val="18"/>
+                <w:szCs w:val="18"/>
+              </w:rPr>
+              <w:t xml:space="preserve">, </w:t>
+            </w:r>
+            <w:r>
+              <w:rPr>
+                <w:rFonts w:ascii="Consolas" w:cs="Consolas" w:eastAsia="Consolas" w:hAnsi="Consolas"/>
+                <w:color w:val="5B2C6F"/>
+                <w:sz w:val="16"/>
+                <w:szCs w:val="16"/>
+              </w:rPr>
+              <w:t xml:space="preserve">CapturingLogWriter</w:t>
+            </w:r>
+            <w:r>
+              <w:rPr>
+                <w:rFonts w:ascii="Calibri" w:cs="Calibri" w:eastAsia="Calibri" w:hAnsi="Calibri"/>
+                <w:sz w:val="18"/>
+                <w:szCs w:val="18"/>
+              </w:rPr>
+              <w:t xml:space="preserve">)</w:t>
+            </w:r>
+          </w:p>
+        </w:tc>
+        <w:tc>
+          <w:tcPr>
+            <w:tcW w:type="dxa" w:w="3212"/>
+            <w:tcBorders>
+              <w:top w:val="single" w:color="BFBFBF" w:sz="4"/>
+              <w:left w:val="single" w:color="BFBFBF" w:sz="4"/>
+              <w:bottom w:val="single" w:color="BFBFBF" w:sz="4"/>
+              <w:right w:val="single" w:color="BFBFBF" w:sz="4"/>
+            </w:tcBorders>
+            <w:tcMar>
+              <w:top w:type="dxa" w:w="60"/>
+              <w:left w:type="dxa" w:w="100"/>
+              <w:bottom w:type="dxa" w:w="60"/>
+              <w:right w:type="dxa" w:w="100"/>
+            </w:tcMar>
+          </w:tcPr>
+          <w:p>
+            <w:r>
+              <w:rPr>
+                <w:rFonts w:ascii="Calibri" w:cs="Calibri" w:eastAsia="Calibri" w:hAnsi="Calibri"/>
+                <w:sz w:val="18"/>
+                <w:szCs w:val="18"/>
+              </w:rPr>
+              <w:t xml:space="preserve">Asserting what is logged: level, message, job id, correlation id, exception. </w:t>
+            </w:r>
+            <w:r>
+              <w:rPr>
+                <w:rFonts w:ascii="Consolas" w:cs="Consolas" w:eastAsia="Consolas" w:hAnsi="Consolas"/>
+                <w:color w:val="5B2C6F"/>
+                <w:sz w:val="16"/>
+                <w:szCs w:val="16"/>
+              </w:rPr>
+              <w:t xml:space="preserve">CapturingLogWriter</w:t>
+            </w:r>
+            <w:r>
+              <w:rPr>
+                <w:rFonts w:ascii="Calibri" w:cs="Calibri" w:eastAsia="Calibri" w:hAnsi="Calibri"/>
+                <w:sz w:val="18"/>
+                <w:szCs w:val="18"/>
+              </w:rPr>
+              <w:t xml:space="preserve"> replaces only MongoDB behind the real Serilog pipeline</w:t>
+            </w:r>
+          </w:p>
+        </w:tc>
+        <w:tc>
+          <w:tcPr>
+            <w:tcW w:type="dxa" w:w="3214"/>
+            <w:tcBorders>
+              <w:top w:val="single" w:color="BFBFBF" w:sz="4"/>
+              <w:left w:val="single" w:color="BFBFBF" w:sz="4"/>
+              <w:bottom w:val="single" w:color="BFBFBF" w:sz="4"/>
+              <w:right w:val="single" w:color="BFBFBF" w:sz="4"/>
+            </w:tcBorders>
+            <w:tcMar>
+              <w:top w:type="dxa" w:w="60"/>
+              <w:left w:type="dxa" w:w="100"/>
+              <w:bottom w:type="dxa" w:w="60"/>
+              <w:right w:type="dxa" w:w="100"/>
+            </w:tcMar>
+          </w:tcPr>
+          <w:p>
+            <w:r>
+              <w:rPr>
+                <w:rFonts w:ascii="Consolas" w:cs="Consolas" w:eastAsia="Consolas" w:hAnsi="Consolas"/>
+                <w:color w:val="5B2C6F"/>
+                <w:sz w:val="16"/>
+                <w:szCs w:val="16"/>
+              </w:rPr>
+              <w:t xml:space="preserve">JobDispatcherLoggingTests</w:t>
+            </w:r>
+            <w:r>
+              <w:rPr>
+                <w:rFonts w:ascii="Calibri" w:cs="Calibri" w:eastAsia="Calibri" w:hAnsi="Calibri"/>
+                <w:sz w:val="18"/>
+                <w:szCs w:val="18"/>
+              </w:rPr>
+              <w:t xml:space="preserve">, </w:t>
+            </w:r>
+            <w:r>
+              <w:rPr>
+                <w:rFonts w:ascii="Consolas" w:cs="Consolas" w:eastAsia="Consolas" w:hAnsi="Consolas"/>
+                <w:color w:val="5B2C6F"/>
+                <w:sz w:val="16"/>
+                <w:szCs w:val="16"/>
+              </w:rPr>
+              <w:t xml:space="preserve">JobsApiLoggingTests</w:t>
+            </w:r>
+            <w:r>
+              <w:rPr>
+                <w:rFonts w:ascii="Calibri" w:cs="Calibri" w:eastAsia="Calibri" w:hAnsi="Calibri"/>
+                <w:sz w:val="18"/>
+                <w:szCs w:val="18"/>
+              </w:rPr>
+              <w:t xml:space="preserve">, </w:t>
+            </w:r>
+            <w:r>
+              <w:rPr>
+                <w:rFonts w:ascii="Consolas" w:cs="Consolas" w:eastAsia="Consolas" w:hAnsi="Consolas"/>
+                <w:color w:val="5B2C6F"/>
+                <w:sz w:val="16"/>
+                <w:szCs w:val="16"/>
+              </w:rPr>
+              <w:t xml:space="preserve">ServiceLoggingPipelineTests</w:t>
+            </w:r>
+          </w:p>
+        </w:tc>
+      </w:tr>
+      <w:tr>
+        <w:tc>
+          <w:tcPr>
+            <w:tcW w:type="dxa" w:w="3212"/>
+            <w:tcBorders>
+              <w:top w:val="single" w:color="BFBFBF" w:sz="4"/>
+              <w:left w:val="single" w:color="BFBFBF" w:sz="4"/>
+              <w:bottom w:val="single" w:color="BFBFBF" w:sz="4"/>
+              <w:right w:val="single" w:color="BFBFBF" w:sz="4"/>
+            </w:tcBorders>
+            <w:tcMar>
+              <w:top w:type="dxa" w:w="60"/>
+              <w:left w:type="dxa" w:w="100"/>
+              <w:bottom w:type="dxa" w:w="60"/>
+              <w:right w:type="dxa" w:w="100"/>
+            </w:tcMar>
+          </w:tcPr>
+          <w:p>
+            <w:r>
+              <w:rPr>
+                <w:rFonts w:ascii="Calibri" w:cs="Calibri" w:eastAsia="Calibri" w:hAnsi="Calibri"/>
+                <w:b/>
+                <w:bCs/>
+                <w:sz w:val="18"/>
+                <w:szCs w:val="18"/>
+              </w:rPr>
+              <w:t xml:space="preserve">Polling with timeout</w:t>
+            </w:r>
+            <w:r>
+              <w:rPr>
+                <w:rFonts w:ascii="Calibri" w:cs="Calibri" w:eastAsia="Calibri" w:hAnsi="Calibri"/>
+                <w:sz w:val="18"/>
+                <w:szCs w:val="18"/>
+              </w:rPr>
+              <w:t xml:space="preserve"> (</w:t>
+            </w:r>
+            <w:r>
+              <w:rPr>
+                <w:rFonts w:ascii="Consolas" w:cs="Consolas" w:eastAsia="Consolas" w:hAnsi="Consolas"/>
+                <w:color w:val="5B2C6F"/>
+                <w:sz w:val="16"/>
+                <w:szCs w:val="16"/>
+              </w:rPr>
               <w:t xml:space="preserve">Eventually</w:t>
             </w:r>
             <w:r>
@@ -4140,7 +4495,7 @@
         </w:tc>
         <w:tc>
           <w:tcPr>
-            <w:tcW w:type="dxa" w:w="3411"/>
+            <w:tcW w:type="dxa" w:w="3212"/>
             <w:tcBorders>
               <w:top w:val="single" w:color="BFBFBF" w:sz="4"/>
               <w:left w:val="single" w:color="BFBFBF" w:sz="4"/>
@@ -4167,7 +4522,7 @@
         </w:tc>
         <w:tc>
           <w:tcPr>
-            <w:tcW w:type="dxa" w:w="3413"/>
+            <w:tcW w:type="dxa" w:w="3214"/>
             <w:tcBorders>
               <w:top w:val="single" w:color="BFBFBF" w:sz="4"/>
               <w:left w:val="single" w:color="BFBFBF" w:sz="4"/>
@@ -5024,7 +5379,7 @@
                 <w:sz w:val="18"/>
                 <w:szCs w:val="18"/>
               </w:rPr>
-              <w:t xml:space="preserve">4</w:t>
+              <w:t xml:space="preserve">8</w:t>
             </w:r>
           </w:p>
         </w:tc>
@@ -5051,7 +5406,7 @@
                 <w:sz w:val="18"/>
                 <w:szCs w:val="18"/>
               </w:rPr>
-              <w:t xml:space="preserve">13</w:t>
+              <w:t xml:space="preserve">34</w:t>
             </w:r>
           </w:p>
         </w:tc>
@@ -5078,7 +5433,7 @@
                 <w:sz w:val="18"/>
                 <w:szCs w:val="18"/>
               </w:rPr>
-              <w:t xml:space="preserve">25</w:t>
+              <w:t xml:space="preserve">46</w:t>
             </w:r>
           </w:p>
         </w:tc>
@@ -5134,7 +5489,7 @@
                 <w:sz w:val="18"/>
                 <w:szCs w:val="18"/>
               </w:rPr>
-              <w:t xml:space="preserve">15</w:t>
+              <w:t xml:space="preserve">16</w:t>
             </w:r>
           </w:p>
         </w:tc>
@@ -5161,7 +5516,7 @@
                 <w:sz w:val="18"/>
                 <w:szCs w:val="18"/>
               </w:rPr>
-              <w:t xml:space="preserve">104</w:t>
+              <w:t xml:space="preserve">107</w:t>
             </w:r>
           </w:p>
         </w:tc>
@@ -5188,7 +5543,7 @@
                 <w:sz w:val="18"/>
                 <w:szCs w:val="18"/>
               </w:rPr>
-              <w:t xml:space="preserve">126</w:t>
+              <w:t xml:space="preserve">129</w:t>
             </w:r>
           </w:p>
         </w:tc>
@@ -5244,7 +5599,7 @@
                 <w:sz w:val="18"/>
                 <w:szCs w:val="18"/>
               </w:rPr>
-              <w:t xml:space="preserve">20</w:t>
+              <w:t xml:space="preserve">22</w:t>
             </w:r>
           </w:p>
         </w:tc>
@@ -5271,7 +5626,7 @@
                 <w:sz w:val="18"/>
                 <w:szCs w:val="18"/>
               </w:rPr>
-              <w:t xml:space="preserve">145</w:t>
+              <w:t xml:space="preserve">152</w:t>
             </w:r>
           </w:p>
         </w:tc>
@@ -5298,7 +5653,7 @@
                 <w:sz w:val="18"/>
                 <w:szCs w:val="18"/>
               </w:rPr>
-              <w:t xml:space="preserve">234</w:t>
+              <w:t xml:space="preserve">241</w:t>
             </w:r>
           </w:p>
         </w:tc>
@@ -5354,7 +5709,7 @@
                 <w:sz w:val="18"/>
                 <w:szCs w:val="18"/>
               </w:rPr>
-              <w:t xml:space="preserve">3</w:t>
+              <w:t xml:space="preserve">4</w:t>
             </w:r>
           </w:p>
         </w:tc>
@@ -5381,7 +5736,7 @@
                 <w:sz w:val="18"/>
                 <w:szCs w:val="18"/>
               </w:rPr>
-              <w:t xml:space="preserve">11</w:t>
+              <w:t xml:space="preserve">12</w:t>
             </w:r>
           </w:p>
         </w:tc>
@@ -5408,7 +5763,7 @@
                 <w:sz w:val="18"/>
                 <w:szCs w:val="18"/>
               </w:rPr>
-              <w:t xml:space="preserve">17</w:t>
+              <w:t xml:space="preserve">18</w:t>
             </w:r>
           </w:p>
         </w:tc>
@@ -5491,7 +5846,7 @@
                 <w:sz w:val="18"/>
                 <w:szCs w:val="18"/>
               </w:rPr>
-              <w:t xml:space="preserve">5</w:t>
+              <w:t xml:space="preserve">6</w:t>
             </w:r>
           </w:p>
         </w:tc>
@@ -5518,7 +5873,7 @@
                 <w:sz w:val="18"/>
                 <w:szCs w:val="18"/>
               </w:rPr>
-              <w:t xml:space="preserve">5</w:t>
+              <w:t xml:space="preserve">6</w:t>
             </w:r>
           </w:p>
         </w:tc>
@@ -5578,7 +5933,7 @@
                 <w:sz w:val="18"/>
                 <w:szCs w:val="18"/>
               </w:rPr>
-              <w:t xml:space="preserve">43</w:t>
+              <w:t xml:space="preserve">51</w:t>
             </w:r>
           </w:p>
         </w:tc>
@@ -5607,7 +5962,7 @@
                 <w:sz w:val="18"/>
                 <w:szCs w:val="18"/>
               </w:rPr>
-              <w:t xml:space="preserve">278</w:t>
+              <w:t xml:space="preserve">311</w:t>
             </w:r>
           </w:p>
         </w:tc>
@@ -5636,7 +5991,7 @@
                 <w:sz w:val="18"/>
                 <w:szCs w:val="18"/>
               </w:rPr>
-              <w:t xml:space="preserve">407</w:t>
+              <w:t xml:space="preserve">440</w:t>
             </w:r>
           </w:p>
         </w:tc>
@@ -5811,32 +6166,15 @@
                 <w:sz w:val="18"/>
                 <w:szCs w:val="18"/>
               </w:rPr>
-              <w:t xml:space="preserve">404 passed, 0 failed, 0 skipped</w:t>
-            </w:r>
-            <w:r>
-              <w:rPr>
-                <w:rFonts w:ascii="Calibri" w:cs="Calibri" w:eastAsia="Calibri" w:hAnsi="Calibri"/>
-                <w:sz w:val="18"/>
-                <w:szCs w:val="18"/>
-              </w:rPr>
-              <w:t xml:space="preserve"> (≈ 34 s) — before the 3 </w:t>
-            </w:r>
-            <w:r>
-              <w:rPr>
-                <w:rFonts w:ascii="Consolas" w:cs="Consolas" w:eastAsia="Consolas" w:hAnsi="Consolas"/>
-                <w:color w:val="5B2C6F"/>
-                <w:sz w:val="16"/>
-                <w:szCs w:val="16"/>
-              </w:rPr>
-              <w:t xml:space="preserve">MongoUnavailableTests</w:t>
-            </w:r>
-            <w:r>
-              <w:rPr>
-                <w:rFonts w:ascii="Calibri" w:cs="Calibri" w:eastAsia="Calibri" w:hAnsi="Calibri"/>
-                <w:sz w:val="18"/>
-                <w:szCs w:val="18"/>
-              </w:rPr>
-              <w:t xml:space="preserve"> were added; re-run pending</w:t>
+              <w:t xml:space="preserve">407 passed, 0 failed, 0 skipped</w:t>
+            </w:r>
+            <w:r>
+              <w:rPr>
+                <w:rFonts w:ascii="Calibri" w:cs="Calibri" w:eastAsia="Calibri" w:hAnsi="Calibri"/>
+                <w:sz w:val="18"/>
+                <w:szCs w:val="18"/>
+              </w:rPr>
+              <w:t xml:space="preserve"> (≈ 26 s, 2026-10-27) — before the 33 logging tests (§7, Logging &amp; Observability) were added; re-run pending</w:t>
             </w:r>
           </w:p>
         </w:tc>
@@ -6205,10 +6543,10 @@
         </w:tblBorders>
       </w:tblPr>
       <w:tblGrid>
-        <w:gridCol w:w="963"/>
-        <w:gridCol w:w="3855"/>
-        <w:gridCol w:w="3855"/>
-        <w:gridCol w:w="965"/>
+        <w:gridCol w:w="944"/>
+        <w:gridCol w:w="3779"/>
+        <w:gridCol w:w="3779"/>
+        <w:gridCol w:w="1136"/>
       </w:tblGrid>
       <w:tr>
         <w:trPr>
@@ -6216,7 +6554,7 @@
         </w:trPr>
         <w:tc>
           <w:tcPr>
-            <w:tcW w:type="dxa" w:w="963"/>
+            <w:tcW w:type="dxa" w:w="944"/>
             <w:tcBorders>
               <w:top w:val="single" w:color="BFBFBF" w:sz="4"/>
               <w:left w:val="single" w:color="BFBFBF" w:sz="4"/>
@@ -6246,7 +6584,7 @@
         </w:tc>
         <w:tc>
           <w:tcPr>
-            <w:tcW w:type="dxa" w:w="3855"/>
+            <w:tcW w:type="dxa" w:w="3779"/>
             <w:tcBorders>
               <w:top w:val="single" w:color="BFBFBF" w:sz="4"/>
               <w:left w:val="single" w:color="BFBFBF" w:sz="4"/>
@@ -6276,7 +6614,7 @@
         </w:tc>
         <w:tc>
           <w:tcPr>
-            <w:tcW w:type="dxa" w:w="3855"/>
+            <w:tcW w:type="dxa" w:w="3779"/>
             <w:tcBorders>
               <w:top w:val="single" w:color="BFBFBF" w:sz="4"/>
               <w:left w:val="single" w:color="BFBFBF" w:sz="4"/>
@@ -6306,7 +6644,7 @@
         </w:tc>
         <w:tc>
           <w:tcPr>
-            <w:tcW w:type="dxa" w:w="965"/>
+            <w:tcW w:type="dxa" w:w="1136"/>
             <w:tcBorders>
               <w:top w:val="single" w:color="BFBFBF" w:sz="4"/>
               <w:left w:val="single" w:color="BFBFBF" w:sz="4"/>
@@ -6338,7 +6676,7 @@
       <w:tr>
         <w:tc>
           <w:tcPr>
-            <w:tcW w:type="dxa" w:w="963"/>
+            <w:tcW w:type="dxa" w:w="944"/>
             <w:tcBorders>
               <w:top w:val="single" w:color="BFBFBF" w:sz="4"/>
               <w:left w:val="single" w:color="BFBFBF" w:sz="4"/>
@@ -6365,7 +6703,7 @@
         </w:tc>
         <w:tc>
           <w:tcPr>
-            <w:tcW w:type="dxa" w:w="3855"/>
+            <w:tcW w:type="dxa" w:w="3779"/>
             <w:tcBorders>
               <w:top w:val="single" w:color="BFBFBF" w:sz="4"/>
               <w:left w:val="single" w:color="BFBFBF" w:sz="4"/>
@@ -6401,7 +6739,7 @@
         </w:tc>
         <w:tc>
           <w:tcPr>
-            <w:tcW w:type="dxa" w:w="3855"/>
+            <w:tcW w:type="dxa" w:w="3779"/>
             <w:tcBorders>
               <w:top w:val="single" w:color="BFBFBF" w:sz="4"/>
               <w:left w:val="single" w:color="BFBFBF" w:sz="4"/>
@@ -6463,7 +6801,7 @@
         </w:tc>
         <w:tc>
           <w:tcPr>
-            <w:tcW w:type="dxa" w:w="965"/>
+            <w:tcW w:type="dxa" w:w="1136"/>
             <w:tcBorders>
               <w:top w:val="single" w:color="BFBFBF" w:sz="4"/>
               <w:left w:val="single" w:color="BFBFBF" w:sz="4"/>
@@ -6492,7 +6830,7 @@
       <w:tr>
         <w:tc>
           <w:tcPr>
-            <w:tcW w:type="dxa" w:w="963"/>
+            <w:tcW w:type="dxa" w:w="944"/>
             <w:tcBorders>
               <w:top w:val="single" w:color="BFBFBF" w:sz="4"/>
               <w:left w:val="single" w:color="BFBFBF" w:sz="4"/>
@@ -6519,7 +6857,7 @@
         </w:tc>
         <w:tc>
           <w:tcPr>
-            <w:tcW w:type="dxa" w:w="3855"/>
+            <w:tcW w:type="dxa" w:w="3779"/>
             <w:tcBorders>
               <w:top w:val="single" w:color="BFBFBF" w:sz="4"/>
               <w:left w:val="single" w:color="BFBFBF" w:sz="4"/>
@@ -6546,7 +6884,7 @@
         </w:tc>
         <w:tc>
           <w:tcPr>
-            <w:tcW w:type="dxa" w:w="3855"/>
+            <w:tcW w:type="dxa" w:w="3779"/>
             <w:tcBorders>
               <w:top w:val="single" w:color="BFBFBF" w:sz="4"/>
               <w:left w:val="single" w:color="BFBFBF" w:sz="4"/>
@@ -6608,7 +6946,7 @@
         </w:tc>
         <w:tc>
           <w:tcPr>
-            <w:tcW w:type="dxa" w:w="965"/>
+            <w:tcW w:type="dxa" w:w="1136"/>
             <w:tcBorders>
               <w:top w:val="single" w:color="BFBFBF" w:sz="4"/>
               <w:left w:val="single" w:color="BFBFBF" w:sz="4"/>
@@ -6637,7 +6975,7 @@
       <w:tr>
         <w:tc>
           <w:tcPr>
-            <w:tcW w:type="dxa" w:w="963"/>
+            <w:tcW w:type="dxa" w:w="944"/>
             <w:tcBorders>
               <w:top w:val="single" w:color="BFBFBF" w:sz="4"/>
               <w:left w:val="single" w:color="BFBFBF" w:sz="4"/>
@@ -6664,7 +7002,7 @@
         </w:tc>
         <w:tc>
           <w:tcPr>
-            <w:tcW w:type="dxa" w:w="3855"/>
+            <w:tcW w:type="dxa" w:w="3779"/>
             <w:tcBorders>
               <w:top w:val="single" w:color="BFBFBF" w:sz="4"/>
               <w:left w:val="single" w:color="BFBFBF" w:sz="4"/>
@@ -6700,7 +7038,7 @@
         </w:tc>
         <w:tc>
           <w:tcPr>
-            <w:tcW w:type="dxa" w:w="3855"/>
+            <w:tcW w:type="dxa" w:w="3779"/>
             <w:tcBorders>
               <w:top w:val="single" w:color="BFBFBF" w:sz="4"/>
               <w:left w:val="single" w:color="BFBFBF" w:sz="4"/>
@@ -6762,7 +7100,7 @@
         </w:tc>
         <w:tc>
           <w:tcPr>
-            <w:tcW w:type="dxa" w:w="965"/>
+            <w:tcW w:type="dxa" w:w="1136"/>
             <w:tcBorders>
               <w:top w:val="single" w:color="BFBFBF" w:sz="4"/>
               <w:left w:val="single" w:color="BFBFBF" w:sz="4"/>
@@ -6791,7 +7129,7 @@
       <w:tr>
         <w:tc>
           <w:tcPr>
-            <w:tcW w:type="dxa" w:w="963"/>
+            <w:tcW w:type="dxa" w:w="944"/>
             <w:tcBorders>
               <w:top w:val="single" w:color="BFBFBF" w:sz="4"/>
               <w:left w:val="single" w:color="BFBFBF" w:sz="4"/>
@@ -6818,7 +7156,7 @@
         </w:tc>
         <w:tc>
           <w:tcPr>
-            <w:tcW w:type="dxa" w:w="3855"/>
+            <w:tcW w:type="dxa" w:w="3779"/>
             <w:tcBorders>
               <w:top w:val="single" w:color="BFBFBF" w:sz="4"/>
               <w:left w:val="single" w:color="BFBFBF" w:sz="4"/>
@@ -6845,7 +7183,7 @@
         </w:tc>
         <w:tc>
           <w:tcPr>
-            <w:tcW w:type="dxa" w:w="3855"/>
+            <w:tcW w:type="dxa" w:w="3779"/>
             <w:tcBorders>
               <w:top w:val="single" w:color="BFBFBF" w:sz="4"/>
               <w:left w:val="single" w:color="BFBFBF" w:sz="4"/>
@@ -6924,7 +7262,7 @@
         </w:tc>
         <w:tc>
           <w:tcPr>
-            <w:tcW w:type="dxa" w:w="965"/>
+            <w:tcW w:type="dxa" w:w="1136"/>
             <w:tcBorders>
               <w:top w:val="single" w:color="BFBFBF" w:sz="4"/>
               <w:left w:val="single" w:color="BFBFBF" w:sz="4"/>
@@ -6953,7 +7291,7 @@
       <w:tr>
         <w:tc>
           <w:tcPr>
-            <w:tcW w:type="dxa" w:w="963"/>
+            <w:tcW w:type="dxa" w:w="944"/>
             <w:tcBorders>
               <w:top w:val="single" w:color="BFBFBF" w:sz="4"/>
               <w:left w:val="single" w:color="BFBFBF" w:sz="4"/>
@@ -6980,7 +7318,7 @@
         </w:tc>
         <w:tc>
           <w:tcPr>
-            <w:tcW w:type="dxa" w:w="3855"/>
+            <w:tcW w:type="dxa" w:w="3779"/>
             <w:tcBorders>
               <w:top w:val="single" w:color="BFBFBF" w:sz="4"/>
               <w:left w:val="single" w:color="BFBFBF" w:sz="4"/>
@@ -7007,7 +7345,7 @@
         </w:tc>
         <w:tc>
           <w:tcPr>
-            <w:tcW w:type="dxa" w:w="3855"/>
+            <w:tcW w:type="dxa" w:w="3779"/>
             <w:tcBorders>
               <w:top w:val="single" w:color="BFBFBF" w:sz="4"/>
               <w:left w:val="single" w:color="BFBFBF" w:sz="4"/>
@@ -7103,7 +7441,7 @@
         </w:tc>
         <w:tc>
           <w:tcPr>
-            <w:tcW w:type="dxa" w:w="965"/>
+            <w:tcW w:type="dxa" w:w="1136"/>
             <w:tcBorders>
               <w:top w:val="single" w:color="BFBFBF" w:sz="4"/>
               <w:left w:val="single" w:color="BFBFBF" w:sz="4"/>
@@ -7132,7 +7470,7 @@
       <w:tr>
         <w:tc>
           <w:tcPr>
-            <w:tcW w:type="dxa" w:w="963"/>
+            <w:tcW w:type="dxa" w:w="944"/>
             <w:tcBorders>
               <w:top w:val="single" w:color="BFBFBF" w:sz="4"/>
               <w:left w:val="single" w:color="BFBFBF" w:sz="4"/>
@@ -7159,7 +7497,7 @@
         </w:tc>
         <w:tc>
           <w:tcPr>
-            <w:tcW w:type="dxa" w:w="3855"/>
+            <w:tcW w:type="dxa" w:w="3779"/>
             <w:tcBorders>
               <w:top w:val="single" w:color="BFBFBF" w:sz="4"/>
               <w:left w:val="single" w:color="BFBFBF" w:sz="4"/>
@@ -7186,7 +7524,7 @@
         </w:tc>
         <w:tc>
           <w:tcPr>
-            <w:tcW w:type="dxa" w:w="3855"/>
+            <w:tcW w:type="dxa" w:w="3779"/>
             <w:tcBorders>
               <w:top w:val="single" w:color="BFBFBF" w:sz="4"/>
               <w:left w:val="single" w:color="BFBFBF" w:sz="4"/>
@@ -7231,7 +7569,7 @@
         </w:tc>
         <w:tc>
           <w:tcPr>
-            <w:tcW w:type="dxa" w:w="965"/>
+            <w:tcW w:type="dxa" w:w="1136"/>
             <w:tcBorders>
               <w:top w:val="single" w:color="BFBFBF" w:sz="4"/>
               <w:left w:val="single" w:color="BFBFBF" w:sz="4"/>
@@ -7260,7 +7598,7 @@
       <w:tr>
         <w:tc>
           <w:tcPr>
-            <w:tcW w:type="dxa" w:w="963"/>
+            <w:tcW w:type="dxa" w:w="944"/>
             <w:tcBorders>
               <w:top w:val="single" w:color="BFBFBF" w:sz="4"/>
               <w:left w:val="single" w:color="BFBFBF" w:sz="4"/>
@@ -7287,7 +7625,7 @@
         </w:tc>
         <w:tc>
           <w:tcPr>
-            <w:tcW w:type="dxa" w:w="3855"/>
+            <w:tcW w:type="dxa" w:w="3779"/>
             <w:tcBorders>
               <w:top w:val="single" w:color="BFBFBF" w:sz="4"/>
               <w:left w:val="single" w:color="BFBFBF" w:sz="4"/>
@@ -7314,7 +7652,7 @@
         </w:tc>
         <w:tc>
           <w:tcPr>
-            <w:tcW w:type="dxa" w:w="3855"/>
+            <w:tcW w:type="dxa" w:w="3779"/>
             <w:tcBorders>
               <w:top w:val="single" w:color="BFBFBF" w:sz="4"/>
               <w:left w:val="single" w:color="BFBFBF" w:sz="4"/>
@@ -7410,7 +7748,7 @@
         </w:tc>
         <w:tc>
           <w:tcPr>
-            <w:tcW w:type="dxa" w:w="965"/>
+            <w:tcW w:type="dxa" w:w="1136"/>
             <w:tcBorders>
               <w:top w:val="single" w:color="BFBFBF" w:sz="4"/>
               <w:left w:val="single" w:color="BFBFBF" w:sz="4"/>
@@ -7439,7 +7777,7 @@
       <w:tr>
         <w:tc>
           <w:tcPr>
-            <w:tcW w:type="dxa" w:w="963"/>
+            <w:tcW w:type="dxa" w:w="944"/>
             <w:tcBorders>
               <w:top w:val="single" w:color="BFBFBF" w:sz="4"/>
               <w:left w:val="single" w:color="BFBFBF" w:sz="4"/>
@@ -7466,7 +7804,7 @@
         </w:tc>
         <w:tc>
           <w:tcPr>
-            <w:tcW w:type="dxa" w:w="3855"/>
+            <w:tcW w:type="dxa" w:w="3779"/>
             <w:tcBorders>
               <w:top w:val="single" w:color="BFBFBF" w:sz="4"/>
               <w:left w:val="single" w:color="BFBFBF" w:sz="4"/>
@@ -7493,7 +7831,7 @@
         </w:tc>
         <w:tc>
           <w:tcPr>
-            <w:tcW w:type="dxa" w:w="3855"/>
+            <w:tcW w:type="dxa" w:w="3779"/>
             <w:tcBorders>
               <w:top w:val="single" w:color="BFBFBF" w:sz="4"/>
               <w:left w:val="single" w:color="BFBFBF" w:sz="4"/>
@@ -7606,7 +7944,7 @@
         </w:tc>
         <w:tc>
           <w:tcPr>
-            <w:tcW w:type="dxa" w:w="965"/>
+            <w:tcW w:type="dxa" w:w="1136"/>
             <w:tcBorders>
               <w:top w:val="single" w:color="BFBFBF" w:sz="4"/>
               <w:left w:val="single" w:color="BFBFBF" w:sz="4"/>
@@ -7635,7 +7973,7 @@
       <w:tr>
         <w:tc>
           <w:tcPr>
-            <w:tcW w:type="dxa" w:w="963"/>
+            <w:tcW w:type="dxa" w:w="944"/>
             <w:tcBorders>
               <w:top w:val="single" w:color="BFBFBF" w:sz="4"/>
               <w:left w:val="single" w:color="BFBFBF" w:sz="4"/>
@@ -7662,7 +8000,7 @@
         </w:tc>
         <w:tc>
           <w:tcPr>
-            <w:tcW w:type="dxa" w:w="3855"/>
+            <w:tcW w:type="dxa" w:w="3779"/>
             <w:tcBorders>
               <w:top w:val="single" w:color="BFBFBF" w:sz="4"/>
               <w:left w:val="single" w:color="BFBFBF" w:sz="4"/>
@@ -7689,7 +8027,7 @@
         </w:tc>
         <w:tc>
           <w:tcPr>
-            <w:tcW w:type="dxa" w:w="3855"/>
+            <w:tcW w:type="dxa" w:w="3779"/>
             <w:tcBorders>
               <w:top w:val="single" w:color="BFBFBF" w:sz="4"/>
               <w:left w:val="single" w:color="BFBFBF" w:sz="4"/>
@@ -7751,7 +8089,7 @@
         </w:tc>
         <w:tc>
           <w:tcPr>
-            <w:tcW w:type="dxa" w:w="965"/>
+            <w:tcW w:type="dxa" w:w="1136"/>
             <w:tcBorders>
               <w:top w:val="single" w:color="BFBFBF" w:sz="4"/>
               <w:left w:val="single" w:color="BFBFBF" w:sz="4"/>
@@ -7780,7 +8118,7 @@
       <w:tr>
         <w:tc>
           <w:tcPr>
-            <w:tcW w:type="dxa" w:w="963"/>
+            <w:tcW w:type="dxa" w:w="944"/>
             <w:tcBorders>
               <w:top w:val="single" w:color="BFBFBF" w:sz="4"/>
               <w:left w:val="single" w:color="BFBFBF" w:sz="4"/>
@@ -7807,7 +8145,7 @@
         </w:tc>
         <w:tc>
           <w:tcPr>
-            <w:tcW w:type="dxa" w:w="3855"/>
+            <w:tcW w:type="dxa" w:w="3779"/>
             <w:tcBorders>
               <w:top w:val="single" w:color="BFBFBF" w:sz="4"/>
               <w:left w:val="single" w:color="BFBFBF" w:sz="4"/>
@@ -7834,7 +8172,7 @@
         </w:tc>
         <w:tc>
           <w:tcPr>
-            <w:tcW w:type="dxa" w:w="3855"/>
+            <w:tcW w:type="dxa" w:w="3779"/>
             <w:tcBorders>
               <w:top w:val="single" w:color="BFBFBF" w:sz="4"/>
               <w:left w:val="single" w:color="BFBFBF" w:sz="4"/>
@@ -7913,7 +8251,7 @@
         </w:tc>
         <w:tc>
           <w:tcPr>
-            <w:tcW w:type="dxa" w:w="965"/>
+            <w:tcW w:type="dxa" w:w="1136"/>
             <w:tcBorders>
               <w:top w:val="single" w:color="BFBFBF" w:sz="4"/>
               <w:left w:val="single" w:color="BFBFBF" w:sz="4"/>
@@ -7942,7 +8280,7 @@
       <w:tr>
         <w:tc>
           <w:tcPr>
-            <w:tcW w:type="dxa" w:w="963"/>
+            <w:tcW w:type="dxa" w:w="944"/>
             <w:tcBorders>
               <w:top w:val="single" w:color="BFBFBF" w:sz="4"/>
               <w:left w:val="single" w:color="BFBFBF" w:sz="4"/>
@@ -7969,7 +8307,7 @@
         </w:tc>
         <w:tc>
           <w:tcPr>
-            <w:tcW w:type="dxa" w:w="3855"/>
+            <w:tcW w:type="dxa" w:w="3779"/>
             <w:tcBorders>
               <w:top w:val="single" w:color="BFBFBF" w:sz="4"/>
               <w:left w:val="single" w:color="BFBFBF" w:sz="4"/>
@@ -7996,7 +8334,7 @@
         </w:tc>
         <w:tc>
           <w:tcPr>
-            <w:tcW w:type="dxa" w:w="3855"/>
+            <w:tcW w:type="dxa" w:w="3779"/>
             <w:tcBorders>
               <w:top w:val="single" w:color="BFBFBF" w:sz="4"/>
               <w:left w:val="single" w:color="BFBFBF" w:sz="4"/>
@@ -8058,7 +8396,7 @@
         </w:tc>
         <w:tc>
           <w:tcPr>
-            <w:tcW w:type="dxa" w:w="965"/>
+            <w:tcW w:type="dxa" w:w="1136"/>
             <w:tcBorders>
               <w:top w:val="single" w:color="BFBFBF" w:sz="4"/>
               <w:left w:val="single" w:color="BFBFBF" w:sz="4"/>
@@ -8087,7 +8425,7 @@
       <w:tr>
         <w:tc>
           <w:tcPr>
-            <w:tcW w:type="dxa" w:w="963"/>
+            <w:tcW w:type="dxa" w:w="944"/>
             <w:tcBorders>
               <w:top w:val="single" w:color="BFBFBF" w:sz="4"/>
               <w:left w:val="single" w:color="BFBFBF" w:sz="4"/>
@@ -8114,7 +8452,7 @@
         </w:tc>
         <w:tc>
           <w:tcPr>
-            <w:tcW w:type="dxa" w:w="3855"/>
+            <w:tcW w:type="dxa" w:w="3779"/>
             <w:tcBorders>
               <w:top w:val="single" w:color="BFBFBF" w:sz="4"/>
               <w:left w:val="single" w:color="BFBFBF" w:sz="4"/>
@@ -8141,7 +8479,7 @@
         </w:tc>
         <w:tc>
           <w:tcPr>
-            <w:tcW w:type="dxa" w:w="3855"/>
+            <w:tcW w:type="dxa" w:w="3779"/>
             <w:tcBorders>
               <w:top w:val="single" w:color="BFBFBF" w:sz="4"/>
               <w:left w:val="single" w:color="BFBFBF" w:sz="4"/>
@@ -8186,7 +8524,7 @@
         </w:tc>
         <w:tc>
           <w:tcPr>
-            <w:tcW w:type="dxa" w:w="965"/>
+            <w:tcW w:type="dxa" w:w="1136"/>
             <w:tcBorders>
               <w:top w:val="single" w:color="BFBFBF" w:sz="4"/>
               <w:left w:val="single" w:color="BFBFBF" w:sz="4"/>
@@ -8215,7 +8553,7 @@
       <w:tr>
         <w:tc>
           <w:tcPr>
-            <w:tcW w:type="dxa" w:w="963"/>
+            <w:tcW w:type="dxa" w:w="944"/>
             <w:tcBorders>
               <w:top w:val="single" w:color="BFBFBF" w:sz="4"/>
               <w:left w:val="single" w:color="BFBFBF" w:sz="4"/>
@@ -8242,7 +8580,7 @@
         </w:tc>
         <w:tc>
           <w:tcPr>
-            <w:tcW w:type="dxa" w:w="3855"/>
+            <w:tcW w:type="dxa" w:w="3779"/>
             <w:tcBorders>
               <w:top w:val="single" w:color="BFBFBF" w:sz="4"/>
               <w:left w:val="single" w:color="BFBFBF" w:sz="4"/>
@@ -8269,7 +8607,7 @@
         </w:tc>
         <w:tc>
           <w:tcPr>
-            <w:tcW w:type="dxa" w:w="3855"/>
+            <w:tcW w:type="dxa" w:w="3779"/>
             <w:tcBorders>
               <w:top w:val="single" w:color="BFBFBF" w:sz="4"/>
               <w:left w:val="single" w:color="BFBFBF" w:sz="4"/>
@@ -8331,7 +8669,7 @@
         </w:tc>
         <w:tc>
           <w:tcPr>
-            <w:tcW w:type="dxa" w:w="965"/>
+            <w:tcW w:type="dxa" w:w="1136"/>
             <w:tcBorders>
               <w:top w:val="single" w:color="BFBFBF" w:sz="4"/>
               <w:left w:val="single" w:color="BFBFBF" w:sz="4"/>
@@ -8360,7 +8698,7 @@
       <w:tr>
         <w:tc>
           <w:tcPr>
-            <w:tcW w:type="dxa" w:w="963"/>
+            <w:tcW w:type="dxa" w:w="944"/>
             <w:tcBorders>
               <w:top w:val="single" w:color="BFBFBF" w:sz="4"/>
               <w:left w:val="single" w:color="BFBFBF" w:sz="4"/>
@@ -8387,7 +8725,7 @@
         </w:tc>
         <w:tc>
           <w:tcPr>
-            <w:tcW w:type="dxa" w:w="3855"/>
+            <w:tcW w:type="dxa" w:w="3779"/>
             <w:tcBorders>
               <w:top w:val="single" w:color="BFBFBF" w:sz="4"/>
               <w:left w:val="single" w:color="BFBFBF" w:sz="4"/>
@@ -8414,7 +8752,7 @@
         </w:tc>
         <w:tc>
           <w:tcPr>
-            <w:tcW w:type="dxa" w:w="3855"/>
+            <w:tcW w:type="dxa" w:w="3779"/>
             <w:tcBorders>
               <w:top w:val="single" w:color="BFBFBF" w:sz="4"/>
               <w:left w:val="single" w:color="BFBFBF" w:sz="4"/>
@@ -8493,7 +8831,7 @@
         </w:tc>
         <w:tc>
           <w:tcPr>
-            <w:tcW w:type="dxa" w:w="965"/>
+            <w:tcW w:type="dxa" w:w="1136"/>
             <w:tcBorders>
               <w:top w:val="single" w:color="BFBFBF" w:sz="4"/>
               <w:left w:val="single" w:color="BFBFBF" w:sz="4"/>
@@ -8522,7 +8860,7 @@
       <w:tr>
         <w:tc>
           <w:tcPr>
-            <w:tcW w:type="dxa" w:w="963"/>
+            <w:tcW w:type="dxa" w:w="944"/>
             <w:tcBorders>
               <w:top w:val="single" w:color="BFBFBF" w:sz="4"/>
               <w:left w:val="single" w:color="BFBFBF" w:sz="4"/>
@@ -8549,7 +8887,7 @@
         </w:tc>
         <w:tc>
           <w:tcPr>
-            <w:tcW w:type="dxa" w:w="3855"/>
+            <w:tcW w:type="dxa" w:w="3779"/>
             <w:tcBorders>
               <w:top w:val="single" w:color="BFBFBF" w:sz="4"/>
               <w:left w:val="single" w:color="BFBFBF" w:sz="4"/>
@@ -8576,7 +8914,7 @@
         </w:tc>
         <w:tc>
           <w:tcPr>
-            <w:tcW w:type="dxa" w:w="3855"/>
+            <w:tcW w:type="dxa" w:w="3779"/>
             <w:tcBorders>
               <w:top w:val="single" w:color="BFBFBF" w:sz="4"/>
               <w:left w:val="single" w:color="BFBFBF" w:sz="4"/>
@@ -8689,7 +9027,7 @@
         </w:tc>
         <w:tc>
           <w:tcPr>
-            <w:tcW w:type="dxa" w:w="965"/>
+            <w:tcW w:type="dxa" w:w="1136"/>
             <w:tcBorders>
               <w:top w:val="single" w:color="BFBFBF" w:sz="4"/>
               <w:left w:val="single" w:color="BFBFBF" w:sz="4"/>
@@ -8718,7 +9056,7 @@
       <w:tr>
         <w:tc>
           <w:tcPr>
-            <w:tcW w:type="dxa" w:w="963"/>
+            <w:tcW w:type="dxa" w:w="944"/>
             <w:tcBorders>
               <w:top w:val="single" w:color="BFBFBF" w:sz="4"/>
               <w:left w:val="single" w:color="BFBFBF" w:sz="4"/>
@@ -8745,7 +9083,7 @@
         </w:tc>
         <w:tc>
           <w:tcPr>
-            <w:tcW w:type="dxa" w:w="3855"/>
+            <w:tcW w:type="dxa" w:w="3779"/>
             <w:tcBorders>
               <w:top w:val="single" w:color="BFBFBF" w:sz="4"/>
               <w:left w:val="single" w:color="BFBFBF" w:sz="4"/>
@@ -8772,7 +9110,7 @@
         </w:tc>
         <w:tc>
           <w:tcPr>
-            <w:tcW w:type="dxa" w:w="3855"/>
+            <w:tcW w:type="dxa" w:w="3779"/>
             <w:tcBorders>
               <w:top w:val="single" w:color="BFBFBF" w:sz="4"/>
               <w:left w:val="single" w:color="BFBFBF" w:sz="4"/>
@@ -8834,7 +9172,7 @@
         </w:tc>
         <w:tc>
           <w:tcPr>
-            <w:tcW w:type="dxa" w:w="965"/>
+            <w:tcW w:type="dxa" w:w="1136"/>
             <w:tcBorders>
               <w:top w:val="single" w:color="BFBFBF" w:sz="4"/>
               <w:left w:val="single" w:color="BFBFBF" w:sz="4"/>
@@ -8863,7 +9201,7 @@
       <w:tr>
         <w:tc>
           <w:tcPr>
-            <w:tcW w:type="dxa" w:w="963"/>
+            <w:tcW w:type="dxa" w:w="944"/>
             <w:tcBorders>
               <w:top w:val="single" w:color="BFBFBF" w:sz="4"/>
               <w:left w:val="single" w:color="BFBFBF" w:sz="4"/>
@@ -8890,34 +9228,34 @@
         </w:tc>
         <w:tc>
           <w:tcPr>
-            <w:tcW w:type="dxa" w:w="3855"/>
-            <w:tcBorders>
-              <w:top w:val="single" w:color="BFBFBF" w:sz="4"/>
-              <w:left w:val="single" w:color="BFBFBF" w:sz="4"/>
-              <w:bottom w:val="single" w:color="BFBFBF" w:sz="4"/>
-              <w:right w:val="single" w:color="BFBFBF" w:sz="4"/>
-            </w:tcBorders>
-            <w:tcMar>
-              <w:top w:type="dxa" w:w="60"/>
-              <w:left w:type="dxa" w:w="100"/>
-              <w:bottom w:type="dxa" w:w="60"/>
-              <w:right w:type="dxa" w:w="100"/>
-            </w:tcMar>
-          </w:tcPr>
-          <w:p>
-            <w:r>
-              <w:rPr>
-                <w:rFonts w:ascii="Calibri" w:cs="Calibri" w:eastAsia="Calibri" w:hAnsi="Calibri"/>
-                <w:sz w:val="18"/>
-                <w:szCs w:val="18"/>
-              </w:rPr>
-              <w:t xml:space="preserve">Logging &amp; observability (correlation id, health checks)</w:t>
-            </w:r>
-          </w:p>
-        </w:tc>
-        <w:tc>
-          <w:tcPr>
-            <w:tcW w:type="dxa" w:w="3855"/>
+            <w:tcW w:type="dxa" w:w="3779"/>
+            <w:tcBorders>
+              <w:top w:val="single" w:color="BFBFBF" w:sz="4"/>
+              <w:left w:val="single" w:color="BFBFBF" w:sz="4"/>
+              <w:bottom w:val="single" w:color="BFBFBF" w:sz="4"/>
+              <w:right w:val="single" w:color="BFBFBF" w:sz="4"/>
+            </w:tcBorders>
+            <w:tcMar>
+              <w:top w:type="dxa" w:w="60"/>
+              <w:left w:type="dxa" w:w="100"/>
+              <w:bottom w:type="dxa" w:w="60"/>
+              <w:right w:type="dxa" w:w="100"/>
+            </w:tcMar>
+          </w:tcPr>
+          <w:p>
+            <w:r>
+              <w:rPr>
+                <w:rFonts w:ascii="Calibri" w:cs="Calibri" w:eastAsia="Calibri" w:hAnsi="Calibri"/>
+                <w:sz w:val="18"/>
+                <w:szCs w:val="18"/>
+              </w:rPr>
+              <w:t xml:space="preserve">Logging &amp; observability: console + MongoDB, Debug/Information/Error levels, correlation id, health checks</w:t>
+            </w:r>
+          </w:p>
+        </w:tc>
+        <w:tc>
+          <w:tcPr>
+            <w:tcW w:type="dxa" w:w="3779"/>
             <w:tcBorders>
               <w:top w:val="single" w:color="BFBFBF" w:sz="4"/>
               <w:left w:val="single" w:color="BFBFBF" w:sz="4"/>
@@ -8939,7 +9277,7 @@
                 <w:sz w:val="16"/>
                 <w:szCs w:val="16"/>
               </w:rPr>
-              <w:t xml:space="preserve">CorrelationTests</w:t>
+              <w:t xml:space="preserve">BatchingLogSinkTests</w:t>
             </w:r>
             <w:r>
               <w:rPr>
@@ -8956,7 +9294,7 @@
                 <w:sz w:val="16"/>
                 <w:szCs w:val="16"/>
               </w:rPr>
-              <w:t xml:space="preserve">CorrelationIdMiddlewareTests</w:t>
+              <w:t xml:space="preserve">LogRecordTests</w:t>
             </w:r>
             <w:r>
               <w:rPr>
@@ -8973,7 +9311,7 @@
                 <w:sz w:val="16"/>
                 <w:szCs w:val="16"/>
               </w:rPr>
-              <w:t xml:space="preserve">CorrelationIdHandlerTests</w:t>
+              <w:t xml:space="preserve">ServiceLoggingPipelineTests</w:t>
             </w:r>
             <w:r>
               <w:rPr>
@@ -8990,7 +9328,7 @@
                 <w:sz w:val="16"/>
                 <w:szCs w:val="16"/>
               </w:rPr>
-              <w:t xml:space="preserve">JobsApiTests</w:t>
+              <w:t xml:space="preserve">MongoLogBatchWriterTests</w:t>
             </w:r>
             <w:r>
               <w:rPr>
@@ -9007,7 +9345,7 @@
                 <w:sz w:val="16"/>
                 <w:szCs w:val="16"/>
               </w:rPr>
-              <w:t xml:space="preserve">ProcessApiTests</w:t>
+              <w:t xml:space="preserve">JobDispatcherLoggingTests</w:t>
             </w:r>
             <w:r>
               <w:rPr>
@@ -9024,90 +9362,15 @@
                 <w:sz w:val="16"/>
                 <w:szCs w:val="16"/>
               </w:rPr>
-              <w:t xml:space="preserve">AuditApiTests</w:t>
-            </w:r>
-          </w:p>
-        </w:tc>
-        <w:tc>
-          <w:tcPr>
-            <w:tcW w:type="dxa" w:w="965"/>
-            <w:tcBorders>
-              <w:top w:val="single" w:color="BFBFBF" w:sz="4"/>
-              <w:left w:val="single" w:color="BFBFBF" w:sz="4"/>
-              <w:bottom w:val="single" w:color="BFBFBF" w:sz="4"/>
-              <w:right w:val="single" w:color="BFBFBF" w:sz="4"/>
-            </w:tcBorders>
-            <w:tcMar>
-              <w:top w:type="dxa" w:w="60"/>
-              <w:left w:type="dxa" w:w="100"/>
-              <w:bottom w:type="dxa" w:w="60"/>
-              <w:right w:type="dxa" w:w="100"/>
-            </w:tcMar>
-          </w:tcPr>
-          <w:p>
-            <w:r>
-              <w:rPr>
-                <w:rFonts w:ascii="Calibri" w:cs="Calibri" w:eastAsia="Calibri" w:hAnsi="Calibri"/>
-                <w:sz w:val="18"/>
-                <w:szCs w:val="18"/>
-              </w:rPr>
-              <w:t xml:space="preserve">MT-01</w:t>
-            </w:r>
-          </w:p>
-        </w:tc>
-      </w:tr>
-      <w:tr>
-        <w:tc>
-          <w:tcPr>
-            <w:tcW w:type="dxa" w:w="963"/>
-            <w:tcBorders>
-              <w:top w:val="single" w:color="BFBFBF" w:sz="4"/>
-              <w:left w:val="single" w:color="BFBFBF" w:sz="4"/>
-              <w:bottom w:val="single" w:color="BFBFBF" w:sz="4"/>
-              <w:right w:val="single" w:color="BFBFBF" w:sz="4"/>
-            </w:tcBorders>
-            <w:tcMar>
-              <w:top w:type="dxa" w:w="60"/>
-              <w:left w:type="dxa" w:w="100"/>
-              <w:bottom w:type="dxa" w:w="60"/>
-              <w:right w:type="dxa" w:w="100"/>
-            </w:tcMar>
-          </w:tcPr>
-          <w:p>
-            <w:r>
-              <w:rPr>
-                <w:rFonts w:ascii="Calibri" w:cs="Calibri" w:eastAsia="Calibri" w:hAnsi="Calibri"/>
-                <w:sz w:val="18"/>
-                <w:szCs w:val="18"/>
-              </w:rPr>
-              <w:t xml:space="preserve">R18</w:t>
-            </w:r>
-          </w:p>
-        </w:tc>
-        <w:tc>
-          <w:tcPr>
-            <w:tcW w:type="dxa" w:w="3855"/>
-            <w:tcBorders>
-              <w:top w:val="single" w:color="BFBFBF" w:sz="4"/>
-              <w:left w:val="single" w:color="BFBFBF" w:sz="4"/>
-              <w:bottom w:val="single" w:color="BFBFBF" w:sz="4"/>
-              <w:right w:val="single" w:color="BFBFBF" w:sz="4"/>
-            </w:tcBorders>
-            <w:tcMar>
-              <w:top w:type="dxa" w:w="60"/>
-              <w:left w:type="dxa" w:w="100"/>
-              <w:bottom w:type="dxa" w:w="60"/>
-              <w:right w:type="dxa" w:w="100"/>
-            </w:tcMar>
-          </w:tcPr>
-          <w:p>
-            <w:r>
-              <w:rPr>
-                <w:rFonts w:ascii="Calibri" w:cs="Calibri" w:eastAsia="Calibri" w:hAnsi="Calibri"/>
-                <w:sz w:val="18"/>
-                <w:szCs w:val="18"/>
-              </w:rPr>
-              <w:t xml:space="preserve">Bonus: Audit Service </w:t>
+              <w:t xml:space="preserve">JobRunnerLoggingTests</w:t>
+            </w:r>
+            <w:r>
+              <w:rPr>
+                <w:rFonts w:ascii="Calibri" w:cs="Calibri" w:eastAsia="Calibri" w:hAnsi="Calibri"/>
+                <w:sz w:val="18"/>
+                <w:szCs w:val="18"/>
+              </w:rPr>
+              <w:t xml:space="preserve">, </w:t>
             </w:r>
             <w:r>
               <w:rPr>
@@ -9116,7 +9379,7 @@
                 <w:sz w:val="16"/>
                 <w:szCs w:val="16"/>
               </w:rPr>
-              <w:t xml:space="preserve">POST /api/audit</w:t>
+              <w:t xml:space="preserve">JobsApiLoggingTests</w:t>
             </w:r>
             <w:r>
               <w:rPr>
@@ -9133,27 +9396,16 @@
                 <w:sz w:val="16"/>
                 <w:szCs w:val="16"/>
               </w:rPr>
-              <w:t xml:space="preserve">GET /api/audit/{jobId}</w:t>
-            </w:r>
-          </w:p>
-        </w:tc>
-        <w:tc>
-          <w:tcPr>
-            <w:tcW w:type="dxa" w:w="3855"/>
-            <w:tcBorders>
-              <w:top w:val="single" w:color="BFBFBF" w:sz="4"/>
-              <w:left w:val="single" w:color="BFBFBF" w:sz="4"/>
-              <w:bottom w:val="single" w:color="BFBFBF" w:sz="4"/>
-              <w:right w:val="single" w:color="BFBFBF" w:sz="4"/>
-            </w:tcBorders>
-            <w:tcMar>
-              <w:top w:type="dxa" w:w="60"/>
-              <w:left w:type="dxa" w:w="100"/>
-              <w:bottom w:type="dxa" w:w="60"/>
-              <w:right w:type="dxa" w:w="100"/>
-            </w:tcMar>
-          </w:tcPr>
-          <w:p>
+              <w:t xml:space="preserve">AuditApiLoggingTests</w:t>
+            </w:r>
+            <w:r>
+              <w:rPr>
+                <w:rFonts w:ascii="Calibri" w:cs="Calibri" w:eastAsia="Calibri" w:hAnsi="Calibri"/>
+                <w:sz w:val="18"/>
+                <w:szCs w:val="18"/>
+              </w:rPr>
+              <w:t xml:space="preserve">, </w:t>
+            </w:r>
             <w:r>
               <w:rPr>
                 <w:rFonts w:ascii="Consolas" w:cs="Consolas" w:eastAsia="Consolas" w:hAnsi="Consolas"/>
@@ -9161,7 +9413,7 @@
                 <w:sz w:val="16"/>
                 <w:szCs w:val="16"/>
               </w:rPr>
-              <w:t xml:space="preserve">AuditApiTests</w:t>
+              <w:t xml:space="preserve">EndToEndTests</w:t>
             </w:r>
             <w:r>
               <w:rPr>
@@ -9178,7 +9430,7 @@
                 <w:sz w:val="16"/>
                 <w:szCs w:val="16"/>
               </w:rPr>
-              <w:t xml:space="preserve">AuditRepositoryContract</w:t>
+              <w:t xml:space="preserve">CorrelationTests</w:t>
             </w:r>
             <w:r>
               <w:rPr>
@@ -9195,7 +9447,7 @@
                 <w:sz w:val="16"/>
                 <w:szCs w:val="16"/>
               </w:rPr>
-              <w:t xml:space="preserve">AuditPublisherTests</w:t>
+              <w:t xml:space="preserve">CorrelationIdMiddlewareTests</w:t>
             </w:r>
             <w:r>
               <w:rPr>
@@ -9212,15 +9464,90 @@
                 <w:sz w:val="16"/>
                 <w:szCs w:val="16"/>
               </w:rPr>
-              <w:t xml:space="preserve">HttpAuditClientTests</w:t>
-            </w:r>
-            <w:r>
-              <w:rPr>
-                <w:rFonts w:ascii="Calibri" w:cs="Calibri" w:eastAsia="Calibri" w:hAnsi="Calibri"/>
-                <w:sz w:val="18"/>
-                <w:szCs w:val="18"/>
-              </w:rPr>
-              <w:t xml:space="preserve">, </w:t>
+              <w:t xml:space="preserve">CorrelationIdHandlerTests</w:t>
+            </w:r>
+          </w:p>
+        </w:tc>
+        <w:tc>
+          <w:tcPr>
+            <w:tcW w:type="dxa" w:w="1136"/>
+            <w:tcBorders>
+              <w:top w:val="single" w:color="BFBFBF" w:sz="4"/>
+              <w:left w:val="single" w:color="BFBFBF" w:sz="4"/>
+              <w:bottom w:val="single" w:color="BFBFBF" w:sz="4"/>
+              <w:right w:val="single" w:color="BFBFBF" w:sz="4"/>
+            </w:tcBorders>
+            <w:tcMar>
+              <w:top w:type="dxa" w:w="60"/>
+              <w:left w:type="dxa" w:w="100"/>
+              <w:bottom w:type="dxa" w:w="60"/>
+              <w:right w:type="dxa" w:w="100"/>
+            </w:tcMar>
+          </w:tcPr>
+          <w:p>
+            <w:r>
+              <w:rPr>
+                <w:rFonts w:ascii="Calibri" w:cs="Calibri" w:eastAsia="Calibri" w:hAnsi="Calibri"/>
+                <w:sz w:val="18"/>
+                <w:szCs w:val="18"/>
+              </w:rPr>
+              <w:t xml:space="preserve">MT-01, MT-11</w:t>
+            </w:r>
+          </w:p>
+        </w:tc>
+      </w:tr>
+      <w:tr>
+        <w:tc>
+          <w:tcPr>
+            <w:tcW w:type="dxa" w:w="944"/>
+            <w:tcBorders>
+              <w:top w:val="single" w:color="BFBFBF" w:sz="4"/>
+              <w:left w:val="single" w:color="BFBFBF" w:sz="4"/>
+              <w:bottom w:val="single" w:color="BFBFBF" w:sz="4"/>
+              <w:right w:val="single" w:color="BFBFBF" w:sz="4"/>
+            </w:tcBorders>
+            <w:tcMar>
+              <w:top w:type="dxa" w:w="60"/>
+              <w:left w:type="dxa" w:w="100"/>
+              <w:bottom w:type="dxa" w:w="60"/>
+              <w:right w:type="dxa" w:w="100"/>
+            </w:tcMar>
+          </w:tcPr>
+          <w:p>
+            <w:r>
+              <w:rPr>
+                <w:rFonts w:ascii="Calibri" w:cs="Calibri" w:eastAsia="Calibri" w:hAnsi="Calibri"/>
+                <w:sz w:val="18"/>
+                <w:szCs w:val="18"/>
+              </w:rPr>
+              <w:t xml:space="preserve">R18</w:t>
+            </w:r>
+          </w:p>
+        </w:tc>
+        <w:tc>
+          <w:tcPr>
+            <w:tcW w:type="dxa" w:w="3779"/>
+            <w:tcBorders>
+              <w:top w:val="single" w:color="BFBFBF" w:sz="4"/>
+              <w:left w:val="single" w:color="BFBFBF" w:sz="4"/>
+              <w:bottom w:val="single" w:color="BFBFBF" w:sz="4"/>
+              <w:right w:val="single" w:color="BFBFBF" w:sz="4"/>
+            </w:tcBorders>
+            <w:tcMar>
+              <w:top w:type="dxa" w:w="60"/>
+              <w:left w:type="dxa" w:w="100"/>
+              <w:bottom w:type="dxa" w:w="60"/>
+              <w:right w:type="dxa" w:w="100"/>
+            </w:tcMar>
+          </w:tcPr>
+          <w:p>
+            <w:r>
+              <w:rPr>
+                <w:rFonts w:ascii="Calibri" w:cs="Calibri" w:eastAsia="Calibri" w:hAnsi="Calibri"/>
+                <w:sz w:val="18"/>
+                <w:szCs w:val="18"/>
+              </w:rPr>
+              <w:t xml:space="preserve">Bonus: Audit Service </w:t>
             </w:r>
             <w:r>
               <w:rPr>
@@ -9229,13 +9556,126 @@
                 <w:sz w:val="16"/>
                 <w:szCs w:val="16"/>
               </w:rPr>
+              <w:t xml:space="preserve">POST /api/audit</w:t>
+            </w:r>
+            <w:r>
+              <w:rPr>
+                <w:rFonts w:ascii="Calibri" w:cs="Calibri" w:eastAsia="Calibri" w:hAnsi="Calibri"/>
+                <w:sz w:val="18"/>
+                <w:szCs w:val="18"/>
+              </w:rPr>
+              <w:t xml:space="preserve">, </w:t>
+            </w:r>
+            <w:r>
+              <w:rPr>
+                <w:rFonts w:ascii="Consolas" w:cs="Consolas" w:eastAsia="Consolas" w:hAnsi="Consolas"/>
+                <w:color w:val="5B2C6F"/>
+                <w:sz w:val="16"/>
+                <w:szCs w:val="16"/>
+              </w:rPr>
+              <w:t xml:space="preserve">GET /api/audit/{jobId}</w:t>
+            </w:r>
+          </w:p>
+        </w:tc>
+        <w:tc>
+          <w:tcPr>
+            <w:tcW w:type="dxa" w:w="3779"/>
+            <w:tcBorders>
+              <w:top w:val="single" w:color="BFBFBF" w:sz="4"/>
+              <w:left w:val="single" w:color="BFBFBF" w:sz="4"/>
+              <w:bottom w:val="single" w:color="BFBFBF" w:sz="4"/>
+              <w:right w:val="single" w:color="BFBFBF" w:sz="4"/>
+            </w:tcBorders>
+            <w:tcMar>
+              <w:top w:type="dxa" w:w="60"/>
+              <w:left w:type="dxa" w:w="100"/>
+              <w:bottom w:type="dxa" w:w="60"/>
+              <w:right w:type="dxa" w:w="100"/>
+            </w:tcMar>
+          </w:tcPr>
+          <w:p>
+            <w:r>
+              <w:rPr>
+                <w:rFonts w:ascii="Consolas" w:cs="Consolas" w:eastAsia="Consolas" w:hAnsi="Consolas"/>
+                <w:color w:val="5B2C6F"/>
+                <w:sz w:val="16"/>
+                <w:szCs w:val="16"/>
+              </w:rPr>
+              <w:t xml:space="preserve">AuditApiTests</w:t>
+            </w:r>
+            <w:r>
+              <w:rPr>
+                <w:rFonts w:ascii="Calibri" w:cs="Calibri" w:eastAsia="Calibri" w:hAnsi="Calibri"/>
+                <w:sz w:val="18"/>
+                <w:szCs w:val="18"/>
+              </w:rPr>
+              <w:t xml:space="preserve">, </w:t>
+            </w:r>
+            <w:r>
+              <w:rPr>
+                <w:rFonts w:ascii="Consolas" w:cs="Consolas" w:eastAsia="Consolas" w:hAnsi="Consolas"/>
+                <w:color w:val="5B2C6F"/>
+                <w:sz w:val="16"/>
+                <w:szCs w:val="16"/>
+              </w:rPr>
+              <w:t xml:space="preserve">AuditRepositoryContract</w:t>
+            </w:r>
+            <w:r>
+              <w:rPr>
+                <w:rFonts w:ascii="Calibri" w:cs="Calibri" w:eastAsia="Calibri" w:hAnsi="Calibri"/>
+                <w:sz w:val="18"/>
+                <w:szCs w:val="18"/>
+              </w:rPr>
+              <w:t xml:space="preserve">, </w:t>
+            </w:r>
+            <w:r>
+              <w:rPr>
+                <w:rFonts w:ascii="Consolas" w:cs="Consolas" w:eastAsia="Consolas" w:hAnsi="Consolas"/>
+                <w:color w:val="5B2C6F"/>
+                <w:sz w:val="16"/>
+                <w:szCs w:val="16"/>
+              </w:rPr>
+              <w:t xml:space="preserve">AuditPublisherTests</w:t>
+            </w:r>
+            <w:r>
+              <w:rPr>
+                <w:rFonts w:ascii="Calibri" w:cs="Calibri" w:eastAsia="Calibri" w:hAnsi="Calibri"/>
+                <w:sz w:val="18"/>
+                <w:szCs w:val="18"/>
+              </w:rPr>
+              <w:t xml:space="preserve">, </w:t>
+            </w:r>
+            <w:r>
+              <w:rPr>
+                <w:rFonts w:ascii="Consolas" w:cs="Consolas" w:eastAsia="Consolas" w:hAnsi="Consolas"/>
+                <w:color w:val="5B2C6F"/>
+                <w:sz w:val="16"/>
+                <w:szCs w:val="16"/>
+              </w:rPr>
+              <w:t xml:space="preserve">HttpAuditClientTests</w:t>
+            </w:r>
+            <w:r>
+              <w:rPr>
+                <w:rFonts w:ascii="Calibri" w:cs="Calibri" w:eastAsia="Calibri" w:hAnsi="Calibri"/>
+                <w:sz w:val="18"/>
+                <w:szCs w:val="18"/>
+              </w:rPr>
+              <w:t xml:space="preserve">, </w:t>
+            </w:r>
+            <w:r>
+              <w:rPr>
+                <w:rFonts w:ascii="Consolas" w:cs="Consolas" w:eastAsia="Consolas" w:hAnsi="Consolas"/>
+                <w:color w:val="5B2C6F"/>
+                <w:sz w:val="16"/>
+                <w:szCs w:val="16"/>
+              </w:rPr>
               <w:t xml:space="preserve">EndToEndTests</w:t>
             </w:r>
           </w:p>
         </w:tc>
         <w:tc>
           <w:tcPr>
-            <w:tcW w:type="dxa" w:w="965"/>
+            <w:tcW w:type="dxa" w:w="1136"/>
             <w:tcBorders>
               <w:top w:val="single" w:color="BFBFBF" w:sz="4"/>
               <w:left w:val="single" w:color="BFBFBF" w:sz="4"/>
@@ -9318,7 +9758,7 @@
         <w:rPr>
           <w:rFonts w:ascii="Calibri" w:cs="Calibri" w:eastAsia="Calibri" w:hAnsi="Calibri"/>
         </w:rPr>
-        <w:t xml:space="preserve"> (WebSocket disconnect/reconnect, chapter 5) and </w:t>
+        <w:t xml:space="preserve"> (WebSocket disconnect/reconnect, chapter 5) </w:t>
       </w:r>
       <w:r>
         <w:rPr>
@@ -9333,7 +9773,22 @@
         <w:rPr>
           <w:rFonts w:ascii="Calibri" w:cs="Calibri" w:eastAsia="Calibri" w:hAnsi="Calibri"/>
         </w:rPr>
-        <w:t xml:space="preserve"> (§6 Storage, chapter 7).</w:t>
+        <w:t xml:space="preserve"> (§6 Storage, chapter 7) and </w:t>
+      </w:r>
+      <w:r>
+        <w:rPr>
+          <w:rFonts w:ascii="Consolas" w:cs="Consolas" w:eastAsia="Consolas" w:hAnsi="Consolas"/>
+          <w:color w:val="5B2C6F"/>
+          <w:sz w:val="19"/>
+          <w:szCs w:val="19"/>
+        </w:rPr>
+        <w:t xml:space="preserve">docs/logging/TA9-Logging-Observability.docx</w:t>
+      </w:r>
+      <w:r>
+        <w:rPr>
+          <w:rFonts w:ascii="Calibri" w:cs="Calibri" w:eastAsia="Calibri" w:hAnsi="Calibri"/>
+        </w:rPr>
+        <w:t xml:space="preserve"> (§7 Logging &amp; Observability, chapter 5).</w:t>
       </w:r>
     </w:p>
     <w:p>
@@ -11239,16 +11694,676 @@
     </w:p>
     <w:p>
       <w:pPr>
-        <w:pStyle w:val="Heading2"/>
+        <w:pStyle w:val="Heading3"/>
       </w:pPr>
       <w:bookmarkStart w:name="_Toc21" w:id="21"/>
       <w:r>
         <w:rPr>
           <w:rFonts w:ascii="Calibri" w:cs="Calibri" w:eastAsia="Calibri" w:hAnsi="Calibri"/>
         </w:rPr>
-        <w:t xml:space="preserve">7.2 Processor Service (Ta9.ProcessorService.Tests)</w:t>
+        <w:t xml:space="preserve">BatchingLogSinkTests</w:t>
       </w:r>
       <w:bookmarkEnd w:id="21"/>
+    </w:p>
+    <w:p>
+      <w:pPr>
+        <w:spacing w:after="120"/>
+      </w:pPr>
+      <w:r>
+        <w:rPr>
+          <w:rFonts w:ascii="Calibri" w:cs="Calibri" w:eastAsia="Calibri" w:hAnsi="Calibri"/>
+          <w:b/>
+          <w:bCs/>
+        </w:rPr>
+        <w:t xml:space="preserve">Level:</w:t>
+      </w:r>
+      <w:r>
+        <w:rPr>
+          <w:rFonts w:ascii="Calibri" w:cs="Calibri" w:eastAsia="Calibri" w:hAnsi="Calibri"/>
+        </w:rPr>
+        <w:t xml:space="preserve"> Unit · </w:t>
+      </w:r>
+      <w:r>
+        <w:rPr>
+          <w:rFonts w:ascii="Calibri" w:cs="Calibri" w:eastAsia="Calibri" w:hAnsi="Calibri"/>
+          <w:b/>
+          <w:bCs/>
+        </w:rPr>
+        <w:t xml:space="preserve">Under test:</w:t>
+      </w:r>
+      <w:r>
+        <w:rPr>
+          <w:rFonts w:ascii="Calibri" w:cs="Calibri" w:eastAsia="Calibri" w:hAnsi="Calibri"/>
+        </w:rPr>
+        <w:t xml:space="preserve"> BatchingLogSink</w:t>
+      </w:r>
+    </w:p>
+    <w:p>
+      <w:pPr>
+        <w:spacing w:after="120"/>
+      </w:pPr>
+      <w:r>
+        <w:rPr>
+          <w:rFonts w:ascii="Calibri" w:cs="Calibri" w:eastAsia="Calibri" w:hAnsi="Calibri"/>
+        </w:rPr>
+        <w:t xml:space="preserve">Bounded, non-blocking buffer; batches by size and time; flush on dispose; drops counted and reported; write failures isolated.</w:t>
+      </w:r>
+    </w:p>
+    <w:tbl>
+      <w:tblPr>
+        <w:tblW w:type="dxa" w:w="9638"/>
+        <w:tblBorders>
+          <w:top w:val="single" w:color="auto" w:sz="4"/>
+          <w:left w:val="single" w:color="auto" w:sz="4"/>
+          <w:bottom w:val="single" w:color="auto" w:sz="4"/>
+          <w:right w:val="single" w:color="auto" w:sz="4"/>
+          <w:insideH w:val="single" w:color="auto" w:sz="4"/>
+          <w:insideV w:val="single" w:color="auto" w:sz="4"/>
+        </w:tblBorders>
+      </w:tblPr>
+      <w:tblGrid>
+        <w:gridCol w:w="1606"/>
+        <w:gridCol w:w="6425"/>
+        <w:gridCol w:w="1607"/>
+      </w:tblGrid>
+      <w:tr>
+        <w:trPr>
+          <w:tblHeader/>
+        </w:trPr>
+        <w:tc>
+          <w:tcPr>
+            <w:tcW w:type="dxa" w:w="1606"/>
+            <w:tcBorders>
+              <w:top w:val="single" w:color="BFBFBF" w:sz="4"/>
+              <w:left w:val="single" w:color="BFBFBF" w:sz="4"/>
+              <w:bottom w:val="single" w:color="BFBFBF" w:sz="4"/>
+              <w:right w:val="single" w:color="BFBFBF" w:sz="4"/>
+            </w:tcBorders>
+            <w:shd w:fill="DCE6F2" w:color="auto" w:val="clear"/>
+            <w:tcMar>
+              <w:top w:type="dxa" w:w="60"/>
+              <w:left w:type="dxa" w:w="100"/>
+              <w:bottom w:type="dxa" w:w="60"/>
+              <w:right w:type="dxa" w:w="100"/>
+            </w:tcMar>
+          </w:tcPr>
+          <w:p>
+            <w:r>
+              <w:rPr>
+                <w:rFonts w:ascii="Calibri" w:cs="Calibri" w:eastAsia="Calibri" w:hAnsi="Calibri"/>
+                <w:b/>
+                <w:bCs/>
+                <w:sz w:val="18"/>
+                <w:szCs w:val="18"/>
+              </w:rPr>
+              <w:t xml:space="preserve">ID</w:t>
+            </w:r>
+          </w:p>
+        </w:tc>
+        <w:tc>
+          <w:tcPr>
+            <w:tcW w:type="dxa" w:w="6425"/>
+            <w:tcBorders>
+              <w:top w:val="single" w:color="BFBFBF" w:sz="4"/>
+              <w:left w:val="single" w:color="BFBFBF" w:sz="4"/>
+              <w:bottom w:val="single" w:color="BFBFBF" w:sz="4"/>
+              <w:right w:val="single" w:color="BFBFBF" w:sz="4"/>
+            </w:tcBorders>
+            <w:shd w:fill="DCE6F2" w:color="auto" w:val="clear"/>
+            <w:tcMar>
+              <w:top w:type="dxa" w:w="60"/>
+              <w:left w:type="dxa" w:w="100"/>
+              <w:bottom w:type="dxa" w:w="60"/>
+              <w:right w:type="dxa" w:w="100"/>
+            </w:tcMar>
+          </w:tcPr>
+          <w:p>
+            <w:r>
+              <w:rPr>
+                <w:rFonts w:ascii="Calibri" w:cs="Calibri" w:eastAsia="Calibri" w:hAnsi="Calibri"/>
+                <w:b/>
+                <w:bCs/>
+                <w:sz w:val="18"/>
+                <w:szCs w:val="18"/>
+              </w:rPr>
+              <w:t xml:space="preserve">Test case</w:t>
+            </w:r>
+          </w:p>
+        </w:tc>
+        <w:tc>
+          <w:tcPr>
+            <w:tcW w:type="dxa" w:w="1607"/>
+            <w:tcBorders>
+              <w:top w:val="single" w:color="BFBFBF" w:sz="4"/>
+              <w:left w:val="single" w:color="BFBFBF" w:sz="4"/>
+              <w:bottom w:val="single" w:color="BFBFBF" w:sz="4"/>
+              <w:right w:val="single" w:color="BFBFBF" w:sz="4"/>
+            </w:tcBorders>
+            <w:shd w:fill="DCE6F2" w:color="auto" w:val="clear"/>
+            <w:tcMar>
+              <w:top w:type="dxa" w:w="60"/>
+              <w:left w:type="dxa" w:w="100"/>
+              <w:bottom w:type="dxa" w:w="60"/>
+              <w:right w:type="dxa" w:w="100"/>
+            </w:tcMar>
+          </w:tcPr>
+          <w:p>
+            <w:r>
+              <w:rPr>
+                <w:rFonts w:ascii="Calibri" w:cs="Calibri" w:eastAsia="Calibri" w:hAnsi="Calibri"/>
+                <w:b/>
+                <w:bCs/>
+                <w:sz w:val="18"/>
+                <w:szCs w:val="18"/>
+              </w:rPr>
+              <w:t xml:space="preserve">Kind</w:t>
+            </w:r>
+          </w:p>
+        </w:tc>
+      </w:tr>
+      <w:tr>
+        <w:tc>
+          <w:tcPr>
+            <w:tcW w:type="dxa" w:w="1606"/>
+            <w:tcBorders>
+              <w:top w:val="single" w:color="BFBFBF" w:sz="4"/>
+              <w:left w:val="single" w:color="BFBFBF" w:sz="4"/>
+              <w:bottom w:val="single" w:color="BFBFBF" w:sz="4"/>
+              <w:right w:val="single" w:color="BFBFBF" w:sz="4"/>
+            </w:tcBorders>
+            <w:tcMar>
+              <w:top w:type="dxa" w:w="60"/>
+              <w:left w:type="dxa" w:w="100"/>
+              <w:bottom w:type="dxa" w:w="60"/>
+              <w:right w:type="dxa" w:w="100"/>
+            </w:tcMar>
+          </w:tcPr>
+          <w:p>
+            <w:r>
+              <w:rPr>
+                <w:rFonts w:ascii="Calibri" w:cs="Calibri" w:eastAsia="Calibri" w:hAnsi="Calibri"/>
+                <w:sz w:val="18"/>
+                <w:szCs w:val="18"/>
+              </w:rPr>
+              <w:t xml:space="preserve">SD-014</w:t>
+            </w:r>
+          </w:p>
+        </w:tc>
+        <w:tc>
+          <w:tcPr>
+            <w:tcW w:type="dxa" w:w="6425"/>
+            <w:tcBorders>
+              <w:top w:val="single" w:color="BFBFBF" w:sz="4"/>
+              <w:left w:val="single" w:color="BFBFBF" w:sz="4"/>
+              <w:bottom w:val="single" w:color="BFBFBF" w:sz="4"/>
+              <w:right w:val="single" w:color="BFBFBF" w:sz="4"/>
+            </w:tcBorders>
+            <w:tcMar>
+              <w:top w:type="dxa" w:w="60"/>
+              <w:left w:type="dxa" w:w="100"/>
+              <w:bottom w:type="dxa" w:w="60"/>
+              <w:right w:type="dxa" w:w="100"/>
+            </w:tcMar>
+          </w:tcPr>
+          <w:p>
+            <w:r>
+              <w:rPr>
+                <w:rFonts w:ascii="Calibri" w:cs="Calibri" w:eastAsia="Calibri" w:hAnsi="Calibri"/>
+                <w:sz w:val="18"/>
+                <w:szCs w:val="18"/>
+              </w:rPr>
+              <w:t xml:space="preserve">Writes events in order in batches no larger than the batch size</w:t>
+            </w:r>
+          </w:p>
+        </w:tc>
+        <w:tc>
+          <w:tcPr>
+            <w:tcW w:type="dxa" w:w="1607"/>
+            <w:tcBorders>
+              <w:top w:val="single" w:color="BFBFBF" w:sz="4"/>
+              <w:left w:val="single" w:color="BFBFBF" w:sz="4"/>
+              <w:bottom w:val="single" w:color="BFBFBF" w:sz="4"/>
+              <w:right w:val="single" w:color="BFBFBF" w:sz="4"/>
+            </w:tcBorders>
+            <w:tcMar>
+              <w:top w:type="dxa" w:w="60"/>
+              <w:left w:type="dxa" w:w="100"/>
+              <w:bottom w:type="dxa" w:w="60"/>
+              <w:right w:type="dxa" w:w="100"/>
+            </w:tcMar>
+          </w:tcPr>
+          <w:p>
+            <w:r>
+              <w:rPr>
+                <w:rFonts w:ascii="Calibri" w:cs="Calibri" w:eastAsia="Calibri" w:hAnsi="Calibri"/>
+                <w:sz w:val="18"/>
+                <w:szCs w:val="18"/>
+              </w:rPr>
+              <w:t xml:space="preserve">Fact</w:t>
+            </w:r>
+          </w:p>
+        </w:tc>
+      </w:tr>
+      <w:tr>
+        <w:tc>
+          <w:tcPr>
+            <w:tcW w:type="dxa" w:w="1606"/>
+            <w:tcBorders>
+              <w:top w:val="single" w:color="BFBFBF" w:sz="4"/>
+              <w:left w:val="single" w:color="BFBFBF" w:sz="4"/>
+              <w:bottom w:val="single" w:color="BFBFBF" w:sz="4"/>
+              <w:right w:val="single" w:color="BFBFBF" w:sz="4"/>
+            </w:tcBorders>
+            <w:tcMar>
+              <w:top w:type="dxa" w:w="60"/>
+              <w:left w:type="dxa" w:w="100"/>
+              <w:bottom w:type="dxa" w:w="60"/>
+              <w:right w:type="dxa" w:w="100"/>
+            </w:tcMar>
+          </w:tcPr>
+          <w:p>
+            <w:r>
+              <w:rPr>
+                <w:rFonts w:ascii="Calibri" w:cs="Calibri" w:eastAsia="Calibri" w:hAnsi="Calibri"/>
+                <w:sz w:val="18"/>
+                <w:szCs w:val="18"/>
+              </w:rPr>
+              <w:t xml:space="preserve">SD-015</w:t>
+            </w:r>
+          </w:p>
+        </w:tc>
+        <w:tc>
+          <w:tcPr>
+            <w:tcW w:type="dxa" w:w="6425"/>
+            <w:tcBorders>
+              <w:top w:val="single" w:color="BFBFBF" w:sz="4"/>
+              <w:left w:val="single" w:color="BFBFBF" w:sz="4"/>
+              <w:bottom w:val="single" w:color="BFBFBF" w:sz="4"/>
+              <w:right w:val="single" w:color="BFBFBF" w:sz="4"/>
+            </w:tcBorders>
+            <w:tcMar>
+              <w:top w:type="dxa" w:w="60"/>
+              <w:left w:type="dxa" w:w="100"/>
+              <w:bottom w:type="dxa" w:w="60"/>
+              <w:right w:type="dxa" w:w="100"/>
+            </w:tcMar>
+          </w:tcPr>
+          <w:p>
+            <w:r>
+              <w:rPr>
+                <w:rFonts w:ascii="Calibri" w:cs="Calibri" w:eastAsia="Calibri" w:hAnsi="Calibri"/>
+                <w:sz w:val="18"/>
+                <w:szCs w:val="18"/>
+              </w:rPr>
+              <w:t xml:space="preserve">Flushes a partial batch after the flush interval</w:t>
+            </w:r>
+          </w:p>
+        </w:tc>
+        <w:tc>
+          <w:tcPr>
+            <w:tcW w:type="dxa" w:w="1607"/>
+            <w:tcBorders>
+              <w:top w:val="single" w:color="BFBFBF" w:sz="4"/>
+              <w:left w:val="single" w:color="BFBFBF" w:sz="4"/>
+              <w:bottom w:val="single" w:color="BFBFBF" w:sz="4"/>
+              <w:right w:val="single" w:color="BFBFBF" w:sz="4"/>
+            </w:tcBorders>
+            <w:tcMar>
+              <w:top w:type="dxa" w:w="60"/>
+              <w:left w:type="dxa" w:w="100"/>
+              <w:bottom w:type="dxa" w:w="60"/>
+              <w:right w:type="dxa" w:w="100"/>
+            </w:tcMar>
+          </w:tcPr>
+          <w:p>
+            <w:r>
+              <w:rPr>
+                <w:rFonts w:ascii="Calibri" w:cs="Calibri" w:eastAsia="Calibri" w:hAnsi="Calibri"/>
+                <w:sz w:val="18"/>
+                <w:szCs w:val="18"/>
+              </w:rPr>
+              <w:t xml:space="preserve">Fact</w:t>
+            </w:r>
+          </w:p>
+        </w:tc>
+      </w:tr>
+      <w:tr>
+        <w:tc>
+          <w:tcPr>
+            <w:tcW w:type="dxa" w:w="1606"/>
+            <w:tcBorders>
+              <w:top w:val="single" w:color="BFBFBF" w:sz="4"/>
+              <w:left w:val="single" w:color="BFBFBF" w:sz="4"/>
+              <w:bottom w:val="single" w:color="BFBFBF" w:sz="4"/>
+              <w:right w:val="single" w:color="BFBFBF" w:sz="4"/>
+            </w:tcBorders>
+            <w:tcMar>
+              <w:top w:type="dxa" w:w="60"/>
+              <w:left w:type="dxa" w:w="100"/>
+              <w:bottom w:type="dxa" w:w="60"/>
+              <w:right w:type="dxa" w:w="100"/>
+            </w:tcMar>
+          </w:tcPr>
+          <w:p>
+            <w:r>
+              <w:rPr>
+                <w:rFonts w:ascii="Calibri" w:cs="Calibri" w:eastAsia="Calibri" w:hAnsi="Calibri"/>
+                <w:sz w:val="18"/>
+                <w:szCs w:val="18"/>
+              </w:rPr>
+              <w:t xml:space="preserve">SD-016</w:t>
+            </w:r>
+          </w:p>
+        </w:tc>
+        <w:tc>
+          <w:tcPr>
+            <w:tcW w:type="dxa" w:w="6425"/>
+            <w:tcBorders>
+              <w:top w:val="single" w:color="BFBFBF" w:sz="4"/>
+              <w:left w:val="single" w:color="BFBFBF" w:sz="4"/>
+              <w:bottom w:val="single" w:color="BFBFBF" w:sz="4"/>
+              <w:right w:val="single" w:color="BFBFBF" w:sz="4"/>
+            </w:tcBorders>
+            <w:tcMar>
+              <w:top w:type="dxa" w:w="60"/>
+              <w:left w:type="dxa" w:w="100"/>
+              <w:bottom w:type="dxa" w:w="60"/>
+              <w:right w:type="dxa" w:w="100"/>
+            </w:tcMar>
+          </w:tcPr>
+          <w:p>
+            <w:r>
+              <w:rPr>
+                <w:rFonts w:ascii="Calibri" w:cs="Calibri" w:eastAsia="Calibri" w:hAnsi="Calibri"/>
+                <w:sz w:val="18"/>
+                <w:szCs w:val="18"/>
+              </w:rPr>
+              <w:t xml:space="preserve">Dispose writes pending events before returning</w:t>
+            </w:r>
+          </w:p>
+        </w:tc>
+        <w:tc>
+          <w:tcPr>
+            <w:tcW w:type="dxa" w:w="1607"/>
+            <w:tcBorders>
+              <w:top w:val="single" w:color="BFBFBF" w:sz="4"/>
+              <w:left w:val="single" w:color="BFBFBF" w:sz="4"/>
+              <w:bottom w:val="single" w:color="BFBFBF" w:sz="4"/>
+              <w:right w:val="single" w:color="BFBFBF" w:sz="4"/>
+            </w:tcBorders>
+            <w:tcMar>
+              <w:top w:type="dxa" w:w="60"/>
+              <w:left w:type="dxa" w:w="100"/>
+              <w:bottom w:type="dxa" w:w="60"/>
+              <w:right w:type="dxa" w:w="100"/>
+            </w:tcMar>
+          </w:tcPr>
+          <w:p>
+            <w:r>
+              <w:rPr>
+                <w:rFonts w:ascii="Calibri" w:cs="Calibri" w:eastAsia="Calibri" w:hAnsi="Calibri"/>
+                <w:sz w:val="18"/>
+                <w:szCs w:val="18"/>
+              </w:rPr>
+              <w:t xml:space="preserve">Fact</w:t>
+            </w:r>
+          </w:p>
+        </w:tc>
+      </w:tr>
+      <w:tr>
+        <w:tc>
+          <w:tcPr>
+            <w:tcW w:type="dxa" w:w="1606"/>
+            <w:tcBorders>
+              <w:top w:val="single" w:color="BFBFBF" w:sz="4"/>
+              <w:left w:val="single" w:color="BFBFBF" w:sz="4"/>
+              <w:bottom w:val="single" w:color="BFBFBF" w:sz="4"/>
+              <w:right w:val="single" w:color="BFBFBF" w:sz="4"/>
+            </w:tcBorders>
+            <w:tcMar>
+              <w:top w:type="dxa" w:w="60"/>
+              <w:left w:type="dxa" w:w="100"/>
+              <w:bottom w:type="dxa" w:w="60"/>
+              <w:right w:type="dxa" w:w="100"/>
+            </w:tcMar>
+          </w:tcPr>
+          <w:p>
+            <w:r>
+              <w:rPr>
+                <w:rFonts w:ascii="Calibri" w:cs="Calibri" w:eastAsia="Calibri" w:hAnsi="Calibri"/>
+                <w:sz w:val="18"/>
+                <w:szCs w:val="18"/>
+              </w:rPr>
+              <w:t xml:space="preserve">SD-017</w:t>
+            </w:r>
+          </w:p>
+        </w:tc>
+        <w:tc>
+          <w:tcPr>
+            <w:tcW w:type="dxa" w:w="6425"/>
+            <w:tcBorders>
+              <w:top w:val="single" w:color="BFBFBF" w:sz="4"/>
+              <w:left w:val="single" w:color="BFBFBF" w:sz="4"/>
+              <w:bottom w:val="single" w:color="BFBFBF" w:sz="4"/>
+              <w:right w:val="single" w:color="BFBFBF" w:sz="4"/>
+            </w:tcBorders>
+            <w:tcMar>
+              <w:top w:type="dxa" w:w="60"/>
+              <w:left w:type="dxa" w:w="100"/>
+              <w:bottom w:type="dxa" w:w="60"/>
+              <w:right w:type="dxa" w:w="100"/>
+            </w:tcMar>
+          </w:tcPr>
+          <w:p>
+            <w:r>
+              <w:rPr>
+                <w:rFonts w:ascii="Calibri" w:cs="Calibri" w:eastAsia="Calibri" w:hAnsi="Calibri"/>
+                <w:sz w:val="18"/>
+                <w:szCs w:val="18"/>
+              </w:rPr>
+              <w:t xml:space="preserve">Full buffer drops events without blocking and reports the count</w:t>
+            </w:r>
+          </w:p>
+        </w:tc>
+        <w:tc>
+          <w:tcPr>
+            <w:tcW w:type="dxa" w:w="1607"/>
+            <w:tcBorders>
+              <w:top w:val="single" w:color="BFBFBF" w:sz="4"/>
+              <w:left w:val="single" w:color="BFBFBF" w:sz="4"/>
+              <w:bottom w:val="single" w:color="BFBFBF" w:sz="4"/>
+              <w:right w:val="single" w:color="BFBFBF" w:sz="4"/>
+            </w:tcBorders>
+            <w:tcMar>
+              <w:top w:type="dxa" w:w="60"/>
+              <w:left w:type="dxa" w:w="100"/>
+              <w:bottom w:type="dxa" w:w="60"/>
+              <w:right w:type="dxa" w:w="100"/>
+            </w:tcMar>
+          </w:tcPr>
+          <w:p>
+            <w:r>
+              <w:rPr>
+                <w:rFonts w:ascii="Calibri" w:cs="Calibri" w:eastAsia="Calibri" w:hAnsi="Calibri"/>
+                <w:sz w:val="18"/>
+                <w:szCs w:val="18"/>
+              </w:rPr>
+              <w:t xml:space="preserve">Fact</w:t>
+            </w:r>
+          </w:p>
+        </w:tc>
+      </w:tr>
+      <w:tr>
+        <w:tc>
+          <w:tcPr>
+            <w:tcW w:type="dxa" w:w="1606"/>
+            <w:tcBorders>
+              <w:top w:val="single" w:color="BFBFBF" w:sz="4"/>
+              <w:left w:val="single" w:color="BFBFBF" w:sz="4"/>
+              <w:bottom w:val="single" w:color="BFBFBF" w:sz="4"/>
+              <w:right w:val="single" w:color="BFBFBF" w:sz="4"/>
+            </w:tcBorders>
+            <w:tcMar>
+              <w:top w:type="dxa" w:w="60"/>
+              <w:left w:type="dxa" w:w="100"/>
+              <w:bottom w:type="dxa" w:w="60"/>
+              <w:right w:type="dxa" w:w="100"/>
+            </w:tcMar>
+          </w:tcPr>
+          <w:p>
+            <w:r>
+              <w:rPr>
+                <w:rFonts w:ascii="Calibri" w:cs="Calibri" w:eastAsia="Calibri" w:hAnsi="Calibri"/>
+                <w:sz w:val="18"/>
+                <w:szCs w:val="18"/>
+              </w:rPr>
+              <w:t xml:space="preserve">SD-018</w:t>
+            </w:r>
+          </w:p>
+        </w:tc>
+        <w:tc>
+          <w:tcPr>
+            <w:tcW w:type="dxa" w:w="6425"/>
+            <w:tcBorders>
+              <w:top w:val="single" w:color="BFBFBF" w:sz="4"/>
+              <w:left w:val="single" w:color="BFBFBF" w:sz="4"/>
+              <w:bottom w:val="single" w:color="BFBFBF" w:sz="4"/>
+              <w:right w:val="single" w:color="BFBFBF" w:sz="4"/>
+            </w:tcBorders>
+            <w:tcMar>
+              <w:top w:type="dxa" w:w="60"/>
+              <w:left w:type="dxa" w:w="100"/>
+              <w:bottom w:type="dxa" w:w="60"/>
+              <w:right w:type="dxa" w:w="100"/>
+            </w:tcMar>
+          </w:tcPr>
+          <w:p>
+            <w:r>
+              <w:rPr>
+                <w:rFonts w:ascii="Calibri" w:cs="Calibri" w:eastAsia="Calibri" w:hAnsi="Calibri"/>
+                <w:sz w:val="18"/>
+                <w:szCs w:val="18"/>
+              </w:rPr>
+              <w:t xml:space="preserve">Failed write is reported and later events still reach the store</w:t>
+            </w:r>
+          </w:p>
+        </w:tc>
+        <w:tc>
+          <w:tcPr>
+            <w:tcW w:type="dxa" w:w="1607"/>
+            <w:tcBorders>
+              <w:top w:val="single" w:color="BFBFBF" w:sz="4"/>
+              <w:left w:val="single" w:color="BFBFBF" w:sz="4"/>
+              <w:bottom w:val="single" w:color="BFBFBF" w:sz="4"/>
+              <w:right w:val="single" w:color="BFBFBF" w:sz="4"/>
+            </w:tcBorders>
+            <w:tcMar>
+              <w:top w:type="dxa" w:w="60"/>
+              <w:left w:type="dxa" w:w="100"/>
+              <w:bottom w:type="dxa" w:w="60"/>
+              <w:right w:type="dxa" w:w="100"/>
+            </w:tcMar>
+          </w:tcPr>
+          <w:p>
+            <w:r>
+              <w:rPr>
+                <w:rFonts w:ascii="Calibri" w:cs="Calibri" w:eastAsia="Calibri" w:hAnsi="Calibri"/>
+                <w:sz w:val="18"/>
+                <w:szCs w:val="18"/>
+              </w:rPr>
+              <w:t xml:space="preserve">Fact</w:t>
+            </w:r>
+          </w:p>
+        </w:tc>
+      </w:tr>
+      <w:tr>
+        <w:tc>
+          <w:tcPr>
+            <w:tcW w:type="dxa" w:w="1606"/>
+            <w:tcBorders>
+              <w:top w:val="single" w:color="BFBFBF" w:sz="4"/>
+              <w:left w:val="single" w:color="BFBFBF" w:sz="4"/>
+              <w:bottom w:val="single" w:color="BFBFBF" w:sz="4"/>
+              <w:right w:val="single" w:color="BFBFBF" w:sz="4"/>
+            </w:tcBorders>
+            <w:tcMar>
+              <w:top w:type="dxa" w:w="60"/>
+              <w:left w:type="dxa" w:w="100"/>
+              <w:bottom w:type="dxa" w:w="60"/>
+              <w:right w:type="dxa" w:w="100"/>
+            </w:tcMar>
+          </w:tcPr>
+          <w:p>
+            <w:r>
+              <w:rPr>
+                <w:rFonts w:ascii="Calibri" w:cs="Calibri" w:eastAsia="Calibri" w:hAnsi="Calibri"/>
+                <w:sz w:val="18"/>
+                <w:szCs w:val="18"/>
+              </w:rPr>
+              <w:t xml:space="preserve">SD-019</w:t>
+            </w:r>
+          </w:p>
+        </w:tc>
+        <w:tc>
+          <w:tcPr>
+            <w:tcW w:type="dxa" w:w="6425"/>
+            <w:tcBorders>
+              <w:top w:val="single" w:color="BFBFBF" w:sz="4"/>
+              <w:left w:val="single" w:color="BFBFBF" w:sz="4"/>
+              <w:bottom w:val="single" w:color="BFBFBF" w:sz="4"/>
+              <w:right w:val="single" w:color="BFBFBF" w:sz="4"/>
+            </w:tcBorders>
+            <w:tcMar>
+              <w:top w:type="dxa" w:w="60"/>
+              <w:left w:type="dxa" w:w="100"/>
+              <w:bottom w:type="dxa" w:w="60"/>
+              <w:right w:type="dxa" w:w="100"/>
+            </w:tcMar>
+          </w:tcPr>
+          <w:p>
+            <w:r>
+              <w:rPr>
+                <w:rFonts w:ascii="Calibri" w:cs="Calibri" w:eastAsia="Calibri" w:hAnsi="Calibri"/>
+                <w:sz w:val="18"/>
+                <w:szCs w:val="18"/>
+              </w:rPr>
+              <w:t xml:space="preserve">Emit after dispose is counted as dropped and does not throw</w:t>
+            </w:r>
+          </w:p>
+        </w:tc>
+        <w:tc>
+          <w:tcPr>
+            <w:tcW w:type="dxa" w:w="1607"/>
+            <w:tcBorders>
+              <w:top w:val="single" w:color="BFBFBF" w:sz="4"/>
+              <w:left w:val="single" w:color="BFBFBF" w:sz="4"/>
+              <w:bottom w:val="single" w:color="BFBFBF" w:sz="4"/>
+              <w:right w:val="single" w:color="BFBFBF" w:sz="4"/>
+            </w:tcBorders>
+            <w:tcMar>
+              <w:top w:type="dxa" w:w="60"/>
+              <w:left w:type="dxa" w:w="100"/>
+              <w:bottom w:type="dxa" w:w="60"/>
+              <w:right w:type="dxa" w:w="100"/>
+            </w:tcMar>
+          </w:tcPr>
+          <w:p>
+            <w:r>
+              <w:rPr>
+                <w:rFonts w:ascii="Calibri" w:cs="Calibri" w:eastAsia="Calibri" w:hAnsi="Calibri"/>
+                <w:sz w:val="18"/>
+                <w:szCs w:val="18"/>
+              </w:rPr>
+              <w:t xml:space="preserve">Fact</w:t>
+            </w:r>
+          </w:p>
+        </w:tc>
+      </w:tr>
+    </w:tbl>
+    <w:p>
+      <w:pPr>
+        <w:spacing w:after="120"/>
+      </w:pPr>
     </w:p>
     <w:p>
       <w:pPr>
@@ -11259,9 +12374,1807 @@
         <w:rPr>
           <w:rFonts w:ascii="Calibri" w:cs="Calibri" w:eastAsia="Calibri" w:hAnsi="Calibri"/>
         </w:rPr>
+        <w:t xml:space="preserve">LogRecordTests</w:t>
+      </w:r>
+      <w:bookmarkEnd w:id="22"/>
+    </w:p>
+    <w:p>
+      <w:pPr>
+        <w:spacing w:after="120"/>
+      </w:pPr>
+      <w:r>
+        <w:rPr>
+          <w:rFonts w:ascii="Calibri" w:cs="Calibri" w:eastAsia="Calibri" w:hAnsi="Calibri"/>
+          <w:b/>
+          <w:bCs/>
+        </w:rPr>
+        <w:t xml:space="preserve">Level:</w:t>
+      </w:r>
+      <w:r>
+        <w:rPr>
+          <w:rFonts w:ascii="Calibri" w:cs="Calibri" w:eastAsia="Calibri" w:hAnsi="Calibri"/>
+        </w:rPr>
+        <w:t xml:space="preserve"> Unit · </w:t>
+      </w:r>
+      <w:r>
+        <w:rPr>
+          <w:rFonts w:ascii="Calibri" w:cs="Calibri" w:eastAsia="Calibri" w:hAnsi="Calibri"/>
+          <w:b/>
+          <w:bCs/>
+        </w:rPr>
+        <w:t xml:space="preserve">Under test:</w:t>
+      </w:r>
+      <w:r>
+        <w:rPr>
+          <w:rFonts w:ascii="Calibri" w:cs="Calibri" w:eastAsia="Calibri" w:hAnsi="Calibri"/>
+        </w:rPr>
+        <w:t xml:space="preserve"> LogRecord, MongoLogBatchWriter.ToBson</w:t>
+      </w:r>
+    </w:p>
+    <w:p>
+      <w:pPr>
+        <w:spacing w:after="120"/>
+      </w:pPr>
+      <w:r>
+        <w:rPr>
+          <w:rFonts w:ascii="Calibri" w:cs="Calibri" w:eastAsia="Calibri" w:hAnsi="Calibri"/>
+        </w:rPr>
+        <w:t xml:space="preserve">Mapping of a log event to the stored record: level, message, ids promoted, truncation, BSON shape.</w:t>
+      </w:r>
+    </w:p>
+    <w:tbl>
+      <w:tblPr>
+        <w:tblW w:type="dxa" w:w="9638"/>
+        <w:tblBorders>
+          <w:top w:val="single" w:color="auto" w:sz="4"/>
+          <w:left w:val="single" w:color="auto" w:sz="4"/>
+          <w:bottom w:val="single" w:color="auto" w:sz="4"/>
+          <w:right w:val="single" w:color="auto" w:sz="4"/>
+          <w:insideH w:val="single" w:color="auto" w:sz="4"/>
+          <w:insideV w:val="single" w:color="auto" w:sz="4"/>
+        </w:tblBorders>
+      </w:tblPr>
+      <w:tblGrid>
+        <w:gridCol w:w="1606"/>
+        <w:gridCol w:w="6425"/>
+        <w:gridCol w:w="1607"/>
+      </w:tblGrid>
+      <w:tr>
+        <w:trPr>
+          <w:tblHeader/>
+        </w:trPr>
+        <w:tc>
+          <w:tcPr>
+            <w:tcW w:type="dxa" w:w="1606"/>
+            <w:tcBorders>
+              <w:top w:val="single" w:color="BFBFBF" w:sz="4"/>
+              <w:left w:val="single" w:color="BFBFBF" w:sz="4"/>
+              <w:bottom w:val="single" w:color="BFBFBF" w:sz="4"/>
+              <w:right w:val="single" w:color="BFBFBF" w:sz="4"/>
+            </w:tcBorders>
+            <w:shd w:fill="DCE6F2" w:color="auto" w:val="clear"/>
+            <w:tcMar>
+              <w:top w:type="dxa" w:w="60"/>
+              <w:left w:type="dxa" w:w="100"/>
+              <w:bottom w:type="dxa" w:w="60"/>
+              <w:right w:type="dxa" w:w="100"/>
+            </w:tcMar>
+          </w:tcPr>
+          <w:p>
+            <w:r>
+              <w:rPr>
+                <w:rFonts w:ascii="Calibri" w:cs="Calibri" w:eastAsia="Calibri" w:hAnsi="Calibri"/>
+                <w:b/>
+                <w:bCs/>
+                <w:sz w:val="18"/>
+                <w:szCs w:val="18"/>
+              </w:rPr>
+              <w:t xml:space="preserve">ID</w:t>
+            </w:r>
+          </w:p>
+        </w:tc>
+        <w:tc>
+          <w:tcPr>
+            <w:tcW w:type="dxa" w:w="6425"/>
+            <w:tcBorders>
+              <w:top w:val="single" w:color="BFBFBF" w:sz="4"/>
+              <w:left w:val="single" w:color="BFBFBF" w:sz="4"/>
+              <w:bottom w:val="single" w:color="BFBFBF" w:sz="4"/>
+              <w:right w:val="single" w:color="BFBFBF" w:sz="4"/>
+            </w:tcBorders>
+            <w:shd w:fill="DCE6F2" w:color="auto" w:val="clear"/>
+            <w:tcMar>
+              <w:top w:type="dxa" w:w="60"/>
+              <w:left w:type="dxa" w:w="100"/>
+              <w:bottom w:type="dxa" w:w="60"/>
+              <w:right w:type="dxa" w:w="100"/>
+            </w:tcMar>
+          </w:tcPr>
+          <w:p>
+            <w:r>
+              <w:rPr>
+                <w:rFonts w:ascii="Calibri" w:cs="Calibri" w:eastAsia="Calibri" w:hAnsi="Calibri"/>
+                <w:b/>
+                <w:bCs/>
+                <w:sz w:val="18"/>
+                <w:szCs w:val="18"/>
+              </w:rPr>
+              <w:t xml:space="preserve">Test case</w:t>
+            </w:r>
+          </w:p>
+        </w:tc>
+        <w:tc>
+          <w:tcPr>
+            <w:tcW w:type="dxa" w:w="1607"/>
+            <w:tcBorders>
+              <w:top w:val="single" w:color="BFBFBF" w:sz="4"/>
+              <w:left w:val="single" w:color="BFBFBF" w:sz="4"/>
+              <w:bottom w:val="single" w:color="BFBFBF" w:sz="4"/>
+              <w:right w:val="single" w:color="BFBFBF" w:sz="4"/>
+            </w:tcBorders>
+            <w:shd w:fill="DCE6F2" w:color="auto" w:val="clear"/>
+            <w:tcMar>
+              <w:top w:type="dxa" w:w="60"/>
+              <w:left w:type="dxa" w:w="100"/>
+              <w:bottom w:type="dxa" w:w="60"/>
+              <w:right w:type="dxa" w:w="100"/>
+            </w:tcMar>
+          </w:tcPr>
+          <w:p>
+            <w:r>
+              <w:rPr>
+                <w:rFonts w:ascii="Calibri" w:cs="Calibri" w:eastAsia="Calibri" w:hAnsi="Calibri"/>
+                <w:b/>
+                <w:bCs/>
+                <w:sz w:val="18"/>
+                <w:szCs w:val="18"/>
+              </w:rPr>
+              <w:t xml:space="preserve">Kind</w:t>
+            </w:r>
+          </w:p>
+        </w:tc>
+      </w:tr>
+      <w:tr>
+        <w:tc>
+          <w:tcPr>
+            <w:tcW w:type="dxa" w:w="1606"/>
+            <w:tcBorders>
+              <w:top w:val="single" w:color="BFBFBF" w:sz="4"/>
+              <w:left w:val="single" w:color="BFBFBF" w:sz="4"/>
+              <w:bottom w:val="single" w:color="BFBFBF" w:sz="4"/>
+              <w:right w:val="single" w:color="BFBFBF" w:sz="4"/>
+            </w:tcBorders>
+            <w:tcMar>
+              <w:top w:type="dxa" w:w="60"/>
+              <w:left w:type="dxa" w:w="100"/>
+              <w:bottom w:type="dxa" w:w="60"/>
+              <w:right w:type="dxa" w:w="100"/>
+            </w:tcMar>
+          </w:tcPr>
+          <w:p>
+            <w:r>
+              <w:rPr>
+                <w:rFonts w:ascii="Calibri" w:cs="Calibri" w:eastAsia="Calibri" w:hAnsi="Calibri"/>
+                <w:sz w:val="18"/>
+                <w:szCs w:val="18"/>
+              </w:rPr>
+              <w:t xml:space="preserve">SD-020</w:t>
+            </w:r>
+          </w:p>
+        </w:tc>
+        <w:tc>
+          <w:tcPr>
+            <w:tcW w:type="dxa" w:w="6425"/>
+            <w:tcBorders>
+              <w:top w:val="single" w:color="BFBFBF" w:sz="4"/>
+              <w:left w:val="single" w:color="BFBFBF" w:sz="4"/>
+              <w:bottom w:val="single" w:color="BFBFBF" w:sz="4"/>
+              <w:right w:val="single" w:color="BFBFBF" w:sz="4"/>
+            </w:tcBorders>
+            <w:tcMar>
+              <w:top w:type="dxa" w:w="60"/>
+              <w:left w:type="dxa" w:w="100"/>
+              <w:bottom w:type="dxa" w:w="60"/>
+              <w:right w:type="dxa" w:w="100"/>
+            </w:tcMar>
+          </w:tcPr>
+          <w:p>
+            <w:r>
+              <w:rPr>
+                <w:rFonts w:ascii="Calibri" w:cs="Calibri" w:eastAsia="Calibri" w:hAnsi="Calibri"/>
+                <w:sz w:val="18"/>
+                <w:szCs w:val="18"/>
+              </w:rPr>
+              <w:t xml:space="preserve">Maps level rendered message service host and exception</w:t>
+            </w:r>
+          </w:p>
+        </w:tc>
+        <w:tc>
+          <w:tcPr>
+            <w:tcW w:type="dxa" w:w="1607"/>
+            <w:tcBorders>
+              <w:top w:val="single" w:color="BFBFBF" w:sz="4"/>
+              <w:left w:val="single" w:color="BFBFBF" w:sz="4"/>
+              <w:bottom w:val="single" w:color="BFBFBF" w:sz="4"/>
+              <w:right w:val="single" w:color="BFBFBF" w:sz="4"/>
+            </w:tcBorders>
+            <w:tcMar>
+              <w:top w:type="dxa" w:w="60"/>
+              <w:left w:type="dxa" w:w="100"/>
+              <w:bottom w:type="dxa" w:w="60"/>
+              <w:right w:type="dxa" w:w="100"/>
+            </w:tcMar>
+          </w:tcPr>
+          <w:p>
+            <w:r>
+              <w:rPr>
+                <w:rFonts w:ascii="Calibri" w:cs="Calibri" w:eastAsia="Calibri" w:hAnsi="Calibri"/>
+                <w:sz w:val="18"/>
+                <w:szCs w:val="18"/>
+              </w:rPr>
+              <w:t xml:space="preserve">Fact</w:t>
+            </w:r>
+          </w:p>
+        </w:tc>
+      </w:tr>
+      <w:tr>
+        <w:tc>
+          <w:tcPr>
+            <w:tcW w:type="dxa" w:w="1606"/>
+            <w:tcBorders>
+              <w:top w:val="single" w:color="BFBFBF" w:sz="4"/>
+              <w:left w:val="single" w:color="BFBFBF" w:sz="4"/>
+              <w:bottom w:val="single" w:color="BFBFBF" w:sz="4"/>
+              <w:right w:val="single" w:color="BFBFBF" w:sz="4"/>
+            </w:tcBorders>
+            <w:tcMar>
+              <w:top w:type="dxa" w:w="60"/>
+              <w:left w:type="dxa" w:w="100"/>
+              <w:bottom w:type="dxa" w:w="60"/>
+              <w:right w:type="dxa" w:w="100"/>
+            </w:tcMar>
+          </w:tcPr>
+          <w:p>
+            <w:r>
+              <w:rPr>
+                <w:rFonts w:ascii="Calibri" w:cs="Calibri" w:eastAsia="Calibri" w:hAnsi="Calibri"/>
+                <w:sz w:val="18"/>
+                <w:szCs w:val="18"/>
+              </w:rPr>
+              <w:t xml:space="preserve">SD-021</w:t>
+            </w:r>
+          </w:p>
+        </w:tc>
+        <w:tc>
+          <w:tcPr>
+            <w:tcW w:type="dxa" w:w="6425"/>
+            <w:tcBorders>
+              <w:top w:val="single" w:color="BFBFBF" w:sz="4"/>
+              <w:left w:val="single" w:color="BFBFBF" w:sz="4"/>
+              <w:bottom w:val="single" w:color="BFBFBF" w:sz="4"/>
+              <w:right w:val="single" w:color="BFBFBF" w:sz="4"/>
+            </w:tcBorders>
+            <w:tcMar>
+              <w:top w:type="dxa" w:w="60"/>
+              <w:left w:type="dxa" w:w="100"/>
+              <w:bottom w:type="dxa" w:w="60"/>
+              <w:right w:type="dxa" w:w="100"/>
+            </w:tcMar>
+          </w:tcPr>
+          <w:p>
+            <w:r>
+              <w:rPr>
+                <w:rFonts w:ascii="Calibri" w:cs="Calibri" w:eastAsia="Calibri" w:hAnsi="Calibri"/>
+                <w:sz w:val="18"/>
+                <w:szCs w:val="18"/>
+              </w:rPr>
+              <w:t xml:space="preserve">Renders string values without quotes and other values as serilog does</w:t>
+            </w:r>
+          </w:p>
+        </w:tc>
+        <w:tc>
+          <w:tcPr>
+            <w:tcW w:type="dxa" w:w="1607"/>
+            <w:tcBorders>
+              <w:top w:val="single" w:color="BFBFBF" w:sz="4"/>
+              <w:left w:val="single" w:color="BFBFBF" w:sz="4"/>
+              <w:bottom w:val="single" w:color="BFBFBF" w:sz="4"/>
+              <w:right w:val="single" w:color="BFBFBF" w:sz="4"/>
+            </w:tcBorders>
+            <w:tcMar>
+              <w:top w:type="dxa" w:w="60"/>
+              <w:left w:type="dxa" w:w="100"/>
+              <w:bottom w:type="dxa" w:w="60"/>
+              <w:right w:type="dxa" w:w="100"/>
+            </w:tcMar>
+          </w:tcPr>
+          <w:p>
+            <w:r>
+              <w:rPr>
+                <w:rFonts w:ascii="Calibri" w:cs="Calibri" w:eastAsia="Calibri" w:hAnsi="Calibri"/>
+                <w:sz w:val="18"/>
+                <w:szCs w:val="18"/>
+              </w:rPr>
+              <w:t xml:space="preserve">Fact</w:t>
+            </w:r>
+          </w:p>
+        </w:tc>
+      </w:tr>
+      <w:tr>
+        <w:tc>
+          <w:tcPr>
+            <w:tcW w:type="dxa" w:w="1606"/>
+            <w:tcBorders>
+              <w:top w:val="single" w:color="BFBFBF" w:sz="4"/>
+              <w:left w:val="single" w:color="BFBFBF" w:sz="4"/>
+              <w:bottom w:val="single" w:color="BFBFBF" w:sz="4"/>
+              <w:right w:val="single" w:color="BFBFBF" w:sz="4"/>
+            </w:tcBorders>
+            <w:tcMar>
+              <w:top w:type="dxa" w:w="60"/>
+              <w:left w:type="dxa" w:w="100"/>
+              <w:bottom w:type="dxa" w:w="60"/>
+              <w:right w:type="dxa" w:w="100"/>
+            </w:tcMar>
+          </w:tcPr>
+          <w:p>
+            <w:r>
+              <w:rPr>
+                <w:rFonts w:ascii="Calibri" w:cs="Calibri" w:eastAsia="Calibri" w:hAnsi="Calibri"/>
+                <w:sz w:val="18"/>
+                <w:szCs w:val="18"/>
+              </w:rPr>
+              <w:t xml:space="preserve">SD-022</w:t>
+            </w:r>
+          </w:p>
+        </w:tc>
+        <w:tc>
+          <w:tcPr>
+            <w:tcW w:type="dxa" w:w="6425"/>
+            <w:tcBorders>
+              <w:top w:val="single" w:color="BFBFBF" w:sz="4"/>
+              <w:left w:val="single" w:color="BFBFBF" w:sz="4"/>
+              <w:bottom w:val="single" w:color="BFBFBF" w:sz="4"/>
+              <w:right w:val="single" w:color="BFBFBF" w:sz="4"/>
+            </w:tcBorders>
+            <w:tcMar>
+              <w:top w:type="dxa" w:w="60"/>
+              <w:left w:type="dxa" w:w="100"/>
+              <w:bottom w:type="dxa" w:w="60"/>
+              <w:right w:type="dxa" w:w="100"/>
+            </w:tcMar>
+          </w:tcPr>
+          <w:p>
+            <w:r>
+              <w:rPr>
+                <w:rFonts w:ascii="Calibri" w:cs="Calibri" w:eastAsia="Calibri" w:hAnsi="Calibri"/>
+                <w:sz w:val="18"/>
+                <w:szCs w:val="18"/>
+              </w:rPr>
+              <w:t xml:space="preserve">Promotes correlation and job ids and keeps other properties as text</w:t>
+            </w:r>
+          </w:p>
+        </w:tc>
+        <w:tc>
+          <w:tcPr>
+            <w:tcW w:type="dxa" w:w="1607"/>
+            <w:tcBorders>
+              <w:top w:val="single" w:color="BFBFBF" w:sz="4"/>
+              <w:left w:val="single" w:color="BFBFBF" w:sz="4"/>
+              <w:bottom w:val="single" w:color="BFBFBF" w:sz="4"/>
+              <w:right w:val="single" w:color="BFBFBF" w:sz="4"/>
+            </w:tcBorders>
+            <w:tcMar>
+              <w:top w:type="dxa" w:w="60"/>
+              <w:left w:type="dxa" w:w="100"/>
+              <w:bottom w:type="dxa" w:w="60"/>
+              <w:right w:type="dxa" w:w="100"/>
+            </w:tcMar>
+          </w:tcPr>
+          <w:p>
+            <w:r>
+              <w:rPr>
+                <w:rFonts w:ascii="Calibri" w:cs="Calibri" w:eastAsia="Calibri" w:hAnsi="Calibri"/>
+                <w:sz w:val="18"/>
+                <w:szCs w:val="18"/>
+              </w:rPr>
+              <w:t xml:space="preserve">Fact</w:t>
+            </w:r>
+          </w:p>
+        </w:tc>
+      </w:tr>
+      <w:tr>
+        <w:tc>
+          <w:tcPr>
+            <w:tcW w:type="dxa" w:w="1606"/>
+            <w:tcBorders>
+              <w:top w:val="single" w:color="BFBFBF" w:sz="4"/>
+              <w:left w:val="single" w:color="BFBFBF" w:sz="4"/>
+              <w:bottom w:val="single" w:color="BFBFBF" w:sz="4"/>
+              <w:right w:val="single" w:color="BFBFBF" w:sz="4"/>
+            </w:tcBorders>
+            <w:tcMar>
+              <w:top w:type="dxa" w:w="60"/>
+              <w:left w:type="dxa" w:w="100"/>
+              <w:bottom w:type="dxa" w:w="60"/>
+              <w:right w:type="dxa" w:w="100"/>
+            </w:tcMar>
+          </w:tcPr>
+          <w:p>
+            <w:r>
+              <w:rPr>
+                <w:rFonts w:ascii="Calibri" w:cs="Calibri" w:eastAsia="Calibri" w:hAnsi="Calibri"/>
+                <w:sz w:val="18"/>
+                <w:szCs w:val="18"/>
+              </w:rPr>
+              <w:t xml:space="preserve">SD-023</w:t>
+            </w:r>
+          </w:p>
+        </w:tc>
+        <w:tc>
+          <w:tcPr>
+            <w:tcW w:type="dxa" w:w="6425"/>
+            <w:tcBorders>
+              <w:top w:val="single" w:color="BFBFBF" w:sz="4"/>
+              <w:left w:val="single" w:color="BFBFBF" w:sz="4"/>
+              <w:bottom w:val="single" w:color="BFBFBF" w:sz="4"/>
+              <w:right w:val="single" w:color="BFBFBF" w:sz="4"/>
+            </w:tcBorders>
+            <w:tcMar>
+              <w:top w:type="dxa" w:w="60"/>
+              <w:left w:type="dxa" w:w="100"/>
+              <w:bottom w:type="dxa" w:w="60"/>
+              <w:right w:type="dxa" w:w="100"/>
+            </w:tcMar>
+          </w:tcPr>
+          <w:p>
+            <w:r>
+              <w:rPr>
+                <w:rFonts w:ascii="Calibri" w:cs="Calibri" w:eastAsia="Calibri" w:hAnsi="Calibri"/>
+                <w:sz w:val="18"/>
+                <w:szCs w:val="18"/>
+              </w:rPr>
+              <w:t xml:space="preserve">Truncates oversized message and exception</w:t>
+            </w:r>
+          </w:p>
+        </w:tc>
+        <w:tc>
+          <w:tcPr>
+            <w:tcW w:type="dxa" w:w="1607"/>
+            <w:tcBorders>
+              <w:top w:val="single" w:color="BFBFBF" w:sz="4"/>
+              <w:left w:val="single" w:color="BFBFBF" w:sz="4"/>
+              <w:bottom w:val="single" w:color="BFBFBF" w:sz="4"/>
+              <w:right w:val="single" w:color="BFBFBF" w:sz="4"/>
+            </w:tcBorders>
+            <w:tcMar>
+              <w:top w:type="dxa" w:w="60"/>
+              <w:left w:type="dxa" w:w="100"/>
+              <w:bottom w:type="dxa" w:w="60"/>
+              <w:right w:type="dxa" w:w="100"/>
+            </w:tcMar>
+          </w:tcPr>
+          <w:p>
+            <w:r>
+              <w:rPr>
+                <w:rFonts w:ascii="Calibri" w:cs="Calibri" w:eastAsia="Calibri" w:hAnsi="Calibri"/>
+                <w:sz w:val="18"/>
+                <w:szCs w:val="18"/>
+              </w:rPr>
+              <w:t xml:space="preserve">Fact</w:t>
+            </w:r>
+          </w:p>
+        </w:tc>
+      </w:tr>
+      <w:tr>
+        <w:tc>
+          <w:tcPr>
+            <w:tcW w:type="dxa" w:w="1606"/>
+            <w:tcBorders>
+              <w:top w:val="single" w:color="BFBFBF" w:sz="4"/>
+              <w:left w:val="single" w:color="BFBFBF" w:sz="4"/>
+              <w:bottom w:val="single" w:color="BFBFBF" w:sz="4"/>
+              <w:right w:val="single" w:color="BFBFBF" w:sz="4"/>
+            </w:tcBorders>
+            <w:tcMar>
+              <w:top w:type="dxa" w:w="60"/>
+              <w:left w:type="dxa" w:w="100"/>
+              <w:bottom w:type="dxa" w:w="60"/>
+              <w:right w:type="dxa" w:w="100"/>
+            </w:tcMar>
+          </w:tcPr>
+          <w:p>
+            <w:r>
+              <w:rPr>
+                <w:rFonts w:ascii="Calibri" w:cs="Calibri" w:eastAsia="Calibri" w:hAnsi="Calibri"/>
+                <w:sz w:val="18"/>
+                <w:szCs w:val="18"/>
+              </w:rPr>
+              <w:t xml:space="preserve">SD-024</w:t>
+            </w:r>
+          </w:p>
+        </w:tc>
+        <w:tc>
+          <w:tcPr>
+            <w:tcW w:type="dxa" w:w="6425"/>
+            <w:tcBorders>
+              <w:top w:val="single" w:color="BFBFBF" w:sz="4"/>
+              <w:left w:val="single" w:color="BFBFBF" w:sz="4"/>
+              <w:bottom w:val="single" w:color="BFBFBF" w:sz="4"/>
+              <w:right w:val="single" w:color="BFBFBF" w:sz="4"/>
+            </w:tcBorders>
+            <w:tcMar>
+              <w:top w:type="dxa" w:w="60"/>
+              <w:left w:type="dxa" w:w="100"/>
+              <w:bottom w:type="dxa" w:w="60"/>
+              <w:right w:type="dxa" w:w="100"/>
+            </w:tcMar>
+          </w:tcPr>
+          <w:p>
+            <w:r>
+              <w:rPr>
+                <w:rFonts w:ascii="Calibri" w:cs="Calibri" w:eastAsia="Calibri" w:hAnsi="Calibri"/>
+                <w:sz w:val="18"/>
+                <w:szCs w:val="18"/>
+              </w:rPr>
+              <w:t xml:space="preserve">Bson document has indexed fields and safe property names</w:t>
+            </w:r>
+          </w:p>
+        </w:tc>
+        <w:tc>
+          <w:tcPr>
+            <w:tcW w:type="dxa" w:w="1607"/>
+            <w:tcBorders>
+              <w:top w:val="single" w:color="BFBFBF" w:sz="4"/>
+              <w:left w:val="single" w:color="BFBFBF" w:sz="4"/>
+              <w:bottom w:val="single" w:color="BFBFBF" w:sz="4"/>
+              <w:right w:val="single" w:color="BFBFBF" w:sz="4"/>
+            </w:tcBorders>
+            <w:tcMar>
+              <w:top w:type="dxa" w:w="60"/>
+              <w:left w:type="dxa" w:w="100"/>
+              <w:bottom w:type="dxa" w:w="60"/>
+              <w:right w:type="dxa" w:w="100"/>
+            </w:tcMar>
+          </w:tcPr>
+          <w:p>
+            <w:r>
+              <w:rPr>
+                <w:rFonts w:ascii="Calibri" w:cs="Calibri" w:eastAsia="Calibri" w:hAnsi="Calibri"/>
+                <w:sz w:val="18"/>
+                <w:szCs w:val="18"/>
+              </w:rPr>
+              <w:t xml:space="preserve">Fact</w:t>
+            </w:r>
+          </w:p>
+        </w:tc>
+      </w:tr>
+    </w:tbl>
+    <w:p>
+      <w:pPr>
+        <w:spacing w:after="120"/>
+      </w:pPr>
+    </w:p>
+    <w:p>
+      <w:pPr>
+        <w:pStyle w:val="Heading3"/>
+      </w:pPr>
+      <w:bookmarkStart w:name="_Toc23" w:id="23"/>
+      <w:r>
+        <w:rPr>
+          <w:rFonts w:ascii="Calibri" w:cs="Calibri" w:eastAsia="Calibri" w:hAnsi="Calibri"/>
+        </w:rPr>
+        <w:t xml:space="preserve">ServiceLoggingPipelineTests</w:t>
+      </w:r>
+      <w:bookmarkEnd w:id="23"/>
+    </w:p>
+    <w:p>
+      <w:pPr>
+        <w:spacing w:after="120"/>
+      </w:pPr>
+      <w:r>
+        <w:rPr>
+          <w:rFonts w:ascii="Calibri" w:cs="Calibri" w:eastAsia="Calibri" w:hAnsi="Calibri"/>
+          <w:b/>
+          <w:bCs/>
+        </w:rPr>
+        <w:t xml:space="preserve">Level:</w:t>
+      </w:r>
+      <w:r>
+        <w:rPr>
+          <w:rFonts w:ascii="Calibri" w:cs="Calibri" w:eastAsia="Calibri" w:hAnsi="Calibri"/>
+        </w:rPr>
+        <w:t xml:space="preserve"> Component · </w:t>
+      </w:r>
+      <w:r>
+        <w:rPr>
+          <w:rFonts w:ascii="Calibri" w:cs="Calibri" w:eastAsia="Calibri" w:hAnsi="Calibri"/>
+          <w:b/>
+          <w:bCs/>
+        </w:rPr>
+        <w:t xml:space="preserve">Under test:</w:t>
+      </w:r>
+      <w:r>
+        <w:rPr>
+          <w:rFonts w:ascii="Calibri" w:cs="Calibri" w:eastAsia="Calibri" w:hAnsi="Calibri"/>
+        </w:rPr>
+        <w:t xml:space="preserve"> AddServiceDefaults logging (Serilog → filters → BatchingLogSink)</w:t>
+      </w:r>
+    </w:p>
+    <w:p>
+      <w:pPr>
+        <w:spacing w:after="120"/>
+      </w:pPr>
+      <w:r>
+        <w:rPr>
+          <w:rFonts w:ascii="Calibri" w:cs="Calibri" w:eastAsia="Calibri" w:hAnsi="Calibri"/>
+        </w:rPr>
+        <w:t xml:space="preserve">Real hosting setup with the database replaced by a capturing writer: levels, correlation id, unhandled errors, startup lines, disable switch, flush on stop.</w:t>
+      </w:r>
+    </w:p>
+    <w:tbl>
+      <w:tblPr>
+        <w:tblW w:type="dxa" w:w="9638"/>
+        <w:tblBorders>
+          <w:top w:val="single" w:color="auto" w:sz="4"/>
+          <w:left w:val="single" w:color="auto" w:sz="4"/>
+          <w:bottom w:val="single" w:color="auto" w:sz="4"/>
+          <w:right w:val="single" w:color="auto" w:sz="4"/>
+          <w:insideH w:val="single" w:color="auto" w:sz="4"/>
+          <w:insideV w:val="single" w:color="auto" w:sz="4"/>
+        </w:tblBorders>
+      </w:tblPr>
+      <w:tblGrid>
+        <w:gridCol w:w="1606"/>
+        <w:gridCol w:w="6425"/>
+        <w:gridCol w:w="1607"/>
+      </w:tblGrid>
+      <w:tr>
+        <w:trPr>
+          <w:tblHeader/>
+        </w:trPr>
+        <w:tc>
+          <w:tcPr>
+            <w:tcW w:type="dxa" w:w="1606"/>
+            <w:tcBorders>
+              <w:top w:val="single" w:color="BFBFBF" w:sz="4"/>
+              <w:left w:val="single" w:color="BFBFBF" w:sz="4"/>
+              <w:bottom w:val="single" w:color="BFBFBF" w:sz="4"/>
+              <w:right w:val="single" w:color="BFBFBF" w:sz="4"/>
+            </w:tcBorders>
+            <w:shd w:fill="DCE6F2" w:color="auto" w:val="clear"/>
+            <w:tcMar>
+              <w:top w:type="dxa" w:w="60"/>
+              <w:left w:type="dxa" w:w="100"/>
+              <w:bottom w:type="dxa" w:w="60"/>
+              <w:right w:type="dxa" w:w="100"/>
+            </w:tcMar>
+          </w:tcPr>
+          <w:p>
+            <w:r>
+              <w:rPr>
+                <w:rFonts w:ascii="Calibri" w:cs="Calibri" w:eastAsia="Calibri" w:hAnsi="Calibri"/>
+                <w:b/>
+                <w:bCs/>
+                <w:sz w:val="18"/>
+                <w:szCs w:val="18"/>
+              </w:rPr>
+              <w:t xml:space="preserve">ID</w:t>
+            </w:r>
+          </w:p>
+        </w:tc>
+        <w:tc>
+          <w:tcPr>
+            <w:tcW w:type="dxa" w:w="6425"/>
+            <w:tcBorders>
+              <w:top w:val="single" w:color="BFBFBF" w:sz="4"/>
+              <w:left w:val="single" w:color="BFBFBF" w:sz="4"/>
+              <w:bottom w:val="single" w:color="BFBFBF" w:sz="4"/>
+              <w:right w:val="single" w:color="BFBFBF" w:sz="4"/>
+            </w:tcBorders>
+            <w:shd w:fill="DCE6F2" w:color="auto" w:val="clear"/>
+            <w:tcMar>
+              <w:top w:type="dxa" w:w="60"/>
+              <w:left w:type="dxa" w:w="100"/>
+              <w:bottom w:type="dxa" w:w="60"/>
+              <w:right w:type="dxa" w:w="100"/>
+            </w:tcMar>
+          </w:tcPr>
+          <w:p>
+            <w:r>
+              <w:rPr>
+                <w:rFonts w:ascii="Calibri" w:cs="Calibri" w:eastAsia="Calibri" w:hAnsi="Calibri"/>
+                <w:b/>
+                <w:bCs/>
+                <w:sz w:val="18"/>
+                <w:szCs w:val="18"/>
+              </w:rPr>
+              <w:t xml:space="preserve">Test case</w:t>
+            </w:r>
+          </w:p>
+        </w:tc>
+        <w:tc>
+          <w:tcPr>
+            <w:tcW w:type="dxa" w:w="1607"/>
+            <w:tcBorders>
+              <w:top w:val="single" w:color="BFBFBF" w:sz="4"/>
+              <w:left w:val="single" w:color="BFBFBF" w:sz="4"/>
+              <w:bottom w:val="single" w:color="BFBFBF" w:sz="4"/>
+              <w:right w:val="single" w:color="BFBFBF" w:sz="4"/>
+            </w:tcBorders>
+            <w:shd w:fill="DCE6F2" w:color="auto" w:val="clear"/>
+            <w:tcMar>
+              <w:top w:type="dxa" w:w="60"/>
+              <w:left w:type="dxa" w:w="100"/>
+              <w:bottom w:type="dxa" w:w="60"/>
+              <w:right w:type="dxa" w:w="100"/>
+            </w:tcMar>
+          </w:tcPr>
+          <w:p>
+            <w:r>
+              <w:rPr>
+                <w:rFonts w:ascii="Calibri" w:cs="Calibri" w:eastAsia="Calibri" w:hAnsi="Calibri"/>
+                <w:b/>
+                <w:bCs/>
+                <w:sz w:val="18"/>
+                <w:szCs w:val="18"/>
+              </w:rPr>
+              <w:t xml:space="preserve">Kind</w:t>
+            </w:r>
+          </w:p>
+        </w:tc>
+      </w:tr>
+      <w:tr>
+        <w:tc>
+          <w:tcPr>
+            <w:tcW w:type="dxa" w:w="1606"/>
+            <w:tcBorders>
+              <w:top w:val="single" w:color="BFBFBF" w:sz="4"/>
+              <w:left w:val="single" w:color="BFBFBF" w:sz="4"/>
+              <w:bottom w:val="single" w:color="BFBFBF" w:sz="4"/>
+              <w:right w:val="single" w:color="BFBFBF" w:sz="4"/>
+            </w:tcBorders>
+            <w:tcMar>
+              <w:top w:type="dxa" w:w="60"/>
+              <w:left w:type="dxa" w:w="100"/>
+              <w:bottom w:type="dxa" w:w="60"/>
+              <w:right w:type="dxa" w:w="100"/>
+            </w:tcMar>
+          </w:tcPr>
+          <w:p>
+            <w:r>
+              <w:rPr>
+                <w:rFonts w:ascii="Calibri" w:cs="Calibri" w:eastAsia="Calibri" w:hAnsi="Calibri"/>
+                <w:sz w:val="18"/>
+                <w:szCs w:val="18"/>
+              </w:rPr>
+              <w:t xml:space="preserve">SD-025</w:t>
+            </w:r>
+          </w:p>
+        </w:tc>
+        <w:tc>
+          <w:tcPr>
+            <w:tcW w:type="dxa" w:w="6425"/>
+            <w:tcBorders>
+              <w:top w:val="single" w:color="BFBFBF" w:sz="4"/>
+              <w:left w:val="single" w:color="BFBFBF" w:sz="4"/>
+              <w:bottom w:val="single" w:color="BFBFBF" w:sz="4"/>
+              <w:right w:val="single" w:color="BFBFBF" w:sz="4"/>
+            </w:tcBorders>
+            <w:tcMar>
+              <w:top w:type="dxa" w:w="60"/>
+              <w:left w:type="dxa" w:w="100"/>
+              <w:bottom w:type="dxa" w:w="60"/>
+              <w:right w:type="dxa" w:w="100"/>
+            </w:tcMar>
+          </w:tcPr>
+          <w:p>
+            <w:r>
+              <w:rPr>
+                <w:rFonts w:ascii="Calibri" w:cs="Calibri" w:eastAsia="Calibri" w:hAnsi="Calibri"/>
+                <w:sz w:val="18"/>
+                <w:szCs w:val="18"/>
+              </w:rPr>
+              <w:t xml:space="preserve">Debug information and error are stored with service and correlation id</w:t>
+            </w:r>
+          </w:p>
+        </w:tc>
+        <w:tc>
+          <w:tcPr>
+            <w:tcW w:type="dxa" w:w="1607"/>
+            <w:tcBorders>
+              <w:top w:val="single" w:color="BFBFBF" w:sz="4"/>
+              <w:left w:val="single" w:color="BFBFBF" w:sz="4"/>
+              <w:bottom w:val="single" w:color="BFBFBF" w:sz="4"/>
+              <w:right w:val="single" w:color="BFBFBF" w:sz="4"/>
+            </w:tcBorders>
+            <w:tcMar>
+              <w:top w:type="dxa" w:w="60"/>
+              <w:left w:type="dxa" w:w="100"/>
+              <w:bottom w:type="dxa" w:w="60"/>
+              <w:right w:type="dxa" w:w="100"/>
+            </w:tcMar>
+          </w:tcPr>
+          <w:p>
+            <w:r>
+              <w:rPr>
+                <w:rFonts w:ascii="Calibri" w:cs="Calibri" w:eastAsia="Calibri" w:hAnsi="Calibri"/>
+                <w:sz w:val="18"/>
+                <w:szCs w:val="18"/>
+              </w:rPr>
+              <w:t xml:space="preserve">Fact</w:t>
+            </w:r>
+          </w:p>
+        </w:tc>
+      </w:tr>
+      <w:tr>
+        <w:tc>
+          <w:tcPr>
+            <w:tcW w:type="dxa" w:w="1606"/>
+            <w:tcBorders>
+              <w:top w:val="single" w:color="BFBFBF" w:sz="4"/>
+              <w:left w:val="single" w:color="BFBFBF" w:sz="4"/>
+              <w:bottom w:val="single" w:color="BFBFBF" w:sz="4"/>
+              <w:right w:val="single" w:color="BFBFBF" w:sz="4"/>
+            </w:tcBorders>
+            <w:tcMar>
+              <w:top w:type="dxa" w:w="60"/>
+              <w:left w:type="dxa" w:w="100"/>
+              <w:bottom w:type="dxa" w:w="60"/>
+              <w:right w:type="dxa" w:w="100"/>
+            </w:tcMar>
+          </w:tcPr>
+          <w:p>
+            <w:r>
+              <w:rPr>
+                <w:rFonts w:ascii="Calibri" w:cs="Calibri" w:eastAsia="Calibri" w:hAnsi="Calibri"/>
+                <w:sz w:val="18"/>
+                <w:szCs w:val="18"/>
+              </w:rPr>
+              <w:t xml:space="preserve">SD-026</w:t>
+            </w:r>
+          </w:p>
+        </w:tc>
+        <w:tc>
+          <w:tcPr>
+            <w:tcW w:type="dxa" w:w="6425"/>
+            <w:tcBorders>
+              <w:top w:val="single" w:color="BFBFBF" w:sz="4"/>
+              <w:left w:val="single" w:color="BFBFBF" w:sz="4"/>
+              <w:bottom w:val="single" w:color="BFBFBF" w:sz="4"/>
+              <w:right w:val="single" w:color="BFBFBF" w:sz="4"/>
+            </w:tcBorders>
+            <w:tcMar>
+              <w:top w:type="dxa" w:w="60"/>
+              <w:left w:type="dxa" w:w="100"/>
+              <w:bottom w:type="dxa" w:w="60"/>
+              <w:right w:type="dxa" w:w="100"/>
+            </w:tcMar>
+          </w:tcPr>
+          <w:p>
+            <w:r>
+              <w:rPr>
+                <w:rFonts w:ascii="Calibri" w:cs="Calibri" w:eastAsia="Calibri" w:hAnsi="Calibri"/>
+                <w:sz w:val="18"/>
+                <w:szCs w:val="18"/>
+              </w:rPr>
+              <w:t xml:space="preserve">Mongo minimum level filters what is stored</w:t>
+            </w:r>
+          </w:p>
+        </w:tc>
+        <w:tc>
+          <w:tcPr>
+            <w:tcW w:type="dxa" w:w="1607"/>
+            <w:tcBorders>
+              <w:top w:val="single" w:color="BFBFBF" w:sz="4"/>
+              <w:left w:val="single" w:color="BFBFBF" w:sz="4"/>
+              <w:bottom w:val="single" w:color="BFBFBF" w:sz="4"/>
+              <w:right w:val="single" w:color="BFBFBF" w:sz="4"/>
+            </w:tcBorders>
+            <w:tcMar>
+              <w:top w:type="dxa" w:w="60"/>
+              <w:left w:type="dxa" w:w="100"/>
+              <w:bottom w:type="dxa" w:w="60"/>
+              <w:right w:type="dxa" w:w="100"/>
+            </w:tcMar>
+          </w:tcPr>
+          <w:p>
+            <w:r>
+              <w:rPr>
+                <w:rFonts w:ascii="Calibri" w:cs="Calibri" w:eastAsia="Calibri" w:hAnsi="Calibri"/>
+                <w:sz w:val="18"/>
+                <w:szCs w:val="18"/>
+              </w:rPr>
+              <w:t xml:space="preserve">Fact</w:t>
+            </w:r>
+          </w:p>
+        </w:tc>
+      </w:tr>
+      <w:tr>
+        <w:tc>
+          <w:tcPr>
+            <w:tcW w:type="dxa" w:w="1606"/>
+            <w:tcBorders>
+              <w:top w:val="single" w:color="BFBFBF" w:sz="4"/>
+              <w:left w:val="single" w:color="BFBFBF" w:sz="4"/>
+              <w:bottom w:val="single" w:color="BFBFBF" w:sz="4"/>
+              <w:right w:val="single" w:color="BFBFBF" w:sz="4"/>
+            </w:tcBorders>
+            <w:tcMar>
+              <w:top w:type="dxa" w:w="60"/>
+              <w:left w:type="dxa" w:w="100"/>
+              <w:bottom w:type="dxa" w:w="60"/>
+              <w:right w:type="dxa" w:w="100"/>
+            </w:tcMar>
+          </w:tcPr>
+          <w:p>
+            <w:r>
+              <w:rPr>
+                <w:rFonts w:ascii="Calibri" w:cs="Calibri" w:eastAsia="Calibri" w:hAnsi="Calibri"/>
+                <w:sz w:val="18"/>
+                <w:szCs w:val="18"/>
+              </w:rPr>
+              <w:t xml:space="preserve">SD-027</w:t>
+            </w:r>
+          </w:p>
+        </w:tc>
+        <w:tc>
+          <w:tcPr>
+            <w:tcW w:type="dxa" w:w="6425"/>
+            <w:tcBorders>
+              <w:top w:val="single" w:color="BFBFBF" w:sz="4"/>
+              <w:left w:val="single" w:color="BFBFBF" w:sz="4"/>
+              <w:bottom w:val="single" w:color="BFBFBF" w:sz="4"/>
+              <w:right w:val="single" w:color="BFBFBF" w:sz="4"/>
+            </w:tcBorders>
+            <w:tcMar>
+              <w:top w:type="dxa" w:w="60"/>
+              <w:left w:type="dxa" w:w="100"/>
+              <w:bottom w:type="dxa" w:w="60"/>
+              <w:right w:type="dxa" w:w="100"/>
+            </w:tcMar>
+          </w:tcPr>
+          <w:p>
+            <w:r>
+              <w:rPr>
+                <w:rFonts w:ascii="Calibri" w:cs="Calibri" w:eastAsia="Calibri" w:hAnsi="Calibri"/>
+                <w:sz w:val="18"/>
+                <w:szCs w:val="18"/>
+              </w:rPr>
+              <w:t xml:space="preserve">Unhandled endpoint exception is stored as an error with the stack trace</w:t>
+            </w:r>
+          </w:p>
+        </w:tc>
+        <w:tc>
+          <w:tcPr>
+            <w:tcW w:type="dxa" w:w="1607"/>
+            <w:tcBorders>
+              <w:top w:val="single" w:color="BFBFBF" w:sz="4"/>
+              <w:left w:val="single" w:color="BFBFBF" w:sz="4"/>
+              <w:bottom w:val="single" w:color="BFBFBF" w:sz="4"/>
+              <w:right w:val="single" w:color="BFBFBF" w:sz="4"/>
+            </w:tcBorders>
+            <w:tcMar>
+              <w:top w:type="dxa" w:w="60"/>
+              <w:left w:type="dxa" w:w="100"/>
+              <w:bottom w:type="dxa" w:w="60"/>
+              <w:right w:type="dxa" w:w="100"/>
+            </w:tcMar>
+          </w:tcPr>
+          <w:p>
+            <w:r>
+              <w:rPr>
+                <w:rFonts w:ascii="Calibri" w:cs="Calibri" w:eastAsia="Calibri" w:hAnsi="Calibri"/>
+                <w:sz w:val="18"/>
+                <w:szCs w:val="18"/>
+              </w:rPr>
+              <w:t xml:space="preserve">Fact</w:t>
+            </w:r>
+          </w:p>
+        </w:tc>
+      </w:tr>
+      <w:tr>
+        <w:tc>
+          <w:tcPr>
+            <w:tcW w:type="dxa" w:w="1606"/>
+            <w:tcBorders>
+              <w:top w:val="single" w:color="BFBFBF" w:sz="4"/>
+              <w:left w:val="single" w:color="BFBFBF" w:sz="4"/>
+              <w:bottom w:val="single" w:color="BFBFBF" w:sz="4"/>
+              <w:right w:val="single" w:color="BFBFBF" w:sz="4"/>
+            </w:tcBorders>
+            <w:tcMar>
+              <w:top w:type="dxa" w:w="60"/>
+              <w:left w:type="dxa" w:w="100"/>
+              <w:bottom w:type="dxa" w:w="60"/>
+              <w:right w:type="dxa" w:w="100"/>
+            </w:tcMar>
+          </w:tcPr>
+          <w:p>
+            <w:r>
+              <w:rPr>
+                <w:rFonts w:ascii="Calibri" w:cs="Calibri" w:eastAsia="Calibri" w:hAnsi="Calibri"/>
+                <w:sz w:val="18"/>
+                <w:szCs w:val="18"/>
+              </w:rPr>
+              <w:t xml:space="preserve">SD-028</w:t>
+            </w:r>
+          </w:p>
+        </w:tc>
+        <w:tc>
+          <w:tcPr>
+            <w:tcW w:type="dxa" w:w="6425"/>
+            <w:tcBorders>
+              <w:top w:val="single" w:color="BFBFBF" w:sz="4"/>
+              <w:left w:val="single" w:color="BFBFBF" w:sz="4"/>
+              <w:bottom w:val="single" w:color="BFBFBF" w:sz="4"/>
+              <w:right w:val="single" w:color="BFBFBF" w:sz="4"/>
+            </w:tcBorders>
+            <w:tcMar>
+              <w:top w:type="dxa" w:w="60"/>
+              <w:left w:type="dxa" w:w="100"/>
+              <w:bottom w:type="dxa" w:w="60"/>
+              <w:right w:type="dxa" w:w="100"/>
+            </w:tcMar>
+          </w:tcPr>
+          <w:p>
+            <w:r>
+              <w:rPr>
+                <w:rFonts w:ascii="Calibri" w:cs="Calibri" w:eastAsia="Calibri" w:hAnsi="Calibri"/>
+                <w:sz w:val="18"/>
+                <w:szCs w:val="18"/>
+              </w:rPr>
+              <w:t xml:space="preserve">Startup logs where logs go and that the service started</w:t>
+            </w:r>
+          </w:p>
+        </w:tc>
+        <w:tc>
+          <w:tcPr>
+            <w:tcW w:type="dxa" w:w="1607"/>
+            <w:tcBorders>
+              <w:top w:val="single" w:color="BFBFBF" w:sz="4"/>
+              <w:left w:val="single" w:color="BFBFBF" w:sz="4"/>
+              <w:bottom w:val="single" w:color="BFBFBF" w:sz="4"/>
+              <w:right w:val="single" w:color="BFBFBF" w:sz="4"/>
+            </w:tcBorders>
+            <w:tcMar>
+              <w:top w:type="dxa" w:w="60"/>
+              <w:left w:type="dxa" w:w="100"/>
+              <w:bottom w:type="dxa" w:w="60"/>
+              <w:right w:type="dxa" w:w="100"/>
+            </w:tcMar>
+          </w:tcPr>
+          <w:p>
+            <w:r>
+              <w:rPr>
+                <w:rFonts w:ascii="Calibri" w:cs="Calibri" w:eastAsia="Calibri" w:hAnsi="Calibri"/>
+                <w:sz w:val="18"/>
+                <w:szCs w:val="18"/>
+              </w:rPr>
+              <w:t xml:space="preserve">Fact</w:t>
+            </w:r>
+          </w:p>
+        </w:tc>
+      </w:tr>
+      <w:tr>
+        <w:tc>
+          <w:tcPr>
+            <w:tcW w:type="dxa" w:w="1606"/>
+            <w:tcBorders>
+              <w:top w:val="single" w:color="BFBFBF" w:sz="4"/>
+              <w:left w:val="single" w:color="BFBFBF" w:sz="4"/>
+              <w:bottom w:val="single" w:color="BFBFBF" w:sz="4"/>
+              <w:right w:val="single" w:color="BFBFBF" w:sz="4"/>
+            </w:tcBorders>
+            <w:tcMar>
+              <w:top w:type="dxa" w:w="60"/>
+              <w:left w:type="dxa" w:w="100"/>
+              <w:bottom w:type="dxa" w:w="60"/>
+              <w:right w:type="dxa" w:w="100"/>
+            </w:tcMar>
+          </w:tcPr>
+          <w:p>
+            <w:r>
+              <w:rPr>
+                <w:rFonts w:ascii="Calibri" w:cs="Calibri" w:eastAsia="Calibri" w:hAnsi="Calibri"/>
+                <w:sz w:val="18"/>
+                <w:szCs w:val="18"/>
+              </w:rPr>
+              <w:t xml:space="preserve">SD-029</w:t>
+            </w:r>
+          </w:p>
+        </w:tc>
+        <w:tc>
+          <w:tcPr>
+            <w:tcW w:type="dxa" w:w="6425"/>
+            <w:tcBorders>
+              <w:top w:val="single" w:color="BFBFBF" w:sz="4"/>
+              <w:left w:val="single" w:color="BFBFBF" w:sz="4"/>
+              <w:bottom w:val="single" w:color="BFBFBF" w:sz="4"/>
+              <w:right w:val="single" w:color="BFBFBF" w:sz="4"/>
+            </w:tcBorders>
+            <w:tcMar>
+              <w:top w:type="dxa" w:w="60"/>
+              <w:left w:type="dxa" w:w="100"/>
+              <w:bottom w:type="dxa" w:w="60"/>
+              <w:right w:type="dxa" w:w="100"/>
+            </w:tcMar>
+          </w:tcPr>
+          <w:p>
+            <w:r>
+              <w:rPr>
+                <w:rFonts w:ascii="Calibri" w:cs="Calibri" w:eastAsia="Calibri" w:hAnsi="Calibri"/>
+                <w:sz w:val="18"/>
+                <w:szCs w:val="18"/>
+              </w:rPr>
+              <w:t xml:space="preserve">Disabled mongo logging stores nothing</w:t>
+            </w:r>
+          </w:p>
+        </w:tc>
+        <w:tc>
+          <w:tcPr>
+            <w:tcW w:type="dxa" w:w="1607"/>
+            <w:tcBorders>
+              <w:top w:val="single" w:color="BFBFBF" w:sz="4"/>
+              <w:left w:val="single" w:color="BFBFBF" w:sz="4"/>
+              <w:bottom w:val="single" w:color="BFBFBF" w:sz="4"/>
+              <w:right w:val="single" w:color="BFBFBF" w:sz="4"/>
+            </w:tcBorders>
+            <w:tcMar>
+              <w:top w:type="dxa" w:w="60"/>
+              <w:left w:type="dxa" w:w="100"/>
+              <w:bottom w:type="dxa" w:w="60"/>
+              <w:right w:type="dxa" w:w="100"/>
+            </w:tcMar>
+          </w:tcPr>
+          <w:p>
+            <w:r>
+              <w:rPr>
+                <w:rFonts w:ascii="Calibri" w:cs="Calibri" w:eastAsia="Calibri" w:hAnsi="Calibri"/>
+                <w:sz w:val="18"/>
+                <w:szCs w:val="18"/>
+              </w:rPr>
+              <w:t xml:space="preserve">Fact</w:t>
+            </w:r>
+          </w:p>
+        </w:tc>
+      </w:tr>
+      <w:tr>
+        <w:tc>
+          <w:tcPr>
+            <w:tcW w:type="dxa" w:w="1606"/>
+            <w:tcBorders>
+              <w:top w:val="single" w:color="BFBFBF" w:sz="4"/>
+              <w:left w:val="single" w:color="BFBFBF" w:sz="4"/>
+              <w:bottom w:val="single" w:color="BFBFBF" w:sz="4"/>
+              <w:right w:val="single" w:color="BFBFBF" w:sz="4"/>
+            </w:tcBorders>
+            <w:tcMar>
+              <w:top w:type="dxa" w:w="60"/>
+              <w:left w:type="dxa" w:w="100"/>
+              <w:bottom w:type="dxa" w:w="60"/>
+              <w:right w:type="dxa" w:w="100"/>
+            </w:tcMar>
+          </w:tcPr>
+          <w:p>
+            <w:r>
+              <w:rPr>
+                <w:rFonts w:ascii="Calibri" w:cs="Calibri" w:eastAsia="Calibri" w:hAnsi="Calibri"/>
+                <w:sz w:val="18"/>
+                <w:szCs w:val="18"/>
+              </w:rPr>
+              <w:t xml:space="preserve">SD-030</w:t>
+            </w:r>
+          </w:p>
+        </w:tc>
+        <w:tc>
+          <w:tcPr>
+            <w:tcW w:type="dxa" w:w="6425"/>
+            <w:tcBorders>
+              <w:top w:val="single" w:color="BFBFBF" w:sz="4"/>
+              <w:left w:val="single" w:color="BFBFBF" w:sz="4"/>
+              <w:bottom w:val="single" w:color="BFBFBF" w:sz="4"/>
+              <w:right w:val="single" w:color="BFBFBF" w:sz="4"/>
+            </w:tcBorders>
+            <w:tcMar>
+              <w:top w:type="dxa" w:w="60"/>
+              <w:left w:type="dxa" w:w="100"/>
+              <w:bottom w:type="dxa" w:w="60"/>
+              <w:right w:type="dxa" w:w="100"/>
+            </w:tcMar>
+          </w:tcPr>
+          <w:p>
+            <w:r>
+              <w:rPr>
+                <w:rFonts w:ascii="Calibri" w:cs="Calibri" w:eastAsia="Calibri" w:hAnsi="Calibri"/>
+                <w:sz w:val="18"/>
+                <w:szCs w:val="18"/>
+              </w:rPr>
+              <w:t xml:space="preserve">Stopping the host flushes buffered records</w:t>
+            </w:r>
+          </w:p>
+        </w:tc>
+        <w:tc>
+          <w:tcPr>
+            <w:tcW w:type="dxa" w:w="1607"/>
+            <w:tcBorders>
+              <w:top w:val="single" w:color="BFBFBF" w:sz="4"/>
+              <w:left w:val="single" w:color="BFBFBF" w:sz="4"/>
+              <w:bottom w:val="single" w:color="BFBFBF" w:sz="4"/>
+              <w:right w:val="single" w:color="BFBFBF" w:sz="4"/>
+            </w:tcBorders>
+            <w:tcMar>
+              <w:top w:type="dxa" w:w="60"/>
+              <w:left w:type="dxa" w:w="100"/>
+              <w:bottom w:type="dxa" w:w="60"/>
+              <w:right w:type="dxa" w:w="100"/>
+            </w:tcMar>
+          </w:tcPr>
+          <w:p>
+            <w:r>
+              <w:rPr>
+                <w:rFonts w:ascii="Calibri" w:cs="Calibri" w:eastAsia="Calibri" w:hAnsi="Calibri"/>
+                <w:sz w:val="18"/>
+                <w:szCs w:val="18"/>
+              </w:rPr>
+              <w:t xml:space="preserve">Fact</w:t>
+            </w:r>
+          </w:p>
+        </w:tc>
+      </w:tr>
+    </w:tbl>
+    <w:p>
+      <w:pPr>
+        <w:spacing w:after="120"/>
+      </w:pPr>
+    </w:p>
+    <w:p>
+      <w:pPr>
+        <w:pStyle w:val="Heading3"/>
+      </w:pPr>
+      <w:bookmarkStart w:name="_Toc24" w:id="24"/>
+      <w:r>
+        <w:rPr>
+          <w:rFonts w:ascii="Calibri" w:cs="Calibri" w:eastAsia="Calibri" w:hAnsi="Calibri"/>
+        </w:rPr>
+        <w:t xml:space="preserve">MongoLogBatchWriterTests</w:t>
+      </w:r>
+      <w:bookmarkEnd w:id="24"/>
+    </w:p>
+    <w:p>
+      <w:pPr>
+        <w:spacing w:after="120"/>
+      </w:pPr>
+      <w:r>
+        <w:rPr>
+          <w:rFonts w:ascii="Calibri" w:cs="Calibri" w:eastAsia="Calibri" w:hAnsi="Calibri"/>
+          <w:b/>
+          <w:bCs/>
+        </w:rPr>
+        <w:t xml:space="preserve">Level:</w:t>
+      </w:r>
+      <w:r>
+        <w:rPr>
+          <w:rFonts w:ascii="Calibri" w:cs="Calibri" w:eastAsia="Calibri" w:hAnsi="Calibri"/>
+        </w:rPr>
+        <w:t xml:space="preserve"> Component · </w:t>
+      </w:r>
+      <w:r>
+        <w:rPr>
+          <w:rFonts w:ascii="Calibri" w:cs="Calibri" w:eastAsia="Calibri" w:hAnsi="Calibri"/>
+          <w:b/>
+          <w:bCs/>
+        </w:rPr>
+        <w:t xml:space="preserve">Under test:</w:t>
+      </w:r>
+      <w:r>
+        <w:rPr>
+          <w:rFonts w:ascii="Calibri" w:cs="Calibri" w:eastAsia="Calibri" w:hAnsi="Calibri"/>
+        </w:rPr>
+        <w:t xml:space="preserve"> MongoLogBatchWriter · requires Docker (</w:t>
+      </w:r>
+      <w:r>
+        <w:rPr>
+          <w:rFonts w:ascii="Consolas" w:cs="Consolas" w:eastAsia="Consolas" w:hAnsi="Consolas"/>
+          <w:color w:val="5B2C6F"/>
+          <w:sz w:val="19"/>
+          <w:szCs w:val="19"/>
+        </w:rPr>
+        <w:t xml:space="preserve">Category=Integration</w:t>
+      </w:r>
+      <w:r>
+        <w:rPr>
+          <w:rFonts w:ascii="Calibri" w:cs="Calibri" w:eastAsia="Calibri" w:hAnsi="Calibri"/>
+        </w:rPr>
+        <w:t xml:space="preserve">)</w:t>
+      </w:r>
+    </w:p>
+    <w:p>
+      <w:pPr>
+        <w:spacing w:after="120"/>
+      </w:pPr>
+      <w:r>
+        <w:rPr>
+          <w:rFonts w:ascii="Calibri" w:cs="Calibri" w:eastAsia="Calibri" w:hAnsi="Calibri"/>
+        </w:rPr>
+        <w:t xml:space="preserve">Real MongoDB: query by job id, TTL retention index and lookup indexes, retention change, fail fast when unreachable.</w:t>
+      </w:r>
+    </w:p>
+    <w:tbl>
+      <w:tblPr>
+        <w:tblW w:type="dxa" w:w="9638"/>
+        <w:tblBorders>
+          <w:top w:val="single" w:color="auto" w:sz="4"/>
+          <w:left w:val="single" w:color="auto" w:sz="4"/>
+          <w:bottom w:val="single" w:color="auto" w:sz="4"/>
+          <w:right w:val="single" w:color="auto" w:sz="4"/>
+          <w:insideH w:val="single" w:color="auto" w:sz="4"/>
+          <w:insideV w:val="single" w:color="auto" w:sz="4"/>
+        </w:tblBorders>
+      </w:tblPr>
+      <w:tblGrid>
+        <w:gridCol w:w="1606"/>
+        <w:gridCol w:w="6425"/>
+        <w:gridCol w:w="1607"/>
+      </w:tblGrid>
+      <w:tr>
+        <w:trPr>
+          <w:tblHeader/>
+        </w:trPr>
+        <w:tc>
+          <w:tcPr>
+            <w:tcW w:type="dxa" w:w="1606"/>
+            <w:tcBorders>
+              <w:top w:val="single" w:color="BFBFBF" w:sz="4"/>
+              <w:left w:val="single" w:color="BFBFBF" w:sz="4"/>
+              <w:bottom w:val="single" w:color="BFBFBF" w:sz="4"/>
+              <w:right w:val="single" w:color="BFBFBF" w:sz="4"/>
+            </w:tcBorders>
+            <w:shd w:fill="DCE6F2" w:color="auto" w:val="clear"/>
+            <w:tcMar>
+              <w:top w:type="dxa" w:w="60"/>
+              <w:left w:type="dxa" w:w="100"/>
+              <w:bottom w:type="dxa" w:w="60"/>
+              <w:right w:type="dxa" w:w="100"/>
+            </w:tcMar>
+          </w:tcPr>
+          <w:p>
+            <w:r>
+              <w:rPr>
+                <w:rFonts w:ascii="Calibri" w:cs="Calibri" w:eastAsia="Calibri" w:hAnsi="Calibri"/>
+                <w:b/>
+                <w:bCs/>
+                <w:sz w:val="18"/>
+                <w:szCs w:val="18"/>
+              </w:rPr>
+              <w:t xml:space="preserve">ID</w:t>
+            </w:r>
+          </w:p>
+        </w:tc>
+        <w:tc>
+          <w:tcPr>
+            <w:tcW w:type="dxa" w:w="6425"/>
+            <w:tcBorders>
+              <w:top w:val="single" w:color="BFBFBF" w:sz="4"/>
+              <w:left w:val="single" w:color="BFBFBF" w:sz="4"/>
+              <w:bottom w:val="single" w:color="BFBFBF" w:sz="4"/>
+              <w:right w:val="single" w:color="BFBFBF" w:sz="4"/>
+            </w:tcBorders>
+            <w:shd w:fill="DCE6F2" w:color="auto" w:val="clear"/>
+            <w:tcMar>
+              <w:top w:type="dxa" w:w="60"/>
+              <w:left w:type="dxa" w:w="100"/>
+              <w:bottom w:type="dxa" w:w="60"/>
+              <w:right w:type="dxa" w:w="100"/>
+            </w:tcMar>
+          </w:tcPr>
+          <w:p>
+            <w:r>
+              <w:rPr>
+                <w:rFonts w:ascii="Calibri" w:cs="Calibri" w:eastAsia="Calibri" w:hAnsi="Calibri"/>
+                <w:b/>
+                <w:bCs/>
+                <w:sz w:val="18"/>
+                <w:szCs w:val="18"/>
+              </w:rPr>
+              <w:t xml:space="preserve">Test case</w:t>
+            </w:r>
+          </w:p>
+        </w:tc>
+        <w:tc>
+          <w:tcPr>
+            <w:tcW w:type="dxa" w:w="1607"/>
+            <w:tcBorders>
+              <w:top w:val="single" w:color="BFBFBF" w:sz="4"/>
+              <w:left w:val="single" w:color="BFBFBF" w:sz="4"/>
+              <w:bottom w:val="single" w:color="BFBFBF" w:sz="4"/>
+              <w:right w:val="single" w:color="BFBFBF" w:sz="4"/>
+            </w:tcBorders>
+            <w:shd w:fill="DCE6F2" w:color="auto" w:val="clear"/>
+            <w:tcMar>
+              <w:top w:type="dxa" w:w="60"/>
+              <w:left w:type="dxa" w:w="100"/>
+              <w:bottom w:type="dxa" w:w="60"/>
+              <w:right w:type="dxa" w:w="100"/>
+            </w:tcMar>
+          </w:tcPr>
+          <w:p>
+            <w:r>
+              <w:rPr>
+                <w:rFonts w:ascii="Calibri" w:cs="Calibri" w:eastAsia="Calibri" w:hAnsi="Calibri"/>
+                <w:b/>
+                <w:bCs/>
+                <w:sz w:val="18"/>
+                <w:szCs w:val="18"/>
+              </w:rPr>
+              <w:t xml:space="preserve">Kind</w:t>
+            </w:r>
+          </w:p>
+        </w:tc>
+      </w:tr>
+      <w:tr>
+        <w:tc>
+          <w:tcPr>
+            <w:tcW w:type="dxa" w:w="1606"/>
+            <w:tcBorders>
+              <w:top w:val="single" w:color="BFBFBF" w:sz="4"/>
+              <w:left w:val="single" w:color="BFBFBF" w:sz="4"/>
+              <w:bottom w:val="single" w:color="BFBFBF" w:sz="4"/>
+              <w:right w:val="single" w:color="BFBFBF" w:sz="4"/>
+            </w:tcBorders>
+            <w:tcMar>
+              <w:top w:type="dxa" w:w="60"/>
+              <w:left w:type="dxa" w:w="100"/>
+              <w:bottom w:type="dxa" w:w="60"/>
+              <w:right w:type="dxa" w:w="100"/>
+            </w:tcMar>
+          </w:tcPr>
+          <w:p>
+            <w:r>
+              <w:rPr>
+                <w:rFonts w:ascii="Calibri" w:cs="Calibri" w:eastAsia="Calibri" w:hAnsi="Calibri"/>
+                <w:sz w:val="18"/>
+                <w:szCs w:val="18"/>
+              </w:rPr>
+              <w:t xml:space="preserve">SD-031</w:t>
+            </w:r>
+          </w:p>
+        </w:tc>
+        <w:tc>
+          <w:tcPr>
+            <w:tcW w:type="dxa" w:w="6425"/>
+            <w:tcBorders>
+              <w:top w:val="single" w:color="BFBFBF" w:sz="4"/>
+              <w:left w:val="single" w:color="BFBFBF" w:sz="4"/>
+              <w:bottom w:val="single" w:color="BFBFBF" w:sz="4"/>
+              <w:right w:val="single" w:color="BFBFBF" w:sz="4"/>
+            </w:tcBorders>
+            <w:tcMar>
+              <w:top w:type="dxa" w:w="60"/>
+              <w:left w:type="dxa" w:w="100"/>
+              <w:bottom w:type="dxa" w:w="60"/>
+              <w:right w:type="dxa" w:w="100"/>
+            </w:tcMar>
+          </w:tcPr>
+          <w:p>
+            <w:r>
+              <w:rPr>
+                <w:rFonts w:ascii="Calibri" w:cs="Calibri" w:eastAsia="Calibri" w:hAnsi="Calibri"/>
+                <w:sz w:val="18"/>
+                <w:szCs w:val="18"/>
+              </w:rPr>
+              <w:t xml:space="preserve">Stores records that can be queried by job id</w:t>
+            </w:r>
+          </w:p>
+        </w:tc>
+        <w:tc>
+          <w:tcPr>
+            <w:tcW w:type="dxa" w:w="1607"/>
+            <w:tcBorders>
+              <w:top w:val="single" w:color="BFBFBF" w:sz="4"/>
+              <w:left w:val="single" w:color="BFBFBF" w:sz="4"/>
+              <w:bottom w:val="single" w:color="BFBFBF" w:sz="4"/>
+              <w:right w:val="single" w:color="BFBFBF" w:sz="4"/>
+            </w:tcBorders>
+            <w:tcMar>
+              <w:top w:type="dxa" w:w="60"/>
+              <w:left w:type="dxa" w:w="100"/>
+              <w:bottom w:type="dxa" w:w="60"/>
+              <w:right w:type="dxa" w:w="100"/>
+            </w:tcMar>
+          </w:tcPr>
+          <w:p>
+            <w:r>
+              <w:rPr>
+                <w:rFonts w:ascii="Calibri" w:cs="Calibri" w:eastAsia="Calibri" w:hAnsi="Calibri"/>
+                <w:sz w:val="18"/>
+                <w:szCs w:val="18"/>
+              </w:rPr>
+              <w:t xml:space="preserve">Fact</w:t>
+            </w:r>
+          </w:p>
+        </w:tc>
+      </w:tr>
+      <w:tr>
+        <w:tc>
+          <w:tcPr>
+            <w:tcW w:type="dxa" w:w="1606"/>
+            <w:tcBorders>
+              <w:top w:val="single" w:color="BFBFBF" w:sz="4"/>
+              <w:left w:val="single" w:color="BFBFBF" w:sz="4"/>
+              <w:bottom w:val="single" w:color="BFBFBF" w:sz="4"/>
+              <w:right w:val="single" w:color="BFBFBF" w:sz="4"/>
+            </w:tcBorders>
+            <w:tcMar>
+              <w:top w:type="dxa" w:w="60"/>
+              <w:left w:type="dxa" w:w="100"/>
+              <w:bottom w:type="dxa" w:w="60"/>
+              <w:right w:type="dxa" w:w="100"/>
+            </w:tcMar>
+          </w:tcPr>
+          <w:p>
+            <w:r>
+              <w:rPr>
+                <w:rFonts w:ascii="Calibri" w:cs="Calibri" w:eastAsia="Calibri" w:hAnsi="Calibri"/>
+                <w:sz w:val="18"/>
+                <w:szCs w:val="18"/>
+              </w:rPr>
+              <w:t xml:space="preserve">SD-032</w:t>
+            </w:r>
+          </w:p>
+        </w:tc>
+        <w:tc>
+          <w:tcPr>
+            <w:tcW w:type="dxa" w:w="6425"/>
+            <w:tcBorders>
+              <w:top w:val="single" w:color="BFBFBF" w:sz="4"/>
+              <w:left w:val="single" w:color="BFBFBF" w:sz="4"/>
+              <w:bottom w:val="single" w:color="BFBFBF" w:sz="4"/>
+              <w:right w:val="single" w:color="BFBFBF" w:sz="4"/>
+            </w:tcBorders>
+            <w:tcMar>
+              <w:top w:type="dxa" w:w="60"/>
+              <w:left w:type="dxa" w:w="100"/>
+              <w:bottom w:type="dxa" w:w="60"/>
+              <w:right w:type="dxa" w:w="100"/>
+            </w:tcMar>
+          </w:tcPr>
+          <w:p>
+            <w:r>
+              <w:rPr>
+                <w:rFonts w:ascii="Calibri" w:cs="Calibri" w:eastAsia="Calibri" w:hAnsi="Calibri"/>
+                <w:sz w:val="18"/>
+                <w:szCs w:val="18"/>
+              </w:rPr>
+              <w:t xml:space="preserve">Creates the retention ttl index and the lookup indexes</w:t>
+            </w:r>
+          </w:p>
+        </w:tc>
+        <w:tc>
+          <w:tcPr>
+            <w:tcW w:type="dxa" w:w="1607"/>
+            <w:tcBorders>
+              <w:top w:val="single" w:color="BFBFBF" w:sz="4"/>
+              <w:left w:val="single" w:color="BFBFBF" w:sz="4"/>
+              <w:bottom w:val="single" w:color="BFBFBF" w:sz="4"/>
+              <w:right w:val="single" w:color="BFBFBF" w:sz="4"/>
+            </w:tcBorders>
+            <w:tcMar>
+              <w:top w:type="dxa" w:w="60"/>
+              <w:left w:type="dxa" w:w="100"/>
+              <w:bottom w:type="dxa" w:w="60"/>
+              <w:right w:type="dxa" w:w="100"/>
+            </w:tcMar>
+          </w:tcPr>
+          <w:p>
+            <w:r>
+              <w:rPr>
+                <w:rFonts w:ascii="Calibri" w:cs="Calibri" w:eastAsia="Calibri" w:hAnsi="Calibri"/>
+                <w:sz w:val="18"/>
+                <w:szCs w:val="18"/>
+              </w:rPr>
+              <w:t xml:space="preserve">Fact</w:t>
+            </w:r>
+          </w:p>
+        </w:tc>
+      </w:tr>
+      <w:tr>
+        <w:tc>
+          <w:tcPr>
+            <w:tcW w:type="dxa" w:w="1606"/>
+            <w:tcBorders>
+              <w:top w:val="single" w:color="BFBFBF" w:sz="4"/>
+              <w:left w:val="single" w:color="BFBFBF" w:sz="4"/>
+              <w:bottom w:val="single" w:color="BFBFBF" w:sz="4"/>
+              <w:right w:val="single" w:color="BFBFBF" w:sz="4"/>
+            </w:tcBorders>
+            <w:tcMar>
+              <w:top w:type="dxa" w:w="60"/>
+              <w:left w:type="dxa" w:w="100"/>
+              <w:bottom w:type="dxa" w:w="60"/>
+              <w:right w:type="dxa" w:w="100"/>
+            </w:tcMar>
+          </w:tcPr>
+          <w:p>
+            <w:r>
+              <w:rPr>
+                <w:rFonts w:ascii="Calibri" w:cs="Calibri" w:eastAsia="Calibri" w:hAnsi="Calibri"/>
+                <w:sz w:val="18"/>
+                <w:szCs w:val="18"/>
+              </w:rPr>
+              <w:t xml:space="preserve">SD-033</w:t>
+            </w:r>
+          </w:p>
+        </w:tc>
+        <w:tc>
+          <w:tcPr>
+            <w:tcW w:type="dxa" w:w="6425"/>
+            <w:tcBorders>
+              <w:top w:val="single" w:color="BFBFBF" w:sz="4"/>
+              <w:left w:val="single" w:color="BFBFBF" w:sz="4"/>
+              <w:bottom w:val="single" w:color="BFBFBF" w:sz="4"/>
+              <w:right w:val="single" w:color="BFBFBF" w:sz="4"/>
+            </w:tcBorders>
+            <w:tcMar>
+              <w:top w:type="dxa" w:w="60"/>
+              <w:left w:type="dxa" w:w="100"/>
+              <w:bottom w:type="dxa" w:w="60"/>
+              <w:right w:type="dxa" w:w="100"/>
+            </w:tcMar>
+          </w:tcPr>
+          <w:p>
+            <w:r>
+              <w:rPr>
+                <w:rFonts w:ascii="Calibri" w:cs="Calibri" w:eastAsia="Calibri" w:hAnsi="Calibri"/>
+                <w:sz w:val="18"/>
+                <w:szCs w:val="18"/>
+              </w:rPr>
+              <w:t xml:space="preserve">Changing the retention updates the existing ttl index</w:t>
+            </w:r>
+          </w:p>
+        </w:tc>
+        <w:tc>
+          <w:tcPr>
+            <w:tcW w:type="dxa" w:w="1607"/>
+            <w:tcBorders>
+              <w:top w:val="single" w:color="BFBFBF" w:sz="4"/>
+              <w:left w:val="single" w:color="BFBFBF" w:sz="4"/>
+              <w:bottom w:val="single" w:color="BFBFBF" w:sz="4"/>
+              <w:right w:val="single" w:color="BFBFBF" w:sz="4"/>
+            </w:tcBorders>
+            <w:tcMar>
+              <w:top w:type="dxa" w:w="60"/>
+              <w:left w:type="dxa" w:w="100"/>
+              <w:bottom w:type="dxa" w:w="60"/>
+              <w:right w:type="dxa" w:w="100"/>
+            </w:tcMar>
+          </w:tcPr>
+          <w:p>
+            <w:r>
+              <w:rPr>
+                <w:rFonts w:ascii="Calibri" w:cs="Calibri" w:eastAsia="Calibri" w:hAnsi="Calibri"/>
+                <w:sz w:val="18"/>
+                <w:szCs w:val="18"/>
+              </w:rPr>
+              <w:t xml:space="preserve">Fact</w:t>
+            </w:r>
+          </w:p>
+        </w:tc>
+      </w:tr>
+      <w:tr>
+        <w:tc>
+          <w:tcPr>
+            <w:tcW w:type="dxa" w:w="1606"/>
+            <w:tcBorders>
+              <w:top w:val="single" w:color="BFBFBF" w:sz="4"/>
+              <w:left w:val="single" w:color="BFBFBF" w:sz="4"/>
+              <w:bottom w:val="single" w:color="BFBFBF" w:sz="4"/>
+              <w:right w:val="single" w:color="BFBFBF" w:sz="4"/>
+            </w:tcBorders>
+            <w:tcMar>
+              <w:top w:type="dxa" w:w="60"/>
+              <w:left w:type="dxa" w:w="100"/>
+              <w:bottom w:type="dxa" w:w="60"/>
+              <w:right w:type="dxa" w:w="100"/>
+            </w:tcMar>
+          </w:tcPr>
+          <w:p>
+            <w:r>
+              <w:rPr>
+                <w:rFonts w:ascii="Calibri" w:cs="Calibri" w:eastAsia="Calibri" w:hAnsi="Calibri"/>
+                <w:sz w:val="18"/>
+                <w:szCs w:val="18"/>
+              </w:rPr>
+              <w:t xml:space="preserve">SD-034</w:t>
+            </w:r>
+          </w:p>
+        </w:tc>
+        <w:tc>
+          <w:tcPr>
+            <w:tcW w:type="dxa" w:w="6425"/>
+            <w:tcBorders>
+              <w:top w:val="single" w:color="BFBFBF" w:sz="4"/>
+              <w:left w:val="single" w:color="BFBFBF" w:sz="4"/>
+              <w:bottom w:val="single" w:color="BFBFBF" w:sz="4"/>
+              <w:right w:val="single" w:color="BFBFBF" w:sz="4"/>
+            </w:tcBorders>
+            <w:tcMar>
+              <w:top w:type="dxa" w:w="60"/>
+              <w:left w:type="dxa" w:w="100"/>
+              <w:bottom w:type="dxa" w:w="60"/>
+              <w:right w:type="dxa" w:w="100"/>
+            </w:tcMar>
+          </w:tcPr>
+          <w:p>
+            <w:r>
+              <w:rPr>
+                <w:rFonts w:ascii="Calibri" w:cs="Calibri" w:eastAsia="Calibri" w:hAnsi="Calibri"/>
+                <w:sz w:val="18"/>
+                <w:szCs w:val="18"/>
+              </w:rPr>
+              <w:t xml:space="preserve">Unreachable database fails fast</w:t>
+            </w:r>
+          </w:p>
+        </w:tc>
+        <w:tc>
+          <w:tcPr>
+            <w:tcW w:type="dxa" w:w="1607"/>
+            <w:tcBorders>
+              <w:top w:val="single" w:color="BFBFBF" w:sz="4"/>
+              <w:left w:val="single" w:color="BFBFBF" w:sz="4"/>
+              <w:bottom w:val="single" w:color="BFBFBF" w:sz="4"/>
+              <w:right w:val="single" w:color="BFBFBF" w:sz="4"/>
+            </w:tcBorders>
+            <w:tcMar>
+              <w:top w:type="dxa" w:w="60"/>
+              <w:left w:type="dxa" w:w="100"/>
+              <w:bottom w:type="dxa" w:w="60"/>
+              <w:right w:type="dxa" w:w="100"/>
+            </w:tcMar>
+          </w:tcPr>
+          <w:p>
+            <w:r>
+              <w:rPr>
+                <w:rFonts w:ascii="Calibri" w:cs="Calibri" w:eastAsia="Calibri" w:hAnsi="Calibri"/>
+                <w:sz w:val="18"/>
+                <w:szCs w:val="18"/>
+              </w:rPr>
+              <w:t xml:space="preserve">Fact</w:t>
+            </w:r>
+          </w:p>
+        </w:tc>
+      </w:tr>
+    </w:tbl>
+    <w:p>
+      <w:pPr>
+        <w:spacing w:after="120"/>
+      </w:pPr>
+    </w:p>
+    <w:p>
+      <w:pPr>
+        <w:pStyle w:val="Heading2"/>
+      </w:pPr>
+      <w:bookmarkStart w:name="_Toc25" w:id="25"/>
+      <w:r>
+        <w:rPr>
+          <w:rFonts w:ascii="Calibri" w:cs="Calibri" w:eastAsia="Calibri" w:hAnsi="Calibri"/>
+        </w:rPr>
+        <w:t xml:space="preserve">7.2 Processor Service (Ta9.ProcessorService.Tests)</w:t>
+      </w:r>
+      <w:bookmarkEnd w:id="25"/>
+    </w:p>
+    <w:p>
+      <w:pPr>
+        <w:pStyle w:val="Heading3"/>
+      </w:pPr>
+      <w:bookmarkStart w:name="_Toc26" w:id="26"/>
+      <w:r>
+        <w:rPr>
+          <w:rFonts w:ascii="Calibri" w:cs="Calibri" w:eastAsia="Calibri" w:hAnsi="Calibri"/>
+        </w:rPr>
         <w:t xml:space="preserve">DocumentAnalyzerTests</w:t>
       </w:r>
-      <w:bookmarkEnd w:id="22"/>
+      <w:bookmarkEnd w:id="26"/>
     </w:p>
     <w:p>
       <w:pPr>
@@ -12757,14 +15670,14 @@
       <w:pPr>
         <w:pStyle w:val="Heading3"/>
       </w:pPr>
-      <w:bookmarkStart w:name="_Toc23" w:id="23"/>
+      <w:bookmarkStart w:name="_Toc27" w:id="27"/>
       <w:r>
         <w:rPr>
           <w:rFonts w:ascii="Calibri" w:cs="Calibri" w:eastAsia="Calibri" w:hAnsi="Calibri"/>
         </w:rPr>
         <w:t xml:space="preserve">TokenizerTests</w:t>
       </w:r>
-      <w:bookmarkEnd w:id="23"/>
+      <w:bookmarkEnd w:id="27"/>
     </w:p>
     <w:p>
       <w:pPr>
@@ -13679,14 +16592,14 @@
       <w:pPr>
         <w:pStyle w:val="Heading3"/>
       </w:pPr>
-      <w:bookmarkStart w:name="_Toc24" w:id="24"/>
+      <w:bookmarkStart w:name="_Toc28" w:id="28"/>
       <w:r>
         <w:rPr>
           <w:rFonts w:ascii="Calibri" w:cs="Calibri" w:eastAsia="Calibri" w:hAnsi="Calibri"/>
         </w:rPr>
         <w:t xml:space="preserve">JobRunnerTests</w:t>
       </w:r>
-      <w:bookmarkEnd w:id="24"/>
+      <w:bookmarkEnd w:id="28"/>
     </w:p>
     <w:p>
       <w:pPr>
@@ -14518,14 +17431,14 @@
       <w:pPr>
         <w:pStyle w:val="Heading3"/>
       </w:pPr>
-      <w:bookmarkStart w:name="_Toc25" w:id="25"/>
+      <w:bookmarkStart w:name="_Toc29" w:id="29"/>
       <w:r>
         <w:rPr>
           <w:rFonts w:ascii="Calibri" w:cs="Calibri" w:eastAsia="Calibri" w:hAnsi="Calibri"/>
         </w:rPr>
         <w:t xml:space="preserve">JobWorkerServiceTests</w:t>
       </w:r>
-      <w:bookmarkEnd w:id="25"/>
+      <w:bookmarkEnd w:id="29"/>
     </w:p>
     <w:p>
       <w:pPr>
@@ -14942,14 +17855,14 @@
       <w:pPr>
         <w:pStyle w:val="Heading3"/>
       </w:pPr>
-      <w:bookmarkStart w:name="_Toc26" w:id="26"/>
+      <w:bookmarkStart w:name="_Toc30" w:id="30"/>
       <w:r>
         <w:rPr>
           <w:rFonts w:ascii="Calibri" w:cs="Calibri" w:eastAsia="Calibri" w:hAnsi="Calibri"/>
         </w:rPr>
         <w:t xml:space="preserve">ProcessJobRequestValidatorTests</w:t>
       </w:r>
-      <w:bookmarkEnd w:id="26"/>
+      <w:bookmarkEnd w:id="30"/>
     </w:p>
     <w:p>
       <w:pPr>
@@ -16113,14 +19026,14 @@
       <w:pPr>
         <w:pStyle w:val="Heading3"/>
       </w:pPr>
-      <w:bookmarkStart w:name="_Toc27" w:id="27"/>
+      <w:bookmarkStart w:name="_Toc31" w:id="31"/>
       <w:r>
         <w:rPr>
           <w:rFonts w:ascii="Calibri" w:cs="Calibri" w:eastAsia="Calibri" w:hAnsi="Calibri"/>
         </w:rPr>
         <w:t xml:space="preserve">ProcessingJobTests</w:t>
       </w:r>
-      <w:bookmarkEnd w:id="27"/>
+      <w:bookmarkEnd w:id="31"/>
     </w:p>
     <w:p>
       <w:pPr>
@@ -16869,14 +19782,14 @@
       <w:pPr>
         <w:pStyle w:val="Heading3"/>
       </w:pPr>
-      <w:bookmarkStart w:name="_Toc28" w:id="28"/>
+      <w:bookmarkStart w:name="_Toc32" w:id="32"/>
       <w:r>
         <w:rPr>
           <w:rFonts w:ascii="Calibri" w:cs="Calibri" w:eastAsia="Calibri" w:hAnsi="Calibri"/>
         </w:rPr>
         <w:t xml:space="preserve">ProcessingServiceTests</w:t>
       </w:r>
-      <w:bookmarkEnd w:id="28"/>
+      <w:bookmarkEnd w:id="32"/>
     </w:p>
     <w:p>
       <w:pPr>
@@ -17542,14 +20455,14 @@
       <w:pPr>
         <w:pStyle w:val="Heading3"/>
       </w:pPr>
-      <w:bookmarkStart w:name="_Toc29" w:id="29"/>
+      <w:bookmarkStart w:name="_Toc33" w:id="33"/>
       <w:r>
         <w:rPr>
           <w:rFonts w:ascii="Calibri" w:cs="Calibri" w:eastAsia="Calibri" w:hAnsi="Calibri"/>
         </w:rPr>
         <w:t xml:space="preserve">ProgressThrottleTests</w:t>
       </w:r>
-      <w:bookmarkEnd w:id="29"/>
+      <w:bookmarkEnd w:id="33"/>
     </w:p>
     <w:p>
       <w:pPr>
@@ -18049,14 +20962,14 @@
       <w:pPr>
         <w:pStyle w:val="Heading3"/>
       </w:pPr>
-      <w:bookmarkStart w:name="_Toc30" w:id="30"/>
+      <w:bookmarkStart w:name="_Toc34" w:id="34"/>
       <w:r>
         <w:rPr>
           <w:rFonts w:ascii="Calibri" w:cs="Calibri" w:eastAsia="Calibri" w:hAnsi="Calibri"/>
         </w:rPr>
         <w:t xml:space="preserve">ChannelJobQueueTests</w:t>
       </w:r>
-      <w:bookmarkEnd w:id="30"/>
+      <w:bookmarkEnd w:id="34"/>
     </w:p>
     <w:p>
       <w:pPr>
@@ -18390,14 +21303,14 @@
       <w:pPr>
         <w:pStyle w:val="Heading3"/>
       </w:pPr>
-      <w:bookmarkStart w:name="_Toc31" w:id="31"/>
+      <w:bookmarkStart w:name="_Toc35" w:id="35"/>
       <w:r>
         <w:rPr>
           <w:rFonts w:ascii="Calibri" w:cs="Calibri" w:eastAsia="Calibri" w:hAnsi="Calibri"/>
         </w:rPr>
         <w:t xml:space="preserve">InMemoryProcessingJobStoreTests</w:t>
       </w:r>
-      <w:bookmarkEnd w:id="31"/>
+      <w:bookmarkEnd w:id="35"/>
     </w:p>
     <w:p>
       <w:pPr>
@@ -18731,14 +21644,14 @@
       <w:pPr>
         <w:pStyle w:val="Heading3"/>
       </w:pPr>
-      <w:bookmarkStart w:name="_Toc32" w:id="32"/>
+      <w:bookmarkStart w:name="_Toc36" w:id="36"/>
       <w:r>
         <w:rPr>
           <w:rFonts w:ascii="Calibri" w:cs="Calibri" w:eastAsia="Calibri" w:hAnsi="Calibri"/>
         </w:rPr>
         <w:t xml:space="preserve">ProcessorEventSerializerTests</w:t>
       </w:r>
-      <w:bookmarkEnd w:id="32"/>
+      <w:bookmarkEnd w:id="36"/>
     </w:p>
     <w:p>
       <w:pPr>
@@ -19238,14 +22151,14 @@
       <w:pPr>
         <w:pStyle w:val="Heading3"/>
       </w:pPr>
-      <w:bookmarkStart w:name="_Toc33" w:id="33"/>
+      <w:bookmarkStart w:name="_Toc37" w:id="37"/>
       <w:r>
         <w:rPr>
           <w:rFonts w:ascii="Calibri" w:cs="Calibri" w:eastAsia="Calibri" w:hAnsi="Calibri"/>
         </w:rPr>
         <w:t xml:space="preserve">WebSocketJobEventPublisherTests</w:t>
       </w:r>
-      <w:bookmarkEnd w:id="33"/>
+      <w:bookmarkEnd w:id="37"/>
     </w:p>
     <w:p>
       <w:pPr>
@@ -19745,14 +22658,14 @@
       <w:pPr>
         <w:pStyle w:val="Heading3"/>
       </w:pPr>
-      <w:bookmarkStart w:name="_Toc34" w:id="34"/>
+      <w:bookmarkStart w:name="_Toc38" w:id="38"/>
       <w:r>
         <w:rPr>
           <w:rFonts w:ascii="Calibri" w:cs="Calibri" w:eastAsia="Calibri" w:hAnsi="Calibri"/>
         </w:rPr>
         <w:t xml:space="preserve">EventOutboxTests</w:t>
       </w:r>
-      <w:bookmarkEnd w:id="34"/>
+      <w:bookmarkEnd w:id="38"/>
     </w:p>
     <w:p>
       <w:pPr>
@@ -20833,14 +23746,14 @@
       <w:pPr>
         <w:pStyle w:val="Heading3"/>
       </w:pPr>
-      <w:bookmarkStart w:name="_Toc35" w:id="35"/>
+      <w:bookmarkStart w:name="_Toc39" w:id="39"/>
       <w:r>
         <w:rPr>
           <w:rFonts w:ascii="Calibri" w:cs="Calibri" w:eastAsia="Calibri" w:hAnsi="Calibri"/>
         </w:rPr>
         <w:t xml:space="preserve">JobServiceEventsClientTests</w:t>
       </w:r>
-      <w:bookmarkEnd w:id="35"/>
+      <w:bookmarkEnd w:id="39"/>
     </w:p>
     <w:p>
       <w:pPr>
@@ -21423,14 +24336,14 @@
       <w:pPr>
         <w:pStyle w:val="Heading3"/>
       </w:pPr>
-      <w:bookmarkStart w:name="_Toc36" w:id="36"/>
+      <w:bookmarkStart w:name="_Toc40" w:id="40"/>
       <w:r>
         <w:rPr>
           <w:rFonts w:ascii="Calibri" w:cs="Calibri" w:eastAsia="Calibri" w:hAnsi="Calibri"/>
         </w:rPr>
         <w:t xml:space="preserve">ProcessApiTests</w:t>
       </w:r>
-      <w:bookmarkEnd w:id="36"/>
+      <w:bookmarkEnd w:id="40"/>
     </w:p>
     <w:p>
       <w:pPr>
@@ -22509,29 +25422,453 @@
     </w:p>
     <w:p>
       <w:pPr>
+        <w:pStyle w:val="Heading3"/>
+      </w:pPr>
+      <w:bookmarkStart w:name="_Toc41" w:id="41"/>
+      <w:r>
+        <w:rPr>
+          <w:rFonts w:ascii="Calibri" w:cs="Calibri" w:eastAsia="Calibri" w:hAnsi="Calibri"/>
+        </w:rPr>
+        <w:t xml:space="preserve">JobRunnerLoggingTests</w:t>
+      </w:r>
+      <w:bookmarkEnd w:id="41"/>
+    </w:p>
+    <w:p>
+      <w:pPr>
+        <w:spacing w:after="120"/>
+      </w:pPr>
+      <w:r>
+        <w:rPr>
+          <w:rFonts w:ascii="Calibri" w:cs="Calibri" w:eastAsia="Calibri" w:hAnsi="Calibri"/>
+          <w:b/>
+          <w:bCs/>
+        </w:rPr>
+        <w:t xml:space="preserve">Level:</w:t>
+      </w:r>
+      <w:r>
+        <w:rPr>
+          <w:rFonts w:ascii="Calibri" w:cs="Calibri" w:eastAsia="Calibri" w:hAnsi="Calibri"/>
+        </w:rPr>
+        <w:t xml:space="preserve"> Unit · </w:t>
+      </w:r>
+      <w:r>
+        <w:rPr>
+          <w:rFonts w:ascii="Calibri" w:cs="Calibri" w:eastAsia="Calibri" w:hAnsi="Calibri"/>
+          <w:b/>
+          <w:bCs/>
+        </w:rPr>
+        <w:t xml:space="preserve">Under test:</w:t>
+      </w:r>
+      <w:r>
+        <w:rPr>
+          <w:rFonts w:ascii="Calibri" w:cs="Calibri" w:eastAsia="Calibri" w:hAnsi="Calibri"/>
+        </w:rPr>
+        <w:t xml:space="preserve"> JobRunner (logging)</w:t>
+      </w:r>
+    </w:p>
+    <w:p>
+      <w:pPr>
+        <w:spacing w:after="120"/>
+      </w:pPr>
+      <w:r>
+        <w:rPr>
+          <w:rFonts w:ascii="Calibri" w:cs="Calibri" w:eastAsia="Calibri" w:hAnsi="Calibri"/>
+        </w:rPr>
+        <w:t xml:space="preserve">Flow at Information, progress at Debug, a failing document at Warning, a failed job at Error; job id on every line.</w:t>
+      </w:r>
+    </w:p>
+    <w:tbl>
+      <w:tblPr>
+        <w:tblW w:type="dxa" w:w="9638"/>
+        <w:tblBorders>
+          <w:top w:val="single" w:color="auto" w:sz="4"/>
+          <w:left w:val="single" w:color="auto" w:sz="4"/>
+          <w:bottom w:val="single" w:color="auto" w:sz="4"/>
+          <w:right w:val="single" w:color="auto" w:sz="4"/>
+          <w:insideH w:val="single" w:color="auto" w:sz="4"/>
+          <w:insideV w:val="single" w:color="auto" w:sz="4"/>
+        </w:tblBorders>
+      </w:tblPr>
+      <w:tblGrid>
+        <w:gridCol w:w="1606"/>
+        <w:gridCol w:w="6425"/>
+        <w:gridCol w:w="1607"/>
+      </w:tblGrid>
+      <w:tr>
+        <w:trPr>
+          <w:tblHeader/>
+        </w:trPr>
+        <w:tc>
+          <w:tcPr>
+            <w:tcW w:type="dxa" w:w="1606"/>
+            <w:tcBorders>
+              <w:top w:val="single" w:color="BFBFBF" w:sz="4"/>
+              <w:left w:val="single" w:color="BFBFBF" w:sz="4"/>
+              <w:bottom w:val="single" w:color="BFBFBF" w:sz="4"/>
+              <w:right w:val="single" w:color="BFBFBF" w:sz="4"/>
+            </w:tcBorders>
+            <w:shd w:fill="DCE6F2" w:color="auto" w:val="clear"/>
+            <w:tcMar>
+              <w:top w:type="dxa" w:w="60"/>
+              <w:left w:type="dxa" w:w="100"/>
+              <w:bottom w:type="dxa" w:w="60"/>
+              <w:right w:type="dxa" w:w="100"/>
+            </w:tcMar>
+          </w:tcPr>
+          <w:p>
+            <w:r>
+              <w:rPr>
+                <w:rFonts w:ascii="Calibri" w:cs="Calibri" w:eastAsia="Calibri" w:hAnsi="Calibri"/>
+                <w:b/>
+                <w:bCs/>
+                <w:sz w:val="18"/>
+                <w:szCs w:val="18"/>
+              </w:rPr>
+              <w:t xml:space="preserve">ID</w:t>
+            </w:r>
+          </w:p>
+        </w:tc>
+        <w:tc>
+          <w:tcPr>
+            <w:tcW w:type="dxa" w:w="6425"/>
+            <w:tcBorders>
+              <w:top w:val="single" w:color="BFBFBF" w:sz="4"/>
+              <w:left w:val="single" w:color="BFBFBF" w:sz="4"/>
+              <w:bottom w:val="single" w:color="BFBFBF" w:sz="4"/>
+              <w:right w:val="single" w:color="BFBFBF" w:sz="4"/>
+            </w:tcBorders>
+            <w:shd w:fill="DCE6F2" w:color="auto" w:val="clear"/>
+            <w:tcMar>
+              <w:top w:type="dxa" w:w="60"/>
+              <w:left w:type="dxa" w:w="100"/>
+              <w:bottom w:type="dxa" w:w="60"/>
+              <w:right w:type="dxa" w:w="100"/>
+            </w:tcMar>
+          </w:tcPr>
+          <w:p>
+            <w:r>
+              <w:rPr>
+                <w:rFonts w:ascii="Calibri" w:cs="Calibri" w:eastAsia="Calibri" w:hAnsi="Calibri"/>
+                <w:b/>
+                <w:bCs/>
+                <w:sz w:val="18"/>
+                <w:szCs w:val="18"/>
+              </w:rPr>
+              <w:t xml:space="preserve">Test case</w:t>
+            </w:r>
+          </w:p>
+        </w:tc>
+        <w:tc>
+          <w:tcPr>
+            <w:tcW w:type="dxa" w:w="1607"/>
+            <w:tcBorders>
+              <w:top w:val="single" w:color="BFBFBF" w:sz="4"/>
+              <w:left w:val="single" w:color="BFBFBF" w:sz="4"/>
+              <w:bottom w:val="single" w:color="BFBFBF" w:sz="4"/>
+              <w:right w:val="single" w:color="BFBFBF" w:sz="4"/>
+            </w:tcBorders>
+            <w:shd w:fill="DCE6F2" w:color="auto" w:val="clear"/>
+            <w:tcMar>
+              <w:top w:type="dxa" w:w="60"/>
+              <w:left w:type="dxa" w:w="100"/>
+              <w:bottom w:type="dxa" w:w="60"/>
+              <w:right w:type="dxa" w:w="100"/>
+            </w:tcMar>
+          </w:tcPr>
+          <w:p>
+            <w:r>
+              <w:rPr>
+                <w:rFonts w:ascii="Calibri" w:cs="Calibri" w:eastAsia="Calibri" w:hAnsi="Calibri"/>
+                <w:b/>
+                <w:bCs/>
+                <w:sz w:val="18"/>
+                <w:szCs w:val="18"/>
+              </w:rPr>
+              <w:t xml:space="preserve">Kind</w:t>
+            </w:r>
+          </w:p>
+        </w:tc>
+      </w:tr>
+      <w:tr>
+        <w:tc>
+          <w:tcPr>
+            <w:tcW w:type="dxa" w:w="1606"/>
+            <w:tcBorders>
+              <w:top w:val="single" w:color="BFBFBF" w:sz="4"/>
+              <w:left w:val="single" w:color="BFBFBF" w:sz="4"/>
+              <w:bottom w:val="single" w:color="BFBFBF" w:sz="4"/>
+              <w:right w:val="single" w:color="BFBFBF" w:sz="4"/>
+            </w:tcBorders>
+            <w:tcMar>
+              <w:top w:type="dxa" w:w="60"/>
+              <w:left w:type="dxa" w:w="100"/>
+              <w:bottom w:type="dxa" w:w="60"/>
+              <w:right w:type="dxa" w:w="100"/>
+            </w:tcMar>
+          </w:tcPr>
+          <w:p>
+            <w:r>
+              <w:rPr>
+                <w:rFonts w:ascii="Calibri" w:cs="Calibri" w:eastAsia="Calibri" w:hAnsi="Calibri"/>
+                <w:sz w:val="18"/>
+                <w:szCs w:val="18"/>
+              </w:rPr>
+              <w:t xml:space="preserve">PS-105</w:t>
+            </w:r>
+          </w:p>
+        </w:tc>
+        <w:tc>
+          <w:tcPr>
+            <w:tcW w:type="dxa" w:w="6425"/>
+            <w:tcBorders>
+              <w:top w:val="single" w:color="BFBFBF" w:sz="4"/>
+              <w:left w:val="single" w:color="BFBFBF" w:sz="4"/>
+              <w:bottom w:val="single" w:color="BFBFBF" w:sz="4"/>
+              <w:right w:val="single" w:color="BFBFBF" w:sz="4"/>
+            </w:tcBorders>
+            <w:tcMar>
+              <w:top w:type="dxa" w:w="60"/>
+              <w:left w:type="dxa" w:w="100"/>
+              <w:bottom w:type="dxa" w:w="60"/>
+              <w:right w:type="dxa" w:w="100"/>
+            </w:tcMar>
+          </w:tcPr>
+          <w:p>
+            <w:r>
+              <w:rPr>
+                <w:rFonts w:ascii="Calibri" w:cs="Calibri" w:eastAsia="Calibri" w:hAnsi="Calibri"/>
+                <w:sz w:val="18"/>
+                <w:szCs w:val="18"/>
+              </w:rPr>
+              <w:t xml:space="preserve">Successful job logs start and completion with the job id</w:t>
+            </w:r>
+          </w:p>
+        </w:tc>
+        <w:tc>
+          <w:tcPr>
+            <w:tcW w:type="dxa" w:w="1607"/>
+            <w:tcBorders>
+              <w:top w:val="single" w:color="BFBFBF" w:sz="4"/>
+              <w:left w:val="single" w:color="BFBFBF" w:sz="4"/>
+              <w:bottom w:val="single" w:color="BFBFBF" w:sz="4"/>
+              <w:right w:val="single" w:color="BFBFBF" w:sz="4"/>
+            </w:tcBorders>
+            <w:tcMar>
+              <w:top w:type="dxa" w:w="60"/>
+              <w:left w:type="dxa" w:w="100"/>
+              <w:bottom w:type="dxa" w:w="60"/>
+              <w:right w:type="dxa" w:w="100"/>
+            </w:tcMar>
+          </w:tcPr>
+          <w:p>
+            <w:r>
+              <w:rPr>
+                <w:rFonts w:ascii="Calibri" w:cs="Calibri" w:eastAsia="Calibri" w:hAnsi="Calibri"/>
+                <w:sz w:val="18"/>
+                <w:szCs w:val="18"/>
+              </w:rPr>
+              <w:t xml:space="preserve">Fact</w:t>
+            </w:r>
+          </w:p>
+        </w:tc>
+      </w:tr>
+      <w:tr>
+        <w:tc>
+          <w:tcPr>
+            <w:tcW w:type="dxa" w:w="1606"/>
+            <w:tcBorders>
+              <w:top w:val="single" w:color="BFBFBF" w:sz="4"/>
+              <w:left w:val="single" w:color="BFBFBF" w:sz="4"/>
+              <w:bottom w:val="single" w:color="BFBFBF" w:sz="4"/>
+              <w:right w:val="single" w:color="BFBFBF" w:sz="4"/>
+            </w:tcBorders>
+            <w:tcMar>
+              <w:top w:type="dxa" w:w="60"/>
+              <w:left w:type="dxa" w:w="100"/>
+              <w:bottom w:type="dxa" w:w="60"/>
+              <w:right w:type="dxa" w:w="100"/>
+            </w:tcMar>
+          </w:tcPr>
+          <w:p>
+            <w:r>
+              <w:rPr>
+                <w:rFonts w:ascii="Calibri" w:cs="Calibri" w:eastAsia="Calibri" w:hAnsi="Calibri"/>
+                <w:sz w:val="18"/>
+                <w:szCs w:val="18"/>
+              </w:rPr>
+              <w:t xml:space="preserve">PS-106</w:t>
+            </w:r>
+          </w:p>
+        </w:tc>
+        <w:tc>
+          <w:tcPr>
+            <w:tcW w:type="dxa" w:w="6425"/>
+            <w:tcBorders>
+              <w:top w:val="single" w:color="BFBFBF" w:sz="4"/>
+              <w:left w:val="single" w:color="BFBFBF" w:sz="4"/>
+              <w:bottom w:val="single" w:color="BFBFBF" w:sz="4"/>
+              <w:right w:val="single" w:color="BFBFBF" w:sz="4"/>
+            </w:tcBorders>
+            <w:tcMar>
+              <w:top w:type="dxa" w:w="60"/>
+              <w:left w:type="dxa" w:w="100"/>
+              <w:bottom w:type="dxa" w:w="60"/>
+              <w:right w:type="dxa" w:w="100"/>
+            </w:tcMar>
+          </w:tcPr>
+          <w:p>
+            <w:r>
+              <w:rPr>
+                <w:rFonts w:ascii="Calibri" w:cs="Calibri" w:eastAsia="Calibri" w:hAnsi="Calibri"/>
+                <w:sz w:val="18"/>
+                <w:szCs w:val="18"/>
+              </w:rPr>
+              <w:t xml:space="preserve">Failing document is a warning with the exception and the job still completes</w:t>
+            </w:r>
+          </w:p>
+        </w:tc>
+        <w:tc>
+          <w:tcPr>
+            <w:tcW w:type="dxa" w:w="1607"/>
+            <w:tcBorders>
+              <w:top w:val="single" w:color="BFBFBF" w:sz="4"/>
+              <w:left w:val="single" w:color="BFBFBF" w:sz="4"/>
+              <w:bottom w:val="single" w:color="BFBFBF" w:sz="4"/>
+              <w:right w:val="single" w:color="BFBFBF" w:sz="4"/>
+            </w:tcBorders>
+            <w:tcMar>
+              <w:top w:type="dxa" w:w="60"/>
+              <w:left w:type="dxa" w:w="100"/>
+              <w:bottom w:type="dxa" w:w="60"/>
+              <w:right w:type="dxa" w:w="100"/>
+            </w:tcMar>
+          </w:tcPr>
+          <w:p>
+            <w:r>
+              <w:rPr>
+                <w:rFonts w:ascii="Calibri" w:cs="Calibri" w:eastAsia="Calibri" w:hAnsi="Calibri"/>
+                <w:sz w:val="18"/>
+                <w:szCs w:val="18"/>
+              </w:rPr>
+              <w:t xml:space="preserve">Fact</w:t>
+            </w:r>
+          </w:p>
+        </w:tc>
+      </w:tr>
+      <w:tr>
+        <w:tc>
+          <w:tcPr>
+            <w:tcW w:type="dxa" w:w="1606"/>
+            <w:tcBorders>
+              <w:top w:val="single" w:color="BFBFBF" w:sz="4"/>
+              <w:left w:val="single" w:color="BFBFBF" w:sz="4"/>
+              <w:bottom w:val="single" w:color="BFBFBF" w:sz="4"/>
+              <w:right w:val="single" w:color="BFBFBF" w:sz="4"/>
+            </w:tcBorders>
+            <w:tcMar>
+              <w:top w:type="dxa" w:w="60"/>
+              <w:left w:type="dxa" w:w="100"/>
+              <w:bottom w:type="dxa" w:w="60"/>
+              <w:right w:type="dxa" w:w="100"/>
+            </w:tcMar>
+          </w:tcPr>
+          <w:p>
+            <w:r>
+              <w:rPr>
+                <w:rFonts w:ascii="Calibri" w:cs="Calibri" w:eastAsia="Calibri" w:hAnsi="Calibri"/>
+                <w:sz w:val="18"/>
+                <w:szCs w:val="18"/>
+              </w:rPr>
+              <w:t xml:space="preserve">PS-107</w:t>
+            </w:r>
+          </w:p>
+        </w:tc>
+        <w:tc>
+          <w:tcPr>
+            <w:tcW w:type="dxa" w:w="6425"/>
+            <w:tcBorders>
+              <w:top w:val="single" w:color="BFBFBF" w:sz="4"/>
+              <w:left w:val="single" w:color="BFBFBF" w:sz="4"/>
+              <w:bottom w:val="single" w:color="BFBFBF" w:sz="4"/>
+              <w:right w:val="single" w:color="BFBFBF" w:sz="4"/>
+            </w:tcBorders>
+            <w:tcMar>
+              <w:top w:type="dxa" w:w="60"/>
+              <w:left w:type="dxa" w:w="100"/>
+              <w:bottom w:type="dxa" w:w="60"/>
+              <w:right w:type="dxa" w:w="100"/>
+            </w:tcMar>
+          </w:tcPr>
+          <w:p>
+            <w:r>
+              <w:rPr>
+                <w:rFonts w:ascii="Calibri" w:cs="Calibri" w:eastAsia="Calibri" w:hAnsi="Calibri"/>
+                <w:sz w:val="18"/>
+                <w:szCs w:val="18"/>
+              </w:rPr>
+              <w:t xml:space="preserve">Job where every document fails is logged as an error</w:t>
+            </w:r>
+          </w:p>
+        </w:tc>
+        <w:tc>
+          <w:tcPr>
+            <w:tcW w:type="dxa" w:w="1607"/>
+            <w:tcBorders>
+              <w:top w:val="single" w:color="BFBFBF" w:sz="4"/>
+              <w:left w:val="single" w:color="BFBFBF" w:sz="4"/>
+              <w:bottom w:val="single" w:color="BFBFBF" w:sz="4"/>
+              <w:right w:val="single" w:color="BFBFBF" w:sz="4"/>
+            </w:tcBorders>
+            <w:tcMar>
+              <w:top w:type="dxa" w:w="60"/>
+              <w:left w:type="dxa" w:w="100"/>
+              <w:bottom w:type="dxa" w:w="60"/>
+              <w:right w:type="dxa" w:w="100"/>
+            </w:tcMar>
+          </w:tcPr>
+          <w:p>
+            <w:r>
+              <w:rPr>
+                <w:rFonts w:ascii="Calibri" w:cs="Calibri" w:eastAsia="Calibri" w:hAnsi="Calibri"/>
+                <w:sz w:val="18"/>
+                <w:szCs w:val="18"/>
+              </w:rPr>
+              <w:t xml:space="preserve">Fact</w:t>
+            </w:r>
+          </w:p>
+        </w:tc>
+      </w:tr>
+    </w:tbl>
+    <w:p>
+      <w:pPr>
+        <w:spacing w:after="120"/>
+      </w:pPr>
+    </w:p>
+    <w:p>
+      <w:pPr>
         <w:pStyle w:val="Heading2"/>
       </w:pPr>
-      <w:bookmarkStart w:name="_Toc37" w:id="37"/>
+      <w:bookmarkStart w:name="_Toc42" w:id="42"/>
       <w:r>
         <w:rPr>
           <w:rFonts w:ascii="Calibri" w:cs="Calibri" w:eastAsia="Calibri" w:hAnsi="Calibri"/>
         </w:rPr>
         <w:t xml:space="preserve">7.3 Job Service (Ta9.JobService.Tests)</w:t>
       </w:r>
-      <w:bookmarkEnd w:id="37"/>
+      <w:bookmarkEnd w:id="42"/>
     </w:p>
     <w:p>
       <w:pPr>
         <w:pStyle w:val="Heading3"/>
       </w:pPr>
-      <w:bookmarkStart w:name="_Toc38" w:id="38"/>
+      <w:bookmarkStart w:name="_Toc43" w:id="43"/>
       <w:r>
         <w:rPr>
           <w:rFonts w:ascii="Calibri" w:cs="Calibri" w:eastAsia="Calibri" w:hAnsi="Calibri"/>
         </w:rPr>
         <w:t xml:space="preserve">JobStateMachineTests</w:t>
       </w:r>
-      <w:bookmarkEnd w:id="38"/>
+      <w:bookmarkEnd w:id="43"/>
     </w:p>
     <w:p>
       <w:pPr>
@@ -22865,14 +26202,14 @@
       <w:pPr>
         <w:pStyle w:val="Heading3"/>
       </w:pPr>
-      <w:bookmarkStart w:name="_Toc39" w:id="39"/>
+      <w:bookmarkStart w:name="_Toc44" w:id="44"/>
       <w:r>
         <w:rPr>
           <w:rFonts w:ascii="Calibri" w:cs="Calibri" w:eastAsia="Calibri" w:hAnsi="Calibri"/>
         </w:rPr>
         <w:t xml:space="preserve">JobTests</w:t>
       </w:r>
-      <w:bookmarkEnd w:id="39"/>
+      <w:bookmarkEnd w:id="44"/>
     </w:p>
     <w:p>
       <w:pPr>
@@ -24119,14 +27456,14 @@
       <w:pPr>
         <w:pStyle w:val="Heading3"/>
       </w:pPr>
-      <w:bookmarkStart w:name="_Toc40" w:id="40"/>
+      <w:bookmarkStart w:name="_Toc45" w:id="45"/>
       <w:r>
         <w:rPr>
           <w:rFonts w:ascii="Calibri" w:cs="Calibri" w:eastAsia="Calibri" w:hAnsi="Calibri"/>
         </w:rPr>
         <w:t xml:space="preserve">HttpProcessorClientTests</w:t>
       </w:r>
-      <w:bookmarkEnd w:id="40"/>
+      <w:bookmarkEnd w:id="45"/>
     </w:p>
     <w:p>
       <w:pPr>
@@ -25207,14 +28544,14 @@
       <w:pPr>
         <w:pStyle w:val="Heading3"/>
       </w:pPr>
-      <w:bookmarkStart w:name="_Toc41" w:id="41"/>
+      <w:bookmarkStart w:name="_Toc46" w:id="46"/>
       <w:r>
         <w:rPr>
           <w:rFonts w:ascii="Calibri" w:cs="Calibri" w:eastAsia="Calibri" w:hAnsi="Calibri"/>
         </w:rPr>
         <w:t xml:space="preserve">JobDocumentRepositoryContract</w:t>
       </w:r>
-      <w:bookmarkEnd w:id="41"/>
+      <w:bookmarkEnd w:id="46"/>
     </w:p>
     <w:p>
       <w:pPr>
@@ -25826,14 +29163,14 @@
       <w:pPr>
         <w:pStyle w:val="Heading3"/>
       </w:pPr>
-      <w:bookmarkStart w:name="_Toc42" w:id="42"/>
+      <w:bookmarkStart w:name="_Toc47" w:id="47"/>
       <w:r>
         <w:rPr>
           <w:rFonts w:ascii="Calibri" w:cs="Calibri" w:eastAsia="Calibri" w:hAnsi="Calibri"/>
         </w:rPr>
         <w:t xml:space="preserve">JobRepositoryContract</w:t>
       </w:r>
-      <w:bookmarkEnd w:id="42"/>
+      <w:bookmarkEnd w:id="47"/>
     </w:p>
     <w:p>
       <w:pPr>
@@ -27192,14 +30529,14 @@
       <w:pPr>
         <w:pStyle w:val="Heading3"/>
       </w:pPr>
-      <w:bookmarkStart w:name="_Toc43" w:id="43"/>
+      <w:bookmarkStart w:name="_Toc48" w:id="48"/>
       <w:r>
         <w:rPr>
           <w:rFonts w:ascii="Calibri" w:cs="Calibri" w:eastAsia="Calibri" w:hAnsi="Calibri"/>
         </w:rPr>
         <w:t xml:space="preserve">AuditPublisherTests</w:t>
       </w:r>
-      <w:bookmarkEnd w:id="43"/>
+      <w:bookmarkEnd w:id="48"/>
     </w:p>
     <w:p>
       <w:pPr>
@@ -27865,14 +31202,14 @@
       <w:pPr>
         <w:pStyle w:val="Heading3"/>
       </w:pPr>
-      <w:bookmarkStart w:name="_Toc44" w:id="44"/>
+      <w:bookmarkStart w:name="_Toc49" w:id="49"/>
       <w:r>
         <w:rPr>
           <w:rFonts w:ascii="Calibri" w:cs="Calibri" w:eastAsia="Calibri" w:hAnsi="Calibri"/>
         </w:rPr>
         <w:t xml:space="preserve">HttpAuditClientTests</w:t>
       </w:r>
-      <w:bookmarkEnd w:id="44"/>
+      <w:bookmarkEnd w:id="49"/>
     </w:p>
     <w:p>
       <w:pPr>
@@ -28289,14 +31626,14 @@
       <w:pPr>
         <w:pStyle w:val="Heading3"/>
       </w:pPr>
-      <w:bookmarkStart w:name="_Toc45" w:id="45"/>
+      <w:bookmarkStart w:name="_Toc50" w:id="50"/>
       <w:r>
         <w:rPr>
           <w:rFonts w:ascii="Calibri" w:cs="Calibri" w:eastAsia="Calibri" w:hAnsi="Calibri"/>
         </w:rPr>
         <w:t xml:space="preserve">JobDispatcherTests</w:t>
       </w:r>
-      <w:bookmarkEnd w:id="45"/>
+      <w:bookmarkEnd w:id="50"/>
     </w:p>
     <w:p>
       <w:pPr>
@@ -29211,14 +32548,14 @@
       <w:pPr>
         <w:pStyle w:val="Heading3"/>
       </w:pPr>
-      <w:bookmarkStart w:name="_Toc46" w:id="46"/>
+      <w:bookmarkStart w:name="_Toc51" w:id="51"/>
       <w:r>
         <w:rPr>
           <w:rFonts w:ascii="Calibri" w:cs="Calibri" w:eastAsia="Calibri" w:hAnsi="Calibri"/>
         </w:rPr>
         <w:t xml:space="preserve">JobManagerTests</w:t>
       </w:r>
-      <w:bookmarkEnd w:id="46"/>
+      <w:bookmarkEnd w:id="51"/>
     </w:p>
     <w:p>
       <w:pPr>
@@ -29884,14 +33221,14 @@
       <w:pPr>
         <w:pStyle w:val="Heading3"/>
       </w:pPr>
-      <w:bookmarkStart w:name="_Toc47" w:id="47"/>
+      <w:bookmarkStart w:name="_Toc52" w:id="52"/>
       <w:r>
         <w:rPr>
           <w:rFonts w:ascii="Calibri" w:cs="Calibri" w:eastAsia="Calibri" w:hAnsi="Calibri"/>
         </w:rPr>
         <w:t xml:space="preserve">JobReconcilerTests</w:t>
       </w:r>
-      <w:bookmarkEnd w:id="47"/>
+      <w:bookmarkEnd w:id="52"/>
     </w:p>
     <w:p>
       <w:pPr>
@@ -30972,14 +34309,14 @@
       <w:pPr>
         <w:pStyle w:val="Heading3"/>
       </w:pPr>
-      <w:bookmarkStart w:name="_Toc48" w:id="48"/>
+      <w:bookmarkStart w:name="_Toc53" w:id="53"/>
       <w:r>
         <w:rPr>
           <w:rFonts w:ascii="Calibri" w:cs="Calibri" w:eastAsia="Calibri" w:hAnsi="Calibri"/>
         </w:rPr>
         <w:t xml:space="preserve">JobRepositoryExtensionsTests</w:t>
       </w:r>
-      <w:bookmarkEnd w:id="48"/>
+      <w:bookmarkEnd w:id="53"/>
     </w:p>
     <w:p>
       <w:pPr>
@@ -31562,14 +34899,14 @@
       <w:pPr>
         <w:pStyle w:val="Heading3"/>
       </w:pPr>
-      <w:bookmarkStart w:name="_Toc49" w:id="49"/>
+      <w:bookmarkStart w:name="_Toc54" w:id="54"/>
       <w:r>
         <w:rPr>
           <w:rFonts w:ascii="Calibri" w:cs="Calibri" w:eastAsia="Calibri" w:hAnsi="Calibri"/>
         </w:rPr>
         <w:t xml:space="preserve">InMemoryJobUpdateBroadcasterTests</w:t>
       </w:r>
-      <w:bookmarkEnd w:id="49"/>
+      <w:bookmarkEnd w:id="54"/>
     </w:p>
     <w:p>
       <w:pPr>
@@ -32235,14 +35572,14 @@
       <w:pPr>
         <w:pStyle w:val="Heading3"/>
       </w:pPr>
-      <w:bookmarkStart w:name="_Toc50" w:id="50"/>
+      <w:bookmarkStart w:name="_Toc55" w:id="55"/>
       <w:r>
         <w:rPr>
           <w:rFonts w:ascii="Calibri" w:cs="Calibri" w:eastAsia="Calibri" w:hAnsi="Calibri"/>
         </w:rPr>
         <w:t xml:space="preserve">BroadcastingJobRepositoryTests</w:t>
       </w:r>
-      <w:bookmarkEnd w:id="50"/>
+      <w:bookmarkEnd w:id="55"/>
     </w:p>
     <w:p>
       <w:pPr>
@@ -32659,14 +35996,14 @@
       <w:pPr>
         <w:pStyle w:val="Heading3"/>
       </w:pPr>
-      <w:bookmarkStart w:name="_Toc51" w:id="51"/>
+      <w:bookmarkStart w:name="_Toc56" w:id="56"/>
       <w:r>
         <w:rPr>
           <w:rFonts w:ascii="Calibri" w:cs="Calibri" w:eastAsia="Calibri" w:hAnsi="Calibri"/>
         </w:rPr>
         <w:t xml:space="preserve">ProcessorEventHandlerTests</w:t>
       </w:r>
-      <w:bookmarkEnd w:id="51"/>
+      <w:bookmarkEnd w:id="56"/>
     </w:p>
     <w:p>
       <w:pPr>
@@ -33913,14 +37250,14 @@
       <w:pPr>
         <w:pStyle w:val="Heading3"/>
       </w:pPr>
-      <w:bookmarkStart w:name="_Toc52" w:id="52"/>
+      <w:bookmarkStart w:name="_Toc57" w:id="57"/>
       <w:r>
         <w:rPr>
           <w:rFonts w:ascii="Calibri" w:cs="Calibri" w:eastAsia="Calibri" w:hAnsi="Calibri"/>
         </w:rPr>
         <w:t xml:space="preserve">CreateJobRequestValidatorTests</w:t>
       </w:r>
-      <w:bookmarkEnd w:id="52"/>
+      <w:bookmarkEnd w:id="57"/>
     </w:p>
     <w:p>
       <w:pPr>
@@ -34669,14 +38006,14 @@
       <w:pPr>
         <w:pStyle w:val="Heading3"/>
       </w:pPr>
-      <w:bookmarkStart w:name="_Toc53" w:id="53"/>
+      <w:bookmarkStart w:name="_Toc58" w:id="58"/>
       <w:r>
         <w:rPr>
           <w:rFonts w:ascii="Calibri" w:cs="Calibri" w:eastAsia="Calibri" w:hAnsi="Calibri"/>
         </w:rPr>
         <w:t xml:space="preserve">JobEventsApiTests</w:t>
       </w:r>
-      <w:bookmarkEnd w:id="53"/>
+      <w:bookmarkEnd w:id="58"/>
     </w:p>
     <w:p>
       <w:pPr>
@@ -35176,14 +38513,14 @@
       <w:pPr>
         <w:pStyle w:val="Heading3"/>
       </w:pPr>
-      <w:bookmarkStart w:name="_Toc54" w:id="54"/>
+      <w:bookmarkStart w:name="_Toc59" w:id="59"/>
       <w:r>
         <w:rPr>
           <w:rFonts w:ascii="Calibri" w:cs="Calibri" w:eastAsia="Calibri" w:hAnsi="Calibri"/>
         </w:rPr>
         <w:t xml:space="preserve">JobsApiTests</w:t>
       </w:r>
-      <w:bookmarkEnd w:id="54"/>
+      <w:bookmarkEnd w:id="59"/>
     </w:p>
     <w:p>
       <w:pPr>
@@ -36762,14 +40099,14 @@
       <w:pPr>
         <w:pStyle w:val="Heading3"/>
       </w:pPr>
-      <w:bookmarkStart w:name="_Toc55" w:id="55"/>
+      <w:bookmarkStart w:name="_Toc60" w:id="60"/>
       <w:r>
         <w:rPr>
           <w:rFonts w:ascii="Calibri" w:cs="Calibri" w:eastAsia="Calibri" w:hAnsi="Calibri"/>
         </w:rPr>
         <w:t xml:space="preserve">JobsApiStorageFailureTests</w:t>
       </w:r>
-      <w:bookmarkEnd w:id="55"/>
+      <w:bookmarkEnd w:id="60"/>
     </w:p>
     <w:p>
       <w:pPr>
@@ -36843,9 +40180,9 @@
         </w:tblBorders>
       </w:tblPr>
       <w:tblGrid>
-        <w:gridCol w:w="1752"/>
-        <w:gridCol w:w="6133"/>
-        <w:gridCol w:w="1753"/>
+        <w:gridCol w:w="1606"/>
+        <w:gridCol w:w="6425"/>
+        <w:gridCol w:w="1607"/>
       </w:tblGrid>
       <w:tr>
         <w:trPr>
@@ -36853,7 +40190,7 @@
         </w:trPr>
         <w:tc>
           <w:tcPr>
-            <w:tcW w:type="dxa" w:w="1752"/>
+            <w:tcW w:type="dxa" w:w="1606"/>
             <w:tcBorders>
               <w:top w:val="single" w:color="BFBFBF" w:sz="4"/>
               <w:left w:val="single" w:color="BFBFBF" w:sz="4"/>
@@ -36883,7 +40220,7 @@
         </w:tc>
         <w:tc>
           <w:tcPr>
-            <w:tcW w:type="dxa" w:w="6133"/>
+            <w:tcW w:type="dxa" w:w="6425"/>
             <w:tcBorders>
               <w:top w:val="single" w:color="BFBFBF" w:sz="4"/>
               <w:left w:val="single" w:color="BFBFBF" w:sz="4"/>
@@ -36913,7 +40250,7 @@
         </w:tc>
         <w:tc>
           <w:tcPr>
-            <w:tcW w:type="dxa" w:w="1753"/>
+            <w:tcW w:type="dxa" w:w="1607"/>
             <w:tcBorders>
               <w:top w:val="single" w:color="BFBFBF" w:sz="4"/>
               <w:left w:val="single" w:color="BFBFBF" w:sz="4"/>
@@ -36945,7 +40282,7 @@
       <w:tr>
         <w:tc>
           <w:tcPr>
-            <w:tcW w:type="dxa" w:w="1752"/>
+            <w:tcW w:type="dxa" w:w="1606"/>
             <w:tcBorders>
               <w:top w:val="single" w:color="BFBFBF" w:sz="4"/>
               <w:left w:val="single" w:color="BFBFBF" w:sz="4"/>
@@ -36972,7 +40309,7 @@
         </w:tc>
         <w:tc>
           <w:tcPr>
-            <w:tcW w:type="dxa" w:w="6133"/>
+            <w:tcW w:type="dxa" w:w="6425"/>
             <w:tcBorders>
               <w:top w:val="single" w:color="BFBFBF" w:sz="4"/>
               <w:left w:val="single" w:color="BFBFBF" w:sz="4"/>
@@ -36999,7 +40336,90 @@
         </w:tc>
         <w:tc>
           <w:tcPr>
-            <w:tcW w:type="dxa" w:w="1753"/>
+            <w:tcW w:type="dxa" w:w="1607"/>
+            <w:tcBorders>
+              <w:top w:val="single" w:color="BFBFBF" w:sz="4"/>
+              <w:left w:val="single" w:color="BFBFBF" w:sz="4"/>
+              <w:bottom w:val="single" w:color="BFBFBF" w:sz="4"/>
+              <w:right w:val="single" w:color="BFBFBF" w:sz="4"/>
+            </w:tcBorders>
+            <w:tcMar>
+              <w:top w:type="dxa" w:w="60"/>
+              <w:left w:type="dxa" w:w="100"/>
+              <w:bottom w:type="dxa" w:w="60"/>
+              <w:right w:type="dxa" w:w="100"/>
+            </w:tcMar>
+          </w:tcPr>
+          <w:p>
+            <w:r>
+              <w:rPr>
+                <w:rFonts w:ascii="Calibri" w:cs="Calibri" w:eastAsia="Calibri" w:hAnsi="Calibri"/>
+                <w:sz w:val="18"/>
+                <w:szCs w:val="18"/>
+              </w:rPr>
+              <w:t xml:space="preserve">Fact</w:t>
+            </w:r>
+          </w:p>
+        </w:tc>
+      </w:tr>
+      <w:tr>
+        <w:tc>
+          <w:tcPr>
+            <w:tcW w:type="dxa" w:w="1606"/>
+            <w:tcBorders>
+              <w:top w:val="single" w:color="BFBFBF" w:sz="4"/>
+              <w:left w:val="single" w:color="BFBFBF" w:sz="4"/>
+              <w:bottom w:val="single" w:color="BFBFBF" w:sz="4"/>
+              <w:right w:val="single" w:color="BFBFBF" w:sz="4"/>
+            </w:tcBorders>
+            <w:tcMar>
+              <w:top w:type="dxa" w:w="60"/>
+              <w:left w:type="dxa" w:w="100"/>
+              <w:bottom w:type="dxa" w:w="60"/>
+              <w:right w:type="dxa" w:w="100"/>
+            </w:tcMar>
+          </w:tcPr>
+          <w:p>
+            <w:r>
+              <w:rPr>
+                <w:rFonts w:ascii="Calibri" w:cs="Calibri" w:eastAsia="Calibri" w:hAnsi="Calibri"/>
+                <w:sz w:val="18"/>
+                <w:szCs w:val="18"/>
+              </w:rPr>
+              <w:t xml:space="preserve">JS-152</w:t>
+            </w:r>
+          </w:p>
+        </w:tc>
+        <w:tc>
+          <w:tcPr>
+            <w:tcW w:type="dxa" w:w="6425"/>
+            <w:tcBorders>
+              <w:top w:val="single" w:color="BFBFBF" w:sz="4"/>
+              <w:left w:val="single" w:color="BFBFBF" w:sz="4"/>
+              <w:bottom w:val="single" w:color="BFBFBF" w:sz="4"/>
+              <w:right w:val="single" w:color="BFBFBF" w:sz="4"/>
+            </w:tcBorders>
+            <w:tcMar>
+              <w:top w:type="dxa" w:w="60"/>
+              <w:left w:type="dxa" w:w="100"/>
+              <w:bottom w:type="dxa" w:w="60"/>
+              <w:right w:type="dxa" w:w="100"/>
+            </w:tcMar>
+          </w:tcPr>
+          <w:p>
+            <w:r>
+              <w:rPr>
+                <w:rFonts w:ascii="Calibri" w:cs="Calibri" w:eastAsia="Calibri" w:hAnsi="Calibri"/>
+                <w:sz w:val="18"/>
+                <w:szCs w:val="18"/>
+              </w:rPr>
+              <w:t xml:space="preserve">Storage outage is logged as an error with the correlation id</w:t>
+            </w:r>
+          </w:p>
+        </w:tc>
+        <w:tc>
+          <w:tcPr>
+            <w:tcW w:type="dxa" w:w="1607"/>
             <w:tcBorders>
               <w:top w:val="single" w:color="BFBFBF" w:sz="4"/>
               <w:left w:val="single" w:color="BFBFBF" w:sz="4"/>
@@ -37035,14 +40455,14 @@
       <w:pPr>
         <w:pStyle w:val="Heading3"/>
       </w:pPr>
-      <w:bookmarkStart w:name="_Toc56" w:id="56"/>
+      <w:bookmarkStart w:name="_Toc61" w:id="61"/>
       <w:r>
         <w:rPr>
           <w:rFonts w:ascii="Calibri" w:cs="Calibri" w:eastAsia="Calibri" w:hAnsi="Calibri"/>
         </w:rPr>
         <w:t xml:space="preserve">ProcessorEventsEndpointTests</w:t>
       </w:r>
-      <w:bookmarkEnd w:id="56"/>
+      <w:bookmarkEnd w:id="61"/>
     </w:p>
     <w:p>
       <w:pPr>
@@ -37708,14 +41128,14 @@
       <w:pPr>
         <w:pStyle w:val="Heading3"/>
       </w:pPr>
-      <w:bookmarkStart w:name="_Toc57" w:id="57"/>
+      <w:bookmarkStart w:name="_Toc62" w:id="62"/>
       <w:r>
         <w:rPr>
           <w:rFonts w:ascii="Calibri" w:cs="Calibri" w:eastAsia="Calibri" w:hAnsi="Calibri"/>
         </w:rPr>
         <w:t xml:space="preserve">MongoUnavailableTests</w:t>
       </w:r>
-      <w:bookmarkEnd w:id="57"/>
+      <w:bookmarkEnd w:id="62"/>
     </w:p>
     <w:p>
       <w:pPr>
@@ -38145,29 +41565,877 @@
     </w:p>
     <w:p>
       <w:pPr>
+        <w:pStyle w:val="Heading3"/>
+      </w:pPr>
+      <w:bookmarkStart w:name="_Toc63" w:id="63"/>
+      <w:r>
+        <w:rPr>
+          <w:rFonts w:ascii="Calibri" w:cs="Calibri" w:eastAsia="Calibri" w:hAnsi="Calibri"/>
+        </w:rPr>
+        <w:t xml:space="preserve">JobDispatcherLoggingTests</w:t>
+      </w:r>
+      <w:bookmarkEnd w:id="63"/>
+    </w:p>
+    <w:p>
+      <w:pPr>
+        <w:spacing w:after="120"/>
+      </w:pPr>
+      <w:r>
+        <w:rPr>
+          <w:rFonts w:ascii="Calibri" w:cs="Calibri" w:eastAsia="Calibri" w:hAnsi="Calibri"/>
+          <w:b/>
+          <w:bCs/>
+        </w:rPr>
+        <w:t xml:space="preserve">Level:</w:t>
+      </w:r>
+      <w:r>
+        <w:rPr>
+          <w:rFonts w:ascii="Calibri" w:cs="Calibri" w:eastAsia="Calibri" w:hAnsi="Calibri"/>
+        </w:rPr>
+        <w:t xml:space="preserve"> Unit · </w:t>
+      </w:r>
+      <w:r>
+        <w:rPr>
+          <w:rFonts w:ascii="Calibri" w:cs="Calibri" w:eastAsia="Calibri" w:hAnsi="Calibri"/>
+          <w:b/>
+          <w:bCs/>
+        </w:rPr>
+        <w:t xml:space="preserve">Under test:</w:t>
+      </w:r>
+      <w:r>
+        <w:rPr>
+          <w:rFonts w:ascii="Calibri" w:cs="Calibri" w:eastAsia="Calibri" w:hAnsi="Calibri"/>
+        </w:rPr>
+        <w:t xml:space="preserve"> JobDispatcher (logging)</w:t>
+      </w:r>
+    </w:p>
+    <w:p>
+      <w:pPr>
+        <w:spacing w:after="120"/>
+      </w:pPr>
+      <w:r>
+        <w:rPr>
+          <w:rFonts w:ascii="Calibri" w:cs="Calibri" w:eastAsia="Calibri" w:hAnsi="Calibri"/>
+        </w:rPr>
+        <w:t xml:space="preserve">Dispatch flow at Information, details at Debug, unreachable → Warning then Error, rejected and unexpected failures at Error.</w:t>
+      </w:r>
+    </w:p>
+    <w:tbl>
+      <w:tblPr>
+        <w:tblW w:type="dxa" w:w="9638"/>
+        <w:tblBorders>
+          <w:top w:val="single" w:color="auto" w:sz="4"/>
+          <w:left w:val="single" w:color="auto" w:sz="4"/>
+          <w:bottom w:val="single" w:color="auto" w:sz="4"/>
+          <w:right w:val="single" w:color="auto" w:sz="4"/>
+          <w:insideH w:val="single" w:color="auto" w:sz="4"/>
+          <w:insideV w:val="single" w:color="auto" w:sz="4"/>
+        </w:tblBorders>
+      </w:tblPr>
+      <w:tblGrid>
+        <w:gridCol w:w="1606"/>
+        <w:gridCol w:w="6425"/>
+        <w:gridCol w:w="1607"/>
+      </w:tblGrid>
+      <w:tr>
+        <w:trPr>
+          <w:tblHeader/>
+        </w:trPr>
+        <w:tc>
+          <w:tcPr>
+            <w:tcW w:type="dxa" w:w="1606"/>
+            <w:tcBorders>
+              <w:top w:val="single" w:color="BFBFBF" w:sz="4"/>
+              <w:left w:val="single" w:color="BFBFBF" w:sz="4"/>
+              <w:bottom w:val="single" w:color="BFBFBF" w:sz="4"/>
+              <w:right w:val="single" w:color="BFBFBF" w:sz="4"/>
+            </w:tcBorders>
+            <w:shd w:fill="DCE6F2" w:color="auto" w:val="clear"/>
+            <w:tcMar>
+              <w:top w:type="dxa" w:w="60"/>
+              <w:left w:type="dxa" w:w="100"/>
+              <w:bottom w:type="dxa" w:w="60"/>
+              <w:right w:type="dxa" w:w="100"/>
+            </w:tcMar>
+          </w:tcPr>
+          <w:p>
+            <w:r>
+              <w:rPr>
+                <w:rFonts w:ascii="Calibri" w:cs="Calibri" w:eastAsia="Calibri" w:hAnsi="Calibri"/>
+                <w:b/>
+                <w:bCs/>
+                <w:sz w:val="18"/>
+                <w:szCs w:val="18"/>
+              </w:rPr>
+              <w:t xml:space="preserve">ID</w:t>
+            </w:r>
+          </w:p>
+        </w:tc>
+        <w:tc>
+          <w:tcPr>
+            <w:tcW w:type="dxa" w:w="6425"/>
+            <w:tcBorders>
+              <w:top w:val="single" w:color="BFBFBF" w:sz="4"/>
+              <w:left w:val="single" w:color="BFBFBF" w:sz="4"/>
+              <w:bottom w:val="single" w:color="BFBFBF" w:sz="4"/>
+              <w:right w:val="single" w:color="BFBFBF" w:sz="4"/>
+            </w:tcBorders>
+            <w:shd w:fill="DCE6F2" w:color="auto" w:val="clear"/>
+            <w:tcMar>
+              <w:top w:type="dxa" w:w="60"/>
+              <w:left w:type="dxa" w:w="100"/>
+              <w:bottom w:type="dxa" w:w="60"/>
+              <w:right w:type="dxa" w:w="100"/>
+            </w:tcMar>
+          </w:tcPr>
+          <w:p>
+            <w:r>
+              <w:rPr>
+                <w:rFonts w:ascii="Calibri" w:cs="Calibri" w:eastAsia="Calibri" w:hAnsi="Calibri"/>
+                <w:b/>
+                <w:bCs/>
+                <w:sz w:val="18"/>
+                <w:szCs w:val="18"/>
+              </w:rPr>
+              <w:t xml:space="preserve">Test case</w:t>
+            </w:r>
+          </w:p>
+        </w:tc>
+        <w:tc>
+          <w:tcPr>
+            <w:tcW w:type="dxa" w:w="1607"/>
+            <w:tcBorders>
+              <w:top w:val="single" w:color="BFBFBF" w:sz="4"/>
+              <w:left w:val="single" w:color="BFBFBF" w:sz="4"/>
+              <w:bottom w:val="single" w:color="BFBFBF" w:sz="4"/>
+              <w:right w:val="single" w:color="BFBFBF" w:sz="4"/>
+            </w:tcBorders>
+            <w:shd w:fill="DCE6F2" w:color="auto" w:val="clear"/>
+            <w:tcMar>
+              <w:top w:type="dxa" w:w="60"/>
+              <w:left w:type="dxa" w:w="100"/>
+              <w:bottom w:type="dxa" w:w="60"/>
+              <w:right w:type="dxa" w:w="100"/>
+            </w:tcMar>
+          </w:tcPr>
+          <w:p>
+            <w:r>
+              <w:rPr>
+                <w:rFonts w:ascii="Calibri" w:cs="Calibri" w:eastAsia="Calibri" w:hAnsi="Calibri"/>
+                <w:b/>
+                <w:bCs/>
+                <w:sz w:val="18"/>
+                <w:szCs w:val="18"/>
+              </w:rPr>
+              <w:t xml:space="preserve">Kind</w:t>
+            </w:r>
+          </w:p>
+        </w:tc>
+      </w:tr>
+      <w:tr>
+        <w:tc>
+          <w:tcPr>
+            <w:tcW w:type="dxa" w:w="1606"/>
+            <w:tcBorders>
+              <w:top w:val="single" w:color="BFBFBF" w:sz="4"/>
+              <w:left w:val="single" w:color="BFBFBF" w:sz="4"/>
+              <w:bottom w:val="single" w:color="BFBFBF" w:sz="4"/>
+              <w:right w:val="single" w:color="BFBFBF" w:sz="4"/>
+            </w:tcBorders>
+            <w:tcMar>
+              <w:top w:type="dxa" w:w="60"/>
+              <w:left w:type="dxa" w:w="100"/>
+              <w:bottom w:type="dxa" w:w="60"/>
+              <w:right w:type="dxa" w:w="100"/>
+            </w:tcMar>
+          </w:tcPr>
+          <w:p>
+            <w:r>
+              <w:rPr>
+                <w:rFonts w:ascii="Calibri" w:cs="Calibri" w:eastAsia="Calibri" w:hAnsi="Calibri"/>
+                <w:sz w:val="18"/>
+                <w:szCs w:val="18"/>
+              </w:rPr>
+              <w:t xml:space="preserve">JS-146</w:t>
+            </w:r>
+          </w:p>
+        </w:tc>
+        <w:tc>
+          <w:tcPr>
+            <w:tcW w:type="dxa" w:w="6425"/>
+            <w:tcBorders>
+              <w:top w:val="single" w:color="BFBFBF" w:sz="4"/>
+              <w:left w:val="single" w:color="BFBFBF" w:sz="4"/>
+              <w:bottom w:val="single" w:color="BFBFBF" w:sz="4"/>
+              <w:right w:val="single" w:color="BFBFBF" w:sz="4"/>
+            </w:tcBorders>
+            <w:tcMar>
+              <w:top w:type="dxa" w:w="60"/>
+              <w:left w:type="dxa" w:w="100"/>
+              <w:bottom w:type="dxa" w:w="60"/>
+              <w:right w:type="dxa" w:w="100"/>
+            </w:tcMar>
+          </w:tcPr>
+          <w:p>
+            <w:r>
+              <w:rPr>
+                <w:rFonts w:ascii="Calibri" w:cs="Calibri" w:eastAsia="Calibri" w:hAnsi="Calibri"/>
+                <w:sz w:val="18"/>
+                <w:szCs w:val="18"/>
+              </w:rPr>
+              <w:t xml:space="preserve">Accepted dispatch logs the flow at information and details at debug</w:t>
+            </w:r>
+          </w:p>
+        </w:tc>
+        <w:tc>
+          <w:tcPr>
+            <w:tcW w:type="dxa" w:w="1607"/>
+            <w:tcBorders>
+              <w:top w:val="single" w:color="BFBFBF" w:sz="4"/>
+              <w:left w:val="single" w:color="BFBFBF" w:sz="4"/>
+              <w:bottom w:val="single" w:color="BFBFBF" w:sz="4"/>
+              <w:right w:val="single" w:color="BFBFBF" w:sz="4"/>
+            </w:tcBorders>
+            <w:tcMar>
+              <w:top w:type="dxa" w:w="60"/>
+              <w:left w:type="dxa" w:w="100"/>
+              <w:bottom w:type="dxa" w:w="60"/>
+              <w:right w:type="dxa" w:w="100"/>
+            </w:tcMar>
+          </w:tcPr>
+          <w:p>
+            <w:r>
+              <w:rPr>
+                <w:rFonts w:ascii="Calibri" w:cs="Calibri" w:eastAsia="Calibri" w:hAnsi="Calibri"/>
+                <w:sz w:val="18"/>
+                <w:szCs w:val="18"/>
+              </w:rPr>
+              <w:t xml:space="preserve">Fact</w:t>
+            </w:r>
+          </w:p>
+        </w:tc>
+      </w:tr>
+      <w:tr>
+        <w:tc>
+          <w:tcPr>
+            <w:tcW w:type="dxa" w:w="1606"/>
+            <w:tcBorders>
+              <w:top w:val="single" w:color="BFBFBF" w:sz="4"/>
+              <w:left w:val="single" w:color="BFBFBF" w:sz="4"/>
+              <w:bottom w:val="single" w:color="BFBFBF" w:sz="4"/>
+              <w:right w:val="single" w:color="BFBFBF" w:sz="4"/>
+            </w:tcBorders>
+            <w:tcMar>
+              <w:top w:type="dxa" w:w="60"/>
+              <w:left w:type="dxa" w:w="100"/>
+              <w:bottom w:type="dxa" w:w="60"/>
+              <w:right w:type="dxa" w:w="100"/>
+            </w:tcMar>
+          </w:tcPr>
+          <w:p>
+            <w:r>
+              <w:rPr>
+                <w:rFonts w:ascii="Calibri" w:cs="Calibri" w:eastAsia="Calibri" w:hAnsi="Calibri"/>
+                <w:sz w:val="18"/>
+                <w:szCs w:val="18"/>
+              </w:rPr>
+              <w:t xml:space="preserve">JS-147</w:t>
+            </w:r>
+          </w:p>
+        </w:tc>
+        <w:tc>
+          <w:tcPr>
+            <w:tcW w:type="dxa" w:w="6425"/>
+            <w:tcBorders>
+              <w:top w:val="single" w:color="BFBFBF" w:sz="4"/>
+              <w:left w:val="single" w:color="BFBFBF" w:sz="4"/>
+              <w:bottom w:val="single" w:color="BFBFBF" w:sz="4"/>
+              <w:right w:val="single" w:color="BFBFBF" w:sz="4"/>
+            </w:tcBorders>
+            <w:tcMar>
+              <w:top w:type="dxa" w:w="60"/>
+              <w:left w:type="dxa" w:w="100"/>
+              <w:bottom w:type="dxa" w:w="60"/>
+              <w:right w:type="dxa" w:w="100"/>
+            </w:tcMar>
+          </w:tcPr>
+          <w:p>
+            <w:r>
+              <w:rPr>
+                <w:rFonts w:ascii="Calibri" w:cs="Calibri" w:eastAsia="Calibri" w:hAnsi="Calibri"/>
+                <w:sz w:val="18"/>
+                <w:szCs w:val="18"/>
+              </w:rPr>
+              <w:t xml:space="preserve">Unreachable processor logs warnings then an error when giving up</w:t>
+            </w:r>
+          </w:p>
+        </w:tc>
+        <w:tc>
+          <w:tcPr>
+            <w:tcW w:type="dxa" w:w="1607"/>
+            <w:tcBorders>
+              <w:top w:val="single" w:color="BFBFBF" w:sz="4"/>
+              <w:left w:val="single" w:color="BFBFBF" w:sz="4"/>
+              <w:bottom w:val="single" w:color="BFBFBF" w:sz="4"/>
+              <w:right w:val="single" w:color="BFBFBF" w:sz="4"/>
+            </w:tcBorders>
+            <w:tcMar>
+              <w:top w:type="dxa" w:w="60"/>
+              <w:left w:type="dxa" w:w="100"/>
+              <w:bottom w:type="dxa" w:w="60"/>
+              <w:right w:type="dxa" w:w="100"/>
+            </w:tcMar>
+          </w:tcPr>
+          <w:p>
+            <w:r>
+              <w:rPr>
+                <w:rFonts w:ascii="Calibri" w:cs="Calibri" w:eastAsia="Calibri" w:hAnsi="Calibri"/>
+                <w:sz w:val="18"/>
+                <w:szCs w:val="18"/>
+              </w:rPr>
+              <w:t xml:space="preserve">Fact</w:t>
+            </w:r>
+          </w:p>
+        </w:tc>
+      </w:tr>
+      <w:tr>
+        <w:tc>
+          <w:tcPr>
+            <w:tcW w:type="dxa" w:w="1606"/>
+            <w:tcBorders>
+              <w:top w:val="single" w:color="BFBFBF" w:sz="4"/>
+              <w:left w:val="single" w:color="BFBFBF" w:sz="4"/>
+              <w:bottom w:val="single" w:color="BFBFBF" w:sz="4"/>
+              <w:right w:val="single" w:color="BFBFBF" w:sz="4"/>
+            </w:tcBorders>
+            <w:tcMar>
+              <w:top w:type="dxa" w:w="60"/>
+              <w:left w:type="dxa" w:w="100"/>
+              <w:bottom w:type="dxa" w:w="60"/>
+              <w:right w:type="dxa" w:w="100"/>
+            </w:tcMar>
+          </w:tcPr>
+          <w:p>
+            <w:r>
+              <w:rPr>
+                <w:rFonts w:ascii="Calibri" w:cs="Calibri" w:eastAsia="Calibri" w:hAnsi="Calibri"/>
+                <w:sz w:val="18"/>
+                <w:szCs w:val="18"/>
+              </w:rPr>
+              <w:t xml:space="preserve">JS-148</w:t>
+            </w:r>
+          </w:p>
+        </w:tc>
+        <w:tc>
+          <w:tcPr>
+            <w:tcW w:type="dxa" w:w="6425"/>
+            <w:tcBorders>
+              <w:top w:val="single" w:color="BFBFBF" w:sz="4"/>
+              <w:left w:val="single" w:color="BFBFBF" w:sz="4"/>
+              <w:bottom w:val="single" w:color="BFBFBF" w:sz="4"/>
+              <w:right w:val="single" w:color="BFBFBF" w:sz="4"/>
+            </w:tcBorders>
+            <w:tcMar>
+              <w:top w:type="dxa" w:w="60"/>
+              <w:left w:type="dxa" w:w="100"/>
+              <w:bottom w:type="dxa" w:w="60"/>
+              <w:right w:type="dxa" w:w="100"/>
+            </w:tcMar>
+          </w:tcPr>
+          <w:p>
+            <w:r>
+              <w:rPr>
+                <w:rFonts w:ascii="Calibri" w:cs="Calibri" w:eastAsia="Calibri" w:hAnsi="Calibri"/>
+                <w:sz w:val="18"/>
+                <w:szCs w:val="18"/>
+              </w:rPr>
+              <w:t xml:space="preserve">Rejected payload is logged as an error</w:t>
+            </w:r>
+          </w:p>
+        </w:tc>
+        <w:tc>
+          <w:tcPr>
+            <w:tcW w:type="dxa" w:w="1607"/>
+            <w:tcBorders>
+              <w:top w:val="single" w:color="BFBFBF" w:sz="4"/>
+              <w:left w:val="single" w:color="BFBFBF" w:sz="4"/>
+              <w:bottom w:val="single" w:color="BFBFBF" w:sz="4"/>
+              <w:right w:val="single" w:color="BFBFBF" w:sz="4"/>
+            </w:tcBorders>
+            <w:tcMar>
+              <w:top w:type="dxa" w:w="60"/>
+              <w:left w:type="dxa" w:w="100"/>
+              <w:bottom w:type="dxa" w:w="60"/>
+              <w:right w:type="dxa" w:w="100"/>
+            </w:tcMar>
+          </w:tcPr>
+          <w:p>
+            <w:r>
+              <w:rPr>
+                <w:rFonts w:ascii="Calibri" w:cs="Calibri" w:eastAsia="Calibri" w:hAnsi="Calibri"/>
+                <w:sz w:val="18"/>
+                <w:szCs w:val="18"/>
+              </w:rPr>
+              <w:t xml:space="preserve">Fact</w:t>
+            </w:r>
+          </w:p>
+        </w:tc>
+      </w:tr>
+      <w:tr>
+        <w:tc>
+          <w:tcPr>
+            <w:tcW w:type="dxa" w:w="1606"/>
+            <w:tcBorders>
+              <w:top w:val="single" w:color="BFBFBF" w:sz="4"/>
+              <w:left w:val="single" w:color="BFBFBF" w:sz="4"/>
+              <w:bottom w:val="single" w:color="BFBFBF" w:sz="4"/>
+              <w:right w:val="single" w:color="BFBFBF" w:sz="4"/>
+            </w:tcBorders>
+            <w:tcMar>
+              <w:top w:type="dxa" w:w="60"/>
+              <w:left w:type="dxa" w:w="100"/>
+              <w:bottom w:type="dxa" w:w="60"/>
+              <w:right w:type="dxa" w:w="100"/>
+            </w:tcMar>
+          </w:tcPr>
+          <w:p>
+            <w:r>
+              <w:rPr>
+                <w:rFonts w:ascii="Calibri" w:cs="Calibri" w:eastAsia="Calibri" w:hAnsi="Calibri"/>
+                <w:sz w:val="18"/>
+                <w:szCs w:val="18"/>
+              </w:rPr>
+              <w:t xml:space="preserve">JS-149</w:t>
+            </w:r>
+          </w:p>
+        </w:tc>
+        <w:tc>
+          <w:tcPr>
+            <w:tcW w:type="dxa" w:w="6425"/>
+            <w:tcBorders>
+              <w:top w:val="single" w:color="BFBFBF" w:sz="4"/>
+              <w:left w:val="single" w:color="BFBFBF" w:sz="4"/>
+              <w:bottom w:val="single" w:color="BFBFBF" w:sz="4"/>
+              <w:right w:val="single" w:color="BFBFBF" w:sz="4"/>
+            </w:tcBorders>
+            <w:tcMar>
+              <w:top w:type="dxa" w:w="60"/>
+              <w:left w:type="dxa" w:w="100"/>
+              <w:bottom w:type="dxa" w:w="60"/>
+              <w:right w:type="dxa" w:w="100"/>
+            </w:tcMar>
+          </w:tcPr>
+          <w:p>
+            <w:r>
+              <w:rPr>
+                <w:rFonts w:ascii="Calibri" w:cs="Calibri" w:eastAsia="Calibri" w:hAnsi="Calibri"/>
+                <w:sz w:val="18"/>
+                <w:szCs w:val="18"/>
+              </w:rPr>
+              <w:t xml:space="preserve">Unexpected failure is logged as an error with the exception</w:t>
+            </w:r>
+          </w:p>
+        </w:tc>
+        <w:tc>
+          <w:tcPr>
+            <w:tcW w:type="dxa" w:w="1607"/>
+            <w:tcBorders>
+              <w:top w:val="single" w:color="BFBFBF" w:sz="4"/>
+              <w:left w:val="single" w:color="BFBFBF" w:sz="4"/>
+              <w:bottom w:val="single" w:color="BFBFBF" w:sz="4"/>
+              <w:right w:val="single" w:color="BFBFBF" w:sz="4"/>
+            </w:tcBorders>
+            <w:tcMar>
+              <w:top w:type="dxa" w:w="60"/>
+              <w:left w:type="dxa" w:w="100"/>
+              <w:bottom w:type="dxa" w:w="60"/>
+              <w:right w:type="dxa" w:w="100"/>
+            </w:tcMar>
+          </w:tcPr>
+          <w:p>
+            <w:r>
+              <w:rPr>
+                <w:rFonts w:ascii="Calibri" w:cs="Calibri" w:eastAsia="Calibri" w:hAnsi="Calibri"/>
+                <w:sz w:val="18"/>
+                <w:szCs w:val="18"/>
+              </w:rPr>
+              <w:t xml:space="preserve">Fact</w:t>
+            </w:r>
+          </w:p>
+        </w:tc>
+      </w:tr>
+    </w:tbl>
+    <w:p>
+      <w:pPr>
+        <w:spacing w:after="120"/>
+      </w:pPr>
+    </w:p>
+    <w:p>
+      <w:pPr>
+        <w:pStyle w:val="Heading3"/>
+      </w:pPr>
+      <w:bookmarkStart w:name="_Toc64" w:id="64"/>
+      <w:r>
+        <w:rPr>
+          <w:rFonts w:ascii="Calibri" w:cs="Calibri" w:eastAsia="Calibri" w:hAnsi="Calibri"/>
+        </w:rPr>
+        <w:t xml:space="preserve">JobsApiLoggingTests</w:t>
+      </w:r>
+      <w:bookmarkEnd w:id="64"/>
+    </w:p>
+    <w:p>
+      <w:pPr>
+        <w:spacing w:after="120"/>
+      </w:pPr>
+      <w:r>
+        <w:rPr>
+          <w:rFonts w:ascii="Calibri" w:cs="Calibri" w:eastAsia="Calibri" w:hAnsi="Calibri"/>
+          <w:b/>
+          <w:bCs/>
+        </w:rPr>
+        <w:t xml:space="preserve">Level:</w:t>
+      </w:r>
+      <w:r>
+        <w:rPr>
+          <w:rFonts w:ascii="Calibri" w:cs="Calibri" w:eastAsia="Calibri" w:hAnsi="Calibri"/>
+        </w:rPr>
+        <w:t xml:space="preserve"> Component · </w:t>
+      </w:r>
+      <w:r>
+        <w:rPr>
+          <w:rFonts w:ascii="Calibri" w:cs="Calibri" w:eastAsia="Calibri" w:hAnsi="Calibri"/>
+          <w:b/>
+          <w:bCs/>
+        </w:rPr>
+        <w:t xml:space="preserve">Under test:</w:t>
+      </w:r>
+      <w:r>
+        <w:rPr>
+          <w:rFonts w:ascii="Calibri" w:cs="Calibri" w:eastAsia="Calibri" w:hAnsi="Calibri"/>
+        </w:rPr>
+        <w:t xml:space="preserve"> Job Service logging pipeline</w:t>
+      </w:r>
+    </w:p>
+    <w:p>
+      <w:pPr>
+        <w:spacing w:after="120"/>
+      </w:pPr>
+      <w:r>
+        <w:rPr>
+          <w:rFonts w:ascii="Calibri" w:cs="Calibri" w:eastAsia="Calibri" w:hAnsi="Calibri"/>
+        </w:rPr>
+        <w:t xml:space="preserve">What an API call stores: Information + Debug with job id and correlation id; client errors are not logged as errors.</w:t>
+      </w:r>
+    </w:p>
+    <w:tbl>
+      <w:tblPr>
+        <w:tblW w:type="dxa" w:w="9638"/>
+        <w:tblBorders>
+          <w:top w:val="single" w:color="auto" w:sz="4"/>
+          <w:left w:val="single" w:color="auto" w:sz="4"/>
+          <w:bottom w:val="single" w:color="auto" w:sz="4"/>
+          <w:right w:val="single" w:color="auto" w:sz="4"/>
+          <w:insideH w:val="single" w:color="auto" w:sz="4"/>
+          <w:insideV w:val="single" w:color="auto" w:sz="4"/>
+        </w:tblBorders>
+      </w:tblPr>
+      <w:tblGrid>
+        <w:gridCol w:w="1606"/>
+        <w:gridCol w:w="6425"/>
+        <w:gridCol w:w="1607"/>
+      </w:tblGrid>
+      <w:tr>
+        <w:trPr>
+          <w:tblHeader/>
+        </w:trPr>
+        <w:tc>
+          <w:tcPr>
+            <w:tcW w:type="dxa" w:w="1606"/>
+            <w:tcBorders>
+              <w:top w:val="single" w:color="BFBFBF" w:sz="4"/>
+              <w:left w:val="single" w:color="BFBFBF" w:sz="4"/>
+              <w:bottom w:val="single" w:color="BFBFBF" w:sz="4"/>
+              <w:right w:val="single" w:color="BFBFBF" w:sz="4"/>
+            </w:tcBorders>
+            <w:shd w:fill="DCE6F2" w:color="auto" w:val="clear"/>
+            <w:tcMar>
+              <w:top w:type="dxa" w:w="60"/>
+              <w:left w:type="dxa" w:w="100"/>
+              <w:bottom w:type="dxa" w:w="60"/>
+              <w:right w:type="dxa" w:w="100"/>
+            </w:tcMar>
+          </w:tcPr>
+          <w:p>
+            <w:r>
+              <w:rPr>
+                <w:rFonts w:ascii="Calibri" w:cs="Calibri" w:eastAsia="Calibri" w:hAnsi="Calibri"/>
+                <w:b/>
+                <w:bCs/>
+                <w:sz w:val="18"/>
+                <w:szCs w:val="18"/>
+              </w:rPr>
+              <w:t xml:space="preserve">ID</w:t>
+            </w:r>
+          </w:p>
+        </w:tc>
+        <w:tc>
+          <w:tcPr>
+            <w:tcW w:type="dxa" w:w="6425"/>
+            <w:tcBorders>
+              <w:top w:val="single" w:color="BFBFBF" w:sz="4"/>
+              <w:left w:val="single" w:color="BFBFBF" w:sz="4"/>
+              <w:bottom w:val="single" w:color="BFBFBF" w:sz="4"/>
+              <w:right w:val="single" w:color="BFBFBF" w:sz="4"/>
+            </w:tcBorders>
+            <w:shd w:fill="DCE6F2" w:color="auto" w:val="clear"/>
+            <w:tcMar>
+              <w:top w:type="dxa" w:w="60"/>
+              <w:left w:type="dxa" w:w="100"/>
+              <w:bottom w:type="dxa" w:w="60"/>
+              <w:right w:type="dxa" w:w="100"/>
+            </w:tcMar>
+          </w:tcPr>
+          <w:p>
+            <w:r>
+              <w:rPr>
+                <w:rFonts w:ascii="Calibri" w:cs="Calibri" w:eastAsia="Calibri" w:hAnsi="Calibri"/>
+                <w:b/>
+                <w:bCs/>
+                <w:sz w:val="18"/>
+                <w:szCs w:val="18"/>
+              </w:rPr>
+              <w:t xml:space="preserve">Test case</w:t>
+            </w:r>
+          </w:p>
+        </w:tc>
+        <w:tc>
+          <w:tcPr>
+            <w:tcW w:type="dxa" w:w="1607"/>
+            <w:tcBorders>
+              <w:top w:val="single" w:color="BFBFBF" w:sz="4"/>
+              <w:left w:val="single" w:color="BFBFBF" w:sz="4"/>
+              <w:bottom w:val="single" w:color="BFBFBF" w:sz="4"/>
+              <w:right w:val="single" w:color="BFBFBF" w:sz="4"/>
+            </w:tcBorders>
+            <w:shd w:fill="DCE6F2" w:color="auto" w:val="clear"/>
+            <w:tcMar>
+              <w:top w:type="dxa" w:w="60"/>
+              <w:left w:type="dxa" w:w="100"/>
+              <w:bottom w:type="dxa" w:w="60"/>
+              <w:right w:type="dxa" w:w="100"/>
+            </w:tcMar>
+          </w:tcPr>
+          <w:p>
+            <w:r>
+              <w:rPr>
+                <w:rFonts w:ascii="Calibri" w:cs="Calibri" w:eastAsia="Calibri" w:hAnsi="Calibri"/>
+                <w:b/>
+                <w:bCs/>
+                <w:sz w:val="18"/>
+                <w:szCs w:val="18"/>
+              </w:rPr>
+              <w:t xml:space="preserve">Kind</w:t>
+            </w:r>
+          </w:p>
+        </w:tc>
+      </w:tr>
+      <w:tr>
+        <w:tc>
+          <w:tcPr>
+            <w:tcW w:type="dxa" w:w="1606"/>
+            <w:tcBorders>
+              <w:top w:val="single" w:color="BFBFBF" w:sz="4"/>
+              <w:left w:val="single" w:color="BFBFBF" w:sz="4"/>
+              <w:bottom w:val="single" w:color="BFBFBF" w:sz="4"/>
+              <w:right w:val="single" w:color="BFBFBF" w:sz="4"/>
+            </w:tcBorders>
+            <w:tcMar>
+              <w:top w:type="dxa" w:w="60"/>
+              <w:left w:type="dxa" w:w="100"/>
+              <w:bottom w:type="dxa" w:w="60"/>
+              <w:right w:type="dxa" w:w="100"/>
+            </w:tcMar>
+          </w:tcPr>
+          <w:p>
+            <w:r>
+              <w:rPr>
+                <w:rFonts w:ascii="Calibri" w:cs="Calibri" w:eastAsia="Calibri" w:hAnsi="Calibri"/>
+                <w:sz w:val="18"/>
+                <w:szCs w:val="18"/>
+              </w:rPr>
+              <w:t xml:space="preserve">JS-150</w:t>
+            </w:r>
+          </w:p>
+        </w:tc>
+        <w:tc>
+          <w:tcPr>
+            <w:tcW w:type="dxa" w:w="6425"/>
+            <w:tcBorders>
+              <w:top w:val="single" w:color="BFBFBF" w:sz="4"/>
+              <w:left w:val="single" w:color="BFBFBF" w:sz="4"/>
+              <w:bottom w:val="single" w:color="BFBFBF" w:sz="4"/>
+              <w:right w:val="single" w:color="BFBFBF" w:sz="4"/>
+            </w:tcBorders>
+            <w:tcMar>
+              <w:top w:type="dxa" w:w="60"/>
+              <w:left w:type="dxa" w:w="100"/>
+              <w:bottom w:type="dxa" w:w="60"/>
+              <w:right w:type="dxa" w:w="100"/>
+            </w:tcMar>
+          </w:tcPr>
+          <w:p>
+            <w:r>
+              <w:rPr>
+                <w:rFonts w:ascii="Calibri" w:cs="Calibri" w:eastAsia="Calibri" w:hAnsi="Calibri"/>
+                <w:sz w:val="18"/>
+                <w:szCs w:val="18"/>
+              </w:rPr>
+              <w:t xml:space="preserve">Creating a job stores info and debug records with job id and correlation id</w:t>
+            </w:r>
+          </w:p>
+        </w:tc>
+        <w:tc>
+          <w:tcPr>
+            <w:tcW w:type="dxa" w:w="1607"/>
+            <w:tcBorders>
+              <w:top w:val="single" w:color="BFBFBF" w:sz="4"/>
+              <w:left w:val="single" w:color="BFBFBF" w:sz="4"/>
+              <w:bottom w:val="single" w:color="BFBFBF" w:sz="4"/>
+              <w:right w:val="single" w:color="BFBFBF" w:sz="4"/>
+            </w:tcBorders>
+            <w:tcMar>
+              <w:top w:type="dxa" w:w="60"/>
+              <w:left w:type="dxa" w:w="100"/>
+              <w:bottom w:type="dxa" w:w="60"/>
+              <w:right w:type="dxa" w:w="100"/>
+            </w:tcMar>
+          </w:tcPr>
+          <w:p>
+            <w:r>
+              <w:rPr>
+                <w:rFonts w:ascii="Calibri" w:cs="Calibri" w:eastAsia="Calibri" w:hAnsi="Calibri"/>
+                <w:sz w:val="18"/>
+                <w:szCs w:val="18"/>
+              </w:rPr>
+              <w:t xml:space="preserve">Fact</w:t>
+            </w:r>
+          </w:p>
+        </w:tc>
+      </w:tr>
+      <w:tr>
+        <w:tc>
+          <w:tcPr>
+            <w:tcW w:type="dxa" w:w="1606"/>
+            <w:tcBorders>
+              <w:top w:val="single" w:color="BFBFBF" w:sz="4"/>
+              <w:left w:val="single" w:color="BFBFBF" w:sz="4"/>
+              <w:bottom w:val="single" w:color="BFBFBF" w:sz="4"/>
+              <w:right w:val="single" w:color="BFBFBF" w:sz="4"/>
+            </w:tcBorders>
+            <w:tcMar>
+              <w:top w:type="dxa" w:w="60"/>
+              <w:left w:type="dxa" w:w="100"/>
+              <w:bottom w:type="dxa" w:w="60"/>
+              <w:right w:type="dxa" w:w="100"/>
+            </w:tcMar>
+          </w:tcPr>
+          <w:p>
+            <w:r>
+              <w:rPr>
+                <w:rFonts w:ascii="Calibri" w:cs="Calibri" w:eastAsia="Calibri" w:hAnsi="Calibri"/>
+                <w:sz w:val="18"/>
+                <w:szCs w:val="18"/>
+              </w:rPr>
+              <w:t xml:space="preserve">JS-151</w:t>
+            </w:r>
+          </w:p>
+        </w:tc>
+        <w:tc>
+          <w:tcPr>
+            <w:tcW w:type="dxa" w:w="6425"/>
+            <w:tcBorders>
+              <w:top w:val="single" w:color="BFBFBF" w:sz="4"/>
+              <w:left w:val="single" w:color="BFBFBF" w:sz="4"/>
+              <w:bottom w:val="single" w:color="BFBFBF" w:sz="4"/>
+              <w:right w:val="single" w:color="BFBFBF" w:sz="4"/>
+            </w:tcBorders>
+            <w:tcMar>
+              <w:top w:type="dxa" w:w="60"/>
+              <w:left w:type="dxa" w:w="100"/>
+              <w:bottom w:type="dxa" w:w="60"/>
+              <w:right w:type="dxa" w:w="100"/>
+            </w:tcMar>
+          </w:tcPr>
+          <w:p>
+            <w:r>
+              <w:rPr>
+                <w:rFonts w:ascii="Calibri" w:cs="Calibri" w:eastAsia="Calibri" w:hAnsi="Calibri"/>
+                <w:sz w:val="18"/>
+                <w:szCs w:val="18"/>
+              </w:rPr>
+              <w:t xml:space="preserve">Invalid request is logged without error level</w:t>
+            </w:r>
+          </w:p>
+        </w:tc>
+        <w:tc>
+          <w:tcPr>
+            <w:tcW w:type="dxa" w:w="1607"/>
+            <w:tcBorders>
+              <w:top w:val="single" w:color="BFBFBF" w:sz="4"/>
+              <w:left w:val="single" w:color="BFBFBF" w:sz="4"/>
+              <w:bottom w:val="single" w:color="BFBFBF" w:sz="4"/>
+              <w:right w:val="single" w:color="BFBFBF" w:sz="4"/>
+            </w:tcBorders>
+            <w:tcMar>
+              <w:top w:type="dxa" w:w="60"/>
+              <w:left w:type="dxa" w:w="100"/>
+              <w:bottom w:type="dxa" w:w="60"/>
+              <w:right w:type="dxa" w:w="100"/>
+            </w:tcMar>
+          </w:tcPr>
+          <w:p>
+            <w:r>
+              <w:rPr>
+                <w:rFonts w:ascii="Calibri" w:cs="Calibri" w:eastAsia="Calibri" w:hAnsi="Calibri"/>
+                <w:sz w:val="18"/>
+                <w:szCs w:val="18"/>
+              </w:rPr>
+              <w:t xml:space="preserve">Fact</w:t>
+            </w:r>
+          </w:p>
+        </w:tc>
+      </w:tr>
+    </w:tbl>
+    <w:p>
+      <w:pPr>
+        <w:spacing w:after="120"/>
+      </w:pPr>
+    </w:p>
+    <w:p>
+      <w:pPr>
         <w:pStyle w:val="Heading2"/>
       </w:pPr>
-      <w:bookmarkStart w:name="_Toc58" w:id="58"/>
+      <w:bookmarkStart w:name="_Toc65" w:id="65"/>
       <w:r>
         <w:rPr>
           <w:rFonts w:ascii="Calibri" w:cs="Calibri" w:eastAsia="Calibri" w:hAnsi="Calibri"/>
         </w:rPr>
         <w:t xml:space="preserve">7.4 Audit Service (Ta9.AuditService.Tests)</w:t>
       </w:r>
-      <w:bookmarkEnd w:id="58"/>
+      <w:bookmarkEnd w:id="65"/>
     </w:p>
     <w:p>
       <w:pPr>
         <w:pStyle w:val="Heading3"/>
       </w:pPr>
-      <w:bookmarkStart w:name="_Toc59" w:id="59"/>
+      <w:bookmarkStart w:name="_Toc66" w:id="66"/>
       <w:r>
         <w:rPr>
           <w:rFonts w:ascii="Calibri" w:cs="Calibri" w:eastAsia="Calibri" w:hAnsi="Calibri"/>
         </w:rPr>
         <w:t xml:space="preserve">AuditApiTests</w:t>
       </w:r>
-      <w:bookmarkEnd w:id="59"/>
+      <w:bookmarkEnd w:id="66"/>
     </w:p>
     <w:p>
       <w:pPr>
@@ -38750,14 +43018,14 @@
       <w:pPr>
         <w:pStyle w:val="Heading3"/>
       </w:pPr>
-      <w:bookmarkStart w:name="_Toc60" w:id="60"/>
+      <w:bookmarkStart w:name="_Toc67" w:id="67"/>
       <w:r>
         <w:rPr>
           <w:rFonts w:ascii="Calibri" w:cs="Calibri" w:eastAsia="Calibri" w:hAnsi="Calibri"/>
         </w:rPr>
         <w:t xml:space="preserve">JobAuditRequestValidatorTests</w:t>
       </w:r>
-      <w:bookmarkEnd w:id="60"/>
+      <w:bookmarkEnd w:id="67"/>
     </w:p>
     <w:p>
       <w:pPr>
@@ -39257,14 +43525,14 @@
       <w:pPr>
         <w:pStyle w:val="Heading3"/>
       </w:pPr>
-      <w:bookmarkStart w:name="_Toc61" w:id="61"/>
+      <w:bookmarkStart w:name="_Toc68" w:id="68"/>
       <w:r>
         <w:rPr>
           <w:rFonts w:ascii="Calibri" w:cs="Calibri" w:eastAsia="Calibri" w:hAnsi="Calibri"/>
         </w:rPr>
         <w:t xml:space="preserve">AuditRepositoryContract</w:t>
       </w:r>
-      <w:bookmarkEnd w:id="61"/>
+      <w:bookmarkEnd w:id="68"/>
     </w:p>
     <w:p>
       <w:pPr>
@@ -39625,29 +43893,287 @@
     </w:p>
     <w:p>
       <w:pPr>
+        <w:pStyle w:val="Heading3"/>
+      </w:pPr>
+      <w:bookmarkStart w:name="_Toc69" w:id="69"/>
+      <w:r>
+        <w:rPr>
+          <w:rFonts w:ascii="Calibri" w:cs="Calibri" w:eastAsia="Calibri" w:hAnsi="Calibri"/>
+        </w:rPr>
+        <w:t xml:space="preserve">AuditApiLoggingTests</w:t>
+      </w:r>
+      <w:bookmarkEnd w:id="69"/>
+    </w:p>
+    <w:p>
+      <w:pPr>
+        <w:spacing w:after="120"/>
+      </w:pPr>
+      <w:r>
+        <w:rPr>
+          <w:rFonts w:ascii="Calibri" w:cs="Calibri" w:eastAsia="Calibri" w:hAnsi="Calibri"/>
+          <w:b/>
+          <w:bCs/>
+        </w:rPr>
+        <w:t xml:space="preserve">Level:</w:t>
+      </w:r>
+      <w:r>
+        <w:rPr>
+          <w:rFonts w:ascii="Calibri" w:cs="Calibri" w:eastAsia="Calibri" w:hAnsi="Calibri"/>
+        </w:rPr>
+        <w:t xml:space="preserve"> Component · </w:t>
+      </w:r>
+      <w:r>
+        <w:rPr>
+          <w:rFonts w:ascii="Calibri" w:cs="Calibri" w:eastAsia="Calibri" w:hAnsi="Calibri"/>
+          <w:b/>
+          <w:bCs/>
+        </w:rPr>
+        <w:t xml:space="preserve">Under test:</w:t>
+      </w:r>
+      <w:r>
+        <w:rPr>
+          <w:rFonts w:ascii="Calibri" w:cs="Calibri" w:eastAsia="Calibri" w:hAnsi="Calibri"/>
+        </w:rPr>
+        <w:t xml:space="preserve"> Audit Service logging pipeline</w:t>
+      </w:r>
+    </w:p>
+    <w:p>
+      <w:pPr>
+        <w:spacing w:after="120"/>
+      </w:pPr>
+      <w:r>
+        <w:rPr>
+          <w:rFonts w:ascii="Calibri" w:cs="Calibri" w:eastAsia="Calibri" w:hAnsi="Calibri"/>
+        </w:rPr>
+        <w:t xml:space="preserve">Recording logs Information with the job id; a duplicate logs Debug.</w:t>
+      </w:r>
+    </w:p>
+    <w:tbl>
+      <w:tblPr>
+        <w:tblW w:type="dxa" w:w="9638"/>
+        <w:tblBorders>
+          <w:top w:val="single" w:color="auto" w:sz="4"/>
+          <w:left w:val="single" w:color="auto" w:sz="4"/>
+          <w:bottom w:val="single" w:color="auto" w:sz="4"/>
+          <w:right w:val="single" w:color="auto" w:sz="4"/>
+          <w:insideH w:val="single" w:color="auto" w:sz="4"/>
+          <w:insideV w:val="single" w:color="auto" w:sz="4"/>
+        </w:tblBorders>
+      </w:tblPr>
+      <w:tblGrid>
+        <w:gridCol w:w="1606"/>
+        <w:gridCol w:w="6425"/>
+        <w:gridCol w:w="1607"/>
+      </w:tblGrid>
+      <w:tr>
+        <w:trPr>
+          <w:tblHeader/>
+        </w:trPr>
+        <w:tc>
+          <w:tcPr>
+            <w:tcW w:type="dxa" w:w="1606"/>
+            <w:tcBorders>
+              <w:top w:val="single" w:color="BFBFBF" w:sz="4"/>
+              <w:left w:val="single" w:color="BFBFBF" w:sz="4"/>
+              <w:bottom w:val="single" w:color="BFBFBF" w:sz="4"/>
+              <w:right w:val="single" w:color="BFBFBF" w:sz="4"/>
+            </w:tcBorders>
+            <w:shd w:fill="DCE6F2" w:color="auto" w:val="clear"/>
+            <w:tcMar>
+              <w:top w:type="dxa" w:w="60"/>
+              <w:left w:type="dxa" w:w="100"/>
+              <w:bottom w:type="dxa" w:w="60"/>
+              <w:right w:type="dxa" w:w="100"/>
+            </w:tcMar>
+          </w:tcPr>
+          <w:p>
+            <w:r>
+              <w:rPr>
+                <w:rFonts w:ascii="Calibri" w:cs="Calibri" w:eastAsia="Calibri" w:hAnsi="Calibri"/>
+                <w:b/>
+                <w:bCs/>
+                <w:sz w:val="18"/>
+                <w:szCs w:val="18"/>
+              </w:rPr>
+              <w:t xml:space="preserve">ID</w:t>
+            </w:r>
+          </w:p>
+        </w:tc>
+        <w:tc>
+          <w:tcPr>
+            <w:tcW w:type="dxa" w:w="6425"/>
+            <w:tcBorders>
+              <w:top w:val="single" w:color="BFBFBF" w:sz="4"/>
+              <w:left w:val="single" w:color="BFBFBF" w:sz="4"/>
+              <w:bottom w:val="single" w:color="BFBFBF" w:sz="4"/>
+              <w:right w:val="single" w:color="BFBFBF" w:sz="4"/>
+            </w:tcBorders>
+            <w:shd w:fill="DCE6F2" w:color="auto" w:val="clear"/>
+            <w:tcMar>
+              <w:top w:type="dxa" w:w="60"/>
+              <w:left w:type="dxa" w:w="100"/>
+              <w:bottom w:type="dxa" w:w="60"/>
+              <w:right w:type="dxa" w:w="100"/>
+            </w:tcMar>
+          </w:tcPr>
+          <w:p>
+            <w:r>
+              <w:rPr>
+                <w:rFonts w:ascii="Calibri" w:cs="Calibri" w:eastAsia="Calibri" w:hAnsi="Calibri"/>
+                <w:b/>
+                <w:bCs/>
+                <w:sz w:val="18"/>
+                <w:szCs w:val="18"/>
+              </w:rPr>
+              <w:t xml:space="preserve">Test case</w:t>
+            </w:r>
+          </w:p>
+        </w:tc>
+        <w:tc>
+          <w:tcPr>
+            <w:tcW w:type="dxa" w:w="1607"/>
+            <w:tcBorders>
+              <w:top w:val="single" w:color="BFBFBF" w:sz="4"/>
+              <w:left w:val="single" w:color="BFBFBF" w:sz="4"/>
+              <w:bottom w:val="single" w:color="BFBFBF" w:sz="4"/>
+              <w:right w:val="single" w:color="BFBFBF" w:sz="4"/>
+            </w:tcBorders>
+            <w:shd w:fill="DCE6F2" w:color="auto" w:val="clear"/>
+            <w:tcMar>
+              <w:top w:type="dxa" w:w="60"/>
+              <w:left w:type="dxa" w:w="100"/>
+              <w:bottom w:type="dxa" w:w="60"/>
+              <w:right w:type="dxa" w:w="100"/>
+            </w:tcMar>
+          </w:tcPr>
+          <w:p>
+            <w:r>
+              <w:rPr>
+                <w:rFonts w:ascii="Calibri" w:cs="Calibri" w:eastAsia="Calibri" w:hAnsi="Calibri"/>
+                <w:b/>
+                <w:bCs/>
+                <w:sz w:val="18"/>
+                <w:szCs w:val="18"/>
+              </w:rPr>
+              <w:t xml:space="preserve">Kind</w:t>
+            </w:r>
+          </w:p>
+        </w:tc>
+      </w:tr>
+      <w:tr>
+        <w:tc>
+          <w:tcPr>
+            <w:tcW w:type="dxa" w:w="1606"/>
+            <w:tcBorders>
+              <w:top w:val="single" w:color="BFBFBF" w:sz="4"/>
+              <w:left w:val="single" w:color="BFBFBF" w:sz="4"/>
+              <w:bottom w:val="single" w:color="BFBFBF" w:sz="4"/>
+              <w:right w:val="single" w:color="BFBFBF" w:sz="4"/>
+            </w:tcBorders>
+            <w:tcMar>
+              <w:top w:type="dxa" w:w="60"/>
+              <w:left w:type="dxa" w:w="100"/>
+              <w:bottom w:type="dxa" w:w="60"/>
+              <w:right w:type="dxa" w:w="100"/>
+            </w:tcMar>
+          </w:tcPr>
+          <w:p>
+            <w:r>
+              <w:rPr>
+                <w:rFonts w:ascii="Calibri" w:cs="Calibri" w:eastAsia="Calibri" w:hAnsi="Calibri"/>
+                <w:sz w:val="18"/>
+                <w:szCs w:val="18"/>
+              </w:rPr>
+              <w:t xml:space="preserve">AS-012</w:t>
+            </w:r>
+          </w:p>
+        </w:tc>
+        <w:tc>
+          <w:tcPr>
+            <w:tcW w:type="dxa" w:w="6425"/>
+            <w:tcBorders>
+              <w:top w:val="single" w:color="BFBFBF" w:sz="4"/>
+              <w:left w:val="single" w:color="BFBFBF" w:sz="4"/>
+              <w:bottom w:val="single" w:color="BFBFBF" w:sz="4"/>
+              <w:right w:val="single" w:color="BFBFBF" w:sz="4"/>
+            </w:tcBorders>
+            <w:tcMar>
+              <w:top w:type="dxa" w:w="60"/>
+              <w:left w:type="dxa" w:w="100"/>
+              <w:bottom w:type="dxa" w:w="60"/>
+              <w:right w:type="dxa" w:w="100"/>
+            </w:tcMar>
+          </w:tcPr>
+          <w:p>
+            <w:r>
+              <w:rPr>
+                <w:rFonts w:ascii="Calibri" w:cs="Calibri" w:eastAsia="Calibri" w:hAnsi="Calibri"/>
+                <w:sz w:val="18"/>
+                <w:szCs w:val="18"/>
+              </w:rPr>
+              <w:t xml:space="preserve">Recording logs information and a duplicate logs debug</w:t>
+            </w:r>
+          </w:p>
+        </w:tc>
+        <w:tc>
+          <w:tcPr>
+            <w:tcW w:type="dxa" w:w="1607"/>
+            <w:tcBorders>
+              <w:top w:val="single" w:color="BFBFBF" w:sz="4"/>
+              <w:left w:val="single" w:color="BFBFBF" w:sz="4"/>
+              <w:bottom w:val="single" w:color="BFBFBF" w:sz="4"/>
+              <w:right w:val="single" w:color="BFBFBF" w:sz="4"/>
+            </w:tcBorders>
+            <w:tcMar>
+              <w:top w:type="dxa" w:w="60"/>
+              <w:left w:type="dxa" w:w="100"/>
+              <w:bottom w:type="dxa" w:w="60"/>
+              <w:right w:type="dxa" w:w="100"/>
+            </w:tcMar>
+          </w:tcPr>
+          <w:p>
+            <w:r>
+              <w:rPr>
+                <w:rFonts w:ascii="Calibri" w:cs="Calibri" w:eastAsia="Calibri" w:hAnsi="Calibri"/>
+                <w:sz w:val="18"/>
+                <w:szCs w:val="18"/>
+              </w:rPr>
+              <w:t xml:space="preserve">Fact</w:t>
+            </w:r>
+          </w:p>
+        </w:tc>
+      </w:tr>
+    </w:tbl>
+    <w:p>
+      <w:pPr>
+        <w:spacing w:after="120"/>
+      </w:pPr>
+    </w:p>
+    <w:p>
+      <w:pPr>
         <w:pStyle w:val="Heading2"/>
       </w:pPr>
-      <w:bookmarkStart w:name="_Toc62" w:id="62"/>
+      <w:bookmarkStart w:name="_Toc70" w:id="70"/>
       <w:r>
         <w:rPr>
           <w:rFonts w:ascii="Calibri" w:cs="Calibri" w:eastAsia="Calibri" w:hAnsi="Calibri"/>
         </w:rPr>
         <w:t xml:space="preserve">7.5 Cross-service integration (Ta9.IntegrationTests)</w:t>
       </w:r>
-      <w:bookmarkEnd w:id="62"/>
+      <w:bookmarkEnd w:id="70"/>
     </w:p>
     <w:p>
       <w:pPr>
         <w:pStyle w:val="Heading3"/>
       </w:pPr>
-      <w:bookmarkStart w:name="_Toc63" w:id="63"/>
+      <w:bookmarkStart w:name="_Toc71" w:id="71"/>
       <w:r>
         <w:rPr>
           <w:rFonts w:ascii="Calibri" w:cs="Calibri" w:eastAsia="Calibri" w:hAnsi="Calibri"/>
         </w:rPr>
         <w:t xml:space="preserve">EndToEndTests</w:t>
       </w:r>
-      <w:bookmarkEnd w:id="63"/>
+      <w:bookmarkEnd w:id="71"/>
     </w:p>
     <w:p>
       <w:pPr>
@@ -39705,7 +44231,7 @@
         <w:rPr>
           <w:rFonts w:ascii="Calibri" w:cs="Calibri" w:eastAsia="Calibri" w:hAnsi="Calibri"/>
         </w:rPr>
-        <w:t xml:space="preserve">Job, Processor and Audit services in-process over REST + real WebSocket + MongoDB: full flow, 10 × 1,000 documents, unreachable processor, processor restart, cancellation.</w:t>
+        <w:t xml:space="preserve">Job, Processor and Audit services in-process over REST + real WebSocket + MongoDB: full flow, 10 × 1,000 documents, unreachable processor, processor restart, cancellation, logs of all three services in MongoDB.</w:t>
       </w:r>
     </w:p>
     <w:tbl>
@@ -40235,6 +44761,89 @@
           </w:p>
         </w:tc>
       </w:tr>
+      <w:tr>
+        <w:tc>
+          <w:tcPr>
+            <w:tcW w:type="dxa" w:w="1606"/>
+            <w:tcBorders>
+              <w:top w:val="single" w:color="BFBFBF" w:sz="4"/>
+              <w:left w:val="single" w:color="BFBFBF" w:sz="4"/>
+              <w:bottom w:val="single" w:color="BFBFBF" w:sz="4"/>
+              <w:right w:val="single" w:color="BFBFBF" w:sz="4"/>
+            </w:tcBorders>
+            <w:tcMar>
+              <w:top w:type="dxa" w:w="60"/>
+              <w:left w:type="dxa" w:w="100"/>
+              <w:bottom w:type="dxa" w:w="60"/>
+              <w:right w:type="dxa" w:w="100"/>
+            </w:tcMar>
+          </w:tcPr>
+          <w:p>
+            <w:r>
+              <w:rPr>
+                <w:rFonts w:ascii="Calibri" w:cs="Calibri" w:eastAsia="Calibri" w:hAnsi="Calibri"/>
+                <w:sz w:val="18"/>
+                <w:szCs w:val="18"/>
+              </w:rPr>
+              <w:t xml:space="preserve">E2E-006</w:t>
+            </w:r>
+          </w:p>
+        </w:tc>
+        <w:tc>
+          <w:tcPr>
+            <w:tcW w:type="dxa" w:w="6425"/>
+            <w:tcBorders>
+              <w:top w:val="single" w:color="BFBFBF" w:sz="4"/>
+              <w:left w:val="single" w:color="BFBFBF" w:sz="4"/>
+              <w:bottom w:val="single" w:color="BFBFBF" w:sz="4"/>
+              <w:right w:val="single" w:color="BFBFBF" w:sz="4"/>
+            </w:tcBorders>
+            <w:tcMar>
+              <w:top w:type="dxa" w:w="60"/>
+              <w:left w:type="dxa" w:w="100"/>
+              <w:bottom w:type="dxa" w:w="60"/>
+              <w:right w:type="dxa" w:w="100"/>
+            </w:tcMar>
+          </w:tcPr>
+          <w:p>
+            <w:r>
+              <w:rPr>
+                <w:rFonts w:ascii="Calibri" w:cs="Calibri" w:eastAsia="Calibri" w:hAnsi="Calibri"/>
+                <w:sz w:val="18"/>
+                <w:szCs w:val="18"/>
+              </w:rPr>
+              <w:t xml:space="preserve">Job flow is logged to mongodb by all three services under one correlation id</w:t>
+            </w:r>
+          </w:p>
+        </w:tc>
+        <w:tc>
+          <w:tcPr>
+            <w:tcW w:type="dxa" w:w="1607"/>
+            <w:tcBorders>
+              <w:top w:val="single" w:color="BFBFBF" w:sz="4"/>
+              <w:left w:val="single" w:color="BFBFBF" w:sz="4"/>
+              <w:bottom w:val="single" w:color="BFBFBF" w:sz="4"/>
+              <w:right w:val="single" w:color="BFBFBF" w:sz="4"/>
+            </w:tcBorders>
+            <w:tcMar>
+              <w:top w:type="dxa" w:w="60"/>
+              <w:left w:type="dxa" w:w="100"/>
+              <w:bottom w:type="dxa" w:w="60"/>
+              <w:right w:type="dxa" w:w="100"/>
+            </w:tcMar>
+          </w:tcPr>
+          <w:p>
+            <w:r>
+              <w:rPr>
+                <w:rFonts w:ascii="Calibri" w:cs="Calibri" w:eastAsia="Calibri" w:hAnsi="Calibri"/>
+                <w:sz w:val="18"/>
+                <w:szCs w:val="18"/>
+              </w:rPr>
+              <w:t xml:space="preserve">Fact</w:t>
+            </w:r>
+          </w:p>
+        </w:tc>
+      </w:tr>
     </w:tbl>
     <w:p>
       <w:pPr>
@@ -40245,14 +44854,14 @@
       <w:pPr>
         <w:pStyle w:val="Heading1"/>
       </w:pPr>
-      <w:bookmarkStart w:name="_Toc64" w:id="64"/>
+      <w:bookmarkStart w:name="_Toc72" w:id="72"/>
       <w:r>
         <w:rPr>
           <w:rFonts w:ascii="Calibri" w:cs="Calibri" w:eastAsia="Calibri" w:hAnsi="Calibri"/>
         </w:rPr>
         <w:t xml:space="preserve">8. Manual and system test procedures</w:t>
       </w:r>
-      <w:bookmarkEnd w:id="64"/>
+      <w:bookmarkEnd w:id="72"/>
     </w:p>
     <w:p>
       <w:pPr>
@@ -42542,6 +47151,247 @@
           </w:p>
         </w:tc>
       </w:tr>
+      <w:tr>
+        <w:tc>
+          <w:tcPr>
+            <w:tcW w:type="dxa" w:w="512"/>
+            <w:tcBorders>
+              <w:top w:val="single" w:color="BFBFBF" w:sz="4"/>
+              <w:left w:val="single" w:color="BFBFBF" w:sz="4"/>
+              <w:bottom w:val="single" w:color="BFBFBF" w:sz="4"/>
+              <w:right w:val="single" w:color="BFBFBF" w:sz="4"/>
+            </w:tcBorders>
+            <w:tcMar>
+              <w:top w:type="dxa" w:w="60"/>
+              <w:left w:type="dxa" w:w="100"/>
+              <w:bottom w:type="dxa" w:w="60"/>
+              <w:right w:type="dxa" w:w="100"/>
+            </w:tcMar>
+          </w:tcPr>
+          <w:p>
+            <w:r>
+              <w:rPr>
+                <w:rFonts w:ascii="Calibri" w:cs="Calibri" w:eastAsia="Calibri" w:hAnsi="Calibri"/>
+                <w:sz w:val="18"/>
+                <w:szCs w:val="18"/>
+              </w:rPr>
+              <w:t xml:space="preserve">MT-11</w:t>
+            </w:r>
+          </w:p>
+        </w:tc>
+        <w:tc>
+          <w:tcPr>
+            <w:tcW w:type="dxa" w:w="1999"/>
+            <w:tcBorders>
+              <w:top w:val="single" w:color="BFBFBF" w:sz="4"/>
+              <w:left w:val="single" w:color="BFBFBF" w:sz="4"/>
+              <w:bottom w:val="single" w:color="BFBFBF" w:sz="4"/>
+              <w:right w:val="single" w:color="BFBFBF" w:sz="4"/>
+            </w:tcBorders>
+            <w:tcMar>
+              <w:top w:type="dxa" w:w="60"/>
+              <w:left w:type="dxa" w:w="100"/>
+              <w:bottom w:type="dxa" w:w="60"/>
+              <w:right w:type="dxa" w:w="100"/>
+            </w:tcMar>
+          </w:tcPr>
+          <w:p>
+            <w:r>
+              <w:rPr>
+                <w:rFonts w:ascii="Calibri" w:cs="Calibri" w:eastAsia="Calibri" w:hAnsi="Calibri"/>
+                <w:sz w:val="18"/>
+                <w:szCs w:val="18"/>
+              </w:rPr>
+              <w:t xml:space="preserve">Logs in console and MongoDB</w:t>
+            </w:r>
+          </w:p>
+        </w:tc>
+        <w:tc>
+          <w:tcPr>
+            <w:tcW w:type="dxa" w:w="2050"/>
+            <w:tcBorders>
+              <w:top w:val="single" w:color="BFBFBF" w:sz="4"/>
+              <w:left w:val="single" w:color="BFBFBF" w:sz="4"/>
+              <w:bottom w:val="single" w:color="BFBFBF" w:sz="4"/>
+              <w:right w:val="single" w:color="BFBFBF" w:sz="4"/>
+            </w:tcBorders>
+            <w:tcMar>
+              <w:top w:type="dxa" w:w="60"/>
+              <w:left w:type="dxa" w:w="100"/>
+              <w:bottom w:type="dxa" w:w="60"/>
+              <w:right w:type="dxa" w:w="100"/>
+            </w:tcMar>
+          </w:tcPr>
+          <w:p>
+            <w:r>
+              <w:rPr>
+                <w:rFonts w:ascii="Calibri" w:cs="Calibri" w:eastAsia="Calibri" w:hAnsi="Calibri"/>
+                <w:sz w:val="18"/>
+                <w:szCs w:val="18"/>
+              </w:rPr>
+              <w:t xml:space="preserve">MT-02 passed</w:t>
+            </w:r>
+          </w:p>
+        </w:tc>
+        <w:tc>
+          <w:tcPr>
+            <w:tcW w:type="dxa" w:w="2050"/>
+            <w:tcBorders>
+              <w:top w:val="single" w:color="BFBFBF" w:sz="4"/>
+              <w:left w:val="single" w:color="BFBFBF" w:sz="4"/>
+              <w:bottom w:val="single" w:color="BFBFBF" w:sz="4"/>
+              <w:right w:val="single" w:color="BFBFBF" w:sz="4"/>
+            </w:tcBorders>
+            <w:tcMar>
+              <w:top w:type="dxa" w:w="60"/>
+              <w:left w:type="dxa" w:w="100"/>
+              <w:bottom w:type="dxa" w:w="60"/>
+              <w:right w:type="dxa" w:w="100"/>
+            </w:tcMar>
+          </w:tcPr>
+          <w:p>
+            <w:r>
+              <w:rPr>
+                <w:rFonts w:ascii="Calibri" w:cs="Calibri" w:eastAsia="Calibri" w:hAnsi="Calibri"/>
+                <w:sz w:val="18"/>
+                <w:szCs w:val="18"/>
+              </w:rPr>
+              <w:t xml:space="preserve">1) </w:t>
+            </w:r>
+            <w:r>
+              <w:rPr>
+                <w:rFonts w:ascii="Consolas" w:cs="Consolas" w:eastAsia="Consolas" w:hAnsi="Consolas"/>
+                <w:color w:val="5B2C6F"/>
+                <w:sz w:val="16"/>
+                <w:szCs w:val="16"/>
+              </w:rPr>
+              <w:t xml:space="preserve">docker compose logs --tail 50 job-service processor-service</w:t>
+            </w:r>
+            <w:r>
+              <w:rPr>
+                <w:rFonts w:ascii="Calibri" w:cs="Calibri" w:eastAsia="Calibri" w:hAnsi="Calibri"/>
+                <w:sz w:val="18"/>
+                <w:szCs w:val="18"/>
+              </w:rPr>
+              <w:t xml:space="preserve"> 2) </w:t>
+            </w:r>
+            <w:r>
+              <w:rPr>
+                <w:rFonts w:ascii="Consolas" w:cs="Consolas" w:eastAsia="Consolas" w:hAnsi="Consolas"/>
+                <w:color w:val="5B2C6F"/>
+                <w:sz w:val="16"/>
+                <w:szCs w:val="16"/>
+              </w:rPr>
+              <w:t xml:space="preserve">docker exec -it ta9-mongo-1 mongosh ta9_logs --eval "db.logs.find({jobId:'&lt;id&gt;'}).sort({timestamp:1})"</w:t>
+            </w:r>
+            <w:r>
+              <w:rPr>
+                <w:rFonts w:ascii="Calibri" w:cs="Calibri" w:eastAsia="Calibri" w:hAnsi="Calibri"/>
+                <w:sz w:val="18"/>
+                <w:szCs w:val="18"/>
+              </w:rPr>
+              <w:t xml:space="preserve"> with the job id from MT-02 3) </w:t>
+            </w:r>
+            <w:r>
+              <w:rPr>
+                <w:rFonts w:ascii="Consolas" w:cs="Consolas" w:eastAsia="Consolas" w:hAnsi="Consolas"/>
+                <w:color w:val="5B2C6F"/>
+                <w:sz w:val="16"/>
+                <w:szCs w:val="16"/>
+              </w:rPr>
+              <w:t xml:space="preserve">db.logs.find({level:'Error'})</w:t>
+            </w:r>
+          </w:p>
+        </w:tc>
+        <w:tc>
+          <w:tcPr>
+            <w:tcW w:type="dxa" w:w="2050"/>
+            <w:tcBorders>
+              <w:top w:val="single" w:color="BFBFBF" w:sz="4"/>
+              <w:left w:val="single" w:color="BFBFBF" w:sz="4"/>
+              <w:bottom w:val="single" w:color="BFBFBF" w:sz="4"/>
+              <w:right w:val="single" w:color="BFBFBF" w:sz="4"/>
+            </w:tcBorders>
+            <w:tcMar>
+              <w:top w:type="dxa" w:w="60"/>
+              <w:left w:type="dxa" w:w="100"/>
+              <w:bottom w:type="dxa" w:w="60"/>
+              <w:right w:type="dxa" w:w="100"/>
+            </w:tcMar>
+          </w:tcPr>
+          <w:p>
+            <w:r>
+              <w:rPr>
+                <w:rFonts w:ascii="Calibri" w:cs="Calibri" w:eastAsia="Calibri" w:hAnsi="Calibri"/>
+                <w:sz w:val="18"/>
+                <w:szCs w:val="18"/>
+              </w:rPr>
+              <w:t xml:space="preserve">Console shows the flow (Information); MongoDB holds Debug + Information records of all three services for the job with one </w:t>
+            </w:r>
+            <w:r>
+              <w:rPr>
+                <w:rFonts w:ascii="Consolas" w:cs="Consolas" w:eastAsia="Consolas" w:hAnsi="Consolas"/>
+                <w:color w:val="5B2C6F"/>
+                <w:sz w:val="16"/>
+                <w:szCs w:val="16"/>
+              </w:rPr>
+              <w:t xml:space="preserve">correlationId</w:t>
+            </w:r>
+            <w:r>
+              <w:rPr>
+                <w:rFonts w:ascii="Calibri" w:cs="Calibri" w:eastAsia="Calibri" w:hAnsi="Calibri"/>
+                <w:sz w:val="18"/>
+                <w:szCs w:val="18"/>
+              </w:rPr>
+              <w:t xml:space="preserve">; TTL index </w:t>
+            </w:r>
+            <w:r>
+              <w:rPr>
+                <w:rFonts w:ascii="Consolas" w:cs="Consolas" w:eastAsia="Consolas" w:hAnsi="Consolas"/>
+                <w:color w:val="5B2C6F"/>
+                <w:sz w:val="16"/>
+                <w:szCs w:val="16"/>
+              </w:rPr>
+              <w:t xml:space="preserve">ttl_timestamp</w:t>
+            </w:r>
+            <w:r>
+              <w:rPr>
+                <w:rFonts w:ascii="Calibri" w:cs="Calibri" w:eastAsia="Calibri" w:hAnsi="Calibri"/>
+                <w:sz w:val="18"/>
+                <w:szCs w:val="18"/>
+              </w:rPr>
+              <w:t xml:space="preserve"> exists</w:t>
+            </w:r>
+          </w:p>
+        </w:tc>
+        <w:tc>
+          <w:tcPr>
+            <w:tcW w:type="dxa" w:w="977"/>
+            <w:tcBorders>
+              <w:top w:val="single" w:color="BFBFBF" w:sz="4"/>
+              <w:left w:val="single" w:color="BFBFBF" w:sz="4"/>
+              <w:bottom w:val="single" w:color="BFBFBF" w:sz="4"/>
+              <w:right w:val="single" w:color="BFBFBF" w:sz="4"/>
+            </w:tcBorders>
+            <w:tcMar>
+              <w:top w:type="dxa" w:w="60"/>
+              <w:left w:type="dxa" w:w="100"/>
+              <w:bottom w:type="dxa" w:w="60"/>
+              <w:right w:type="dxa" w:w="100"/>
+            </w:tcMar>
+          </w:tcPr>
+          <w:p>
+            <w:r>
+              <w:rPr>
+                <w:rFonts w:ascii="Calibri" w:cs="Calibri" w:eastAsia="Calibri" w:hAnsi="Calibri"/>
+                <w:sz w:val="18"/>
+                <w:szCs w:val="18"/>
+              </w:rPr>
+              <w:t xml:space="preserve">Not yet executed</w:t>
+            </w:r>
+          </w:p>
+        </w:tc>
+      </w:tr>
     </w:tbl>
     <w:p>
       <w:pPr>
@@ -42552,14 +47402,14 @@
       <w:pPr>
         <w:pStyle w:val="Heading1"/>
       </w:pPr>
-      <w:bookmarkStart w:name="_Toc65" w:id="65"/>
+      <w:bookmarkStart w:name="_Toc73" w:id="73"/>
       <w:r>
         <w:rPr>
           <w:rFonts w:ascii="Calibri" w:cs="Calibri" w:eastAsia="Calibri" w:hAnsi="Calibri"/>
         </w:rPr>
         <w:t xml:space="preserve">9. Defects found by testing</w:t>
       </w:r>
-      <w:bookmarkEnd w:id="65"/>
+      <w:bookmarkEnd w:id="73"/>
     </w:p>
     <w:p>
       <w:pPr>
@@ -43681,14 +48531,14 @@
       <w:pPr>
         <w:pStyle w:val="Heading1"/>
       </w:pPr>
-      <w:bookmarkStart w:name="_Toc66" w:id="66"/>
+      <w:bookmarkStart w:name="_Toc74" w:id="74"/>
       <w:r>
         <w:rPr>
           <w:rFonts w:ascii="Calibri" w:cs="Calibri" w:eastAsia="Calibri" w:hAnsi="Calibri"/>
         </w:rPr>
         <w:t xml:space="preserve">10. Risks and limitations of the test approach</w:t>
       </w:r>
-      <w:bookmarkEnd w:id="66"/>
+      <w:bookmarkEnd w:id="74"/>
     </w:p>
     <w:p>
       <w:pPr>

--- a/docs/testing/TA9-STD.docx
+++ b/docs/testing/TA9-STD.docx
@@ -48507,6 +48507,438 @@
                 <w:szCs w:val="18"/>
               </w:rPr>
               <w:t xml:space="preserve"> — </w:t>
+            </w:r>
+            <w:r>
+              <w:rPr>
+                <w:rFonts w:ascii="Calibri" w:cs="Calibri" w:eastAsia="Calibri" w:hAnsi="Calibri"/>
+                <w:b/>
+                <w:bCs/>
+                <w:sz w:val="18"/>
+                <w:szCs w:val="18"/>
+              </w:rPr>
+              <w:t xml:space="preserve">Fixed</w:t>
+            </w:r>
+          </w:p>
+        </w:tc>
+      </w:tr>
+      <w:tr>
+        <w:tc>
+          <w:tcPr>
+            <w:tcW w:type="dxa" w:w="566"/>
+            <w:tcBorders>
+              <w:top w:val="single" w:color="BFBFBF" w:sz="4"/>
+              <w:left w:val="single" w:color="BFBFBF" w:sz="4"/>
+              <w:bottom w:val="single" w:color="BFBFBF" w:sz="4"/>
+              <w:right w:val="single" w:color="BFBFBF" w:sz="4"/>
+            </w:tcBorders>
+            <w:tcMar>
+              <w:top w:type="dxa" w:w="60"/>
+              <w:left w:type="dxa" w:w="100"/>
+              <w:bottom w:type="dxa" w:w="60"/>
+              <w:right w:type="dxa" w:w="100"/>
+            </w:tcMar>
+          </w:tcPr>
+          <w:p>
+            <w:r>
+              <w:rPr>
+                <w:rFonts w:ascii="Calibri" w:cs="Calibri" w:eastAsia="Calibri" w:hAnsi="Calibri"/>
+                <w:sz w:val="18"/>
+                <w:szCs w:val="18"/>
+              </w:rPr>
+              <w:t xml:space="preserve">D-06</w:t>
+            </w:r>
+          </w:p>
+        </w:tc>
+        <w:tc>
+          <w:tcPr>
+            <w:tcW w:type="dxa" w:w="2267"/>
+            <w:tcBorders>
+              <w:top w:val="single" w:color="BFBFBF" w:sz="4"/>
+              <w:left w:val="single" w:color="BFBFBF" w:sz="4"/>
+              <w:bottom w:val="single" w:color="BFBFBF" w:sz="4"/>
+              <w:right w:val="single" w:color="BFBFBF" w:sz="4"/>
+            </w:tcBorders>
+            <w:tcMar>
+              <w:top w:type="dxa" w:w="60"/>
+              <w:left w:type="dxa" w:w="100"/>
+              <w:bottom w:type="dxa" w:w="60"/>
+              <w:right w:type="dxa" w:w="100"/>
+            </w:tcMar>
+          </w:tcPr>
+          <w:p>
+            <w:r>
+              <w:rPr>
+                <w:rFonts w:ascii="Consolas" w:cs="Consolas" w:eastAsia="Consolas" w:hAnsi="Consolas"/>
+                <w:color w:val="5B2C6F"/>
+                <w:sz w:val="16"/>
+                <w:szCs w:val="16"/>
+              </w:rPr>
+              <w:t xml:space="preserve">ServiceLoggingPipelineTests</w:t>
+            </w:r>
+            <w:r>
+              <w:rPr>
+                <w:rFonts w:ascii="Calibri" w:cs="Calibri" w:eastAsia="Calibri" w:hAnsi="Calibri"/>
+                <w:sz w:val="18"/>
+                <w:szCs w:val="18"/>
+              </w:rPr>
+              <w:t xml:space="preserve">, </w:t>
+            </w:r>
+            <w:r>
+              <w:rPr>
+                <w:rFonts w:ascii="Consolas" w:cs="Consolas" w:eastAsia="Consolas" w:hAnsi="Consolas"/>
+                <w:color w:val="5B2C6F"/>
+                <w:sz w:val="16"/>
+                <w:szCs w:val="16"/>
+              </w:rPr>
+              <w:t xml:space="preserve">JobsApiLoggingTests</w:t>
+            </w:r>
+            <w:r>
+              <w:rPr>
+                <w:rFonts w:ascii="Calibri" w:cs="Calibri" w:eastAsia="Calibri" w:hAnsi="Calibri"/>
+                <w:sz w:val="18"/>
+                <w:szCs w:val="18"/>
+              </w:rPr>
+              <w:t xml:space="preserve"> (3 failures)</w:t>
+            </w:r>
+          </w:p>
+        </w:tc>
+        <w:tc>
+          <w:tcPr>
+            <w:tcW w:type="dxa" w:w="2267"/>
+            <w:tcBorders>
+              <w:top w:val="single" w:color="BFBFBF" w:sz="4"/>
+              <w:left w:val="single" w:color="BFBFBF" w:sz="4"/>
+              <w:bottom w:val="single" w:color="BFBFBF" w:sz="4"/>
+              <w:right w:val="single" w:color="BFBFBF" w:sz="4"/>
+            </w:tcBorders>
+            <w:tcMar>
+              <w:top w:type="dxa" w:w="60"/>
+              <w:left w:type="dxa" w:w="100"/>
+              <w:bottom w:type="dxa" w:w="60"/>
+              <w:right w:type="dxa" w:w="100"/>
+            </w:tcMar>
+          </w:tcPr>
+          <w:p>
+            <w:r>
+              <w:rPr>
+                <w:rFonts w:ascii="Calibri" w:cs="Calibri" w:eastAsia="Calibri" w:hAnsi="Calibri"/>
+                <w:sz w:val="18"/>
+                <w:szCs w:val="18"/>
+              </w:rPr>
+              <w:t xml:space="preserve">The one-line-per-request log (</w:t>
+            </w:r>
+            <w:r>
+              <w:rPr>
+                <w:rFonts w:ascii="Consolas" w:cs="Consolas" w:eastAsia="Consolas" w:hAnsi="Consolas"/>
+                <w:color w:val="5B2C6F"/>
+                <w:sz w:val="16"/>
+                <w:szCs w:val="16"/>
+              </w:rPr>
+              <w:t xml:space="preserve">HTTP POST /api/jobs responded 201 …</w:t>
+            </w:r>
+            <w:r>
+              <w:rPr>
+                <w:rFonts w:ascii="Calibri" w:cs="Calibri" w:eastAsia="Calibri" w:hAnsi="Calibri"/>
+                <w:sz w:val="18"/>
+                <w:szCs w:val="18"/>
+              </w:rPr>
+              <w:t xml:space="preserve">) never appeared, neither on the console nor in MongoDB</w:t>
+            </w:r>
+          </w:p>
+        </w:tc>
+        <w:tc>
+          <w:tcPr>
+            <w:tcW w:type="dxa" w:w="2267"/>
+            <w:tcBorders>
+              <w:top w:val="single" w:color="BFBFBF" w:sz="4"/>
+              <w:left w:val="single" w:color="BFBFBF" w:sz="4"/>
+              <w:bottom w:val="single" w:color="BFBFBF" w:sz="4"/>
+              <w:right w:val="single" w:color="BFBFBF" w:sz="4"/>
+            </w:tcBorders>
+            <w:tcMar>
+              <w:top w:type="dxa" w:w="60"/>
+              <w:left w:type="dxa" w:w="100"/>
+              <w:bottom w:type="dxa" w:w="60"/>
+              <w:right w:type="dxa" w:w="100"/>
+            </w:tcMar>
+          </w:tcPr>
+          <w:p>
+            <w:r>
+              <w:rPr>
+                <w:rFonts w:ascii="Calibri" w:cs="Calibri" w:eastAsia="Calibri" w:hAnsi="Calibri"/>
+                <w:sz w:val="18"/>
+                <w:szCs w:val="18"/>
+              </w:rPr>
+              <w:t xml:space="preserve">Serilog's request-logging middleware writes to the static </w:t>
+            </w:r>
+            <w:r>
+              <w:rPr>
+                <w:rFonts w:ascii="Consolas" w:cs="Consolas" w:eastAsia="Consolas" w:hAnsi="Consolas"/>
+                <w:color w:val="5B2C6F"/>
+                <w:sz w:val="16"/>
+                <w:szCs w:val="16"/>
+              </w:rPr>
+              <w:t xml:space="preserve">Log.Logger</w:t>
+            </w:r>
+            <w:r>
+              <w:rPr>
+                <w:rFonts w:ascii="Calibri" w:cs="Calibri" w:eastAsia="Calibri" w:hAnsi="Calibri"/>
+                <w:sz w:val="18"/>
+                <w:szCs w:val="18"/>
+              </w:rPr>
+              <w:t xml:space="preserve"> by default; each host keeps its own logger (</w:t>
+            </w:r>
+            <w:r>
+              <w:rPr>
+                <w:rFonts w:ascii="Consolas" w:cs="Consolas" w:eastAsia="Consolas" w:hAnsi="Consolas"/>
+                <w:color w:val="5B2C6F"/>
+                <w:sz w:val="16"/>
+                <w:szCs w:val="16"/>
+              </w:rPr>
+              <w:t xml:space="preserve">preserveStaticLogger</w:t>
+            </w:r>
+            <w:r>
+              <w:rPr>
+                <w:rFonts w:ascii="Calibri" w:cs="Calibri" w:eastAsia="Calibri" w:hAnsi="Calibri"/>
+                <w:sz w:val="18"/>
+                <w:szCs w:val="18"/>
+              </w:rPr>
+              <w:t xml:space="preserve">), so the static one is silent</w:t>
+            </w:r>
+          </w:p>
+        </w:tc>
+        <w:tc>
+          <w:tcPr>
+            <w:tcW w:type="dxa" w:w="2271"/>
+            <w:tcBorders>
+              <w:top w:val="single" w:color="BFBFBF" w:sz="4"/>
+              <w:left w:val="single" w:color="BFBFBF" w:sz="4"/>
+              <w:bottom w:val="single" w:color="BFBFBF" w:sz="4"/>
+              <w:right w:val="single" w:color="BFBFBF" w:sz="4"/>
+            </w:tcBorders>
+            <w:tcMar>
+              <w:top w:type="dxa" w:w="60"/>
+              <w:left w:type="dxa" w:w="100"/>
+              <w:bottom w:type="dxa" w:w="60"/>
+              <w:right w:type="dxa" w:w="100"/>
+            </w:tcMar>
+          </w:tcPr>
+          <w:p>
+            <w:r>
+              <w:rPr>
+                <w:rFonts w:ascii="Consolas" w:cs="Consolas" w:eastAsia="Consolas" w:hAnsi="Consolas"/>
+                <w:color w:val="5B2C6F"/>
+                <w:sz w:val="16"/>
+                <w:szCs w:val="16"/>
+              </w:rPr>
+              <w:t xml:space="preserve">options.Logger</w:t>
+            </w:r>
+            <w:r>
+              <w:rPr>
+                <w:rFonts w:ascii="Calibri" w:cs="Calibri" w:eastAsia="Calibri" w:hAnsi="Calibri"/>
+                <w:sz w:val="18"/>
+                <w:szCs w:val="18"/>
+              </w:rPr>
+              <w:t xml:space="preserve"> set to the host's Serilog logger — </w:t>
+            </w:r>
+            <w:r>
+              <w:rPr>
+                <w:rFonts w:ascii="Calibri" w:cs="Calibri" w:eastAsia="Calibri" w:hAnsi="Calibri"/>
+                <w:b/>
+                <w:bCs/>
+                <w:sz w:val="18"/>
+                <w:szCs w:val="18"/>
+              </w:rPr>
+              <w:t xml:space="preserve">Fixed</w:t>
+            </w:r>
+          </w:p>
+        </w:tc>
+      </w:tr>
+      <w:tr>
+        <w:tc>
+          <w:tcPr>
+            <w:tcW w:type="dxa" w:w="566"/>
+            <w:tcBorders>
+              <w:top w:val="single" w:color="BFBFBF" w:sz="4"/>
+              <w:left w:val="single" w:color="BFBFBF" w:sz="4"/>
+              <w:bottom w:val="single" w:color="BFBFBF" w:sz="4"/>
+              <w:right w:val="single" w:color="BFBFBF" w:sz="4"/>
+            </w:tcBorders>
+            <w:tcMar>
+              <w:top w:type="dxa" w:w="60"/>
+              <w:left w:type="dxa" w:w="100"/>
+              <w:bottom w:type="dxa" w:w="60"/>
+              <w:right w:type="dxa" w:w="100"/>
+            </w:tcMar>
+          </w:tcPr>
+          <w:p>
+            <w:r>
+              <w:rPr>
+                <w:rFonts w:ascii="Calibri" w:cs="Calibri" w:eastAsia="Calibri" w:hAnsi="Calibri"/>
+                <w:sz w:val="18"/>
+                <w:szCs w:val="18"/>
+              </w:rPr>
+              <w:t xml:space="preserve">D-07</w:t>
+            </w:r>
+          </w:p>
+        </w:tc>
+        <w:tc>
+          <w:tcPr>
+            <w:tcW w:type="dxa" w:w="2267"/>
+            <w:tcBorders>
+              <w:top w:val="single" w:color="BFBFBF" w:sz="4"/>
+              <w:left w:val="single" w:color="BFBFBF" w:sz="4"/>
+              <w:bottom w:val="single" w:color="BFBFBF" w:sz="4"/>
+              <w:right w:val="single" w:color="BFBFBF" w:sz="4"/>
+            </w:tcBorders>
+            <w:tcMar>
+              <w:top w:type="dxa" w:w="60"/>
+              <w:left w:type="dxa" w:w="100"/>
+              <w:bottom w:type="dxa" w:w="60"/>
+              <w:right w:type="dxa" w:w="100"/>
+            </w:tcMar>
+          </w:tcPr>
+          <w:p>
+            <w:r>
+              <w:rPr>
+                <w:rFonts w:ascii="Consolas" w:cs="Consolas" w:eastAsia="Consolas" w:hAnsi="Consolas"/>
+                <w:color w:val="5B2C6F"/>
+                <w:sz w:val="16"/>
+                <w:szCs w:val="16"/>
+              </w:rPr>
+              <w:t xml:space="preserve">ServiceLoggingPipelineTests</w:t>
+            </w:r>
+            <w:r>
+              <w:rPr>
+                <w:rFonts w:ascii="Calibri" w:cs="Calibri" w:eastAsia="Calibri" w:hAnsi="Calibri"/>
+                <w:sz w:val="18"/>
+                <w:szCs w:val="18"/>
+              </w:rPr>
+              <w:t xml:space="preserve">, </w:t>
+            </w:r>
+            <w:r>
+              <w:rPr>
+                <w:rFonts w:ascii="Consolas" w:cs="Consolas" w:eastAsia="Consolas" w:hAnsi="Consolas"/>
+                <w:color w:val="5B2C6F"/>
+                <w:sz w:val="16"/>
+                <w:szCs w:val="16"/>
+              </w:rPr>
+              <w:t xml:space="preserve">JobsApiStorageFailureTests</w:t>
+            </w:r>
+            <w:r>
+              <w:rPr>
+                <w:rFonts w:ascii="Calibri" w:cs="Calibri" w:eastAsia="Calibri" w:hAnsi="Calibri"/>
+                <w:sz w:val="18"/>
+                <w:szCs w:val="18"/>
+              </w:rPr>
+              <w:t xml:space="preserve"> (2 failures)</w:t>
+            </w:r>
+          </w:p>
+        </w:tc>
+        <w:tc>
+          <w:tcPr>
+            <w:tcW w:type="dxa" w:w="2267"/>
+            <w:tcBorders>
+              <w:top w:val="single" w:color="BFBFBF" w:sz="4"/>
+              <w:left w:val="single" w:color="BFBFBF" w:sz="4"/>
+              <w:bottom w:val="single" w:color="BFBFBF" w:sz="4"/>
+              <w:right w:val="single" w:color="BFBFBF" w:sz="4"/>
+            </w:tcBorders>
+            <w:tcMar>
+              <w:top w:type="dxa" w:w="60"/>
+              <w:left w:type="dxa" w:w="100"/>
+              <w:bottom w:type="dxa" w:w="60"/>
+              <w:right w:type="dxa" w:w="100"/>
+            </w:tcMar>
+          </w:tcPr>
+          <w:p>
+            <w:r>
+              <w:rPr>
+                <w:rFonts w:ascii="Calibri" w:cs="Calibri" w:eastAsia="Calibri" w:hAnsi="Calibri"/>
+                <w:sz w:val="18"/>
+                <w:szCs w:val="18"/>
+              </w:rPr>
+              <w:t xml:space="preserve">Error lines of failed requests (unhandled exception, </w:t>
+            </w:r>
+            <w:r>
+              <w:rPr>
+                <w:rFonts w:ascii="Consolas" w:cs="Consolas" w:eastAsia="Consolas" w:hAnsi="Consolas"/>
+                <w:color w:val="5B2C6F"/>
+                <w:sz w:val="16"/>
+                <w:szCs w:val="16"/>
+              </w:rPr>
+              <w:t xml:space="preserve">Request failed: Storage unavailable</w:t>
+            </w:r>
+            <w:r>
+              <w:rPr>
+                <w:rFonts w:ascii="Calibri" w:cs="Calibri" w:eastAsia="Calibri" w:hAnsi="Calibri"/>
+                <w:sz w:val="18"/>
+                <w:szCs w:val="18"/>
+              </w:rPr>
+              <w:t xml:space="preserve">) had no correlation id</w:t>
+            </w:r>
+          </w:p>
+        </w:tc>
+        <w:tc>
+          <w:tcPr>
+            <w:tcW w:type="dxa" w:w="2267"/>
+            <w:tcBorders>
+              <w:top w:val="single" w:color="BFBFBF" w:sz="4"/>
+              <w:left w:val="single" w:color="BFBFBF" w:sz="4"/>
+              <w:bottom w:val="single" w:color="BFBFBF" w:sz="4"/>
+              <w:right w:val="single" w:color="BFBFBF" w:sz="4"/>
+            </w:tcBorders>
+            <w:tcMar>
+              <w:top w:type="dxa" w:w="60"/>
+              <w:left w:type="dxa" w:w="100"/>
+              <w:bottom w:type="dxa" w:w="60"/>
+              <w:right w:type="dxa" w:w="100"/>
+            </w:tcMar>
+          </w:tcPr>
+          <w:p>
+            <w:r>
+              <w:rPr>
+                <w:rFonts w:ascii="Consolas" w:cs="Consolas" w:eastAsia="Consolas" w:hAnsi="Consolas"/>
+                <w:color w:val="5B2C6F"/>
+                <w:sz w:val="16"/>
+                <w:szCs w:val="16"/>
+              </w:rPr>
+              <w:t xml:space="preserve">UseExceptionHandler</w:t>
+            </w:r>
+            <w:r>
+              <w:rPr>
+                <w:rFonts w:ascii="Calibri" w:cs="Calibri" w:eastAsia="Calibri" w:hAnsi="Calibri"/>
+                <w:sz w:val="18"/>
+                <w:szCs w:val="18"/>
+              </w:rPr>
+              <w:t xml:space="preserve"> ran before the correlation middleware, outside its scope</w:t>
+            </w:r>
+          </w:p>
+        </w:tc>
+        <w:tc>
+          <w:tcPr>
+            <w:tcW w:type="dxa" w:w="2271"/>
+            <w:tcBorders>
+              <w:top w:val="single" w:color="BFBFBF" w:sz="4"/>
+              <w:left w:val="single" w:color="BFBFBF" w:sz="4"/>
+              <w:bottom w:val="single" w:color="BFBFBF" w:sz="4"/>
+              <w:right w:val="single" w:color="BFBFBF" w:sz="4"/>
+            </w:tcBorders>
+            <w:tcMar>
+              <w:top w:type="dxa" w:w="60"/>
+              <w:left w:type="dxa" w:w="100"/>
+              <w:bottom w:type="dxa" w:w="60"/>
+              <w:right w:type="dxa" w:w="100"/>
+            </w:tcMar>
+          </w:tcPr>
+          <w:p>
+            <w:r>
+              <w:rPr>
+                <w:rFonts w:ascii="Calibri" w:cs="Calibri" w:eastAsia="Calibri" w:hAnsi="Calibri"/>
+                <w:sz w:val="18"/>
+                <w:szCs w:val="18"/>
+              </w:rPr>
+              <w:t xml:space="preserve">Correlation middleware moved first in the pipeline — </w:t>
             </w:r>
             <w:r>
               <w:rPr>

--- a/docs/testing/TA9-STD.docx
+++ b/docs/testing/TA9-STD.docx
@@ -6137,7 +6137,7 @@
                 <w:sz w:val="18"/>
                 <w:szCs w:val="18"/>
               </w:rPr>
-              <w:t xml:space="preserve"> (Windows 11, Docker Desktop, 2026-10-26)</w:t>
+              <w:t xml:space="preserve"> (Windows 11, Docker Desktop, 2026-10-27)</w:t>
             </w:r>
           </w:p>
         </w:tc>
@@ -6166,15 +6166,15 @@
                 <w:sz w:val="18"/>
                 <w:szCs w:val="18"/>
               </w:rPr>
-              <w:t xml:space="preserve">407 passed, 0 failed, 0 skipped</w:t>
-            </w:r>
-            <w:r>
-              <w:rPr>
-                <w:rFonts w:ascii="Calibri" w:cs="Calibri" w:eastAsia="Calibri" w:hAnsi="Calibri"/>
-                <w:sz w:val="18"/>
-                <w:szCs w:val="18"/>
-              </w:rPr>
-              <w:t xml:space="preserve"> (≈ 26 s, 2026-10-27) — before the 33 logging tests (§7, Logging &amp; Observability) were added; re-run pending</w:t>
+              <w:t xml:space="preserve">440 passed, 0 failed, 0 skipped</w:t>
+            </w:r>
+            <w:r>
+              <w:rPr>
+                <w:rFonts w:ascii="Calibri" w:cs="Calibri" w:eastAsia="Calibri" w:hAnsi="Calibri"/>
+                <w:sz w:val="18"/>
+                <w:szCs w:val="18"/>
+              </w:rPr>
+              <w:t xml:space="preserve"> (≈ 24 s); 311 test methods, including the 33 logging tests</w:t>
             </w:r>
           </w:p>
         </w:tc>

--- a/docs/testing/TA9-STD.docx
+++ b/docs/testing/TA9-STD.docx
@@ -166,7 +166,7 @@
                 <w:sz w:val="18"/>
                 <w:szCs w:val="18"/>
               </w:rPr>
-              <w:t xml:space="preserve">TA9 Document Processing — Job Service · Processor Service · Audit Service</w:t>
+              <w:t xml:space="preserve">TA9 Document Processing — Job Service · Processor Service · Audit Service · Web UI</w:t>
             </w:r>
           </w:p>
         </w:tc>
@@ -224,7 +224,7 @@
                 <w:sz w:val="18"/>
                 <w:szCs w:val="18"/>
               </w:rPr>
-              <w:t xml:space="preserve">xUnit 2.9 · FluentAssertions 7 · NSubstitute · ASP.NET Core TestServer · Testcontainers (MongoDB 7)</w:t>
+              <w:t xml:space="preserve">Services: xUnit 2.9 · FluentAssertions 7 · NSubstitute · ASP.NET Core TestServer · Testcontainers (MongoDB 7). Web UI: Jasmine 5 · Karma 6 · Angular TestBed · headless Chrome</w:t>
             </w:r>
           </w:p>
         </w:tc>
@@ -282,7 +282,7 @@
                 <w:sz w:val="18"/>
                 <w:szCs w:val="18"/>
               </w:rPr>
-              <w:t xml:space="preserve">311 test methods → </w:t>
+              <w:t xml:space="preserve">Services: 311 test methods → </w:t>
             </w:r>
             <w:r>
               <w:rPr>
@@ -300,7 +300,35 @@
                 <w:sz w:val="18"/>
                 <w:szCs w:val="18"/>
               </w:rPr>
-              <w:t xml:space="preserve"> (theories and dual-store contract suites expanded)</w:t>
+              <w:t xml:space="preserve"> (theories and dual-store contract suites expanded). Web UI: </w:t>
+            </w:r>
+            <w:r>
+              <w:rPr>
+                <w:rFonts w:ascii="Calibri" w:cs="Calibri" w:eastAsia="Calibri" w:hAnsi="Calibri"/>
+                <w:b/>
+                <w:bCs/>
+                <w:sz w:val="18"/>
+                <w:szCs w:val="18"/>
+              </w:rPr>
+              <w:t xml:space="preserve">21</w:t>
+            </w:r>
+            <w:r>
+              <w:rPr>
+                <w:rFonts w:ascii="Calibri" w:cs="Calibri" w:eastAsia="Calibri" w:hAnsi="Calibri"/>
+                <w:sz w:val="18"/>
+                <w:szCs w:val="18"/>
+              </w:rPr>
+              <w:t xml:space="preserve"> tests. Total </w:t>
+            </w:r>
+            <w:r>
+              <w:rPr>
+                <w:rFonts w:ascii="Calibri" w:cs="Calibri" w:eastAsia="Calibri" w:hAnsi="Calibri"/>
+                <w:b/>
+                <w:bCs/>
+                <w:sz w:val="18"/>
+                <w:szCs w:val="18"/>
+              </w:rPr>
+              <w:t xml:space="preserve">461</w:t>
             </w:r>
           </w:p>
         </w:tc>
@@ -1999,14 +2027,14 @@
         </w:p>
         <w:p>
           <w:pPr>
-            <w:pStyle w:val="TOC1"/>
+            <w:pStyle w:val="TOC2"/>
             <w:tabs>
               <w:tab w:val="right" w:pos="9638" w:leader="dot"/>
             </w:tabs>
           </w:pPr>
           <w:hyperlink w:history="1" w:anchor="_Toc72">
             <w:r>
-              <w:t xml:space="preserve">8. Manual and system test procedures</w:t>
+              <w:t xml:space="preserve">7.6 Web UI (ui/, Jasmine + Karma)</w:t>
             </w:r>
             <w:r>
               <w:tab/>
@@ -2014,6 +2042,138 @@
             <w:r>
               <w:fldChar w:fldCharType="begin" w:dirty="true"/>
               <w:instrText xml:space="preserve">PAGEREF _Toc72 \h</w:instrText>
+              <w:fldChar w:fldCharType="separate"/>
+              <w:fldChar w:fldCharType="end"/>
+            </w:r>
+          </w:hyperlink>
+        </w:p>
+        <w:p>
+          <w:pPr>
+            <w:pStyle w:val="TOC3"/>
+            <w:tabs>
+              <w:tab w:val="right" w:pos="9638" w:leader="dot"/>
+            </w:tabs>
+          </w:pPr>
+          <w:hyperlink w:history="1" w:anchor="_Toc73">
+            <w:r>
+              <w:t xml:space="preserve">JobsApi</w:t>
+            </w:r>
+            <w:r>
+              <w:tab/>
+            </w:r>
+            <w:r>
+              <w:fldChar w:fldCharType="begin" w:dirty="true"/>
+              <w:instrText xml:space="preserve">PAGEREF _Toc73 \h</w:instrText>
+              <w:fldChar w:fldCharType="separate"/>
+              <w:fldChar w:fldCharType="end"/>
+            </w:r>
+          </w:hyperlink>
+        </w:p>
+        <w:p>
+          <w:pPr>
+            <w:pStyle w:val="TOC3"/>
+            <w:tabs>
+              <w:tab w:val="right" w:pos="9638" w:leader="dot"/>
+            </w:tabs>
+          </w:pPr>
+          <w:hyperlink w:history="1" w:anchor="_Toc74">
+            <w:r>
+              <w:t xml:space="preserve">describeError</w:t>
+            </w:r>
+            <w:r>
+              <w:tab/>
+            </w:r>
+            <w:r>
+              <w:fldChar w:fldCharType="begin" w:dirty="true"/>
+              <w:instrText xml:space="preserve">PAGEREF _Toc74 \h</w:instrText>
+              <w:fldChar w:fldCharType="separate"/>
+              <w:fldChar w:fldCharType="end"/>
+            </w:r>
+          </w:hyperlink>
+        </w:p>
+        <w:p>
+          <w:pPr>
+            <w:pStyle w:val="TOC3"/>
+            <w:tabs>
+              <w:tab w:val="right" w:pos="9638" w:leader="dot"/>
+            </w:tabs>
+          </w:pPr>
+          <w:hyperlink w:history="1" w:anchor="_Toc75">
+            <w:r>
+              <w:t xml:space="preserve">JobCreateComponent</w:t>
+            </w:r>
+            <w:r>
+              <w:tab/>
+            </w:r>
+            <w:r>
+              <w:fldChar w:fldCharType="begin" w:dirty="true"/>
+              <w:instrText xml:space="preserve">PAGEREF _Toc75 \h</w:instrText>
+              <w:fldChar w:fldCharType="separate"/>
+              <w:fldChar w:fldCharType="end"/>
+            </w:r>
+          </w:hyperlink>
+        </w:p>
+        <w:p>
+          <w:pPr>
+            <w:pStyle w:val="TOC3"/>
+            <w:tabs>
+              <w:tab w:val="right" w:pos="9638" w:leader="dot"/>
+            </w:tabs>
+          </w:pPr>
+          <w:hyperlink w:history="1" w:anchor="_Toc76">
+            <w:r>
+              <w:t xml:space="preserve">JobDetailComponent</w:t>
+            </w:r>
+            <w:r>
+              <w:tab/>
+            </w:r>
+            <w:r>
+              <w:fldChar w:fldCharType="begin" w:dirty="true"/>
+              <w:instrText xml:space="preserve">PAGEREF _Toc76 \h</w:instrText>
+              <w:fldChar w:fldCharType="separate"/>
+              <w:fldChar w:fldCharType="end"/>
+            </w:r>
+          </w:hyperlink>
+        </w:p>
+        <w:p>
+          <w:pPr>
+            <w:pStyle w:val="TOC3"/>
+            <w:tabs>
+              <w:tab w:val="right" w:pos="9638" w:leader="dot"/>
+            </w:tabs>
+          </w:pPr>
+          <w:hyperlink w:history="1" w:anchor="_Toc77">
+            <w:r>
+              <w:t xml:space="preserve">JobsListComponent</w:t>
+            </w:r>
+            <w:r>
+              <w:tab/>
+            </w:r>
+            <w:r>
+              <w:fldChar w:fldCharType="begin" w:dirty="true"/>
+              <w:instrText xml:space="preserve">PAGEREF _Toc77 \h</w:instrText>
+              <w:fldChar w:fldCharType="separate"/>
+              <w:fldChar w:fldCharType="end"/>
+            </w:r>
+          </w:hyperlink>
+        </w:p>
+        <w:p>
+          <w:pPr>
+            <w:pStyle w:val="TOC3"/>
+            <w:tabs>
+              <w:tab w:val="right" w:pos="9638" w:leader="dot"/>
+            </w:tabs>
+          </w:pPr>
+          <w:hyperlink w:history="1" w:anchor="_Toc78">
+            <w:r>
+              <w:t xml:space="preserve">ProgressBarComponent</w:t>
+            </w:r>
+            <w:r>
+              <w:tab/>
+            </w:r>
+            <w:r>
+              <w:fldChar w:fldCharType="begin" w:dirty="true"/>
+              <w:instrText xml:space="preserve">PAGEREF _Toc78 \h</w:instrText>
               <w:fldChar w:fldCharType="separate"/>
               <w:fldChar w:fldCharType="end"/>
             </w:r>
@@ -2026,16 +2186,16 @@
               <w:tab w:val="right" w:pos="9638" w:leader="dot"/>
             </w:tabs>
           </w:pPr>
-          <w:hyperlink w:history="1" w:anchor="_Toc73">
-            <w:r>
-              <w:t xml:space="preserve">9. Defects found by testing</w:t>
+          <w:hyperlink w:history="1" w:anchor="_Toc79">
+            <w:r>
+              <w:t xml:space="preserve">8. Manual and system test procedures</w:t>
             </w:r>
             <w:r>
               <w:tab/>
             </w:r>
             <w:r>
               <w:fldChar w:fldCharType="begin" w:dirty="true"/>
-              <w:instrText xml:space="preserve">PAGEREF _Toc73 \h</w:instrText>
+              <w:instrText xml:space="preserve">PAGEREF _Toc79 \h</w:instrText>
               <w:fldChar w:fldCharType="separate"/>
               <w:fldChar w:fldCharType="end"/>
             </w:r>
@@ -2048,7 +2208,29 @@
               <w:tab w:val="right" w:pos="9638" w:leader="dot"/>
             </w:tabs>
           </w:pPr>
-          <w:hyperlink w:history="1" w:anchor="_Toc74">
+          <w:hyperlink w:history="1" w:anchor="_Toc80">
+            <w:r>
+              <w:t xml:space="preserve">9. Defects found by testing</w:t>
+            </w:r>
+            <w:r>
+              <w:tab/>
+            </w:r>
+            <w:r>
+              <w:fldChar w:fldCharType="begin" w:dirty="true"/>
+              <w:instrText xml:space="preserve">PAGEREF _Toc80 \h</w:instrText>
+              <w:fldChar w:fldCharType="separate"/>
+              <w:fldChar w:fldCharType="end"/>
+            </w:r>
+          </w:hyperlink>
+        </w:p>
+        <w:p>
+          <w:pPr>
+            <w:pStyle w:val="TOC1"/>
+            <w:tabs>
+              <w:tab w:val="right" w:pos="9638" w:leader="dot"/>
+            </w:tabs>
+          </w:pPr>
+          <w:hyperlink w:history="1" w:anchor="_Toc81">
             <w:r>
               <w:t xml:space="preserve">10. Risks and limitations of the test approach</w:t>
             </w:r>
@@ -2057,7 +2239,7 @@
             </w:r>
             <w:r>
               <w:fldChar w:fldCharType="begin" w:dirty="true"/>
-              <w:instrText xml:space="preserve">PAGEREF _Toc74 \h</w:instrText>
+              <w:instrText xml:space="preserve">PAGEREF _Toc81 \h</w:instrText>
               <w:fldChar w:fldCharType="separate"/>
               <w:fldChar w:fldCharType="end"/>
             </w:r>
@@ -2162,13 +2344,36 @@
           <w:b/>
           <w:bCs/>
         </w:rPr>
+        <w:t xml:space="preserve">In scope (Web UI):</w:t>
+      </w:r>
+      <w:r>
+        <w:rPr>
+          <w:rFonts w:ascii="Calibri" w:cs="Calibri" w:eastAsia="Calibri" w:hAnsi="Calibri"/>
+        </w:rPr>
+        <w:t xml:space="preserve"> the Angular console's API client, screens and validation hints (component tests), and a manual walkthrough on the deployed stack.</w:t>
+      </w:r>
+    </w:p>
+    <w:p>
+      <w:pPr>
+        <w:pStyle w:val="ListParagraph"/>
+        <w:numPr>
+          <w:ilvl w:val="0"/>
+          <w:numId w:val="2"/>
+        </w:numPr>
+      </w:pPr>
+      <w:r>
+        <w:rPr>
+          <w:rFonts w:ascii="Calibri" w:cs="Calibri" w:eastAsia="Calibri" w:hAnsi="Calibri"/>
+          <w:b/>
+          <w:bCs/>
+        </w:rPr>
         <w:t xml:space="preserve">Out of scope:</w:t>
       </w:r>
       <w:r>
         <w:rPr>
           <w:rFonts w:ascii="Calibri" w:cs="Calibri" w:eastAsia="Calibri" w:hAnsi="Calibri"/>
         </w:rPr>
-        <w:t xml:space="preserve"> security/penetration testing, long-duration soak tests, multi-instance deployments, UI testing (there is no UI).</w:t>
+        <w:t xml:space="preserve"> security/penetration testing, long-duration soak tests, multi-instance deployments, automated browser end-to-end tests of the UI (see §10).</w:t>
       </w:r>
     </w:p>
     <w:p>
@@ -2541,6 +2746,62 @@
                 <w:szCs w:val="18"/>
               </w:rPr>
               <w:t xml:space="preserve">End-to-end test with all services running together</w:t>
+            </w:r>
+          </w:p>
+        </w:tc>
+      </w:tr>
+      <w:tr>
+        <w:tc>
+          <w:tcPr>
+            <w:tcW w:type="dxa" w:w="2498"/>
+            <w:tcBorders>
+              <w:top w:val="single" w:color="BFBFBF" w:sz="4"/>
+              <w:left w:val="single" w:color="BFBFBF" w:sz="4"/>
+              <w:bottom w:val="single" w:color="BFBFBF" w:sz="4"/>
+              <w:right w:val="single" w:color="BFBFBF" w:sz="4"/>
+            </w:tcBorders>
+            <w:tcMar>
+              <w:top w:type="dxa" w:w="60"/>
+              <w:left w:type="dxa" w:w="100"/>
+              <w:bottom w:type="dxa" w:w="60"/>
+              <w:right w:type="dxa" w:w="100"/>
+            </w:tcMar>
+          </w:tcPr>
+          <w:p>
+            <w:r>
+              <w:rPr>
+                <w:rFonts w:ascii="Calibri" w:cs="Calibri" w:eastAsia="Calibri" w:hAnsi="Calibri"/>
+                <w:sz w:val="18"/>
+                <w:szCs w:val="18"/>
+              </w:rPr>
+              <w:t xml:space="preserve">TestBed</w:t>
+            </w:r>
+          </w:p>
+        </w:tc>
+        <w:tc>
+          <w:tcPr>
+            <w:tcW w:type="dxa" w:w="7140"/>
+            <w:tcBorders>
+              <w:top w:val="single" w:color="BFBFBF" w:sz="4"/>
+              <w:left w:val="single" w:color="BFBFBF" w:sz="4"/>
+              <w:bottom w:val="single" w:color="BFBFBF" w:sz="4"/>
+              <w:right w:val="single" w:color="BFBFBF" w:sz="4"/>
+            </w:tcBorders>
+            <w:tcMar>
+              <w:top w:type="dxa" w:w="60"/>
+              <w:left w:type="dxa" w:w="100"/>
+              <w:bottom w:type="dxa" w:w="60"/>
+              <w:right w:type="dxa" w:w="100"/>
+            </w:tcMar>
+          </w:tcPr>
+          <w:p>
+            <w:r>
+              <w:rPr>
+                <w:rFonts w:ascii="Calibri" w:cs="Calibri" w:eastAsia="Calibri" w:hAnsi="Calibri"/>
+                <w:sz w:val="18"/>
+                <w:szCs w:val="18"/>
+              </w:rPr>
+              <w:t xml:space="preserve">Angular's test host: renders a component with its template and fake dependencies</w:t>
             </w:r>
           </w:p>
         </w:tc>
@@ -3164,6 +3425,135 @@
                 <w:szCs w:val="18"/>
               </w:rPr>
               <w:t xml:space="preserve">6 / 6</w:t>
+            </w:r>
+          </w:p>
+        </w:tc>
+      </w:tr>
+      <w:tr>
+        <w:tc>
+          <w:tcPr>
+            <w:tcW w:type="dxa" w:w="1310"/>
+            <w:tcBorders>
+              <w:top w:val="single" w:color="BFBFBF" w:sz="4"/>
+              <w:left w:val="single" w:color="BFBFBF" w:sz="4"/>
+              <w:bottom w:val="single" w:color="BFBFBF" w:sz="4"/>
+              <w:right w:val="single" w:color="BFBFBF" w:sz="4"/>
+            </w:tcBorders>
+            <w:tcMar>
+              <w:top w:type="dxa" w:w="60"/>
+              <w:left w:type="dxa" w:w="100"/>
+              <w:bottom w:type="dxa" w:w="60"/>
+              <w:right w:type="dxa" w:w="100"/>
+            </w:tcMar>
+          </w:tcPr>
+          <w:p>
+            <w:r>
+              <w:rPr>
+                <w:rFonts w:ascii="Calibri" w:cs="Calibri" w:eastAsia="Calibri" w:hAnsi="Calibri"/>
+                <w:b/>
+                <w:bCs/>
+                <w:sz w:val="18"/>
+                <w:szCs w:val="18"/>
+              </w:rPr>
+              <w:t xml:space="preserve">UI component</w:t>
+            </w:r>
+          </w:p>
+        </w:tc>
+        <w:tc>
+          <w:tcPr>
+            <w:tcW w:type="dxa" w:w="3084"/>
+            <w:tcBorders>
+              <w:top w:val="single" w:color="BFBFBF" w:sz="4"/>
+              <w:left w:val="single" w:color="BFBFBF" w:sz="4"/>
+              <w:bottom w:val="single" w:color="BFBFBF" w:sz="4"/>
+              <w:right w:val="single" w:color="BFBFBF" w:sz="4"/>
+            </w:tcBorders>
+            <w:tcMar>
+              <w:top w:type="dxa" w:w="60"/>
+              <w:left w:type="dxa" w:w="100"/>
+              <w:bottom w:type="dxa" w:w="60"/>
+              <w:right w:type="dxa" w:w="100"/>
+            </w:tcMar>
+          </w:tcPr>
+          <w:p>
+            <w:r>
+              <w:rPr>
+                <w:rFonts w:ascii="Calibri" w:cs="Calibri" w:eastAsia="Calibri" w:hAnsi="Calibri"/>
+                <w:sz w:val="18"/>
+                <w:szCs w:val="18"/>
+              </w:rPr>
+              <w:t xml:space="preserve">The Web UI's API client (URLs, parameters, error handling) and screens (rendering, validation, actions)</w:t>
+            </w:r>
+          </w:p>
+        </w:tc>
+        <w:tc>
+          <w:tcPr>
+            <w:tcW w:type="dxa" w:w="3084"/>
+            <w:tcBorders>
+              <w:top w:val="single" w:color="BFBFBF" w:sz="4"/>
+              <w:left w:val="single" w:color="BFBFBF" w:sz="4"/>
+              <w:bottom w:val="single" w:color="BFBFBF" w:sz="4"/>
+              <w:right w:val="single" w:color="BFBFBF" w:sz="4"/>
+            </w:tcBorders>
+            <w:tcMar>
+              <w:top w:type="dxa" w:w="60"/>
+              <w:left w:type="dxa" w:w="100"/>
+              <w:bottom w:type="dxa" w:w="60"/>
+              <w:right w:type="dxa" w:w="100"/>
+            </w:tcMar>
+          </w:tcPr>
+          <w:p>
+            <w:r>
+              <w:rPr>
+                <w:rFonts w:ascii="Calibri" w:cs="Calibri" w:eastAsia="Calibri" w:hAnsi="Calibri"/>
+                <w:sz w:val="18"/>
+                <w:szCs w:val="18"/>
+              </w:rPr>
+              <w:t xml:space="preserve">Jasmine + Karma in headless Chrome; </w:t>
+            </w:r>
+            <w:r>
+              <w:rPr>
+                <w:rFonts w:ascii="Consolas" w:cs="Consolas" w:eastAsia="Consolas" w:hAnsi="Consolas"/>
+                <w:color w:val="5B2C6F"/>
+                <w:sz w:val="16"/>
+                <w:szCs w:val="16"/>
+              </w:rPr>
+              <w:t xml:space="preserve">HttpTestingController</w:t>
+            </w:r>
+            <w:r>
+              <w:rPr>
+                <w:rFonts w:ascii="Calibri" w:cs="Calibri" w:eastAsia="Calibri" w:hAnsi="Calibri"/>
+                <w:sz w:val="18"/>
+                <w:szCs w:val="18"/>
+              </w:rPr>
+              <w:t xml:space="preserve">, spy APIs, fake timers</w:t>
+            </w:r>
+          </w:p>
+        </w:tc>
+        <w:tc>
+          <w:tcPr>
+            <w:tcW w:type="dxa" w:w="2160"/>
+            <w:tcBorders>
+              <w:top w:val="single" w:color="BFBFBF" w:sz="4"/>
+              <w:left w:val="single" w:color="BFBFBF" w:sz="4"/>
+              <w:bottom w:val="single" w:color="BFBFBF" w:sz="4"/>
+              <w:right w:val="single" w:color="BFBFBF" w:sz="4"/>
+            </w:tcBorders>
+            <w:tcMar>
+              <w:top w:type="dxa" w:w="60"/>
+              <w:left w:type="dxa" w:w="100"/>
+              <w:bottom w:type="dxa" w:w="60"/>
+              <w:right w:type="dxa" w:w="100"/>
+            </w:tcMar>
+          </w:tcPr>
+          <w:p>
+            <w:r>
+              <w:rPr>
+                <w:rFonts w:ascii="Calibri" w:cs="Calibri" w:eastAsia="Calibri" w:hAnsi="Calibri"/>
+                <w:sz w:val="18"/>
+                <w:szCs w:val="18"/>
+              </w:rPr>
+              <w:t xml:space="preserve">21 / 21</w:t>
             </w:r>
           </w:p>
         </w:tc>
@@ -5013,7 +5403,24 @@
                 <w:sz w:val="18"/>
                 <w:szCs w:val="18"/>
               </w:rPr>
-              <w:t xml:space="preserve"> (VSTest adapter for xUnit 2.8)</w:t>
+              <w:t xml:space="preserve"> (VSTest adapter for xUnit 2.8); Web UI: </w:t>
+            </w:r>
+            <w:r>
+              <w:rPr>
+                <w:rFonts w:ascii="Consolas" w:cs="Consolas" w:eastAsia="Consolas" w:hAnsi="Consolas"/>
+                <w:color w:val="5B2C6F"/>
+                <w:sz w:val="16"/>
+                <w:szCs w:val="16"/>
+              </w:rPr>
+              <w:t xml:space="preserve">npm run test:ci</w:t>
+            </w:r>
+            <w:r>
+              <w:rPr>
+                <w:rFonts w:ascii="Calibri" w:cs="Calibri" w:eastAsia="Calibri" w:hAnsi="Calibri"/>
+                <w:sz w:val="18"/>
+                <w:szCs w:val="18"/>
+              </w:rPr>
+              <w:t xml:space="preserve"> (Karma, headless Chrome)</w:t>
             </w:r>
           </w:p>
         </w:tc>
@@ -5042,6 +5449,62 @@
                 <w:sz w:val="18"/>
                 <w:szCs w:val="18"/>
               </w:rPr>
+              <w:t xml:space="preserve">Web UI</w:t>
+            </w:r>
+          </w:p>
+        </w:tc>
+        <w:tc>
+          <w:tcPr>
+            <w:tcW w:type="dxa" w:w="7274"/>
+            <w:tcBorders>
+              <w:top w:val="single" w:color="BFBFBF" w:sz="4"/>
+              <w:left w:val="single" w:color="BFBFBF" w:sz="4"/>
+              <w:bottom w:val="single" w:color="BFBFBF" w:sz="4"/>
+              <w:right w:val="single" w:color="BFBFBF" w:sz="4"/>
+            </w:tcBorders>
+            <w:tcMar>
+              <w:top w:type="dxa" w:w="60"/>
+              <w:left w:type="dxa" w:w="100"/>
+              <w:bottom w:type="dxa" w:w="60"/>
+              <w:right w:type="dxa" w:w="100"/>
+            </w:tcMar>
+          </w:tcPr>
+          <w:p>
+            <w:r>
+              <w:rPr>
+                <w:rFonts w:ascii="Calibri" w:cs="Calibri" w:eastAsia="Calibri" w:hAnsi="Calibri"/>
+                <w:sz w:val="18"/>
+                <w:szCs w:val="18"/>
+              </w:rPr>
+              <w:t xml:space="preserve">Node.js 20–24, Angular 17.3, Chrome / Edge</w:t>
+            </w:r>
+          </w:p>
+        </w:tc>
+      </w:tr>
+      <w:tr>
+        <w:tc>
+          <w:tcPr>
+            <w:tcW w:type="dxa" w:w="2364"/>
+            <w:tcBorders>
+              <w:top w:val="single" w:color="BFBFBF" w:sz="4"/>
+              <w:left w:val="single" w:color="BFBFBF" w:sz="4"/>
+              <w:bottom w:val="single" w:color="BFBFBF" w:sz="4"/>
+              <w:right w:val="single" w:color="BFBFBF" w:sz="4"/>
+            </w:tcBorders>
+            <w:tcMar>
+              <w:top w:type="dxa" w:w="60"/>
+              <w:left w:type="dxa" w:w="100"/>
+              <w:bottom w:type="dxa" w:w="60"/>
+              <w:right w:type="dxa" w:w="100"/>
+            </w:tcMar>
+          </w:tcPr>
+          <w:p>
+            <w:r>
+              <w:rPr>
+                <w:rFonts w:ascii="Calibri" w:cs="Calibri" w:eastAsia="Calibri" w:hAnsi="Calibri"/>
+                <w:sz w:val="18"/>
+                <w:szCs w:val="18"/>
+              </w:rPr>
               <w:t xml:space="preserve">Manual tools</w:t>
             </w:r>
           </w:p>
@@ -5069,7 +5532,7 @@
                 <w:sz w:val="18"/>
                 <w:szCs w:val="18"/>
               </w:rPr>
-              <w:t xml:space="preserve">PowerShell 5.1, curl, Postman, Swagger UI</w:t>
+              <w:t xml:space="preserve">PowerShell 5.1, curl, Postman, Swagger UI, the Web UI (http://localhost:4200)</w:t>
             </w:r>
           </w:p>
         </w:tc>
@@ -5149,6 +5612,23 @@
     </w:p>
     <w:p>
       <w:pPr>
+        <w:keepNext/>
+        <w:shd w:fill="F3F3F3" w:color="auto" w:val="clear"/>
+        <w:spacing w:after="0" w:before="0" w:line="260"/>
+        <w:ind w:left="120" w:right="120"/>
+      </w:pPr>
+      <w:r>
+        <w:rPr>
+          <w:rFonts w:ascii="Consolas" w:cs="Consolas" w:eastAsia="Consolas" w:hAnsi="Consolas"/>
+          <w:color w:val="1F1F1F"/>
+          <w:sz w:val="17"/>
+          <w:szCs w:val="17"/>
+        </w:rPr>
+        <w:t xml:space="preserve">dotnet test Ta9.sln --filter "FullyQualifiedName~JobDispatcherTests"          # one class</w:t>
+      </w:r>
+    </w:p>
+    <w:p>
+      <w:pPr>
         <w:keepNext w:val="false"/>
         <w:pBdr>
           <w:bottom w:val="single" w:color="D9D9D9" w:sz="4" w:space="4"/>
@@ -5164,7 +5644,7 @@
           <w:sz w:val="17"/>
           <w:szCs w:val="17"/>
         </w:rPr>
-        <w:t xml:space="preserve">dotnet test Ta9.sln --filter "FullyQualifiedName~JobDispatcherTests"          # one class</w:t>
+        <w:t xml:space="preserve">cd ui; npm ci; npm run test:ci                                                 # Web UI tests (headless Chrome)</w:t>
       </w:r>
     </w:p>
     <w:p>
@@ -5899,6 +6379,116 @@
             <w:r>
               <w:rPr>
                 <w:rFonts w:ascii="Calibri" w:cs="Calibri" w:eastAsia="Calibri" w:hAnsi="Calibri"/>
+                <w:sz w:val="18"/>
+                <w:szCs w:val="18"/>
+              </w:rPr>
+              <w:t xml:space="preserve">ta9-ui (Angular, Karma)</w:t>
+            </w:r>
+          </w:p>
+        </w:tc>
+        <w:tc>
+          <w:tcPr>
+            <w:tcW w:type="dxa" w:w="1661"/>
+            <w:tcBorders>
+              <w:top w:val="single" w:color="BFBFBF" w:sz="4"/>
+              <w:left w:val="single" w:color="BFBFBF" w:sz="4"/>
+              <w:bottom w:val="single" w:color="BFBFBF" w:sz="4"/>
+              <w:right w:val="single" w:color="BFBFBF" w:sz="4"/>
+            </w:tcBorders>
+            <w:tcMar>
+              <w:top w:type="dxa" w:w="60"/>
+              <w:left w:type="dxa" w:w="100"/>
+              <w:bottom w:type="dxa" w:w="60"/>
+              <w:right w:type="dxa" w:w="100"/>
+            </w:tcMar>
+          </w:tcPr>
+          <w:p>
+            <w:r>
+              <w:rPr>
+                <w:rFonts w:ascii="Calibri" w:cs="Calibri" w:eastAsia="Calibri" w:hAnsi="Calibri"/>
+                <w:sz w:val="18"/>
+                <w:szCs w:val="18"/>
+              </w:rPr>
+              <w:t xml:space="preserve">6</w:t>
+            </w:r>
+          </w:p>
+        </w:tc>
+        <w:tc>
+          <w:tcPr>
+            <w:tcW w:type="dxa" w:w="1994"/>
+            <w:tcBorders>
+              <w:top w:val="single" w:color="BFBFBF" w:sz="4"/>
+              <w:left w:val="single" w:color="BFBFBF" w:sz="4"/>
+              <w:bottom w:val="single" w:color="BFBFBF" w:sz="4"/>
+              <w:right w:val="single" w:color="BFBFBF" w:sz="4"/>
+            </w:tcBorders>
+            <w:tcMar>
+              <w:top w:type="dxa" w:w="60"/>
+              <w:left w:type="dxa" w:w="100"/>
+              <w:bottom w:type="dxa" w:w="60"/>
+              <w:right w:type="dxa" w:w="100"/>
+            </w:tcMar>
+          </w:tcPr>
+          <w:p>
+            <w:r>
+              <w:rPr>
+                <w:rFonts w:ascii="Calibri" w:cs="Calibri" w:eastAsia="Calibri" w:hAnsi="Calibri"/>
+                <w:sz w:val="18"/>
+                <w:szCs w:val="18"/>
+              </w:rPr>
+              <w:t xml:space="preserve">21</w:t>
+            </w:r>
+          </w:p>
+        </w:tc>
+        <w:tc>
+          <w:tcPr>
+            <w:tcW w:type="dxa" w:w="1663"/>
+            <w:tcBorders>
+              <w:top w:val="single" w:color="BFBFBF" w:sz="4"/>
+              <w:left w:val="single" w:color="BFBFBF" w:sz="4"/>
+              <w:bottom w:val="single" w:color="BFBFBF" w:sz="4"/>
+              <w:right w:val="single" w:color="BFBFBF" w:sz="4"/>
+            </w:tcBorders>
+            <w:tcMar>
+              <w:top w:type="dxa" w:w="60"/>
+              <w:left w:type="dxa" w:w="100"/>
+              <w:bottom w:type="dxa" w:w="60"/>
+              <w:right w:type="dxa" w:w="100"/>
+            </w:tcMar>
+          </w:tcPr>
+          <w:p>
+            <w:r>
+              <w:rPr>
+                <w:rFonts w:ascii="Calibri" w:cs="Calibri" w:eastAsia="Calibri" w:hAnsi="Calibri"/>
+                <w:sz w:val="18"/>
+                <w:szCs w:val="18"/>
+              </w:rPr>
+              <w:t xml:space="preserve">21</w:t>
+            </w:r>
+          </w:p>
+        </w:tc>
+      </w:tr>
+      <w:tr>
+        <w:tc>
+          <w:tcPr>
+            <w:tcW w:type="dxa" w:w="4320"/>
+            <w:tcBorders>
+              <w:top w:val="single" w:color="BFBFBF" w:sz="4"/>
+              <w:left w:val="single" w:color="BFBFBF" w:sz="4"/>
+              <w:bottom w:val="single" w:color="BFBFBF" w:sz="4"/>
+              <w:right w:val="single" w:color="BFBFBF" w:sz="4"/>
+            </w:tcBorders>
+            <w:tcMar>
+              <w:top w:type="dxa" w:w="60"/>
+              <w:left w:type="dxa" w:w="100"/>
+              <w:bottom w:type="dxa" w:w="60"/>
+              <w:right w:type="dxa" w:w="100"/>
+            </w:tcMar>
+          </w:tcPr>
+          <w:p>
+            <w:r>
+              <w:rPr>
+                <w:rFonts w:ascii="Calibri" w:cs="Calibri" w:eastAsia="Calibri" w:hAnsi="Calibri"/>
                 <w:b/>
                 <w:bCs/>
                 <w:sz w:val="18"/>
@@ -5933,7 +6523,7 @@
                 <w:sz w:val="18"/>
                 <w:szCs w:val="18"/>
               </w:rPr>
-              <w:t xml:space="preserve">51</w:t>
+              <w:t xml:space="preserve">57</w:t>
             </w:r>
           </w:p>
         </w:tc>
@@ -5962,7 +6552,7 @@
                 <w:sz w:val="18"/>
                 <w:szCs w:val="18"/>
               </w:rPr>
-              <w:t xml:space="preserve">311</w:t>
+              <w:t xml:space="preserve">332</w:t>
             </w:r>
           </w:p>
         </w:tc>
@@ -5991,7 +6581,7 @@
                 <w:sz w:val="18"/>
                 <w:szCs w:val="18"/>
               </w:rPr>
-              <w:t xml:space="preserve">440</w:t>
+              <w:t xml:space="preserve">461</w:t>
             </w:r>
           </w:p>
         </w:tc>
@@ -6175,6 +6765,147 @@
                 <w:szCs w:val="18"/>
               </w:rPr>
               <w:t xml:space="preserve"> (≈ 24 s); 311 test methods, including the 33 logging tests</w:t>
+            </w:r>
+          </w:p>
+        </w:tc>
+      </w:tr>
+      <w:tr>
+        <w:tc>
+          <w:tcPr>
+            <w:tcW w:type="dxa" w:w="4819"/>
+            <w:tcBorders>
+              <w:top w:val="single" w:color="BFBFBF" w:sz="4"/>
+              <w:left w:val="single" w:color="BFBFBF" w:sz="4"/>
+              <w:bottom w:val="single" w:color="BFBFBF" w:sz="4"/>
+              <w:right w:val="single" w:color="BFBFBF" w:sz="4"/>
+            </w:tcBorders>
+            <w:tcMar>
+              <w:top w:type="dxa" w:w="60"/>
+              <w:left w:type="dxa" w:w="100"/>
+              <w:bottom w:type="dxa" w:w="60"/>
+              <w:right w:type="dxa" w:w="100"/>
+            </w:tcMar>
+          </w:tcPr>
+          <w:p>
+            <w:r>
+              <w:rPr>
+                <w:rFonts w:ascii="Calibri" w:cs="Calibri" w:eastAsia="Calibri" w:hAnsi="Calibri"/>
+                <w:sz w:val="18"/>
+                <w:szCs w:val="18"/>
+              </w:rPr>
+              <w:t xml:space="preserve">Web UI — </w:t>
+            </w:r>
+            <w:r>
+              <w:rPr>
+                <w:rFonts w:ascii="Consolas" w:cs="Consolas" w:eastAsia="Consolas" w:hAnsi="Consolas"/>
+                <w:color w:val="5B2C6F"/>
+                <w:sz w:val="16"/>
+                <w:szCs w:val="16"/>
+              </w:rPr>
+              <w:t xml:space="preserve">npm run test:ci</w:t>
+            </w:r>
+            <w:r>
+              <w:rPr>
+                <w:rFonts w:ascii="Calibri" w:cs="Calibri" w:eastAsia="Calibri" w:hAnsi="Calibri"/>
+                <w:sz w:val="18"/>
+                <w:szCs w:val="18"/>
+              </w:rPr>
+              <w:t xml:space="preserve"> (headless Chrome 151, Node 24, 2026-10-27)</w:t>
+            </w:r>
+          </w:p>
+        </w:tc>
+        <w:tc>
+          <w:tcPr>
+            <w:tcW w:type="dxa" w:w="4819"/>
+            <w:tcBorders>
+              <w:top w:val="single" w:color="BFBFBF" w:sz="4"/>
+              <w:left w:val="single" w:color="BFBFBF" w:sz="4"/>
+              <w:bottom w:val="single" w:color="BFBFBF" w:sz="4"/>
+              <w:right w:val="single" w:color="BFBFBF" w:sz="4"/>
+            </w:tcBorders>
+            <w:tcMar>
+              <w:top w:type="dxa" w:w="60"/>
+              <w:left w:type="dxa" w:w="100"/>
+              <w:bottom w:type="dxa" w:w="60"/>
+              <w:right w:type="dxa" w:w="100"/>
+            </w:tcMar>
+          </w:tcPr>
+          <w:p>
+            <w:r>
+              <w:rPr>
+                <w:rFonts w:ascii="Calibri" w:cs="Calibri" w:eastAsia="Calibri" w:hAnsi="Calibri"/>
+                <w:b/>
+                <w:bCs/>
+                <w:sz w:val="18"/>
+                <w:szCs w:val="18"/>
+              </w:rPr>
+              <w:t xml:space="preserve">21 passed, 0 failed</w:t>
+            </w:r>
+          </w:p>
+        </w:tc>
+      </w:tr>
+      <w:tr>
+        <w:tc>
+          <w:tcPr>
+            <w:tcW w:type="dxa" w:w="4819"/>
+            <w:tcBorders>
+              <w:top w:val="single" w:color="BFBFBF" w:sz="4"/>
+              <w:left w:val="single" w:color="BFBFBF" w:sz="4"/>
+              <w:bottom w:val="single" w:color="BFBFBF" w:sz="4"/>
+              <w:right w:val="single" w:color="BFBFBF" w:sz="4"/>
+            </w:tcBorders>
+            <w:tcMar>
+              <w:top w:type="dxa" w:w="60"/>
+              <w:left w:type="dxa" w:w="100"/>
+              <w:bottom w:type="dxa" w:w="60"/>
+              <w:right w:type="dxa" w:w="100"/>
+            </w:tcMar>
+          </w:tcPr>
+          <w:p>
+            <w:r>
+              <w:rPr>
+                <w:rFonts w:ascii="Calibri" w:cs="Calibri" w:eastAsia="Calibri" w:hAnsi="Calibri"/>
+                <w:sz w:val="18"/>
+                <w:szCs w:val="18"/>
+              </w:rPr>
+              <w:t xml:space="preserve">Web UI on Docker Desktop (prebuilt path) — MT-12</w:t>
+            </w:r>
+          </w:p>
+        </w:tc>
+        <w:tc>
+          <w:tcPr>
+            <w:tcW w:type="dxa" w:w="4819"/>
+            <w:tcBorders>
+              <w:top w:val="single" w:color="BFBFBF" w:sz="4"/>
+              <w:left w:val="single" w:color="BFBFBF" w:sz="4"/>
+              <w:bottom w:val="single" w:color="BFBFBF" w:sz="4"/>
+              <w:right w:val="single" w:color="BFBFBF" w:sz="4"/>
+            </w:tcBorders>
+            <w:tcMar>
+              <w:top w:type="dxa" w:w="60"/>
+              <w:left w:type="dxa" w:w="100"/>
+              <w:bottom w:type="dxa" w:w="60"/>
+              <w:right w:type="dxa" w:w="100"/>
+            </w:tcMar>
+          </w:tcPr>
+          <w:p>
+            <w:r>
+              <w:rPr>
+                <w:rFonts w:ascii="Calibri" w:cs="Calibri" w:eastAsia="Calibri" w:hAnsi="Calibri"/>
+                <w:b/>
+                <w:bCs/>
+                <w:sz w:val="18"/>
+                <w:szCs w:val="18"/>
+              </w:rPr>
+              <w:t xml:space="preserve">Passed</w:t>
+            </w:r>
+            <w:r>
+              <w:rPr>
+                <w:rFonts w:ascii="Calibri" w:cs="Calibri" w:eastAsia="Calibri" w:hAnsi="Calibri"/>
+                <w:sz w:val="18"/>
+                <w:szCs w:val="18"/>
+              </w:rPr>
+              <w:t xml:space="preserve">: list, create, live progress, results and audit entry</w:t>
             </w:r>
           </w:p>
         </w:tc>
@@ -9697,6 +10428,210 @@
                 <w:szCs w:val="18"/>
               </w:rPr>
               <w:t xml:space="preserve">MT-02</w:t>
+            </w:r>
+          </w:p>
+        </w:tc>
+      </w:tr>
+      <w:tr>
+        <w:tc>
+          <w:tcPr>
+            <w:tcW w:type="dxa" w:w="944"/>
+            <w:tcBorders>
+              <w:top w:val="single" w:color="BFBFBF" w:sz="4"/>
+              <w:left w:val="single" w:color="BFBFBF" w:sz="4"/>
+              <w:bottom w:val="single" w:color="BFBFBF" w:sz="4"/>
+              <w:right w:val="single" w:color="BFBFBF" w:sz="4"/>
+            </w:tcBorders>
+            <w:tcMar>
+              <w:top w:type="dxa" w:w="60"/>
+              <w:left w:type="dxa" w:w="100"/>
+              <w:bottom w:type="dxa" w:w="60"/>
+              <w:right w:type="dxa" w:w="100"/>
+            </w:tcMar>
+          </w:tcPr>
+          <w:p>
+            <w:r>
+              <w:rPr>
+                <w:rFonts w:ascii="Calibri" w:cs="Calibri" w:eastAsia="Calibri" w:hAnsi="Calibri"/>
+                <w:sz w:val="18"/>
+                <w:szCs w:val="18"/>
+              </w:rPr>
+              <w:t xml:space="preserve">R19</w:t>
+            </w:r>
+          </w:p>
+        </w:tc>
+        <w:tc>
+          <w:tcPr>
+            <w:tcW w:type="dxa" w:w="3779"/>
+            <w:tcBorders>
+              <w:top w:val="single" w:color="BFBFBF" w:sz="4"/>
+              <w:left w:val="single" w:color="BFBFBF" w:sz="4"/>
+              <w:bottom w:val="single" w:color="BFBFBF" w:sz="4"/>
+              <w:right w:val="single" w:color="BFBFBF" w:sz="4"/>
+            </w:tcBorders>
+            <w:tcMar>
+              <w:top w:type="dxa" w:w="60"/>
+              <w:left w:type="dxa" w:w="100"/>
+              <w:bottom w:type="dxa" w:w="60"/>
+              <w:right w:type="dxa" w:w="100"/>
+            </w:tcMar>
+          </w:tcPr>
+          <w:p>
+            <w:r>
+              <w:rPr>
+                <w:rFonts w:ascii="Calibri" w:cs="Calibri" w:eastAsia="Calibri" w:hAnsi="Calibri"/>
+                <w:sz w:val="18"/>
+                <w:szCs w:val="18"/>
+              </w:rPr>
+              <w:t xml:space="preserve">Optional (§11): Frontend / UI wrapping the REST API</w:t>
+            </w:r>
+          </w:p>
+        </w:tc>
+        <w:tc>
+          <w:tcPr>
+            <w:tcW w:type="dxa" w:w="3779"/>
+            <w:tcBorders>
+              <w:top w:val="single" w:color="BFBFBF" w:sz="4"/>
+              <w:left w:val="single" w:color="BFBFBF" w:sz="4"/>
+              <w:bottom w:val="single" w:color="BFBFBF" w:sz="4"/>
+              <w:right w:val="single" w:color="BFBFBF" w:sz="4"/>
+            </w:tcBorders>
+            <w:tcMar>
+              <w:top w:type="dxa" w:w="60"/>
+              <w:left w:type="dxa" w:w="100"/>
+              <w:bottom w:type="dxa" w:w="60"/>
+              <w:right w:type="dxa" w:w="100"/>
+            </w:tcMar>
+          </w:tcPr>
+          <w:p>
+            <w:r>
+              <w:rPr>
+                <w:rFonts w:ascii="Consolas" w:cs="Consolas" w:eastAsia="Consolas" w:hAnsi="Consolas"/>
+                <w:color w:val="5B2C6F"/>
+                <w:sz w:val="16"/>
+                <w:szCs w:val="16"/>
+              </w:rPr>
+              <w:t xml:space="preserve">JobsApi</w:t>
+            </w:r>
+            <w:r>
+              <w:rPr>
+                <w:rFonts w:ascii="Calibri" w:cs="Calibri" w:eastAsia="Calibri" w:hAnsi="Calibri"/>
+                <w:sz w:val="18"/>
+                <w:szCs w:val="18"/>
+              </w:rPr>
+              <w:t xml:space="preserve">, </w:t>
+            </w:r>
+            <w:r>
+              <w:rPr>
+                <w:rFonts w:ascii="Consolas" w:cs="Consolas" w:eastAsia="Consolas" w:hAnsi="Consolas"/>
+                <w:color w:val="5B2C6F"/>
+                <w:sz w:val="16"/>
+                <w:szCs w:val="16"/>
+              </w:rPr>
+              <w:t xml:space="preserve">describeError</w:t>
+            </w:r>
+            <w:r>
+              <w:rPr>
+                <w:rFonts w:ascii="Calibri" w:cs="Calibri" w:eastAsia="Calibri" w:hAnsi="Calibri"/>
+                <w:sz w:val="18"/>
+                <w:szCs w:val="18"/>
+              </w:rPr>
+              <w:t xml:space="preserve">, </w:t>
+            </w:r>
+            <w:r>
+              <w:rPr>
+                <w:rFonts w:ascii="Consolas" w:cs="Consolas" w:eastAsia="Consolas" w:hAnsi="Consolas"/>
+                <w:color w:val="5B2C6F"/>
+                <w:sz w:val="16"/>
+                <w:szCs w:val="16"/>
+              </w:rPr>
+              <w:t xml:space="preserve">JobsListComponent</w:t>
+            </w:r>
+            <w:r>
+              <w:rPr>
+                <w:rFonts w:ascii="Calibri" w:cs="Calibri" w:eastAsia="Calibri" w:hAnsi="Calibri"/>
+                <w:sz w:val="18"/>
+                <w:szCs w:val="18"/>
+              </w:rPr>
+              <w:t xml:space="preserve">, </w:t>
+            </w:r>
+            <w:r>
+              <w:rPr>
+                <w:rFonts w:ascii="Consolas" w:cs="Consolas" w:eastAsia="Consolas" w:hAnsi="Consolas"/>
+                <w:color w:val="5B2C6F"/>
+                <w:sz w:val="16"/>
+                <w:szCs w:val="16"/>
+              </w:rPr>
+              <w:t xml:space="preserve">JobCreateComponent</w:t>
+            </w:r>
+            <w:r>
+              <w:rPr>
+                <w:rFonts w:ascii="Calibri" w:cs="Calibri" w:eastAsia="Calibri" w:hAnsi="Calibri"/>
+                <w:sz w:val="18"/>
+                <w:szCs w:val="18"/>
+              </w:rPr>
+              <w:t xml:space="preserve">, </w:t>
+            </w:r>
+            <w:r>
+              <w:rPr>
+                <w:rFonts w:ascii="Consolas" w:cs="Consolas" w:eastAsia="Consolas" w:hAnsi="Consolas"/>
+                <w:color w:val="5B2C6F"/>
+                <w:sz w:val="16"/>
+                <w:szCs w:val="16"/>
+              </w:rPr>
+              <w:t xml:space="preserve">JobDetailComponent</w:t>
+            </w:r>
+            <w:r>
+              <w:rPr>
+                <w:rFonts w:ascii="Calibri" w:cs="Calibri" w:eastAsia="Calibri" w:hAnsi="Calibri"/>
+                <w:sz w:val="18"/>
+                <w:szCs w:val="18"/>
+              </w:rPr>
+              <w:t xml:space="preserve">, </w:t>
+            </w:r>
+            <w:r>
+              <w:rPr>
+                <w:rFonts w:ascii="Consolas" w:cs="Consolas" w:eastAsia="Consolas" w:hAnsi="Consolas"/>
+                <w:color w:val="5B2C6F"/>
+                <w:sz w:val="16"/>
+                <w:szCs w:val="16"/>
+              </w:rPr>
+              <w:t xml:space="preserve">ProgressBarComponent</w:t>
+            </w:r>
+            <w:r>
+              <w:rPr>
+                <w:rFonts w:ascii="Calibri" w:cs="Calibri" w:eastAsia="Calibri" w:hAnsi="Calibri"/>
+                <w:sz w:val="18"/>
+                <w:szCs w:val="18"/>
+              </w:rPr>
+              <w:t xml:space="preserve"> (UI-001…UI-021)</w:t>
+            </w:r>
+          </w:p>
+        </w:tc>
+        <w:tc>
+          <w:tcPr>
+            <w:tcW w:type="dxa" w:w="1136"/>
+            <w:tcBorders>
+              <w:top w:val="single" w:color="BFBFBF" w:sz="4"/>
+              <w:left w:val="single" w:color="BFBFBF" w:sz="4"/>
+              <w:bottom w:val="single" w:color="BFBFBF" w:sz="4"/>
+              <w:right w:val="single" w:color="BFBFBF" w:sz="4"/>
+            </w:tcBorders>
+            <w:tcMar>
+              <w:top w:type="dxa" w:w="60"/>
+              <w:left w:type="dxa" w:w="100"/>
+              <w:bottom w:type="dxa" w:w="60"/>
+              <w:right w:type="dxa" w:w="100"/>
+            </w:tcMar>
+          </w:tcPr>
+          <w:p>
+            <w:r>
+              <w:rPr>
+                <w:rFonts w:ascii="Calibri" w:cs="Calibri" w:eastAsia="Calibri" w:hAnsi="Calibri"/>
+                <w:sz w:val="18"/>
+                <w:szCs w:val="18"/>
+              </w:rPr>
+              <w:t xml:space="preserve">MT-12</w:t>
             </w:r>
           </w:p>
         </w:tc>
@@ -44852,16 +45787,2840 @@
     </w:p>
     <w:p>
       <w:pPr>
-        <w:pStyle w:val="Heading1"/>
+        <w:pStyle w:val="Heading2"/>
       </w:pPr>
       <w:bookmarkStart w:name="_Toc72" w:id="72"/>
       <w:r>
         <w:rPr>
           <w:rFonts w:ascii="Calibri" w:cs="Calibri" w:eastAsia="Calibri" w:hAnsi="Calibri"/>
         </w:rPr>
+        <w:t xml:space="preserve">7.6 Web UI (ui/, Jasmine + Karma)</w:t>
+      </w:r>
+      <w:bookmarkEnd w:id="72"/>
+    </w:p>
+    <w:p>
+      <w:pPr>
+        <w:pStyle w:val="Heading3"/>
+      </w:pPr>
+      <w:bookmarkStart w:name="_Toc73" w:id="73"/>
+      <w:r>
+        <w:rPr>
+          <w:rFonts w:ascii="Calibri" w:cs="Calibri" w:eastAsia="Calibri" w:hAnsi="Calibri"/>
+        </w:rPr>
+        <w:t xml:space="preserve">JobsApi</w:t>
+      </w:r>
+      <w:bookmarkEnd w:id="73"/>
+    </w:p>
+    <w:p>
+      <w:pPr>
+        <w:spacing w:after="120"/>
+      </w:pPr>
+      <w:r>
+        <w:rPr>
+          <w:rFonts w:ascii="Calibri" w:cs="Calibri" w:eastAsia="Calibri" w:hAnsi="Calibri"/>
+          <w:b/>
+          <w:bCs/>
+        </w:rPr>
+        <w:t xml:space="preserve">Level:</w:t>
+      </w:r>
+      <w:r>
+        <w:rPr>
+          <w:rFonts w:ascii="Calibri" w:cs="Calibri" w:eastAsia="Calibri" w:hAnsi="Calibri"/>
+        </w:rPr>
+        <w:t xml:space="preserve"> UI component · </w:t>
+      </w:r>
+      <w:r>
+        <w:rPr>
+          <w:rFonts w:ascii="Calibri" w:cs="Calibri" w:eastAsia="Calibri" w:hAnsi="Calibri"/>
+          <w:b/>
+          <w:bCs/>
+        </w:rPr>
+        <w:t xml:space="preserve">Under test:</w:t>
+      </w:r>
+      <w:r>
+        <w:rPr>
+          <w:rFonts w:ascii="Calibri" w:cs="Calibri" w:eastAsia="Calibri" w:hAnsi="Calibri"/>
+        </w:rPr>
+        <w:t xml:space="preserve"> </w:t>
+      </w:r>
+      <w:r>
+        <w:rPr>
+          <w:rFonts w:ascii="Consolas" w:cs="Consolas" w:eastAsia="Consolas" w:hAnsi="Consolas"/>
+          <w:color w:val="5B2C6F"/>
+          <w:sz w:val="19"/>
+          <w:szCs w:val="19"/>
+        </w:rPr>
+        <w:t xml:space="preserve">api/jobs-api.service.ts</w:t>
+      </w:r>
+    </w:p>
+    <w:p>
+      <w:pPr>
+        <w:spacing w:after="120"/>
+      </w:pPr>
+      <w:r>
+        <w:rPr>
+          <w:rFonts w:ascii="Calibri" w:cs="Calibri" w:eastAsia="Calibri" w:hAnsi="Calibri"/>
+        </w:rPr>
+        <w:t xml:space="preserve">REST URLs, methods and query parameters (HttpTestingController); a missing audit entry is null, other errors propagate.</w:t>
+      </w:r>
+    </w:p>
+    <w:tbl>
+      <w:tblPr>
+        <w:tblW w:type="dxa" w:w="9638"/>
+        <w:tblBorders>
+          <w:top w:val="single" w:color="auto" w:sz="4"/>
+          <w:left w:val="single" w:color="auto" w:sz="4"/>
+          <w:bottom w:val="single" w:color="auto" w:sz="4"/>
+          <w:right w:val="single" w:color="auto" w:sz="4"/>
+          <w:insideH w:val="single" w:color="auto" w:sz="4"/>
+          <w:insideV w:val="single" w:color="auto" w:sz="4"/>
+        </w:tblBorders>
+      </w:tblPr>
+      <w:tblGrid>
+        <w:gridCol w:w="1606"/>
+        <w:gridCol w:w="6425"/>
+        <w:gridCol w:w="1607"/>
+      </w:tblGrid>
+      <w:tr>
+        <w:trPr>
+          <w:tblHeader/>
+        </w:trPr>
+        <w:tc>
+          <w:tcPr>
+            <w:tcW w:type="dxa" w:w="1606"/>
+            <w:tcBorders>
+              <w:top w:val="single" w:color="BFBFBF" w:sz="4"/>
+              <w:left w:val="single" w:color="BFBFBF" w:sz="4"/>
+              <w:bottom w:val="single" w:color="BFBFBF" w:sz="4"/>
+              <w:right w:val="single" w:color="BFBFBF" w:sz="4"/>
+            </w:tcBorders>
+            <w:shd w:fill="DCE6F2" w:color="auto" w:val="clear"/>
+            <w:tcMar>
+              <w:top w:type="dxa" w:w="60"/>
+              <w:left w:type="dxa" w:w="100"/>
+              <w:bottom w:type="dxa" w:w="60"/>
+              <w:right w:type="dxa" w:w="100"/>
+            </w:tcMar>
+          </w:tcPr>
+          <w:p>
+            <w:r>
+              <w:rPr>
+                <w:rFonts w:ascii="Calibri" w:cs="Calibri" w:eastAsia="Calibri" w:hAnsi="Calibri"/>
+                <w:b/>
+                <w:bCs/>
+                <w:sz w:val="18"/>
+                <w:szCs w:val="18"/>
+              </w:rPr>
+              <w:t xml:space="preserve">ID</w:t>
+            </w:r>
+          </w:p>
+        </w:tc>
+        <w:tc>
+          <w:tcPr>
+            <w:tcW w:type="dxa" w:w="6425"/>
+            <w:tcBorders>
+              <w:top w:val="single" w:color="BFBFBF" w:sz="4"/>
+              <w:left w:val="single" w:color="BFBFBF" w:sz="4"/>
+              <w:bottom w:val="single" w:color="BFBFBF" w:sz="4"/>
+              <w:right w:val="single" w:color="BFBFBF" w:sz="4"/>
+            </w:tcBorders>
+            <w:shd w:fill="DCE6F2" w:color="auto" w:val="clear"/>
+            <w:tcMar>
+              <w:top w:type="dxa" w:w="60"/>
+              <w:left w:type="dxa" w:w="100"/>
+              <w:bottom w:type="dxa" w:w="60"/>
+              <w:right w:type="dxa" w:w="100"/>
+            </w:tcMar>
+          </w:tcPr>
+          <w:p>
+            <w:r>
+              <w:rPr>
+                <w:rFonts w:ascii="Calibri" w:cs="Calibri" w:eastAsia="Calibri" w:hAnsi="Calibri"/>
+                <w:b/>
+                <w:bCs/>
+                <w:sz w:val="18"/>
+                <w:szCs w:val="18"/>
+              </w:rPr>
+              <w:t xml:space="preserve">Test case</w:t>
+            </w:r>
+          </w:p>
+        </w:tc>
+        <w:tc>
+          <w:tcPr>
+            <w:tcW w:type="dxa" w:w="1607"/>
+            <w:tcBorders>
+              <w:top w:val="single" w:color="BFBFBF" w:sz="4"/>
+              <w:left w:val="single" w:color="BFBFBF" w:sz="4"/>
+              <w:bottom w:val="single" w:color="BFBFBF" w:sz="4"/>
+              <w:right w:val="single" w:color="BFBFBF" w:sz="4"/>
+            </w:tcBorders>
+            <w:shd w:fill="DCE6F2" w:color="auto" w:val="clear"/>
+            <w:tcMar>
+              <w:top w:type="dxa" w:w="60"/>
+              <w:left w:type="dxa" w:w="100"/>
+              <w:bottom w:type="dxa" w:w="60"/>
+              <w:right w:type="dxa" w:w="100"/>
+            </w:tcMar>
+          </w:tcPr>
+          <w:p>
+            <w:r>
+              <w:rPr>
+                <w:rFonts w:ascii="Calibri" w:cs="Calibri" w:eastAsia="Calibri" w:hAnsi="Calibri"/>
+                <w:b/>
+                <w:bCs/>
+                <w:sz w:val="18"/>
+                <w:szCs w:val="18"/>
+              </w:rPr>
+              <w:t xml:space="preserve">Kind</w:t>
+            </w:r>
+          </w:p>
+        </w:tc>
+      </w:tr>
+      <w:tr>
+        <w:tc>
+          <w:tcPr>
+            <w:tcW w:type="dxa" w:w="1606"/>
+            <w:tcBorders>
+              <w:top w:val="single" w:color="BFBFBF" w:sz="4"/>
+              <w:left w:val="single" w:color="BFBFBF" w:sz="4"/>
+              <w:bottom w:val="single" w:color="BFBFBF" w:sz="4"/>
+              <w:right w:val="single" w:color="BFBFBF" w:sz="4"/>
+            </w:tcBorders>
+            <w:tcMar>
+              <w:top w:type="dxa" w:w="60"/>
+              <w:left w:type="dxa" w:w="100"/>
+              <w:bottom w:type="dxa" w:w="60"/>
+              <w:right w:type="dxa" w:w="100"/>
+            </w:tcMar>
+          </w:tcPr>
+          <w:p>
+            <w:r>
+              <w:rPr>
+                <w:rFonts w:ascii="Calibri" w:cs="Calibri" w:eastAsia="Calibri" w:hAnsi="Calibri"/>
+                <w:sz w:val="18"/>
+                <w:szCs w:val="18"/>
+              </w:rPr>
+              <w:t xml:space="preserve">UI-001</w:t>
+            </w:r>
+          </w:p>
+        </w:tc>
+        <w:tc>
+          <w:tcPr>
+            <w:tcW w:type="dxa" w:w="6425"/>
+            <w:tcBorders>
+              <w:top w:val="single" w:color="BFBFBF" w:sz="4"/>
+              <w:left w:val="single" w:color="BFBFBF" w:sz="4"/>
+              <w:bottom w:val="single" w:color="BFBFBF" w:sz="4"/>
+              <w:right w:val="single" w:color="BFBFBF" w:sz="4"/>
+            </w:tcBorders>
+            <w:tcMar>
+              <w:top w:type="dxa" w:w="60"/>
+              <w:left w:type="dxa" w:w="100"/>
+              <w:bottom w:type="dxa" w:w="60"/>
+              <w:right w:type="dxa" w:w="100"/>
+            </w:tcMar>
+          </w:tcPr>
+          <w:p>
+            <w:r>
+              <w:rPr>
+                <w:rFonts w:ascii="Calibri" w:cs="Calibri" w:eastAsia="Calibri" w:hAnsi="Calibri"/>
+                <w:sz w:val="18"/>
+                <w:szCs w:val="18"/>
+              </w:rPr>
+              <w:t xml:space="preserve">Lists jobs with paging and an optional status filter</w:t>
+            </w:r>
+          </w:p>
+        </w:tc>
+        <w:tc>
+          <w:tcPr>
+            <w:tcW w:type="dxa" w:w="1607"/>
+            <w:tcBorders>
+              <w:top w:val="single" w:color="BFBFBF" w:sz="4"/>
+              <w:left w:val="single" w:color="BFBFBF" w:sz="4"/>
+              <w:bottom w:val="single" w:color="BFBFBF" w:sz="4"/>
+              <w:right w:val="single" w:color="BFBFBF" w:sz="4"/>
+            </w:tcBorders>
+            <w:tcMar>
+              <w:top w:type="dxa" w:w="60"/>
+              <w:left w:type="dxa" w:w="100"/>
+              <w:bottom w:type="dxa" w:w="60"/>
+              <w:right w:type="dxa" w:w="100"/>
+            </w:tcMar>
+          </w:tcPr>
+          <w:p>
+            <w:r>
+              <w:rPr>
+                <w:rFonts w:ascii="Calibri" w:cs="Calibri" w:eastAsia="Calibri" w:hAnsi="Calibri"/>
+                <w:sz w:val="18"/>
+                <w:szCs w:val="18"/>
+              </w:rPr>
+              <w:t xml:space="preserve">it</w:t>
+            </w:r>
+          </w:p>
+        </w:tc>
+      </w:tr>
+      <w:tr>
+        <w:tc>
+          <w:tcPr>
+            <w:tcW w:type="dxa" w:w="1606"/>
+            <w:tcBorders>
+              <w:top w:val="single" w:color="BFBFBF" w:sz="4"/>
+              <w:left w:val="single" w:color="BFBFBF" w:sz="4"/>
+              <w:bottom w:val="single" w:color="BFBFBF" w:sz="4"/>
+              <w:right w:val="single" w:color="BFBFBF" w:sz="4"/>
+            </w:tcBorders>
+            <w:tcMar>
+              <w:top w:type="dxa" w:w="60"/>
+              <w:left w:type="dxa" w:w="100"/>
+              <w:bottom w:type="dxa" w:w="60"/>
+              <w:right w:type="dxa" w:w="100"/>
+            </w:tcMar>
+          </w:tcPr>
+          <w:p>
+            <w:r>
+              <w:rPr>
+                <w:rFonts w:ascii="Calibri" w:cs="Calibri" w:eastAsia="Calibri" w:hAnsi="Calibri"/>
+                <w:sz w:val="18"/>
+                <w:szCs w:val="18"/>
+              </w:rPr>
+              <w:t xml:space="preserve">UI-002</w:t>
+            </w:r>
+          </w:p>
+        </w:tc>
+        <w:tc>
+          <w:tcPr>
+            <w:tcW w:type="dxa" w:w="6425"/>
+            <w:tcBorders>
+              <w:top w:val="single" w:color="BFBFBF" w:sz="4"/>
+              <w:left w:val="single" w:color="BFBFBF" w:sz="4"/>
+              <w:bottom w:val="single" w:color="BFBFBF" w:sz="4"/>
+              <w:right w:val="single" w:color="BFBFBF" w:sz="4"/>
+            </w:tcBorders>
+            <w:tcMar>
+              <w:top w:type="dxa" w:w="60"/>
+              <w:left w:type="dxa" w:w="100"/>
+              <w:bottom w:type="dxa" w:w="60"/>
+              <w:right w:type="dxa" w:w="100"/>
+            </w:tcMar>
+          </w:tcPr>
+          <w:p>
+            <w:r>
+              <w:rPr>
+                <w:rFonts w:ascii="Calibri" w:cs="Calibri" w:eastAsia="Calibri" w:hAnsi="Calibri"/>
+                <w:sz w:val="18"/>
+                <w:szCs w:val="18"/>
+              </w:rPr>
+              <w:t xml:space="preserve">Omits the status filter when none is chosen</w:t>
+            </w:r>
+          </w:p>
+        </w:tc>
+        <w:tc>
+          <w:tcPr>
+            <w:tcW w:type="dxa" w:w="1607"/>
+            <w:tcBorders>
+              <w:top w:val="single" w:color="BFBFBF" w:sz="4"/>
+              <w:left w:val="single" w:color="BFBFBF" w:sz="4"/>
+              <w:bottom w:val="single" w:color="BFBFBF" w:sz="4"/>
+              <w:right w:val="single" w:color="BFBFBF" w:sz="4"/>
+            </w:tcBorders>
+            <w:tcMar>
+              <w:top w:type="dxa" w:w="60"/>
+              <w:left w:type="dxa" w:w="100"/>
+              <w:bottom w:type="dxa" w:w="60"/>
+              <w:right w:type="dxa" w:w="100"/>
+            </w:tcMar>
+          </w:tcPr>
+          <w:p>
+            <w:r>
+              <w:rPr>
+                <w:rFonts w:ascii="Calibri" w:cs="Calibri" w:eastAsia="Calibri" w:hAnsi="Calibri"/>
+                <w:sz w:val="18"/>
+                <w:szCs w:val="18"/>
+              </w:rPr>
+              <w:t xml:space="preserve">it</w:t>
+            </w:r>
+          </w:p>
+        </w:tc>
+      </w:tr>
+      <w:tr>
+        <w:tc>
+          <w:tcPr>
+            <w:tcW w:type="dxa" w:w="1606"/>
+            <w:tcBorders>
+              <w:top w:val="single" w:color="BFBFBF" w:sz="4"/>
+              <w:left w:val="single" w:color="BFBFBF" w:sz="4"/>
+              <w:bottom w:val="single" w:color="BFBFBF" w:sz="4"/>
+              <w:right w:val="single" w:color="BFBFBF" w:sz="4"/>
+            </w:tcBorders>
+            <w:tcMar>
+              <w:top w:type="dxa" w:w="60"/>
+              <w:left w:type="dxa" w:w="100"/>
+              <w:bottom w:type="dxa" w:w="60"/>
+              <w:right w:type="dxa" w:w="100"/>
+            </w:tcMar>
+          </w:tcPr>
+          <w:p>
+            <w:r>
+              <w:rPr>
+                <w:rFonts w:ascii="Calibri" w:cs="Calibri" w:eastAsia="Calibri" w:hAnsi="Calibri"/>
+                <w:sz w:val="18"/>
+                <w:szCs w:val="18"/>
+              </w:rPr>
+              <w:t xml:space="preserve">UI-003</w:t>
+            </w:r>
+          </w:p>
+        </w:tc>
+        <w:tc>
+          <w:tcPr>
+            <w:tcW w:type="dxa" w:w="6425"/>
+            <w:tcBorders>
+              <w:top w:val="single" w:color="BFBFBF" w:sz="4"/>
+              <w:left w:val="single" w:color="BFBFBF" w:sz="4"/>
+              <w:bottom w:val="single" w:color="BFBFBF" w:sz="4"/>
+              <w:right w:val="single" w:color="BFBFBF" w:sz="4"/>
+            </w:tcBorders>
+            <w:tcMar>
+              <w:top w:type="dxa" w:w="60"/>
+              <w:left w:type="dxa" w:w="100"/>
+              <w:bottom w:type="dxa" w:w="60"/>
+              <w:right w:type="dxa" w:w="100"/>
+            </w:tcMar>
+          </w:tcPr>
+          <w:p>
+            <w:r>
+              <w:rPr>
+                <w:rFonts w:ascii="Calibri" w:cs="Calibri" w:eastAsia="Calibri" w:hAnsi="Calibri"/>
+                <w:sz w:val="18"/>
+                <w:szCs w:val="18"/>
+              </w:rPr>
+              <w:t xml:space="preserve">Creates a job with POST /api/jobs</w:t>
+            </w:r>
+          </w:p>
+        </w:tc>
+        <w:tc>
+          <w:tcPr>
+            <w:tcW w:type="dxa" w:w="1607"/>
+            <w:tcBorders>
+              <w:top w:val="single" w:color="BFBFBF" w:sz="4"/>
+              <w:left w:val="single" w:color="BFBFBF" w:sz="4"/>
+              <w:bottom w:val="single" w:color="BFBFBF" w:sz="4"/>
+              <w:right w:val="single" w:color="BFBFBF" w:sz="4"/>
+            </w:tcBorders>
+            <w:tcMar>
+              <w:top w:type="dxa" w:w="60"/>
+              <w:left w:type="dxa" w:w="100"/>
+              <w:bottom w:type="dxa" w:w="60"/>
+              <w:right w:type="dxa" w:w="100"/>
+            </w:tcMar>
+          </w:tcPr>
+          <w:p>
+            <w:r>
+              <w:rPr>
+                <w:rFonts w:ascii="Calibri" w:cs="Calibri" w:eastAsia="Calibri" w:hAnsi="Calibri"/>
+                <w:sz w:val="18"/>
+                <w:szCs w:val="18"/>
+              </w:rPr>
+              <w:t xml:space="preserve">it</w:t>
+            </w:r>
+          </w:p>
+        </w:tc>
+      </w:tr>
+      <w:tr>
+        <w:tc>
+          <w:tcPr>
+            <w:tcW w:type="dxa" w:w="1606"/>
+            <w:tcBorders>
+              <w:top w:val="single" w:color="BFBFBF" w:sz="4"/>
+              <w:left w:val="single" w:color="BFBFBF" w:sz="4"/>
+              <w:bottom w:val="single" w:color="BFBFBF" w:sz="4"/>
+              <w:right w:val="single" w:color="BFBFBF" w:sz="4"/>
+            </w:tcBorders>
+            <w:tcMar>
+              <w:top w:type="dxa" w:w="60"/>
+              <w:left w:type="dxa" w:w="100"/>
+              <w:bottom w:type="dxa" w:w="60"/>
+              <w:right w:type="dxa" w:w="100"/>
+            </w:tcMar>
+          </w:tcPr>
+          <w:p>
+            <w:r>
+              <w:rPr>
+                <w:rFonts w:ascii="Calibri" w:cs="Calibri" w:eastAsia="Calibri" w:hAnsi="Calibri"/>
+                <w:sz w:val="18"/>
+                <w:szCs w:val="18"/>
+              </w:rPr>
+              <w:t xml:space="preserve">UI-004</w:t>
+            </w:r>
+          </w:p>
+        </w:tc>
+        <w:tc>
+          <w:tcPr>
+            <w:tcW w:type="dxa" w:w="6425"/>
+            <w:tcBorders>
+              <w:top w:val="single" w:color="BFBFBF" w:sz="4"/>
+              <w:left w:val="single" w:color="BFBFBF" w:sz="4"/>
+              <w:bottom w:val="single" w:color="BFBFBF" w:sz="4"/>
+              <w:right w:val="single" w:color="BFBFBF" w:sz="4"/>
+            </w:tcBorders>
+            <w:tcMar>
+              <w:top w:type="dxa" w:w="60"/>
+              <w:left w:type="dxa" w:w="100"/>
+              <w:bottom w:type="dxa" w:w="60"/>
+              <w:right w:type="dxa" w:w="100"/>
+            </w:tcMar>
+          </w:tcPr>
+          <w:p>
+            <w:r>
+              <w:rPr>
+                <w:rFonts w:ascii="Calibri" w:cs="Calibri" w:eastAsia="Calibri" w:hAnsi="Calibri"/>
+                <w:sz w:val="18"/>
+                <w:szCs w:val="18"/>
+              </w:rPr>
+              <w:t xml:space="preserve">Cancels with POST /cancel and deletes with DELETE</w:t>
+            </w:r>
+          </w:p>
+        </w:tc>
+        <w:tc>
+          <w:tcPr>
+            <w:tcW w:type="dxa" w:w="1607"/>
+            <w:tcBorders>
+              <w:top w:val="single" w:color="BFBFBF" w:sz="4"/>
+              <w:left w:val="single" w:color="BFBFBF" w:sz="4"/>
+              <w:bottom w:val="single" w:color="BFBFBF" w:sz="4"/>
+              <w:right w:val="single" w:color="BFBFBF" w:sz="4"/>
+            </w:tcBorders>
+            <w:tcMar>
+              <w:top w:type="dxa" w:w="60"/>
+              <w:left w:type="dxa" w:w="100"/>
+              <w:bottom w:type="dxa" w:w="60"/>
+              <w:right w:type="dxa" w:w="100"/>
+            </w:tcMar>
+          </w:tcPr>
+          <w:p>
+            <w:r>
+              <w:rPr>
+                <w:rFonts w:ascii="Calibri" w:cs="Calibri" w:eastAsia="Calibri" w:hAnsi="Calibri"/>
+                <w:sz w:val="18"/>
+                <w:szCs w:val="18"/>
+              </w:rPr>
+              <w:t xml:space="preserve">it</w:t>
+            </w:r>
+          </w:p>
+        </w:tc>
+      </w:tr>
+      <w:tr>
+        <w:tc>
+          <w:tcPr>
+            <w:tcW w:type="dxa" w:w="1606"/>
+            <w:tcBorders>
+              <w:top w:val="single" w:color="BFBFBF" w:sz="4"/>
+              <w:left w:val="single" w:color="BFBFBF" w:sz="4"/>
+              <w:bottom w:val="single" w:color="BFBFBF" w:sz="4"/>
+              <w:right w:val="single" w:color="BFBFBF" w:sz="4"/>
+            </w:tcBorders>
+            <w:tcMar>
+              <w:top w:type="dxa" w:w="60"/>
+              <w:left w:type="dxa" w:w="100"/>
+              <w:bottom w:type="dxa" w:w="60"/>
+              <w:right w:type="dxa" w:w="100"/>
+            </w:tcMar>
+          </w:tcPr>
+          <w:p>
+            <w:r>
+              <w:rPr>
+                <w:rFonts w:ascii="Calibri" w:cs="Calibri" w:eastAsia="Calibri" w:hAnsi="Calibri"/>
+                <w:sz w:val="18"/>
+                <w:szCs w:val="18"/>
+              </w:rPr>
+              <w:t xml:space="preserve">UI-005</w:t>
+            </w:r>
+          </w:p>
+        </w:tc>
+        <w:tc>
+          <w:tcPr>
+            <w:tcW w:type="dxa" w:w="6425"/>
+            <w:tcBorders>
+              <w:top w:val="single" w:color="BFBFBF" w:sz="4"/>
+              <w:left w:val="single" w:color="BFBFBF" w:sz="4"/>
+              <w:bottom w:val="single" w:color="BFBFBF" w:sz="4"/>
+              <w:right w:val="single" w:color="BFBFBF" w:sz="4"/>
+            </w:tcBorders>
+            <w:tcMar>
+              <w:top w:type="dxa" w:w="60"/>
+              <w:left w:type="dxa" w:w="100"/>
+              <w:bottom w:type="dxa" w:w="60"/>
+              <w:right w:type="dxa" w:w="100"/>
+            </w:tcMar>
+          </w:tcPr>
+          <w:p>
+            <w:r>
+              <w:rPr>
+                <w:rFonts w:ascii="Calibri" w:cs="Calibri" w:eastAsia="Calibri" w:hAnsi="Calibri"/>
+                <w:sz w:val="18"/>
+                <w:szCs w:val="18"/>
+              </w:rPr>
+              <w:t xml:space="preserve">Pages results</w:t>
+            </w:r>
+          </w:p>
+        </w:tc>
+        <w:tc>
+          <w:tcPr>
+            <w:tcW w:type="dxa" w:w="1607"/>
+            <w:tcBorders>
+              <w:top w:val="single" w:color="BFBFBF" w:sz="4"/>
+              <w:left w:val="single" w:color="BFBFBF" w:sz="4"/>
+              <w:bottom w:val="single" w:color="BFBFBF" w:sz="4"/>
+              <w:right w:val="single" w:color="BFBFBF" w:sz="4"/>
+            </w:tcBorders>
+            <w:tcMar>
+              <w:top w:type="dxa" w:w="60"/>
+              <w:left w:type="dxa" w:w="100"/>
+              <w:bottom w:type="dxa" w:w="60"/>
+              <w:right w:type="dxa" w:w="100"/>
+            </w:tcMar>
+          </w:tcPr>
+          <w:p>
+            <w:r>
+              <w:rPr>
+                <w:rFonts w:ascii="Calibri" w:cs="Calibri" w:eastAsia="Calibri" w:hAnsi="Calibri"/>
+                <w:sz w:val="18"/>
+                <w:szCs w:val="18"/>
+              </w:rPr>
+              <w:t xml:space="preserve">it</w:t>
+            </w:r>
+          </w:p>
+        </w:tc>
+      </w:tr>
+      <w:tr>
+        <w:tc>
+          <w:tcPr>
+            <w:tcW w:type="dxa" w:w="1606"/>
+            <w:tcBorders>
+              <w:top w:val="single" w:color="BFBFBF" w:sz="4"/>
+              <w:left w:val="single" w:color="BFBFBF" w:sz="4"/>
+              <w:bottom w:val="single" w:color="BFBFBF" w:sz="4"/>
+              <w:right w:val="single" w:color="BFBFBF" w:sz="4"/>
+            </w:tcBorders>
+            <w:tcMar>
+              <w:top w:type="dxa" w:w="60"/>
+              <w:left w:type="dxa" w:w="100"/>
+              <w:bottom w:type="dxa" w:w="60"/>
+              <w:right w:type="dxa" w:w="100"/>
+            </w:tcMar>
+          </w:tcPr>
+          <w:p>
+            <w:r>
+              <w:rPr>
+                <w:rFonts w:ascii="Calibri" w:cs="Calibri" w:eastAsia="Calibri" w:hAnsi="Calibri"/>
+                <w:sz w:val="18"/>
+                <w:szCs w:val="18"/>
+              </w:rPr>
+              <w:t xml:space="preserve">UI-006</w:t>
+            </w:r>
+          </w:p>
+        </w:tc>
+        <w:tc>
+          <w:tcPr>
+            <w:tcW w:type="dxa" w:w="6425"/>
+            <w:tcBorders>
+              <w:top w:val="single" w:color="BFBFBF" w:sz="4"/>
+              <w:left w:val="single" w:color="BFBFBF" w:sz="4"/>
+              <w:bottom w:val="single" w:color="BFBFBF" w:sz="4"/>
+              <w:right w:val="single" w:color="BFBFBF" w:sz="4"/>
+            </w:tcBorders>
+            <w:tcMar>
+              <w:top w:type="dxa" w:w="60"/>
+              <w:left w:type="dxa" w:w="100"/>
+              <w:bottom w:type="dxa" w:w="60"/>
+              <w:right w:type="dxa" w:w="100"/>
+            </w:tcMar>
+          </w:tcPr>
+          <w:p>
+            <w:r>
+              <w:rPr>
+                <w:rFonts w:ascii="Calibri" w:cs="Calibri" w:eastAsia="Calibri" w:hAnsi="Calibri"/>
+                <w:sz w:val="18"/>
+                <w:szCs w:val="18"/>
+              </w:rPr>
+              <w:t xml:space="preserve">Returns null for an audit entry that is not recorded yet (404)</w:t>
+            </w:r>
+          </w:p>
+        </w:tc>
+        <w:tc>
+          <w:tcPr>
+            <w:tcW w:type="dxa" w:w="1607"/>
+            <w:tcBorders>
+              <w:top w:val="single" w:color="BFBFBF" w:sz="4"/>
+              <w:left w:val="single" w:color="BFBFBF" w:sz="4"/>
+              <w:bottom w:val="single" w:color="BFBFBF" w:sz="4"/>
+              <w:right w:val="single" w:color="BFBFBF" w:sz="4"/>
+            </w:tcBorders>
+            <w:tcMar>
+              <w:top w:type="dxa" w:w="60"/>
+              <w:left w:type="dxa" w:w="100"/>
+              <w:bottom w:type="dxa" w:w="60"/>
+              <w:right w:type="dxa" w:w="100"/>
+            </w:tcMar>
+          </w:tcPr>
+          <w:p>
+            <w:r>
+              <w:rPr>
+                <w:rFonts w:ascii="Calibri" w:cs="Calibri" w:eastAsia="Calibri" w:hAnsi="Calibri"/>
+                <w:sz w:val="18"/>
+                <w:szCs w:val="18"/>
+              </w:rPr>
+              <w:t xml:space="preserve">it</w:t>
+            </w:r>
+          </w:p>
+        </w:tc>
+      </w:tr>
+      <w:tr>
+        <w:tc>
+          <w:tcPr>
+            <w:tcW w:type="dxa" w:w="1606"/>
+            <w:tcBorders>
+              <w:top w:val="single" w:color="BFBFBF" w:sz="4"/>
+              <w:left w:val="single" w:color="BFBFBF" w:sz="4"/>
+              <w:bottom w:val="single" w:color="BFBFBF" w:sz="4"/>
+              <w:right w:val="single" w:color="BFBFBF" w:sz="4"/>
+            </w:tcBorders>
+            <w:tcMar>
+              <w:top w:type="dxa" w:w="60"/>
+              <w:left w:type="dxa" w:w="100"/>
+              <w:bottom w:type="dxa" w:w="60"/>
+              <w:right w:type="dxa" w:w="100"/>
+            </w:tcMar>
+          </w:tcPr>
+          <w:p>
+            <w:r>
+              <w:rPr>
+                <w:rFonts w:ascii="Calibri" w:cs="Calibri" w:eastAsia="Calibri" w:hAnsi="Calibri"/>
+                <w:sz w:val="18"/>
+                <w:szCs w:val="18"/>
+              </w:rPr>
+              <w:t xml:space="preserve">UI-007</w:t>
+            </w:r>
+          </w:p>
+        </w:tc>
+        <w:tc>
+          <w:tcPr>
+            <w:tcW w:type="dxa" w:w="6425"/>
+            <w:tcBorders>
+              <w:top w:val="single" w:color="BFBFBF" w:sz="4"/>
+              <w:left w:val="single" w:color="BFBFBF" w:sz="4"/>
+              <w:bottom w:val="single" w:color="BFBFBF" w:sz="4"/>
+              <w:right w:val="single" w:color="BFBFBF" w:sz="4"/>
+            </w:tcBorders>
+            <w:tcMar>
+              <w:top w:type="dxa" w:w="60"/>
+              <w:left w:type="dxa" w:w="100"/>
+              <w:bottom w:type="dxa" w:w="60"/>
+              <w:right w:type="dxa" w:w="100"/>
+            </w:tcMar>
+          </w:tcPr>
+          <w:p>
+            <w:r>
+              <w:rPr>
+                <w:rFonts w:ascii="Calibri" w:cs="Calibri" w:eastAsia="Calibri" w:hAnsi="Calibri"/>
+                <w:sz w:val="18"/>
+                <w:szCs w:val="18"/>
+              </w:rPr>
+              <w:t xml:space="preserve">Propagates other audit errors</w:t>
+            </w:r>
+          </w:p>
+        </w:tc>
+        <w:tc>
+          <w:tcPr>
+            <w:tcW w:type="dxa" w:w="1607"/>
+            <w:tcBorders>
+              <w:top w:val="single" w:color="BFBFBF" w:sz="4"/>
+              <w:left w:val="single" w:color="BFBFBF" w:sz="4"/>
+              <w:bottom w:val="single" w:color="BFBFBF" w:sz="4"/>
+              <w:right w:val="single" w:color="BFBFBF" w:sz="4"/>
+            </w:tcBorders>
+            <w:tcMar>
+              <w:top w:type="dxa" w:w="60"/>
+              <w:left w:type="dxa" w:w="100"/>
+              <w:bottom w:type="dxa" w:w="60"/>
+              <w:right w:type="dxa" w:w="100"/>
+            </w:tcMar>
+          </w:tcPr>
+          <w:p>
+            <w:r>
+              <w:rPr>
+                <w:rFonts w:ascii="Calibri" w:cs="Calibri" w:eastAsia="Calibri" w:hAnsi="Calibri"/>
+                <w:sz w:val="18"/>
+                <w:szCs w:val="18"/>
+              </w:rPr>
+              <w:t xml:space="preserve">it</w:t>
+            </w:r>
+          </w:p>
+        </w:tc>
+      </w:tr>
+    </w:tbl>
+    <w:p>
+      <w:pPr>
+        <w:spacing w:after="120"/>
+      </w:pPr>
+    </w:p>
+    <w:p>
+      <w:pPr>
+        <w:pStyle w:val="Heading3"/>
+      </w:pPr>
+      <w:bookmarkStart w:name="_Toc74" w:id="74"/>
+      <w:r>
+        <w:rPr>
+          <w:rFonts w:ascii="Calibri" w:cs="Calibri" w:eastAsia="Calibri" w:hAnsi="Calibri"/>
+        </w:rPr>
+        <w:t xml:space="preserve">describeError</w:t>
+      </w:r>
+      <w:bookmarkEnd w:id="74"/>
+    </w:p>
+    <w:p>
+      <w:pPr>
+        <w:spacing w:after="120"/>
+      </w:pPr>
+      <w:r>
+        <w:rPr>
+          <w:rFonts w:ascii="Calibri" w:cs="Calibri" w:eastAsia="Calibri" w:hAnsi="Calibri"/>
+          <w:b/>
+          <w:bCs/>
+        </w:rPr>
+        <w:t xml:space="preserve">Level:</w:t>
+      </w:r>
+      <w:r>
+        <w:rPr>
+          <w:rFonts w:ascii="Calibri" w:cs="Calibri" w:eastAsia="Calibri" w:hAnsi="Calibri"/>
+        </w:rPr>
+        <w:t xml:space="preserve"> UI component · </w:t>
+      </w:r>
+      <w:r>
+        <w:rPr>
+          <w:rFonts w:ascii="Calibri" w:cs="Calibri" w:eastAsia="Calibri" w:hAnsi="Calibri"/>
+          <w:b/>
+          <w:bCs/>
+        </w:rPr>
+        <w:t xml:space="preserve">Under test:</w:t>
+      </w:r>
+      <w:r>
+        <w:rPr>
+          <w:rFonts w:ascii="Calibri" w:cs="Calibri" w:eastAsia="Calibri" w:hAnsi="Calibri"/>
+        </w:rPr>
+        <w:t xml:space="preserve"> </w:t>
+      </w:r>
+      <w:r>
+        <w:rPr>
+          <w:rFonts w:ascii="Consolas" w:cs="Consolas" w:eastAsia="Consolas" w:hAnsi="Consolas"/>
+          <w:color w:val="5B2C6F"/>
+          <w:sz w:val="19"/>
+          <w:szCs w:val="19"/>
+        </w:rPr>
+        <w:t xml:space="preserve">api/problem.ts</w:t>
+      </w:r>
+    </w:p>
+    <w:p>
+      <w:pPr>
+        <w:spacing w:after="120"/>
+      </w:pPr>
+      <w:r>
+        <w:rPr>
+          <w:rFonts w:ascii="Calibri" w:cs="Calibri" w:eastAsia="Calibri" w:hAnsi="Calibri"/>
+        </w:rPr>
+        <w:t xml:space="preserve">ProblemDetails / ValidationProblemDetails turned into one readable message.</w:t>
+      </w:r>
+    </w:p>
+    <w:tbl>
+      <w:tblPr>
+        <w:tblW w:type="dxa" w:w="9638"/>
+        <w:tblBorders>
+          <w:top w:val="single" w:color="auto" w:sz="4"/>
+          <w:left w:val="single" w:color="auto" w:sz="4"/>
+          <w:bottom w:val="single" w:color="auto" w:sz="4"/>
+          <w:right w:val="single" w:color="auto" w:sz="4"/>
+          <w:insideH w:val="single" w:color="auto" w:sz="4"/>
+          <w:insideV w:val="single" w:color="auto" w:sz="4"/>
+        </w:tblBorders>
+      </w:tblPr>
+      <w:tblGrid>
+        <w:gridCol w:w="1606"/>
+        <w:gridCol w:w="6425"/>
+        <w:gridCol w:w="1607"/>
+      </w:tblGrid>
+      <w:tr>
+        <w:trPr>
+          <w:tblHeader/>
+        </w:trPr>
+        <w:tc>
+          <w:tcPr>
+            <w:tcW w:type="dxa" w:w="1606"/>
+            <w:tcBorders>
+              <w:top w:val="single" w:color="BFBFBF" w:sz="4"/>
+              <w:left w:val="single" w:color="BFBFBF" w:sz="4"/>
+              <w:bottom w:val="single" w:color="BFBFBF" w:sz="4"/>
+              <w:right w:val="single" w:color="BFBFBF" w:sz="4"/>
+            </w:tcBorders>
+            <w:shd w:fill="DCE6F2" w:color="auto" w:val="clear"/>
+            <w:tcMar>
+              <w:top w:type="dxa" w:w="60"/>
+              <w:left w:type="dxa" w:w="100"/>
+              <w:bottom w:type="dxa" w:w="60"/>
+              <w:right w:type="dxa" w:w="100"/>
+            </w:tcMar>
+          </w:tcPr>
+          <w:p>
+            <w:r>
+              <w:rPr>
+                <w:rFonts w:ascii="Calibri" w:cs="Calibri" w:eastAsia="Calibri" w:hAnsi="Calibri"/>
+                <w:b/>
+                <w:bCs/>
+                <w:sz w:val="18"/>
+                <w:szCs w:val="18"/>
+              </w:rPr>
+              <w:t xml:space="preserve">ID</w:t>
+            </w:r>
+          </w:p>
+        </w:tc>
+        <w:tc>
+          <w:tcPr>
+            <w:tcW w:type="dxa" w:w="6425"/>
+            <w:tcBorders>
+              <w:top w:val="single" w:color="BFBFBF" w:sz="4"/>
+              <w:left w:val="single" w:color="BFBFBF" w:sz="4"/>
+              <w:bottom w:val="single" w:color="BFBFBF" w:sz="4"/>
+              <w:right w:val="single" w:color="BFBFBF" w:sz="4"/>
+            </w:tcBorders>
+            <w:shd w:fill="DCE6F2" w:color="auto" w:val="clear"/>
+            <w:tcMar>
+              <w:top w:type="dxa" w:w="60"/>
+              <w:left w:type="dxa" w:w="100"/>
+              <w:bottom w:type="dxa" w:w="60"/>
+              <w:right w:type="dxa" w:w="100"/>
+            </w:tcMar>
+          </w:tcPr>
+          <w:p>
+            <w:r>
+              <w:rPr>
+                <w:rFonts w:ascii="Calibri" w:cs="Calibri" w:eastAsia="Calibri" w:hAnsi="Calibri"/>
+                <w:b/>
+                <w:bCs/>
+                <w:sz w:val="18"/>
+                <w:szCs w:val="18"/>
+              </w:rPr>
+              <w:t xml:space="preserve">Test case</w:t>
+            </w:r>
+          </w:p>
+        </w:tc>
+        <w:tc>
+          <w:tcPr>
+            <w:tcW w:type="dxa" w:w="1607"/>
+            <w:tcBorders>
+              <w:top w:val="single" w:color="BFBFBF" w:sz="4"/>
+              <w:left w:val="single" w:color="BFBFBF" w:sz="4"/>
+              <w:bottom w:val="single" w:color="BFBFBF" w:sz="4"/>
+              <w:right w:val="single" w:color="BFBFBF" w:sz="4"/>
+            </w:tcBorders>
+            <w:shd w:fill="DCE6F2" w:color="auto" w:val="clear"/>
+            <w:tcMar>
+              <w:top w:type="dxa" w:w="60"/>
+              <w:left w:type="dxa" w:w="100"/>
+              <w:bottom w:type="dxa" w:w="60"/>
+              <w:right w:type="dxa" w:w="100"/>
+            </w:tcMar>
+          </w:tcPr>
+          <w:p>
+            <w:r>
+              <w:rPr>
+                <w:rFonts w:ascii="Calibri" w:cs="Calibri" w:eastAsia="Calibri" w:hAnsi="Calibri"/>
+                <w:b/>
+                <w:bCs/>
+                <w:sz w:val="18"/>
+                <w:szCs w:val="18"/>
+              </w:rPr>
+              <w:t xml:space="preserve">Kind</w:t>
+            </w:r>
+          </w:p>
+        </w:tc>
+      </w:tr>
+      <w:tr>
+        <w:tc>
+          <w:tcPr>
+            <w:tcW w:type="dxa" w:w="1606"/>
+            <w:tcBorders>
+              <w:top w:val="single" w:color="BFBFBF" w:sz="4"/>
+              <w:left w:val="single" w:color="BFBFBF" w:sz="4"/>
+              <w:bottom w:val="single" w:color="BFBFBF" w:sz="4"/>
+              <w:right w:val="single" w:color="BFBFBF" w:sz="4"/>
+            </w:tcBorders>
+            <w:tcMar>
+              <w:top w:type="dxa" w:w="60"/>
+              <w:left w:type="dxa" w:w="100"/>
+              <w:bottom w:type="dxa" w:w="60"/>
+              <w:right w:type="dxa" w:w="100"/>
+            </w:tcMar>
+          </w:tcPr>
+          <w:p>
+            <w:r>
+              <w:rPr>
+                <w:rFonts w:ascii="Calibri" w:cs="Calibri" w:eastAsia="Calibri" w:hAnsi="Calibri"/>
+                <w:sz w:val="18"/>
+                <w:szCs w:val="18"/>
+              </w:rPr>
+              <w:t xml:space="preserve">UI-008</w:t>
+            </w:r>
+          </w:p>
+        </w:tc>
+        <w:tc>
+          <w:tcPr>
+            <w:tcW w:type="dxa" w:w="6425"/>
+            <w:tcBorders>
+              <w:top w:val="single" w:color="BFBFBF" w:sz="4"/>
+              <w:left w:val="single" w:color="BFBFBF" w:sz="4"/>
+              <w:bottom w:val="single" w:color="BFBFBF" w:sz="4"/>
+              <w:right w:val="single" w:color="BFBFBF" w:sz="4"/>
+            </w:tcBorders>
+            <w:tcMar>
+              <w:top w:type="dxa" w:w="60"/>
+              <w:left w:type="dxa" w:w="100"/>
+              <w:bottom w:type="dxa" w:w="60"/>
+              <w:right w:type="dxa" w:w="100"/>
+            </w:tcMar>
+          </w:tcPr>
+          <w:p>
+            <w:r>
+              <w:rPr>
+                <w:rFonts w:ascii="Calibri" w:cs="Calibri" w:eastAsia="Calibri" w:hAnsi="Calibri"/>
+                <w:sz w:val="18"/>
+                <w:szCs w:val="18"/>
+              </w:rPr>
+              <w:t xml:space="preserve">Uses the ProblemDetails title and the field errors of a 400</w:t>
+            </w:r>
+          </w:p>
+        </w:tc>
+        <w:tc>
+          <w:tcPr>
+            <w:tcW w:type="dxa" w:w="1607"/>
+            <w:tcBorders>
+              <w:top w:val="single" w:color="BFBFBF" w:sz="4"/>
+              <w:left w:val="single" w:color="BFBFBF" w:sz="4"/>
+              <w:bottom w:val="single" w:color="BFBFBF" w:sz="4"/>
+              <w:right w:val="single" w:color="BFBFBF" w:sz="4"/>
+            </w:tcBorders>
+            <w:tcMar>
+              <w:top w:type="dxa" w:w="60"/>
+              <w:left w:type="dxa" w:w="100"/>
+              <w:bottom w:type="dxa" w:w="60"/>
+              <w:right w:type="dxa" w:w="100"/>
+            </w:tcMar>
+          </w:tcPr>
+          <w:p>
+            <w:r>
+              <w:rPr>
+                <w:rFonts w:ascii="Calibri" w:cs="Calibri" w:eastAsia="Calibri" w:hAnsi="Calibri"/>
+                <w:sz w:val="18"/>
+                <w:szCs w:val="18"/>
+              </w:rPr>
+              <w:t xml:space="preserve">it</w:t>
+            </w:r>
+          </w:p>
+        </w:tc>
+      </w:tr>
+      <w:tr>
+        <w:tc>
+          <w:tcPr>
+            <w:tcW w:type="dxa" w:w="1606"/>
+            <w:tcBorders>
+              <w:top w:val="single" w:color="BFBFBF" w:sz="4"/>
+              <w:left w:val="single" w:color="BFBFBF" w:sz="4"/>
+              <w:bottom w:val="single" w:color="BFBFBF" w:sz="4"/>
+              <w:right w:val="single" w:color="BFBFBF" w:sz="4"/>
+            </w:tcBorders>
+            <w:tcMar>
+              <w:top w:type="dxa" w:w="60"/>
+              <w:left w:type="dxa" w:w="100"/>
+              <w:bottom w:type="dxa" w:w="60"/>
+              <w:right w:type="dxa" w:w="100"/>
+            </w:tcMar>
+          </w:tcPr>
+          <w:p>
+            <w:r>
+              <w:rPr>
+                <w:rFonts w:ascii="Calibri" w:cs="Calibri" w:eastAsia="Calibri" w:hAnsi="Calibri"/>
+                <w:sz w:val="18"/>
+                <w:szCs w:val="18"/>
+              </w:rPr>
+              <w:t xml:space="preserve">UI-009</w:t>
+            </w:r>
+          </w:p>
+        </w:tc>
+        <w:tc>
+          <w:tcPr>
+            <w:tcW w:type="dxa" w:w="6425"/>
+            <w:tcBorders>
+              <w:top w:val="single" w:color="BFBFBF" w:sz="4"/>
+              <w:left w:val="single" w:color="BFBFBF" w:sz="4"/>
+              <w:bottom w:val="single" w:color="BFBFBF" w:sz="4"/>
+              <w:right w:val="single" w:color="BFBFBF" w:sz="4"/>
+            </w:tcBorders>
+            <w:tcMar>
+              <w:top w:type="dxa" w:w="60"/>
+              <w:left w:type="dxa" w:w="100"/>
+              <w:bottom w:type="dxa" w:w="60"/>
+              <w:right w:type="dxa" w:w="100"/>
+            </w:tcMar>
+          </w:tcPr>
+          <w:p>
+            <w:r>
+              <w:rPr>
+                <w:rFonts w:ascii="Calibri" w:cs="Calibri" w:eastAsia="Calibri" w:hAnsi="Calibri"/>
+                <w:sz w:val="18"/>
+                <w:szCs w:val="18"/>
+              </w:rPr>
+              <w:t xml:space="preserve">Prefers the detail of a ProblemDetails</w:t>
+            </w:r>
+          </w:p>
+        </w:tc>
+        <w:tc>
+          <w:tcPr>
+            <w:tcW w:type="dxa" w:w="1607"/>
+            <w:tcBorders>
+              <w:top w:val="single" w:color="BFBFBF" w:sz="4"/>
+              <w:left w:val="single" w:color="BFBFBF" w:sz="4"/>
+              <w:bottom w:val="single" w:color="BFBFBF" w:sz="4"/>
+              <w:right w:val="single" w:color="BFBFBF" w:sz="4"/>
+            </w:tcBorders>
+            <w:tcMar>
+              <w:top w:type="dxa" w:w="60"/>
+              <w:left w:type="dxa" w:w="100"/>
+              <w:bottom w:type="dxa" w:w="60"/>
+              <w:right w:type="dxa" w:w="100"/>
+            </w:tcMar>
+          </w:tcPr>
+          <w:p>
+            <w:r>
+              <w:rPr>
+                <w:rFonts w:ascii="Calibri" w:cs="Calibri" w:eastAsia="Calibri" w:hAnsi="Calibri"/>
+                <w:sz w:val="18"/>
+                <w:szCs w:val="18"/>
+              </w:rPr>
+              <w:t xml:space="preserve">it</w:t>
+            </w:r>
+          </w:p>
+        </w:tc>
+      </w:tr>
+      <w:tr>
+        <w:tc>
+          <w:tcPr>
+            <w:tcW w:type="dxa" w:w="1606"/>
+            <w:tcBorders>
+              <w:top w:val="single" w:color="BFBFBF" w:sz="4"/>
+              <w:left w:val="single" w:color="BFBFBF" w:sz="4"/>
+              <w:bottom w:val="single" w:color="BFBFBF" w:sz="4"/>
+              <w:right w:val="single" w:color="BFBFBF" w:sz="4"/>
+            </w:tcBorders>
+            <w:tcMar>
+              <w:top w:type="dxa" w:w="60"/>
+              <w:left w:type="dxa" w:w="100"/>
+              <w:bottom w:type="dxa" w:w="60"/>
+              <w:right w:type="dxa" w:w="100"/>
+            </w:tcMar>
+          </w:tcPr>
+          <w:p>
+            <w:r>
+              <w:rPr>
+                <w:rFonts w:ascii="Calibri" w:cs="Calibri" w:eastAsia="Calibri" w:hAnsi="Calibri"/>
+                <w:sz w:val="18"/>
+                <w:szCs w:val="18"/>
+              </w:rPr>
+              <w:t xml:space="preserve">UI-010</w:t>
+            </w:r>
+          </w:p>
+        </w:tc>
+        <w:tc>
+          <w:tcPr>
+            <w:tcW w:type="dxa" w:w="6425"/>
+            <w:tcBorders>
+              <w:top w:val="single" w:color="BFBFBF" w:sz="4"/>
+              <w:left w:val="single" w:color="BFBFBF" w:sz="4"/>
+              <w:bottom w:val="single" w:color="BFBFBF" w:sz="4"/>
+              <w:right w:val="single" w:color="BFBFBF" w:sz="4"/>
+            </w:tcBorders>
+            <w:tcMar>
+              <w:top w:type="dxa" w:w="60"/>
+              <w:left w:type="dxa" w:w="100"/>
+              <w:bottom w:type="dxa" w:w="60"/>
+              <w:right w:type="dxa" w:w="100"/>
+            </w:tcMar>
+          </w:tcPr>
+          <w:p>
+            <w:r>
+              <w:rPr>
+                <w:rFonts w:ascii="Calibri" w:cs="Calibri" w:eastAsia="Calibri" w:hAnsi="Calibri"/>
+                <w:sz w:val="18"/>
+                <w:szCs w:val="18"/>
+              </w:rPr>
+              <w:t xml:space="preserve">Explains an unreachable service</w:t>
+            </w:r>
+          </w:p>
+        </w:tc>
+        <w:tc>
+          <w:tcPr>
+            <w:tcW w:type="dxa" w:w="1607"/>
+            <w:tcBorders>
+              <w:top w:val="single" w:color="BFBFBF" w:sz="4"/>
+              <w:left w:val="single" w:color="BFBFBF" w:sz="4"/>
+              <w:bottom w:val="single" w:color="BFBFBF" w:sz="4"/>
+              <w:right w:val="single" w:color="BFBFBF" w:sz="4"/>
+            </w:tcBorders>
+            <w:tcMar>
+              <w:top w:type="dxa" w:w="60"/>
+              <w:left w:type="dxa" w:w="100"/>
+              <w:bottom w:type="dxa" w:w="60"/>
+              <w:right w:type="dxa" w:w="100"/>
+            </w:tcMar>
+          </w:tcPr>
+          <w:p>
+            <w:r>
+              <w:rPr>
+                <w:rFonts w:ascii="Calibri" w:cs="Calibri" w:eastAsia="Calibri" w:hAnsi="Calibri"/>
+                <w:sz w:val="18"/>
+                <w:szCs w:val="18"/>
+              </w:rPr>
+              <w:t xml:space="preserve">it</w:t>
+            </w:r>
+          </w:p>
+        </w:tc>
+      </w:tr>
+    </w:tbl>
+    <w:p>
+      <w:pPr>
+        <w:spacing w:after="120"/>
+      </w:pPr>
+    </w:p>
+    <w:p>
+      <w:pPr>
+        <w:pStyle w:val="Heading3"/>
+      </w:pPr>
+      <w:bookmarkStart w:name="_Toc75" w:id="75"/>
+      <w:r>
+        <w:rPr>
+          <w:rFonts w:ascii="Calibri" w:cs="Calibri" w:eastAsia="Calibri" w:hAnsi="Calibri"/>
+        </w:rPr>
+        <w:t xml:space="preserve">JobCreateComponent</w:t>
+      </w:r>
+      <w:bookmarkEnd w:id="75"/>
+    </w:p>
+    <w:p>
+      <w:pPr>
+        <w:spacing w:after="120"/>
+      </w:pPr>
+      <w:r>
+        <w:rPr>
+          <w:rFonts w:ascii="Calibri" w:cs="Calibri" w:eastAsia="Calibri" w:hAnsi="Calibri"/>
+          <w:b/>
+          <w:bCs/>
+        </w:rPr>
+        <w:t xml:space="preserve">Level:</w:t>
+      </w:r>
+      <w:r>
+        <w:rPr>
+          <w:rFonts w:ascii="Calibri" w:cs="Calibri" w:eastAsia="Calibri" w:hAnsi="Calibri"/>
+        </w:rPr>
+        <w:t xml:space="preserve"> UI component · </w:t>
+      </w:r>
+      <w:r>
+        <w:rPr>
+          <w:rFonts w:ascii="Calibri" w:cs="Calibri" w:eastAsia="Calibri" w:hAnsi="Calibri"/>
+          <w:b/>
+          <w:bCs/>
+        </w:rPr>
+        <w:t xml:space="preserve">Under test:</w:t>
+      </w:r>
+      <w:r>
+        <w:rPr>
+          <w:rFonts w:ascii="Calibri" w:cs="Calibri" w:eastAsia="Calibri" w:hAnsi="Calibri"/>
+        </w:rPr>
+        <w:t xml:space="preserve"> New job screen</w:t>
+      </w:r>
+    </w:p>
+    <w:p>
+      <w:pPr>
+        <w:spacing w:after="120"/>
+      </w:pPr>
+      <w:r>
+        <w:rPr>
+          <w:rFonts w:ascii="Calibri" w:cs="Calibri" w:eastAsia="Calibri" w:hAnsi="Calibri"/>
+        </w:rPr>
+        <w:t xml:space="preserve">Submits trimmed name + documents and opens the job; client-side hints block invalid input; sample generator capped at 1,000; server validation shown.</w:t>
+      </w:r>
+    </w:p>
+    <w:tbl>
+      <w:tblPr>
+        <w:tblW w:type="dxa" w:w="9638"/>
+        <w:tblBorders>
+          <w:top w:val="single" w:color="auto" w:sz="4"/>
+          <w:left w:val="single" w:color="auto" w:sz="4"/>
+          <w:bottom w:val="single" w:color="auto" w:sz="4"/>
+          <w:right w:val="single" w:color="auto" w:sz="4"/>
+          <w:insideH w:val="single" w:color="auto" w:sz="4"/>
+          <w:insideV w:val="single" w:color="auto" w:sz="4"/>
+        </w:tblBorders>
+      </w:tblPr>
+      <w:tblGrid>
+        <w:gridCol w:w="1606"/>
+        <w:gridCol w:w="6425"/>
+        <w:gridCol w:w="1607"/>
+      </w:tblGrid>
+      <w:tr>
+        <w:trPr>
+          <w:tblHeader/>
+        </w:trPr>
+        <w:tc>
+          <w:tcPr>
+            <w:tcW w:type="dxa" w:w="1606"/>
+            <w:tcBorders>
+              <w:top w:val="single" w:color="BFBFBF" w:sz="4"/>
+              <w:left w:val="single" w:color="BFBFBF" w:sz="4"/>
+              <w:bottom w:val="single" w:color="BFBFBF" w:sz="4"/>
+              <w:right w:val="single" w:color="BFBFBF" w:sz="4"/>
+            </w:tcBorders>
+            <w:shd w:fill="DCE6F2" w:color="auto" w:val="clear"/>
+            <w:tcMar>
+              <w:top w:type="dxa" w:w="60"/>
+              <w:left w:type="dxa" w:w="100"/>
+              <w:bottom w:type="dxa" w:w="60"/>
+              <w:right w:type="dxa" w:w="100"/>
+            </w:tcMar>
+          </w:tcPr>
+          <w:p>
+            <w:r>
+              <w:rPr>
+                <w:rFonts w:ascii="Calibri" w:cs="Calibri" w:eastAsia="Calibri" w:hAnsi="Calibri"/>
+                <w:b/>
+                <w:bCs/>
+                <w:sz w:val="18"/>
+                <w:szCs w:val="18"/>
+              </w:rPr>
+              <w:t xml:space="preserve">ID</w:t>
+            </w:r>
+          </w:p>
+        </w:tc>
+        <w:tc>
+          <w:tcPr>
+            <w:tcW w:type="dxa" w:w="6425"/>
+            <w:tcBorders>
+              <w:top w:val="single" w:color="BFBFBF" w:sz="4"/>
+              <w:left w:val="single" w:color="BFBFBF" w:sz="4"/>
+              <w:bottom w:val="single" w:color="BFBFBF" w:sz="4"/>
+              <w:right w:val="single" w:color="BFBFBF" w:sz="4"/>
+            </w:tcBorders>
+            <w:shd w:fill="DCE6F2" w:color="auto" w:val="clear"/>
+            <w:tcMar>
+              <w:top w:type="dxa" w:w="60"/>
+              <w:left w:type="dxa" w:w="100"/>
+              <w:bottom w:type="dxa" w:w="60"/>
+              <w:right w:type="dxa" w:w="100"/>
+            </w:tcMar>
+          </w:tcPr>
+          <w:p>
+            <w:r>
+              <w:rPr>
+                <w:rFonts w:ascii="Calibri" w:cs="Calibri" w:eastAsia="Calibri" w:hAnsi="Calibri"/>
+                <w:b/>
+                <w:bCs/>
+                <w:sz w:val="18"/>
+                <w:szCs w:val="18"/>
+              </w:rPr>
+              <w:t xml:space="preserve">Test case</w:t>
+            </w:r>
+          </w:p>
+        </w:tc>
+        <w:tc>
+          <w:tcPr>
+            <w:tcW w:type="dxa" w:w="1607"/>
+            <w:tcBorders>
+              <w:top w:val="single" w:color="BFBFBF" w:sz="4"/>
+              <w:left w:val="single" w:color="BFBFBF" w:sz="4"/>
+              <w:bottom w:val="single" w:color="BFBFBF" w:sz="4"/>
+              <w:right w:val="single" w:color="BFBFBF" w:sz="4"/>
+            </w:tcBorders>
+            <w:shd w:fill="DCE6F2" w:color="auto" w:val="clear"/>
+            <w:tcMar>
+              <w:top w:type="dxa" w:w="60"/>
+              <w:left w:type="dxa" w:w="100"/>
+              <w:bottom w:type="dxa" w:w="60"/>
+              <w:right w:type="dxa" w:w="100"/>
+            </w:tcMar>
+          </w:tcPr>
+          <w:p>
+            <w:r>
+              <w:rPr>
+                <w:rFonts w:ascii="Calibri" w:cs="Calibri" w:eastAsia="Calibri" w:hAnsi="Calibri"/>
+                <w:b/>
+                <w:bCs/>
+                <w:sz w:val="18"/>
+                <w:szCs w:val="18"/>
+              </w:rPr>
+              <w:t xml:space="preserve">Kind</w:t>
+            </w:r>
+          </w:p>
+        </w:tc>
+      </w:tr>
+      <w:tr>
+        <w:tc>
+          <w:tcPr>
+            <w:tcW w:type="dxa" w:w="1606"/>
+            <w:tcBorders>
+              <w:top w:val="single" w:color="BFBFBF" w:sz="4"/>
+              <w:left w:val="single" w:color="BFBFBF" w:sz="4"/>
+              <w:bottom w:val="single" w:color="BFBFBF" w:sz="4"/>
+              <w:right w:val="single" w:color="BFBFBF" w:sz="4"/>
+            </w:tcBorders>
+            <w:tcMar>
+              <w:top w:type="dxa" w:w="60"/>
+              <w:left w:type="dxa" w:w="100"/>
+              <w:bottom w:type="dxa" w:w="60"/>
+              <w:right w:type="dxa" w:w="100"/>
+            </w:tcMar>
+          </w:tcPr>
+          <w:p>
+            <w:r>
+              <w:rPr>
+                <w:rFonts w:ascii="Calibri" w:cs="Calibri" w:eastAsia="Calibri" w:hAnsi="Calibri"/>
+                <w:sz w:val="18"/>
+                <w:szCs w:val="18"/>
+              </w:rPr>
+              <w:t xml:space="preserve">UI-011</w:t>
+            </w:r>
+          </w:p>
+        </w:tc>
+        <w:tc>
+          <w:tcPr>
+            <w:tcW w:type="dxa" w:w="6425"/>
+            <w:tcBorders>
+              <w:top w:val="single" w:color="BFBFBF" w:sz="4"/>
+              <w:left w:val="single" w:color="BFBFBF" w:sz="4"/>
+              <w:bottom w:val="single" w:color="BFBFBF" w:sz="4"/>
+              <w:right w:val="single" w:color="BFBFBF" w:sz="4"/>
+            </w:tcBorders>
+            <w:tcMar>
+              <w:top w:type="dxa" w:w="60"/>
+              <w:left w:type="dxa" w:w="100"/>
+              <w:bottom w:type="dxa" w:w="60"/>
+              <w:right w:type="dxa" w:w="100"/>
+            </w:tcMar>
+          </w:tcPr>
+          <w:p>
+            <w:r>
+              <w:rPr>
+                <w:rFonts w:ascii="Calibri" w:cs="Calibri" w:eastAsia="Calibri" w:hAnsi="Calibri"/>
+                <w:sz w:val="18"/>
+                <w:szCs w:val="18"/>
+              </w:rPr>
+              <w:t xml:space="preserve">Submits the name and documents and opens the new job</w:t>
+            </w:r>
+          </w:p>
+        </w:tc>
+        <w:tc>
+          <w:tcPr>
+            <w:tcW w:type="dxa" w:w="1607"/>
+            <w:tcBorders>
+              <w:top w:val="single" w:color="BFBFBF" w:sz="4"/>
+              <w:left w:val="single" w:color="BFBFBF" w:sz="4"/>
+              <w:bottom w:val="single" w:color="BFBFBF" w:sz="4"/>
+              <w:right w:val="single" w:color="BFBFBF" w:sz="4"/>
+            </w:tcBorders>
+            <w:tcMar>
+              <w:top w:type="dxa" w:w="60"/>
+              <w:left w:type="dxa" w:w="100"/>
+              <w:bottom w:type="dxa" w:w="60"/>
+              <w:right w:type="dxa" w:w="100"/>
+            </w:tcMar>
+          </w:tcPr>
+          <w:p>
+            <w:r>
+              <w:rPr>
+                <w:rFonts w:ascii="Calibri" w:cs="Calibri" w:eastAsia="Calibri" w:hAnsi="Calibri"/>
+                <w:sz w:val="18"/>
+                <w:szCs w:val="18"/>
+              </w:rPr>
+              <w:t xml:space="preserve">it</w:t>
+            </w:r>
+          </w:p>
+        </w:tc>
+      </w:tr>
+      <w:tr>
+        <w:tc>
+          <w:tcPr>
+            <w:tcW w:type="dxa" w:w="1606"/>
+            <w:tcBorders>
+              <w:top w:val="single" w:color="BFBFBF" w:sz="4"/>
+              <w:left w:val="single" w:color="BFBFBF" w:sz="4"/>
+              <w:bottom w:val="single" w:color="BFBFBF" w:sz="4"/>
+              <w:right w:val="single" w:color="BFBFBF" w:sz="4"/>
+            </w:tcBorders>
+            <w:tcMar>
+              <w:top w:type="dxa" w:w="60"/>
+              <w:left w:type="dxa" w:w="100"/>
+              <w:bottom w:type="dxa" w:w="60"/>
+              <w:right w:type="dxa" w:w="100"/>
+            </w:tcMar>
+          </w:tcPr>
+          <w:p>
+            <w:r>
+              <w:rPr>
+                <w:rFonts w:ascii="Calibri" w:cs="Calibri" w:eastAsia="Calibri" w:hAnsi="Calibri"/>
+                <w:sz w:val="18"/>
+                <w:szCs w:val="18"/>
+              </w:rPr>
+              <w:t xml:space="preserve">UI-012</w:t>
+            </w:r>
+          </w:p>
+        </w:tc>
+        <w:tc>
+          <w:tcPr>
+            <w:tcW w:type="dxa" w:w="6425"/>
+            <w:tcBorders>
+              <w:top w:val="single" w:color="BFBFBF" w:sz="4"/>
+              <w:left w:val="single" w:color="BFBFBF" w:sz="4"/>
+              <w:bottom w:val="single" w:color="BFBFBF" w:sz="4"/>
+              <w:right w:val="single" w:color="BFBFBF" w:sz="4"/>
+            </w:tcBorders>
+            <w:tcMar>
+              <w:top w:type="dxa" w:w="60"/>
+              <w:left w:type="dxa" w:w="100"/>
+              <w:bottom w:type="dxa" w:w="60"/>
+              <w:right w:type="dxa" w:w="100"/>
+            </w:tcMar>
+          </w:tcPr>
+          <w:p>
+            <w:r>
+              <w:rPr>
+                <w:rFonts w:ascii="Calibri" w:cs="Calibri" w:eastAsia="Calibri" w:hAnsi="Calibri"/>
+                <w:sz w:val="18"/>
+                <w:szCs w:val="18"/>
+              </w:rPr>
+              <w:t xml:space="preserve">Does not submit while there are problems</w:t>
+            </w:r>
+          </w:p>
+        </w:tc>
+        <w:tc>
+          <w:tcPr>
+            <w:tcW w:type="dxa" w:w="1607"/>
+            <w:tcBorders>
+              <w:top w:val="single" w:color="BFBFBF" w:sz="4"/>
+              <w:left w:val="single" w:color="BFBFBF" w:sz="4"/>
+              <w:bottom w:val="single" w:color="BFBFBF" w:sz="4"/>
+              <w:right w:val="single" w:color="BFBFBF" w:sz="4"/>
+            </w:tcBorders>
+            <w:tcMar>
+              <w:top w:type="dxa" w:w="60"/>
+              <w:left w:type="dxa" w:w="100"/>
+              <w:bottom w:type="dxa" w:w="60"/>
+              <w:right w:type="dxa" w:w="100"/>
+            </w:tcMar>
+          </w:tcPr>
+          <w:p>
+            <w:r>
+              <w:rPr>
+                <w:rFonts w:ascii="Calibri" w:cs="Calibri" w:eastAsia="Calibri" w:hAnsi="Calibri"/>
+                <w:sz w:val="18"/>
+                <w:szCs w:val="18"/>
+              </w:rPr>
+              <w:t xml:space="preserve">it</w:t>
+            </w:r>
+          </w:p>
+        </w:tc>
+      </w:tr>
+      <w:tr>
+        <w:tc>
+          <w:tcPr>
+            <w:tcW w:type="dxa" w:w="1606"/>
+            <w:tcBorders>
+              <w:top w:val="single" w:color="BFBFBF" w:sz="4"/>
+              <w:left w:val="single" w:color="BFBFBF" w:sz="4"/>
+              <w:bottom w:val="single" w:color="BFBFBF" w:sz="4"/>
+              <w:right w:val="single" w:color="BFBFBF" w:sz="4"/>
+            </w:tcBorders>
+            <w:tcMar>
+              <w:top w:type="dxa" w:w="60"/>
+              <w:left w:type="dxa" w:w="100"/>
+              <w:bottom w:type="dxa" w:w="60"/>
+              <w:right w:type="dxa" w:w="100"/>
+            </w:tcMar>
+          </w:tcPr>
+          <w:p>
+            <w:r>
+              <w:rPr>
+                <w:rFonts w:ascii="Calibri" w:cs="Calibri" w:eastAsia="Calibri" w:hAnsi="Calibri"/>
+                <w:sz w:val="18"/>
+                <w:szCs w:val="18"/>
+              </w:rPr>
+              <w:t xml:space="preserve">UI-013</w:t>
+            </w:r>
+          </w:p>
+        </w:tc>
+        <w:tc>
+          <w:tcPr>
+            <w:tcW w:type="dxa" w:w="6425"/>
+            <w:tcBorders>
+              <w:top w:val="single" w:color="BFBFBF" w:sz="4"/>
+              <w:left w:val="single" w:color="BFBFBF" w:sz="4"/>
+              <w:bottom w:val="single" w:color="BFBFBF" w:sz="4"/>
+              <w:right w:val="single" w:color="BFBFBF" w:sz="4"/>
+            </w:tcBorders>
+            <w:tcMar>
+              <w:top w:type="dxa" w:w="60"/>
+              <w:left w:type="dxa" w:w="100"/>
+              <w:bottom w:type="dxa" w:w="60"/>
+              <w:right w:type="dxa" w:w="100"/>
+            </w:tcMar>
+          </w:tcPr>
+          <w:p>
+            <w:r>
+              <w:rPr>
+                <w:rFonts w:ascii="Calibri" w:cs="Calibri" w:eastAsia="Calibri" w:hAnsi="Calibri"/>
+                <w:sz w:val="18"/>
+                <w:szCs w:val="18"/>
+              </w:rPr>
+              <w:t xml:space="preserve">Generates up to 1,000 sample documents</w:t>
+            </w:r>
+          </w:p>
+        </w:tc>
+        <w:tc>
+          <w:tcPr>
+            <w:tcW w:type="dxa" w:w="1607"/>
+            <w:tcBorders>
+              <w:top w:val="single" w:color="BFBFBF" w:sz="4"/>
+              <w:left w:val="single" w:color="BFBFBF" w:sz="4"/>
+              <w:bottom w:val="single" w:color="BFBFBF" w:sz="4"/>
+              <w:right w:val="single" w:color="BFBFBF" w:sz="4"/>
+            </w:tcBorders>
+            <w:tcMar>
+              <w:top w:type="dxa" w:w="60"/>
+              <w:left w:type="dxa" w:w="100"/>
+              <w:bottom w:type="dxa" w:w="60"/>
+              <w:right w:type="dxa" w:w="100"/>
+            </w:tcMar>
+          </w:tcPr>
+          <w:p>
+            <w:r>
+              <w:rPr>
+                <w:rFonts w:ascii="Calibri" w:cs="Calibri" w:eastAsia="Calibri" w:hAnsi="Calibri"/>
+                <w:sz w:val="18"/>
+                <w:szCs w:val="18"/>
+              </w:rPr>
+              <w:t xml:space="preserve">it</w:t>
+            </w:r>
+          </w:p>
+        </w:tc>
+      </w:tr>
+      <w:tr>
+        <w:tc>
+          <w:tcPr>
+            <w:tcW w:type="dxa" w:w="1606"/>
+            <w:tcBorders>
+              <w:top w:val="single" w:color="BFBFBF" w:sz="4"/>
+              <w:left w:val="single" w:color="BFBFBF" w:sz="4"/>
+              <w:bottom w:val="single" w:color="BFBFBF" w:sz="4"/>
+              <w:right w:val="single" w:color="BFBFBF" w:sz="4"/>
+            </w:tcBorders>
+            <w:tcMar>
+              <w:top w:type="dxa" w:w="60"/>
+              <w:left w:type="dxa" w:w="100"/>
+              <w:bottom w:type="dxa" w:w="60"/>
+              <w:right w:type="dxa" w:w="100"/>
+            </w:tcMar>
+          </w:tcPr>
+          <w:p>
+            <w:r>
+              <w:rPr>
+                <w:rFonts w:ascii="Calibri" w:cs="Calibri" w:eastAsia="Calibri" w:hAnsi="Calibri"/>
+                <w:sz w:val="18"/>
+                <w:szCs w:val="18"/>
+              </w:rPr>
+              <w:t xml:space="preserve">UI-014</w:t>
+            </w:r>
+          </w:p>
+        </w:tc>
+        <w:tc>
+          <w:tcPr>
+            <w:tcW w:type="dxa" w:w="6425"/>
+            <w:tcBorders>
+              <w:top w:val="single" w:color="BFBFBF" w:sz="4"/>
+              <w:left w:val="single" w:color="BFBFBF" w:sz="4"/>
+              <w:bottom w:val="single" w:color="BFBFBF" w:sz="4"/>
+              <w:right w:val="single" w:color="BFBFBF" w:sz="4"/>
+            </w:tcBorders>
+            <w:tcMar>
+              <w:top w:type="dxa" w:w="60"/>
+              <w:left w:type="dxa" w:w="100"/>
+              <w:bottom w:type="dxa" w:w="60"/>
+              <w:right w:type="dxa" w:w="100"/>
+            </w:tcMar>
+          </w:tcPr>
+          <w:p>
+            <w:r>
+              <w:rPr>
+                <w:rFonts w:ascii="Calibri" w:cs="Calibri" w:eastAsia="Calibri" w:hAnsi="Calibri"/>
+                <w:sz w:val="18"/>
+                <w:szCs w:val="18"/>
+              </w:rPr>
+              <w:t xml:space="preserve">Shows the server validation message</w:t>
+            </w:r>
+          </w:p>
+        </w:tc>
+        <w:tc>
+          <w:tcPr>
+            <w:tcW w:type="dxa" w:w="1607"/>
+            <w:tcBorders>
+              <w:top w:val="single" w:color="BFBFBF" w:sz="4"/>
+              <w:left w:val="single" w:color="BFBFBF" w:sz="4"/>
+              <w:bottom w:val="single" w:color="BFBFBF" w:sz="4"/>
+              <w:right w:val="single" w:color="BFBFBF" w:sz="4"/>
+            </w:tcBorders>
+            <w:tcMar>
+              <w:top w:type="dxa" w:w="60"/>
+              <w:left w:type="dxa" w:w="100"/>
+              <w:bottom w:type="dxa" w:w="60"/>
+              <w:right w:type="dxa" w:w="100"/>
+            </w:tcMar>
+          </w:tcPr>
+          <w:p>
+            <w:r>
+              <w:rPr>
+                <w:rFonts w:ascii="Calibri" w:cs="Calibri" w:eastAsia="Calibri" w:hAnsi="Calibri"/>
+                <w:sz w:val="18"/>
+                <w:szCs w:val="18"/>
+              </w:rPr>
+              <w:t xml:space="preserve">it</w:t>
+            </w:r>
+          </w:p>
+        </w:tc>
+      </w:tr>
+    </w:tbl>
+    <w:p>
+      <w:pPr>
+        <w:spacing w:after="120"/>
+      </w:pPr>
+    </w:p>
+    <w:p>
+      <w:pPr>
+        <w:pStyle w:val="Heading3"/>
+      </w:pPr>
+      <w:bookmarkStart w:name="_Toc76" w:id="76"/>
+      <w:r>
+        <w:rPr>
+          <w:rFonts w:ascii="Calibri" w:cs="Calibri" w:eastAsia="Calibri" w:hAnsi="Calibri"/>
+        </w:rPr>
+        <w:t xml:space="preserve">JobDetailComponent</w:t>
+      </w:r>
+      <w:bookmarkEnd w:id="76"/>
+    </w:p>
+    <w:p>
+      <w:pPr>
+        <w:spacing w:after="120"/>
+      </w:pPr>
+      <w:r>
+        <w:rPr>
+          <w:rFonts w:ascii="Calibri" w:cs="Calibri" w:eastAsia="Calibri" w:hAnsi="Calibri"/>
+          <w:b/>
+          <w:bCs/>
+        </w:rPr>
+        <w:t xml:space="preserve">Level:</w:t>
+      </w:r>
+      <w:r>
+        <w:rPr>
+          <w:rFonts w:ascii="Calibri" w:cs="Calibri" w:eastAsia="Calibri" w:hAnsi="Calibri"/>
+        </w:rPr>
+        <w:t xml:space="preserve"> UI component · </w:t>
+      </w:r>
+      <w:r>
+        <w:rPr>
+          <w:rFonts w:ascii="Calibri" w:cs="Calibri" w:eastAsia="Calibri" w:hAnsi="Calibri"/>
+          <w:b/>
+          <w:bCs/>
+        </w:rPr>
+        <w:t xml:space="preserve">Under test:</w:t>
+      </w:r>
+      <w:r>
+        <w:rPr>
+          <w:rFonts w:ascii="Calibri" w:cs="Calibri" w:eastAsia="Calibri" w:hAnsi="Calibri"/>
+        </w:rPr>
+        <w:t xml:space="preserve"> Job details screen</w:t>
+      </w:r>
+    </w:p>
+    <w:p>
+      <w:pPr>
+        <w:spacing w:after="120"/>
+      </w:pPr>
+      <w:r>
+        <w:rPr>
+          <w:rFonts w:ascii="Calibri" w:cs="Calibri" w:eastAsia="Calibri" w:hAnsi="Calibri"/>
+        </w:rPr>
+        <w:t xml:space="preserve">Live updates (SSE) while running; results and audit entry when completed; failure reason when failed; which actions are offered.</w:t>
+      </w:r>
+    </w:p>
+    <w:tbl>
+      <w:tblPr>
+        <w:tblW w:type="dxa" w:w="9638"/>
+        <w:tblBorders>
+          <w:top w:val="single" w:color="auto" w:sz="4"/>
+          <w:left w:val="single" w:color="auto" w:sz="4"/>
+          <w:bottom w:val="single" w:color="auto" w:sz="4"/>
+          <w:right w:val="single" w:color="auto" w:sz="4"/>
+          <w:insideH w:val="single" w:color="auto" w:sz="4"/>
+          <w:insideV w:val="single" w:color="auto" w:sz="4"/>
+        </w:tblBorders>
+      </w:tblPr>
+      <w:tblGrid>
+        <w:gridCol w:w="1606"/>
+        <w:gridCol w:w="6425"/>
+        <w:gridCol w:w="1607"/>
+      </w:tblGrid>
+      <w:tr>
+        <w:trPr>
+          <w:tblHeader/>
+        </w:trPr>
+        <w:tc>
+          <w:tcPr>
+            <w:tcW w:type="dxa" w:w="1606"/>
+            <w:tcBorders>
+              <w:top w:val="single" w:color="BFBFBF" w:sz="4"/>
+              <w:left w:val="single" w:color="BFBFBF" w:sz="4"/>
+              <w:bottom w:val="single" w:color="BFBFBF" w:sz="4"/>
+              <w:right w:val="single" w:color="BFBFBF" w:sz="4"/>
+            </w:tcBorders>
+            <w:shd w:fill="DCE6F2" w:color="auto" w:val="clear"/>
+            <w:tcMar>
+              <w:top w:type="dxa" w:w="60"/>
+              <w:left w:type="dxa" w:w="100"/>
+              <w:bottom w:type="dxa" w:w="60"/>
+              <w:right w:type="dxa" w:w="100"/>
+            </w:tcMar>
+          </w:tcPr>
+          <w:p>
+            <w:r>
+              <w:rPr>
+                <w:rFonts w:ascii="Calibri" w:cs="Calibri" w:eastAsia="Calibri" w:hAnsi="Calibri"/>
+                <w:b/>
+                <w:bCs/>
+                <w:sz w:val="18"/>
+                <w:szCs w:val="18"/>
+              </w:rPr>
+              <w:t xml:space="preserve">ID</w:t>
+            </w:r>
+          </w:p>
+        </w:tc>
+        <w:tc>
+          <w:tcPr>
+            <w:tcW w:type="dxa" w:w="6425"/>
+            <w:tcBorders>
+              <w:top w:val="single" w:color="BFBFBF" w:sz="4"/>
+              <w:left w:val="single" w:color="BFBFBF" w:sz="4"/>
+              <w:bottom w:val="single" w:color="BFBFBF" w:sz="4"/>
+              <w:right w:val="single" w:color="BFBFBF" w:sz="4"/>
+            </w:tcBorders>
+            <w:shd w:fill="DCE6F2" w:color="auto" w:val="clear"/>
+            <w:tcMar>
+              <w:top w:type="dxa" w:w="60"/>
+              <w:left w:type="dxa" w:w="100"/>
+              <w:bottom w:type="dxa" w:w="60"/>
+              <w:right w:type="dxa" w:w="100"/>
+            </w:tcMar>
+          </w:tcPr>
+          <w:p>
+            <w:r>
+              <w:rPr>
+                <w:rFonts w:ascii="Calibri" w:cs="Calibri" w:eastAsia="Calibri" w:hAnsi="Calibri"/>
+                <w:b/>
+                <w:bCs/>
+                <w:sz w:val="18"/>
+                <w:szCs w:val="18"/>
+              </w:rPr>
+              <w:t xml:space="preserve">Test case</w:t>
+            </w:r>
+          </w:p>
+        </w:tc>
+        <w:tc>
+          <w:tcPr>
+            <w:tcW w:type="dxa" w:w="1607"/>
+            <w:tcBorders>
+              <w:top w:val="single" w:color="BFBFBF" w:sz="4"/>
+              <w:left w:val="single" w:color="BFBFBF" w:sz="4"/>
+              <w:bottom w:val="single" w:color="BFBFBF" w:sz="4"/>
+              <w:right w:val="single" w:color="BFBFBF" w:sz="4"/>
+            </w:tcBorders>
+            <w:shd w:fill="DCE6F2" w:color="auto" w:val="clear"/>
+            <w:tcMar>
+              <w:top w:type="dxa" w:w="60"/>
+              <w:left w:type="dxa" w:w="100"/>
+              <w:bottom w:type="dxa" w:w="60"/>
+              <w:right w:type="dxa" w:w="100"/>
+            </w:tcMar>
+          </w:tcPr>
+          <w:p>
+            <w:r>
+              <w:rPr>
+                <w:rFonts w:ascii="Calibri" w:cs="Calibri" w:eastAsia="Calibri" w:hAnsi="Calibri"/>
+                <w:b/>
+                <w:bCs/>
+                <w:sz w:val="18"/>
+                <w:szCs w:val="18"/>
+              </w:rPr>
+              <w:t xml:space="preserve">Kind</w:t>
+            </w:r>
+          </w:p>
+        </w:tc>
+      </w:tr>
+      <w:tr>
+        <w:tc>
+          <w:tcPr>
+            <w:tcW w:type="dxa" w:w="1606"/>
+            <w:tcBorders>
+              <w:top w:val="single" w:color="BFBFBF" w:sz="4"/>
+              <w:left w:val="single" w:color="BFBFBF" w:sz="4"/>
+              <w:bottom w:val="single" w:color="BFBFBF" w:sz="4"/>
+              <w:right w:val="single" w:color="BFBFBF" w:sz="4"/>
+            </w:tcBorders>
+            <w:tcMar>
+              <w:top w:type="dxa" w:w="60"/>
+              <w:left w:type="dxa" w:w="100"/>
+              <w:bottom w:type="dxa" w:w="60"/>
+              <w:right w:type="dxa" w:w="100"/>
+            </w:tcMar>
+          </w:tcPr>
+          <w:p>
+            <w:r>
+              <w:rPr>
+                <w:rFonts w:ascii="Calibri" w:cs="Calibri" w:eastAsia="Calibri" w:hAnsi="Calibri"/>
+                <w:sz w:val="18"/>
+                <w:szCs w:val="18"/>
+              </w:rPr>
+              <w:t xml:space="preserve">UI-015</w:t>
+            </w:r>
+          </w:p>
+        </w:tc>
+        <w:tc>
+          <w:tcPr>
+            <w:tcW w:type="dxa" w:w="6425"/>
+            <w:tcBorders>
+              <w:top w:val="single" w:color="BFBFBF" w:sz="4"/>
+              <w:left w:val="single" w:color="BFBFBF" w:sz="4"/>
+              <w:bottom w:val="single" w:color="BFBFBF" w:sz="4"/>
+              <w:right w:val="single" w:color="BFBFBF" w:sz="4"/>
+            </w:tcBorders>
+            <w:tcMar>
+              <w:top w:type="dxa" w:w="60"/>
+              <w:left w:type="dxa" w:w="100"/>
+              <w:bottom w:type="dxa" w:w="60"/>
+              <w:right w:type="dxa" w:w="100"/>
+            </w:tcMar>
+          </w:tcPr>
+          <w:p>
+            <w:r>
+              <w:rPr>
+                <w:rFonts w:ascii="Calibri" w:cs="Calibri" w:eastAsia="Calibri" w:hAnsi="Calibri"/>
+                <w:sz w:val="18"/>
+                <w:szCs w:val="18"/>
+              </w:rPr>
+              <w:t xml:space="preserve">Follows a running job live and offers cancel, not delete</w:t>
+            </w:r>
+          </w:p>
+        </w:tc>
+        <w:tc>
+          <w:tcPr>
+            <w:tcW w:type="dxa" w:w="1607"/>
+            <w:tcBorders>
+              <w:top w:val="single" w:color="BFBFBF" w:sz="4"/>
+              <w:left w:val="single" w:color="BFBFBF" w:sz="4"/>
+              <w:bottom w:val="single" w:color="BFBFBF" w:sz="4"/>
+              <w:right w:val="single" w:color="BFBFBF" w:sz="4"/>
+            </w:tcBorders>
+            <w:tcMar>
+              <w:top w:type="dxa" w:w="60"/>
+              <w:left w:type="dxa" w:w="100"/>
+              <w:bottom w:type="dxa" w:w="60"/>
+              <w:right w:type="dxa" w:w="100"/>
+            </w:tcMar>
+          </w:tcPr>
+          <w:p>
+            <w:r>
+              <w:rPr>
+                <w:rFonts w:ascii="Calibri" w:cs="Calibri" w:eastAsia="Calibri" w:hAnsi="Calibri"/>
+                <w:sz w:val="18"/>
+                <w:szCs w:val="18"/>
+              </w:rPr>
+              <w:t xml:space="preserve">it</w:t>
+            </w:r>
+          </w:p>
+        </w:tc>
+      </w:tr>
+      <w:tr>
+        <w:tc>
+          <w:tcPr>
+            <w:tcW w:type="dxa" w:w="1606"/>
+            <w:tcBorders>
+              <w:top w:val="single" w:color="BFBFBF" w:sz="4"/>
+              <w:left w:val="single" w:color="BFBFBF" w:sz="4"/>
+              <w:bottom w:val="single" w:color="BFBFBF" w:sz="4"/>
+              <w:right w:val="single" w:color="BFBFBF" w:sz="4"/>
+            </w:tcBorders>
+            <w:tcMar>
+              <w:top w:type="dxa" w:w="60"/>
+              <w:left w:type="dxa" w:w="100"/>
+              <w:bottom w:type="dxa" w:w="60"/>
+              <w:right w:type="dxa" w:w="100"/>
+            </w:tcMar>
+          </w:tcPr>
+          <w:p>
+            <w:r>
+              <w:rPr>
+                <w:rFonts w:ascii="Calibri" w:cs="Calibri" w:eastAsia="Calibri" w:hAnsi="Calibri"/>
+                <w:sz w:val="18"/>
+                <w:szCs w:val="18"/>
+              </w:rPr>
+              <w:t xml:space="preserve">UI-016</w:t>
+            </w:r>
+          </w:p>
+        </w:tc>
+        <w:tc>
+          <w:tcPr>
+            <w:tcW w:type="dxa" w:w="6425"/>
+            <w:tcBorders>
+              <w:top w:val="single" w:color="BFBFBF" w:sz="4"/>
+              <w:left w:val="single" w:color="BFBFBF" w:sz="4"/>
+              <w:bottom w:val="single" w:color="BFBFBF" w:sz="4"/>
+              <w:right w:val="single" w:color="BFBFBF" w:sz="4"/>
+            </w:tcBorders>
+            <w:tcMar>
+              <w:top w:type="dxa" w:w="60"/>
+              <w:left w:type="dxa" w:w="100"/>
+              <w:bottom w:type="dxa" w:w="60"/>
+              <w:right w:type="dxa" w:w="100"/>
+            </w:tcMar>
+          </w:tcPr>
+          <w:p>
+            <w:r>
+              <w:rPr>
+                <w:rFonts w:ascii="Calibri" w:cs="Calibri" w:eastAsia="Calibri" w:hAnsi="Calibri"/>
+                <w:sz w:val="18"/>
+                <w:szCs w:val="18"/>
+              </w:rPr>
+              <w:t xml:space="preserve">Shows the results and the audit entry of a completed job</w:t>
+            </w:r>
+          </w:p>
+        </w:tc>
+        <w:tc>
+          <w:tcPr>
+            <w:tcW w:type="dxa" w:w="1607"/>
+            <w:tcBorders>
+              <w:top w:val="single" w:color="BFBFBF" w:sz="4"/>
+              <w:left w:val="single" w:color="BFBFBF" w:sz="4"/>
+              <w:bottom w:val="single" w:color="BFBFBF" w:sz="4"/>
+              <w:right w:val="single" w:color="BFBFBF" w:sz="4"/>
+            </w:tcBorders>
+            <w:tcMar>
+              <w:top w:type="dxa" w:w="60"/>
+              <w:left w:type="dxa" w:w="100"/>
+              <w:bottom w:type="dxa" w:w="60"/>
+              <w:right w:type="dxa" w:w="100"/>
+            </w:tcMar>
+          </w:tcPr>
+          <w:p>
+            <w:r>
+              <w:rPr>
+                <w:rFonts w:ascii="Calibri" w:cs="Calibri" w:eastAsia="Calibri" w:hAnsi="Calibri"/>
+                <w:sz w:val="18"/>
+                <w:szCs w:val="18"/>
+              </w:rPr>
+              <w:t xml:space="preserve">it</w:t>
+            </w:r>
+          </w:p>
+        </w:tc>
+      </w:tr>
+      <w:tr>
+        <w:tc>
+          <w:tcPr>
+            <w:tcW w:type="dxa" w:w="1606"/>
+            <w:tcBorders>
+              <w:top w:val="single" w:color="BFBFBF" w:sz="4"/>
+              <w:left w:val="single" w:color="BFBFBF" w:sz="4"/>
+              <w:bottom w:val="single" w:color="BFBFBF" w:sz="4"/>
+              <w:right w:val="single" w:color="BFBFBF" w:sz="4"/>
+            </w:tcBorders>
+            <w:tcMar>
+              <w:top w:type="dxa" w:w="60"/>
+              <w:left w:type="dxa" w:w="100"/>
+              <w:bottom w:type="dxa" w:w="60"/>
+              <w:right w:type="dxa" w:w="100"/>
+            </w:tcMar>
+          </w:tcPr>
+          <w:p>
+            <w:r>
+              <w:rPr>
+                <w:rFonts w:ascii="Calibri" w:cs="Calibri" w:eastAsia="Calibri" w:hAnsi="Calibri"/>
+                <w:sz w:val="18"/>
+                <w:szCs w:val="18"/>
+              </w:rPr>
+              <w:t xml:space="preserve">UI-017</w:t>
+            </w:r>
+          </w:p>
+        </w:tc>
+        <w:tc>
+          <w:tcPr>
+            <w:tcW w:type="dxa" w:w="6425"/>
+            <w:tcBorders>
+              <w:top w:val="single" w:color="BFBFBF" w:sz="4"/>
+              <w:left w:val="single" w:color="BFBFBF" w:sz="4"/>
+              <w:bottom w:val="single" w:color="BFBFBF" w:sz="4"/>
+              <w:right w:val="single" w:color="BFBFBF" w:sz="4"/>
+            </w:tcBorders>
+            <w:tcMar>
+              <w:top w:type="dxa" w:w="60"/>
+              <w:left w:type="dxa" w:w="100"/>
+              <w:bottom w:type="dxa" w:w="60"/>
+              <w:right w:type="dxa" w:w="100"/>
+            </w:tcMar>
+          </w:tcPr>
+          <w:p>
+            <w:r>
+              <w:rPr>
+                <w:rFonts w:ascii="Calibri" w:cs="Calibri" w:eastAsia="Calibri" w:hAnsi="Calibri"/>
+                <w:sz w:val="18"/>
+                <w:szCs w:val="18"/>
+              </w:rPr>
+              <w:t xml:space="preserve">Shows the failure reason of a failed job</w:t>
+            </w:r>
+          </w:p>
+        </w:tc>
+        <w:tc>
+          <w:tcPr>
+            <w:tcW w:type="dxa" w:w="1607"/>
+            <w:tcBorders>
+              <w:top w:val="single" w:color="BFBFBF" w:sz="4"/>
+              <w:left w:val="single" w:color="BFBFBF" w:sz="4"/>
+              <w:bottom w:val="single" w:color="BFBFBF" w:sz="4"/>
+              <w:right w:val="single" w:color="BFBFBF" w:sz="4"/>
+            </w:tcBorders>
+            <w:tcMar>
+              <w:top w:type="dxa" w:w="60"/>
+              <w:left w:type="dxa" w:w="100"/>
+              <w:bottom w:type="dxa" w:w="60"/>
+              <w:right w:type="dxa" w:w="100"/>
+            </w:tcMar>
+          </w:tcPr>
+          <w:p>
+            <w:r>
+              <w:rPr>
+                <w:rFonts w:ascii="Calibri" w:cs="Calibri" w:eastAsia="Calibri" w:hAnsi="Calibri"/>
+                <w:sz w:val="18"/>
+                <w:szCs w:val="18"/>
+              </w:rPr>
+              <w:t xml:space="preserve">it</w:t>
+            </w:r>
+          </w:p>
+        </w:tc>
+      </w:tr>
+    </w:tbl>
+    <w:p>
+      <w:pPr>
+        <w:spacing w:after="120"/>
+      </w:pPr>
+    </w:p>
+    <w:p>
+      <w:pPr>
+        <w:pStyle w:val="Heading3"/>
+      </w:pPr>
+      <w:bookmarkStart w:name="_Toc77" w:id="77"/>
+      <w:r>
+        <w:rPr>
+          <w:rFonts w:ascii="Calibri" w:cs="Calibri" w:eastAsia="Calibri" w:hAnsi="Calibri"/>
+        </w:rPr>
+        <w:t xml:space="preserve">JobsListComponent</w:t>
+      </w:r>
+      <w:bookmarkEnd w:id="77"/>
+    </w:p>
+    <w:p>
+      <w:pPr>
+        <w:spacing w:after="120"/>
+      </w:pPr>
+      <w:r>
+        <w:rPr>
+          <w:rFonts w:ascii="Calibri" w:cs="Calibri" w:eastAsia="Calibri" w:hAnsi="Calibri"/>
+          <w:b/>
+          <w:bCs/>
+        </w:rPr>
+        <w:t xml:space="preserve">Level:</w:t>
+      </w:r>
+      <w:r>
+        <w:rPr>
+          <w:rFonts w:ascii="Calibri" w:cs="Calibri" w:eastAsia="Calibri" w:hAnsi="Calibri"/>
+        </w:rPr>
+        <w:t xml:space="preserve"> UI component · </w:t>
+      </w:r>
+      <w:r>
+        <w:rPr>
+          <w:rFonts w:ascii="Calibri" w:cs="Calibri" w:eastAsia="Calibri" w:hAnsi="Calibri"/>
+          <w:b/>
+          <w:bCs/>
+        </w:rPr>
+        <w:t xml:space="preserve">Under test:</w:t>
+      </w:r>
+      <w:r>
+        <w:rPr>
+          <w:rFonts w:ascii="Calibri" w:cs="Calibri" w:eastAsia="Calibri" w:hAnsi="Calibri"/>
+        </w:rPr>
+        <w:t xml:space="preserve"> Jobs screen</w:t>
+      </w:r>
+    </w:p>
+    <w:p>
+      <w:pPr>
+        <w:spacing w:after="120"/>
+      </w:pPr>
+      <w:r>
+        <w:rPr>
+          <w:rFonts w:ascii="Calibri" w:cs="Calibri" w:eastAsia="Calibri" w:hAnsi="Calibri"/>
+        </w:rPr>
+        <w:t xml:space="preserve">One row per job with its status badge and paging; the status filter reloads from page 1.</w:t>
+      </w:r>
+    </w:p>
+    <w:tbl>
+      <w:tblPr>
+        <w:tblW w:type="dxa" w:w="9638"/>
+        <w:tblBorders>
+          <w:top w:val="single" w:color="auto" w:sz="4"/>
+          <w:left w:val="single" w:color="auto" w:sz="4"/>
+          <w:bottom w:val="single" w:color="auto" w:sz="4"/>
+          <w:right w:val="single" w:color="auto" w:sz="4"/>
+          <w:insideH w:val="single" w:color="auto" w:sz="4"/>
+          <w:insideV w:val="single" w:color="auto" w:sz="4"/>
+        </w:tblBorders>
+      </w:tblPr>
+      <w:tblGrid>
+        <w:gridCol w:w="1606"/>
+        <w:gridCol w:w="6425"/>
+        <w:gridCol w:w="1607"/>
+      </w:tblGrid>
+      <w:tr>
+        <w:trPr>
+          <w:tblHeader/>
+        </w:trPr>
+        <w:tc>
+          <w:tcPr>
+            <w:tcW w:type="dxa" w:w="1606"/>
+            <w:tcBorders>
+              <w:top w:val="single" w:color="BFBFBF" w:sz="4"/>
+              <w:left w:val="single" w:color="BFBFBF" w:sz="4"/>
+              <w:bottom w:val="single" w:color="BFBFBF" w:sz="4"/>
+              <w:right w:val="single" w:color="BFBFBF" w:sz="4"/>
+            </w:tcBorders>
+            <w:shd w:fill="DCE6F2" w:color="auto" w:val="clear"/>
+            <w:tcMar>
+              <w:top w:type="dxa" w:w="60"/>
+              <w:left w:type="dxa" w:w="100"/>
+              <w:bottom w:type="dxa" w:w="60"/>
+              <w:right w:type="dxa" w:w="100"/>
+            </w:tcMar>
+          </w:tcPr>
+          <w:p>
+            <w:r>
+              <w:rPr>
+                <w:rFonts w:ascii="Calibri" w:cs="Calibri" w:eastAsia="Calibri" w:hAnsi="Calibri"/>
+                <w:b/>
+                <w:bCs/>
+                <w:sz w:val="18"/>
+                <w:szCs w:val="18"/>
+              </w:rPr>
+              <w:t xml:space="preserve">ID</w:t>
+            </w:r>
+          </w:p>
+        </w:tc>
+        <w:tc>
+          <w:tcPr>
+            <w:tcW w:type="dxa" w:w="6425"/>
+            <w:tcBorders>
+              <w:top w:val="single" w:color="BFBFBF" w:sz="4"/>
+              <w:left w:val="single" w:color="BFBFBF" w:sz="4"/>
+              <w:bottom w:val="single" w:color="BFBFBF" w:sz="4"/>
+              <w:right w:val="single" w:color="BFBFBF" w:sz="4"/>
+            </w:tcBorders>
+            <w:shd w:fill="DCE6F2" w:color="auto" w:val="clear"/>
+            <w:tcMar>
+              <w:top w:type="dxa" w:w="60"/>
+              <w:left w:type="dxa" w:w="100"/>
+              <w:bottom w:type="dxa" w:w="60"/>
+              <w:right w:type="dxa" w:w="100"/>
+            </w:tcMar>
+          </w:tcPr>
+          <w:p>
+            <w:r>
+              <w:rPr>
+                <w:rFonts w:ascii="Calibri" w:cs="Calibri" w:eastAsia="Calibri" w:hAnsi="Calibri"/>
+                <w:b/>
+                <w:bCs/>
+                <w:sz w:val="18"/>
+                <w:szCs w:val="18"/>
+              </w:rPr>
+              <w:t xml:space="preserve">Test case</w:t>
+            </w:r>
+          </w:p>
+        </w:tc>
+        <w:tc>
+          <w:tcPr>
+            <w:tcW w:type="dxa" w:w="1607"/>
+            <w:tcBorders>
+              <w:top w:val="single" w:color="BFBFBF" w:sz="4"/>
+              <w:left w:val="single" w:color="BFBFBF" w:sz="4"/>
+              <w:bottom w:val="single" w:color="BFBFBF" w:sz="4"/>
+              <w:right w:val="single" w:color="BFBFBF" w:sz="4"/>
+            </w:tcBorders>
+            <w:shd w:fill="DCE6F2" w:color="auto" w:val="clear"/>
+            <w:tcMar>
+              <w:top w:type="dxa" w:w="60"/>
+              <w:left w:type="dxa" w:w="100"/>
+              <w:bottom w:type="dxa" w:w="60"/>
+              <w:right w:type="dxa" w:w="100"/>
+            </w:tcMar>
+          </w:tcPr>
+          <w:p>
+            <w:r>
+              <w:rPr>
+                <w:rFonts w:ascii="Calibri" w:cs="Calibri" w:eastAsia="Calibri" w:hAnsi="Calibri"/>
+                <w:b/>
+                <w:bCs/>
+                <w:sz w:val="18"/>
+                <w:szCs w:val="18"/>
+              </w:rPr>
+              <w:t xml:space="preserve">Kind</w:t>
+            </w:r>
+          </w:p>
+        </w:tc>
+      </w:tr>
+      <w:tr>
+        <w:tc>
+          <w:tcPr>
+            <w:tcW w:type="dxa" w:w="1606"/>
+            <w:tcBorders>
+              <w:top w:val="single" w:color="BFBFBF" w:sz="4"/>
+              <w:left w:val="single" w:color="BFBFBF" w:sz="4"/>
+              <w:bottom w:val="single" w:color="BFBFBF" w:sz="4"/>
+              <w:right w:val="single" w:color="BFBFBF" w:sz="4"/>
+            </w:tcBorders>
+            <w:tcMar>
+              <w:top w:type="dxa" w:w="60"/>
+              <w:left w:type="dxa" w:w="100"/>
+              <w:bottom w:type="dxa" w:w="60"/>
+              <w:right w:type="dxa" w:w="100"/>
+            </w:tcMar>
+          </w:tcPr>
+          <w:p>
+            <w:r>
+              <w:rPr>
+                <w:rFonts w:ascii="Calibri" w:cs="Calibri" w:eastAsia="Calibri" w:hAnsi="Calibri"/>
+                <w:sz w:val="18"/>
+                <w:szCs w:val="18"/>
+              </w:rPr>
+              <w:t xml:space="preserve">UI-018</w:t>
+            </w:r>
+          </w:p>
+        </w:tc>
+        <w:tc>
+          <w:tcPr>
+            <w:tcW w:type="dxa" w:w="6425"/>
+            <w:tcBorders>
+              <w:top w:val="single" w:color="BFBFBF" w:sz="4"/>
+              <w:left w:val="single" w:color="BFBFBF" w:sz="4"/>
+              <w:bottom w:val="single" w:color="BFBFBF" w:sz="4"/>
+              <w:right w:val="single" w:color="BFBFBF" w:sz="4"/>
+            </w:tcBorders>
+            <w:tcMar>
+              <w:top w:type="dxa" w:w="60"/>
+              <w:left w:type="dxa" w:w="100"/>
+              <w:bottom w:type="dxa" w:w="60"/>
+              <w:right w:type="dxa" w:w="100"/>
+            </w:tcMar>
+          </w:tcPr>
+          <w:p>
+            <w:r>
+              <w:rPr>
+                <w:rFonts w:ascii="Calibri" w:cs="Calibri" w:eastAsia="Calibri" w:hAnsi="Calibri"/>
+                <w:sz w:val="18"/>
+                <w:szCs w:val="18"/>
+              </w:rPr>
+              <w:t xml:space="preserve">Shows one row per job with its status</w:t>
+            </w:r>
+          </w:p>
+        </w:tc>
+        <w:tc>
+          <w:tcPr>
+            <w:tcW w:type="dxa" w:w="1607"/>
+            <w:tcBorders>
+              <w:top w:val="single" w:color="BFBFBF" w:sz="4"/>
+              <w:left w:val="single" w:color="BFBFBF" w:sz="4"/>
+              <w:bottom w:val="single" w:color="BFBFBF" w:sz="4"/>
+              <w:right w:val="single" w:color="BFBFBF" w:sz="4"/>
+            </w:tcBorders>
+            <w:tcMar>
+              <w:top w:type="dxa" w:w="60"/>
+              <w:left w:type="dxa" w:w="100"/>
+              <w:bottom w:type="dxa" w:w="60"/>
+              <w:right w:type="dxa" w:w="100"/>
+            </w:tcMar>
+          </w:tcPr>
+          <w:p>
+            <w:r>
+              <w:rPr>
+                <w:rFonts w:ascii="Calibri" w:cs="Calibri" w:eastAsia="Calibri" w:hAnsi="Calibri"/>
+                <w:sz w:val="18"/>
+                <w:szCs w:val="18"/>
+              </w:rPr>
+              <w:t xml:space="preserve">it</w:t>
+            </w:r>
+          </w:p>
+        </w:tc>
+      </w:tr>
+      <w:tr>
+        <w:tc>
+          <w:tcPr>
+            <w:tcW w:type="dxa" w:w="1606"/>
+            <w:tcBorders>
+              <w:top w:val="single" w:color="BFBFBF" w:sz="4"/>
+              <w:left w:val="single" w:color="BFBFBF" w:sz="4"/>
+              <w:bottom w:val="single" w:color="BFBFBF" w:sz="4"/>
+              <w:right w:val="single" w:color="BFBFBF" w:sz="4"/>
+            </w:tcBorders>
+            <w:tcMar>
+              <w:top w:type="dxa" w:w="60"/>
+              <w:left w:type="dxa" w:w="100"/>
+              <w:bottom w:type="dxa" w:w="60"/>
+              <w:right w:type="dxa" w:w="100"/>
+            </w:tcMar>
+          </w:tcPr>
+          <w:p>
+            <w:r>
+              <w:rPr>
+                <w:rFonts w:ascii="Calibri" w:cs="Calibri" w:eastAsia="Calibri" w:hAnsi="Calibri"/>
+                <w:sz w:val="18"/>
+                <w:szCs w:val="18"/>
+              </w:rPr>
+              <w:t xml:space="preserve">UI-019</w:t>
+            </w:r>
+          </w:p>
+        </w:tc>
+        <w:tc>
+          <w:tcPr>
+            <w:tcW w:type="dxa" w:w="6425"/>
+            <w:tcBorders>
+              <w:top w:val="single" w:color="BFBFBF" w:sz="4"/>
+              <w:left w:val="single" w:color="BFBFBF" w:sz="4"/>
+              <w:bottom w:val="single" w:color="BFBFBF" w:sz="4"/>
+              <w:right w:val="single" w:color="BFBFBF" w:sz="4"/>
+            </w:tcBorders>
+            <w:tcMar>
+              <w:top w:type="dxa" w:w="60"/>
+              <w:left w:type="dxa" w:w="100"/>
+              <w:bottom w:type="dxa" w:w="60"/>
+              <w:right w:type="dxa" w:w="100"/>
+            </w:tcMar>
+          </w:tcPr>
+          <w:p>
+            <w:r>
+              <w:rPr>
+                <w:rFonts w:ascii="Calibri" w:cs="Calibri" w:eastAsia="Calibri" w:hAnsi="Calibri"/>
+                <w:sz w:val="18"/>
+                <w:szCs w:val="18"/>
+              </w:rPr>
+              <w:t xml:space="preserve">Reloads from page 1 with the chosen status</w:t>
+            </w:r>
+          </w:p>
+        </w:tc>
+        <w:tc>
+          <w:tcPr>
+            <w:tcW w:type="dxa" w:w="1607"/>
+            <w:tcBorders>
+              <w:top w:val="single" w:color="BFBFBF" w:sz="4"/>
+              <w:left w:val="single" w:color="BFBFBF" w:sz="4"/>
+              <w:bottom w:val="single" w:color="BFBFBF" w:sz="4"/>
+              <w:right w:val="single" w:color="BFBFBF" w:sz="4"/>
+            </w:tcBorders>
+            <w:tcMar>
+              <w:top w:type="dxa" w:w="60"/>
+              <w:left w:type="dxa" w:w="100"/>
+              <w:bottom w:type="dxa" w:w="60"/>
+              <w:right w:type="dxa" w:w="100"/>
+            </w:tcMar>
+          </w:tcPr>
+          <w:p>
+            <w:r>
+              <w:rPr>
+                <w:rFonts w:ascii="Calibri" w:cs="Calibri" w:eastAsia="Calibri" w:hAnsi="Calibri"/>
+                <w:sz w:val="18"/>
+                <w:szCs w:val="18"/>
+              </w:rPr>
+              <w:t xml:space="preserve">it</w:t>
+            </w:r>
+          </w:p>
+        </w:tc>
+      </w:tr>
+    </w:tbl>
+    <w:p>
+      <w:pPr>
+        <w:spacing w:after="120"/>
+      </w:pPr>
+    </w:p>
+    <w:p>
+      <w:pPr>
+        <w:pStyle w:val="Heading3"/>
+      </w:pPr>
+      <w:bookmarkStart w:name="_Toc78" w:id="78"/>
+      <w:r>
+        <w:rPr>
+          <w:rFonts w:ascii="Calibri" w:cs="Calibri" w:eastAsia="Calibri" w:hAnsi="Calibri"/>
+        </w:rPr>
+        <w:t xml:space="preserve">ProgressBarComponent</w:t>
+      </w:r>
+      <w:bookmarkEnd w:id="78"/>
+    </w:p>
+    <w:p>
+      <w:pPr>
+        <w:spacing w:after="120"/>
+      </w:pPr>
+      <w:r>
+        <w:rPr>
+          <w:rFonts w:ascii="Calibri" w:cs="Calibri" w:eastAsia="Calibri" w:hAnsi="Calibri"/>
+          <w:b/>
+          <w:bCs/>
+        </w:rPr>
+        <w:t xml:space="preserve">Level:</w:t>
+      </w:r>
+      <w:r>
+        <w:rPr>
+          <w:rFonts w:ascii="Calibri" w:cs="Calibri" w:eastAsia="Calibri" w:hAnsi="Calibri"/>
+        </w:rPr>
+        <w:t xml:space="preserve"> UI component · </w:t>
+      </w:r>
+      <w:r>
+        <w:rPr>
+          <w:rFonts w:ascii="Calibri" w:cs="Calibri" w:eastAsia="Calibri" w:hAnsi="Calibri"/>
+          <w:b/>
+          <w:bCs/>
+        </w:rPr>
+        <w:t xml:space="preserve">Under test:</w:t>
+      </w:r>
+      <w:r>
+        <w:rPr>
+          <w:rFonts w:ascii="Calibri" w:cs="Calibri" w:eastAsia="Calibri" w:hAnsi="Calibri"/>
+        </w:rPr>
+        <w:t xml:space="preserve"> Progress bar</w:t>
+      </w:r>
+    </w:p>
+    <w:p>
+      <w:pPr>
+        <w:spacing w:after="120"/>
+      </w:pPr>
+      <w:r>
+        <w:rPr>
+          <w:rFonts w:ascii="Calibri" w:cs="Calibri" w:eastAsia="Calibri" w:hAnsi="Calibri"/>
+        </w:rPr>
+        <w:t xml:space="preserve">Rounded percentage and label; empty job.</w:t>
+      </w:r>
+    </w:p>
+    <w:tbl>
+      <w:tblPr>
+        <w:tblW w:type="dxa" w:w="9638"/>
+        <w:tblBorders>
+          <w:top w:val="single" w:color="auto" w:sz="4"/>
+          <w:left w:val="single" w:color="auto" w:sz="4"/>
+          <w:bottom w:val="single" w:color="auto" w:sz="4"/>
+          <w:right w:val="single" w:color="auto" w:sz="4"/>
+          <w:insideH w:val="single" w:color="auto" w:sz="4"/>
+          <w:insideV w:val="single" w:color="auto" w:sz="4"/>
+        </w:tblBorders>
+      </w:tblPr>
+      <w:tblGrid>
+        <w:gridCol w:w="1606"/>
+        <w:gridCol w:w="6425"/>
+        <w:gridCol w:w="1607"/>
+      </w:tblGrid>
+      <w:tr>
+        <w:trPr>
+          <w:tblHeader/>
+        </w:trPr>
+        <w:tc>
+          <w:tcPr>
+            <w:tcW w:type="dxa" w:w="1606"/>
+            <w:tcBorders>
+              <w:top w:val="single" w:color="BFBFBF" w:sz="4"/>
+              <w:left w:val="single" w:color="BFBFBF" w:sz="4"/>
+              <w:bottom w:val="single" w:color="BFBFBF" w:sz="4"/>
+              <w:right w:val="single" w:color="BFBFBF" w:sz="4"/>
+            </w:tcBorders>
+            <w:shd w:fill="DCE6F2" w:color="auto" w:val="clear"/>
+            <w:tcMar>
+              <w:top w:type="dxa" w:w="60"/>
+              <w:left w:type="dxa" w:w="100"/>
+              <w:bottom w:type="dxa" w:w="60"/>
+              <w:right w:type="dxa" w:w="100"/>
+            </w:tcMar>
+          </w:tcPr>
+          <w:p>
+            <w:r>
+              <w:rPr>
+                <w:rFonts w:ascii="Calibri" w:cs="Calibri" w:eastAsia="Calibri" w:hAnsi="Calibri"/>
+                <w:b/>
+                <w:bCs/>
+                <w:sz w:val="18"/>
+                <w:szCs w:val="18"/>
+              </w:rPr>
+              <w:t xml:space="preserve">ID</w:t>
+            </w:r>
+          </w:p>
+        </w:tc>
+        <w:tc>
+          <w:tcPr>
+            <w:tcW w:type="dxa" w:w="6425"/>
+            <w:tcBorders>
+              <w:top w:val="single" w:color="BFBFBF" w:sz="4"/>
+              <w:left w:val="single" w:color="BFBFBF" w:sz="4"/>
+              <w:bottom w:val="single" w:color="BFBFBF" w:sz="4"/>
+              <w:right w:val="single" w:color="BFBFBF" w:sz="4"/>
+            </w:tcBorders>
+            <w:shd w:fill="DCE6F2" w:color="auto" w:val="clear"/>
+            <w:tcMar>
+              <w:top w:type="dxa" w:w="60"/>
+              <w:left w:type="dxa" w:w="100"/>
+              <w:bottom w:type="dxa" w:w="60"/>
+              <w:right w:type="dxa" w:w="100"/>
+            </w:tcMar>
+          </w:tcPr>
+          <w:p>
+            <w:r>
+              <w:rPr>
+                <w:rFonts w:ascii="Calibri" w:cs="Calibri" w:eastAsia="Calibri" w:hAnsi="Calibri"/>
+                <w:b/>
+                <w:bCs/>
+                <w:sz w:val="18"/>
+                <w:szCs w:val="18"/>
+              </w:rPr>
+              <w:t xml:space="preserve">Test case</w:t>
+            </w:r>
+          </w:p>
+        </w:tc>
+        <w:tc>
+          <w:tcPr>
+            <w:tcW w:type="dxa" w:w="1607"/>
+            <w:tcBorders>
+              <w:top w:val="single" w:color="BFBFBF" w:sz="4"/>
+              <w:left w:val="single" w:color="BFBFBF" w:sz="4"/>
+              <w:bottom w:val="single" w:color="BFBFBF" w:sz="4"/>
+              <w:right w:val="single" w:color="BFBFBF" w:sz="4"/>
+            </w:tcBorders>
+            <w:shd w:fill="DCE6F2" w:color="auto" w:val="clear"/>
+            <w:tcMar>
+              <w:top w:type="dxa" w:w="60"/>
+              <w:left w:type="dxa" w:w="100"/>
+              <w:bottom w:type="dxa" w:w="60"/>
+              <w:right w:type="dxa" w:w="100"/>
+            </w:tcMar>
+          </w:tcPr>
+          <w:p>
+            <w:r>
+              <w:rPr>
+                <w:rFonts w:ascii="Calibri" w:cs="Calibri" w:eastAsia="Calibri" w:hAnsi="Calibri"/>
+                <w:b/>
+                <w:bCs/>
+                <w:sz w:val="18"/>
+                <w:szCs w:val="18"/>
+              </w:rPr>
+              <w:t xml:space="preserve">Kind</w:t>
+            </w:r>
+          </w:p>
+        </w:tc>
+      </w:tr>
+      <w:tr>
+        <w:tc>
+          <w:tcPr>
+            <w:tcW w:type="dxa" w:w="1606"/>
+            <w:tcBorders>
+              <w:top w:val="single" w:color="BFBFBF" w:sz="4"/>
+              <w:left w:val="single" w:color="BFBFBF" w:sz="4"/>
+              <w:bottom w:val="single" w:color="BFBFBF" w:sz="4"/>
+              <w:right w:val="single" w:color="BFBFBF" w:sz="4"/>
+            </w:tcBorders>
+            <w:tcMar>
+              <w:top w:type="dxa" w:w="60"/>
+              <w:left w:type="dxa" w:w="100"/>
+              <w:bottom w:type="dxa" w:w="60"/>
+              <w:right w:type="dxa" w:w="100"/>
+            </w:tcMar>
+          </w:tcPr>
+          <w:p>
+            <w:r>
+              <w:rPr>
+                <w:rFonts w:ascii="Calibri" w:cs="Calibri" w:eastAsia="Calibri" w:hAnsi="Calibri"/>
+                <w:sz w:val="18"/>
+                <w:szCs w:val="18"/>
+              </w:rPr>
+              <w:t xml:space="preserve">UI-020</w:t>
+            </w:r>
+          </w:p>
+        </w:tc>
+        <w:tc>
+          <w:tcPr>
+            <w:tcW w:type="dxa" w:w="6425"/>
+            <w:tcBorders>
+              <w:top w:val="single" w:color="BFBFBF" w:sz="4"/>
+              <w:left w:val="single" w:color="BFBFBF" w:sz="4"/>
+              <w:bottom w:val="single" w:color="BFBFBF" w:sz="4"/>
+              <w:right w:val="single" w:color="BFBFBF" w:sz="4"/>
+            </w:tcBorders>
+            <w:tcMar>
+              <w:top w:type="dxa" w:w="60"/>
+              <w:left w:type="dxa" w:w="100"/>
+              <w:bottom w:type="dxa" w:w="60"/>
+              <w:right w:type="dxa" w:w="100"/>
+            </w:tcMar>
+          </w:tcPr>
+          <w:p>
+            <w:r>
+              <w:rPr>
+                <w:rFonts w:ascii="Calibri" w:cs="Calibri" w:eastAsia="Calibri" w:hAnsi="Calibri"/>
+                <w:sz w:val="18"/>
+                <w:szCs w:val="18"/>
+              </w:rPr>
+              <w:t xml:space="preserve">Computes a rounded percentage and a label</w:t>
+            </w:r>
+          </w:p>
+        </w:tc>
+        <w:tc>
+          <w:tcPr>
+            <w:tcW w:type="dxa" w:w="1607"/>
+            <w:tcBorders>
+              <w:top w:val="single" w:color="BFBFBF" w:sz="4"/>
+              <w:left w:val="single" w:color="BFBFBF" w:sz="4"/>
+              <w:bottom w:val="single" w:color="BFBFBF" w:sz="4"/>
+              <w:right w:val="single" w:color="BFBFBF" w:sz="4"/>
+            </w:tcBorders>
+            <w:tcMar>
+              <w:top w:type="dxa" w:w="60"/>
+              <w:left w:type="dxa" w:w="100"/>
+              <w:bottom w:type="dxa" w:w="60"/>
+              <w:right w:type="dxa" w:w="100"/>
+            </w:tcMar>
+          </w:tcPr>
+          <w:p>
+            <w:r>
+              <w:rPr>
+                <w:rFonts w:ascii="Calibri" w:cs="Calibri" w:eastAsia="Calibri" w:hAnsi="Calibri"/>
+                <w:sz w:val="18"/>
+                <w:szCs w:val="18"/>
+              </w:rPr>
+              <w:t xml:space="preserve">it</w:t>
+            </w:r>
+          </w:p>
+        </w:tc>
+      </w:tr>
+      <w:tr>
+        <w:tc>
+          <w:tcPr>
+            <w:tcW w:type="dxa" w:w="1606"/>
+            <w:tcBorders>
+              <w:top w:val="single" w:color="BFBFBF" w:sz="4"/>
+              <w:left w:val="single" w:color="BFBFBF" w:sz="4"/>
+              <w:bottom w:val="single" w:color="BFBFBF" w:sz="4"/>
+              <w:right w:val="single" w:color="BFBFBF" w:sz="4"/>
+            </w:tcBorders>
+            <w:tcMar>
+              <w:top w:type="dxa" w:w="60"/>
+              <w:left w:type="dxa" w:w="100"/>
+              <w:bottom w:type="dxa" w:w="60"/>
+              <w:right w:type="dxa" w:w="100"/>
+            </w:tcMar>
+          </w:tcPr>
+          <w:p>
+            <w:r>
+              <w:rPr>
+                <w:rFonts w:ascii="Calibri" w:cs="Calibri" w:eastAsia="Calibri" w:hAnsi="Calibri"/>
+                <w:sz w:val="18"/>
+                <w:szCs w:val="18"/>
+              </w:rPr>
+              <w:t xml:space="preserve">UI-021</w:t>
+            </w:r>
+          </w:p>
+        </w:tc>
+        <w:tc>
+          <w:tcPr>
+            <w:tcW w:type="dxa" w:w="6425"/>
+            <w:tcBorders>
+              <w:top w:val="single" w:color="BFBFBF" w:sz="4"/>
+              <w:left w:val="single" w:color="BFBFBF" w:sz="4"/>
+              <w:bottom w:val="single" w:color="BFBFBF" w:sz="4"/>
+              <w:right w:val="single" w:color="BFBFBF" w:sz="4"/>
+            </w:tcBorders>
+            <w:tcMar>
+              <w:top w:type="dxa" w:w="60"/>
+              <w:left w:type="dxa" w:w="100"/>
+              <w:bottom w:type="dxa" w:w="60"/>
+              <w:right w:type="dxa" w:w="100"/>
+            </w:tcMar>
+          </w:tcPr>
+          <w:p>
+            <w:r>
+              <w:rPr>
+                <w:rFonts w:ascii="Calibri" w:cs="Calibri" w:eastAsia="Calibri" w:hAnsi="Calibri"/>
+                <w:sz w:val="18"/>
+                <w:szCs w:val="18"/>
+              </w:rPr>
+              <w:t xml:space="preserve">Shows 0% for an empty job</w:t>
+            </w:r>
+          </w:p>
+        </w:tc>
+        <w:tc>
+          <w:tcPr>
+            <w:tcW w:type="dxa" w:w="1607"/>
+            <w:tcBorders>
+              <w:top w:val="single" w:color="BFBFBF" w:sz="4"/>
+              <w:left w:val="single" w:color="BFBFBF" w:sz="4"/>
+              <w:bottom w:val="single" w:color="BFBFBF" w:sz="4"/>
+              <w:right w:val="single" w:color="BFBFBF" w:sz="4"/>
+            </w:tcBorders>
+            <w:tcMar>
+              <w:top w:type="dxa" w:w="60"/>
+              <w:left w:type="dxa" w:w="100"/>
+              <w:bottom w:type="dxa" w:w="60"/>
+              <w:right w:type="dxa" w:w="100"/>
+            </w:tcMar>
+          </w:tcPr>
+          <w:p>
+            <w:r>
+              <w:rPr>
+                <w:rFonts w:ascii="Calibri" w:cs="Calibri" w:eastAsia="Calibri" w:hAnsi="Calibri"/>
+                <w:sz w:val="18"/>
+                <w:szCs w:val="18"/>
+              </w:rPr>
+              <w:t xml:space="preserve">it</w:t>
+            </w:r>
+          </w:p>
+        </w:tc>
+      </w:tr>
+    </w:tbl>
+    <w:p>
+      <w:pPr>
+        <w:spacing w:after="120"/>
+      </w:pPr>
+    </w:p>
+    <w:p>
+      <w:pPr>
+        <w:pStyle w:val="Heading1"/>
+      </w:pPr>
+      <w:bookmarkStart w:name="_Toc79" w:id="79"/>
+      <w:r>
+        <w:rPr>
+          <w:rFonts w:ascii="Calibri" w:cs="Calibri" w:eastAsia="Calibri" w:hAnsi="Calibri"/>
+        </w:rPr>
         <w:t xml:space="preserve">8. Manual and system test procedures</w:t>
       </w:r>
-      <w:bookmarkEnd w:id="72"/>
+      <w:bookmarkEnd w:id="79"/>
     </w:p>
     <w:p>
       <w:pPr>
@@ -47392,6 +51151,321 @@
           </w:p>
         </w:tc>
       </w:tr>
+      <w:tr>
+        <w:tc>
+          <w:tcPr>
+            <w:tcW w:type="dxa" w:w="512"/>
+            <w:tcBorders>
+              <w:top w:val="single" w:color="BFBFBF" w:sz="4"/>
+              <w:left w:val="single" w:color="BFBFBF" w:sz="4"/>
+              <w:bottom w:val="single" w:color="BFBFBF" w:sz="4"/>
+              <w:right w:val="single" w:color="BFBFBF" w:sz="4"/>
+            </w:tcBorders>
+            <w:tcMar>
+              <w:top w:type="dxa" w:w="60"/>
+              <w:left w:type="dxa" w:w="100"/>
+              <w:bottom w:type="dxa" w:w="60"/>
+              <w:right w:type="dxa" w:w="100"/>
+            </w:tcMar>
+          </w:tcPr>
+          <w:p>
+            <w:r>
+              <w:rPr>
+                <w:rFonts w:ascii="Calibri" w:cs="Calibri" w:eastAsia="Calibri" w:hAnsi="Calibri"/>
+                <w:sz w:val="18"/>
+                <w:szCs w:val="18"/>
+              </w:rPr>
+              <w:t xml:space="preserve">MT-12</w:t>
+            </w:r>
+          </w:p>
+        </w:tc>
+        <w:tc>
+          <w:tcPr>
+            <w:tcW w:type="dxa" w:w="1999"/>
+            <w:tcBorders>
+              <w:top w:val="single" w:color="BFBFBF" w:sz="4"/>
+              <w:left w:val="single" w:color="BFBFBF" w:sz="4"/>
+              <w:bottom w:val="single" w:color="BFBFBF" w:sz="4"/>
+              <w:right w:val="single" w:color="BFBFBF" w:sz="4"/>
+            </w:tcBorders>
+            <w:tcMar>
+              <w:top w:type="dxa" w:w="60"/>
+              <w:left w:type="dxa" w:w="100"/>
+              <w:bottom w:type="dxa" w:w="60"/>
+              <w:right w:type="dxa" w:w="100"/>
+            </w:tcMar>
+          </w:tcPr>
+          <w:p>
+            <w:r>
+              <w:rPr>
+                <w:rFonts w:ascii="Calibri" w:cs="Calibri" w:eastAsia="Calibri" w:hAnsi="Calibri"/>
+                <w:sz w:val="18"/>
+                <w:szCs w:val="18"/>
+              </w:rPr>
+              <w:t xml:space="preserve">Web UI walkthrough</w:t>
+            </w:r>
+          </w:p>
+        </w:tc>
+        <w:tc>
+          <w:tcPr>
+            <w:tcW w:type="dxa" w:w="2050"/>
+            <w:tcBorders>
+              <w:top w:val="single" w:color="BFBFBF" w:sz="4"/>
+              <w:left w:val="single" w:color="BFBFBF" w:sz="4"/>
+              <w:bottom w:val="single" w:color="BFBFBF" w:sz="4"/>
+              <w:right w:val="single" w:color="BFBFBF" w:sz="4"/>
+            </w:tcBorders>
+            <w:tcMar>
+              <w:top w:type="dxa" w:w="60"/>
+              <w:left w:type="dxa" w:w="100"/>
+              <w:bottom w:type="dxa" w:w="60"/>
+              <w:right w:type="dxa" w:w="100"/>
+            </w:tcMar>
+          </w:tcPr>
+          <w:p>
+            <w:r>
+              <w:rPr>
+                <w:rFonts w:ascii="Calibri" w:cs="Calibri" w:eastAsia="Calibri" w:hAnsi="Calibri"/>
+                <w:sz w:val="18"/>
+                <w:szCs w:val="18"/>
+              </w:rPr>
+              <w:t xml:space="preserve">Stack up incl. </w:t>
+            </w:r>
+            <w:r>
+              <w:rPr>
+                <w:rFonts w:ascii="Consolas" w:cs="Consolas" w:eastAsia="Consolas" w:hAnsi="Consolas"/>
+                <w:color w:val="5B2C6F"/>
+                <w:sz w:val="16"/>
+                <w:szCs w:val="16"/>
+              </w:rPr>
+              <w:t xml:space="preserve">ui</w:t>
+            </w:r>
+            <w:r>
+              <w:rPr>
+                <w:rFonts w:ascii="Calibri" w:cs="Calibri" w:eastAsia="Calibri" w:hAnsi="Calibri"/>
+                <w:sz w:val="18"/>
+                <w:szCs w:val="18"/>
+              </w:rPr>
+              <w:t xml:space="preserve"> (</w:t>
+            </w:r>
+            <w:r>
+              <w:rPr>
+                <w:rFonts w:ascii="Consolas" w:cs="Consolas" w:eastAsia="Consolas" w:hAnsi="Consolas"/>
+                <w:color w:val="5B2C6F"/>
+                <w:sz w:val="16"/>
+                <w:szCs w:val="16"/>
+              </w:rPr>
+              <w:t xml:space="preserve">docker compose up --build -d</w:t>
+            </w:r>
+            <w:r>
+              <w:rPr>
+                <w:rFonts w:ascii="Calibri" w:cs="Calibri" w:eastAsia="Calibri" w:hAnsi="Calibri"/>
+                <w:sz w:val="18"/>
+                <w:szCs w:val="18"/>
+              </w:rPr>
+              <w:t xml:space="preserve">, or </w:t>
+            </w:r>
+            <w:r>
+              <w:rPr>
+                <w:rFonts w:ascii="Consolas" w:cs="Consolas" w:eastAsia="Consolas" w:hAnsi="Consolas"/>
+                <w:color w:val="5B2C6F"/>
+                <w:sz w:val="16"/>
+                <w:szCs w:val="16"/>
+              </w:rPr>
+              <w:t xml:space="preserve">scripts/docker-up-prebuilt.ps1</w:t>
+            </w:r>
+            <w:r>
+              <w:rPr>
+                <w:rFonts w:ascii="Calibri" w:cs="Calibri" w:eastAsia="Calibri" w:hAnsi="Calibri"/>
+                <w:sz w:val="18"/>
+                <w:szCs w:val="18"/>
+              </w:rPr>
+              <w:t xml:space="preserve">)</w:t>
+            </w:r>
+          </w:p>
+        </w:tc>
+        <w:tc>
+          <w:tcPr>
+            <w:tcW w:type="dxa" w:w="2050"/>
+            <w:tcBorders>
+              <w:top w:val="single" w:color="BFBFBF" w:sz="4"/>
+              <w:left w:val="single" w:color="BFBFBF" w:sz="4"/>
+              <w:bottom w:val="single" w:color="BFBFBF" w:sz="4"/>
+              <w:right w:val="single" w:color="BFBFBF" w:sz="4"/>
+            </w:tcBorders>
+            <w:tcMar>
+              <w:top w:type="dxa" w:w="60"/>
+              <w:left w:type="dxa" w:w="100"/>
+              <w:bottom w:type="dxa" w:w="60"/>
+              <w:right w:type="dxa" w:w="100"/>
+            </w:tcMar>
+          </w:tcPr>
+          <w:p>
+            <w:r>
+              <w:rPr>
+                <w:rFonts w:ascii="Calibri" w:cs="Calibri" w:eastAsia="Calibri" w:hAnsi="Calibri"/>
+                <w:sz w:val="18"/>
+                <w:szCs w:val="18"/>
+              </w:rPr>
+              <w:t xml:space="preserve">1) Open http://localhost:4200 2) </w:t>
+            </w:r>
+            <w:r>
+              <w:rPr>
+                <w:rFonts w:ascii="Calibri" w:cs="Calibri" w:eastAsia="Calibri" w:hAnsi="Calibri"/>
+                <w:i/>
+                <w:iCs/>
+                <w:sz w:val="18"/>
+                <w:szCs w:val="18"/>
+              </w:rPr>
+              <w:t xml:space="preserve">New job</w:t>
+            </w:r>
+            <w:r>
+              <w:rPr>
+                <w:rFonts w:ascii="Calibri" w:cs="Calibri" w:eastAsia="Calibri" w:hAnsi="Calibri"/>
+                <w:sz w:val="18"/>
+                <w:szCs w:val="18"/>
+              </w:rPr>
+              <w:t xml:space="preserve"> → </w:t>
+            </w:r>
+            <w:r>
+              <w:rPr>
+                <w:rFonts w:ascii="Calibri" w:cs="Calibri" w:eastAsia="Calibri" w:hAnsi="Calibri"/>
+                <w:i/>
+                <w:iCs/>
+                <w:sz w:val="18"/>
+                <w:szCs w:val="18"/>
+              </w:rPr>
+              <w:t xml:space="preserve">Generate sample</w:t>
+            </w:r>
+            <w:r>
+              <w:rPr>
+                <w:rFonts w:ascii="Calibri" w:cs="Calibri" w:eastAsia="Calibri" w:hAnsi="Calibri"/>
+                <w:sz w:val="18"/>
+                <w:szCs w:val="18"/>
+              </w:rPr>
+              <w:t xml:space="preserve"> (100) → </w:t>
+            </w:r>
+            <w:r>
+              <w:rPr>
+                <w:rFonts w:ascii="Calibri" w:cs="Calibri" w:eastAsia="Calibri" w:hAnsi="Calibri"/>
+                <w:i/>
+                <w:iCs/>
+                <w:sz w:val="18"/>
+                <w:szCs w:val="18"/>
+              </w:rPr>
+              <w:t xml:space="preserve">Create job</w:t>
+            </w:r>
+            <w:r>
+              <w:rPr>
+                <w:rFonts w:ascii="Calibri" w:cs="Calibri" w:eastAsia="Calibri" w:hAnsi="Calibri"/>
+                <w:sz w:val="18"/>
+                <w:szCs w:val="18"/>
+              </w:rPr>
+              <w:t xml:space="preserve"> 3) Watch the details page 4) Back to </w:t>
+            </w:r>
+            <w:r>
+              <w:rPr>
+                <w:rFonts w:ascii="Calibri" w:cs="Calibri" w:eastAsia="Calibri" w:hAnsi="Calibri"/>
+                <w:i/>
+                <w:iCs/>
+                <w:sz w:val="18"/>
+                <w:szCs w:val="18"/>
+              </w:rPr>
+              <w:t xml:space="preserve">Jobs</w:t>
+            </w:r>
+            <w:r>
+              <w:rPr>
+                <w:rFonts w:ascii="Calibri" w:cs="Calibri" w:eastAsia="Calibri" w:hAnsi="Calibri"/>
+                <w:sz w:val="18"/>
+                <w:szCs w:val="18"/>
+              </w:rPr>
+              <w:t xml:space="preserve">, filter by </w:t>
+            </w:r>
+            <w:r>
+              <w:rPr>
+                <w:rFonts w:ascii="Calibri" w:cs="Calibri" w:eastAsia="Calibri" w:hAnsi="Calibri"/>
+                <w:i/>
+                <w:iCs/>
+                <w:sz w:val="18"/>
+                <w:szCs w:val="18"/>
+              </w:rPr>
+              <w:t xml:space="preserve">Completed</w:t>
+            </w:r>
+          </w:p>
+        </w:tc>
+        <w:tc>
+          <w:tcPr>
+            <w:tcW w:type="dxa" w:w="2050"/>
+            <w:tcBorders>
+              <w:top w:val="single" w:color="BFBFBF" w:sz="4"/>
+              <w:left w:val="single" w:color="BFBFBF" w:sz="4"/>
+              <w:bottom w:val="single" w:color="BFBFBF" w:sz="4"/>
+              <w:right w:val="single" w:color="BFBFBF" w:sz="4"/>
+            </w:tcBorders>
+            <w:tcMar>
+              <w:top w:type="dxa" w:w="60"/>
+              <w:left w:type="dxa" w:w="100"/>
+              <w:bottom w:type="dxa" w:w="60"/>
+              <w:right w:type="dxa" w:w="100"/>
+            </w:tcMar>
+          </w:tcPr>
+          <w:p>
+            <w:r>
+              <w:rPr>
+                <w:rFonts w:ascii="Calibri" w:cs="Calibri" w:eastAsia="Calibri" w:hAnsi="Calibri"/>
+                <w:sz w:val="18"/>
+                <w:szCs w:val="18"/>
+              </w:rPr>
+              <w:t xml:space="preserve">Job appears; progress moves live ("● live"), ends </w:t>
+            </w:r>
+            <w:r>
+              <w:rPr>
+                <w:rFonts w:ascii="Calibri" w:cs="Calibri" w:eastAsia="Calibri" w:hAnsi="Calibri"/>
+                <w:i/>
+                <w:iCs/>
+                <w:sz w:val="18"/>
+                <w:szCs w:val="18"/>
+              </w:rPr>
+              <w:t xml:space="preserve">Completed</w:t>
+            </w:r>
+            <w:r>
+              <w:rPr>
+                <w:rFonts w:ascii="Calibri" w:cs="Calibri" w:eastAsia="Calibri" w:hAnsi="Calibri"/>
+                <w:sz w:val="18"/>
+                <w:szCs w:val="18"/>
+              </w:rPr>
+              <w:t xml:space="preserve">; results table with top words and SHA-256; audit entry shown after a few seconds; filter and paging work</w:t>
+            </w:r>
+          </w:p>
+        </w:tc>
+        <w:tc>
+          <w:tcPr>
+            <w:tcW w:type="dxa" w:w="977"/>
+            <w:tcBorders>
+              <w:top w:val="single" w:color="BFBFBF" w:sz="4"/>
+              <w:left w:val="single" w:color="BFBFBF" w:sz="4"/>
+              <w:bottom w:val="single" w:color="BFBFBF" w:sz="4"/>
+              <w:right w:val="single" w:color="BFBFBF" w:sz="4"/>
+            </w:tcBorders>
+            <w:tcMar>
+              <w:top w:type="dxa" w:w="60"/>
+              <w:left w:type="dxa" w:w="100"/>
+              <w:bottom w:type="dxa" w:w="60"/>
+              <w:right w:type="dxa" w:w="100"/>
+            </w:tcMar>
+          </w:tcPr>
+          <w:p>
+            <w:r>
+              <w:rPr>
+                <w:rFonts w:ascii="Calibri" w:cs="Calibri" w:eastAsia="Calibri" w:hAnsi="Calibri"/>
+                <w:sz w:val="18"/>
+                <w:szCs w:val="18"/>
+              </w:rPr>
+              <w:t xml:space="preserve">Passed (2026-10-27)</w:t>
+            </w:r>
+          </w:p>
+        </w:tc>
+      </w:tr>
     </w:tbl>
     <w:p>
       <w:pPr>
@@ -47402,14 +51476,14 @@
       <w:pPr>
         <w:pStyle w:val="Heading1"/>
       </w:pPr>
-      <w:bookmarkStart w:name="_Toc73" w:id="73"/>
+      <w:bookmarkStart w:name="_Toc80" w:id="80"/>
       <w:r>
         <w:rPr>
           <w:rFonts w:ascii="Calibri" w:cs="Calibri" w:eastAsia="Calibri" w:hAnsi="Calibri"/>
         </w:rPr>
         <w:t xml:space="preserve">9. Defects found by testing</w:t>
       </w:r>
-      <w:bookmarkEnd w:id="73"/>
+      <w:bookmarkEnd w:id="80"/>
     </w:p>
     <w:p>
       <w:pPr>
@@ -48953,6 +53027,230 @@
           </w:p>
         </w:tc>
       </w:tr>
+      <w:tr>
+        <w:tc>
+          <w:tcPr>
+            <w:tcW w:type="dxa" w:w="566"/>
+            <w:tcBorders>
+              <w:top w:val="single" w:color="BFBFBF" w:sz="4"/>
+              <w:left w:val="single" w:color="BFBFBF" w:sz="4"/>
+              <w:bottom w:val="single" w:color="BFBFBF" w:sz="4"/>
+              <w:right w:val="single" w:color="BFBFBF" w:sz="4"/>
+            </w:tcBorders>
+            <w:tcMar>
+              <w:top w:type="dxa" w:w="60"/>
+              <w:left w:type="dxa" w:w="100"/>
+              <w:bottom w:type="dxa" w:w="60"/>
+              <w:right w:type="dxa" w:w="100"/>
+            </w:tcMar>
+          </w:tcPr>
+          <w:p>
+            <w:r>
+              <w:rPr>
+                <w:rFonts w:ascii="Calibri" w:cs="Calibri" w:eastAsia="Calibri" w:hAnsi="Calibri"/>
+                <w:sz w:val="18"/>
+                <w:szCs w:val="18"/>
+              </w:rPr>
+              <w:t xml:space="preserve">D-08</w:t>
+            </w:r>
+          </w:p>
+        </w:tc>
+        <w:tc>
+          <w:tcPr>
+            <w:tcW w:type="dxa" w:w="2267"/>
+            <w:tcBorders>
+              <w:top w:val="single" w:color="BFBFBF" w:sz="4"/>
+              <w:left w:val="single" w:color="BFBFBF" w:sz="4"/>
+              <w:bottom w:val="single" w:color="BFBFBF" w:sz="4"/>
+              <w:right w:val="single" w:color="BFBFBF" w:sz="4"/>
+            </w:tcBorders>
+            <w:tcMar>
+              <w:top w:type="dxa" w:w="60"/>
+              <w:left w:type="dxa" w:w="100"/>
+              <w:bottom w:type="dxa" w:w="60"/>
+              <w:right w:type="dxa" w:w="100"/>
+            </w:tcMar>
+          </w:tcPr>
+          <w:p>
+            <w:r>
+              <w:rPr>
+                <w:rFonts w:ascii="Calibri" w:cs="Calibri" w:eastAsia="Calibri" w:hAnsi="Calibri"/>
+                <w:sz w:val="18"/>
+                <w:szCs w:val="18"/>
+              </w:rPr>
+              <w:t xml:space="preserve">Manual MT-12 (Docker build of </w:t>
+            </w:r>
+            <w:r>
+              <w:rPr>
+                <w:rFonts w:ascii="Consolas" w:cs="Consolas" w:eastAsia="Consolas" w:hAnsi="Consolas"/>
+                <w:color w:val="5B2C6F"/>
+                <w:sz w:val="16"/>
+                <w:szCs w:val="16"/>
+              </w:rPr>
+              <w:t xml:space="preserve">ui</w:t>
+            </w:r>
+            <w:r>
+              <w:rPr>
+                <w:rFonts w:ascii="Calibri" w:cs="Calibri" w:eastAsia="Calibri" w:hAnsi="Calibri"/>
+                <w:sz w:val="18"/>
+                <w:szCs w:val="18"/>
+              </w:rPr>
+              <w:t xml:space="preserve">)</w:t>
+            </w:r>
+          </w:p>
+        </w:tc>
+        <w:tc>
+          <w:tcPr>
+            <w:tcW w:type="dxa" w:w="2267"/>
+            <w:tcBorders>
+              <w:top w:val="single" w:color="BFBFBF" w:sz="4"/>
+              <w:left w:val="single" w:color="BFBFBF" w:sz="4"/>
+              <w:bottom w:val="single" w:color="BFBFBF" w:sz="4"/>
+              <w:right w:val="single" w:color="BFBFBF" w:sz="4"/>
+            </w:tcBorders>
+            <w:tcMar>
+              <w:top w:type="dxa" w:w="60"/>
+              <w:left w:type="dxa" w:w="100"/>
+              <w:bottom w:type="dxa" w:w="60"/>
+              <w:right w:type="dxa" w:w="100"/>
+            </w:tcMar>
+          </w:tcPr>
+          <w:p>
+            <w:r>
+              <w:rPr>
+                <w:rFonts w:ascii="Calibri" w:cs="Calibri" w:eastAsia="Calibri" w:hAnsi="Calibri"/>
+                <w:sz w:val="18"/>
+                <w:szCs w:val="18"/>
+              </w:rPr>
+              <w:t xml:space="preserve">Docker build of the UI failed: </w:t>
+            </w:r>
+            <w:r>
+              <w:rPr>
+                <w:rFonts w:ascii="Consolas" w:cs="Consolas" w:eastAsia="Consolas" w:hAnsi="Consolas"/>
+                <w:color w:val="5B2C6F"/>
+                <w:sz w:val="16"/>
+                <w:szCs w:val="16"/>
+              </w:rPr>
+              <w:t xml:space="preserve">npx ng build</w:t>
+            </w:r>
+            <w:r>
+              <w:rPr>
+                <w:rFonts w:ascii="Calibri" w:cs="Calibri" w:eastAsia="Calibri" w:hAnsi="Calibri"/>
+                <w:sz w:val="18"/>
+                <w:szCs w:val="18"/>
+              </w:rPr>
+              <w:t xml:space="preserve"> tried to download a package named </w:t>
+            </w:r>
+            <w:r>
+              <w:rPr>
+                <w:rFonts w:ascii="Consolas" w:cs="Consolas" w:eastAsia="Consolas" w:hAnsi="Consolas"/>
+                <w:color w:val="5B2C6F"/>
+                <w:sz w:val="16"/>
+                <w:szCs w:val="16"/>
+              </w:rPr>
+              <w:t xml:space="preserve">ng</w:t>
+            </w:r>
+            <w:r>
+              <w:rPr>
+                <w:rFonts w:ascii="Calibri" w:cs="Calibri" w:eastAsia="Calibri" w:hAnsi="Calibri"/>
+                <w:sz w:val="18"/>
+                <w:szCs w:val="18"/>
+              </w:rPr>
+              <w:t xml:space="preserve"> from the npm registry</w:t>
+            </w:r>
+          </w:p>
+        </w:tc>
+        <w:tc>
+          <w:tcPr>
+            <w:tcW w:type="dxa" w:w="2267"/>
+            <w:tcBorders>
+              <w:top w:val="single" w:color="BFBFBF" w:sz="4"/>
+              <w:left w:val="single" w:color="BFBFBF" w:sz="4"/>
+              <w:bottom w:val="single" w:color="BFBFBF" w:sz="4"/>
+              <w:right w:val="single" w:color="BFBFBF" w:sz="4"/>
+            </w:tcBorders>
+            <w:tcMar>
+              <w:top w:type="dxa" w:w="60"/>
+              <w:left w:type="dxa" w:w="100"/>
+              <w:bottom w:type="dxa" w:w="60"/>
+              <w:right w:type="dxa" w:w="100"/>
+            </w:tcMar>
+          </w:tcPr>
+          <w:p>
+            <w:r>
+              <w:rPr>
+                <w:rFonts w:ascii="Consolas" w:cs="Consolas" w:eastAsia="Consolas" w:hAnsi="Consolas"/>
+                <w:color w:val="5B2C6F"/>
+                <w:sz w:val="16"/>
+                <w:szCs w:val="16"/>
+              </w:rPr>
+              <w:t xml:space="preserve">npx</w:t>
+            </w:r>
+            <w:r>
+              <w:rPr>
+                <w:rFonts w:ascii="Calibri" w:cs="Calibri" w:eastAsia="Calibri" w:hAnsi="Calibri"/>
+                <w:sz w:val="18"/>
+                <w:szCs w:val="18"/>
+              </w:rPr>
+              <w:t xml:space="preserve"> does not reliably resolve the local CLI binary inside the build</w:t>
+            </w:r>
+          </w:p>
+        </w:tc>
+        <w:tc>
+          <w:tcPr>
+            <w:tcW w:type="dxa" w:w="2271"/>
+            <w:tcBorders>
+              <w:top w:val="single" w:color="BFBFBF" w:sz="4"/>
+              <w:left w:val="single" w:color="BFBFBF" w:sz="4"/>
+              <w:bottom w:val="single" w:color="BFBFBF" w:sz="4"/>
+              <w:right w:val="single" w:color="BFBFBF" w:sz="4"/>
+            </w:tcBorders>
+            <w:tcMar>
+              <w:top w:type="dxa" w:w="60"/>
+              <w:left w:type="dxa" w:w="100"/>
+              <w:bottom w:type="dxa" w:w="60"/>
+              <w:right w:type="dxa" w:w="100"/>
+            </w:tcMar>
+          </w:tcPr>
+          <w:p>
+            <w:r>
+              <w:rPr>
+                <w:rFonts w:ascii="Calibri" w:cs="Calibri" w:eastAsia="Calibri" w:hAnsi="Calibri"/>
+                <w:sz w:val="18"/>
+                <w:szCs w:val="18"/>
+              </w:rPr>
+              <w:t xml:space="preserve">Build calls the local CLI directly (</w:t>
+            </w:r>
+            <w:r>
+              <w:rPr>
+                <w:rFonts w:ascii="Consolas" w:cs="Consolas" w:eastAsia="Consolas" w:hAnsi="Consolas"/>
+                <w:color w:val="5B2C6F"/>
+                <w:sz w:val="16"/>
+                <w:szCs w:val="16"/>
+              </w:rPr>
+              <w:t xml:space="preserve">node node_modules/@angular/cli/bin/ng.js build</w:t>
+            </w:r>
+            <w:r>
+              <w:rPr>
+                <w:rFonts w:ascii="Calibri" w:cs="Calibri" w:eastAsia="Calibri" w:hAnsi="Calibri"/>
+                <w:sz w:val="18"/>
+                <w:szCs w:val="18"/>
+              </w:rPr>
+              <w:t xml:space="preserve">) and verifies the install first — </w:t>
+            </w:r>
+            <w:r>
+              <w:rPr>
+                <w:rFonts w:ascii="Calibri" w:cs="Calibri" w:eastAsia="Calibri" w:hAnsi="Calibri"/>
+                <w:b/>
+                <w:bCs/>
+                <w:sz w:val="18"/>
+                <w:szCs w:val="18"/>
+              </w:rPr>
+              <w:t xml:space="preserve">Fixed</w:t>
+            </w:r>
+          </w:p>
+        </w:tc>
+      </w:tr>
     </w:tbl>
     <w:p>
       <w:pPr>
@@ -48963,14 +53261,14 @@
       <w:pPr>
         <w:pStyle w:val="Heading1"/>
       </w:pPr>
-      <w:bookmarkStart w:name="_Toc74" w:id="74"/>
+      <w:bookmarkStart w:name="_Toc81" w:id="81"/>
       <w:r>
         <w:rPr>
           <w:rFonts w:ascii="Calibri" w:cs="Calibri" w:eastAsia="Calibri" w:hAnsi="Calibri"/>
         </w:rPr>
         <w:t xml:space="preserve">10. Risks and limitations of the test approach</w:t>
       </w:r>
-      <w:bookmarkEnd w:id="74"/>
+      <w:bookmarkEnd w:id="81"/>
     </w:p>
     <w:p>
       <w:pPr>
@@ -49030,6 +53328,21 @@
           <w:rFonts w:ascii="Calibri" w:cs="Calibri" w:eastAsia="Calibri" w:hAnsi="Calibri"/>
         </w:rPr>
         <w:t xml:space="preserve">Security testing is out of scope (no authentication by assignment).</w:t>
+      </w:r>
+    </w:p>
+    <w:p>
+      <w:pPr>
+        <w:pStyle w:val="ListParagraph"/>
+        <w:numPr>
+          <w:ilvl w:val="0"/>
+          <w:numId w:val="2"/>
+        </w:numPr>
+      </w:pPr>
+      <w:r>
+        <w:rPr>
+          <w:rFonts w:ascii="Calibri" w:cs="Calibri" w:eastAsia="Calibri" w:hAnsi="Calibri"/>
+        </w:rPr>
+        <w:t xml:space="preserve">The Web UI is covered by component tests and a manual walkthrough; there are no automated browser end-to-end tests (e.g. Playwright) of the UI against the running stack.</w:t>
       </w:r>
     </w:p>
     <w:sectPr>

--- a/docs/testing/TA9-STD.docx
+++ b/docs/testing/TA9-STD.docx
@@ -48646,12 +48646,12 @@
         </w:tblBorders>
       </w:tblPr>
       <w:tblGrid>
-        <w:gridCol w:w="512"/>
-        <w:gridCol w:w="1999"/>
-        <w:gridCol w:w="2050"/>
-        <w:gridCol w:w="2050"/>
-        <w:gridCol w:w="2050"/>
-        <w:gridCol w:w="977"/>
+        <w:gridCol w:w="461"/>
+        <w:gridCol w:w="1798"/>
+        <w:gridCol w:w="1844"/>
+        <w:gridCol w:w="1844"/>
+        <w:gridCol w:w="1844"/>
+        <w:gridCol w:w="1847"/>
       </w:tblGrid>
       <w:tr>
         <w:trPr>
@@ -48659,7 +48659,7 @@
         </w:trPr>
         <w:tc>
           <w:tcPr>
-            <w:tcW w:type="dxa" w:w="512"/>
+            <w:tcW w:type="dxa" w:w="461"/>
             <w:tcBorders>
               <w:top w:val="single" w:color="BFBFBF" w:sz="4"/>
               <w:left w:val="single" w:color="BFBFBF" w:sz="4"/>
@@ -48689,7 +48689,7 @@
         </w:tc>
         <w:tc>
           <w:tcPr>
-            <w:tcW w:type="dxa" w:w="1999"/>
+            <w:tcW w:type="dxa" w:w="1798"/>
             <w:tcBorders>
               <w:top w:val="single" w:color="BFBFBF" w:sz="4"/>
               <w:left w:val="single" w:color="BFBFBF" w:sz="4"/>
@@ -48719,7 +48719,7 @@
         </w:tc>
         <w:tc>
           <w:tcPr>
-            <w:tcW w:type="dxa" w:w="2050"/>
+            <w:tcW w:type="dxa" w:w="1844"/>
             <w:tcBorders>
               <w:top w:val="single" w:color="BFBFBF" w:sz="4"/>
               <w:left w:val="single" w:color="BFBFBF" w:sz="4"/>
@@ -48749,7 +48749,7 @@
         </w:tc>
         <w:tc>
           <w:tcPr>
-            <w:tcW w:type="dxa" w:w="2050"/>
+            <w:tcW w:type="dxa" w:w="1844"/>
             <w:tcBorders>
               <w:top w:val="single" w:color="BFBFBF" w:sz="4"/>
               <w:left w:val="single" w:color="BFBFBF" w:sz="4"/>
@@ -48779,7 +48779,7 @@
         </w:tc>
         <w:tc>
           <w:tcPr>
-            <w:tcW w:type="dxa" w:w="2050"/>
+            <w:tcW w:type="dxa" w:w="1844"/>
             <w:tcBorders>
               <w:top w:val="single" w:color="BFBFBF" w:sz="4"/>
               <w:left w:val="single" w:color="BFBFBF" w:sz="4"/>
@@ -48809,7 +48809,7 @@
         </w:tc>
         <w:tc>
           <w:tcPr>
-            <w:tcW w:type="dxa" w:w="977"/>
+            <w:tcW w:type="dxa" w:w="1847"/>
             <w:tcBorders>
               <w:top w:val="single" w:color="BFBFBF" w:sz="4"/>
               <w:left w:val="single" w:color="BFBFBF" w:sz="4"/>
@@ -48841,7 +48841,7 @@
       <w:tr>
         <w:tc>
           <w:tcPr>
-            <w:tcW w:type="dxa" w:w="512"/>
+            <w:tcW w:type="dxa" w:w="461"/>
             <w:tcBorders>
               <w:top w:val="single" w:color="BFBFBF" w:sz="4"/>
               <w:left w:val="single" w:color="BFBFBF" w:sz="4"/>
@@ -48868,7 +48868,7 @@
         </w:tc>
         <w:tc>
           <w:tcPr>
-            <w:tcW w:type="dxa" w:w="1999"/>
+            <w:tcW w:type="dxa" w:w="1798"/>
             <w:tcBorders>
               <w:top w:val="single" w:color="BFBFBF" w:sz="4"/>
               <w:left w:val="single" w:color="BFBFBF" w:sz="4"/>
@@ -48895,7 +48895,7 @@
         </w:tc>
         <w:tc>
           <w:tcPr>
-            <w:tcW w:type="dxa" w:w="2050"/>
+            <w:tcW w:type="dxa" w:w="1844"/>
             <w:tcBorders>
               <w:top w:val="single" w:color="BFBFBF" w:sz="4"/>
               <w:left w:val="single" w:color="BFBFBF" w:sz="4"/>
@@ -48922,7 +48922,7 @@
         </w:tc>
         <w:tc>
           <w:tcPr>
-            <w:tcW w:type="dxa" w:w="2050"/>
+            <w:tcW w:type="dxa" w:w="1844"/>
             <w:tcBorders>
               <w:top w:val="single" w:color="BFBFBF" w:sz="4"/>
               <w:left w:val="single" w:color="BFBFBF" w:sz="4"/>
@@ -49000,7 +49000,7 @@
         </w:tc>
         <w:tc>
           <w:tcPr>
-            <w:tcW w:type="dxa" w:w="2050"/>
+            <w:tcW w:type="dxa" w:w="1844"/>
             <w:tcBorders>
               <w:top w:val="single" w:color="BFBFBF" w:sz="4"/>
               <w:left w:val="single" w:color="BFBFBF" w:sz="4"/>
@@ -49054,7 +49054,7 @@
         </w:tc>
         <w:tc>
           <w:tcPr>
-            <w:tcW w:type="dxa" w:w="977"/>
+            <w:tcW w:type="dxa" w:w="1847"/>
             <w:tcBorders>
               <w:top w:val="single" w:color="BFBFBF" w:sz="4"/>
               <w:left w:val="single" w:color="BFBFBF" w:sz="4"/>
@@ -49083,7 +49083,7 @@
       <w:tr>
         <w:tc>
           <w:tcPr>
-            <w:tcW w:type="dxa" w:w="512"/>
+            <w:tcW w:type="dxa" w:w="461"/>
             <w:tcBorders>
               <w:top w:val="single" w:color="BFBFBF" w:sz="4"/>
               <w:left w:val="single" w:color="BFBFBF" w:sz="4"/>
@@ -49110,7 +49110,7 @@
         </w:tc>
         <w:tc>
           <w:tcPr>
-            <w:tcW w:type="dxa" w:w="1999"/>
+            <w:tcW w:type="dxa" w:w="1798"/>
             <w:tcBorders>
               <w:top w:val="single" w:color="BFBFBF" w:sz="4"/>
               <w:left w:val="single" w:color="BFBFBF" w:sz="4"/>
@@ -49137,7 +49137,7 @@
         </w:tc>
         <w:tc>
           <w:tcPr>
-            <w:tcW w:type="dxa" w:w="2050"/>
+            <w:tcW w:type="dxa" w:w="1844"/>
             <w:tcBorders>
               <w:top w:val="single" w:color="BFBFBF" w:sz="4"/>
               <w:left w:val="single" w:color="BFBFBF" w:sz="4"/>
@@ -49164,7 +49164,7 @@
         </w:tc>
         <w:tc>
           <w:tcPr>
-            <w:tcW w:type="dxa" w:w="2050"/>
+            <w:tcW w:type="dxa" w:w="1844"/>
             <w:tcBorders>
               <w:top w:val="single" w:color="BFBFBF" w:sz="4"/>
               <w:left w:val="single" w:color="BFBFBF" w:sz="4"/>
@@ -49200,7 +49200,7 @@
         </w:tc>
         <w:tc>
           <w:tcPr>
-            <w:tcW w:type="dxa" w:w="2050"/>
+            <w:tcW w:type="dxa" w:w="1844"/>
             <w:tcBorders>
               <w:top w:val="single" w:color="BFBFBF" w:sz="4"/>
               <w:left w:val="single" w:color="BFBFBF" w:sz="4"/>
@@ -49236,7 +49236,7 @@
         </w:tc>
         <w:tc>
           <w:tcPr>
-            <w:tcW w:type="dxa" w:w="977"/>
+            <w:tcW w:type="dxa" w:w="1847"/>
             <w:tcBorders>
               <w:top w:val="single" w:color="BFBFBF" w:sz="4"/>
               <w:left w:val="single" w:color="BFBFBF" w:sz="4"/>
@@ -49265,7 +49265,7 @@
       <w:tr>
         <w:tc>
           <w:tcPr>
-            <w:tcW w:type="dxa" w:w="512"/>
+            <w:tcW w:type="dxa" w:w="461"/>
             <w:tcBorders>
               <w:top w:val="single" w:color="BFBFBF" w:sz="4"/>
               <w:left w:val="single" w:color="BFBFBF" w:sz="4"/>
@@ -49292,7 +49292,7 @@
         </w:tc>
         <w:tc>
           <w:tcPr>
-            <w:tcW w:type="dxa" w:w="1999"/>
+            <w:tcW w:type="dxa" w:w="1798"/>
             <w:tcBorders>
               <w:top w:val="single" w:color="BFBFBF" w:sz="4"/>
               <w:left w:val="single" w:color="BFBFBF" w:sz="4"/>
@@ -49319,7 +49319,7 @@
         </w:tc>
         <w:tc>
           <w:tcPr>
-            <w:tcW w:type="dxa" w:w="2050"/>
+            <w:tcW w:type="dxa" w:w="1844"/>
             <w:tcBorders>
               <w:top w:val="single" w:color="BFBFBF" w:sz="4"/>
               <w:left w:val="single" w:color="BFBFBF" w:sz="4"/>
@@ -49346,7 +49346,7 @@
         </w:tc>
         <w:tc>
           <w:tcPr>
-            <w:tcW w:type="dxa" w:w="2050"/>
+            <w:tcW w:type="dxa" w:w="1844"/>
             <w:tcBorders>
               <w:top w:val="single" w:color="BFBFBF" w:sz="4"/>
               <w:left w:val="single" w:color="BFBFBF" w:sz="4"/>
@@ -49382,7 +49382,7 @@
         </w:tc>
         <w:tc>
           <w:tcPr>
-            <w:tcW w:type="dxa" w:w="2050"/>
+            <w:tcW w:type="dxa" w:w="1844"/>
             <w:tcBorders>
               <w:top w:val="single" w:color="BFBFBF" w:sz="4"/>
               <w:left w:val="single" w:color="BFBFBF" w:sz="4"/>
@@ -49409,7 +49409,7 @@
         </w:tc>
         <w:tc>
           <w:tcPr>
-            <w:tcW w:type="dxa" w:w="977"/>
+            <w:tcW w:type="dxa" w:w="1847"/>
             <w:tcBorders>
               <w:top w:val="single" w:color="BFBFBF" w:sz="4"/>
               <w:left w:val="single" w:color="BFBFBF" w:sz="4"/>
@@ -49438,7 +49438,7 @@
       <w:tr>
         <w:tc>
           <w:tcPr>
-            <w:tcW w:type="dxa" w:w="512"/>
+            <w:tcW w:type="dxa" w:w="461"/>
             <w:tcBorders>
               <w:top w:val="single" w:color="BFBFBF" w:sz="4"/>
               <w:left w:val="single" w:color="BFBFBF" w:sz="4"/>
@@ -49465,7 +49465,7 @@
         </w:tc>
         <w:tc>
           <w:tcPr>
-            <w:tcW w:type="dxa" w:w="1999"/>
+            <w:tcW w:type="dxa" w:w="1798"/>
             <w:tcBorders>
               <w:top w:val="single" w:color="BFBFBF" w:sz="4"/>
               <w:left w:val="single" w:color="BFBFBF" w:sz="4"/>
@@ -49492,7 +49492,7 @@
         </w:tc>
         <w:tc>
           <w:tcPr>
-            <w:tcW w:type="dxa" w:w="2050"/>
+            <w:tcW w:type="dxa" w:w="1844"/>
             <w:tcBorders>
               <w:top w:val="single" w:color="BFBFBF" w:sz="4"/>
               <w:left w:val="single" w:color="BFBFBF" w:sz="4"/>
@@ -49519,7 +49519,7 @@
         </w:tc>
         <w:tc>
           <w:tcPr>
-            <w:tcW w:type="dxa" w:w="2050"/>
+            <w:tcW w:type="dxa" w:w="1844"/>
             <w:tcBorders>
               <w:top w:val="single" w:color="BFBFBF" w:sz="4"/>
               <w:left w:val="single" w:color="BFBFBF" w:sz="4"/>
@@ -49563,7 +49563,7 @@
         </w:tc>
         <w:tc>
           <w:tcPr>
-            <w:tcW w:type="dxa" w:w="2050"/>
+            <w:tcW w:type="dxa" w:w="1844"/>
             <w:tcBorders>
               <w:top w:val="single" w:color="BFBFBF" w:sz="4"/>
               <w:left w:val="single" w:color="BFBFBF" w:sz="4"/>
@@ -49590,7 +49590,7 @@
         </w:tc>
         <w:tc>
           <w:tcPr>
-            <w:tcW w:type="dxa" w:w="977"/>
+            <w:tcW w:type="dxa" w:w="1847"/>
             <w:tcBorders>
               <w:top w:val="single" w:color="BFBFBF" w:sz="4"/>
               <w:left w:val="single" w:color="BFBFBF" w:sz="4"/>
@@ -49619,7 +49619,7 @@
       <w:tr>
         <w:tc>
           <w:tcPr>
-            <w:tcW w:type="dxa" w:w="512"/>
+            <w:tcW w:type="dxa" w:w="461"/>
             <w:tcBorders>
               <w:top w:val="single" w:color="BFBFBF" w:sz="4"/>
               <w:left w:val="single" w:color="BFBFBF" w:sz="4"/>
@@ -49646,7 +49646,7 @@
         </w:tc>
         <w:tc>
           <w:tcPr>
-            <w:tcW w:type="dxa" w:w="1999"/>
+            <w:tcW w:type="dxa" w:w="1798"/>
             <w:tcBorders>
               <w:top w:val="single" w:color="BFBFBF" w:sz="4"/>
               <w:left w:val="single" w:color="BFBFBF" w:sz="4"/>
@@ -49673,7 +49673,7 @@
         </w:tc>
         <w:tc>
           <w:tcPr>
-            <w:tcW w:type="dxa" w:w="2050"/>
+            <w:tcW w:type="dxa" w:w="1844"/>
             <w:tcBorders>
               <w:top w:val="single" w:color="BFBFBF" w:sz="4"/>
               <w:left w:val="single" w:color="BFBFBF" w:sz="4"/>
@@ -49700,7 +49700,7 @@
         </w:tc>
         <w:tc>
           <w:tcPr>
-            <w:tcW w:type="dxa" w:w="2050"/>
+            <w:tcW w:type="dxa" w:w="1844"/>
             <w:tcBorders>
               <w:top w:val="single" w:color="BFBFBF" w:sz="4"/>
               <w:left w:val="single" w:color="BFBFBF" w:sz="4"/>
@@ -49778,7 +49778,7 @@
         </w:tc>
         <w:tc>
           <w:tcPr>
-            <w:tcW w:type="dxa" w:w="2050"/>
+            <w:tcW w:type="dxa" w:w="1844"/>
             <w:tcBorders>
               <w:top w:val="single" w:color="BFBFBF" w:sz="4"/>
               <w:left w:val="single" w:color="BFBFBF" w:sz="4"/>
@@ -49805,138 +49805,28 @@
         </w:tc>
         <w:tc>
           <w:tcPr>
-            <w:tcW w:type="dxa" w:w="977"/>
-            <w:tcBorders>
-              <w:top w:val="single" w:color="BFBFBF" w:sz="4"/>
-              <w:left w:val="single" w:color="BFBFBF" w:sz="4"/>
-              <w:bottom w:val="single" w:color="BFBFBF" w:sz="4"/>
-              <w:right w:val="single" w:color="BFBFBF" w:sz="4"/>
-            </w:tcBorders>
-            <w:tcMar>
-              <w:top w:type="dxa" w:w="60"/>
-              <w:left w:type="dxa" w:w="100"/>
-              <w:bottom w:type="dxa" w:w="60"/>
-              <w:right w:type="dxa" w:w="100"/>
-            </w:tcMar>
-          </w:tcPr>
-          <w:p>
-            <w:r>
-              <w:rPr>
-                <w:rFonts w:ascii="Calibri" w:cs="Calibri" w:eastAsia="Calibri" w:hAnsi="Calibri"/>
-                <w:sz w:val="18"/>
-                <w:szCs w:val="18"/>
-              </w:rPr>
-              <w:t xml:space="preserve">Not yet executed</w:t>
-            </w:r>
-          </w:p>
-        </w:tc>
-      </w:tr>
-      <w:tr>
-        <w:tc>
-          <w:tcPr>
-            <w:tcW w:type="dxa" w:w="512"/>
-            <w:tcBorders>
-              <w:top w:val="single" w:color="BFBFBF" w:sz="4"/>
-              <w:left w:val="single" w:color="BFBFBF" w:sz="4"/>
-              <w:bottom w:val="single" w:color="BFBFBF" w:sz="4"/>
-              <w:right w:val="single" w:color="BFBFBF" w:sz="4"/>
-            </w:tcBorders>
-            <w:tcMar>
-              <w:top w:type="dxa" w:w="60"/>
-              <w:left w:type="dxa" w:w="100"/>
-              <w:bottom w:type="dxa" w:w="60"/>
-              <w:right w:type="dxa" w:w="100"/>
-            </w:tcMar>
-          </w:tcPr>
-          <w:p>
-            <w:r>
-              <w:rPr>
-                <w:rFonts w:ascii="Calibri" w:cs="Calibri" w:eastAsia="Calibri" w:hAnsi="Calibri"/>
-                <w:sz w:val="18"/>
-                <w:szCs w:val="18"/>
-              </w:rPr>
-              <w:t xml:space="preserve">MT-06</w:t>
-            </w:r>
-          </w:p>
-        </w:tc>
-        <w:tc>
-          <w:tcPr>
-            <w:tcW w:type="dxa" w:w="1999"/>
-            <w:tcBorders>
-              <w:top w:val="single" w:color="BFBFBF" w:sz="4"/>
-              <w:left w:val="single" w:color="BFBFBF" w:sz="4"/>
-              <w:bottom w:val="single" w:color="BFBFBF" w:sz="4"/>
-              <w:right w:val="single" w:color="BFBFBF" w:sz="4"/>
-            </w:tcBorders>
-            <w:tcMar>
-              <w:top w:type="dxa" w:w="60"/>
-              <w:left w:type="dxa" w:w="100"/>
-              <w:bottom w:type="dxa" w:w="60"/>
-              <w:right w:type="dxa" w:w="100"/>
-            </w:tcMar>
-          </w:tcPr>
-          <w:p>
-            <w:r>
-              <w:rPr>
-                <w:rFonts w:ascii="Calibri" w:cs="Calibri" w:eastAsia="Calibri" w:hAnsi="Calibri"/>
-                <w:sz w:val="18"/>
-                <w:szCs w:val="18"/>
-              </w:rPr>
-              <w:t xml:space="preserve">Cancel a running job</w:t>
-            </w:r>
-          </w:p>
-        </w:tc>
-        <w:tc>
-          <w:tcPr>
-            <w:tcW w:type="dxa" w:w="2050"/>
-            <w:tcBorders>
-              <w:top w:val="single" w:color="BFBFBF" w:sz="4"/>
-              <w:left w:val="single" w:color="BFBFBF" w:sz="4"/>
-              <w:bottom w:val="single" w:color="BFBFBF" w:sz="4"/>
-              <w:right w:val="single" w:color="BFBFBF" w:sz="4"/>
-            </w:tcBorders>
-            <w:tcMar>
-              <w:top w:type="dxa" w:w="60"/>
-              <w:left w:type="dxa" w:w="100"/>
-              <w:bottom w:type="dxa" w:w="60"/>
-              <w:right w:type="dxa" w:w="100"/>
-            </w:tcMar>
-          </w:tcPr>
-          <w:p>
-            <w:r>
-              <w:rPr>
-                <w:rFonts w:ascii="Calibri" w:cs="Calibri" w:eastAsia="Calibri" w:hAnsi="Calibri"/>
-                <w:sz w:val="18"/>
-                <w:szCs w:val="18"/>
-              </w:rPr>
-              <w:t xml:space="preserve">MT-01 passed</w:t>
-            </w:r>
-          </w:p>
-        </w:tc>
-        <w:tc>
-          <w:tcPr>
-            <w:tcW w:type="dxa" w:w="2050"/>
-            <w:tcBorders>
-              <w:top w:val="single" w:color="BFBFBF" w:sz="4"/>
-              <w:left w:val="single" w:color="BFBFBF" w:sz="4"/>
-              <w:bottom w:val="single" w:color="BFBFBF" w:sz="4"/>
-              <w:right w:val="single" w:color="BFBFBF" w:sz="4"/>
-            </w:tcBorders>
-            <w:tcMar>
-              <w:top w:type="dxa" w:w="60"/>
-              <w:left w:type="dxa" w:w="100"/>
-              <w:bottom w:type="dxa" w:w="60"/>
-              <w:right w:type="dxa" w:w="100"/>
-            </w:tcMar>
-          </w:tcPr>
-          <w:p>
-            <w:r>
-              <w:rPr>
-                <w:rFonts w:ascii="Calibri" w:cs="Calibri" w:eastAsia="Calibri" w:hAnsi="Calibri"/>
-                <w:sz w:val="18"/>
-                <w:szCs w:val="18"/>
-              </w:rPr>
-              <w:t xml:space="preserve">1) Create a large job (Postman folder 2) 2) </w:t>
+            <w:tcW w:type="dxa" w:w="1847"/>
+            <w:tcBorders>
+              <w:top w:val="single" w:color="BFBFBF" w:sz="4"/>
+              <w:left w:val="single" w:color="BFBFBF" w:sz="4"/>
+              <w:bottom w:val="single" w:color="BFBFBF" w:sz="4"/>
+              <w:right w:val="single" w:color="BFBFBF" w:sz="4"/>
+            </w:tcBorders>
+            <w:tcMar>
+              <w:top w:type="dxa" w:w="60"/>
+              <w:left w:type="dxa" w:w="100"/>
+              <w:bottom w:type="dxa" w:w="60"/>
+              <w:right w:type="dxa" w:w="100"/>
+            </w:tcMar>
+          </w:tcPr>
+          <w:p>
+            <w:r>
+              <w:rPr>
+                <w:rFonts w:ascii="Calibri" w:cs="Calibri" w:eastAsia="Calibri" w:hAnsi="Calibri"/>
+                <w:sz w:val="18"/>
+                <w:szCs w:val="18"/>
+              </w:rPr>
+              <w:t xml:space="preserve">Passed (2026-10-27): 400 with </w:t>
             </w:r>
             <w:r>
               <w:rPr>
@@ -49945,15 +49835,15 @@
                 <w:sz w:val="16"/>
                 <w:szCs w:val="16"/>
               </w:rPr>
-              <w:t xml:space="preserve">POST /api/jobs/{id}/cancel</w:t>
-            </w:r>
-            <w:r>
-              <w:rPr>
-                <w:rFonts w:ascii="Calibri" w:cs="Calibri" w:eastAsia="Calibri" w:hAnsi="Calibri"/>
-                <w:sz w:val="18"/>
-                <w:szCs w:val="18"/>
-              </w:rPr>
-              <w:t xml:space="preserve"> immediately 3) </w:t>
+              <w:t xml:space="preserve">errors.documents</w:t>
+            </w:r>
+            <w:r>
+              <w:rPr>
+                <w:rFonts w:ascii="Calibri" w:cs="Calibri" w:eastAsia="Calibri" w:hAnsi="Calibri"/>
+                <w:sz w:val="18"/>
+                <w:szCs w:val="18"/>
+              </w:rPr>
+              <w:t xml:space="preserve">, </w:t>
             </w:r>
             <w:r>
               <w:rPr>
@@ -49962,15 +49852,15 @@
                 <w:sz w:val="16"/>
                 <w:szCs w:val="16"/>
               </w:rPr>
-              <w:t xml:space="preserve">GET /api/jobs/{id}</w:t>
-            </w:r>
-            <w:r>
-              <w:rPr>
-                <w:rFonts w:ascii="Calibri" w:cs="Calibri" w:eastAsia="Calibri" w:hAnsi="Calibri"/>
-                <w:sz w:val="18"/>
-                <w:szCs w:val="18"/>
-              </w:rPr>
-              <w:t xml:space="preserve"> and </w:t>
+              <w:t xml:space="preserve">errors["documents[0].content"]</w:t>
+            </w:r>
+            <w:r>
+              <w:rPr>
+                <w:rFonts w:ascii="Calibri" w:cs="Calibri" w:eastAsia="Calibri" w:hAnsi="Calibri"/>
+                <w:sz w:val="18"/>
+                <w:szCs w:val="18"/>
+              </w:rPr>
+              <w:t xml:space="preserve">, </w:t>
             </w:r>
             <w:r>
               <w:rPr>
@@ -49979,34 +49869,125 @@
                 <w:sz w:val="16"/>
                 <w:szCs w:val="16"/>
               </w:rPr>
-              <w:t xml:space="preserve">GET :5002/api/process/{id}</w:t>
-            </w:r>
-          </w:p>
-        </w:tc>
-        <w:tc>
-          <w:tcPr>
-            <w:tcW w:type="dxa" w:w="2050"/>
-            <w:tcBorders>
-              <w:top w:val="single" w:color="BFBFBF" w:sz="4"/>
-              <w:left w:val="single" w:color="BFBFBF" w:sz="4"/>
-              <w:bottom w:val="single" w:color="BFBFBF" w:sz="4"/>
-              <w:right w:val="single" w:color="BFBFBF" w:sz="4"/>
-            </w:tcBorders>
-            <w:tcMar>
-              <w:top w:type="dxa" w:w="60"/>
-              <w:left w:type="dxa" w:w="100"/>
-              <w:bottom w:type="dxa" w:w="60"/>
-              <w:right w:type="dxa" w:w="100"/>
-            </w:tcMar>
-          </w:tcPr>
-          <w:p>
-            <w:r>
-              <w:rPr>
-                <w:rFonts w:ascii="Calibri" w:cs="Calibri" w:eastAsia="Calibri" w:hAnsi="Calibri"/>
-                <w:sz w:val="18"/>
-                <w:szCs w:val="18"/>
-              </w:rPr>
-              <w:t xml:space="preserve">202; job </w:t>
+              <w:t xml:space="preserve">errors["documents[0].name"]</w:t>
+            </w:r>
+            <w:r>
+              <w:rPr>
+                <w:rFonts w:ascii="Calibri" w:cs="Calibri" w:eastAsia="Calibri" w:hAnsi="Calibri"/>
+                <w:sz w:val="18"/>
+                <w:szCs w:val="18"/>
+              </w:rPr>
+              <w:t xml:space="preserve">; an empty document → 201</w:t>
+            </w:r>
+          </w:p>
+        </w:tc>
+      </w:tr>
+      <w:tr>
+        <w:tc>
+          <w:tcPr>
+            <w:tcW w:type="dxa" w:w="461"/>
+            <w:tcBorders>
+              <w:top w:val="single" w:color="BFBFBF" w:sz="4"/>
+              <w:left w:val="single" w:color="BFBFBF" w:sz="4"/>
+              <w:bottom w:val="single" w:color="BFBFBF" w:sz="4"/>
+              <w:right w:val="single" w:color="BFBFBF" w:sz="4"/>
+            </w:tcBorders>
+            <w:tcMar>
+              <w:top w:type="dxa" w:w="60"/>
+              <w:left w:type="dxa" w:w="100"/>
+              <w:bottom w:type="dxa" w:w="60"/>
+              <w:right w:type="dxa" w:w="100"/>
+            </w:tcMar>
+          </w:tcPr>
+          <w:p>
+            <w:r>
+              <w:rPr>
+                <w:rFonts w:ascii="Calibri" w:cs="Calibri" w:eastAsia="Calibri" w:hAnsi="Calibri"/>
+                <w:sz w:val="18"/>
+                <w:szCs w:val="18"/>
+              </w:rPr>
+              <w:t xml:space="preserve">MT-06</w:t>
+            </w:r>
+          </w:p>
+        </w:tc>
+        <w:tc>
+          <w:tcPr>
+            <w:tcW w:type="dxa" w:w="1798"/>
+            <w:tcBorders>
+              <w:top w:val="single" w:color="BFBFBF" w:sz="4"/>
+              <w:left w:val="single" w:color="BFBFBF" w:sz="4"/>
+              <w:bottom w:val="single" w:color="BFBFBF" w:sz="4"/>
+              <w:right w:val="single" w:color="BFBFBF" w:sz="4"/>
+            </w:tcBorders>
+            <w:tcMar>
+              <w:top w:type="dxa" w:w="60"/>
+              <w:left w:type="dxa" w:w="100"/>
+              <w:bottom w:type="dxa" w:w="60"/>
+              <w:right w:type="dxa" w:w="100"/>
+            </w:tcMar>
+          </w:tcPr>
+          <w:p>
+            <w:r>
+              <w:rPr>
+                <w:rFonts w:ascii="Calibri" w:cs="Calibri" w:eastAsia="Calibri" w:hAnsi="Calibri"/>
+                <w:sz w:val="18"/>
+                <w:szCs w:val="18"/>
+              </w:rPr>
+              <w:t xml:space="preserve">Cancel a running job</w:t>
+            </w:r>
+          </w:p>
+        </w:tc>
+        <w:tc>
+          <w:tcPr>
+            <w:tcW w:type="dxa" w:w="1844"/>
+            <w:tcBorders>
+              <w:top w:val="single" w:color="BFBFBF" w:sz="4"/>
+              <w:left w:val="single" w:color="BFBFBF" w:sz="4"/>
+              <w:bottom w:val="single" w:color="BFBFBF" w:sz="4"/>
+              <w:right w:val="single" w:color="BFBFBF" w:sz="4"/>
+            </w:tcBorders>
+            <w:tcMar>
+              <w:top w:type="dxa" w:w="60"/>
+              <w:left w:type="dxa" w:w="100"/>
+              <w:bottom w:type="dxa" w:w="60"/>
+              <w:right w:type="dxa" w:w="100"/>
+            </w:tcMar>
+          </w:tcPr>
+          <w:p>
+            <w:r>
+              <w:rPr>
+                <w:rFonts w:ascii="Calibri" w:cs="Calibri" w:eastAsia="Calibri" w:hAnsi="Calibri"/>
+                <w:sz w:val="18"/>
+                <w:szCs w:val="18"/>
+              </w:rPr>
+              <w:t xml:space="preserve">MT-01 passed</w:t>
+            </w:r>
+          </w:p>
+        </w:tc>
+        <w:tc>
+          <w:tcPr>
+            <w:tcW w:type="dxa" w:w="1844"/>
+            <w:tcBorders>
+              <w:top w:val="single" w:color="BFBFBF" w:sz="4"/>
+              <w:left w:val="single" w:color="BFBFBF" w:sz="4"/>
+              <w:bottom w:val="single" w:color="BFBFBF" w:sz="4"/>
+              <w:right w:val="single" w:color="BFBFBF" w:sz="4"/>
+            </w:tcBorders>
+            <w:tcMar>
+              <w:top w:type="dxa" w:w="60"/>
+              <w:left w:type="dxa" w:w="100"/>
+              <w:bottom w:type="dxa" w:w="60"/>
+              <w:right w:type="dxa" w:w="100"/>
+            </w:tcMar>
+          </w:tcPr>
+          <w:p>
+            <w:r>
+              <w:rPr>
+                <w:rFonts w:ascii="Calibri" w:cs="Calibri" w:eastAsia="Calibri" w:hAnsi="Calibri"/>
+                <w:sz w:val="18"/>
+                <w:szCs w:val="18"/>
+              </w:rPr>
+              <w:t xml:space="preserve">1) Create a job of 1,000 documents 2) </w:t>
             </w:r>
             <w:r>
               <w:rPr>
@@ -50015,15 +49996,15 @@
                 <w:sz w:val="16"/>
                 <w:szCs w:val="16"/>
               </w:rPr>
-              <w:t xml:space="preserve">Cancelled</w:t>
-            </w:r>
-            <w:r>
-              <w:rPr>
-                <w:rFonts w:ascii="Calibri" w:cs="Calibri" w:eastAsia="Calibri" w:hAnsi="Calibri"/>
-                <w:sz w:val="18"/>
-                <w:szCs w:val="18"/>
-              </w:rPr>
-              <w:t xml:space="preserve"> in both services; audit entry </w:t>
+              <w:t xml:space="preserve">POST /api/jobs/{id}/cancel</w:t>
+            </w:r>
+            <w:r>
+              <w:rPr>
+                <w:rFonts w:ascii="Calibri" w:cs="Calibri" w:eastAsia="Calibri" w:hAnsi="Calibri"/>
+                <w:sz w:val="18"/>
+                <w:szCs w:val="18"/>
+              </w:rPr>
+              <w:t xml:space="preserve"> immediately 3) </w:t>
             </w:r>
             <w:r>
               <w:rPr>
@@ -50032,152 +50013,15 @@
                 <w:sz w:val="16"/>
                 <w:szCs w:val="16"/>
               </w:rPr>
-              <w:t xml:space="preserve">Cancelled</w:t>
-            </w:r>
-            <w:r>
-              <w:rPr>
-                <w:rFonts w:ascii="Calibri" w:cs="Calibri" w:eastAsia="Calibri" w:hAnsi="Calibri"/>
-                <w:sz w:val="18"/>
-                <w:szCs w:val="18"/>
-              </w:rPr>
-              <w:t xml:space="preserve">; no later status change</w:t>
-            </w:r>
-          </w:p>
-        </w:tc>
-        <w:tc>
-          <w:tcPr>
-            <w:tcW w:type="dxa" w:w="977"/>
-            <w:tcBorders>
-              <w:top w:val="single" w:color="BFBFBF" w:sz="4"/>
-              <w:left w:val="single" w:color="BFBFBF" w:sz="4"/>
-              <w:bottom w:val="single" w:color="BFBFBF" w:sz="4"/>
-              <w:right w:val="single" w:color="BFBFBF" w:sz="4"/>
-            </w:tcBorders>
-            <w:tcMar>
-              <w:top w:type="dxa" w:w="60"/>
-              <w:left w:type="dxa" w:w="100"/>
-              <w:bottom w:type="dxa" w:w="60"/>
-              <w:right w:type="dxa" w:w="100"/>
-            </w:tcMar>
-          </w:tcPr>
-          <w:p>
-            <w:r>
-              <w:rPr>
-                <w:rFonts w:ascii="Calibri" w:cs="Calibri" w:eastAsia="Calibri" w:hAnsi="Calibri"/>
-                <w:sz w:val="18"/>
-                <w:szCs w:val="18"/>
-              </w:rPr>
-              <w:t xml:space="preserve">Not yet executed</w:t>
-            </w:r>
-          </w:p>
-        </w:tc>
-      </w:tr>
-      <w:tr>
-        <w:tc>
-          <w:tcPr>
-            <w:tcW w:type="dxa" w:w="512"/>
-            <w:tcBorders>
-              <w:top w:val="single" w:color="BFBFBF" w:sz="4"/>
-              <w:left w:val="single" w:color="BFBFBF" w:sz="4"/>
-              <w:bottom w:val="single" w:color="BFBFBF" w:sz="4"/>
-              <w:right w:val="single" w:color="BFBFBF" w:sz="4"/>
-            </w:tcBorders>
-            <w:tcMar>
-              <w:top w:type="dxa" w:w="60"/>
-              <w:left w:type="dxa" w:w="100"/>
-              <w:bottom w:type="dxa" w:w="60"/>
-              <w:right w:type="dxa" w:w="100"/>
-            </w:tcMar>
-          </w:tcPr>
-          <w:p>
-            <w:r>
-              <w:rPr>
-                <w:rFonts w:ascii="Calibri" w:cs="Calibri" w:eastAsia="Calibri" w:hAnsi="Calibri"/>
-                <w:sz w:val="18"/>
-                <w:szCs w:val="18"/>
-              </w:rPr>
-              <w:t xml:space="preserve">MT-07</w:t>
-            </w:r>
-          </w:p>
-        </w:tc>
-        <w:tc>
-          <w:tcPr>
-            <w:tcW w:type="dxa" w:w="1999"/>
-            <w:tcBorders>
-              <w:top w:val="single" w:color="BFBFBF" w:sz="4"/>
-              <w:left w:val="single" w:color="BFBFBF" w:sz="4"/>
-              <w:bottom w:val="single" w:color="BFBFBF" w:sz="4"/>
-              <w:right w:val="single" w:color="BFBFBF" w:sz="4"/>
-            </w:tcBorders>
-            <w:tcMar>
-              <w:top w:type="dxa" w:w="60"/>
-              <w:left w:type="dxa" w:w="100"/>
-              <w:bottom w:type="dxa" w:w="60"/>
-              <w:right w:type="dxa" w:w="100"/>
-            </w:tcMar>
-          </w:tcPr>
-          <w:p>
-            <w:r>
-              <w:rPr>
-                <w:rFonts w:ascii="Calibri" w:cs="Calibri" w:eastAsia="Calibri" w:hAnsi="Calibri"/>
-                <w:sz w:val="18"/>
-                <w:szCs w:val="18"/>
-              </w:rPr>
-              <w:t xml:space="preserve">WebSocket reconnect and replay</w:t>
-            </w:r>
-          </w:p>
-        </w:tc>
-        <w:tc>
-          <w:tcPr>
-            <w:tcW w:type="dxa" w:w="2050"/>
-            <w:tcBorders>
-              <w:top w:val="single" w:color="BFBFBF" w:sz="4"/>
-              <w:left w:val="single" w:color="BFBFBF" w:sz="4"/>
-              <w:bottom w:val="single" w:color="BFBFBF" w:sz="4"/>
-              <w:right w:val="single" w:color="BFBFBF" w:sz="4"/>
-            </w:tcBorders>
-            <w:tcMar>
-              <w:top w:type="dxa" w:w="60"/>
-              <w:left w:type="dxa" w:w="100"/>
-              <w:bottom w:type="dxa" w:w="60"/>
-              <w:right w:type="dxa" w:w="100"/>
-            </w:tcMar>
-          </w:tcPr>
-          <w:p>
-            <w:r>
-              <w:rPr>
-                <w:rFonts w:ascii="Calibri" w:cs="Calibri" w:eastAsia="Calibri" w:hAnsi="Calibri"/>
-                <w:sz w:val="18"/>
-                <w:szCs w:val="18"/>
-              </w:rPr>
-              <w:t xml:space="preserve">MT-01 passed</w:t>
-            </w:r>
-          </w:p>
-        </w:tc>
-        <w:tc>
-          <w:tcPr>
-            <w:tcW w:type="dxa" w:w="2050"/>
-            <w:tcBorders>
-              <w:top w:val="single" w:color="BFBFBF" w:sz="4"/>
-              <w:left w:val="single" w:color="BFBFBF" w:sz="4"/>
-              <w:bottom w:val="single" w:color="BFBFBF" w:sz="4"/>
-              <w:right w:val="single" w:color="BFBFBF" w:sz="4"/>
-            </w:tcBorders>
-            <w:tcMar>
-              <w:top w:type="dxa" w:w="60"/>
-              <w:left w:type="dxa" w:w="100"/>
-              <w:bottom w:type="dxa" w:w="60"/>
-              <w:right w:type="dxa" w:w="100"/>
-            </w:tcMar>
-          </w:tcPr>
-          <w:p>
-            <w:r>
-              <w:rPr>
-                <w:rFonts w:ascii="Calibri" w:cs="Calibri" w:eastAsia="Calibri" w:hAnsi="Calibri"/>
-                <w:sz w:val="18"/>
-                <w:szCs w:val="18"/>
-              </w:rPr>
-              <w:t xml:space="preserve">1) Start a job 2) </w:t>
+              <w:t xml:space="preserve">GET /api/jobs/{id}</w:t>
+            </w:r>
+            <w:r>
+              <w:rPr>
+                <w:rFonts w:ascii="Calibri" w:cs="Calibri" w:eastAsia="Calibri" w:hAnsi="Calibri"/>
+                <w:sz w:val="18"/>
+                <w:szCs w:val="18"/>
+              </w:rPr>
+              <w:t xml:space="preserve">, </w:t>
             </w:r>
             <w:r>
               <w:rPr>
@@ -50186,15 +50030,15 @@
                 <w:sz w:val="16"/>
                 <w:szCs w:val="16"/>
               </w:rPr>
-              <w:t xml:space="preserve">docker compose restart job-service</w:t>
-            </w:r>
-            <w:r>
-              <w:rPr>
-                <w:rFonts w:ascii="Calibri" w:cs="Calibri" w:eastAsia="Calibri" w:hAnsi="Calibri"/>
-                <w:sz w:val="18"/>
-                <w:szCs w:val="18"/>
-              </w:rPr>
-              <w:t xml:space="preserve"> 3) </w:t>
+              <w:t xml:space="preserve">GET :5002/api/process/{id}</w:t>
+            </w:r>
+            <w:r>
+              <w:rPr>
+                <w:rFonts w:ascii="Calibri" w:cs="Calibri" w:eastAsia="Calibri" w:hAnsi="Calibri"/>
+                <w:sz w:val="18"/>
+                <w:szCs w:val="18"/>
+              </w:rPr>
+              <w:t xml:space="preserve">, </w:t>
             </w:r>
             <w:r>
               <w:rPr>
@@ -50203,34 +50047,88 @@
                 <w:sz w:val="16"/>
                 <w:szCs w:val="16"/>
               </w:rPr>
-              <w:t xml:space="preserve">docker compose logs -f processor-service</w:t>
-            </w:r>
-          </w:p>
-        </w:tc>
-        <w:tc>
-          <w:tcPr>
-            <w:tcW w:type="dxa" w:w="2050"/>
-            <w:tcBorders>
-              <w:top w:val="single" w:color="BFBFBF" w:sz="4"/>
-              <w:left w:val="single" w:color="BFBFBF" w:sz="4"/>
-              <w:bottom w:val="single" w:color="BFBFBF" w:sz="4"/>
-              <w:right w:val="single" w:color="BFBFBF" w:sz="4"/>
-            </w:tcBorders>
-            <w:tcMar>
-              <w:top w:type="dxa" w:w="60"/>
-              <w:left w:type="dxa" w:w="100"/>
-              <w:bottom w:type="dxa" w:w="60"/>
-              <w:right w:type="dxa" w:w="100"/>
-            </w:tcMar>
-          </w:tcPr>
-          <w:p>
-            <w:r>
-              <w:rPr>
-                <w:rFonts w:ascii="Calibri" w:cs="Calibri" w:eastAsia="Calibri" w:hAnsi="Calibri"/>
-                <w:sz w:val="18"/>
-                <w:szCs w:val="18"/>
-              </w:rPr>
-              <w:t xml:space="preserve">Processor logs </w:t>
+              <w:t xml:space="preserve">GET :5003/api/audit/{id}</w:t>
+            </w:r>
+          </w:p>
+        </w:tc>
+        <w:tc>
+          <w:tcPr>
+            <w:tcW w:type="dxa" w:w="1844"/>
+            <w:tcBorders>
+              <w:top w:val="single" w:color="BFBFBF" w:sz="4"/>
+              <w:left w:val="single" w:color="BFBFBF" w:sz="4"/>
+              <w:bottom w:val="single" w:color="BFBFBF" w:sz="4"/>
+              <w:right w:val="single" w:color="BFBFBF" w:sz="4"/>
+            </w:tcBorders>
+            <w:tcMar>
+              <w:top w:type="dxa" w:w="60"/>
+              <w:left w:type="dxa" w:w="100"/>
+              <w:bottom w:type="dxa" w:w="60"/>
+              <w:right w:type="dxa" w:w="100"/>
+            </w:tcMar>
+          </w:tcPr>
+          <w:p>
+            <w:r>
+              <w:rPr>
+                <w:rFonts w:ascii="Calibri" w:cs="Calibri" w:eastAsia="Calibri" w:hAnsi="Calibri"/>
+                <w:sz w:val="18"/>
+                <w:szCs w:val="18"/>
+              </w:rPr>
+              <w:t xml:space="preserve">202; job </w:t>
+            </w:r>
+            <w:r>
+              <w:rPr>
+                <w:rFonts w:ascii="Calibri" w:cs="Calibri" w:eastAsia="Calibri" w:hAnsi="Calibri"/>
+                <w:b/>
+                <w:bCs/>
+                <w:sz w:val="18"/>
+                <w:szCs w:val="18"/>
+              </w:rPr>
+              <w:t xml:space="preserve">Cancelled</w:t>
+            </w:r>
+            <w:r>
+              <w:rPr>
+                <w:rFonts w:ascii="Calibri" w:cs="Calibri" w:eastAsia="Calibri" w:hAnsi="Calibri"/>
+                <w:sz w:val="18"/>
+                <w:szCs w:val="18"/>
+              </w:rPr>
+              <w:t xml:space="preserve"> in the Job Service (the source of truth) and in the audit entry; it never changes afterwards. On the Processor the job is </w:t>
+            </w:r>
+            <w:r>
+              <w:rPr>
+                <w:rFonts w:ascii="Calibri" w:cs="Calibri" w:eastAsia="Calibri" w:hAnsi="Calibri"/>
+                <w:i/>
+                <w:iCs/>
+                <w:sz w:val="18"/>
+                <w:szCs w:val="18"/>
+              </w:rPr>
+              <w:t xml:space="preserve">Cancelled</w:t>
+            </w:r>
+            <w:r>
+              <w:rPr>
+                <w:rFonts w:ascii="Calibri" w:cs="Calibri" w:eastAsia="Calibri" w:hAnsi="Calibri"/>
+                <w:sz w:val="18"/>
+                <w:szCs w:val="18"/>
+              </w:rPr>
+              <w:t xml:space="preserve">, or </w:t>
+            </w:r>
+            <w:r>
+              <w:rPr>
+                <w:rFonts w:ascii="Calibri" w:cs="Calibri" w:eastAsia="Calibri" w:hAnsi="Calibri"/>
+                <w:i/>
+                <w:iCs/>
+                <w:sz w:val="18"/>
+                <w:szCs w:val="18"/>
+              </w:rPr>
+              <w:t xml:space="preserve">Completed</w:t>
+            </w:r>
+            <w:r>
+              <w:rPr>
+                <w:rFonts w:ascii="Calibri" w:cs="Calibri" w:eastAsia="Calibri" w:hAnsi="Calibri"/>
+                <w:sz w:val="18"/>
+                <w:szCs w:val="18"/>
+              </w:rPr>
+              <w:t xml:space="preserve"> if it finished before the cancel request arrived (cancel there is best effort; the late </w:t>
             </w:r>
             <w:r>
               <w:rPr>
@@ -50239,15 +50137,152 @@
                 <w:sz w:val="16"/>
                 <w:szCs w:val="16"/>
               </w:rPr>
-              <w:t xml:space="preserve">connection failed (attempt N)</w:t>
-            </w:r>
-            <w:r>
-              <w:rPr>
-                <w:rFonts w:ascii="Calibri" w:cs="Calibri" w:eastAsia="Calibri" w:hAnsi="Calibri"/>
-                <w:sz w:val="18"/>
-                <w:szCs w:val="18"/>
-              </w:rPr>
-              <w:t xml:space="preserve"> then </w:t>
+              <w:t xml:space="preserve">JobCompleted</w:t>
+            </w:r>
+            <w:r>
+              <w:rPr>
+                <w:rFonts w:ascii="Calibri" w:cs="Calibri" w:eastAsia="Calibri" w:hAnsi="Calibri"/>
+                <w:sz w:val="18"/>
+                <w:szCs w:val="18"/>
+              </w:rPr>
+              <w:t xml:space="preserve"> is ignored by the state machine)</w:t>
+            </w:r>
+          </w:p>
+        </w:tc>
+        <w:tc>
+          <w:tcPr>
+            <w:tcW w:type="dxa" w:w="1847"/>
+            <w:tcBorders>
+              <w:top w:val="single" w:color="BFBFBF" w:sz="4"/>
+              <w:left w:val="single" w:color="BFBFBF" w:sz="4"/>
+              <w:bottom w:val="single" w:color="BFBFBF" w:sz="4"/>
+              <w:right w:val="single" w:color="BFBFBF" w:sz="4"/>
+            </w:tcBorders>
+            <w:tcMar>
+              <w:top w:type="dxa" w:w="60"/>
+              <w:left w:type="dxa" w:w="100"/>
+              <w:bottom w:type="dxa" w:w="60"/>
+              <w:right w:type="dxa" w:w="100"/>
+            </w:tcMar>
+          </w:tcPr>
+          <w:p>
+            <w:r>
+              <w:rPr>
+                <w:rFonts w:ascii="Calibri" w:cs="Calibri" w:eastAsia="Calibri" w:hAnsi="Calibri"/>
+                <w:sz w:val="18"/>
+                <w:szCs w:val="18"/>
+              </w:rPr>
+              <w:t xml:space="preserve">Passed (2026-10-27): 202; Job Service Cancelled at 500 / 1,000; Processor Completed (the race above); audit Cancelled</w:t>
+            </w:r>
+          </w:p>
+        </w:tc>
+      </w:tr>
+      <w:tr>
+        <w:tc>
+          <w:tcPr>
+            <w:tcW w:type="dxa" w:w="461"/>
+            <w:tcBorders>
+              <w:top w:val="single" w:color="BFBFBF" w:sz="4"/>
+              <w:left w:val="single" w:color="BFBFBF" w:sz="4"/>
+              <w:bottom w:val="single" w:color="BFBFBF" w:sz="4"/>
+              <w:right w:val="single" w:color="BFBFBF" w:sz="4"/>
+            </w:tcBorders>
+            <w:tcMar>
+              <w:top w:type="dxa" w:w="60"/>
+              <w:left w:type="dxa" w:w="100"/>
+              <w:bottom w:type="dxa" w:w="60"/>
+              <w:right w:type="dxa" w:w="100"/>
+            </w:tcMar>
+          </w:tcPr>
+          <w:p>
+            <w:r>
+              <w:rPr>
+                <w:rFonts w:ascii="Calibri" w:cs="Calibri" w:eastAsia="Calibri" w:hAnsi="Calibri"/>
+                <w:sz w:val="18"/>
+                <w:szCs w:val="18"/>
+              </w:rPr>
+              <w:t xml:space="preserve">MT-07</w:t>
+            </w:r>
+          </w:p>
+        </w:tc>
+        <w:tc>
+          <w:tcPr>
+            <w:tcW w:type="dxa" w:w="1798"/>
+            <w:tcBorders>
+              <w:top w:val="single" w:color="BFBFBF" w:sz="4"/>
+              <w:left w:val="single" w:color="BFBFBF" w:sz="4"/>
+              <w:bottom w:val="single" w:color="BFBFBF" w:sz="4"/>
+              <w:right w:val="single" w:color="BFBFBF" w:sz="4"/>
+            </w:tcBorders>
+            <w:tcMar>
+              <w:top w:type="dxa" w:w="60"/>
+              <w:left w:type="dxa" w:w="100"/>
+              <w:bottom w:type="dxa" w:w="60"/>
+              <w:right w:type="dxa" w:w="100"/>
+            </w:tcMar>
+          </w:tcPr>
+          <w:p>
+            <w:r>
+              <w:rPr>
+                <w:rFonts w:ascii="Calibri" w:cs="Calibri" w:eastAsia="Calibri" w:hAnsi="Calibri"/>
+                <w:sz w:val="18"/>
+                <w:szCs w:val="18"/>
+              </w:rPr>
+              <w:t xml:space="preserve">WebSocket reconnect and replay</w:t>
+            </w:r>
+          </w:p>
+        </w:tc>
+        <w:tc>
+          <w:tcPr>
+            <w:tcW w:type="dxa" w:w="1844"/>
+            <w:tcBorders>
+              <w:top w:val="single" w:color="BFBFBF" w:sz="4"/>
+              <w:left w:val="single" w:color="BFBFBF" w:sz="4"/>
+              <w:bottom w:val="single" w:color="BFBFBF" w:sz="4"/>
+              <w:right w:val="single" w:color="BFBFBF" w:sz="4"/>
+            </w:tcBorders>
+            <w:tcMar>
+              <w:top w:type="dxa" w:w="60"/>
+              <w:left w:type="dxa" w:w="100"/>
+              <w:bottom w:type="dxa" w:w="60"/>
+              <w:right w:type="dxa" w:w="100"/>
+            </w:tcMar>
+          </w:tcPr>
+          <w:p>
+            <w:r>
+              <w:rPr>
+                <w:rFonts w:ascii="Calibri" w:cs="Calibri" w:eastAsia="Calibri" w:hAnsi="Calibri"/>
+                <w:sz w:val="18"/>
+                <w:szCs w:val="18"/>
+              </w:rPr>
+              <w:t xml:space="preserve">MT-01 passed</w:t>
+            </w:r>
+          </w:p>
+        </w:tc>
+        <w:tc>
+          <w:tcPr>
+            <w:tcW w:type="dxa" w:w="1844"/>
+            <w:tcBorders>
+              <w:top w:val="single" w:color="BFBFBF" w:sz="4"/>
+              <w:left w:val="single" w:color="BFBFBF" w:sz="4"/>
+              <w:bottom w:val="single" w:color="BFBFBF" w:sz="4"/>
+              <w:right w:val="single" w:color="BFBFBF" w:sz="4"/>
+            </w:tcBorders>
+            <w:tcMar>
+              <w:top w:type="dxa" w:w="60"/>
+              <w:left w:type="dxa" w:w="100"/>
+              <w:bottom w:type="dxa" w:w="60"/>
+              <w:right w:type="dxa" w:w="100"/>
+            </w:tcMar>
+          </w:tcPr>
+          <w:p>
+            <w:r>
+              <w:rPr>
+                <w:rFonts w:ascii="Calibri" w:cs="Calibri" w:eastAsia="Calibri" w:hAnsi="Calibri"/>
+                <w:sz w:val="18"/>
+                <w:szCs w:val="18"/>
+              </w:rPr>
+              <w:t xml:space="preserve">1) Start a job 2) </w:t>
             </w:r>
             <w:r>
               <w:rPr>
@@ -50256,152 +50291,15 @@
                 <w:sz w:val="16"/>
                 <w:szCs w:val="16"/>
               </w:rPr>
-              <w:t xml:space="preserve">Connected … N events pending</w:t>
-            </w:r>
-            <w:r>
-              <w:rPr>
-                <w:rFonts w:ascii="Calibri" w:cs="Calibri" w:eastAsia="Calibri" w:hAnsi="Calibri"/>
-                <w:sz w:val="18"/>
-                <w:szCs w:val="18"/>
-              </w:rPr>
-              <w:t xml:space="preserve">; job ends Completed; no event lost</w:t>
-            </w:r>
-          </w:p>
-        </w:tc>
-        <w:tc>
-          <w:tcPr>
-            <w:tcW w:type="dxa" w:w="977"/>
-            <w:tcBorders>
-              <w:top w:val="single" w:color="BFBFBF" w:sz="4"/>
-              <w:left w:val="single" w:color="BFBFBF" w:sz="4"/>
-              <w:bottom w:val="single" w:color="BFBFBF" w:sz="4"/>
-              <w:right w:val="single" w:color="BFBFBF" w:sz="4"/>
-            </w:tcBorders>
-            <w:tcMar>
-              <w:top w:type="dxa" w:w="60"/>
-              <w:left w:type="dxa" w:w="100"/>
-              <w:bottom w:type="dxa" w:w="60"/>
-              <w:right w:type="dxa" w:w="100"/>
-            </w:tcMar>
-          </w:tcPr>
-          <w:p>
-            <w:r>
-              <w:rPr>
-                <w:rFonts w:ascii="Calibri" w:cs="Calibri" w:eastAsia="Calibri" w:hAnsi="Calibri"/>
-                <w:sz w:val="18"/>
-                <w:szCs w:val="18"/>
-              </w:rPr>
-              <w:t xml:space="preserve">Not yet executed</w:t>
-            </w:r>
-          </w:p>
-        </w:tc>
-      </w:tr>
-      <w:tr>
-        <w:tc>
-          <w:tcPr>
-            <w:tcW w:type="dxa" w:w="512"/>
-            <w:tcBorders>
-              <w:top w:val="single" w:color="BFBFBF" w:sz="4"/>
-              <w:left w:val="single" w:color="BFBFBF" w:sz="4"/>
-              <w:bottom w:val="single" w:color="BFBFBF" w:sz="4"/>
-              <w:right w:val="single" w:color="BFBFBF" w:sz="4"/>
-            </w:tcBorders>
-            <w:tcMar>
-              <w:top w:type="dxa" w:w="60"/>
-              <w:left w:type="dxa" w:w="100"/>
-              <w:bottom w:type="dxa" w:w="60"/>
-              <w:right w:type="dxa" w:w="100"/>
-            </w:tcMar>
-          </w:tcPr>
-          <w:p>
-            <w:r>
-              <w:rPr>
-                <w:rFonts w:ascii="Calibri" w:cs="Calibri" w:eastAsia="Calibri" w:hAnsi="Calibri"/>
-                <w:sz w:val="18"/>
-                <w:szCs w:val="18"/>
-              </w:rPr>
-              <w:t xml:space="preserve">MT-08</w:t>
-            </w:r>
-          </w:p>
-        </w:tc>
-        <w:tc>
-          <w:tcPr>
-            <w:tcW w:type="dxa" w:w="1999"/>
-            <w:tcBorders>
-              <w:top w:val="single" w:color="BFBFBF" w:sz="4"/>
-              <w:left w:val="single" w:color="BFBFBF" w:sz="4"/>
-              <w:bottom w:val="single" w:color="BFBFBF" w:sz="4"/>
-              <w:right w:val="single" w:color="BFBFBF" w:sz="4"/>
-            </w:tcBorders>
-            <w:tcMar>
-              <w:top w:type="dxa" w:w="60"/>
-              <w:left w:type="dxa" w:w="100"/>
-              <w:bottom w:type="dxa" w:w="60"/>
-              <w:right w:type="dxa" w:w="100"/>
-            </w:tcMar>
-          </w:tcPr>
-          <w:p>
-            <w:r>
-              <w:rPr>
-                <w:rFonts w:ascii="Calibri" w:cs="Calibri" w:eastAsia="Calibri" w:hAnsi="Calibri"/>
-                <w:sz w:val="18"/>
-                <w:szCs w:val="18"/>
-              </w:rPr>
-              <w:t xml:space="preserve">Processor restart mid-job</w:t>
-            </w:r>
-          </w:p>
-        </w:tc>
-        <w:tc>
-          <w:tcPr>
-            <w:tcW w:type="dxa" w:w="2050"/>
-            <w:tcBorders>
-              <w:top w:val="single" w:color="BFBFBF" w:sz="4"/>
-              <w:left w:val="single" w:color="BFBFBF" w:sz="4"/>
-              <w:bottom w:val="single" w:color="BFBFBF" w:sz="4"/>
-              <w:right w:val="single" w:color="BFBFBF" w:sz="4"/>
-            </w:tcBorders>
-            <w:tcMar>
-              <w:top w:type="dxa" w:w="60"/>
-              <w:left w:type="dxa" w:w="100"/>
-              <w:bottom w:type="dxa" w:w="60"/>
-              <w:right w:type="dxa" w:w="100"/>
-            </w:tcMar>
-          </w:tcPr>
-          <w:p>
-            <w:r>
-              <w:rPr>
-                <w:rFonts w:ascii="Calibri" w:cs="Calibri" w:eastAsia="Calibri" w:hAnsi="Calibri"/>
-                <w:sz w:val="18"/>
-                <w:szCs w:val="18"/>
-              </w:rPr>
-              <w:t xml:space="preserve">MT-01 passed</w:t>
-            </w:r>
-          </w:p>
-        </w:tc>
-        <w:tc>
-          <w:tcPr>
-            <w:tcW w:type="dxa" w:w="2050"/>
-            <w:tcBorders>
-              <w:top w:val="single" w:color="BFBFBF" w:sz="4"/>
-              <w:left w:val="single" w:color="BFBFBF" w:sz="4"/>
-              <w:bottom w:val="single" w:color="BFBFBF" w:sz="4"/>
-              <w:right w:val="single" w:color="BFBFBF" w:sz="4"/>
-            </w:tcBorders>
-            <w:tcMar>
-              <w:top w:type="dxa" w:w="60"/>
-              <w:left w:type="dxa" w:w="100"/>
-              <w:bottom w:type="dxa" w:w="60"/>
-              <w:right w:type="dxa" w:w="100"/>
-            </w:tcMar>
-          </w:tcPr>
-          <w:p>
-            <w:r>
-              <w:rPr>
-                <w:rFonts w:ascii="Calibri" w:cs="Calibri" w:eastAsia="Calibri" w:hAnsi="Calibri"/>
-                <w:sz w:val="18"/>
-                <w:szCs w:val="18"/>
-              </w:rPr>
-              <w:t xml:space="preserve">1) Start the 10 × 1,000 load 2) </w:t>
+              <w:t xml:space="preserve">docker compose restart job-service</w:t>
+            </w:r>
+            <w:r>
+              <w:rPr>
+                <w:rFonts w:ascii="Calibri" w:cs="Calibri" w:eastAsia="Calibri" w:hAnsi="Calibri"/>
+                <w:sz w:val="18"/>
+                <w:szCs w:val="18"/>
+              </w:rPr>
+              <w:t xml:space="preserve"> 3) </w:t>
             </w:r>
             <w:r>
               <w:rPr>
@@ -50410,15 +50308,34 @@
                 <w:sz w:val="16"/>
                 <w:szCs w:val="16"/>
               </w:rPr>
-              <w:t xml:space="preserve">docker compose restart processor-service</w:t>
-            </w:r>
-            <w:r>
-              <w:rPr>
-                <w:rFonts w:ascii="Calibri" w:cs="Calibri" w:eastAsia="Calibri" w:hAnsi="Calibri"/>
-                <w:sz w:val="18"/>
-                <w:szCs w:val="18"/>
-              </w:rPr>
-              <w:t xml:space="preserve"> while jobs are Processing 3) Watch </w:t>
+              <w:t xml:space="preserve">docker compose logs -f processor-service</w:t>
+            </w:r>
+          </w:p>
+        </w:tc>
+        <w:tc>
+          <w:tcPr>
+            <w:tcW w:type="dxa" w:w="1844"/>
+            <w:tcBorders>
+              <w:top w:val="single" w:color="BFBFBF" w:sz="4"/>
+              <w:left w:val="single" w:color="BFBFBF" w:sz="4"/>
+              <w:bottom w:val="single" w:color="BFBFBF" w:sz="4"/>
+              <w:right w:val="single" w:color="BFBFBF" w:sz="4"/>
+            </w:tcBorders>
+            <w:tcMar>
+              <w:top w:type="dxa" w:w="60"/>
+              <w:left w:type="dxa" w:w="100"/>
+              <w:bottom w:type="dxa" w:w="60"/>
+              <w:right w:type="dxa" w:w="100"/>
+            </w:tcMar>
+          </w:tcPr>
+          <w:p>
+            <w:r>
+              <w:rPr>
+                <w:rFonts w:ascii="Calibri" w:cs="Calibri" w:eastAsia="Calibri" w:hAnsi="Calibri"/>
+                <w:sz w:val="18"/>
+                <w:szCs w:val="18"/>
+              </w:rPr>
+              <w:t xml:space="preserve">Processor logs </w:t>
             </w:r>
             <w:r>
               <w:rPr>
@@ -50427,171 +50344,15 @@
                 <w:sz w:val="16"/>
                 <w:szCs w:val="16"/>
               </w:rPr>
-              <w:t xml:space="preserve">GET /api/jobs?status=Processing</w:t>
-            </w:r>
-          </w:p>
-        </w:tc>
-        <w:tc>
-          <w:tcPr>
-            <w:tcW w:type="dxa" w:w="2050"/>
-            <w:tcBorders>
-              <w:top w:val="single" w:color="BFBFBF" w:sz="4"/>
-              <w:left w:val="single" w:color="BFBFBF" w:sz="4"/>
-              <w:bottom w:val="single" w:color="BFBFBF" w:sz="4"/>
-              <w:right w:val="single" w:color="BFBFBF" w:sz="4"/>
-            </w:tcBorders>
-            <w:tcMar>
-              <w:top w:type="dxa" w:w="60"/>
-              <w:left w:type="dxa" w:w="100"/>
-              <w:bottom w:type="dxa" w:w="60"/>
-              <w:right w:type="dxa" w:w="100"/>
-            </w:tcMar>
-          </w:tcPr>
-          <w:p>
-            <w:r>
-              <w:rPr>
-                <w:rFonts w:ascii="Calibri" w:cs="Calibri" w:eastAsia="Calibri" w:hAnsi="Calibri"/>
-                <w:sz w:val="18"/>
-                <w:szCs w:val="18"/>
-              </w:rPr>
-              <w:t xml:space="preserve">Within ~60–90 s the reconciler redispatches lost jobs; all jobs end Completed</w:t>
-            </w:r>
-          </w:p>
-        </w:tc>
-        <w:tc>
-          <w:tcPr>
-            <w:tcW w:type="dxa" w:w="977"/>
-            <w:tcBorders>
-              <w:top w:val="single" w:color="BFBFBF" w:sz="4"/>
-              <w:left w:val="single" w:color="BFBFBF" w:sz="4"/>
-              <w:bottom w:val="single" w:color="BFBFBF" w:sz="4"/>
-              <w:right w:val="single" w:color="BFBFBF" w:sz="4"/>
-            </w:tcBorders>
-            <w:tcMar>
-              <w:top w:type="dxa" w:w="60"/>
-              <w:left w:type="dxa" w:w="100"/>
-              <w:bottom w:type="dxa" w:w="60"/>
-              <w:right w:type="dxa" w:w="100"/>
-            </w:tcMar>
-          </w:tcPr>
-          <w:p>
-            <w:r>
-              <w:rPr>
-                <w:rFonts w:ascii="Calibri" w:cs="Calibri" w:eastAsia="Calibri" w:hAnsi="Calibri"/>
-                <w:sz w:val="18"/>
-                <w:szCs w:val="18"/>
-              </w:rPr>
-              <w:t xml:space="preserve">Not yet executed</w:t>
-            </w:r>
-          </w:p>
-        </w:tc>
-      </w:tr>
-      <w:tr>
-        <w:tc>
-          <w:tcPr>
-            <w:tcW w:type="dxa" w:w="512"/>
-            <w:tcBorders>
-              <w:top w:val="single" w:color="BFBFBF" w:sz="4"/>
-              <w:left w:val="single" w:color="BFBFBF" w:sz="4"/>
-              <w:bottom w:val="single" w:color="BFBFBF" w:sz="4"/>
-              <w:right w:val="single" w:color="BFBFBF" w:sz="4"/>
-            </w:tcBorders>
-            <w:tcMar>
-              <w:top w:type="dxa" w:w="60"/>
-              <w:left w:type="dxa" w:w="100"/>
-              <w:bottom w:type="dxa" w:w="60"/>
-              <w:right w:type="dxa" w:w="100"/>
-            </w:tcMar>
-          </w:tcPr>
-          <w:p>
-            <w:r>
-              <w:rPr>
-                <w:rFonts w:ascii="Calibri" w:cs="Calibri" w:eastAsia="Calibri" w:hAnsi="Calibri"/>
-                <w:sz w:val="18"/>
-                <w:szCs w:val="18"/>
-              </w:rPr>
-              <w:t xml:space="preserve">MT-09</w:t>
-            </w:r>
-          </w:p>
-        </w:tc>
-        <w:tc>
-          <w:tcPr>
-            <w:tcW w:type="dxa" w:w="1999"/>
-            <w:tcBorders>
-              <w:top w:val="single" w:color="BFBFBF" w:sz="4"/>
-              <w:left w:val="single" w:color="BFBFBF" w:sz="4"/>
-              <w:bottom w:val="single" w:color="BFBFBF" w:sz="4"/>
-              <w:right w:val="single" w:color="BFBFBF" w:sz="4"/>
-            </w:tcBorders>
-            <w:tcMar>
-              <w:top w:type="dxa" w:w="60"/>
-              <w:left w:type="dxa" w:w="100"/>
-              <w:bottom w:type="dxa" w:w="60"/>
-              <w:right w:type="dxa" w:w="100"/>
-            </w:tcMar>
-          </w:tcPr>
-          <w:p>
-            <w:r>
-              <w:rPr>
-                <w:rFonts w:ascii="Calibri" w:cs="Calibri" w:eastAsia="Calibri" w:hAnsi="Calibri"/>
-                <w:sz w:val="18"/>
-                <w:szCs w:val="18"/>
-              </w:rPr>
-              <w:t xml:space="preserve">Storage outage</w:t>
-            </w:r>
-          </w:p>
-        </w:tc>
-        <w:tc>
-          <w:tcPr>
-            <w:tcW w:type="dxa" w:w="2050"/>
-            <w:tcBorders>
-              <w:top w:val="single" w:color="BFBFBF" w:sz="4"/>
-              <w:left w:val="single" w:color="BFBFBF" w:sz="4"/>
-              <w:bottom w:val="single" w:color="BFBFBF" w:sz="4"/>
-              <w:right w:val="single" w:color="BFBFBF" w:sz="4"/>
-            </w:tcBorders>
-            <w:tcMar>
-              <w:top w:type="dxa" w:w="60"/>
-              <w:left w:type="dxa" w:w="100"/>
-              <w:bottom w:type="dxa" w:w="60"/>
-              <w:right w:type="dxa" w:w="100"/>
-            </w:tcMar>
-          </w:tcPr>
-          <w:p>
-            <w:r>
-              <w:rPr>
-                <w:rFonts w:ascii="Calibri" w:cs="Calibri" w:eastAsia="Calibri" w:hAnsi="Calibri"/>
-                <w:sz w:val="18"/>
-                <w:szCs w:val="18"/>
-              </w:rPr>
-              <w:t xml:space="preserve">MT-01 passed</w:t>
-            </w:r>
-          </w:p>
-        </w:tc>
-        <w:tc>
-          <w:tcPr>
-            <w:tcW w:type="dxa" w:w="2050"/>
-            <w:tcBorders>
-              <w:top w:val="single" w:color="BFBFBF" w:sz="4"/>
-              <w:left w:val="single" w:color="BFBFBF" w:sz="4"/>
-              <w:bottom w:val="single" w:color="BFBFBF" w:sz="4"/>
-              <w:right w:val="single" w:color="BFBFBF" w:sz="4"/>
-            </w:tcBorders>
-            <w:tcMar>
-              <w:top w:type="dxa" w:w="60"/>
-              <w:left w:type="dxa" w:w="100"/>
-              <w:bottom w:type="dxa" w:w="60"/>
-              <w:right w:type="dxa" w:w="100"/>
-            </w:tcMar>
-          </w:tcPr>
-          <w:p>
-            <w:r>
-              <w:rPr>
-                <w:rFonts w:ascii="Calibri" w:cs="Calibri" w:eastAsia="Calibri" w:hAnsi="Calibri"/>
-                <w:sz w:val="18"/>
-                <w:szCs w:val="18"/>
-              </w:rPr>
-              <w:t xml:space="preserve">1) </w:t>
+              <w:t xml:space="preserve">connection failed (attempt N)</w:t>
+            </w:r>
+            <w:r>
+              <w:rPr>
+                <w:rFonts w:ascii="Calibri" w:cs="Calibri" w:eastAsia="Calibri" w:hAnsi="Calibri"/>
+                <w:sz w:val="18"/>
+                <w:szCs w:val="18"/>
+              </w:rPr>
+              <w:t xml:space="preserve"> then </w:t>
             </w:r>
             <w:r>
               <w:rPr>
@@ -50600,15 +50361,152 @@
                 <w:sz w:val="16"/>
                 <w:szCs w:val="16"/>
               </w:rPr>
-              <w:t xml:space="preserve">docker compose stop mongo</w:t>
-            </w:r>
-            <w:r>
-              <w:rPr>
-                <w:rFonts w:ascii="Calibri" w:cs="Calibri" w:eastAsia="Calibri" w:hAnsi="Calibri"/>
-                <w:sz w:val="18"/>
-                <w:szCs w:val="18"/>
-              </w:rPr>
-              <w:t xml:space="preserve"> 2) </w:t>
+              <w:t xml:space="preserve">Connected … N events pending</w:t>
+            </w:r>
+            <w:r>
+              <w:rPr>
+                <w:rFonts w:ascii="Calibri" w:cs="Calibri" w:eastAsia="Calibri" w:hAnsi="Calibri"/>
+                <w:sz w:val="18"/>
+                <w:szCs w:val="18"/>
+              </w:rPr>
+              <w:t xml:space="preserve">; job ends Completed; no event lost</w:t>
+            </w:r>
+          </w:p>
+        </w:tc>
+        <w:tc>
+          <w:tcPr>
+            <w:tcW w:type="dxa" w:w="1847"/>
+            <w:tcBorders>
+              <w:top w:val="single" w:color="BFBFBF" w:sz="4"/>
+              <w:left w:val="single" w:color="BFBFBF" w:sz="4"/>
+              <w:bottom w:val="single" w:color="BFBFBF" w:sz="4"/>
+              <w:right w:val="single" w:color="BFBFBF" w:sz="4"/>
+            </w:tcBorders>
+            <w:tcMar>
+              <w:top w:type="dxa" w:w="60"/>
+              <w:left w:type="dxa" w:w="100"/>
+              <w:bottom w:type="dxa" w:w="60"/>
+              <w:right w:type="dxa" w:w="100"/>
+            </w:tcMar>
+          </w:tcPr>
+          <w:p>
+            <w:r>
+              <w:rPr>
+                <w:rFonts w:ascii="Calibri" w:cs="Calibri" w:eastAsia="Calibri" w:hAnsi="Calibri"/>
+                <w:sz w:val="18"/>
+                <w:szCs w:val="18"/>
+              </w:rPr>
+              <w:t xml:space="preserve">Not yet executed</w:t>
+            </w:r>
+          </w:p>
+        </w:tc>
+      </w:tr>
+      <w:tr>
+        <w:tc>
+          <w:tcPr>
+            <w:tcW w:type="dxa" w:w="461"/>
+            <w:tcBorders>
+              <w:top w:val="single" w:color="BFBFBF" w:sz="4"/>
+              <w:left w:val="single" w:color="BFBFBF" w:sz="4"/>
+              <w:bottom w:val="single" w:color="BFBFBF" w:sz="4"/>
+              <w:right w:val="single" w:color="BFBFBF" w:sz="4"/>
+            </w:tcBorders>
+            <w:tcMar>
+              <w:top w:type="dxa" w:w="60"/>
+              <w:left w:type="dxa" w:w="100"/>
+              <w:bottom w:type="dxa" w:w="60"/>
+              <w:right w:type="dxa" w:w="100"/>
+            </w:tcMar>
+          </w:tcPr>
+          <w:p>
+            <w:r>
+              <w:rPr>
+                <w:rFonts w:ascii="Calibri" w:cs="Calibri" w:eastAsia="Calibri" w:hAnsi="Calibri"/>
+                <w:sz w:val="18"/>
+                <w:szCs w:val="18"/>
+              </w:rPr>
+              <w:t xml:space="preserve">MT-08</w:t>
+            </w:r>
+          </w:p>
+        </w:tc>
+        <w:tc>
+          <w:tcPr>
+            <w:tcW w:type="dxa" w:w="1798"/>
+            <w:tcBorders>
+              <w:top w:val="single" w:color="BFBFBF" w:sz="4"/>
+              <w:left w:val="single" w:color="BFBFBF" w:sz="4"/>
+              <w:bottom w:val="single" w:color="BFBFBF" w:sz="4"/>
+              <w:right w:val="single" w:color="BFBFBF" w:sz="4"/>
+            </w:tcBorders>
+            <w:tcMar>
+              <w:top w:type="dxa" w:w="60"/>
+              <w:left w:type="dxa" w:w="100"/>
+              <w:bottom w:type="dxa" w:w="60"/>
+              <w:right w:type="dxa" w:w="100"/>
+            </w:tcMar>
+          </w:tcPr>
+          <w:p>
+            <w:r>
+              <w:rPr>
+                <w:rFonts w:ascii="Calibri" w:cs="Calibri" w:eastAsia="Calibri" w:hAnsi="Calibri"/>
+                <w:sz w:val="18"/>
+                <w:szCs w:val="18"/>
+              </w:rPr>
+              <w:t xml:space="preserve">Processor restart mid-job</w:t>
+            </w:r>
+          </w:p>
+        </w:tc>
+        <w:tc>
+          <w:tcPr>
+            <w:tcW w:type="dxa" w:w="1844"/>
+            <w:tcBorders>
+              <w:top w:val="single" w:color="BFBFBF" w:sz="4"/>
+              <w:left w:val="single" w:color="BFBFBF" w:sz="4"/>
+              <w:bottom w:val="single" w:color="BFBFBF" w:sz="4"/>
+              <w:right w:val="single" w:color="BFBFBF" w:sz="4"/>
+            </w:tcBorders>
+            <w:tcMar>
+              <w:top w:type="dxa" w:w="60"/>
+              <w:left w:type="dxa" w:w="100"/>
+              <w:bottom w:type="dxa" w:w="60"/>
+              <w:right w:type="dxa" w:w="100"/>
+            </w:tcMar>
+          </w:tcPr>
+          <w:p>
+            <w:r>
+              <w:rPr>
+                <w:rFonts w:ascii="Calibri" w:cs="Calibri" w:eastAsia="Calibri" w:hAnsi="Calibri"/>
+                <w:sz w:val="18"/>
+                <w:szCs w:val="18"/>
+              </w:rPr>
+              <w:t xml:space="preserve">MT-01 passed</w:t>
+            </w:r>
+          </w:p>
+        </w:tc>
+        <w:tc>
+          <w:tcPr>
+            <w:tcW w:type="dxa" w:w="1844"/>
+            <w:tcBorders>
+              <w:top w:val="single" w:color="BFBFBF" w:sz="4"/>
+              <w:left w:val="single" w:color="BFBFBF" w:sz="4"/>
+              <w:bottom w:val="single" w:color="BFBFBF" w:sz="4"/>
+              <w:right w:val="single" w:color="BFBFBF" w:sz="4"/>
+            </w:tcBorders>
+            <w:tcMar>
+              <w:top w:type="dxa" w:w="60"/>
+              <w:left w:type="dxa" w:w="100"/>
+              <w:bottom w:type="dxa" w:w="60"/>
+              <w:right w:type="dxa" w:w="100"/>
+            </w:tcMar>
+          </w:tcPr>
+          <w:p>
+            <w:r>
+              <w:rPr>
+                <w:rFonts w:ascii="Calibri" w:cs="Calibri" w:eastAsia="Calibri" w:hAnsi="Calibri"/>
+                <w:sz w:val="18"/>
+                <w:szCs w:val="18"/>
+              </w:rPr>
+              <w:t xml:space="preserve">1) Start the 10 × 1,000 load 2) </w:t>
             </w:r>
             <w:r>
               <w:rPr>
@@ -50617,15 +50515,15 @@
                 <w:sz w:val="16"/>
                 <w:szCs w:val="16"/>
               </w:rPr>
-              <w:t xml:space="preserve">GET /api/jobs</w:t>
-            </w:r>
-            <w:r>
-              <w:rPr>
-                <w:rFonts w:ascii="Calibri" w:cs="Calibri" w:eastAsia="Calibri" w:hAnsi="Calibri"/>
-                <w:sz w:val="18"/>
-                <w:szCs w:val="18"/>
-              </w:rPr>
-              <w:t xml:space="preserve"> and </w:t>
+              <w:t xml:space="preserve">docker compose restart processor-service</w:t>
+            </w:r>
+            <w:r>
+              <w:rPr>
+                <w:rFonts w:ascii="Calibri" w:cs="Calibri" w:eastAsia="Calibri" w:hAnsi="Calibri"/>
+                <w:sz w:val="18"/>
+                <w:szCs w:val="18"/>
+              </w:rPr>
+              <w:t xml:space="preserve"> while jobs are Processing 3) Watch </w:t>
             </w:r>
             <w:r>
               <w:rPr>
@@ -50634,15 +50532,171 @@
                 <w:sz w:val="16"/>
                 <w:szCs w:val="16"/>
               </w:rPr>
-              <w:t xml:space="preserve">/health/ready</w:t>
-            </w:r>
-            <w:r>
-              <w:rPr>
-                <w:rFonts w:ascii="Calibri" w:cs="Calibri" w:eastAsia="Calibri" w:hAnsi="Calibri"/>
-                <w:sz w:val="18"/>
-                <w:szCs w:val="18"/>
-              </w:rPr>
-              <w:t xml:space="preserve"> on :5001 3) </w:t>
+              <w:t xml:space="preserve">GET /api/jobs?status=Processing</w:t>
+            </w:r>
+          </w:p>
+        </w:tc>
+        <w:tc>
+          <w:tcPr>
+            <w:tcW w:type="dxa" w:w="1844"/>
+            <w:tcBorders>
+              <w:top w:val="single" w:color="BFBFBF" w:sz="4"/>
+              <w:left w:val="single" w:color="BFBFBF" w:sz="4"/>
+              <w:bottom w:val="single" w:color="BFBFBF" w:sz="4"/>
+              <w:right w:val="single" w:color="BFBFBF" w:sz="4"/>
+            </w:tcBorders>
+            <w:tcMar>
+              <w:top w:type="dxa" w:w="60"/>
+              <w:left w:type="dxa" w:w="100"/>
+              <w:bottom w:type="dxa" w:w="60"/>
+              <w:right w:type="dxa" w:w="100"/>
+            </w:tcMar>
+          </w:tcPr>
+          <w:p>
+            <w:r>
+              <w:rPr>
+                <w:rFonts w:ascii="Calibri" w:cs="Calibri" w:eastAsia="Calibri" w:hAnsi="Calibri"/>
+                <w:sz w:val="18"/>
+                <w:szCs w:val="18"/>
+              </w:rPr>
+              <w:t xml:space="preserve">Within ~60–90 s the reconciler redispatches lost jobs; all jobs end Completed</w:t>
+            </w:r>
+          </w:p>
+        </w:tc>
+        <w:tc>
+          <w:tcPr>
+            <w:tcW w:type="dxa" w:w="1847"/>
+            <w:tcBorders>
+              <w:top w:val="single" w:color="BFBFBF" w:sz="4"/>
+              <w:left w:val="single" w:color="BFBFBF" w:sz="4"/>
+              <w:bottom w:val="single" w:color="BFBFBF" w:sz="4"/>
+              <w:right w:val="single" w:color="BFBFBF" w:sz="4"/>
+            </w:tcBorders>
+            <w:tcMar>
+              <w:top w:type="dxa" w:w="60"/>
+              <w:left w:type="dxa" w:w="100"/>
+              <w:bottom w:type="dxa" w:w="60"/>
+              <w:right w:type="dxa" w:w="100"/>
+            </w:tcMar>
+          </w:tcPr>
+          <w:p>
+            <w:r>
+              <w:rPr>
+                <w:rFonts w:ascii="Calibri" w:cs="Calibri" w:eastAsia="Calibri" w:hAnsi="Calibri"/>
+                <w:sz w:val="18"/>
+                <w:szCs w:val="18"/>
+              </w:rPr>
+              <w:t xml:space="preserve">Not yet executed</w:t>
+            </w:r>
+          </w:p>
+        </w:tc>
+      </w:tr>
+      <w:tr>
+        <w:tc>
+          <w:tcPr>
+            <w:tcW w:type="dxa" w:w="461"/>
+            <w:tcBorders>
+              <w:top w:val="single" w:color="BFBFBF" w:sz="4"/>
+              <w:left w:val="single" w:color="BFBFBF" w:sz="4"/>
+              <w:bottom w:val="single" w:color="BFBFBF" w:sz="4"/>
+              <w:right w:val="single" w:color="BFBFBF" w:sz="4"/>
+            </w:tcBorders>
+            <w:tcMar>
+              <w:top w:type="dxa" w:w="60"/>
+              <w:left w:type="dxa" w:w="100"/>
+              <w:bottom w:type="dxa" w:w="60"/>
+              <w:right w:type="dxa" w:w="100"/>
+            </w:tcMar>
+          </w:tcPr>
+          <w:p>
+            <w:r>
+              <w:rPr>
+                <w:rFonts w:ascii="Calibri" w:cs="Calibri" w:eastAsia="Calibri" w:hAnsi="Calibri"/>
+                <w:sz w:val="18"/>
+                <w:szCs w:val="18"/>
+              </w:rPr>
+              <w:t xml:space="preserve">MT-09</w:t>
+            </w:r>
+          </w:p>
+        </w:tc>
+        <w:tc>
+          <w:tcPr>
+            <w:tcW w:type="dxa" w:w="1798"/>
+            <w:tcBorders>
+              <w:top w:val="single" w:color="BFBFBF" w:sz="4"/>
+              <w:left w:val="single" w:color="BFBFBF" w:sz="4"/>
+              <w:bottom w:val="single" w:color="BFBFBF" w:sz="4"/>
+              <w:right w:val="single" w:color="BFBFBF" w:sz="4"/>
+            </w:tcBorders>
+            <w:tcMar>
+              <w:top w:type="dxa" w:w="60"/>
+              <w:left w:type="dxa" w:w="100"/>
+              <w:bottom w:type="dxa" w:w="60"/>
+              <w:right w:type="dxa" w:w="100"/>
+            </w:tcMar>
+          </w:tcPr>
+          <w:p>
+            <w:r>
+              <w:rPr>
+                <w:rFonts w:ascii="Calibri" w:cs="Calibri" w:eastAsia="Calibri" w:hAnsi="Calibri"/>
+                <w:sz w:val="18"/>
+                <w:szCs w:val="18"/>
+              </w:rPr>
+              <w:t xml:space="preserve">Storage outage</w:t>
+            </w:r>
+          </w:p>
+        </w:tc>
+        <w:tc>
+          <w:tcPr>
+            <w:tcW w:type="dxa" w:w="1844"/>
+            <w:tcBorders>
+              <w:top w:val="single" w:color="BFBFBF" w:sz="4"/>
+              <w:left w:val="single" w:color="BFBFBF" w:sz="4"/>
+              <w:bottom w:val="single" w:color="BFBFBF" w:sz="4"/>
+              <w:right w:val="single" w:color="BFBFBF" w:sz="4"/>
+            </w:tcBorders>
+            <w:tcMar>
+              <w:top w:type="dxa" w:w="60"/>
+              <w:left w:type="dxa" w:w="100"/>
+              <w:bottom w:type="dxa" w:w="60"/>
+              <w:right w:type="dxa" w:w="100"/>
+            </w:tcMar>
+          </w:tcPr>
+          <w:p>
+            <w:r>
+              <w:rPr>
+                <w:rFonts w:ascii="Calibri" w:cs="Calibri" w:eastAsia="Calibri" w:hAnsi="Calibri"/>
+                <w:sz w:val="18"/>
+                <w:szCs w:val="18"/>
+              </w:rPr>
+              <w:t xml:space="preserve">MT-01 passed</w:t>
+            </w:r>
+          </w:p>
+        </w:tc>
+        <w:tc>
+          <w:tcPr>
+            <w:tcW w:type="dxa" w:w="1844"/>
+            <w:tcBorders>
+              <w:top w:val="single" w:color="BFBFBF" w:sz="4"/>
+              <w:left w:val="single" w:color="BFBFBF" w:sz="4"/>
+              <w:bottom w:val="single" w:color="BFBFBF" w:sz="4"/>
+              <w:right w:val="single" w:color="BFBFBF" w:sz="4"/>
+            </w:tcBorders>
+            <w:tcMar>
+              <w:top w:type="dxa" w:w="60"/>
+              <w:left w:type="dxa" w:w="100"/>
+              <w:bottom w:type="dxa" w:w="60"/>
+              <w:right w:type="dxa" w:w="100"/>
+            </w:tcMar>
+          </w:tcPr>
+          <w:p>
+            <w:r>
+              <w:rPr>
+                <w:rFonts w:ascii="Calibri" w:cs="Calibri" w:eastAsia="Calibri" w:hAnsi="Calibri"/>
+                <w:sz w:val="18"/>
+                <w:szCs w:val="18"/>
+              </w:rPr>
+              <w:t xml:space="preserve">1) </w:t>
             </w:r>
             <w:r>
               <w:rPr>
@@ -50651,189 +50705,15 @@
                 <w:sz w:val="16"/>
                 <w:szCs w:val="16"/>
               </w:rPr>
-              <w:t xml:space="preserve">docker compose start mongo</w:t>
-            </w:r>
-          </w:p>
-        </w:tc>
-        <w:tc>
-          <w:tcPr>
-            <w:tcW w:type="dxa" w:w="2050"/>
-            <w:tcBorders>
-              <w:top w:val="single" w:color="BFBFBF" w:sz="4"/>
-              <w:left w:val="single" w:color="BFBFBF" w:sz="4"/>
-              <w:bottom w:val="single" w:color="BFBFBF" w:sz="4"/>
-              <w:right w:val="single" w:color="BFBFBF" w:sz="4"/>
-            </w:tcBorders>
-            <w:tcMar>
-              <w:top w:type="dxa" w:w="60"/>
-              <w:left w:type="dxa" w:w="100"/>
-              <w:bottom w:type="dxa" w:w="60"/>
-              <w:right w:type="dxa" w:w="100"/>
-            </w:tcMar>
-          </w:tcPr>
-          <w:p>
-            <w:r>
-              <w:rPr>
-                <w:rFonts w:ascii="Calibri" w:cs="Calibri" w:eastAsia="Calibri" w:hAnsi="Calibri"/>
-                <w:sz w:val="18"/>
-                <w:szCs w:val="18"/>
-              </w:rPr>
-              <w:t xml:space="preserve">503 </w:t>
-            </w:r>
-            <w:r>
-              <w:rPr>
-                <w:rFonts w:ascii="Calibri" w:cs="Calibri" w:eastAsia="Calibri" w:hAnsi="Calibri"/>
-                <w:i/>
-                <w:iCs/>
-                <w:sz w:val="18"/>
-                <w:szCs w:val="18"/>
-              </w:rPr>
-              <w:t xml:space="preserve">Storage unavailable</w:t>
-            </w:r>
-            <w:r>
-              <w:rPr>
-                <w:rFonts w:ascii="Calibri" w:cs="Calibri" w:eastAsia="Calibri" w:hAnsi="Calibri"/>
-                <w:sz w:val="18"/>
-                <w:szCs w:val="18"/>
-              </w:rPr>
-              <w:t xml:space="preserve"> ProblemDetails within ~5 s; readiness Unhealthy; service recovers after Mongo starts</w:t>
-            </w:r>
-          </w:p>
-        </w:tc>
-        <w:tc>
-          <w:tcPr>
-            <w:tcW w:type="dxa" w:w="977"/>
-            <w:tcBorders>
-              <w:top w:val="single" w:color="BFBFBF" w:sz="4"/>
-              <w:left w:val="single" w:color="BFBFBF" w:sz="4"/>
-              <w:bottom w:val="single" w:color="BFBFBF" w:sz="4"/>
-              <w:right w:val="single" w:color="BFBFBF" w:sz="4"/>
-            </w:tcBorders>
-            <w:tcMar>
-              <w:top w:type="dxa" w:w="60"/>
-              <w:left w:type="dxa" w:w="100"/>
-              <w:bottom w:type="dxa" w:w="60"/>
-              <w:right w:type="dxa" w:w="100"/>
-            </w:tcMar>
-          </w:tcPr>
-          <w:p>
-            <w:r>
-              <w:rPr>
-                <w:rFonts w:ascii="Calibri" w:cs="Calibri" w:eastAsia="Calibri" w:hAnsi="Calibri"/>
-                <w:sz w:val="18"/>
-                <w:szCs w:val="18"/>
-              </w:rPr>
-              <w:t xml:space="preserve">Not yet executed</w:t>
-            </w:r>
-          </w:p>
-        </w:tc>
-      </w:tr>
-      <w:tr>
-        <w:tc>
-          <w:tcPr>
-            <w:tcW w:type="dxa" w:w="512"/>
-            <w:tcBorders>
-              <w:top w:val="single" w:color="BFBFBF" w:sz="4"/>
-              <w:left w:val="single" w:color="BFBFBF" w:sz="4"/>
-              <w:bottom w:val="single" w:color="BFBFBF" w:sz="4"/>
-              <w:right w:val="single" w:color="BFBFBF" w:sz="4"/>
-            </w:tcBorders>
-            <w:tcMar>
-              <w:top w:type="dxa" w:w="60"/>
-              <w:left w:type="dxa" w:w="100"/>
-              <w:bottom w:type="dxa" w:w="60"/>
-              <w:right w:type="dxa" w:w="100"/>
-            </w:tcMar>
-          </w:tcPr>
-          <w:p>
-            <w:r>
-              <w:rPr>
-                <w:rFonts w:ascii="Calibri" w:cs="Calibri" w:eastAsia="Calibri" w:hAnsi="Calibri"/>
-                <w:sz w:val="18"/>
-                <w:szCs w:val="18"/>
-              </w:rPr>
-              <w:t xml:space="preserve">MT-10</w:t>
-            </w:r>
-          </w:p>
-        </w:tc>
-        <w:tc>
-          <w:tcPr>
-            <w:tcW w:type="dxa" w:w="1999"/>
-            <w:tcBorders>
-              <w:top w:val="single" w:color="BFBFBF" w:sz="4"/>
-              <w:left w:val="single" w:color="BFBFBF" w:sz="4"/>
-              <w:bottom w:val="single" w:color="BFBFBF" w:sz="4"/>
-              <w:right w:val="single" w:color="BFBFBF" w:sz="4"/>
-            </w:tcBorders>
-            <w:tcMar>
-              <w:top w:type="dxa" w:w="60"/>
-              <w:left w:type="dxa" w:w="100"/>
-              <w:bottom w:type="dxa" w:w="60"/>
-              <w:right w:type="dxa" w:w="100"/>
-            </w:tcMar>
-          </w:tcPr>
-          <w:p>
-            <w:r>
-              <w:rPr>
-                <w:rFonts w:ascii="Calibri" w:cs="Calibri" w:eastAsia="Calibri" w:hAnsi="Calibri"/>
-                <w:sz w:val="18"/>
-                <w:szCs w:val="18"/>
-              </w:rPr>
-              <w:t xml:space="preserve">Live status stream (SSE)</w:t>
-            </w:r>
-          </w:p>
-        </w:tc>
-        <w:tc>
-          <w:tcPr>
-            <w:tcW w:type="dxa" w:w="2050"/>
-            <w:tcBorders>
-              <w:top w:val="single" w:color="BFBFBF" w:sz="4"/>
-              <w:left w:val="single" w:color="BFBFBF" w:sz="4"/>
-              <w:bottom w:val="single" w:color="BFBFBF" w:sz="4"/>
-              <w:right w:val="single" w:color="BFBFBF" w:sz="4"/>
-            </w:tcBorders>
-            <w:tcMar>
-              <w:top w:type="dxa" w:w="60"/>
-              <w:left w:type="dxa" w:w="100"/>
-              <w:bottom w:type="dxa" w:w="60"/>
-              <w:right w:type="dxa" w:w="100"/>
-            </w:tcMar>
-          </w:tcPr>
-          <w:p>
-            <w:r>
-              <w:rPr>
-                <w:rFonts w:ascii="Calibri" w:cs="Calibri" w:eastAsia="Calibri" w:hAnsi="Calibri"/>
-                <w:sz w:val="18"/>
-                <w:szCs w:val="18"/>
-              </w:rPr>
-              <w:t xml:space="preserve">MT-01 passed</w:t>
-            </w:r>
-          </w:p>
-        </w:tc>
-        <w:tc>
-          <w:tcPr>
-            <w:tcW w:type="dxa" w:w="2050"/>
-            <w:tcBorders>
-              <w:top w:val="single" w:color="BFBFBF" w:sz="4"/>
-              <w:left w:val="single" w:color="BFBFBF" w:sz="4"/>
-              <w:bottom w:val="single" w:color="BFBFBF" w:sz="4"/>
-              <w:right w:val="single" w:color="BFBFBF" w:sz="4"/>
-            </w:tcBorders>
-            <w:tcMar>
-              <w:top w:type="dxa" w:w="60"/>
-              <w:left w:type="dxa" w:w="100"/>
-              <w:bottom w:type="dxa" w:w="60"/>
-              <w:right w:type="dxa" w:w="100"/>
-            </w:tcMar>
-          </w:tcPr>
-          <w:p>
-            <w:r>
-              <w:rPr>
-                <w:rFonts w:ascii="Calibri" w:cs="Calibri" w:eastAsia="Calibri" w:hAnsi="Calibri"/>
-                <w:sz w:val="18"/>
-                <w:szCs w:val="18"/>
-              </w:rPr>
-              <w:t xml:space="preserve">1) Create a job 2) </w:t>
+              <w:t xml:space="preserve">docker compose stop mongo</w:t>
+            </w:r>
+            <w:r>
+              <w:rPr>
+                <w:rFonts w:ascii="Calibri" w:cs="Calibri" w:eastAsia="Calibri" w:hAnsi="Calibri"/>
+                <w:sz w:val="18"/>
+                <w:szCs w:val="18"/>
+              </w:rPr>
+              <w:t xml:space="preserve"> 2) </w:t>
             </w:r>
             <w:r>
               <w:rPr>
@@ -50842,27 +50722,16 @@
                 <w:sz w:val="16"/>
                 <w:szCs w:val="16"/>
               </w:rPr>
-              <w:t xml:space="preserve">curl.exe -N http://localhost:5001/api/jobs/&lt;id&gt;/events</w:t>
-            </w:r>
-          </w:p>
-        </w:tc>
-        <w:tc>
-          <w:tcPr>
-            <w:tcW w:type="dxa" w:w="2050"/>
-            <w:tcBorders>
-              <w:top w:val="single" w:color="BFBFBF" w:sz="4"/>
-              <w:left w:val="single" w:color="BFBFBF" w:sz="4"/>
-              <w:bottom w:val="single" w:color="BFBFBF" w:sz="4"/>
-              <w:right w:val="single" w:color="BFBFBF" w:sz="4"/>
-            </w:tcBorders>
-            <w:tcMar>
-              <w:top w:type="dxa" w:w="60"/>
-              <w:left w:type="dxa" w:w="100"/>
-              <w:bottom w:type="dxa" w:w="60"/>
-              <w:right w:type="dxa" w:w="100"/>
-            </w:tcMar>
-          </w:tcPr>
-          <w:p>
+              <w:t xml:space="preserve">GET /api/jobs</w:t>
+            </w:r>
+            <w:r>
+              <w:rPr>
+                <w:rFonts w:ascii="Calibri" w:cs="Calibri" w:eastAsia="Calibri" w:hAnsi="Calibri"/>
+                <w:sz w:val="18"/>
+                <w:szCs w:val="18"/>
+              </w:rPr>
+              <w:t xml:space="preserve"> and </w:t>
+            </w:r>
             <w:r>
               <w:rPr>
                 <w:rFonts w:ascii="Consolas" w:cs="Consolas" w:eastAsia="Consolas" w:hAnsi="Consolas"/>
@@ -50870,152 +50739,15 @@
                 <w:sz w:val="16"/>
                 <w:szCs w:val="16"/>
               </w:rPr>
-              <w:t xml:space="preserve">event: status</w:t>
-            </w:r>
-            <w:r>
-              <w:rPr>
-                <w:rFonts w:ascii="Calibri" w:cs="Calibri" w:eastAsia="Calibri" w:hAnsi="Calibri"/>
-                <w:sz w:val="18"/>
-                <w:szCs w:val="18"/>
-              </w:rPr>
-              <w:t xml:space="preserve"> lines: snapshot, then Processing with progress, then Completed; stream closes</w:t>
-            </w:r>
-          </w:p>
-        </w:tc>
-        <w:tc>
-          <w:tcPr>
-            <w:tcW w:type="dxa" w:w="977"/>
-            <w:tcBorders>
-              <w:top w:val="single" w:color="BFBFBF" w:sz="4"/>
-              <w:left w:val="single" w:color="BFBFBF" w:sz="4"/>
-              <w:bottom w:val="single" w:color="BFBFBF" w:sz="4"/>
-              <w:right w:val="single" w:color="BFBFBF" w:sz="4"/>
-            </w:tcBorders>
-            <w:tcMar>
-              <w:top w:type="dxa" w:w="60"/>
-              <w:left w:type="dxa" w:w="100"/>
-              <w:bottom w:type="dxa" w:w="60"/>
-              <w:right w:type="dxa" w:w="100"/>
-            </w:tcMar>
-          </w:tcPr>
-          <w:p>
-            <w:r>
-              <w:rPr>
-                <w:rFonts w:ascii="Calibri" w:cs="Calibri" w:eastAsia="Calibri" w:hAnsi="Calibri"/>
-                <w:sz w:val="18"/>
-                <w:szCs w:val="18"/>
-              </w:rPr>
-              <w:t xml:space="preserve">Not yet executed</w:t>
-            </w:r>
-          </w:p>
-        </w:tc>
-      </w:tr>
-      <w:tr>
-        <w:tc>
-          <w:tcPr>
-            <w:tcW w:type="dxa" w:w="512"/>
-            <w:tcBorders>
-              <w:top w:val="single" w:color="BFBFBF" w:sz="4"/>
-              <w:left w:val="single" w:color="BFBFBF" w:sz="4"/>
-              <w:bottom w:val="single" w:color="BFBFBF" w:sz="4"/>
-              <w:right w:val="single" w:color="BFBFBF" w:sz="4"/>
-            </w:tcBorders>
-            <w:tcMar>
-              <w:top w:type="dxa" w:w="60"/>
-              <w:left w:type="dxa" w:w="100"/>
-              <w:bottom w:type="dxa" w:w="60"/>
-              <w:right w:type="dxa" w:w="100"/>
-            </w:tcMar>
-          </w:tcPr>
-          <w:p>
-            <w:r>
-              <w:rPr>
-                <w:rFonts w:ascii="Calibri" w:cs="Calibri" w:eastAsia="Calibri" w:hAnsi="Calibri"/>
-                <w:sz w:val="18"/>
-                <w:szCs w:val="18"/>
-              </w:rPr>
-              <w:t xml:space="preserve">MT-11</w:t>
-            </w:r>
-          </w:p>
-        </w:tc>
-        <w:tc>
-          <w:tcPr>
-            <w:tcW w:type="dxa" w:w="1999"/>
-            <w:tcBorders>
-              <w:top w:val="single" w:color="BFBFBF" w:sz="4"/>
-              <w:left w:val="single" w:color="BFBFBF" w:sz="4"/>
-              <w:bottom w:val="single" w:color="BFBFBF" w:sz="4"/>
-              <w:right w:val="single" w:color="BFBFBF" w:sz="4"/>
-            </w:tcBorders>
-            <w:tcMar>
-              <w:top w:type="dxa" w:w="60"/>
-              <w:left w:type="dxa" w:w="100"/>
-              <w:bottom w:type="dxa" w:w="60"/>
-              <w:right w:type="dxa" w:w="100"/>
-            </w:tcMar>
-          </w:tcPr>
-          <w:p>
-            <w:r>
-              <w:rPr>
-                <w:rFonts w:ascii="Calibri" w:cs="Calibri" w:eastAsia="Calibri" w:hAnsi="Calibri"/>
-                <w:sz w:val="18"/>
-                <w:szCs w:val="18"/>
-              </w:rPr>
-              <w:t xml:space="preserve">Logs in console and MongoDB</w:t>
-            </w:r>
-          </w:p>
-        </w:tc>
-        <w:tc>
-          <w:tcPr>
-            <w:tcW w:type="dxa" w:w="2050"/>
-            <w:tcBorders>
-              <w:top w:val="single" w:color="BFBFBF" w:sz="4"/>
-              <w:left w:val="single" w:color="BFBFBF" w:sz="4"/>
-              <w:bottom w:val="single" w:color="BFBFBF" w:sz="4"/>
-              <w:right w:val="single" w:color="BFBFBF" w:sz="4"/>
-            </w:tcBorders>
-            <w:tcMar>
-              <w:top w:type="dxa" w:w="60"/>
-              <w:left w:type="dxa" w:w="100"/>
-              <w:bottom w:type="dxa" w:w="60"/>
-              <w:right w:type="dxa" w:w="100"/>
-            </w:tcMar>
-          </w:tcPr>
-          <w:p>
-            <w:r>
-              <w:rPr>
-                <w:rFonts w:ascii="Calibri" w:cs="Calibri" w:eastAsia="Calibri" w:hAnsi="Calibri"/>
-                <w:sz w:val="18"/>
-                <w:szCs w:val="18"/>
-              </w:rPr>
-              <w:t xml:space="preserve">MT-02 passed</w:t>
-            </w:r>
-          </w:p>
-        </w:tc>
-        <w:tc>
-          <w:tcPr>
-            <w:tcW w:type="dxa" w:w="2050"/>
-            <w:tcBorders>
-              <w:top w:val="single" w:color="BFBFBF" w:sz="4"/>
-              <w:left w:val="single" w:color="BFBFBF" w:sz="4"/>
-              <w:bottom w:val="single" w:color="BFBFBF" w:sz="4"/>
-              <w:right w:val="single" w:color="BFBFBF" w:sz="4"/>
-            </w:tcBorders>
-            <w:tcMar>
-              <w:top w:type="dxa" w:w="60"/>
-              <w:left w:type="dxa" w:w="100"/>
-              <w:bottom w:type="dxa" w:w="60"/>
-              <w:right w:type="dxa" w:w="100"/>
-            </w:tcMar>
-          </w:tcPr>
-          <w:p>
-            <w:r>
-              <w:rPr>
-                <w:rFonts w:ascii="Calibri" w:cs="Calibri" w:eastAsia="Calibri" w:hAnsi="Calibri"/>
-                <w:sz w:val="18"/>
-                <w:szCs w:val="18"/>
-              </w:rPr>
-              <w:t xml:space="preserve">1) </w:t>
+              <w:t xml:space="preserve">/health/ready</w:t>
+            </w:r>
+            <w:r>
+              <w:rPr>
+                <w:rFonts w:ascii="Calibri" w:cs="Calibri" w:eastAsia="Calibri" w:hAnsi="Calibri"/>
+                <w:sz w:val="18"/>
+                <w:szCs w:val="18"/>
+              </w:rPr>
+              <w:t xml:space="preserve"> on :5001 3) </w:t>
             </w:r>
             <w:r>
               <w:rPr>
@@ -51024,15 +50756,189 @@
                 <w:sz w:val="16"/>
                 <w:szCs w:val="16"/>
               </w:rPr>
-              <w:t xml:space="preserve">docker compose logs --tail 50 job-service processor-service</w:t>
-            </w:r>
-            <w:r>
-              <w:rPr>
-                <w:rFonts w:ascii="Calibri" w:cs="Calibri" w:eastAsia="Calibri" w:hAnsi="Calibri"/>
-                <w:sz w:val="18"/>
-                <w:szCs w:val="18"/>
-              </w:rPr>
-              <w:t xml:space="preserve"> 2) </w:t>
+              <w:t xml:space="preserve">docker compose start mongo</w:t>
+            </w:r>
+          </w:p>
+        </w:tc>
+        <w:tc>
+          <w:tcPr>
+            <w:tcW w:type="dxa" w:w="1844"/>
+            <w:tcBorders>
+              <w:top w:val="single" w:color="BFBFBF" w:sz="4"/>
+              <w:left w:val="single" w:color="BFBFBF" w:sz="4"/>
+              <w:bottom w:val="single" w:color="BFBFBF" w:sz="4"/>
+              <w:right w:val="single" w:color="BFBFBF" w:sz="4"/>
+            </w:tcBorders>
+            <w:tcMar>
+              <w:top w:type="dxa" w:w="60"/>
+              <w:left w:type="dxa" w:w="100"/>
+              <w:bottom w:type="dxa" w:w="60"/>
+              <w:right w:type="dxa" w:w="100"/>
+            </w:tcMar>
+          </w:tcPr>
+          <w:p>
+            <w:r>
+              <w:rPr>
+                <w:rFonts w:ascii="Calibri" w:cs="Calibri" w:eastAsia="Calibri" w:hAnsi="Calibri"/>
+                <w:sz w:val="18"/>
+                <w:szCs w:val="18"/>
+              </w:rPr>
+              <w:t xml:space="preserve">503 </w:t>
+            </w:r>
+            <w:r>
+              <w:rPr>
+                <w:rFonts w:ascii="Calibri" w:cs="Calibri" w:eastAsia="Calibri" w:hAnsi="Calibri"/>
+                <w:i/>
+                <w:iCs/>
+                <w:sz w:val="18"/>
+                <w:szCs w:val="18"/>
+              </w:rPr>
+              <w:t xml:space="preserve">Storage unavailable</w:t>
+            </w:r>
+            <w:r>
+              <w:rPr>
+                <w:rFonts w:ascii="Calibri" w:cs="Calibri" w:eastAsia="Calibri" w:hAnsi="Calibri"/>
+                <w:sz w:val="18"/>
+                <w:szCs w:val="18"/>
+              </w:rPr>
+              <w:t xml:space="preserve"> ProblemDetails within ~5 s; readiness Unhealthy; service recovers after Mongo starts</w:t>
+            </w:r>
+          </w:p>
+        </w:tc>
+        <w:tc>
+          <w:tcPr>
+            <w:tcW w:type="dxa" w:w="1847"/>
+            <w:tcBorders>
+              <w:top w:val="single" w:color="BFBFBF" w:sz="4"/>
+              <w:left w:val="single" w:color="BFBFBF" w:sz="4"/>
+              <w:bottom w:val="single" w:color="BFBFBF" w:sz="4"/>
+              <w:right w:val="single" w:color="BFBFBF" w:sz="4"/>
+            </w:tcBorders>
+            <w:tcMar>
+              <w:top w:type="dxa" w:w="60"/>
+              <w:left w:type="dxa" w:w="100"/>
+              <w:bottom w:type="dxa" w:w="60"/>
+              <w:right w:type="dxa" w:w="100"/>
+            </w:tcMar>
+          </w:tcPr>
+          <w:p>
+            <w:r>
+              <w:rPr>
+                <w:rFonts w:ascii="Calibri" w:cs="Calibri" w:eastAsia="Calibri" w:hAnsi="Calibri"/>
+                <w:sz w:val="18"/>
+                <w:szCs w:val="18"/>
+              </w:rPr>
+              <w:t xml:space="preserve">Not yet executed</w:t>
+            </w:r>
+          </w:p>
+        </w:tc>
+      </w:tr>
+      <w:tr>
+        <w:tc>
+          <w:tcPr>
+            <w:tcW w:type="dxa" w:w="461"/>
+            <w:tcBorders>
+              <w:top w:val="single" w:color="BFBFBF" w:sz="4"/>
+              <w:left w:val="single" w:color="BFBFBF" w:sz="4"/>
+              <w:bottom w:val="single" w:color="BFBFBF" w:sz="4"/>
+              <w:right w:val="single" w:color="BFBFBF" w:sz="4"/>
+            </w:tcBorders>
+            <w:tcMar>
+              <w:top w:type="dxa" w:w="60"/>
+              <w:left w:type="dxa" w:w="100"/>
+              <w:bottom w:type="dxa" w:w="60"/>
+              <w:right w:type="dxa" w:w="100"/>
+            </w:tcMar>
+          </w:tcPr>
+          <w:p>
+            <w:r>
+              <w:rPr>
+                <w:rFonts w:ascii="Calibri" w:cs="Calibri" w:eastAsia="Calibri" w:hAnsi="Calibri"/>
+                <w:sz w:val="18"/>
+                <w:szCs w:val="18"/>
+              </w:rPr>
+              <w:t xml:space="preserve">MT-10</w:t>
+            </w:r>
+          </w:p>
+        </w:tc>
+        <w:tc>
+          <w:tcPr>
+            <w:tcW w:type="dxa" w:w="1798"/>
+            <w:tcBorders>
+              <w:top w:val="single" w:color="BFBFBF" w:sz="4"/>
+              <w:left w:val="single" w:color="BFBFBF" w:sz="4"/>
+              <w:bottom w:val="single" w:color="BFBFBF" w:sz="4"/>
+              <w:right w:val="single" w:color="BFBFBF" w:sz="4"/>
+            </w:tcBorders>
+            <w:tcMar>
+              <w:top w:type="dxa" w:w="60"/>
+              <w:left w:type="dxa" w:w="100"/>
+              <w:bottom w:type="dxa" w:w="60"/>
+              <w:right w:type="dxa" w:w="100"/>
+            </w:tcMar>
+          </w:tcPr>
+          <w:p>
+            <w:r>
+              <w:rPr>
+                <w:rFonts w:ascii="Calibri" w:cs="Calibri" w:eastAsia="Calibri" w:hAnsi="Calibri"/>
+                <w:sz w:val="18"/>
+                <w:szCs w:val="18"/>
+              </w:rPr>
+              <w:t xml:space="preserve">Live status stream (SSE)</w:t>
+            </w:r>
+          </w:p>
+        </w:tc>
+        <w:tc>
+          <w:tcPr>
+            <w:tcW w:type="dxa" w:w="1844"/>
+            <w:tcBorders>
+              <w:top w:val="single" w:color="BFBFBF" w:sz="4"/>
+              <w:left w:val="single" w:color="BFBFBF" w:sz="4"/>
+              <w:bottom w:val="single" w:color="BFBFBF" w:sz="4"/>
+              <w:right w:val="single" w:color="BFBFBF" w:sz="4"/>
+            </w:tcBorders>
+            <w:tcMar>
+              <w:top w:type="dxa" w:w="60"/>
+              <w:left w:type="dxa" w:w="100"/>
+              <w:bottom w:type="dxa" w:w="60"/>
+              <w:right w:type="dxa" w:w="100"/>
+            </w:tcMar>
+          </w:tcPr>
+          <w:p>
+            <w:r>
+              <w:rPr>
+                <w:rFonts w:ascii="Calibri" w:cs="Calibri" w:eastAsia="Calibri" w:hAnsi="Calibri"/>
+                <w:sz w:val="18"/>
+                <w:szCs w:val="18"/>
+              </w:rPr>
+              <w:t xml:space="preserve">MT-01 passed</w:t>
+            </w:r>
+          </w:p>
+        </w:tc>
+        <w:tc>
+          <w:tcPr>
+            <w:tcW w:type="dxa" w:w="1844"/>
+            <w:tcBorders>
+              <w:top w:val="single" w:color="BFBFBF" w:sz="4"/>
+              <w:left w:val="single" w:color="BFBFBF" w:sz="4"/>
+              <w:bottom w:val="single" w:color="BFBFBF" w:sz="4"/>
+              <w:right w:val="single" w:color="BFBFBF" w:sz="4"/>
+            </w:tcBorders>
+            <w:tcMar>
+              <w:top w:type="dxa" w:w="60"/>
+              <w:left w:type="dxa" w:w="100"/>
+              <w:bottom w:type="dxa" w:w="60"/>
+              <w:right w:type="dxa" w:w="100"/>
+            </w:tcMar>
+          </w:tcPr>
+          <w:p>
+            <w:r>
+              <w:rPr>
+                <w:rFonts w:ascii="Calibri" w:cs="Calibri" w:eastAsia="Calibri" w:hAnsi="Calibri"/>
+                <w:sz w:val="18"/>
+                <w:szCs w:val="18"/>
+              </w:rPr>
+              <w:t xml:space="preserve">1) Create a job 2) </w:t>
             </w:r>
             <w:r>
               <w:rPr>
@@ -51041,16 +50947,27 @@
                 <w:sz w:val="16"/>
                 <w:szCs w:val="16"/>
               </w:rPr>
-              <w:t xml:space="preserve">docker exec -it ta9-mongo-1 mongosh ta9_logs --eval "db.logs.find({jobId:'&lt;id&gt;'}).sort({timestamp:1})"</w:t>
-            </w:r>
-            <w:r>
-              <w:rPr>
-                <w:rFonts w:ascii="Calibri" w:cs="Calibri" w:eastAsia="Calibri" w:hAnsi="Calibri"/>
-                <w:sz w:val="18"/>
-                <w:szCs w:val="18"/>
-              </w:rPr>
-              <w:t xml:space="preserve"> with the job id from MT-02 3) </w:t>
-            </w:r>
+              <w:t xml:space="preserve">curl.exe -N http://localhost:5001/api/jobs/&lt;id&gt;/events</w:t>
+            </w:r>
+          </w:p>
+        </w:tc>
+        <w:tc>
+          <w:tcPr>
+            <w:tcW w:type="dxa" w:w="1844"/>
+            <w:tcBorders>
+              <w:top w:val="single" w:color="BFBFBF" w:sz="4"/>
+              <w:left w:val="single" w:color="BFBFBF" w:sz="4"/>
+              <w:bottom w:val="single" w:color="BFBFBF" w:sz="4"/>
+              <w:right w:val="single" w:color="BFBFBF" w:sz="4"/>
+            </w:tcBorders>
+            <w:tcMar>
+              <w:top w:type="dxa" w:w="60"/>
+              <w:left w:type="dxa" w:w="100"/>
+              <w:bottom w:type="dxa" w:w="60"/>
+              <w:right w:type="dxa" w:w="100"/>
+            </w:tcMar>
+          </w:tcPr>
+          <w:p>
             <w:r>
               <w:rPr>
                 <w:rFonts w:ascii="Consolas" w:cs="Consolas" w:eastAsia="Consolas" w:hAnsi="Consolas"/>
@@ -51058,34 +50975,152 @@
                 <w:sz w:val="16"/>
                 <w:szCs w:val="16"/>
               </w:rPr>
-              <w:t xml:space="preserve">db.logs.find({level:'Error'})</w:t>
-            </w:r>
-          </w:p>
-        </w:tc>
-        <w:tc>
-          <w:tcPr>
-            <w:tcW w:type="dxa" w:w="2050"/>
-            <w:tcBorders>
-              <w:top w:val="single" w:color="BFBFBF" w:sz="4"/>
-              <w:left w:val="single" w:color="BFBFBF" w:sz="4"/>
-              <w:bottom w:val="single" w:color="BFBFBF" w:sz="4"/>
-              <w:right w:val="single" w:color="BFBFBF" w:sz="4"/>
-            </w:tcBorders>
-            <w:tcMar>
-              <w:top w:type="dxa" w:w="60"/>
-              <w:left w:type="dxa" w:w="100"/>
-              <w:bottom w:type="dxa" w:w="60"/>
-              <w:right w:type="dxa" w:w="100"/>
-            </w:tcMar>
-          </w:tcPr>
-          <w:p>
-            <w:r>
-              <w:rPr>
-                <w:rFonts w:ascii="Calibri" w:cs="Calibri" w:eastAsia="Calibri" w:hAnsi="Calibri"/>
-                <w:sz w:val="18"/>
-                <w:szCs w:val="18"/>
-              </w:rPr>
-              <w:t xml:space="preserve">Console shows the flow (Information); MongoDB holds Debug + Information records of all three services for the job with one </w:t>
+              <w:t xml:space="preserve">event: status</w:t>
+            </w:r>
+            <w:r>
+              <w:rPr>
+                <w:rFonts w:ascii="Calibri" w:cs="Calibri" w:eastAsia="Calibri" w:hAnsi="Calibri"/>
+                <w:sz w:val="18"/>
+                <w:szCs w:val="18"/>
+              </w:rPr>
+              <w:t xml:space="preserve"> lines: snapshot, then Processing with progress, then Completed; stream closes</w:t>
+            </w:r>
+          </w:p>
+        </w:tc>
+        <w:tc>
+          <w:tcPr>
+            <w:tcW w:type="dxa" w:w="1847"/>
+            <w:tcBorders>
+              <w:top w:val="single" w:color="BFBFBF" w:sz="4"/>
+              <w:left w:val="single" w:color="BFBFBF" w:sz="4"/>
+              <w:bottom w:val="single" w:color="BFBFBF" w:sz="4"/>
+              <w:right w:val="single" w:color="BFBFBF" w:sz="4"/>
+            </w:tcBorders>
+            <w:tcMar>
+              <w:top w:type="dxa" w:w="60"/>
+              <w:left w:type="dxa" w:w="100"/>
+              <w:bottom w:type="dxa" w:w="60"/>
+              <w:right w:type="dxa" w:w="100"/>
+            </w:tcMar>
+          </w:tcPr>
+          <w:p>
+            <w:r>
+              <w:rPr>
+                <w:rFonts w:ascii="Calibri" w:cs="Calibri" w:eastAsia="Calibri" w:hAnsi="Calibri"/>
+                <w:sz w:val="18"/>
+                <w:szCs w:val="18"/>
+              </w:rPr>
+              <w:t xml:space="preserve">Passed (2026-10-27)</w:t>
+            </w:r>
+          </w:p>
+        </w:tc>
+      </w:tr>
+      <w:tr>
+        <w:tc>
+          <w:tcPr>
+            <w:tcW w:type="dxa" w:w="461"/>
+            <w:tcBorders>
+              <w:top w:val="single" w:color="BFBFBF" w:sz="4"/>
+              <w:left w:val="single" w:color="BFBFBF" w:sz="4"/>
+              <w:bottom w:val="single" w:color="BFBFBF" w:sz="4"/>
+              <w:right w:val="single" w:color="BFBFBF" w:sz="4"/>
+            </w:tcBorders>
+            <w:tcMar>
+              <w:top w:type="dxa" w:w="60"/>
+              <w:left w:type="dxa" w:w="100"/>
+              <w:bottom w:type="dxa" w:w="60"/>
+              <w:right w:type="dxa" w:w="100"/>
+            </w:tcMar>
+          </w:tcPr>
+          <w:p>
+            <w:r>
+              <w:rPr>
+                <w:rFonts w:ascii="Calibri" w:cs="Calibri" w:eastAsia="Calibri" w:hAnsi="Calibri"/>
+                <w:sz w:val="18"/>
+                <w:szCs w:val="18"/>
+              </w:rPr>
+              <w:t xml:space="preserve">MT-11</w:t>
+            </w:r>
+          </w:p>
+        </w:tc>
+        <w:tc>
+          <w:tcPr>
+            <w:tcW w:type="dxa" w:w="1798"/>
+            <w:tcBorders>
+              <w:top w:val="single" w:color="BFBFBF" w:sz="4"/>
+              <w:left w:val="single" w:color="BFBFBF" w:sz="4"/>
+              <w:bottom w:val="single" w:color="BFBFBF" w:sz="4"/>
+              <w:right w:val="single" w:color="BFBFBF" w:sz="4"/>
+            </w:tcBorders>
+            <w:tcMar>
+              <w:top w:type="dxa" w:w="60"/>
+              <w:left w:type="dxa" w:w="100"/>
+              <w:bottom w:type="dxa" w:w="60"/>
+              <w:right w:type="dxa" w:w="100"/>
+            </w:tcMar>
+          </w:tcPr>
+          <w:p>
+            <w:r>
+              <w:rPr>
+                <w:rFonts w:ascii="Calibri" w:cs="Calibri" w:eastAsia="Calibri" w:hAnsi="Calibri"/>
+                <w:sz w:val="18"/>
+                <w:szCs w:val="18"/>
+              </w:rPr>
+              <w:t xml:space="preserve">Logs in console and MongoDB</w:t>
+            </w:r>
+          </w:p>
+        </w:tc>
+        <w:tc>
+          <w:tcPr>
+            <w:tcW w:type="dxa" w:w="1844"/>
+            <w:tcBorders>
+              <w:top w:val="single" w:color="BFBFBF" w:sz="4"/>
+              <w:left w:val="single" w:color="BFBFBF" w:sz="4"/>
+              <w:bottom w:val="single" w:color="BFBFBF" w:sz="4"/>
+              <w:right w:val="single" w:color="BFBFBF" w:sz="4"/>
+            </w:tcBorders>
+            <w:tcMar>
+              <w:top w:type="dxa" w:w="60"/>
+              <w:left w:type="dxa" w:w="100"/>
+              <w:bottom w:type="dxa" w:w="60"/>
+              <w:right w:type="dxa" w:w="100"/>
+            </w:tcMar>
+          </w:tcPr>
+          <w:p>
+            <w:r>
+              <w:rPr>
+                <w:rFonts w:ascii="Calibri" w:cs="Calibri" w:eastAsia="Calibri" w:hAnsi="Calibri"/>
+                <w:sz w:val="18"/>
+                <w:szCs w:val="18"/>
+              </w:rPr>
+              <w:t xml:space="preserve">MT-02 passed</w:t>
+            </w:r>
+          </w:p>
+        </w:tc>
+        <w:tc>
+          <w:tcPr>
+            <w:tcW w:type="dxa" w:w="1844"/>
+            <w:tcBorders>
+              <w:top w:val="single" w:color="BFBFBF" w:sz="4"/>
+              <w:left w:val="single" w:color="BFBFBF" w:sz="4"/>
+              <w:bottom w:val="single" w:color="BFBFBF" w:sz="4"/>
+              <w:right w:val="single" w:color="BFBFBF" w:sz="4"/>
+            </w:tcBorders>
+            <w:tcMar>
+              <w:top w:type="dxa" w:w="60"/>
+              <w:left w:type="dxa" w:w="100"/>
+              <w:bottom w:type="dxa" w:w="60"/>
+              <w:right w:type="dxa" w:w="100"/>
+            </w:tcMar>
+          </w:tcPr>
+          <w:p>
+            <w:r>
+              <w:rPr>
+                <w:rFonts w:ascii="Calibri" w:cs="Calibri" w:eastAsia="Calibri" w:hAnsi="Calibri"/>
+                <w:sz w:val="18"/>
+                <w:szCs w:val="18"/>
+              </w:rPr>
+              <w:t xml:space="preserve">1) </w:t>
             </w:r>
             <w:r>
               <w:rPr>
@@ -51094,15 +51129,15 @@
                 <w:sz w:val="16"/>
                 <w:szCs w:val="16"/>
               </w:rPr>
-              <w:t xml:space="preserve">correlationId</w:t>
-            </w:r>
-            <w:r>
-              <w:rPr>
-                <w:rFonts w:ascii="Calibri" w:cs="Calibri" w:eastAsia="Calibri" w:hAnsi="Calibri"/>
-                <w:sz w:val="18"/>
-                <w:szCs w:val="18"/>
-              </w:rPr>
-              <w:t xml:space="preserve">; TTL index </w:t>
+              <w:t xml:space="preserve">docker compose logs --tail 50 job-service processor-service</w:t>
+            </w:r>
+            <w:r>
+              <w:rPr>
+                <w:rFonts w:ascii="Calibri" w:cs="Calibri" w:eastAsia="Calibri" w:hAnsi="Calibri"/>
+                <w:sz w:val="18"/>
+                <w:szCs w:val="18"/>
+              </w:rPr>
+              <w:t xml:space="preserve"> 2) </w:t>
             </w:r>
             <w:r>
               <w:rPr>
@@ -51111,125 +51146,15 @@
                 <w:sz w:val="16"/>
                 <w:szCs w:val="16"/>
               </w:rPr>
-              <w:t xml:space="preserve">ttl_timestamp</w:t>
-            </w:r>
-            <w:r>
-              <w:rPr>
-                <w:rFonts w:ascii="Calibri" w:cs="Calibri" w:eastAsia="Calibri" w:hAnsi="Calibri"/>
-                <w:sz w:val="18"/>
-                <w:szCs w:val="18"/>
-              </w:rPr>
-              <w:t xml:space="preserve"> exists</w:t>
-            </w:r>
-          </w:p>
-        </w:tc>
-        <w:tc>
-          <w:tcPr>
-            <w:tcW w:type="dxa" w:w="977"/>
-            <w:tcBorders>
-              <w:top w:val="single" w:color="BFBFBF" w:sz="4"/>
-              <w:left w:val="single" w:color="BFBFBF" w:sz="4"/>
-              <w:bottom w:val="single" w:color="BFBFBF" w:sz="4"/>
-              <w:right w:val="single" w:color="BFBFBF" w:sz="4"/>
-            </w:tcBorders>
-            <w:tcMar>
-              <w:top w:type="dxa" w:w="60"/>
-              <w:left w:type="dxa" w:w="100"/>
-              <w:bottom w:type="dxa" w:w="60"/>
-              <w:right w:type="dxa" w:w="100"/>
-            </w:tcMar>
-          </w:tcPr>
-          <w:p>
-            <w:r>
-              <w:rPr>
-                <w:rFonts w:ascii="Calibri" w:cs="Calibri" w:eastAsia="Calibri" w:hAnsi="Calibri"/>
-                <w:sz w:val="18"/>
-                <w:szCs w:val="18"/>
-              </w:rPr>
-              <w:t xml:space="preserve">Not yet executed</w:t>
-            </w:r>
-          </w:p>
-        </w:tc>
-      </w:tr>
-      <w:tr>
-        <w:tc>
-          <w:tcPr>
-            <w:tcW w:type="dxa" w:w="512"/>
-            <w:tcBorders>
-              <w:top w:val="single" w:color="BFBFBF" w:sz="4"/>
-              <w:left w:val="single" w:color="BFBFBF" w:sz="4"/>
-              <w:bottom w:val="single" w:color="BFBFBF" w:sz="4"/>
-              <w:right w:val="single" w:color="BFBFBF" w:sz="4"/>
-            </w:tcBorders>
-            <w:tcMar>
-              <w:top w:type="dxa" w:w="60"/>
-              <w:left w:type="dxa" w:w="100"/>
-              <w:bottom w:type="dxa" w:w="60"/>
-              <w:right w:type="dxa" w:w="100"/>
-            </w:tcMar>
-          </w:tcPr>
-          <w:p>
-            <w:r>
-              <w:rPr>
-                <w:rFonts w:ascii="Calibri" w:cs="Calibri" w:eastAsia="Calibri" w:hAnsi="Calibri"/>
-                <w:sz w:val="18"/>
-                <w:szCs w:val="18"/>
-              </w:rPr>
-              <w:t xml:space="preserve">MT-12</w:t>
-            </w:r>
-          </w:p>
-        </w:tc>
-        <w:tc>
-          <w:tcPr>
-            <w:tcW w:type="dxa" w:w="1999"/>
-            <w:tcBorders>
-              <w:top w:val="single" w:color="BFBFBF" w:sz="4"/>
-              <w:left w:val="single" w:color="BFBFBF" w:sz="4"/>
-              <w:bottom w:val="single" w:color="BFBFBF" w:sz="4"/>
-              <w:right w:val="single" w:color="BFBFBF" w:sz="4"/>
-            </w:tcBorders>
-            <w:tcMar>
-              <w:top w:type="dxa" w:w="60"/>
-              <w:left w:type="dxa" w:w="100"/>
-              <w:bottom w:type="dxa" w:w="60"/>
-              <w:right w:type="dxa" w:w="100"/>
-            </w:tcMar>
-          </w:tcPr>
-          <w:p>
-            <w:r>
-              <w:rPr>
-                <w:rFonts w:ascii="Calibri" w:cs="Calibri" w:eastAsia="Calibri" w:hAnsi="Calibri"/>
-                <w:sz w:val="18"/>
-                <w:szCs w:val="18"/>
-              </w:rPr>
-              <w:t xml:space="preserve">Web UI walkthrough</w:t>
-            </w:r>
-          </w:p>
-        </w:tc>
-        <w:tc>
-          <w:tcPr>
-            <w:tcW w:type="dxa" w:w="2050"/>
-            <w:tcBorders>
-              <w:top w:val="single" w:color="BFBFBF" w:sz="4"/>
-              <w:left w:val="single" w:color="BFBFBF" w:sz="4"/>
-              <w:bottom w:val="single" w:color="BFBFBF" w:sz="4"/>
-              <w:right w:val="single" w:color="BFBFBF" w:sz="4"/>
-            </w:tcBorders>
-            <w:tcMar>
-              <w:top w:type="dxa" w:w="60"/>
-              <w:left w:type="dxa" w:w="100"/>
-              <w:bottom w:type="dxa" w:w="60"/>
-              <w:right w:type="dxa" w:w="100"/>
-            </w:tcMar>
-          </w:tcPr>
-          <w:p>
-            <w:r>
-              <w:rPr>
-                <w:rFonts w:ascii="Calibri" w:cs="Calibri" w:eastAsia="Calibri" w:hAnsi="Calibri"/>
-                <w:sz w:val="18"/>
-                <w:szCs w:val="18"/>
-              </w:rPr>
-              <w:t xml:space="preserve">Stack up incl. </w:t>
+              <w:t xml:space="preserve">docker exec -it ta9-mongo-1 mongosh ta9_logs --eval "db.logs.find({jobId:'&lt;id&gt;'}).sort({timestamp:1})"</w:t>
+            </w:r>
+            <w:r>
+              <w:rPr>
+                <w:rFonts w:ascii="Calibri" w:cs="Calibri" w:eastAsia="Calibri" w:hAnsi="Calibri"/>
+                <w:sz w:val="18"/>
+                <w:szCs w:val="18"/>
+              </w:rPr>
+              <w:t xml:space="preserve"> with the job id from MT-02 3) </w:t>
             </w:r>
             <w:r>
               <w:rPr>
@@ -51238,15 +51163,34 @@
                 <w:sz w:val="16"/>
                 <w:szCs w:val="16"/>
               </w:rPr>
-              <w:t xml:space="preserve">ui</w:t>
-            </w:r>
-            <w:r>
-              <w:rPr>
-                <w:rFonts w:ascii="Calibri" w:cs="Calibri" w:eastAsia="Calibri" w:hAnsi="Calibri"/>
-                <w:sz w:val="18"/>
-                <w:szCs w:val="18"/>
-              </w:rPr>
-              <w:t xml:space="preserve"> (</w:t>
+              <w:t xml:space="preserve">db.logs.find({level:'Error'})</w:t>
+            </w:r>
+          </w:p>
+        </w:tc>
+        <w:tc>
+          <w:tcPr>
+            <w:tcW w:type="dxa" w:w="1844"/>
+            <w:tcBorders>
+              <w:top w:val="single" w:color="BFBFBF" w:sz="4"/>
+              <w:left w:val="single" w:color="BFBFBF" w:sz="4"/>
+              <w:bottom w:val="single" w:color="BFBFBF" w:sz="4"/>
+              <w:right w:val="single" w:color="BFBFBF" w:sz="4"/>
+            </w:tcBorders>
+            <w:tcMar>
+              <w:top w:type="dxa" w:w="60"/>
+              <w:left w:type="dxa" w:w="100"/>
+              <w:bottom w:type="dxa" w:w="60"/>
+              <w:right w:type="dxa" w:w="100"/>
+            </w:tcMar>
+          </w:tcPr>
+          <w:p>
+            <w:r>
+              <w:rPr>
+                <w:rFonts w:ascii="Calibri" w:cs="Calibri" w:eastAsia="Calibri" w:hAnsi="Calibri"/>
+                <w:sz w:val="18"/>
+                <w:szCs w:val="18"/>
+              </w:rPr>
+              <w:t xml:space="preserve">Console shows the flow (Information); MongoDB holds Debug + Information records of all three services for the job with one </w:t>
             </w:r>
             <w:r>
               <w:rPr>
@@ -51255,15 +51199,15 @@
                 <w:sz w:val="16"/>
                 <w:szCs w:val="16"/>
               </w:rPr>
-              <w:t xml:space="preserve">docker compose up --build -d</w:t>
-            </w:r>
-            <w:r>
-              <w:rPr>
-                <w:rFonts w:ascii="Calibri" w:cs="Calibri" w:eastAsia="Calibri" w:hAnsi="Calibri"/>
-                <w:sz w:val="18"/>
-                <w:szCs w:val="18"/>
-              </w:rPr>
-              <w:t xml:space="preserve">, or </w:t>
+              <w:t xml:space="preserve">correlationId</w:t>
+            </w:r>
+            <w:r>
+              <w:rPr>
+                <w:rFonts w:ascii="Calibri" w:cs="Calibri" w:eastAsia="Calibri" w:hAnsi="Calibri"/>
+                <w:sz w:val="18"/>
+                <w:szCs w:val="18"/>
+              </w:rPr>
+              <w:t xml:space="preserve">; TTL index </w:t>
             </w:r>
             <w:r>
               <w:rPr>
@@ -51272,6 +51216,167 @@
                 <w:sz w:val="16"/>
                 <w:szCs w:val="16"/>
               </w:rPr>
+              <w:t xml:space="preserve">ttl_timestamp</w:t>
+            </w:r>
+            <w:r>
+              <w:rPr>
+                <w:rFonts w:ascii="Calibri" w:cs="Calibri" w:eastAsia="Calibri" w:hAnsi="Calibri"/>
+                <w:sz w:val="18"/>
+                <w:szCs w:val="18"/>
+              </w:rPr>
+              <w:t xml:space="preserve"> exists</w:t>
+            </w:r>
+          </w:p>
+        </w:tc>
+        <w:tc>
+          <w:tcPr>
+            <w:tcW w:type="dxa" w:w="1847"/>
+            <w:tcBorders>
+              <w:top w:val="single" w:color="BFBFBF" w:sz="4"/>
+              <w:left w:val="single" w:color="BFBFBF" w:sz="4"/>
+              <w:bottom w:val="single" w:color="BFBFBF" w:sz="4"/>
+              <w:right w:val="single" w:color="BFBFBF" w:sz="4"/>
+            </w:tcBorders>
+            <w:tcMar>
+              <w:top w:type="dxa" w:w="60"/>
+              <w:left w:type="dxa" w:w="100"/>
+              <w:bottom w:type="dxa" w:w="60"/>
+              <w:right w:type="dxa" w:w="100"/>
+            </w:tcMar>
+          </w:tcPr>
+          <w:p>
+            <w:r>
+              <w:rPr>
+                <w:rFonts w:ascii="Calibri" w:cs="Calibri" w:eastAsia="Calibri" w:hAnsi="Calibri"/>
+                <w:sz w:val="18"/>
+                <w:szCs w:val="18"/>
+              </w:rPr>
+              <w:t xml:space="preserve">Not yet executed</w:t>
+            </w:r>
+          </w:p>
+        </w:tc>
+      </w:tr>
+      <w:tr>
+        <w:tc>
+          <w:tcPr>
+            <w:tcW w:type="dxa" w:w="461"/>
+            <w:tcBorders>
+              <w:top w:val="single" w:color="BFBFBF" w:sz="4"/>
+              <w:left w:val="single" w:color="BFBFBF" w:sz="4"/>
+              <w:bottom w:val="single" w:color="BFBFBF" w:sz="4"/>
+              <w:right w:val="single" w:color="BFBFBF" w:sz="4"/>
+            </w:tcBorders>
+            <w:tcMar>
+              <w:top w:type="dxa" w:w="60"/>
+              <w:left w:type="dxa" w:w="100"/>
+              <w:bottom w:type="dxa" w:w="60"/>
+              <w:right w:type="dxa" w:w="100"/>
+            </w:tcMar>
+          </w:tcPr>
+          <w:p>
+            <w:r>
+              <w:rPr>
+                <w:rFonts w:ascii="Calibri" w:cs="Calibri" w:eastAsia="Calibri" w:hAnsi="Calibri"/>
+                <w:sz w:val="18"/>
+                <w:szCs w:val="18"/>
+              </w:rPr>
+              <w:t xml:space="preserve">MT-12</w:t>
+            </w:r>
+          </w:p>
+        </w:tc>
+        <w:tc>
+          <w:tcPr>
+            <w:tcW w:type="dxa" w:w="1798"/>
+            <w:tcBorders>
+              <w:top w:val="single" w:color="BFBFBF" w:sz="4"/>
+              <w:left w:val="single" w:color="BFBFBF" w:sz="4"/>
+              <w:bottom w:val="single" w:color="BFBFBF" w:sz="4"/>
+              <w:right w:val="single" w:color="BFBFBF" w:sz="4"/>
+            </w:tcBorders>
+            <w:tcMar>
+              <w:top w:type="dxa" w:w="60"/>
+              <w:left w:type="dxa" w:w="100"/>
+              <w:bottom w:type="dxa" w:w="60"/>
+              <w:right w:type="dxa" w:w="100"/>
+            </w:tcMar>
+          </w:tcPr>
+          <w:p>
+            <w:r>
+              <w:rPr>
+                <w:rFonts w:ascii="Calibri" w:cs="Calibri" w:eastAsia="Calibri" w:hAnsi="Calibri"/>
+                <w:sz w:val="18"/>
+                <w:szCs w:val="18"/>
+              </w:rPr>
+              <w:t xml:space="preserve">Web UI walkthrough</w:t>
+            </w:r>
+          </w:p>
+        </w:tc>
+        <w:tc>
+          <w:tcPr>
+            <w:tcW w:type="dxa" w:w="1844"/>
+            <w:tcBorders>
+              <w:top w:val="single" w:color="BFBFBF" w:sz="4"/>
+              <w:left w:val="single" w:color="BFBFBF" w:sz="4"/>
+              <w:bottom w:val="single" w:color="BFBFBF" w:sz="4"/>
+              <w:right w:val="single" w:color="BFBFBF" w:sz="4"/>
+            </w:tcBorders>
+            <w:tcMar>
+              <w:top w:type="dxa" w:w="60"/>
+              <w:left w:type="dxa" w:w="100"/>
+              <w:bottom w:type="dxa" w:w="60"/>
+              <w:right w:type="dxa" w:w="100"/>
+            </w:tcMar>
+          </w:tcPr>
+          <w:p>
+            <w:r>
+              <w:rPr>
+                <w:rFonts w:ascii="Calibri" w:cs="Calibri" w:eastAsia="Calibri" w:hAnsi="Calibri"/>
+                <w:sz w:val="18"/>
+                <w:szCs w:val="18"/>
+              </w:rPr>
+              <w:t xml:space="preserve">Stack up incl. </w:t>
+            </w:r>
+            <w:r>
+              <w:rPr>
+                <w:rFonts w:ascii="Consolas" w:cs="Consolas" w:eastAsia="Consolas" w:hAnsi="Consolas"/>
+                <w:color w:val="5B2C6F"/>
+                <w:sz w:val="16"/>
+                <w:szCs w:val="16"/>
+              </w:rPr>
+              <w:t xml:space="preserve">ui</w:t>
+            </w:r>
+            <w:r>
+              <w:rPr>
+                <w:rFonts w:ascii="Calibri" w:cs="Calibri" w:eastAsia="Calibri" w:hAnsi="Calibri"/>
+                <w:sz w:val="18"/>
+                <w:szCs w:val="18"/>
+              </w:rPr>
+              <w:t xml:space="preserve"> (</w:t>
+            </w:r>
+            <w:r>
+              <w:rPr>
+                <w:rFonts w:ascii="Consolas" w:cs="Consolas" w:eastAsia="Consolas" w:hAnsi="Consolas"/>
+                <w:color w:val="5B2C6F"/>
+                <w:sz w:val="16"/>
+                <w:szCs w:val="16"/>
+              </w:rPr>
+              <w:t xml:space="preserve">docker compose up --build -d</w:t>
+            </w:r>
+            <w:r>
+              <w:rPr>
+                <w:rFonts w:ascii="Calibri" w:cs="Calibri" w:eastAsia="Calibri" w:hAnsi="Calibri"/>
+                <w:sz w:val="18"/>
+                <w:szCs w:val="18"/>
+              </w:rPr>
+              <w:t xml:space="preserve">, or </w:t>
+            </w:r>
+            <w:r>
+              <w:rPr>
+                <w:rFonts w:ascii="Consolas" w:cs="Consolas" w:eastAsia="Consolas" w:hAnsi="Consolas"/>
+                <w:color w:val="5B2C6F"/>
+                <w:sz w:val="16"/>
+                <w:szCs w:val="16"/>
+              </w:rPr>
               <w:t xml:space="preserve">scripts/docker-up-prebuilt.ps1</w:t>
             </w:r>
             <w:r>
@@ -51286,7 +51391,7 @@
         </w:tc>
         <w:tc>
           <w:tcPr>
-            <w:tcW w:type="dxa" w:w="2050"/>
+            <w:tcW w:type="dxa" w:w="1844"/>
             <w:tcBorders>
               <w:top w:val="single" w:color="BFBFBF" w:sz="4"/>
               <w:left w:val="single" w:color="BFBFBF" w:sz="4"/>
@@ -51395,7 +51500,7 @@
         </w:tc>
         <w:tc>
           <w:tcPr>
-            <w:tcW w:type="dxa" w:w="2050"/>
+            <w:tcW w:type="dxa" w:w="1844"/>
             <w:tcBorders>
               <w:top w:val="single" w:color="BFBFBF" w:sz="4"/>
               <w:left w:val="single" w:color="BFBFBF" w:sz="4"/>
@@ -51440,7 +51545,7 @@
         </w:tc>
         <w:tc>
           <w:tcPr>
-            <w:tcW w:type="dxa" w:w="977"/>
+            <w:tcW w:type="dxa" w:w="1847"/>
             <w:tcBorders>
               <w:top w:val="single" w:color="BFBFBF" w:sz="4"/>
               <w:left w:val="single" w:color="BFBFBF" w:sz="4"/>

--- a/docs/testing/TA9-STD.docx
+++ b/docs/testing/TA9-STD.docx
@@ -50396,117 +50396,7 @@
                 <w:sz w:val="18"/>
                 <w:szCs w:val="18"/>
               </w:rPr>
-              <w:t xml:space="preserve">Not yet executed</w:t>
-            </w:r>
-          </w:p>
-        </w:tc>
-      </w:tr>
-      <w:tr>
-        <w:tc>
-          <w:tcPr>
-            <w:tcW w:type="dxa" w:w="461"/>
-            <w:tcBorders>
-              <w:top w:val="single" w:color="BFBFBF" w:sz="4"/>
-              <w:left w:val="single" w:color="BFBFBF" w:sz="4"/>
-              <w:bottom w:val="single" w:color="BFBFBF" w:sz="4"/>
-              <w:right w:val="single" w:color="BFBFBF" w:sz="4"/>
-            </w:tcBorders>
-            <w:tcMar>
-              <w:top w:type="dxa" w:w="60"/>
-              <w:left w:type="dxa" w:w="100"/>
-              <w:bottom w:type="dxa" w:w="60"/>
-              <w:right w:type="dxa" w:w="100"/>
-            </w:tcMar>
-          </w:tcPr>
-          <w:p>
-            <w:r>
-              <w:rPr>
-                <w:rFonts w:ascii="Calibri" w:cs="Calibri" w:eastAsia="Calibri" w:hAnsi="Calibri"/>
-                <w:sz w:val="18"/>
-                <w:szCs w:val="18"/>
-              </w:rPr>
-              <w:t xml:space="preserve">MT-08</w:t>
-            </w:r>
-          </w:p>
-        </w:tc>
-        <w:tc>
-          <w:tcPr>
-            <w:tcW w:type="dxa" w:w="1798"/>
-            <w:tcBorders>
-              <w:top w:val="single" w:color="BFBFBF" w:sz="4"/>
-              <w:left w:val="single" w:color="BFBFBF" w:sz="4"/>
-              <w:bottom w:val="single" w:color="BFBFBF" w:sz="4"/>
-              <w:right w:val="single" w:color="BFBFBF" w:sz="4"/>
-            </w:tcBorders>
-            <w:tcMar>
-              <w:top w:type="dxa" w:w="60"/>
-              <w:left w:type="dxa" w:w="100"/>
-              <w:bottom w:type="dxa" w:w="60"/>
-              <w:right w:type="dxa" w:w="100"/>
-            </w:tcMar>
-          </w:tcPr>
-          <w:p>
-            <w:r>
-              <w:rPr>
-                <w:rFonts w:ascii="Calibri" w:cs="Calibri" w:eastAsia="Calibri" w:hAnsi="Calibri"/>
-                <w:sz w:val="18"/>
-                <w:szCs w:val="18"/>
-              </w:rPr>
-              <w:t xml:space="preserve">Processor restart mid-job</w:t>
-            </w:r>
-          </w:p>
-        </w:tc>
-        <w:tc>
-          <w:tcPr>
-            <w:tcW w:type="dxa" w:w="1844"/>
-            <w:tcBorders>
-              <w:top w:val="single" w:color="BFBFBF" w:sz="4"/>
-              <w:left w:val="single" w:color="BFBFBF" w:sz="4"/>
-              <w:bottom w:val="single" w:color="BFBFBF" w:sz="4"/>
-              <w:right w:val="single" w:color="BFBFBF" w:sz="4"/>
-            </w:tcBorders>
-            <w:tcMar>
-              <w:top w:type="dxa" w:w="60"/>
-              <w:left w:type="dxa" w:w="100"/>
-              <w:bottom w:type="dxa" w:w="60"/>
-              <w:right w:type="dxa" w:w="100"/>
-            </w:tcMar>
-          </w:tcPr>
-          <w:p>
-            <w:r>
-              <w:rPr>
-                <w:rFonts w:ascii="Calibri" w:cs="Calibri" w:eastAsia="Calibri" w:hAnsi="Calibri"/>
-                <w:sz w:val="18"/>
-                <w:szCs w:val="18"/>
-              </w:rPr>
-              <w:t xml:space="preserve">MT-01 passed</w:t>
-            </w:r>
-          </w:p>
-        </w:tc>
-        <w:tc>
-          <w:tcPr>
-            <w:tcW w:type="dxa" w:w="1844"/>
-            <w:tcBorders>
-              <w:top w:val="single" w:color="BFBFBF" w:sz="4"/>
-              <w:left w:val="single" w:color="BFBFBF" w:sz="4"/>
-              <w:bottom w:val="single" w:color="BFBFBF" w:sz="4"/>
-              <w:right w:val="single" w:color="BFBFBF" w:sz="4"/>
-            </w:tcBorders>
-            <w:tcMar>
-              <w:top w:type="dxa" w:w="60"/>
-              <w:left w:type="dxa" w:w="100"/>
-              <w:bottom w:type="dxa" w:w="60"/>
-              <w:right w:type="dxa" w:w="100"/>
-            </w:tcMar>
-          </w:tcPr>
-          <w:p>
-            <w:r>
-              <w:rPr>
-                <w:rFonts w:ascii="Calibri" w:cs="Calibri" w:eastAsia="Calibri" w:hAnsi="Calibri"/>
-                <w:sz w:val="18"/>
-                <w:szCs w:val="18"/>
-              </w:rPr>
-              <w:t xml:space="preserve">1) Start the 10 × 1,000 load 2) </w:t>
+              <w:t xml:space="preserve">Passed (2026-10-27): </w:t>
             </w:r>
             <w:r>
               <w:rPr>
@@ -50515,15 +50405,15 @@
                 <w:sz w:val="16"/>
                 <w:szCs w:val="16"/>
               </w:rPr>
-              <w:t xml:space="preserve">docker compose restart processor-service</w:t>
-            </w:r>
-            <w:r>
-              <w:rPr>
-                <w:rFonts w:ascii="Calibri" w:cs="Calibri" w:eastAsia="Calibri" w:hAnsi="Calibri"/>
-                <w:sz w:val="18"/>
-                <w:szCs w:val="18"/>
-              </w:rPr>
-              <w:t xml:space="preserve"> while jobs are Processing 3) Watch </w:t>
+              <w:t xml:space="preserve">docker stop</w:t>
+            </w:r>
+            <w:r>
+              <w:rPr>
+                <w:rFonts w:ascii="Calibri" w:cs="Calibri" w:eastAsia="Calibri" w:hAnsi="Calibri"/>
+                <w:sz w:val="18"/>
+                <w:szCs w:val="18"/>
+              </w:rPr>
+              <w:t xml:space="preserve"> of the Job Service → processor logged </w:t>
             </w:r>
             <w:r>
               <w:rPr>
@@ -50532,171 +50422,15 @@
                 <w:sz w:val="16"/>
                 <w:szCs w:val="16"/>
               </w:rPr>
-              <w:t xml:space="preserve">GET /api/jobs?status=Processing</w:t>
-            </w:r>
-          </w:p>
-        </w:tc>
-        <w:tc>
-          <w:tcPr>
-            <w:tcW w:type="dxa" w:w="1844"/>
-            <w:tcBorders>
-              <w:top w:val="single" w:color="BFBFBF" w:sz="4"/>
-              <w:left w:val="single" w:color="BFBFBF" w:sz="4"/>
-              <w:bottom w:val="single" w:color="BFBFBF" w:sz="4"/>
-              <w:right w:val="single" w:color="BFBFBF" w:sz="4"/>
-            </w:tcBorders>
-            <w:tcMar>
-              <w:top w:type="dxa" w:w="60"/>
-              <w:left w:type="dxa" w:w="100"/>
-              <w:bottom w:type="dxa" w:w="60"/>
-              <w:right w:type="dxa" w:w="100"/>
-            </w:tcMar>
-          </w:tcPr>
-          <w:p>
-            <w:r>
-              <w:rPr>
-                <w:rFonts w:ascii="Calibri" w:cs="Calibri" w:eastAsia="Calibri" w:hAnsi="Calibri"/>
-                <w:sz w:val="18"/>
-                <w:szCs w:val="18"/>
-              </w:rPr>
-              <w:t xml:space="preserve">Within ~60–90 s the reconciler redispatches lost jobs; all jobs end Completed</w:t>
-            </w:r>
-          </w:p>
-        </w:tc>
-        <w:tc>
-          <w:tcPr>
-            <w:tcW w:type="dxa" w:w="1847"/>
-            <w:tcBorders>
-              <w:top w:val="single" w:color="BFBFBF" w:sz="4"/>
-              <w:left w:val="single" w:color="BFBFBF" w:sz="4"/>
-              <w:bottom w:val="single" w:color="BFBFBF" w:sz="4"/>
-              <w:right w:val="single" w:color="BFBFBF" w:sz="4"/>
-            </w:tcBorders>
-            <w:tcMar>
-              <w:top w:type="dxa" w:w="60"/>
-              <w:left w:type="dxa" w:w="100"/>
-              <w:bottom w:type="dxa" w:w="60"/>
-              <w:right w:type="dxa" w:w="100"/>
-            </w:tcMar>
-          </w:tcPr>
-          <w:p>
-            <w:r>
-              <w:rPr>
-                <w:rFonts w:ascii="Calibri" w:cs="Calibri" w:eastAsia="Calibri" w:hAnsi="Calibri"/>
-                <w:sz w:val="18"/>
-                <w:szCs w:val="18"/>
-              </w:rPr>
-              <w:t xml:space="preserve">Not yet executed</w:t>
-            </w:r>
-          </w:p>
-        </w:tc>
-      </w:tr>
-      <w:tr>
-        <w:tc>
-          <w:tcPr>
-            <w:tcW w:type="dxa" w:w="461"/>
-            <w:tcBorders>
-              <w:top w:val="single" w:color="BFBFBF" w:sz="4"/>
-              <w:left w:val="single" w:color="BFBFBF" w:sz="4"/>
-              <w:bottom w:val="single" w:color="BFBFBF" w:sz="4"/>
-              <w:right w:val="single" w:color="BFBFBF" w:sz="4"/>
-            </w:tcBorders>
-            <w:tcMar>
-              <w:top w:type="dxa" w:w="60"/>
-              <w:left w:type="dxa" w:w="100"/>
-              <w:bottom w:type="dxa" w:w="60"/>
-              <w:right w:type="dxa" w:w="100"/>
-            </w:tcMar>
-          </w:tcPr>
-          <w:p>
-            <w:r>
-              <w:rPr>
-                <w:rFonts w:ascii="Calibri" w:cs="Calibri" w:eastAsia="Calibri" w:hAnsi="Calibri"/>
-                <w:sz w:val="18"/>
-                <w:szCs w:val="18"/>
-              </w:rPr>
-              <w:t xml:space="preserve">MT-09</w:t>
-            </w:r>
-          </w:p>
-        </w:tc>
-        <w:tc>
-          <w:tcPr>
-            <w:tcW w:type="dxa" w:w="1798"/>
-            <w:tcBorders>
-              <w:top w:val="single" w:color="BFBFBF" w:sz="4"/>
-              <w:left w:val="single" w:color="BFBFBF" w:sz="4"/>
-              <w:bottom w:val="single" w:color="BFBFBF" w:sz="4"/>
-              <w:right w:val="single" w:color="BFBFBF" w:sz="4"/>
-            </w:tcBorders>
-            <w:tcMar>
-              <w:top w:type="dxa" w:w="60"/>
-              <w:left w:type="dxa" w:w="100"/>
-              <w:bottom w:type="dxa" w:w="60"/>
-              <w:right w:type="dxa" w:w="100"/>
-            </w:tcMar>
-          </w:tcPr>
-          <w:p>
-            <w:r>
-              <w:rPr>
-                <w:rFonts w:ascii="Calibri" w:cs="Calibri" w:eastAsia="Calibri" w:hAnsi="Calibri"/>
-                <w:sz w:val="18"/>
-                <w:szCs w:val="18"/>
-              </w:rPr>
-              <w:t xml:space="preserve">Storage outage</w:t>
-            </w:r>
-          </w:p>
-        </w:tc>
-        <w:tc>
-          <w:tcPr>
-            <w:tcW w:type="dxa" w:w="1844"/>
-            <w:tcBorders>
-              <w:top w:val="single" w:color="BFBFBF" w:sz="4"/>
-              <w:left w:val="single" w:color="BFBFBF" w:sz="4"/>
-              <w:bottom w:val="single" w:color="BFBFBF" w:sz="4"/>
-              <w:right w:val="single" w:color="BFBFBF" w:sz="4"/>
-            </w:tcBorders>
-            <w:tcMar>
-              <w:top w:type="dxa" w:w="60"/>
-              <w:left w:type="dxa" w:w="100"/>
-              <w:bottom w:type="dxa" w:w="60"/>
-              <w:right w:type="dxa" w:w="100"/>
-            </w:tcMar>
-          </w:tcPr>
-          <w:p>
-            <w:r>
-              <w:rPr>
-                <w:rFonts w:ascii="Calibri" w:cs="Calibri" w:eastAsia="Calibri" w:hAnsi="Calibri"/>
-                <w:sz w:val="18"/>
-                <w:szCs w:val="18"/>
-              </w:rPr>
-              <w:t xml:space="preserve">MT-01 passed</w:t>
-            </w:r>
-          </w:p>
-        </w:tc>
-        <w:tc>
-          <w:tcPr>
-            <w:tcW w:type="dxa" w:w="1844"/>
-            <w:tcBorders>
-              <w:top w:val="single" w:color="BFBFBF" w:sz="4"/>
-              <w:left w:val="single" w:color="BFBFBF" w:sz="4"/>
-              <w:bottom w:val="single" w:color="BFBFBF" w:sz="4"/>
-              <w:right w:val="single" w:color="BFBFBF" w:sz="4"/>
-            </w:tcBorders>
-            <w:tcMar>
-              <w:top w:type="dxa" w:w="60"/>
-              <w:left w:type="dxa" w:w="100"/>
-              <w:bottom w:type="dxa" w:w="60"/>
-              <w:right w:type="dxa" w:w="100"/>
-            </w:tcMar>
-          </w:tcPr>
-          <w:p>
-            <w:r>
-              <w:rPr>
-                <w:rFonts w:ascii="Calibri" w:cs="Calibri" w:eastAsia="Calibri" w:hAnsi="Calibri"/>
-                <w:sz w:val="18"/>
-                <w:szCs w:val="18"/>
-              </w:rPr>
-              <w:t xml:space="preserve">1) </w:t>
+              <w:t xml:space="preserve">connection failed (attempt 1…4)</w:t>
+            </w:r>
+            <w:r>
+              <w:rPr>
+                <w:rFonts w:ascii="Calibri" w:cs="Calibri" w:eastAsia="Calibri" w:hAnsi="Calibri"/>
+                <w:sz w:val="18"/>
+                <w:szCs w:val="18"/>
+              </w:rPr>
+              <w:t xml:space="preserve"> with growing delays, readiness </w:t>
             </w:r>
             <w:r>
               <w:rPr>
@@ -50705,15 +50439,15 @@
                 <w:sz w:val="16"/>
                 <w:szCs w:val="16"/>
               </w:rPr>
-              <w:t xml:space="preserve">docker compose stop mongo</w:t>
-            </w:r>
-            <w:r>
-              <w:rPr>
-                <w:rFonts w:ascii="Calibri" w:cs="Calibri" w:eastAsia="Calibri" w:hAnsi="Calibri"/>
-                <w:sz w:val="18"/>
-                <w:szCs w:val="18"/>
-              </w:rPr>
-              <w:t xml:space="preserve"> 2) </w:t>
+              <w:t xml:space="preserve">Degraded</w:t>
+            </w:r>
+            <w:r>
+              <w:rPr>
+                <w:rFonts w:ascii="Calibri" w:cs="Calibri" w:eastAsia="Calibri" w:hAnsi="Calibri"/>
+                <w:sz w:val="18"/>
+                <w:szCs w:val="18"/>
+              </w:rPr>
+              <w:t xml:space="preserve">; after </w:t>
             </w:r>
             <w:r>
               <w:rPr>
@@ -50722,15 +50456,15 @@
                 <w:sz w:val="16"/>
                 <w:szCs w:val="16"/>
               </w:rPr>
-              <w:t xml:space="preserve">GET /api/jobs</w:t>
-            </w:r>
-            <w:r>
-              <w:rPr>
-                <w:rFonts w:ascii="Calibri" w:cs="Calibri" w:eastAsia="Calibri" w:hAnsi="Calibri"/>
-                <w:sz w:val="18"/>
-                <w:szCs w:val="18"/>
-              </w:rPr>
-              <w:t xml:space="preserve"> and </w:t>
+              <w:t xml:space="preserve">docker start</w:t>
+            </w:r>
+            <w:r>
+              <w:rPr>
+                <w:rFonts w:ascii="Calibri" w:cs="Calibri" w:eastAsia="Calibri" w:hAnsi="Calibri"/>
+                <w:sz w:val="18"/>
+                <w:szCs w:val="18"/>
+              </w:rPr>
+              <w:t xml:space="preserve"> → </w:t>
             </w:r>
             <w:r>
               <w:rPr>
@@ -50739,15 +50473,15 @@
                 <w:sz w:val="16"/>
                 <w:szCs w:val="16"/>
               </w:rPr>
-              <w:t xml:space="preserve">/health/ready</w:t>
-            </w:r>
-            <w:r>
-              <w:rPr>
-                <w:rFonts w:ascii="Calibri" w:cs="Calibri" w:eastAsia="Calibri" w:hAnsi="Calibri"/>
-                <w:sz w:val="18"/>
-                <w:szCs w:val="18"/>
-              </w:rPr>
-              <w:t xml:space="preserve"> on :5001 3) </w:t>
+              <w:t xml:space="preserve">Connected … 0 events pending</w:t>
+            </w:r>
+            <w:r>
+              <w:rPr>
+                <w:rFonts w:ascii="Calibri" w:cs="Calibri" w:eastAsia="Calibri" w:hAnsi="Calibri"/>
+                <w:sz w:val="18"/>
+                <w:szCs w:val="18"/>
+              </w:rPr>
+              <w:t xml:space="preserve">; all 10 jobs Completed. The work had finished before the outage, so no event needed replay; buffering and replay are verified by </w:t>
             </w:r>
             <w:r>
               <w:rPr>
@@ -50756,79 +50490,15 @@
                 <w:sz w:val="16"/>
                 <w:szCs w:val="16"/>
               </w:rPr>
-              <w:t xml:space="preserve">docker compose start mongo</w:t>
-            </w:r>
-          </w:p>
-        </w:tc>
-        <w:tc>
-          <w:tcPr>
-            <w:tcW w:type="dxa" w:w="1844"/>
-            <w:tcBorders>
-              <w:top w:val="single" w:color="BFBFBF" w:sz="4"/>
-              <w:left w:val="single" w:color="BFBFBF" w:sz="4"/>
-              <w:bottom w:val="single" w:color="BFBFBF" w:sz="4"/>
-              <w:right w:val="single" w:color="BFBFBF" w:sz="4"/>
-            </w:tcBorders>
-            <w:tcMar>
-              <w:top w:type="dxa" w:w="60"/>
-              <w:left w:type="dxa" w:w="100"/>
-              <w:bottom w:type="dxa" w:w="60"/>
-              <w:right w:type="dxa" w:w="100"/>
-            </w:tcMar>
-          </w:tcPr>
-          <w:p>
-            <w:r>
-              <w:rPr>
-                <w:rFonts w:ascii="Calibri" w:cs="Calibri" w:eastAsia="Calibri" w:hAnsi="Calibri"/>
-                <w:sz w:val="18"/>
-                <w:szCs w:val="18"/>
-              </w:rPr>
-              <w:t xml:space="preserve">503 </w:t>
-            </w:r>
-            <w:r>
-              <w:rPr>
-                <w:rFonts w:ascii="Calibri" w:cs="Calibri" w:eastAsia="Calibri" w:hAnsi="Calibri"/>
-                <w:i/>
-                <w:iCs/>
-                <w:sz w:val="18"/>
-                <w:szCs w:val="18"/>
-              </w:rPr>
-              <w:t xml:space="preserve">Storage unavailable</w:t>
-            </w:r>
-            <w:r>
-              <w:rPr>
-                <w:rFonts w:ascii="Calibri" w:cs="Calibri" w:eastAsia="Calibri" w:hAnsi="Calibri"/>
-                <w:sz w:val="18"/>
-                <w:szCs w:val="18"/>
-              </w:rPr>
-              <w:t xml:space="preserve"> ProblemDetails within ~5 s; readiness Unhealthy; service recovers after Mongo starts</w:t>
-            </w:r>
-          </w:p>
-        </w:tc>
-        <w:tc>
-          <w:tcPr>
-            <w:tcW w:type="dxa" w:w="1847"/>
-            <w:tcBorders>
-              <w:top w:val="single" w:color="BFBFBF" w:sz="4"/>
-              <w:left w:val="single" w:color="BFBFBF" w:sz="4"/>
-              <w:bottom w:val="single" w:color="BFBFBF" w:sz="4"/>
-              <w:right w:val="single" w:color="BFBFBF" w:sz="4"/>
-            </w:tcBorders>
-            <w:tcMar>
-              <w:top w:type="dxa" w:w="60"/>
-              <w:left w:type="dxa" w:w="100"/>
-              <w:bottom w:type="dxa" w:w="60"/>
-              <w:right w:type="dxa" w:w="100"/>
-            </w:tcMar>
-          </w:tcPr>
-          <w:p>
-            <w:r>
-              <w:rPr>
-                <w:rFonts w:ascii="Calibri" w:cs="Calibri" w:eastAsia="Calibri" w:hAnsi="Calibri"/>
-                <w:sz w:val="18"/>
-                <w:szCs w:val="18"/>
-              </w:rPr>
-              <w:t xml:space="preserve">Not yet executed</w:t>
+              <w:t xml:space="preserve">JobServiceEventsClientTests</w:t>
+            </w:r>
+            <w:r>
+              <w:rPr>
+                <w:rFonts w:ascii="Calibri" w:cs="Calibri" w:eastAsia="Calibri" w:hAnsi="Calibri"/>
+                <w:sz w:val="18"/>
+                <w:szCs w:val="18"/>
+              </w:rPr>
+              <w:t xml:space="preserve"> and E2E-001</w:t>
             </w:r>
           </w:p>
         </w:tc>
@@ -50857,7 +50527,7 @@
                 <w:sz w:val="18"/>
                 <w:szCs w:val="18"/>
               </w:rPr>
-              <w:t xml:space="preserve">MT-10</w:t>
+              <w:t xml:space="preserve">MT-08</w:t>
             </w:r>
           </w:p>
         </w:tc>
@@ -50884,7 +50554,7 @@
                 <w:sz w:val="18"/>
                 <w:szCs w:val="18"/>
               </w:rPr>
-              <w:t xml:space="preserve">Live status stream (SSE)</w:t>
+              <w:t xml:space="preserve">Processor restart mid-job</w:t>
             </w:r>
           </w:p>
         </w:tc>
@@ -50938,7 +50608,7 @@
                 <w:sz w:val="18"/>
                 <w:szCs w:val="18"/>
               </w:rPr>
-              <w:t xml:space="preserve">1) Create a job 2) </w:t>
+              <w:t xml:space="preserve">1) Start the 10 × 1,000 load 2) </w:t>
             </w:r>
             <w:r>
               <w:rPr>
@@ -50947,27 +50617,16 @@
                 <w:sz w:val="16"/>
                 <w:szCs w:val="16"/>
               </w:rPr>
-              <w:t xml:space="preserve">curl.exe -N http://localhost:5001/api/jobs/&lt;id&gt;/events</w:t>
-            </w:r>
-          </w:p>
-        </w:tc>
-        <w:tc>
-          <w:tcPr>
-            <w:tcW w:type="dxa" w:w="1844"/>
-            <w:tcBorders>
-              <w:top w:val="single" w:color="BFBFBF" w:sz="4"/>
-              <w:left w:val="single" w:color="BFBFBF" w:sz="4"/>
-              <w:bottom w:val="single" w:color="BFBFBF" w:sz="4"/>
-              <w:right w:val="single" w:color="BFBFBF" w:sz="4"/>
-            </w:tcBorders>
-            <w:tcMar>
-              <w:top w:type="dxa" w:w="60"/>
-              <w:left w:type="dxa" w:w="100"/>
-              <w:bottom w:type="dxa" w:w="60"/>
-              <w:right w:type="dxa" w:w="100"/>
-            </w:tcMar>
-          </w:tcPr>
-          <w:p>
+              <w:t xml:space="preserve">docker compose restart processor-service</w:t>
+            </w:r>
+            <w:r>
+              <w:rPr>
+                <w:rFonts w:ascii="Calibri" w:cs="Calibri" w:eastAsia="Calibri" w:hAnsi="Calibri"/>
+                <w:sz w:val="18"/>
+                <w:szCs w:val="18"/>
+              </w:rPr>
+              <w:t xml:space="preserve"> while jobs are Processing 3) Watch </w:t>
+            </w:r>
             <w:r>
               <w:rPr>
                 <w:rFonts w:ascii="Consolas" w:cs="Consolas" w:eastAsia="Consolas" w:hAnsi="Consolas"/>
@@ -50975,15 +50634,34 @@
                 <w:sz w:val="16"/>
                 <w:szCs w:val="16"/>
               </w:rPr>
-              <w:t xml:space="preserve">event: status</w:t>
-            </w:r>
-            <w:r>
-              <w:rPr>
-                <w:rFonts w:ascii="Calibri" w:cs="Calibri" w:eastAsia="Calibri" w:hAnsi="Calibri"/>
-                <w:sz w:val="18"/>
-                <w:szCs w:val="18"/>
-              </w:rPr>
-              <w:t xml:space="preserve"> lines: snapshot, then Processing with progress, then Completed; stream closes</w:t>
+              <w:t xml:space="preserve">GET /api/jobs?status=Processing</w:t>
+            </w:r>
+          </w:p>
+        </w:tc>
+        <w:tc>
+          <w:tcPr>
+            <w:tcW w:type="dxa" w:w="1844"/>
+            <w:tcBorders>
+              <w:top w:val="single" w:color="BFBFBF" w:sz="4"/>
+              <w:left w:val="single" w:color="BFBFBF" w:sz="4"/>
+              <w:bottom w:val="single" w:color="BFBFBF" w:sz="4"/>
+              <w:right w:val="single" w:color="BFBFBF" w:sz="4"/>
+            </w:tcBorders>
+            <w:tcMar>
+              <w:top w:type="dxa" w:w="60"/>
+              <w:left w:type="dxa" w:w="100"/>
+              <w:bottom w:type="dxa" w:w="60"/>
+              <w:right w:type="dxa" w:w="100"/>
+            </w:tcMar>
+          </w:tcPr>
+          <w:p>
+            <w:r>
+              <w:rPr>
+                <w:rFonts w:ascii="Calibri" w:cs="Calibri" w:eastAsia="Calibri" w:hAnsi="Calibri"/>
+                <w:sz w:val="18"/>
+                <w:szCs w:val="18"/>
+              </w:rPr>
+              <w:t xml:space="preserve">Within ~60–90 s the reconciler redispatches lost jobs; all jobs end Completed</w:t>
             </w:r>
           </w:p>
         </w:tc>
@@ -51010,117 +50688,7 @@
                 <w:sz w:val="18"/>
                 <w:szCs w:val="18"/>
               </w:rPr>
-              <w:t xml:space="preserve">Passed (2026-10-27)</w:t>
-            </w:r>
-          </w:p>
-        </w:tc>
-      </w:tr>
-      <w:tr>
-        <w:tc>
-          <w:tcPr>
-            <w:tcW w:type="dxa" w:w="461"/>
-            <w:tcBorders>
-              <w:top w:val="single" w:color="BFBFBF" w:sz="4"/>
-              <w:left w:val="single" w:color="BFBFBF" w:sz="4"/>
-              <w:bottom w:val="single" w:color="BFBFBF" w:sz="4"/>
-              <w:right w:val="single" w:color="BFBFBF" w:sz="4"/>
-            </w:tcBorders>
-            <w:tcMar>
-              <w:top w:type="dxa" w:w="60"/>
-              <w:left w:type="dxa" w:w="100"/>
-              <w:bottom w:type="dxa" w:w="60"/>
-              <w:right w:type="dxa" w:w="100"/>
-            </w:tcMar>
-          </w:tcPr>
-          <w:p>
-            <w:r>
-              <w:rPr>
-                <w:rFonts w:ascii="Calibri" w:cs="Calibri" w:eastAsia="Calibri" w:hAnsi="Calibri"/>
-                <w:sz w:val="18"/>
-                <w:szCs w:val="18"/>
-              </w:rPr>
-              <w:t xml:space="preserve">MT-11</w:t>
-            </w:r>
-          </w:p>
-        </w:tc>
-        <w:tc>
-          <w:tcPr>
-            <w:tcW w:type="dxa" w:w="1798"/>
-            <w:tcBorders>
-              <w:top w:val="single" w:color="BFBFBF" w:sz="4"/>
-              <w:left w:val="single" w:color="BFBFBF" w:sz="4"/>
-              <w:bottom w:val="single" w:color="BFBFBF" w:sz="4"/>
-              <w:right w:val="single" w:color="BFBFBF" w:sz="4"/>
-            </w:tcBorders>
-            <w:tcMar>
-              <w:top w:type="dxa" w:w="60"/>
-              <w:left w:type="dxa" w:w="100"/>
-              <w:bottom w:type="dxa" w:w="60"/>
-              <w:right w:type="dxa" w:w="100"/>
-            </w:tcMar>
-          </w:tcPr>
-          <w:p>
-            <w:r>
-              <w:rPr>
-                <w:rFonts w:ascii="Calibri" w:cs="Calibri" w:eastAsia="Calibri" w:hAnsi="Calibri"/>
-                <w:sz w:val="18"/>
-                <w:szCs w:val="18"/>
-              </w:rPr>
-              <w:t xml:space="preserve">Logs in console and MongoDB</w:t>
-            </w:r>
-          </w:p>
-        </w:tc>
-        <w:tc>
-          <w:tcPr>
-            <w:tcW w:type="dxa" w:w="1844"/>
-            <w:tcBorders>
-              <w:top w:val="single" w:color="BFBFBF" w:sz="4"/>
-              <w:left w:val="single" w:color="BFBFBF" w:sz="4"/>
-              <w:bottom w:val="single" w:color="BFBFBF" w:sz="4"/>
-              <w:right w:val="single" w:color="BFBFBF" w:sz="4"/>
-            </w:tcBorders>
-            <w:tcMar>
-              <w:top w:type="dxa" w:w="60"/>
-              <w:left w:type="dxa" w:w="100"/>
-              <w:bottom w:type="dxa" w:w="60"/>
-              <w:right w:type="dxa" w:w="100"/>
-            </w:tcMar>
-          </w:tcPr>
-          <w:p>
-            <w:r>
-              <w:rPr>
-                <w:rFonts w:ascii="Calibri" w:cs="Calibri" w:eastAsia="Calibri" w:hAnsi="Calibri"/>
-                <w:sz w:val="18"/>
-                <w:szCs w:val="18"/>
-              </w:rPr>
-              <w:t xml:space="preserve">MT-02 passed</w:t>
-            </w:r>
-          </w:p>
-        </w:tc>
-        <w:tc>
-          <w:tcPr>
-            <w:tcW w:type="dxa" w:w="1844"/>
-            <w:tcBorders>
-              <w:top w:val="single" w:color="BFBFBF" w:sz="4"/>
-              <w:left w:val="single" w:color="BFBFBF" w:sz="4"/>
-              <w:bottom w:val="single" w:color="BFBFBF" w:sz="4"/>
-              <w:right w:val="single" w:color="BFBFBF" w:sz="4"/>
-            </w:tcBorders>
-            <w:tcMar>
-              <w:top w:type="dxa" w:w="60"/>
-              <w:left w:type="dxa" w:w="100"/>
-              <w:bottom w:type="dxa" w:w="60"/>
-              <w:right w:type="dxa" w:w="100"/>
-            </w:tcMar>
-          </w:tcPr>
-          <w:p>
-            <w:r>
-              <w:rPr>
-                <w:rFonts w:ascii="Calibri" w:cs="Calibri" w:eastAsia="Calibri" w:hAnsi="Calibri"/>
-                <w:sz w:val="18"/>
-                <w:szCs w:val="18"/>
-              </w:rPr>
-              <w:t xml:space="preserve">1) </w:t>
+              <w:t xml:space="preserve">Executed (2026-10-27), scenario not reached: the restart came after all 10 jobs had completed (each job takes &lt; 100 ms), so nothing was in flight; all jobs Completed. The mid-job restart and its recovery are verified by E2E-004 (gated analyzer holds a job in Processing) and </w:t>
             </w:r>
             <w:r>
               <w:rPr>
@@ -51129,15 +50697,117 @@
                 <w:sz w:val="16"/>
                 <w:szCs w:val="16"/>
               </w:rPr>
-              <w:t xml:space="preserve">docker compose logs --tail 50 job-service processor-service</w:t>
-            </w:r>
-            <w:r>
-              <w:rPr>
-                <w:rFonts w:ascii="Calibri" w:cs="Calibri" w:eastAsia="Calibri" w:hAnsi="Calibri"/>
-                <w:sz w:val="18"/>
-                <w:szCs w:val="18"/>
-              </w:rPr>
-              <w:t xml:space="preserve"> 2) </w:t>
+              <w:t xml:space="preserve">JobReconcilerTests</w:t>
+            </w:r>
+          </w:p>
+        </w:tc>
+      </w:tr>
+      <w:tr>
+        <w:tc>
+          <w:tcPr>
+            <w:tcW w:type="dxa" w:w="461"/>
+            <w:tcBorders>
+              <w:top w:val="single" w:color="BFBFBF" w:sz="4"/>
+              <w:left w:val="single" w:color="BFBFBF" w:sz="4"/>
+              <w:bottom w:val="single" w:color="BFBFBF" w:sz="4"/>
+              <w:right w:val="single" w:color="BFBFBF" w:sz="4"/>
+            </w:tcBorders>
+            <w:tcMar>
+              <w:top w:type="dxa" w:w="60"/>
+              <w:left w:type="dxa" w:w="100"/>
+              <w:bottom w:type="dxa" w:w="60"/>
+              <w:right w:type="dxa" w:w="100"/>
+            </w:tcMar>
+          </w:tcPr>
+          <w:p>
+            <w:r>
+              <w:rPr>
+                <w:rFonts w:ascii="Calibri" w:cs="Calibri" w:eastAsia="Calibri" w:hAnsi="Calibri"/>
+                <w:sz w:val="18"/>
+                <w:szCs w:val="18"/>
+              </w:rPr>
+              <w:t xml:space="preserve">MT-09</w:t>
+            </w:r>
+          </w:p>
+        </w:tc>
+        <w:tc>
+          <w:tcPr>
+            <w:tcW w:type="dxa" w:w="1798"/>
+            <w:tcBorders>
+              <w:top w:val="single" w:color="BFBFBF" w:sz="4"/>
+              <w:left w:val="single" w:color="BFBFBF" w:sz="4"/>
+              <w:bottom w:val="single" w:color="BFBFBF" w:sz="4"/>
+              <w:right w:val="single" w:color="BFBFBF" w:sz="4"/>
+            </w:tcBorders>
+            <w:tcMar>
+              <w:top w:type="dxa" w:w="60"/>
+              <w:left w:type="dxa" w:w="100"/>
+              <w:bottom w:type="dxa" w:w="60"/>
+              <w:right w:type="dxa" w:w="100"/>
+            </w:tcMar>
+          </w:tcPr>
+          <w:p>
+            <w:r>
+              <w:rPr>
+                <w:rFonts w:ascii="Calibri" w:cs="Calibri" w:eastAsia="Calibri" w:hAnsi="Calibri"/>
+                <w:sz w:val="18"/>
+                <w:szCs w:val="18"/>
+              </w:rPr>
+              <w:t xml:space="preserve">Storage outage</w:t>
+            </w:r>
+          </w:p>
+        </w:tc>
+        <w:tc>
+          <w:tcPr>
+            <w:tcW w:type="dxa" w:w="1844"/>
+            <w:tcBorders>
+              <w:top w:val="single" w:color="BFBFBF" w:sz="4"/>
+              <w:left w:val="single" w:color="BFBFBF" w:sz="4"/>
+              <w:bottom w:val="single" w:color="BFBFBF" w:sz="4"/>
+              <w:right w:val="single" w:color="BFBFBF" w:sz="4"/>
+            </w:tcBorders>
+            <w:tcMar>
+              <w:top w:type="dxa" w:w="60"/>
+              <w:left w:type="dxa" w:w="100"/>
+              <w:bottom w:type="dxa" w:w="60"/>
+              <w:right w:type="dxa" w:w="100"/>
+            </w:tcMar>
+          </w:tcPr>
+          <w:p>
+            <w:r>
+              <w:rPr>
+                <w:rFonts w:ascii="Calibri" w:cs="Calibri" w:eastAsia="Calibri" w:hAnsi="Calibri"/>
+                <w:sz w:val="18"/>
+                <w:szCs w:val="18"/>
+              </w:rPr>
+              <w:t xml:space="preserve">MT-01 passed</w:t>
+            </w:r>
+          </w:p>
+        </w:tc>
+        <w:tc>
+          <w:tcPr>
+            <w:tcW w:type="dxa" w:w="1844"/>
+            <w:tcBorders>
+              <w:top w:val="single" w:color="BFBFBF" w:sz="4"/>
+              <w:left w:val="single" w:color="BFBFBF" w:sz="4"/>
+              <w:bottom w:val="single" w:color="BFBFBF" w:sz="4"/>
+              <w:right w:val="single" w:color="BFBFBF" w:sz="4"/>
+            </w:tcBorders>
+            <w:tcMar>
+              <w:top w:type="dxa" w:w="60"/>
+              <w:left w:type="dxa" w:w="100"/>
+              <w:bottom w:type="dxa" w:w="60"/>
+              <w:right w:type="dxa" w:w="100"/>
+            </w:tcMar>
+          </w:tcPr>
+          <w:p>
+            <w:r>
+              <w:rPr>
+                <w:rFonts w:ascii="Calibri" w:cs="Calibri" w:eastAsia="Calibri" w:hAnsi="Calibri"/>
+                <w:sz w:val="18"/>
+                <w:szCs w:val="18"/>
+              </w:rPr>
+              <w:t xml:space="preserve">1) </w:t>
             </w:r>
             <w:r>
               <w:rPr>
@@ -51146,15 +50816,15 @@
                 <w:sz w:val="16"/>
                 <w:szCs w:val="16"/>
               </w:rPr>
-              <w:t xml:space="preserve">docker exec -it ta9-mongo-1 mongosh ta9_logs --eval "db.logs.find({jobId:'&lt;id&gt;'}).sort({timestamp:1})"</w:t>
-            </w:r>
-            <w:r>
-              <w:rPr>
-                <w:rFonts w:ascii="Calibri" w:cs="Calibri" w:eastAsia="Calibri" w:hAnsi="Calibri"/>
-                <w:sz w:val="18"/>
-                <w:szCs w:val="18"/>
-              </w:rPr>
-              <w:t xml:space="preserve"> with the job id from MT-02 3) </w:t>
+              <w:t xml:space="preserve">docker compose stop mongo</w:t>
+            </w:r>
+            <w:r>
+              <w:rPr>
+                <w:rFonts w:ascii="Calibri" w:cs="Calibri" w:eastAsia="Calibri" w:hAnsi="Calibri"/>
+                <w:sz w:val="18"/>
+                <w:szCs w:val="18"/>
+              </w:rPr>
+              <w:t xml:space="preserve"> 2) </w:t>
             </w:r>
             <w:r>
               <w:rPr>
@@ -51163,34 +50833,15 @@
                 <w:sz w:val="16"/>
                 <w:szCs w:val="16"/>
               </w:rPr>
-              <w:t xml:space="preserve">db.logs.find({level:'Error'})</w:t>
-            </w:r>
-          </w:p>
-        </w:tc>
-        <w:tc>
-          <w:tcPr>
-            <w:tcW w:type="dxa" w:w="1844"/>
-            <w:tcBorders>
-              <w:top w:val="single" w:color="BFBFBF" w:sz="4"/>
-              <w:left w:val="single" w:color="BFBFBF" w:sz="4"/>
-              <w:bottom w:val="single" w:color="BFBFBF" w:sz="4"/>
-              <w:right w:val="single" w:color="BFBFBF" w:sz="4"/>
-            </w:tcBorders>
-            <w:tcMar>
-              <w:top w:type="dxa" w:w="60"/>
-              <w:left w:type="dxa" w:w="100"/>
-              <w:bottom w:type="dxa" w:w="60"/>
-              <w:right w:type="dxa" w:w="100"/>
-            </w:tcMar>
-          </w:tcPr>
-          <w:p>
-            <w:r>
-              <w:rPr>
-                <w:rFonts w:ascii="Calibri" w:cs="Calibri" w:eastAsia="Calibri" w:hAnsi="Calibri"/>
-                <w:sz w:val="18"/>
-                <w:szCs w:val="18"/>
-              </w:rPr>
-              <w:t xml:space="preserve">Console shows the flow (Information); MongoDB holds Debug + Information records of all three services for the job with one </w:t>
+              <w:t xml:space="preserve">GET /api/jobs</w:t>
+            </w:r>
+            <w:r>
+              <w:rPr>
+                <w:rFonts w:ascii="Calibri" w:cs="Calibri" w:eastAsia="Calibri" w:hAnsi="Calibri"/>
+                <w:sz w:val="18"/>
+                <w:szCs w:val="18"/>
+              </w:rPr>
+              <w:t xml:space="preserve"> and </w:t>
             </w:r>
             <w:r>
               <w:rPr>
@@ -51199,15 +50850,15 @@
                 <w:sz w:val="16"/>
                 <w:szCs w:val="16"/>
               </w:rPr>
-              <w:t xml:space="preserve">correlationId</w:t>
-            </w:r>
-            <w:r>
-              <w:rPr>
-                <w:rFonts w:ascii="Calibri" w:cs="Calibri" w:eastAsia="Calibri" w:hAnsi="Calibri"/>
-                <w:sz w:val="18"/>
-                <w:szCs w:val="18"/>
-              </w:rPr>
-              <w:t xml:space="preserve">; TTL index </w:t>
+              <w:t xml:space="preserve">/health/ready</w:t>
+            </w:r>
+            <w:r>
+              <w:rPr>
+                <w:rFonts w:ascii="Calibri" w:cs="Calibri" w:eastAsia="Calibri" w:hAnsi="Calibri"/>
+                <w:sz w:val="18"/>
+                <w:szCs w:val="18"/>
+              </w:rPr>
+              <w:t xml:space="preserve"> on :5001 3) </w:t>
             </w:r>
             <w:r>
               <w:rPr>
@@ -51216,6 +50867,466 @@
                 <w:sz w:val="16"/>
                 <w:szCs w:val="16"/>
               </w:rPr>
+              <w:t xml:space="preserve">docker compose start mongo</w:t>
+            </w:r>
+          </w:p>
+        </w:tc>
+        <w:tc>
+          <w:tcPr>
+            <w:tcW w:type="dxa" w:w="1844"/>
+            <w:tcBorders>
+              <w:top w:val="single" w:color="BFBFBF" w:sz="4"/>
+              <w:left w:val="single" w:color="BFBFBF" w:sz="4"/>
+              <w:bottom w:val="single" w:color="BFBFBF" w:sz="4"/>
+              <w:right w:val="single" w:color="BFBFBF" w:sz="4"/>
+            </w:tcBorders>
+            <w:tcMar>
+              <w:top w:type="dxa" w:w="60"/>
+              <w:left w:type="dxa" w:w="100"/>
+              <w:bottom w:type="dxa" w:w="60"/>
+              <w:right w:type="dxa" w:w="100"/>
+            </w:tcMar>
+          </w:tcPr>
+          <w:p>
+            <w:r>
+              <w:rPr>
+                <w:rFonts w:ascii="Calibri" w:cs="Calibri" w:eastAsia="Calibri" w:hAnsi="Calibri"/>
+                <w:sz w:val="18"/>
+                <w:szCs w:val="18"/>
+              </w:rPr>
+              <w:t xml:space="preserve">503 </w:t>
+            </w:r>
+            <w:r>
+              <w:rPr>
+                <w:rFonts w:ascii="Calibri" w:cs="Calibri" w:eastAsia="Calibri" w:hAnsi="Calibri"/>
+                <w:i/>
+                <w:iCs/>
+                <w:sz w:val="18"/>
+                <w:szCs w:val="18"/>
+              </w:rPr>
+              <w:t xml:space="preserve">Storage unavailable</w:t>
+            </w:r>
+            <w:r>
+              <w:rPr>
+                <w:rFonts w:ascii="Calibri" w:cs="Calibri" w:eastAsia="Calibri" w:hAnsi="Calibri"/>
+                <w:sz w:val="18"/>
+                <w:szCs w:val="18"/>
+              </w:rPr>
+              <w:t xml:space="preserve"> ProblemDetails within ~5 s; readiness Unhealthy; service recovers after Mongo starts</w:t>
+            </w:r>
+          </w:p>
+        </w:tc>
+        <w:tc>
+          <w:tcPr>
+            <w:tcW w:type="dxa" w:w="1847"/>
+            <w:tcBorders>
+              <w:top w:val="single" w:color="BFBFBF" w:sz="4"/>
+              <w:left w:val="single" w:color="BFBFBF" w:sz="4"/>
+              <w:bottom w:val="single" w:color="BFBFBF" w:sz="4"/>
+              <w:right w:val="single" w:color="BFBFBF" w:sz="4"/>
+            </w:tcBorders>
+            <w:tcMar>
+              <w:top w:type="dxa" w:w="60"/>
+              <w:left w:type="dxa" w:w="100"/>
+              <w:bottom w:type="dxa" w:w="60"/>
+              <w:right w:type="dxa" w:w="100"/>
+            </w:tcMar>
+          </w:tcPr>
+          <w:p>
+            <w:r>
+              <w:rPr>
+                <w:rFonts w:ascii="Calibri" w:cs="Calibri" w:eastAsia="Calibri" w:hAnsi="Calibri"/>
+                <w:sz w:val="18"/>
+                <w:szCs w:val="18"/>
+              </w:rPr>
+              <w:t xml:space="preserve">Not yet executed</w:t>
+            </w:r>
+          </w:p>
+        </w:tc>
+      </w:tr>
+      <w:tr>
+        <w:tc>
+          <w:tcPr>
+            <w:tcW w:type="dxa" w:w="461"/>
+            <w:tcBorders>
+              <w:top w:val="single" w:color="BFBFBF" w:sz="4"/>
+              <w:left w:val="single" w:color="BFBFBF" w:sz="4"/>
+              <w:bottom w:val="single" w:color="BFBFBF" w:sz="4"/>
+              <w:right w:val="single" w:color="BFBFBF" w:sz="4"/>
+            </w:tcBorders>
+            <w:tcMar>
+              <w:top w:type="dxa" w:w="60"/>
+              <w:left w:type="dxa" w:w="100"/>
+              <w:bottom w:type="dxa" w:w="60"/>
+              <w:right w:type="dxa" w:w="100"/>
+            </w:tcMar>
+          </w:tcPr>
+          <w:p>
+            <w:r>
+              <w:rPr>
+                <w:rFonts w:ascii="Calibri" w:cs="Calibri" w:eastAsia="Calibri" w:hAnsi="Calibri"/>
+                <w:sz w:val="18"/>
+                <w:szCs w:val="18"/>
+              </w:rPr>
+              <w:t xml:space="preserve">MT-10</w:t>
+            </w:r>
+          </w:p>
+        </w:tc>
+        <w:tc>
+          <w:tcPr>
+            <w:tcW w:type="dxa" w:w="1798"/>
+            <w:tcBorders>
+              <w:top w:val="single" w:color="BFBFBF" w:sz="4"/>
+              <w:left w:val="single" w:color="BFBFBF" w:sz="4"/>
+              <w:bottom w:val="single" w:color="BFBFBF" w:sz="4"/>
+              <w:right w:val="single" w:color="BFBFBF" w:sz="4"/>
+            </w:tcBorders>
+            <w:tcMar>
+              <w:top w:type="dxa" w:w="60"/>
+              <w:left w:type="dxa" w:w="100"/>
+              <w:bottom w:type="dxa" w:w="60"/>
+              <w:right w:type="dxa" w:w="100"/>
+            </w:tcMar>
+          </w:tcPr>
+          <w:p>
+            <w:r>
+              <w:rPr>
+                <w:rFonts w:ascii="Calibri" w:cs="Calibri" w:eastAsia="Calibri" w:hAnsi="Calibri"/>
+                <w:sz w:val="18"/>
+                <w:szCs w:val="18"/>
+              </w:rPr>
+              <w:t xml:space="preserve">Live status stream (SSE)</w:t>
+            </w:r>
+          </w:p>
+        </w:tc>
+        <w:tc>
+          <w:tcPr>
+            <w:tcW w:type="dxa" w:w="1844"/>
+            <w:tcBorders>
+              <w:top w:val="single" w:color="BFBFBF" w:sz="4"/>
+              <w:left w:val="single" w:color="BFBFBF" w:sz="4"/>
+              <w:bottom w:val="single" w:color="BFBFBF" w:sz="4"/>
+              <w:right w:val="single" w:color="BFBFBF" w:sz="4"/>
+            </w:tcBorders>
+            <w:tcMar>
+              <w:top w:type="dxa" w:w="60"/>
+              <w:left w:type="dxa" w:w="100"/>
+              <w:bottom w:type="dxa" w:w="60"/>
+              <w:right w:type="dxa" w:w="100"/>
+            </w:tcMar>
+          </w:tcPr>
+          <w:p>
+            <w:r>
+              <w:rPr>
+                <w:rFonts w:ascii="Calibri" w:cs="Calibri" w:eastAsia="Calibri" w:hAnsi="Calibri"/>
+                <w:sz w:val="18"/>
+                <w:szCs w:val="18"/>
+              </w:rPr>
+              <w:t xml:space="preserve">MT-01 passed</w:t>
+            </w:r>
+          </w:p>
+        </w:tc>
+        <w:tc>
+          <w:tcPr>
+            <w:tcW w:type="dxa" w:w="1844"/>
+            <w:tcBorders>
+              <w:top w:val="single" w:color="BFBFBF" w:sz="4"/>
+              <w:left w:val="single" w:color="BFBFBF" w:sz="4"/>
+              <w:bottom w:val="single" w:color="BFBFBF" w:sz="4"/>
+              <w:right w:val="single" w:color="BFBFBF" w:sz="4"/>
+            </w:tcBorders>
+            <w:tcMar>
+              <w:top w:type="dxa" w:w="60"/>
+              <w:left w:type="dxa" w:w="100"/>
+              <w:bottom w:type="dxa" w:w="60"/>
+              <w:right w:type="dxa" w:w="100"/>
+            </w:tcMar>
+          </w:tcPr>
+          <w:p>
+            <w:r>
+              <w:rPr>
+                <w:rFonts w:ascii="Calibri" w:cs="Calibri" w:eastAsia="Calibri" w:hAnsi="Calibri"/>
+                <w:sz w:val="18"/>
+                <w:szCs w:val="18"/>
+              </w:rPr>
+              <w:t xml:space="preserve">1) Create a job 2) </w:t>
+            </w:r>
+            <w:r>
+              <w:rPr>
+                <w:rFonts w:ascii="Consolas" w:cs="Consolas" w:eastAsia="Consolas" w:hAnsi="Consolas"/>
+                <w:color w:val="5B2C6F"/>
+                <w:sz w:val="16"/>
+                <w:szCs w:val="16"/>
+              </w:rPr>
+              <w:t xml:space="preserve">curl.exe -N http://localhost:5001/api/jobs/&lt;id&gt;/events</w:t>
+            </w:r>
+          </w:p>
+        </w:tc>
+        <w:tc>
+          <w:tcPr>
+            <w:tcW w:type="dxa" w:w="1844"/>
+            <w:tcBorders>
+              <w:top w:val="single" w:color="BFBFBF" w:sz="4"/>
+              <w:left w:val="single" w:color="BFBFBF" w:sz="4"/>
+              <w:bottom w:val="single" w:color="BFBFBF" w:sz="4"/>
+              <w:right w:val="single" w:color="BFBFBF" w:sz="4"/>
+            </w:tcBorders>
+            <w:tcMar>
+              <w:top w:type="dxa" w:w="60"/>
+              <w:left w:type="dxa" w:w="100"/>
+              <w:bottom w:type="dxa" w:w="60"/>
+              <w:right w:type="dxa" w:w="100"/>
+            </w:tcMar>
+          </w:tcPr>
+          <w:p>
+            <w:r>
+              <w:rPr>
+                <w:rFonts w:ascii="Consolas" w:cs="Consolas" w:eastAsia="Consolas" w:hAnsi="Consolas"/>
+                <w:color w:val="5B2C6F"/>
+                <w:sz w:val="16"/>
+                <w:szCs w:val="16"/>
+              </w:rPr>
+              <w:t xml:space="preserve">event: status</w:t>
+            </w:r>
+            <w:r>
+              <w:rPr>
+                <w:rFonts w:ascii="Calibri" w:cs="Calibri" w:eastAsia="Calibri" w:hAnsi="Calibri"/>
+                <w:sz w:val="18"/>
+                <w:szCs w:val="18"/>
+              </w:rPr>
+              <w:t xml:space="preserve"> lines: snapshot, then Processing with progress, then Completed; stream closes</w:t>
+            </w:r>
+          </w:p>
+        </w:tc>
+        <w:tc>
+          <w:tcPr>
+            <w:tcW w:type="dxa" w:w="1847"/>
+            <w:tcBorders>
+              <w:top w:val="single" w:color="BFBFBF" w:sz="4"/>
+              <w:left w:val="single" w:color="BFBFBF" w:sz="4"/>
+              <w:bottom w:val="single" w:color="BFBFBF" w:sz="4"/>
+              <w:right w:val="single" w:color="BFBFBF" w:sz="4"/>
+            </w:tcBorders>
+            <w:tcMar>
+              <w:top w:type="dxa" w:w="60"/>
+              <w:left w:type="dxa" w:w="100"/>
+              <w:bottom w:type="dxa" w:w="60"/>
+              <w:right w:type="dxa" w:w="100"/>
+            </w:tcMar>
+          </w:tcPr>
+          <w:p>
+            <w:r>
+              <w:rPr>
+                <w:rFonts w:ascii="Calibri" w:cs="Calibri" w:eastAsia="Calibri" w:hAnsi="Calibri"/>
+                <w:sz w:val="18"/>
+                <w:szCs w:val="18"/>
+              </w:rPr>
+              <w:t xml:space="preserve">Passed (2026-10-27)</w:t>
+            </w:r>
+          </w:p>
+        </w:tc>
+      </w:tr>
+      <w:tr>
+        <w:tc>
+          <w:tcPr>
+            <w:tcW w:type="dxa" w:w="461"/>
+            <w:tcBorders>
+              <w:top w:val="single" w:color="BFBFBF" w:sz="4"/>
+              <w:left w:val="single" w:color="BFBFBF" w:sz="4"/>
+              <w:bottom w:val="single" w:color="BFBFBF" w:sz="4"/>
+              <w:right w:val="single" w:color="BFBFBF" w:sz="4"/>
+            </w:tcBorders>
+            <w:tcMar>
+              <w:top w:type="dxa" w:w="60"/>
+              <w:left w:type="dxa" w:w="100"/>
+              <w:bottom w:type="dxa" w:w="60"/>
+              <w:right w:type="dxa" w:w="100"/>
+            </w:tcMar>
+          </w:tcPr>
+          <w:p>
+            <w:r>
+              <w:rPr>
+                <w:rFonts w:ascii="Calibri" w:cs="Calibri" w:eastAsia="Calibri" w:hAnsi="Calibri"/>
+                <w:sz w:val="18"/>
+                <w:szCs w:val="18"/>
+              </w:rPr>
+              <w:t xml:space="preserve">MT-11</w:t>
+            </w:r>
+          </w:p>
+        </w:tc>
+        <w:tc>
+          <w:tcPr>
+            <w:tcW w:type="dxa" w:w="1798"/>
+            <w:tcBorders>
+              <w:top w:val="single" w:color="BFBFBF" w:sz="4"/>
+              <w:left w:val="single" w:color="BFBFBF" w:sz="4"/>
+              <w:bottom w:val="single" w:color="BFBFBF" w:sz="4"/>
+              <w:right w:val="single" w:color="BFBFBF" w:sz="4"/>
+            </w:tcBorders>
+            <w:tcMar>
+              <w:top w:type="dxa" w:w="60"/>
+              <w:left w:type="dxa" w:w="100"/>
+              <w:bottom w:type="dxa" w:w="60"/>
+              <w:right w:type="dxa" w:w="100"/>
+            </w:tcMar>
+          </w:tcPr>
+          <w:p>
+            <w:r>
+              <w:rPr>
+                <w:rFonts w:ascii="Calibri" w:cs="Calibri" w:eastAsia="Calibri" w:hAnsi="Calibri"/>
+                <w:sz w:val="18"/>
+                <w:szCs w:val="18"/>
+              </w:rPr>
+              <w:t xml:space="preserve">Logs in console and MongoDB</w:t>
+            </w:r>
+          </w:p>
+        </w:tc>
+        <w:tc>
+          <w:tcPr>
+            <w:tcW w:type="dxa" w:w="1844"/>
+            <w:tcBorders>
+              <w:top w:val="single" w:color="BFBFBF" w:sz="4"/>
+              <w:left w:val="single" w:color="BFBFBF" w:sz="4"/>
+              <w:bottom w:val="single" w:color="BFBFBF" w:sz="4"/>
+              <w:right w:val="single" w:color="BFBFBF" w:sz="4"/>
+            </w:tcBorders>
+            <w:tcMar>
+              <w:top w:type="dxa" w:w="60"/>
+              <w:left w:type="dxa" w:w="100"/>
+              <w:bottom w:type="dxa" w:w="60"/>
+              <w:right w:type="dxa" w:w="100"/>
+            </w:tcMar>
+          </w:tcPr>
+          <w:p>
+            <w:r>
+              <w:rPr>
+                <w:rFonts w:ascii="Calibri" w:cs="Calibri" w:eastAsia="Calibri" w:hAnsi="Calibri"/>
+                <w:sz w:val="18"/>
+                <w:szCs w:val="18"/>
+              </w:rPr>
+              <w:t xml:space="preserve">MT-02 passed</w:t>
+            </w:r>
+          </w:p>
+        </w:tc>
+        <w:tc>
+          <w:tcPr>
+            <w:tcW w:type="dxa" w:w="1844"/>
+            <w:tcBorders>
+              <w:top w:val="single" w:color="BFBFBF" w:sz="4"/>
+              <w:left w:val="single" w:color="BFBFBF" w:sz="4"/>
+              <w:bottom w:val="single" w:color="BFBFBF" w:sz="4"/>
+              <w:right w:val="single" w:color="BFBFBF" w:sz="4"/>
+            </w:tcBorders>
+            <w:tcMar>
+              <w:top w:type="dxa" w:w="60"/>
+              <w:left w:type="dxa" w:w="100"/>
+              <w:bottom w:type="dxa" w:w="60"/>
+              <w:right w:type="dxa" w:w="100"/>
+            </w:tcMar>
+          </w:tcPr>
+          <w:p>
+            <w:r>
+              <w:rPr>
+                <w:rFonts w:ascii="Calibri" w:cs="Calibri" w:eastAsia="Calibri" w:hAnsi="Calibri"/>
+                <w:sz w:val="18"/>
+                <w:szCs w:val="18"/>
+              </w:rPr>
+              <w:t xml:space="preserve">1) </w:t>
+            </w:r>
+            <w:r>
+              <w:rPr>
+                <w:rFonts w:ascii="Consolas" w:cs="Consolas" w:eastAsia="Consolas" w:hAnsi="Consolas"/>
+                <w:color w:val="5B2C6F"/>
+                <w:sz w:val="16"/>
+                <w:szCs w:val="16"/>
+              </w:rPr>
+              <w:t xml:space="preserve">docker compose logs --tail 50 job-service processor-service</w:t>
+            </w:r>
+            <w:r>
+              <w:rPr>
+                <w:rFonts w:ascii="Calibri" w:cs="Calibri" w:eastAsia="Calibri" w:hAnsi="Calibri"/>
+                <w:sz w:val="18"/>
+                <w:szCs w:val="18"/>
+              </w:rPr>
+              <w:t xml:space="preserve"> 2) </w:t>
+            </w:r>
+            <w:r>
+              <w:rPr>
+                <w:rFonts w:ascii="Consolas" w:cs="Consolas" w:eastAsia="Consolas" w:hAnsi="Consolas"/>
+                <w:color w:val="5B2C6F"/>
+                <w:sz w:val="16"/>
+                <w:szCs w:val="16"/>
+              </w:rPr>
+              <w:t xml:space="preserve">docker exec -it ta9-mongo-1 mongosh ta9_logs --eval "db.logs.find({jobId:'&lt;id&gt;'}).sort({timestamp:1})"</w:t>
+            </w:r>
+            <w:r>
+              <w:rPr>
+                <w:rFonts w:ascii="Calibri" w:cs="Calibri" w:eastAsia="Calibri" w:hAnsi="Calibri"/>
+                <w:sz w:val="18"/>
+                <w:szCs w:val="18"/>
+              </w:rPr>
+              <w:t xml:space="preserve"> with the job id from MT-02 3) </w:t>
+            </w:r>
+            <w:r>
+              <w:rPr>
+                <w:rFonts w:ascii="Consolas" w:cs="Consolas" w:eastAsia="Consolas" w:hAnsi="Consolas"/>
+                <w:color w:val="5B2C6F"/>
+                <w:sz w:val="16"/>
+                <w:szCs w:val="16"/>
+              </w:rPr>
+              <w:t xml:space="preserve">db.logs.find({level:'Error'})</w:t>
+            </w:r>
+          </w:p>
+        </w:tc>
+        <w:tc>
+          <w:tcPr>
+            <w:tcW w:type="dxa" w:w="1844"/>
+            <w:tcBorders>
+              <w:top w:val="single" w:color="BFBFBF" w:sz="4"/>
+              <w:left w:val="single" w:color="BFBFBF" w:sz="4"/>
+              <w:bottom w:val="single" w:color="BFBFBF" w:sz="4"/>
+              <w:right w:val="single" w:color="BFBFBF" w:sz="4"/>
+            </w:tcBorders>
+            <w:tcMar>
+              <w:top w:type="dxa" w:w="60"/>
+              <w:left w:type="dxa" w:w="100"/>
+              <w:bottom w:type="dxa" w:w="60"/>
+              <w:right w:type="dxa" w:w="100"/>
+            </w:tcMar>
+          </w:tcPr>
+          <w:p>
+            <w:r>
+              <w:rPr>
+                <w:rFonts w:ascii="Calibri" w:cs="Calibri" w:eastAsia="Calibri" w:hAnsi="Calibri"/>
+                <w:sz w:val="18"/>
+                <w:szCs w:val="18"/>
+              </w:rPr>
+              <w:t xml:space="preserve">Console shows the flow (Information); MongoDB holds Debug + Information records of all three services for the job with one </w:t>
+            </w:r>
+            <w:r>
+              <w:rPr>
+                <w:rFonts w:ascii="Consolas" w:cs="Consolas" w:eastAsia="Consolas" w:hAnsi="Consolas"/>
+                <w:color w:val="5B2C6F"/>
+                <w:sz w:val="16"/>
+                <w:szCs w:val="16"/>
+              </w:rPr>
+              <w:t xml:space="preserve">correlationId</w:t>
+            </w:r>
+            <w:r>
+              <w:rPr>
+                <w:rFonts w:ascii="Calibri" w:cs="Calibri" w:eastAsia="Calibri" w:hAnsi="Calibri"/>
+                <w:sz w:val="18"/>
+                <w:szCs w:val="18"/>
+              </w:rPr>
+              <w:t xml:space="preserve">; TTL index </w:t>
+            </w:r>
+            <w:r>
+              <w:rPr>
+                <w:rFonts w:ascii="Consolas" w:cs="Consolas" w:eastAsia="Consolas" w:hAnsi="Consolas"/>
+                <w:color w:val="5B2C6F"/>
+                <w:sz w:val="16"/>
+                <w:szCs w:val="16"/>
+              </w:rPr>
               <w:t xml:space="preserve">ttl_timestamp</w:t>
             </w:r>
             <w:r>
@@ -51251,7 +51362,101 @@
                 <w:sz w:val="18"/>
                 <w:szCs w:val="18"/>
               </w:rPr>
-              <w:t xml:space="preserve">Not yet executed</w:t>
+              <w:t xml:space="preserve">Passed (2026-10-27): console shows the Information flow; </w:t>
+            </w:r>
+            <w:r>
+              <w:rPr>
+                <w:rFonts w:ascii="Consolas" w:cs="Consolas" w:eastAsia="Consolas" w:hAnsi="Consolas"/>
+                <w:color w:val="5B2C6F"/>
+                <w:sz w:val="16"/>
+                <w:szCs w:val="16"/>
+              </w:rPr>
+              <w:t xml:space="preserve">ta9_logs.logs</w:t>
+            </w:r>
+            <w:r>
+              <w:rPr>
+                <w:rFonts w:ascii="Calibri" w:cs="Calibri" w:eastAsia="Calibri" w:hAnsi="Calibri"/>
+                <w:sz w:val="18"/>
+                <w:szCs w:val="18"/>
+              </w:rPr>
+              <w:t xml:space="preserve"> holds Debug + Information lines of job-service and processor-service for the job under one correlation id; indexes </w:t>
+            </w:r>
+            <w:r>
+              <w:rPr>
+                <w:rFonts w:ascii="Consolas" w:cs="Consolas" w:eastAsia="Consolas" w:hAnsi="Consolas"/>
+                <w:color w:val="5B2C6F"/>
+                <w:sz w:val="16"/>
+                <w:szCs w:val="16"/>
+              </w:rPr>
+              <w:t xml:space="preserve">ttl_timestamp</w:t>
+            </w:r>
+            <w:r>
+              <w:rPr>
+                <w:rFonts w:ascii="Calibri" w:cs="Calibri" w:eastAsia="Calibri" w:hAnsi="Calibri"/>
+                <w:sz w:val="18"/>
+                <w:szCs w:val="18"/>
+              </w:rPr>
+              <w:t xml:space="preserve">, </w:t>
+            </w:r>
+            <w:r>
+              <w:rPr>
+                <w:rFonts w:ascii="Consolas" w:cs="Consolas" w:eastAsia="Consolas" w:hAnsi="Consolas"/>
+                <w:color w:val="5B2C6F"/>
+                <w:sz w:val="16"/>
+                <w:szCs w:val="16"/>
+              </w:rPr>
+              <w:t xml:space="preserve">jobId_1_timestamp_1</w:t>
+            </w:r>
+            <w:r>
+              <w:rPr>
+                <w:rFonts w:ascii="Calibri" w:cs="Calibri" w:eastAsia="Calibri" w:hAnsi="Calibri"/>
+                <w:sz w:val="18"/>
+                <w:szCs w:val="18"/>
+              </w:rPr>
+              <w:t xml:space="preserve">, </w:t>
+            </w:r>
+            <w:r>
+              <w:rPr>
+                <w:rFonts w:ascii="Consolas" w:cs="Consolas" w:eastAsia="Consolas" w:hAnsi="Consolas"/>
+                <w:color w:val="5B2C6F"/>
+                <w:sz w:val="16"/>
+                <w:szCs w:val="16"/>
+              </w:rPr>
+              <w:t xml:space="preserve">correlationId_1_timestamp_1</w:t>
+            </w:r>
+            <w:r>
+              <w:rPr>
+                <w:rFonts w:ascii="Calibri" w:cs="Calibri" w:eastAsia="Calibri" w:hAnsi="Calibri"/>
+                <w:sz w:val="18"/>
+                <w:szCs w:val="18"/>
+              </w:rPr>
+              <w:t xml:space="preserve">, </w:t>
+            </w:r>
+            <w:r>
+              <w:rPr>
+                <w:rFonts w:ascii="Consolas" w:cs="Consolas" w:eastAsia="Consolas" w:hAnsi="Consolas"/>
+                <w:color w:val="5B2C6F"/>
+                <w:sz w:val="16"/>
+                <w:szCs w:val="16"/>
+              </w:rPr>
+              <w:t xml:space="preserve">level_1_timestamp_-1</w:t>
+            </w:r>
+            <w:r>
+              <w:rPr>
+                <w:rFonts w:ascii="Calibri" w:cs="Calibri" w:eastAsia="Calibri" w:hAnsi="Calibri"/>
+                <w:sz w:val="18"/>
+                <w:szCs w:val="18"/>
+              </w:rPr>
+              <w:t xml:space="preserve">, </w:t>
+            </w:r>
+            <w:r>
+              <w:rPr>
+                <w:rFonts w:ascii="Consolas" w:cs="Consolas" w:eastAsia="Consolas" w:hAnsi="Consolas"/>
+                <w:color w:val="5B2C6F"/>
+                <w:sz w:val="16"/>
+                <w:szCs w:val="16"/>
+              </w:rPr>
+              <w:t xml:space="preserve">service_1_timestamp_-1</w:t>
             </w:r>
           </w:p>
         </w:tc>

--- a/docs/testing/TA9-STD.docx
+++ b/docs/testing/TA9-STD.docx
@@ -50939,7 +50939,136 @@
                 <w:sz w:val="18"/>
                 <w:szCs w:val="18"/>
               </w:rPr>
-              <w:t xml:space="preserve">Not yet executed</w:t>
+              <w:t xml:space="preserve">Passed (2026-10-27): </w:t>
+            </w:r>
+            <w:r>
+              <w:rPr>
+                <w:rFonts w:ascii="Consolas" w:cs="Consolas" w:eastAsia="Consolas" w:hAnsi="Consolas"/>
+                <w:color w:val="5B2C6F"/>
+                <w:sz w:val="16"/>
+                <w:szCs w:val="16"/>
+              </w:rPr>
+              <w:t xml:space="preserve">docker stop</w:t>
+            </w:r>
+            <w:r>
+              <w:rPr>
+                <w:rFonts w:ascii="Calibri" w:cs="Calibri" w:eastAsia="Calibri" w:hAnsi="Calibri"/>
+                <w:sz w:val="18"/>
+                <w:szCs w:val="18"/>
+              </w:rPr>
+              <w:t xml:space="preserve"> of MongoDB → </w:t>
+            </w:r>
+            <w:r>
+              <w:rPr>
+                <w:rFonts w:ascii="Consolas" w:cs="Consolas" w:eastAsia="Consolas" w:hAnsi="Consolas"/>
+                <w:color w:val="5B2C6F"/>
+                <w:sz w:val="16"/>
+                <w:szCs w:val="16"/>
+              </w:rPr>
+              <w:t xml:space="preserve">GET /api/jobs</w:t>
+            </w:r>
+            <w:r>
+              <w:rPr>
+                <w:rFonts w:ascii="Calibri" w:cs="Calibri" w:eastAsia="Calibri" w:hAnsi="Calibri"/>
+                <w:sz w:val="18"/>
+                <w:szCs w:val="18"/>
+              </w:rPr>
+              <w:t xml:space="preserve"> 503 </w:t>
+            </w:r>
+            <w:r>
+              <w:rPr>
+                <w:rFonts w:ascii="Calibri" w:cs="Calibri" w:eastAsia="Calibri" w:hAnsi="Calibri"/>
+                <w:i/>
+                <w:iCs/>
+                <w:sz w:val="18"/>
+                <w:szCs w:val="18"/>
+              </w:rPr>
+              <w:t xml:space="preserve">Storage unavailable</w:t>
+            </w:r>
+            <w:r>
+              <w:rPr>
+                <w:rFonts w:ascii="Calibri" w:cs="Calibri" w:eastAsia="Calibri" w:hAnsi="Calibri"/>
+                <w:sz w:val="18"/>
+                <w:szCs w:val="18"/>
+              </w:rPr>
+              <w:t xml:space="preserve"> (problem+json) after 5.0–5.2 s; </w:t>
+            </w:r>
+            <w:r>
+              <w:rPr>
+                <w:rFonts w:ascii="Consolas" w:cs="Consolas" w:eastAsia="Consolas" w:hAnsi="Consolas"/>
+                <w:color w:val="5B2C6F"/>
+                <w:sz w:val="16"/>
+                <w:szCs w:val="16"/>
+              </w:rPr>
+              <w:t xml:space="preserve">/health/ready</w:t>
+            </w:r>
+            <w:r>
+              <w:rPr>
+                <w:rFonts w:ascii="Calibri" w:cs="Calibri" w:eastAsia="Calibri" w:hAnsi="Calibri"/>
+                <w:sz w:val="18"/>
+                <w:szCs w:val="18"/>
+              </w:rPr>
+              <w:t xml:space="preserve"> 503 Unhealthy; Error </w:t>
+            </w:r>
+            <w:r>
+              <w:rPr>
+                <w:rFonts w:ascii="Consolas" w:cs="Consolas" w:eastAsia="Consolas" w:hAnsi="Consolas"/>
+                <w:color w:val="5B2C6F"/>
+                <w:sz w:val="16"/>
+                <w:szCs w:val="16"/>
+              </w:rPr>
+              <w:t xml:space="preserve">Request failed: Storage unavailable</w:t>
+            </w:r>
+            <w:r>
+              <w:rPr>
+                <w:rFonts w:ascii="Calibri" w:cs="Calibri" w:eastAsia="Calibri" w:hAnsi="Calibri"/>
+                <w:sz w:val="18"/>
+                <w:szCs w:val="18"/>
+              </w:rPr>
+              <w:t xml:space="preserve"> with correlation id and </w:t>
+            </w:r>
+            <w:r>
+              <w:rPr>
+                <w:rFonts w:ascii="Consolas" w:cs="Consolas" w:eastAsia="Consolas" w:hAnsi="Consolas"/>
+                <w:color w:val="5B2C6F"/>
+                <w:sz w:val="16"/>
+                <w:szCs w:val="16"/>
+              </w:rPr>
+              <w:t xml:space="preserve">[ta9-log-sink] could not store</w:t>
+            </w:r>
+            <w:r>
+              <w:rPr>
+                <w:rFonts w:ascii="Calibri" w:cs="Calibri" w:eastAsia="Calibri" w:hAnsi="Calibri"/>
+                <w:sz w:val="18"/>
+                <w:szCs w:val="18"/>
+              </w:rPr>
+              <w:t xml:space="preserve"> on the console; after </w:t>
+            </w:r>
+            <w:r>
+              <w:rPr>
+                <w:rFonts w:ascii="Consolas" w:cs="Consolas" w:eastAsia="Consolas" w:hAnsi="Consolas"/>
+                <w:color w:val="5B2C6F"/>
+                <w:sz w:val="16"/>
+                <w:szCs w:val="16"/>
+              </w:rPr>
+              <w:t xml:space="preserve">docker start</w:t>
+            </w:r>
+            <w:r>
+              <w:rPr>
+                <w:rFonts w:ascii="Calibri" w:cs="Calibri" w:eastAsia="Calibri" w:hAnsi="Calibri"/>
+                <w:sz w:val="18"/>
+                <w:szCs w:val="18"/>
+              </w:rPr>
+              <w:t xml:space="preserve"> → 200 and Healthy; each service stored a Warning </w:t>
+            </w:r>
+            <w:r>
+              <w:rPr>
+                <w:rFonts w:ascii="Consolas" w:cs="Consolas" w:eastAsia="Consolas" w:hAnsi="Consolas"/>
+                <w:color w:val="5B2C6F"/>
+                <w:sz w:val="16"/>
+                <w:szCs w:val="16"/>
+              </w:rPr>
+              <w:t xml:space="preserve">N log events were not stored</w:t>
             </w:r>
           </w:p>
         </w:tc>

--- a/docs/testing/TA9-STD.docx
+++ b/docs/testing/TA9-STD.docx
@@ -49611,7 +49611,7 @@
                 <w:sz w:val="18"/>
                 <w:szCs w:val="18"/>
               </w:rPr>
-              <w:t xml:space="preserve">Not yet executed</w:t>
+              <w:t xml:space="preserve">Passed (2026-10-27): Collection Runner, 12 / 12 checks passed (201 + Pending, 200, results 200, 204; cancel 202; 400, 400, 404 problem+json); all internal and health requests 200</w:t>
             </w:r>
           </w:p>
         </w:tc>
